--- a/FBL-PhD-research-proposal.docx
+++ b/FBL-PhD-research-proposal.docx
@@ -735,12 +735,22 @@
         </w:p>
         <w:p>
           <w:pPr>
+            <w:tabs>
+              <w:tab w:val="left" w:pos="2280"/>
+            </w:tabs>
             <w:jc w:val="both"/>
             <w:rPr>
               <w:rFonts w:ascii="Arial" w:hAnsi="Arial" w:cs="Arial"/>
               <w:lang w:val="en-US"/>
             </w:rPr>
           </w:pPr>
+          <w:r>
+            <w:rPr>
+              <w:rFonts w:ascii="Arial" w:hAnsi="Arial" w:cs="Arial"/>
+              <w:lang w:val="en-US"/>
+            </w:rPr>
+            <w:tab/>
+          </w:r>
         </w:p>
         <w:p>
           <w:pPr>
@@ -749,7 +759,7 @@
               <w:tab w:val="right" w:leader="dot" w:pos="9016"/>
             </w:tabs>
             <w:rPr>
-              <w:rFonts w:ascii="Arial" w:eastAsiaTheme="minorEastAsia" w:hAnsi="Arial" w:cs="Arial"/>
+              <w:rFonts w:eastAsiaTheme="minorEastAsia"/>
               <w:noProof/>
               <w:lang w:eastAsia="en-GB"/>
             </w:rPr>
@@ -772,7 +782,7 @@
             </w:rPr>
             <w:fldChar w:fldCharType="separate"/>
           </w:r>
-          <w:hyperlink w:anchor="_Toc220959283" w:history="1">
+          <w:hyperlink w:anchor="_Toc221004901" w:history="1">
             <w:r>
               <w:rPr>
                 <w:rStyle w:val="Hyperlink"/>
@@ -783,7 +793,6 @@
             </w:r>
             <w:r>
               <w:rPr>
-                <w:rFonts w:ascii="Arial" w:hAnsi="Arial" w:cs="Arial"/>
                 <w:noProof/>
                 <w:webHidden/>
               </w:rPr>
@@ -791,7 +800,6 @@
             </w:r>
             <w:r>
               <w:rPr>
-                <w:rFonts w:ascii="Arial" w:hAnsi="Arial" w:cs="Arial"/>
                 <w:noProof/>
                 <w:webHidden/>
               </w:rPr>
@@ -799,22 +807,19 @@
             </w:r>
             <w:r>
               <w:rPr>
-                <w:rFonts w:ascii="Arial" w:hAnsi="Arial" w:cs="Arial"/>
                 <w:noProof/>
                 <w:webHidden/>
               </w:rPr>
-              <w:instrText xml:space="preserve"> PAGEREF _Toc220959283 \h </w:instrText>
-            </w:r>
-            <w:r>
-              <w:rPr>
-                <w:rFonts w:ascii="Arial" w:hAnsi="Arial" w:cs="Arial"/>
+              <w:instrText xml:space="preserve"> PAGEREF _Toc221004901 \h </w:instrText>
+            </w:r>
+            <w:r>
+              <w:rPr>
                 <w:noProof/>
                 <w:webHidden/>
               </w:rPr>
             </w:r>
             <w:r>
               <w:rPr>
-                <w:rFonts w:ascii="Arial" w:hAnsi="Arial" w:cs="Arial"/>
                 <w:noProof/>
                 <w:webHidden/>
               </w:rPr>
@@ -822,7 +827,6 @@
             </w:r>
             <w:r>
               <w:rPr>
-                <w:rFonts w:ascii="Arial" w:hAnsi="Arial" w:cs="Arial"/>
                 <w:noProof/>
                 <w:webHidden/>
               </w:rPr>
@@ -830,7 +834,6 @@
             </w:r>
             <w:r>
               <w:rPr>
-                <w:rFonts w:ascii="Arial" w:hAnsi="Arial" w:cs="Arial"/>
                 <w:noProof/>
                 <w:webHidden/>
               </w:rPr>
@@ -845,12 +848,12 @@
               <w:tab w:val="right" w:leader="dot" w:pos="9016"/>
             </w:tabs>
             <w:rPr>
-              <w:rFonts w:ascii="Arial" w:eastAsiaTheme="minorEastAsia" w:hAnsi="Arial" w:cs="Arial"/>
+              <w:rFonts w:eastAsiaTheme="minorEastAsia"/>
               <w:noProof/>
               <w:lang w:eastAsia="en-GB"/>
             </w:rPr>
           </w:pPr>
-          <w:hyperlink w:anchor="_Toc220959284" w:history="1">
+          <w:hyperlink w:anchor="_Toc221004902" w:history="1">
             <w:r>
               <w:rPr>
                 <w:rStyle w:val="Hyperlink"/>
@@ -861,7 +864,6 @@
             </w:r>
             <w:r>
               <w:rPr>
-                <w:rFonts w:ascii="Arial" w:hAnsi="Arial" w:cs="Arial"/>
                 <w:noProof/>
                 <w:webHidden/>
               </w:rPr>
@@ -869,7 +871,6 @@
             </w:r>
             <w:r>
               <w:rPr>
-                <w:rFonts w:ascii="Arial" w:hAnsi="Arial" w:cs="Arial"/>
                 <w:noProof/>
                 <w:webHidden/>
               </w:rPr>
@@ -877,22 +878,19 @@
             </w:r>
             <w:r>
               <w:rPr>
-                <w:rFonts w:ascii="Arial" w:hAnsi="Arial" w:cs="Arial"/>
                 <w:noProof/>
                 <w:webHidden/>
               </w:rPr>
-              <w:instrText xml:space="preserve"> PAGEREF _Toc220959284 \h </w:instrText>
-            </w:r>
-            <w:r>
-              <w:rPr>
-                <w:rFonts w:ascii="Arial" w:hAnsi="Arial" w:cs="Arial"/>
+              <w:instrText xml:space="preserve"> PAGEREF _Toc221004902 \h </w:instrText>
+            </w:r>
+            <w:r>
+              <w:rPr>
                 <w:noProof/>
                 <w:webHidden/>
               </w:rPr>
             </w:r>
             <w:r>
               <w:rPr>
-                <w:rFonts w:ascii="Arial" w:hAnsi="Arial" w:cs="Arial"/>
                 <w:noProof/>
                 <w:webHidden/>
               </w:rPr>
@@ -900,7 +898,6 @@
             </w:r>
             <w:r>
               <w:rPr>
-                <w:rFonts w:ascii="Arial" w:hAnsi="Arial" w:cs="Arial"/>
                 <w:noProof/>
                 <w:webHidden/>
               </w:rPr>
@@ -908,7 +905,6 @@
             </w:r>
             <w:r>
               <w:rPr>
-                <w:rFonts w:ascii="Arial" w:hAnsi="Arial" w:cs="Arial"/>
                 <w:noProof/>
                 <w:webHidden/>
               </w:rPr>
@@ -923,12 +919,12 @@
               <w:tab w:val="right" w:leader="dot" w:pos="9016"/>
             </w:tabs>
             <w:rPr>
-              <w:rFonts w:ascii="Arial" w:eastAsiaTheme="minorEastAsia" w:hAnsi="Arial" w:cs="Arial"/>
+              <w:rFonts w:eastAsiaTheme="minorEastAsia"/>
               <w:noProof/>
               <w:lang w:eastAsia="en-GB"/>
             </w:rPr>
           </w:pPr>
-          <w:hyperlink w:anchor="_Toc220959285" w:history="1">
+          <w:hyperlink w:anchor="_Toc221004903" w:history="1">
             <w:r>
               <w:rPr>
                 <w:rStyle w:val="Hyperlink"/>
@@ -939,7 +935,6 @@
             </w:r>
             <w:r>
               <w:rPr>
-                <w:rFonts w:ascii="Arial" w:hAnsi="Arial" w:cs="Arial"/>
                 <w:noProof/>
                 <w:webHidden/>
               </w:rPr>
@@ -947,7 +942,6 @@
             </w:r>
             <w:r>
               <w:rPr>
-                <w:rFonts w:ascii="Arial" w:hAnsi="Arial" w:cs="Arial"/>
                 <w:noProof/>
                 <w:webHidden/>
               </w:rPr>
@@ -955,22 +949,19 @@
             </w:r>
             <w:r>
               <w:rPr>
-                <w:rFonts w:ascii="Arial" w:hAnsi="Arial" w:cs="Arial"/>
                 <w:noProof/>
                 <w:webHidden/>
               </w:rPr>
-              <w:instrText xml:space="preserve"> PAGEREF _Toc220959285 \h </w:instrText>
-            </w:r>
-            <w:r>
-              <w:rPr>
-                <w:rFonts w:ascii="Arial" w:hAnsi="Arial" w:cs="Arial"/>
+              <w:instrText xml:space="preserve"> PAGEREF _Toc221004903 \h </w:instrText>
+            </w:r>
+            <w:r>
+              <w:rPr>
                 <w:noProof/>
                 <w:webHidden/>
               </w:rPr>
             </w:r>
             <w:r>
               <w:rPr>
-                <w:rFonts w:ascii="Arial" w:hAnsi="Arial" w:cs="Arial"/>
                 <w:noProof/>
                 <w:webHidden/>
               </w:rPr>
@@ -978,7 +969,6 @@
             </w:r>
             <w:r>
               <w:rPr>
-                <w:rFonts w:ascii="Arial" w:hAnsi="Arial" w:cs="Arial"/>
                 <w:noProof/>
                 <w:webHidden/>
               </w:rPr>
@@ -986,7 +976,6 @@
             </w:r>
             <w:r>
               <w:rPr>
-                <w:rFonts w:ascii="Arial" w:hAnsi="Arial" w:cs="Arial"/>
                 <w:noProof/>
                 <w:webHidden/>
               </w:rPr>
@@ -1001,12 +990,12 @@
               <w:tab w:val="right" w:leader="dot" w:pos="9016"/>
             </w:tabs>
             <w:rPr>
-              <w:rFonts w:ascii="Arial" w:eastAsiaTheme="minorEastAsia" w:hAnsi="Arial" w:cs="Arial"/>
+              <w:rFonts w:eastAsiaTheme="minorEastAsia"/>
               <w:noProof/>
               <w:lang w:eastAsia="en-GB"/>
             </w:rPr>
           </w:pPr>
-          <w:hyperlink w:anchor="_Toc220959286" w:history="1">
+          <w:hyperlink w:anchor="_Toc221004904" w:history="1">
             <w:r>
               <w:rPr>
                 <w:rStyle w:val="Hyperlink"/>
@@ -1017,7 +1006,6 @@
             </w:r>
             <w:r>
               <w:rPr>
-                <w:rFonts w:ascii="Arial" w:hAnsi="Arial" w:cs="Arial"/>
                 <w:noProof/>
                 <w:webHidden/>
               </w:rPr>
@@ -1025,7 +1013,6 @@
             </w:r>
             <w:r>
               <w:rPr>
-                <w:rFonts w:ascii="Arial" w:hAnsi="Arial" w:cs="Arial"/>
                 <w:noProof/>
                 <w:webHidden/>
               </w:rPr>
@@ -1033,22 +1020,19 @@
             </w:r>
             <w:r>
               <w:rPr>
-                <w:rFonts w:ascii="Arial" w:hAnsi="Arial" w:cs="Arial"/>
                 <w:noProof/>
                 <w:webHidden/>
               </w:rPr>
-              <w:instrText xml:space="preserve"> PAGEREF _Toc220959286 \h </w:instrText>
-            </w:r>
-            <w:r>
-              <w:rPr>
-                <w:rFonts w:ascii="Arial" w:hAnsi="Arial" w:cs="Arial"/>
+              <w:instrText xml:space="preserve"> PAGEREF _Toc221004904 \h </w:instrText>
+            </w:r>
+            <w:r>
+              <w:rPr>
                 <w:noProof/>
                 <w:webHidden/>
               </w:rPr>
             </w:r>
             <w:r>
               <w:rPr>
-                <w:rFonts w:ascii="Arial" w:hAnsi="Arial" w:cs="Arial"/>
                 <w:noProof/>
                 <w:webHidden/>
               </w:rPr>
@@ -1056,7 +1040,6 @@
             </w:r>
             <w:r>
               <w:rPr>
-                <w:rFonts w:ascii="Arial" w:hAnsi="Arial" w:cs="Arial"/>
                 <w:noProof/>
                 <w:webHidden/>
               </w:rPr>
@@ -1064,7 +1047,6 @@
             </w:r>
             <w:r>
               <w:rPr>
-                <w:rFonts w:ascii="Arial" w:hAnsi="Arial" w:cs="Arial"/>
                 <w:noProof/>
                 <w:webHidden/>
               </w:rPr>
@@ -1079,23 +1061,22 @@
               <w:tab w:val="right" w:leader="dot" w:pos="9016"/>
             </w:tabs>
             <w:rPr>
-              <w:rFonts w:ascii="Arial" w:eastAsiaTheme="minorEastAsia" w:hAnsi="Arial" w:cs="Arial"/>
+              <w:rFonts w:eastAsiaTheme="minorEastAsia"/>
               <w:noProof/>
               <w:lang w:eastAsia="en-GB"/>
             </w:rPr>
           </w:pPr>
-          <w:hyperlink w:anchor="_Toc220959287" w:history="1">
+          <w:hyperlink w:anchor="_Toc221004905" w:history="1">
             <w:r>
               <w:rPr>
                 <w:rStyle w:val="Hyperlink"/>
                 <w:rFonts w:ascii="Arial" w:hAnsi="Arial" w:cs="Arial"/>
                 <w:noProof/>
               </w:rPr>
-              <w:t>4 Why this topic is important</w:t>
-            </w:r>
-            <w:r>
-              <w:rPr>
-                <w:rFonts w:ascii="Arial" w:hAnsi="Arial" w:cs="Arial"/>
+              <w:t>4 The Topic’s Importance to the Literature</w:t>
+            </w:r>
+            <w:r>
+              <w:rPr>
                 <w:noProof/>
                 <w:webHidden/>
               </w:rPr>
@@ -1103,7 +1084,6 @@
             </w:r>
             <w:r>
               <w:rPr>
-                <w:rFonts w:ascii="Arial" w:hAnsi="Arial" w:cs="Arial"/>
                 <w:noProof/>
                 <w:webHidden/>
               </w:rPr>
@@ -1111,22 +1091,19 @@
             </w:r>
             <w:r>
               <w:rPr>
-                <w:rFonts w:ascii="Arial" w:hAnsi="Arial" w:cs="Arial"/>
                 <w:noProof/>
                 <w:webHidden/>
               </w:rPr>
-              <w:instrText xml:space="preserve"> PAGEREF _Toc220959287 \h </w:instrText>
-            </w:r>
-            <w:r>
-              <w:rPr>
-                <w:rFonts w:ascii="Arial" w:hAnsi="Arial" w:cs="Arial"/>
+              <w:instrText xml:space="preserve"> PAGEREF _Toc221004905 \h </w:instrText>
+            </w:r>
+            <w:r>
+              <w:rPr>
                 <w:noProof/>
                 <w:webHidden/>
               </w:rPr>
             </w:r>
             <w:r>
               <w:rPr>
-                <w:rFonts w:ascii="Arial" w:hAnsi="Arial" w:cs="Arial"/>
                 <w:noProof/>
                 <w:webHidden/>
               </w:rPr>
@@ -1134,7 +1111,6 @@
             </w:r>
             <w:r>
               <w:rPr>
-                <w:rFonts w:ascii="Arial" w:hAnsi="Arial" w:cs="Arial"/>
                 <w:noProof/>
                 <w:webHidden/>
               </w:rPr>
@@ -1142,7 +1118,6 @@
             </w:r>
             <w:r>
               <w:rPr>
-                <w:rFonts w:ascii="Arial" w:hAnsi="Arial" w:cs="Arial"/>
                 <w:noProof/>
                 <w:webHidden/>
               </w:rPr>
@@ -1157,23 +1132,22 @@
               <w:tab w:val="right" w:leader="dot" w:pos="9016"/>
             </w:tabs>
             <w:rPr>
-              <w:rFonts w:ascii="Arial" w:eastAsiaTheme="minorEastAsia" w:hAnsi="Arial" w:cs="Arial"/>
+              <w:rFonts w:eastAsiaTheme="minorEastAsia"/>
               <w:noProof/>
               <w:lang w:eastAsia="en-GB"/>
             </w:rPr>
           </w:pPr>
-          <w:hyperlink w:anchor="_Toc220959288" w:history="1">
+          <w:hyperlink w:anchor="_Toc221004906" w:history="1">
             <w:r>
               <w:rPr>
                 <w:rStyle w:val="Hyperlink"/>
                 <w:rFonts w:ascii="Arial" w:hAnsi="Arial" w:cs="Arial"/>
                 <w:noProof/>
               </w:rPr>
-              <w:t>5 Timeline and Next Steps</w:t>
-            </w:r>
-            <w:r>
-              <w:rPr>
-                <w:rFonts w:ascii="Arial" w:hAnsi="Arial" w:cs="Arial"/>
+              <w:t>5 Timeline for Completion and Next Steps</w:t>
+            </w:r>
+            <w:r>
+              <w:rPr>
                 <w:noProof/>
                 <w:webHidden/>
               </w:rPr>
@@ -1181,7 +1155,6 @@
             </w:r>
             <w:r>
               <w:rPr>
-                <w:rFonts w:ascii="Arial" w:hAnsi="Arial" w:cs="Arial"/>
                 <w:noProof/>
                 <w:webHidden/>
               </w:rPr>
@@ -1189,22 +1162,19 @@
             </w:r>
             <w:r>
               <w:rPr>
-                <w:rFonts w:ascii="Arial" w:hAnsi="Arial" w:cs="Arial"/>
                 <w:noProof/>
                 <w:webHidden/>
               </w:rPr>
-              <w:instrText xml:space="preserve"> PAGEREF _Toc220959288 \h </w:instrText>
-            </w:r>
-            <w:r>
-              <w:rPr>
-                <w:rFonts w:ascii="Arial" w:hAnsi="Arial" w:cs="Arial"/>
+              <w:instrText xml:space="preserve"> PAGEREF _Toc221004906 \h </w:instrText>
+            </w:r>
+            <w:r>
+              <w:rPr>
                 <w:noProof/>
                 <w:webHidden/>
               </w:rPr>
             </w:r>
             <w:r>
               <w:rPr>
-                <w:rFonts w:ascii="Arial" w:hAnsi="Arial" w:cs="Arial"/>
                 <w:noProof/>
                 <w:webHidden/>
               </w:rPr>
@@ -1212,7 +1182,6 @@
             </w:r>
             <w:r>
               <w:rPr>
-                <w:rFonts w:ascii="Arial" w:hAnsi="Arial" w:cs="Arial"/>
                 <w:noProof/>
                 <w:webHidden/>
               </w:rPr>
@@ -1220,7 +1189,6 @@
             </w:r>
             <w:r>
               <w:rPr>
-                <w:rFonts w:ascii="Arial" w:hAnsi="Arial" w:cs="Arial"/>
                 <w:noProof/>
                 <w:webHidden/>
               </w:rPr>
@@ -1235,12 +1203,12 @@
               <w:tab w:val="right" w:leader="dot" w:pos="9016"/>
             </w:tabs>
             <w:rPr>
-              <w:rFonts w:ascii="Arial" w:eastAsiaTheme="minorEastAsia" w:hAnsi="Arial" w:cs="Arial"/>
+              <w:rFonts w:eastAsiaTheme="minorEastAsia"/>
               <w:noProof/>
               <w:lang w:eastAsia="en-GB"/>
             </w:rPr>
           </w:pPr>
-          <w:hyperlink w:anchor="_Toc220959289" w:history="1">
+          <w:hyperlink w:anchor="_Toc221004907" w:history="1">
             <w:r>
               <w:rPr>
                 <w:rStyle w:val="Hyperlink"/>
@@ -1251,7 +1219,6 @@
             </w:r>
             <w:r>
               <w:rPr>
-                <w:rFonts w:ascii="Arial" w:hAnsi="Arial" w:cs="Arial"/>
                 <w:noProof/>
                 <w:webHidden/>
               </w:rPr>
@@ -1259,7 +1226,6 @@
             </w:r>
             <w:r>
               <w:rPr>
-                <w:rFonts w:ascii="Arial" w:hAnsi="Arial" w:cs="Arial"/>
                 <w:noProof/>
                 <w:webHidden/>
               </w:rPr>
@@ -1267,22 +1233,19 @@
             </w:r>
             <w:r>
               <w:rPr>
-                <w:rFonts w:ascii="Arial" w:hAnsi="Arial" w:cs="Arial"/>
                 <w:noProof/>
                 <w:webHidden/>
               </w:rPr>
-              <w:instrText xml:space="preserve"> PAGEREF _Toc220959289 \h </w:instrText>
-            </w:r>
-            <w:r>
-              <w:rPr>
-                <w:rFonts w:ascii="Arial" w:hAnsi="Arial" w:cs="Arial"/>
+              <w:instrText xml:space="preserve"> PAGEREF _Toc221004907 \h </w:instrText>
+            </w:r>
+            <w:r>
+              <w:rPr>
                 <w:noProof/>
                 <w:webHidden/>
               </w:rPr>
             </w:r>
             <w:r>
               <w:rPr>
-                <w:rFonts w:ascii="Arial" w:hAnsi="Arial" w:cs="Arial"/>
                 <w:noProof/>
                 <w:webHidden/>
               </w:rPr>
@@ -1290,7 +1253,6 @@
             </w:r>
             <w:r>
               <w:rPr>
-                <w:rFonts w:ascii="Arial" w:hAnsi="Arial" w:cs="Arial"/>
                 <w:noProof/>
                 <w:webHidden/>
               </w:rPr>
@@ -1298,7 +1260,6 @@
             </w:r>
             <w:r>
               <w:rPr>
-                <w:rFonts w:ascii="Arial" w:hAnsi="Arial" w:cs="Arial"/>
                 <w:noProof/>
                 <w:webHidden/>
               </w:rPr>
@@ -1313,23 +1274,22 @@
               <w:tab w:val="right" w:leader="dot" w:pos="9016"/>
             </w:tabs>
             <w:rPr>
-              <w:rFonts w:ascii="Arial" w:eastAsiaTheme="minorEastAsia" w:hAnsi="Arial" w:cs="Arial"/>
+              <w:rFonts w:eastAsiaTheme="minorEastAsia"/>
               <w:noProof/>
               <w:lang w:eastAsia="en-GB"/>
             </w:rPr>
           </w:pPr>
-          <w:hyperlink w:anchor="_Toc220959290" w:history="1">
+          <w:hyperlink w:anchor="_Toc221004908" w:history="1">
             <w:r>
               <w:rPr>
                 <w:rStyle w:val="Hyperlink"/>
                 <w:rFonts w:ascii="Arial" w:hAnsi="Arial" w:cs="Arial"/>
                 <w:noProof/>
               </w:rPr>
-              <w:t>7 Mapping relevant subtopics</w:t>
-            </w:r>
-            <w:r>
-              <w:rPr>
-                <w:rFonts w:ascii="Arial" w:hAnsi="Arial" w:cs="Arial"/>
+              <w:t>7 Mapping Relevant Subtopics</w:t>
+            </w:r>
+            <w:r>
+              <w:rPr>
                 <w:noProof/>
                 <w:webHidden/>
               </w:rPr>
@@ -1337,7 +1297,6 @@
             </w:r>
             <w:r>
               <w:rPr>
-                <w:rFonts w:ascii="Arial" w:hAnsi="Arial" w:cs="Arial"/>
                 <w:noProof/>
                 <w:webHidden/>
               </w:rPr>
@@ -1345,22 +1304,19 @@
             </w:r>
             <w:r>
               <w:rPr>
-                <w:rFonts w:ascii="Arial" w:hAnsi="Arial" w:cs="Arial"/>
                 <w:noProof/>
                 <w:webHidden/>
               </w:rPr>
-              <w:instrText xml:space="preserve"> PAGEREF _Toc220959290 \h </w:instrText>
-            </w:r>
-            <w:r>
-              <w:rPr>
-                <w:rFonts w:ascii="Arial" w:hAnsi="Arial" w:cs="Arial"/>
+              <w:instrText xml:space="preserve"> PAGEREF _Toc221004908 \h </w:instrText>
+            </w:r>
+            <w:r>
+              <w:rPr>
                 <w:noProof/>
                 <w:webHidden/>
               </w:rPr>
             </w:r>
             <w:r>
               <w:rPr>
-                <w:rFonts w:ascii="Arial" w:hAnsi="Arial" w:cs="Arial"/>
                 <w:noProof/>
                 <w:webHidden/>
               </w:rPr>
@@ -1368,7 +1324,6 @@
             </w:r>
             <w:r>
               <w:rPr>
-                <w:rFonts w:ascii="Arial" w:hAnsi="Arial" w:cs="Arial"/>
                 <w:noProof/>
                 <w:webHidden/>
               </w:rPr>
@@ -1376,7 +1331,6 @@
             </w:r>
             <w:r>
               <w:rPr>
-                <w:rFonts w:ascii="Arial" w:hAnsi="Arial" w:cs="Arial"/>
                 <w:noProof/>
                 <w:webHidden/>
               </w:rPr>
@@ -1391,23 +1345,22 @@
               <w:tab w:val="right" w:leader="dot" w:pos="9016"/>
             </w:tabs>
             <w:rPr>
-              <w:rFonts w:ascii="Arial" w:eastAsiaTheme="minorEastAsia" w:hAnsi="Arial" w:cs="Arial"/>
+              <w:rFonts w:eastAsiaTheme="minorEastAsia"/>
               <w:noProof/>
               <w:lang w:eastAsia="en-GB"/>
             </w:rPr>
           </w:pPr>
-          <w:hyperlink w:anchor="_Toc220959291" w:history="1">
+          <w:hyperlink w:anchor="_Toc221004909" w:history="1">
             <w:r>
               <w:rPr>
                 <w:rStyle w:val="Hyperlink"/>
                 <w:rFonts w:ascii="Arial" w:hAnsi="Arial" w:cs="Arial"/>
                 <w:noProof/>
               </w:rPr>
-              <w:t>7.1 Conducting Gap Analysis – ASI and its effect on HRM</w:t>
-            </w:r>
-            <w:r>
-              <w:rPr>
-                <w:rFonts w:ascii="Arial" w:hAnsi="Arial" w:cs="Arial"/>
+              <w:t>8 Explicating my Literature Review 1 – Applicant Attraction</w:t>
+            </w:r>
+            <w:r>
+              <w:rPr>
                 <w:noProof/>
                 <w:webHidden/>
               </w:rPr>
@@ -1415,7 +1368,6 @@
             </w:r>
             <w:r>
               <w:rPr>
-                <w:rFonts w:ascii="Arial" w:hAnsi="Arial" w:cs="Arial"/>
                 <w:noProof/>
                 <w:webHidden/>
               </w:rPr>
@@ -1423,22 +1375,19 @@
             </w:r>
             <w:r>
               <w:rPr>
-                <w:rFonts w:ascii="Arial" w:hAnsi="Arial" w:cs="Arial"/>
                 <w:noProof/>
                 <w:webHidden/>
               </w:rPr>
-              <w:instrText xml:space="preserve"> PAGEREF _Toc220959291 \h </w:instrText>
-            </w:r>
-            <w:r>
-              <w:rPr>
-                <w:rFonts w:ascii="Arial" w:hAnsi="Arial" w:cs="Arial"/>
+              <w:instrText xml:space="preserve"> PAGEREF _Toc221004909 \h </w:instrText>
+            </w:r>
+            <w:r>
+              <w:rPr>
                 <w:noProof/>
                 <w:webHidden/>
               </w:rPr>
             </w:r>
             <w:r>
               <w:rPr>
-                <w:rFonts w:ascii="Arial" w:hAnsi="Arial" w:cs="Arial"/>
                 <w:noProof/>
                 <w:webHidden/>
               </w:rPr>
@@ -1446,15 +1395,13 @@
             </w:r>
             <w:r>
               <w:rPr>
-                <w:rFonts w:ascii="Arial" w:hAnsi="Arial" w:cs="Arial"/>
                 <w:noProof/>
                 <w:webHidden/>
               </w:rPr>
-              <w:t>6</w:t>
-            </w:r>
-            <w:r>
-              <w:rPr>
-                <w:rFonts w:ascii="Arial" w:hAnsi="Arial" w:cs="Arial"/>
+              <w:t>7</w:t>
+            </w:r>
+            <w:r>
+              <w:rPr>
                 <w:noProof/>
                 <w:webHidden/>
               </w:rPr>
@@ -1469,23 +1416,22 @@
               <w:tab w:val="right" w:leader="dot" w:pos="9016"/>
             </w:tabs>
             <w:rPr>
-              <w:rFonts w:ascii="Arial" w:eastAsiaTheme="minorEastAsia" w:hAnsi="Arial" w:cs="Arial"/>
+              <w:rFonts w:eastAsiaTheme="minorEastAsia"/>
               <w:noProof/>
               <w:lang w:eastAsia="en-GB"/>
             </w:rPr>
           </w:pPr>
-          <w:hyperlink w:anchor="_Toc220959292" w:history="1">
+          <w:hyperlink w:anchor="_Toc221004910" w:history="1">
             <w:r>
               <w:rPr>
                 <w:rStyle w:val="Hyperlink"/>
                 <w:rFonts w:ascii="Arial" w:hAnsi="Arial" w:cs="Arial"/>
                 <w:noProof/>
               </w:rPr>
-              <w:t>8 Explicating my Literature Review 1 – Applicant Attraction</w:t>
-            </w:r>
-            <w:r>
-              <w:rPr>
-                <w:rFonts w:ascii="Arial" w:hAnsi="Arial" w:cs="Arial"/>
+              <w:t>9 Explicating my Literature Review 2 – Signalling Theory</w:t>
+            </w:r>
+            <w:r>
+              <w:rPr>
                 <w:noProof/>
                 <w:webHidden/>
               </w:rPr>
@@ -1493,7 +1439,6 @@
             </w:r>
             <w:r>
               <w:rPr>
-                <w:rFonts w:ascii="Arial" w:hAnsi="Arial" w:cs="Arial"/>
                 <w:noProof/>
                 <w:webHidden/>
               </w:rPr>
@@ -1501,22 +1446,19 @@
             </w:r>
             <w:r>
               <w:rPr>
-                <w:rFonts w:ascii="Arial" w:hAnsi="Arial" w:cs="Arial"/>
                 <w:noProof/>
                 <w:webHidden/>
               </w:rPr>
-              <w:instrText xml:space="preserve"> PAGEREF _Toc220959292 \h </w:instrText>
-            </w:r>
-            <w:r>
-              <w:rPr>
-                <w:rFonts w:ascii="Arial" w:hAnsi="Arial" w:cs="Arial"/>
+              <w:instrText xml:space="preserve"> PAGEREF _Toc221004910 \h </w:instrText>
+            </w:r>
+            <w:r>
+              <w:rPr>
                 <w:noProof/>
                 <w:webHidden/>
               </w:rPr>
             </w:r>
             <w:r>
               <w:rPr>
-                <w:rFonts w:ascii="Arial" w:hAnsi="Arial" w:cs="Arial"/>
                 <w:noProof/>
                 <w:webHidden/>
               </w:rPr>
@@ -1524,15 +1466,13 @@
             </w:r>
             <w:r>
               <w:rPr>
-                <w:rFonts w:ascii="Arial" w:hAnsi="Arial" w:cs="Arial"/>
                 <w:noProof/>
                 <w:webHidden/>
               </w:rPr>
-              <w:t>6</w:t>
-            </w:r>
-            <w:r>
-              <w:rPr>
-                <w:rFonts w:ascii="Arial" w:hAnsi="Arial" w:cs="Arial"/>
+              <w:t>7</w:t>
+            </w:r>
+            <w:r>
+              <w:rPr>
                 <w:noProof/>
                 <w:webHidden/>
               </w:rPr>
@@ -1547,23 +1487,22 @@
               <w:tab w:val="right" w:leader="dot" w:pos="9016"/>
             </w:tabs>
             <w:rPr>
-              <w:rFonts w:ascii="Arial" w:eastAsiaTheme="minorEastAsia" w:hAnsi="Arial" w:cs="Arial"/>
+              <w:rFonts w:eastAsiaTheme="minorEastAsia"/>
               <w:noProof/>
               <w:lang w:eastAsia="en-GB"/>
             </w:rPr>
           </w:pPr>
-          <w:hyperlink w:anchor="_Toc220959293" w:history="1">
+          <w:hyperlink w:anchor="_Toc221004911" w:history="1">
             <w:r>
               <w:rPr>
                 <w:rStyle w:val="Hyperlink"/>
                 <w:rFonts w:ascii="Arial" w:hAnsi="Arial" w:cs="Arial"/>
                 <w:noProof/>
               </w:rPr>
-              <w:t>9 Explicating my Literature Review 2 – Signalling Theory</w:t>
-            </w:r>
-            <w:r>
-              <w:rPr>
-                <w:rFonts w:ascii="Arial" w:hAnsi="Arial" w:cs="Arial"/>
+              <w:t>10 Explicating my Literature Review 3 – Recruitment &amp; Selection</w:t>
+            </w:r>
+            <w:r>
+              <w:rPr>
                 <w:noProof/>
                 <w:webHidden/>
               </w:rPr>
@@ -1571,7 +1510,6 @@
             </w:r>
             <w:r>
               <w:rPr>
-                <w:rFonts w:ascii="Arial" w:hAnsi="Arial" w:cs="Arial"/>
                 <w:noProof/>
                 <w:webHidden/>
               </w:rPr>
@@ -1579,22 +1517,19 @@
             </w:r>
             <w:r>
               <w:rPr>
-                <w:rFonts w:ascii="Arial" w:hAnsi="Arial" w:cs="Arial"/>
                 <w:noProof/>
                 <w:webHidden/>
               </w:rPr>
-              <w:instrText xml:space="preserve"> PAGEREF _Toc220959293 \h </w:instrText>
-            </w:r>
-            <w:r>
-              <w:rPr>
-                <w:rFonts w:ascii="Arial" w:hAnsi="Arial" w:cs="Arial"/>
+              <w:instrText xml:space="preserve"> PAGEREF _Toc221004911 \h </w:instrText>
+            </w:r>
+            <w:r>
+              <w:rPr>
                 <w:noProof/>
                 <w:webHidden/>
               </w:rPr>
             </w:r>
             <w:r>
               <w:rPr>
-                <w:rFonts w:ascii="Arial" w:hAnsi="Arial" w:cs="Arial"/>
                 <w:noProof/>
                 <w:webHidden/>
               </w:rPr>
@@ -1602,15 +1537,13 @@
             </w:r>
             <w:r>
               <w:rPr>
-                <w:rFonts w:ascii="Arial" w:hAnsi="Arial" w:cs="Arial"/>
                 <w:noProof/>
                 <w:webHidden/>
               </w:rPr>
-              <w:t>7</w:t>
-            </w:r>
-            <w:r>
-              <w:rPr>
-                <w:rFonts w:ascii="Arial" w:hAnsi="Arial" w:cs="Arial"/>
+              <w:t>9</w:t>
+            </w:r>
+            <w:r>
+              <w:rPr>
                 <w:noProof/>
                 <w:webHidden/>
               </w:rPr>
@@ -1625,23 +1558,22 @@
               <w:tab w:val="right" w:leader="dot" w:pos="9016"/>
             </w:tabs>
             <w:rPr>
-              <w:rFonts w:ascii="Arial" w:eastAsiaTheme="minorEastAsia" w:hAnsi="Arial" w:cs="Arial"/>
+              <w:rFonts w:eastAsiaTheme="minorEastAsia"/>
               <w:noProof/>
               <w:lang w:eastAsia="en-GB"/>
             </w:rPr>
           </w:pPr>
-          <w:hyperlink w:anchor="_Toc220959294" w:history="1">
+          <w:hyperlink w:anchor="_Toc221004912" w:history="1">
             <w:r>
               <w:rPr>
                 <w:rStyle w:val="Hyperlink"/>
                 <w:rFonts w:ascii="Arial" w:hAnsi="Arial" w:cs="Arial"/>
                 <w:noProof/>
               </w:rPr>
-              <w:t>10 Explicating my Literature Review 3 – Recruitment &amp; Selection</w:t>
-            </w:r>
-            <w:r>
-              <w:rPr>
-                <w:rFonts w:ascii="Arial" w:hAnsi="Arial" w:cs="Arial"/>
+              <w:t>11 Journal of Economic Literature (JEL) Classification</w:t>
+            </w:r>
+            <w:r>
+              <w:rPr>
                 <w:noProof/>
                 <w:webHidden/>
               </w:rPr>
@@ -1649,7 +1581,6 @@
             </w:r>
             <w:r>
               <w:rPr>
-                <w:rFonts w:ascii="Arial" w:hAnsi="Arial" w:cs="Arial"/>
                 <w:noProof/>
                 <w:webHidden/>
               </w:rPr>
@@ -1657,22 +1588,19 @@
             </w:r>
             <w:r>
               <w:rPr>
-                <w:rFonts w:ascii="Arial" w:hAnsi="Arial" w:cs="Arial"/>
                 <w:noProof/>
                 <w:webHidden/>
               </w:rPr>
-              <w:instrText xml:space="preserve"> PAGEREF _Toc220959294 \h </w:instrText>
-            </w:r>
-            <w:r>
-              <w:rPr>
-                <w:rFonts w:ascii="Arial" w:hAnsi="Arial" w:cs="Arial"/>
+              <w:instrText xml:space="preserve"> PAGEREF _Toc221004912 \h </w:instrText>
+            </w:r>
+            <w:r>
+              <w:rPr>
                 <w:noProof/>
                 <w:webHidden/>
               </w:rPr>
             </w:r>
             <w:r>
               <w:rPr>
-                <w:rFonts w:ascii="Arial" w:hAnsi="Arial" w:cs="Arial"/>
                 <w:noProof/>
                 <w:webHidden/>
               </w:rPr>
@@ -1680,93 +1608,13 @@
             </w:r>
             <w:r>
               <w:rPr>
-                <w:rFonts w:ascii="Arial" w:hAnsi="Arial" w:cs="Arial"/>
                 <w:noProof/>
                 <w:webHidden/>
               </w:rPr>
-              <w:t>8</w:t>
-            </w:r>
-            <w:r>
-              <w:rPr>
-                <w:rFonts w:ascii="Arial" w:hAnsi="Arial" w:cs="Arial"/>
-                <w:noProof/>
-                <w:webHidden/>
-              </w:rPr>
-              <w:fldChar w:fldCharType="end"/>
-            </w:r>
-          </w:hyperlink>
-        </w:p>
-        <w:p>
-          <w:pPr>
-            <w:pStyle w:val="TOC2"/>
-            <w:tabs>
-              <w:tab w:val="right" w:leader="dot" w:pos="9016"/>
-            </w:tabs>
-            <w:rPr>
-              <w:rFonts w:ascii="Arial" w:eastAsiaTheme="minorEastAsia" w:hAnsi="Arial" w:cs="Arial"/>
-              <w:noProof/>
-              <w:lang w:eastAsia="en-GB"/>
-            </w:rPr>
-          </w:pPr>
-          <w:hyperlink w:anchor="_Toc220959295" w:history="1">
-            <w:r>
-              <w:rPr>
-                <w:rStyle w:val="Hyperlink"/>
-                <w:rFonts w:ascii="Arial" w:hAnsi="Arial" w:cs="Arial"/>
-                <w:noProof/>
-              </w:rPr>
-              <w:t>11 Journal of Economic Literature (JEL) Classification</w:t>
-            </w:r>
-            <w:r>
-              <w:rPr>
-                <w:rFonts w:ascii="Arial" w:hAnsi="Arial" w:cs="Arial"/>
-                <w:noProof/>
-                <w:webHidden/>
-              </w:rPr>
-              <w:tab/>
-            </w:r>
-            <w:r>
-              <w:rPr>
-                <w:rFonts w:ascii="Arial" w:hAnsi="Arial" w:cs="Arial"/>
-                <w:noProof/>
-                <w:webHidden/>
-              </w:rPr>
-              <w:fldChar w:fldCharType="begin"/>
-            </w:r>
-            <w:r>
-              <w:rPr>
-                <w:rFonts w:ascii="Arial" w:hAnsi="Arial" w:cs="Arial"/>
-                <w:noProof/>
-                <w:webHidden/>
-              </w:rPr>
-              <w:instrText xml:space="preserve"> PAGEREF _Toc220959295 \h </w:instrText>
-            </w:r>
-            <w:r>
-              <w:rPr>
-                <w:rFonts w:ascii="Arial" w:hAnsi="Arial" w:cs="Arial"/>
-                <w:noProof/>
-                <w:webHidden/>
-              </w:rPr>
-            </w:r>
-            <w:r>
-              <w:rPr>
-                <w:rFonts w:ascii="Arial" w:hAnsi="Arial" w:cs="Arial"/>
-                <w:noProof/>
-                <w:webHidden/>
-              </w:rPr>
-              <w:fldChar w:fldCharType="separate"/>
-            </w:r>
-            <w:r>
-              <w:rPr>
-                <w:rFonts w:ascii="Arial" w:hAnsi="Arial" w:cs="Arial"/>
-                <w:noProof/>
-                <w:webHidden/>
-              </w:rPr>
               <w:t>9</w:t>
             </w:r>
             <w:r>
               <w:rPr>
-                <w:rFonts w:ascii="Arial" w:hAnsi="Arial" w:cs="Arial"/>
                 <w:noProof/>
                 <w:webHidden/>
               </w:rPr>
@@ -1969,7 +1817,7 @@
           <w:rFonts w:ascii="Arial" w:hAnsi="Arial" w:cs="Arial"/>
         </w:rPr>
       </w:pPr>
-      <w:bookmarkStart w:id="0" w:name="_Toc220959283"/>
+      <w:bookmarkStart w:id="0" w:name="_Toc221004901"/>
       <w:r>
         <w:rPr>
           <w:rStyle w:val="Strong"/>
@@ -2394,7 +2242,7 @@
           <w:color w:val="auto"/>
         </w:rPr>
       </w:pPr>
-      <w:bookmarkStart w:id="1" w:name="_Toc220959284"/>
+      <w:bookmarkStart w:id="1" w:name="_Toc221004902"/>
       <w:r>
         <w:rPr>
           <w:rStyle w:val="Strong"/>
@@ -2933,7 +2781,7 @@
           <w:color w:val="auto"/>
         </w:rPr>
       </w:pPr>
-      <w:bookmarkStart w:id="2" w:name="_Toc220959285"/>
+      <w:bookmarkStart w:id="2" w:name="_Toc221004903"/>
       <w:r>
         <w:rPr>
           <w:rStyle w:val="Strong"/>
@@ -3298,7 +3146,7 @@
           <w:color w:val="auto"/>
         </w:rPr>
       </w:pPr>
-      <w:bookmarkStart w:id="6" w:name="_Toc220959286"/>
+      <w:bookmarkStart w:id="6" w:name="_Toc221004904"/>
       <w:r>
         <w:rPr>
           <w:rStyle w:val="Strong"/>
@@ -4055,7 +3903,7 @@
         </w:rPr>
       </w:pPr>
       <w:bookmarkStart w:id="11" w:name="_Toc215736436"/>
-      <w:bookmarkStart w:id="12" w:name="_Toc220959287"/>
+      <w:bookmarkStart w:id="12" w:name="_Toc221004905"/>
       <w:r>
         <w:rPr>
           <w:rStyle w:val="Strong"/>
@@ -4067,7 +3915,6 @@
         <w:t xml:space="preserve">4 </w:t>
       </w:r>
       <w:bookmarkEnd w:id="11"/>
-      <w:bookmarkEnd w:id="12"/>
       <w:r>
         <w:rPr>
           <w:rStyle w:val="Strong"/>
@@ -4078,6 +3925,7 @@
         </w:rPr>
         <w:t>The Topic’s Importance to the Literature</w:t>
       </w:r>
+      <w:bookmarkEnd w:id="12"/>
     </w:p>
     <w:p>
       <w:pPr>
@@ -4610,7 +4458,7 @@
         </w:rPr>
       </w:pPr>
       <w:bookmarkStart w:id="17" w:name="_Toc215736437"/>
-      <w:bookmarkStart w:id="18" w:name="_Toc220959288"/>
+      <w:bookmarkStart w:id="18" w:name="_Toc221004906"/>
       <w:r>
         <w:rPr>
           <w:rFonts w:ascii="Arial" w:hAnsi="Arial" w:cs="Arial"/>
@@ -5007,8 +4855,8 @@
         </w:rPr>
       </w:pPr>
       <w:bookmarkStart w:id="21" w:name="_Toc216632807"/>
-      <w:bookmarkStart w:id="22" w:name="_Toc220959289"/>
-      <w:bookmarkStart w:id="23" w:name="_Toc215736438"/>
+      <w:bookmarkStart w:id="22" w:name="_Toc215736438"/>
+      <w:bookmarkStart w:id="23" w:name="_Toc221004907"/>
       <w:r>
         <w:rPr>
           <w:rStyle w:val="Strong"/>
@@ -5040,7 +4888,7 @@
         </w:rPr>
         <w:t xml:space="preserve"> – Literature Review</w:t>
       </w:r>
-      <w:bookmarkEnd w:id="22"/>
+      <w:bookmarkEnd w:id="23"/>
     </w:p>
     <w:p>
       <w:pPr>
@@ -5076,8 +4924,8 @@
           <w:color w:val="000000" w:themeColor="text1"/>
         </w:rPr>
       </w:pPr>
-      <w:bookmarkStart w:id="24" w:name="_Toc220959290"/>
-      <w:bookmarkStart w:id="25" w:name="_Toc216632808"/>
+      <w:bookmarkStart w:id="24" w:name="_Toc216632808"/>
+      <w:bookmarkStart w:id="25" w:name="_Toc221004908"/>
       <w:r>
         <w:rPr>
           <w:rStyle w:val="Strong"/>
@@ -5106,7 +4954,7 @@
           <w:bCs w:val="0"/>
           <w:color w:val="000000" w:themeColor="text1"/>
         </w:rPr>
-        <w:t xml:space="preserve">relevant </w:t>
+        <w:t>R</w:t>
       </w:r>
       <w:r>
         <w:rPr>
@@ -5116,7 +4964,27 @@
           <w:bCs w:val="0"/>
           <w:color w:val="000000" w:themeColor="text1"/>
         </w:rPr>
-        <w:t>subtopics</w:t>
+        <w:t xml:space="preserve">elevant </w:t>
+      </w:r>
+      <w:r>
+        <w:rPr>
+          <w:rStyle w:val="Strong"/>
+          <w:rFonts w:ascii="Arial" w:hAnsi="Arial" w:cs="Arial"/>
+          <w:b w:val="0"/>
+          <w:bCs w:val="0"/>
+          <w:color w:val="000000" w:themeColor="text1"/>
+        </w:rPr>
+        <w:t>S</w:t>
+      </w:r>
+      <w:r>
+        <w:rPr>
+          <w:rStyle w:val="Strong"/>
+          <w:rFonts w:ascii="Arial" w:hAnsi="Arial" w:cs="Arial"/>
+          <w:b w:val="0"/>
+          <w:bCs w:val="0"/>
+          <w:color w:val="000000" w:themeColor="text1"/>
+        </w:rPr>
+        <w:t>ubtopics</w:t>
       </w:r>
       <w:bookmarkEnd w:id="24"/>
       <w:bookmarkEnd w:id="25"/>
@@ -5344,8 +5212,7 @@
           <w:szCs w:val="32"/>
         </w:rPr>
       </w:pPr>
-      <w:bookmarkStart w:id="26" w:name="_Toc220959291"/>
-      <w:bookmarkStart w:id="27" w:name="_Toc216632809"/>
+      <w:bookmarkStart w:id="26" w:name="_Toc216632809"/>
       <w:r>
         <w:rPr>
           <w:rStyle w:val="Strong"/>
@@ -5430,7 +5297,6 @@
         </w:rPr>
         <w:t>HRM</w:t>
       </w:r>
-      <w:bookmarkEnd w:id="26"/>
     </w:p>
     <w:p>
       <w:pPr>
@@ -5839,23 +5705,95 @@
           <w:sz w:val="20"/>
           <w:szCs w:val="20"/>
         </w:rPr>
-        <w:t xml:space="preserve">talent attraction, </w:t>
-      </w:r>
-      <w:r>
-        <w:rPr>
-          <w:rFonts w:ascii="Arial" w:hAnsi="Arial" w:cs="Arial"/>
-          <w:sz w:val="20"/>
-          <w:szCs w:val="20"/>
-        </w:rPr>
-        <w:t>recruitment and</w:t>
-      </w:r>
-      <w:r>
-        <w:rPr>
-          <w:rFonts w:ascii="Arial" w:hAnsi="Arial" w:cs="Arial"/>
-          <w:sz w:val="20"/>
-          <w:szCs w:val="20"/>
-        </w:rPr>
-        <w:t xml:space="preserve"> an organisational focus on </w:t>
+        <w:t>attract</w:t>
+      </w:r>
+      <w:r>
+        <w:rPr>
+          <w:rFonts w:ascii="Arial" w:hAnsi="Arial" w:cs="Arial"/>
+          <w:sz w:val="20"/>
+          <w:szCs w:val="20"/>
+        </w:rPr>
+        <w:t xml:space="preserve"> </w:t>
+      </w:r>
+      <w:r>
+        <w:rPr>
+          <w:rFonts w:ascii="Arial" w:hAnsi="Arial" w:cs="Arial"/>
+          <w:sz w:val="20"/>
+          <w:szCs w:val="20"/>
+        </w:rPr>
+        <w:t>talent</w:t>
+      </w:r>
+      <w:r>
+        <w:rPr>
+          <w:rFonts w:ascii="Arial" w:hAnsi="Arial" w:cs="Arial"/>
+          <w:sz w:val="20"/>
+          <w:szCs w:val="20"/>
+        </w:rPr>
+        <w:t xml:space="preserve">, </w:t>
+      </w:r>
+      <w:r>
+        <w:rPr>
+          <w:rFonts w:ascii="Arial" w:hAnsi="Arial" w:cs="Arial"/>
+          <w:sz w:val="20"/>
+          <w:szCs w:val="20"/>
+        </w:rPr>
+        <w:t>recruit</w:t>
+      </w:r>
+      <w:r>
+        <w:rPr>
+          <w:rFonts w:ascii="Arial" w:hAnsi="Arial" w:cs="Arial"/>
+          <w:sz w:val="20"/>
+          <w:szCs w:val="20"/>
+        </w:rPr>
+        <w:t xml:space="preserve"> and retain new employees</w:t>
+      </w:r>
+      <w:r>
+        <w:rPr>
+          <w:rFonts w:ascii="Arial" w:hAnsi="Arial" w:cs="Arial"/>
+          <w:sz w:val="20"/>
+          <w:szCs w:val="20"/>
+        </w:rPr>
+        <w:t xml:space="preserve"> and</w:t>
+      </w:r>
+      <w:r>
+        <w:rPr>
+          <w:rFonts w:ascii="Arial" w:hAnsi="Arial" w:cs="Arial"/>
+          <w:sz w:val="20"/>
+          <w:szCs w:val="20"/>
+        </w:rPr>
+        <w:t xml:space="preserve"> </w:t>
+      </w:r>
+      <w:r>
+        <w:rPr>
+          <w:rFonts w:ascii="Arial" w:hAnsi="Arial" w:cs="Arial"/>
+          <w:sz w:val="20"/>
+          <w:szCs w:val="20"/>
+        </w:rPr>
+        <w:t xml:space="preserve">to develop </w:t>
+      </w:r>
+      <w:r>
+        <w:rPr>
+          <w:rFonts w:ascii="Arial" w:hAnsi="Arial" w:cs="Arial"/>
+          <w:sz w:val="20"/>
+          <w:szCs w:val="20"/>
+        </w:rPr>
+        <w:t xml:space="preserve">an </w:t>
+      </w:r>
+      <w:r>
+        <w:rPr>
+          <w:rFonts w:ascii="Arial" w:hAnsi="Arial" w:cs="Arial"/>
+          <w:sz w:val="20"/>
+          <w:szCs w:val="20"/>
+        </w:rPr>
+        <w:t xml:space="preserve">overarching </w:t>
+      </w:r>
+      <w:r>
+        <w:rPr>
+          <w:rFonts w:ascii="Arial" w:hAnsi="Arial" w:cs="Arial"/>
+          <w:sz w:val="20"/>
+          <w:szCs w:val="20"/>
+        </w:rPr>
+        <w:t xml:space="preserve">organisational focus on </w:t>
       </w:r>
       <w:r>
         <w:rPr>
@@ -6087,16 +6025,6 @@
       <w:pPr>
         <w:jc w:val="both"/>
         <w:rPr>
-          <w:rFonts w:ascii="Arial" w:hAnsi="Arial" w:cs="Arial"/>
-          <w:sz w:val="20"/>
-          <w:szCs w:val="20"/>
-        </w:rPr>
-      </w:pPr>
-    </w:p>
-    <w:p>
-      <w:pPr>
-        <w:jc w:val="both"/>
-        <w:rPr>
           <w:rStyle w:val="Strong"/>
           <w:rFonts w:ascii="Arial" w:hAnsi="Arial" w:cs="Arial"/>
           <w:b w:val="0"/>
@@ -6204,7 +6132,23 @@
           <w:sz w:val="20"/>
           <w:szCs w:val="20"/>
         </w:rPr>
-        <w:t xml:space="preserve">If as many commentators have posited, ASI is seen to be a form of intelligence which learns how to complete a range of tasks on its own accord, then it </w:t>
+        <w:t xml:space="preserve">If as many commentators have posited, </w:t>
+      </w:r>
+      <w:r>
+        <w:rPr>
+          <w:rFonts w:ascii="Arial" w:hAnsi="Arial" w:cs="Arial"/>
+          <w:sz w:val="20"/>
+          <w:szCs w:val="20"/>
+        </w:rPr>
+        <w:t xml:space="preserve">Generative </w:t>
+      </w:r>
+      <w:r>
+        <w:rPr>
+          <w:rFonts w:ascii="Arial" w:hAnsi="Arial" w:cs="Arial"/>
+          <w:sz w:val="20"/>
+          <w:szCs w:val="20"/>
+        </w:rPr>
+        <w:t xml:space="preserve">AI is seen to be a form of intelligence which learns how to complete a range of tasks on its own accord, then it </w:t>
       </w:r>
       <w:r>
         <w:rPr>
@@ -6228,7 +6172,119 @@
           <w:sz w:val="20"/>
           <w:szCs w:val="20"/>
         </w:rPr>
-        <w:t>alarming clear that the data the large language model (in this case Claude Opus 4.5) has been trained on ethnically-biased, culturally-biased and factually-limited datasets.</w:t>
+        <w:t xml:space="preserve">clear that the </w:t>
+      </w:r>
+      <w:r>
+        <w:rPr>
+          <w:rFonts w:ascii="Arial" w:hAnsi="Arial" w:cs="Arial"/>
+          <w:sz w:val="20"/>
+          <w:szCs w:val="20"/>
+        </w:rPr>
+        <w:t xml:space="preserve">trained </w:t>
+      </w:r>
+      <w:r>
+        <w:rPr>
+          <w:rFonts w:ascii="Arial" w:hAnsi="Arial" w:cs="Arial"/>
+          <w:sz w:val="20"/>
+          <w:szCs w:val="20"/>
+        </w:rPr>
+        <w:t xml:space="preserve">data </w:t>
+      </w:r>
+      <w:r>
+        <w:rPr>
+          <w:rFonts w:ascii="Arial" w:hAnsi="Arial" w:cs="Arial"/>
+          <w:sz w:val="20"/>
+          <w:szCs w:val="20"/>
+        </w:rPr>
+        <w:t xml:space="preserve">selection process which accompanies </w:t>
+      </w:r>
+      <w:r>
+        <w:rPr>
+          <w:rFonts w:ascii="Arial" w:hAnsi="Arial" w:cs="Arial"/>
+          <w:sz w:val="20"/>
+          <w:szCs w:val="20"/>
+        </w:rPr>
+        <w:t xml:space="preserve">the large language model (in this case Claude Opus 4.5) </w:t>
+      </w:r>
+      <w:r>
+        <w:rPr>
+          <w:rFonts w:ascii="Arial" w:hAnsi="Arial" w:cs="Arial"/>
+          <w:sz w:val="20"/>
+          <w:szCs w:val="20"/>
+        </w:rPr>
+        <w:t>should be disclosed as</w:t>
+      </w:r>
+      <w:r>
+        <w:rPr>
+          <w:rFonts w:ascii="Arial" w:hAnsi="Arial" w:cs="Arial"/>
+          <w:sz w:val="20"/>
+          <w:szCs w:val="20"/>
+        </w:rPr>
+        <w:t xml:space="preserve"> ethnically-</w:t>
+      </w:r>
+      <w:r>
+        <w:rPr>
+          <w:rFonts w:ascii="Arial" w:hAnsi="Arial" w:cs="Arial"/>
+          <w:sz w:val="20"/>
+          <w:szCs w:val="20"/>
+        </w:rPr>
+        <w:t>un</w:t>
+      </w:r>
+      <w:r>
+        <w:rPr>
+          <w:rFonts w:ascii="Arial" w:hAnsi="Arial" w:cs="Arial"/>
+          <w:sz w:val="20"/>
+          <w:szCs w:val="20"/>
+        </w:rPr>
+        <w:t>biased, culturally-</w:t>
+      </w:r>
+      <w:r>
+        <w:rPr>
+          <w:rFonts w:ascii="Arial" w:hAnsi="Arial" w:cs="Arial"/>
+          <w:sz w:val="20"/>
+          <w:szCs w:val="20"/>
+        </w:rPr>
+        <w:t>un</w:t>
+      </w:r>
+      <w:r>
+        <w:rPr>
+          <w:rFonts w:ascii="Arial" w:hAnsi="Arial" w:cs="Arial"/>
+          <w:sz w:val="20"/>
+          <w:szCs w:val="20"/>
+        </w:rPr>
+        <w:t xml:space="preserve">biased and </w:t>
+      </w:r>
+      <w:r>
+        <w:rPr>
+          <w:rFonts w:ascii="Arial" w:hAnsi="Arial" w:cs="Arial"/>
+          <w:sz w:val="20"/>
+          <w:szCs w:val="20"/>
+        </w:rPr>
+        <w:t xml:space="preserve">as </w:t>
+      </w:r>
+      <w:r>
+        <w:rPr>
+          <w:rFonts w:ascii="Arial" w:hAnsi="Arial" w:cs="Arial"/>
+          <w:sz w:val="20"/>
+          <w:szCs w:val="20"/>
+        </w:rPr>
+        <w:t>factually-</w:t>
+      </w:r>
+      <w:r>
+        <w:rPr>
+          <w:rFonts w:ascii="Arial" w:hAnsi="Arial" w:cs="Arial"/>
+          <w:sz w:val="20"/>
+          <w:szCs w:val="20"/>
+        </w:rPr>
+        <w:t>diverse as possible</w:t>
+      </w:r>
+      <w:r>
+        <w:rPr>
+          <w:rFonts w:ascii="Arial" w:hAnsi="Arial" w:cs="Arial"/>
+          <w:sz w:val="20"/>
+          <w:szCs w:val="20"/>
+        </w:rPr>
+        <w:t>.</w:t>
       </w:r>
     </w:p>
     <w:p>
@@ -6354,7 +6410,7 @@
           <w:color w:val="000000" w:themeColor="text1"/>
         </w:rPr>
       </w:pPr>
-      <w:bookmarkStart w:id="28" w:name="_Toc220959292"/>
+      <w:bookmarkStart w:id="27" w:name="_Toc221004909"/>
       <w:r>
         <w:rPr>
           <w:rStyle w:val="Strong"/>
@@ -6376,7 +6432,7 @@
         </w:rPr>
         <w:t>Explicating my Literature Review 1</w:t>
       </w:r>
-      <w:bookmarkEnd w:id="27"/>
+      <w:bookmarkEnd w:id="26"/>
       <w:r>
         <w:rPr>
           <w:rStyle w:val="Strong"/>
@@ -6387,7 +6443,7 @@
         </w:rPr>
         <w:t xml:space="preserve"> – Applicant Attraction</w:t>
       </w:r>
-      <w:bookmarkEnd w:id="28"/>
+      <w:bookmarkEnd w:id="27"/>
     </w:p>
     <w:p>
       <w:pPr>
@@ -6842,6 +6898,17 @@
     <w:p>
       <w:pPr>
         <w:pStyle w:val="ListParagraph"/>
+        <w:jc w:val="both"/>
+        <w:rPr>
+          <w:rFonts w:ascii="Arial" w:hAnsi="Arial" w:cs="Arial"/>
+          <w:color w:val="000000" w:themeColor="text1"/>
+          <w:u w:val="single"/>
+        </w:rPr>
+      </w:pPr>
+    </w:p>
+    <w:p>
+      <w:pPr>
+        <w:pStyle w:val="ListParagraph"/>
         <w:numPr>
           <w:ilvl w:val="0"/>
           <w:numId w:val="5"/>
@@ -8514,7 +8581,7 @@
           <w:color w:val="000000" w:themeColor="text1"/>
         </w:rPr>
       </w:pPr>
-      <w:bookmarkStart w:id="29" w:name="_Toc216632810"/>
+      <w:bookmarkStart w:id="28" w:name="_Toc216632810"/>
     </w:p>
     <w:p>
       <w:pPr>
@@ -8529,7 +8596,7 @@
           <w:color w:val="000000" w:themeColor="text1"/>
         </w:rPr>
       </w:pPr>
-      <w:bookmarkStart w:id="30" w:name="_Toc220959293"/>
+      <w:bookmarkStart w:id="29" w:name="_Toc221004910"/>
       <w:r>
         <w:rPr>
           <w:rStyle w:val="Strong"/>
@@ -8550,7 +8617,7 @@
         </w:rPr>
         <w:t>Explicating my Literature Review 2</w:t>
       </w:r>
-      <w:bookmarkEnd w:id="29"/>
+      <w:bookmarkEnd w:id="28"/>
       <w:r>
         <w:rPr>
           <w:rStyle w:val="Strong"/>
@@ -8561,7 +8628,7 @@
         </w:rPr>
         <w:t xml:space="preserve"> – Signalling Theory</w:t>
       </w:r>
-      <w:bookmarkEnd w:id="30"/>
+      <w:bookmarkEnd w:id="29"/>
     </w:p>
     <w:p>
       <w:pPr>
@@ -8929,7 +8996,17 @@
           <w:sz w:val="20"/>
           <w:szCs w:val="20"/>
         </w:rPr>
-        <w:t xml:space="preserve"> the wages offered by the employer</w:t>
+        <w:t xml:space="preserve"> the wages </w:t>
+      </w:r>
+      <w:r>
+        <w:rPr>
+          <w:rFonts w:ascii="Arial" w:hAnsi="Arial" w:cs="Arial"/>
+          <w:color w:val="000000" w:themeColor="text1"/>
+          <w:sz w:val="20"/>
+          <w:szCs w:val="20"/>
+        </w:rPr>
+        <w:lastRenderedPageBreak/>
+        <w:t>offered by the employer</w:t>
       </w:r>
       <w:r>
         <w:rPr>
@@ -8947,17 +9024,7 @@
           <w:sz w:val="20"/>
           <w:szCs w:val="20"/>
         </w:rPr>
-        <w:t xml:space="preserve"> We speak here of a </w:t>
-      </w:r>
-      <w:r>
-        <w:rPr>
-          <w:rFonts w:ascii="Arial" w:hAnsi="Arial" w:cs="Arial"/>
-          <w:color w:val="000000" w:themeColor="text1"/>
-          <w:sz w:val="20"/>
-          <w:szCs w:val="20"/>
-        </w:rPr>
-        <w:lastRenderedPageBreak/>
-        <w:t xml:space="preserve">singular instance of a repeated game. </w:t>
+        <w:t xml:space="preserve"> We speak here of a singular instance of a repeated game. </w:t>
       </w:r>
       <w:r>
         <w:rPr>
@@ -9958,7 +10025,7 @@
           <w:color w:val="000000" w:themeColor="text1"/>
         </w:rPr>
       </w:pPr>
-      <w:bookmarkStart w:id="31" w:name="_Toc220959294"/>
+      <w:bookmarkStart w:id="30" w:name="_Toc221004911"/>
       <w:r>
         <w:rPr>
           <w:rStyle w:val="Strong"/>
@@ -9979,7 +10046,7 @@
         </w:rPr>
         <w:t>Explicating my Literature Review 3 – Recruitment &amp; Selection</w:t>
       </w:r>
-      <w:bookmarkEnd w:id="31"/>
+      <w:bookmarkEnd w:id="30"/>
     </w:p>
     <w:p>
       <w:pPr>
@@ -10084,7 +10151,7 @@
           <w:color w:val="000000" w:themeColor="text1"/>
         </w:rPr>
       </w:pPr>
-      <w:bookmarkStart w:id="32" w:name="_Toc220959295"/>
+      <w:bookmarkStart w:id="31" w:name="_Toc221004912"/>
       <w:r>
         <w:rPr>
           <w:rStyle w:val="Strong"/>
@@ -10095,7 +10162,7 @@
         </w:rPr>
         <w:t>11 Journal of Economic Literature (JEL) Classification</w:t>
       </w:r>
-      <w:bookmarkEnd w:id="32"/>
+      <w:bookmarkEnd w:id="31"/>
     </w:p>
     <w:p>
       <w:pPr>
@@ -11104,7 +11171,7 @@
         </w:rPr>
         <w:t>References</w:t>
       </w:r>
-      <w:bookmarkEnd w:id="23"/>
+      <w:bookmarkEnd w:id="22"/>
     </w:p>
     <w:p>
       <w:pPr>

--- a/FBL-PhD-research-proposal.docx
+++ b/FBL-PhD-research-proposal.docx
@@ -5355,25 +5355,7 @@
           <w:sz w:val="20"/>
           <w:szCs w:val="20"/>
         </w:rPr>
-        <w:t xml:space="preserve"> (Depp and </w:t>
-      </w:r>
-      <w:proofErr w:type="spellStart"/>
-      <w:r>
-        <w:rPr>
-          <w:rFonts w:ascii="Arial" w:hAnsi="Arial" w:cs="Arial"/>
-          <w:sz w:val="20"/>
-          <w:szCs w:val="20"/>
-        </w:rPr>
-        <w:t>Jeste</w:t>
-      </w:r>
-      <w:proofErr w:type="spellEnd"/>
-      <w:r>
-        <w:rPr>
-          <w:rFonts w:ascii="Arial" w:hAnsi="Arial" w:cs="Arial"/>
-          <w:sz w:val="20"/>
-          <w:szCs w:val="20"/>
-        </w:rPr>
-        <w:t>, 2004)</w:t>
+        <w:t xml:space="preserve"> (Depp and Jeste, 2004)</w:t>
       </w:r>
       <w:r>
         <w:rPr>
@@ -5477,25 +5459,7 @@
           <w:sz w:val="20"/>
           <w:szCs w:val="20"/>
         </w:rPr>
-        <w:t xml:space="preserve">Mirowska and </w:t>
-      </w:r>
-      <w:proofErr w:type="spellStart"/>
-      <w:r>
-        <w:rPr>
-          <w:rFonts w:ascii="Arial" w:hAnsi="Arial" w:cs="Arial"/>
-          <w:sz w:val="20"/>
-          <w:szCs w:val="20"/>
-        </w:rPr>
-        <w:t>Arsenyan</w:t>
-      </w:r>
-      <w:proofErr w:type="spellEnd"/>
-      <w:r>
-        <w:rPr>
-          <w:rFonts w:ascii="Arial" w:hAnsi="Arial" w:cs="Arial"/>
-          <w:sz w:val="20"/>
-          <w:szCs w:val="20"/>
-        </w:rPr>
-        <w:t xml:space="preserve">, 2025; </w:t>
+        <w:t xml:space="preserve">Mirowska and Arsenyan, 2025; </w:t>
       </w:r>
       <w:r>
         <w:rPr>
@@ -5845,7 +5809,6 @@
         </w:rPr>
         <w:t xml:space="preserve">an open access paper by </w:t>
       </w:r>
-      <w:proofErr w:type="spellStart"/>
       <w:r>
         <w:rPr>
           <w:rFonts w:ascii="Arial" w:hAnsi="Arial" w:cs="Arial"/>
@@ -5854,7 +5817,6 @@
         </w:rPr>
         <w:t>Chilunjika</w:t>
       </w:r>
-      <w:proofErr w:type="spellEnd"/>
       <w:r>
         <w:rPr>
           <w:rFonts w:ascii="Arial" w:hAnsi="Arial" w:cs="Arial"/>
@@ -5903,25 +5865,7 @@
           <w:sz w:val="20"/>
           <w:szCs w:val="20"/>
         </w:rPr>
-        <w:t xml:space="preserve"> </w:t>
-      </w:r>
-      <w:proofErr w:type="spellStart"/>
-      <w:r>
-        <w:rPr>
-          <w:rFonts w:ascii="Arial" w:hAnsi="Arial" w:cs="Arial"/>
-          <w:sz w:val="20"/>
-          <w:szCs w:val="20"/>
-        </w:rPr>
-        <w:t>Chilunjika</w:t>
-      </w:r>
-      <w:proofErr w:type="spellEnd"/>
-      <w:r>
-        <w:rPr>
-          <w:rFonts w:ascii="Arial" w:hAnsi="Arial" w:cs="Arial"/>
-          <w:sz w:val="20"/>
-          <w:szCs w:val="20"/>
-        </w:rPr>
-        <w:t xml:space="preserve">, </w:t>
+        <w:t xml:space="preserve"> Chilunjika, </w:t>
       </w:r>
       <w:r>
         <w:rPr>
@@ -6074,7 +6018,39 @@
           <w:sz w:val="20"/>
           <w:szCs w:val="20"/>
         </w:rPr>
-        <w:t xml:space="preserve">One of the central propositions of this paper is in regard to a model which the author built and tested over a 3-week period. Whilst implementing Claude Opus 4.5 (the latest iteration of Anthropic’s market leading LLM) and prompting the model through an OAuth 2.0 API, much of the knowledge base it relies on was found to be deprecated. In one instance, when prompting the model for information about national days observed by African states during the testing period, Anthropic’s model responded </w:t>
+        <w:t xml:space="preserve">One of the central propositions of this paper is in regard to a model which the author built and tested over a 3-week period. Whilst implementing </w:t>
+      </w:r>
+      <w:r>
+        <w:rPr>
+          <w:rFonts w:ascii="Arial" w:hAnsi="Arial" w:cs="Arial"/>
+          <w:sz w:val="20"/>
+          <w:szCs w:val="20"/>
+        </w:rPr>
+        <w:t xml:space="preserve">Gemini 3.5, Claude Haiku 3.5 and </w:t>
+      </w:r>
+      <w:r>
+        <w:rPr>
+          <w:rFonts w:ascii="Arial" w:hAnsi="Arial" w:cs="Arial"/>
+          <w:sz w:val="20"/>
+          <w:szCs w:val="20"/>
+        </w:rPr>
+        <w:t xml:space="preserve">Claude Opus 4.5 (the latest iteration of Anthropic’s market leading LLM) and prompting </w:t>
+      </w:r>
+      <w:r>
+        <w:rPr>
+          <w:rFonts w:ascii="Arial" w:hAnsi="Arial" w:cs="Arial"/>
+          <w:sz w:val="20"/>
+          <w:szCs w:val="20"/>
+        </w:rPr>
+        <w:t>each</w:t>
+      </w:r>
+      <w:r>
+        <w:rPr>
+          <w:rFonts w:ascii="Arial" w:hAnsi="Arial" w:cs="Arial"/>
+          <w:sz w:val="20"/>
+          <w:szCs w:val="20"/>
+        </w:rPr>
+        <w:t xml:space="preserve"> model through an OAuth 2.0 API, much of the knowledge base it relies on was found to be deprecated. In one instance, when prompting the model for information about national days observed by African states during the testing period, Anthropic’s model responded </w:t>
       </w:r>
       <w:r>
         <w:rPr>
@@ -6106,7 +6082,23 @@
           <w:sz w:val="20"/>
           <w:szCs w:val="20"/>
         </w:rPr>
-        <w:t xml:space="preserve"> – in this instance, observed themes which related to non-African countries</w:t>
+        <w:t xml:space="preserve"> – in this instance, themes </w:t>
+      </w:r>
+      <w:r>
+        <w:rPr>
+          <w:rFonts w:ascii="Arial" w:hAnsi="Arial" w:cs="Arial"/>
+          <w:sz w:val="20"/>
+          <w:szCs w:val="20"/>
+        </w:rPr>
+        <w:t xml:space="preserve">observed </w:t>
+      </w:r>
+      <w:r>
+        <w:rPr>
+          <w:rFonts w:ascii="Arial" w:hAnsi="Arial" w:cs="Arial"/>
+          <w:sz w:val="20"/>
+          <w:szCs w:val="20"/>
+        </w:rPr>
+        <w:t>which related to non-African countries</w:t>
       </w:r>
       <w:r>
         <w:rPr>
@@ -6302,7 +6294,71 @@
           <w:sz w:val="20"/>
           <w:szCs w:val="20"/>
         </w:rPr>
-        <w:t>Far be it for one so unlearned in the economics of computer science to make judgements about how Anthropic has emerged, or its company’s interests in competing with OpenAI, but it s</w:t>
+        <w:t>Far be it for one so unlearned in the economics of computer science to make judgements about how Anthropic</w:t>
+      </w:r>
+      <w:r>
+        <w:rPr>
+          <w:rFonts w:ascii="Arial" w:hAnsi="Arial" w:cs="Arial"/>
+          <w:sz w:val="20"/>
+          <w:szCs w:val="20"/>
+        </w:rPr>
+        <w:t xml:space="preserve"> weights its algorithm</w:t>
+      </w:r>
+      <w:r>
+        <w:rPr>
+          <w:rFonts w:ascii="Arial" w:hAnsi="Arial" w:cs="Arial"/>
+          <w:sz w:val="20"/>
+          <w:szCs w:val="20"/>
+        </w:rPr>
+        <w:t xml:space="preserve">, or </w:t>
+      </w:r>
+      <w:r>
+        <w:rPr>
+          <w:rFonts w:ascii="Arial" w:hAnsi="Arial" w:cs="Arial"/>
+          <w:sz w:val="20"/>
+          <w:szCs w:val="20"/>
+        </w:rPr>
+        <w:t>how it decides upon its</w:t>
+      </w:r>
+      <w:r>
+        <w:rPr>
+          <w:rFonts w:ascii="Arial" w:hAnsi="Arial" w:cs="Arial"/>
+          <w:sz w:val="20"/>
+          <w:szCs w:val="20"/>
+        </w:rPr>
+        <w:t xml:space="preserve"> company’s interests </w:t>
+      </w:r>
+      <w:r>
+        <w:rPr>
+          <w:rFonts w:ascii="Arial" w:hAnsi="Arial" w:cs="Arial"/>
+          <w:sz w:val="20"/>
+          <w:szCs w:val="20"/>
+        </w:rPr>
+        <w:t>when</w:t>
+      </w:r>
+      <w:r>
+        <w:rPr>
+          <w:rFonts w:ascii="Arial" w:hAnsi="Arial" w:cs="Arial"/>
+          <w:sz w:val="20"/>
+          <w:szCs w:val="20"/>
+        </w:rPr>
+        <w:t xml:space="preserve"> competing with OpenAI</w:t>
+      </w:r>
+      <w:r>
+        <w:rPr>
+          <w:rFonts w:ascii="Arial" w:hAnsi="Arial" w:cs="Arial"/>
+          <w:sz w:val="20"/>
+          <w:szCs w:val="20"/>
+        </w:rPr>
+        <w:t xml:space="preserve"> and Google</w:t>
+      </w:r>
+      <w:r>
+        <w:rPr>
+          <w:rFonts w:ascii="Arial" w:hAnsi="Arial" w:cs="Arial"/>
+          <w:sz w:val="20"/>
+          <w:szCs w:val="20"/>
+        </w:rPr>
+        <w:t>, but it s</w:t>
       </w:r>
       <w:r>
         <w:rPr>
@@ -7187,27 +7243,7 @@
                 <w:sz w:val="20"/>
                 <w:szCs w:val="20"/>
               </w:rPr>
-              <w:t xml:space="preserve">Dutta &amp; </w:t>
-            </w:r>
-            <w:proofErr w:type="spellStart"/>
-            <w:r>
-              <w:rPr>
-                <w:rFonts w:ascii="Arial" w:hAnsi="Arial" w:cs="Arial"/>
-                <w:color w:val="000000" w:themeColor="text1"/>
-                <w:sz w:val="20"/>
-                <w:szCs w:val="20"/>
-              </w:rPr>
-              <w:t>Adsule</w:t>
-            </w:r>
-            <w:proofErr w:type="spellEnd"/>
-            <w:r>
-              <w:rPr>
-                <w:rFonts w:ascii="Arial" w:hAnsi="Arial" w:cs="Arial"/>
-                <w:color w:val="000000" w:themeColor="text1"/>
-                <w:sz w:val="20"/>
-                <w:szCs w:val="20"/>
-              </w:rPr>
-              <w:t xml:space="preserve"> (2025)</w:t>
+              <w:t>Dutta &amp; Adsule (2025)</w:t>
             </w:r>
           </w:p>
         </w:tc>
@@ -7283,7 +7319,6 @@
                 <w:szCs w:val="20"/>
               </w:rPr>
             </w:pPr>
-            <w:proofErr w:type="spellStart"/>
             <w:r>
               <w:rPr>
                 <w:rFonts w:ascii="Arial" w:hAnsi="Arial" w:cs="Arial"/>
@@ -7291,17 +7326,7 @@
                 <w:sz w:val="20"/>
                 <w:szCs w:val="20"/>
               </w:rPr>
-              <w:t>Lup</w:t>
-            </w:r>
-            <w:proofErr w:type="spellEnd"/>
-            <w:r>
-              <w:rPr>
-                <w:rFonts w:ascii="Arial" w:hAnsi="Arial" w:cs="Arial"/>
-                <w:color w:val="000000" w:themeColor="text1"/>
-                <w:sz w:val="20"/>
-                <w:szCs w:val="20"/>
-              </w:rPr>
-              <w:t xml:space="preserve"> and Canonico (2024)</w:t>
+              <w:t>Lup and Canonico (2024)</w:t>
             </w:r>
           </w:p>
         </w:tc>
@@ -11364,59 +11389,13 @@
           <w:szCs w:val="20"/>
         </w:rPr>
       </w:pPr>
-      <w:proofErr w:type="spellStart"/>
-      <w:r>
-        <w:rPr>
-          <w:rFonts w:ascii="Arial" w:hAnsi="Arial" w:cs="Arial"/>
-          <w:sz w:val="20"/>
-          <w:szCs w:val="20"/>
-        </w:rPr>
-        <w:t>Chilunjika</w:t>
-      </w:r>
-      <w:proofErr w:type="spellEnd"/>
-      <w:r>
-        <w:rPr>
-          <w:rFonts w:ascii="Arial" w:hAnsi="Arial" w:cs="Arial"/>
-          <w:sz w:val="20"/>
-          <w:szCs w:val="20"/>
-        </w:rPr>
-        <w:t xml:space="preserve">, A., </w:t>
-      </w:r>
-      <w:proofErr w:type="spellStart"/>
-      <w:r>
-        <w:rPr>
-          <w:rFonts w:ascii="Arial" w:hAnsi="Arial" w:cs="Arial"/>
-          <w:sz w:val="20"/>
-          <w:szCs w:val="20"/>
-        </w:rPr>
-        <w:t>Intauno</w:t>
-      </w:r>
-      <w:proofErr w:type="spellEnd"/>
-      <w:r>
-        <w:rPr>
-          <w:rFonts w:ascii="Arial" w:hAnsi="Arial" w:cs="Arial"/>
-          <w:sz w:val="20"/>
-          <w:szCs w:val="20"/>
-        </w:rPr>
-        <w:t xml:space="preserve">, K. &amp; </w:t>
-      </w:r>
-      <w:proofErr w:type="spellStart"/>
-      <w:r>
-        <w:rPr>
-          <w:rFonts w:ascii="Arial" w:hAnsi="Arial" w:cs="Arial"/>
-          <w:sz w:val="20"/>
-          <w:szCs w:val="20"/>
-        </w:rPr>
-        <w:t>Chilunjika</w:t>
-      </w:r>
-      <w:proofErr w:type="spellEnd"/>
-      <w:r>
-        <w:rPr>
-          <w:rFonts w:ascii="Arial" w:hAnsi="Arial" w:cs="Arial"/>
-          <w:sz w:val="20"/>
-          <w:szCs w:val="20"/>
-        </w:rPr>
-        <w:t xml:space="preserve">, S.R. (2022) “Artificial intelligence and public sector human resource management in South Africa: Opportunities, challenges and prospects,” </w:t>
+      <w:r>
+        <w:rPr>
+          <w:rFonts w:ascii="Arial" w:hAnsi="Arial" w:cs="Arial"/>
+          <w:sz w:val="20"/>
+          <w:szCs w:val="20"/>
+        </w:rPr>
+        <w:t xml:space="preserve">Chilunjika, A., Intauno, K. &amp; Chilunjika, S.R. (2022) “Artificial intelligence and public sector human resource management in South Africa: Opportunities, challenges and prospects,” </w:t>
       </w:r>
       <w:r>
         <w:rPr>
@@ -11644,25 +11623,7 @@
           <w:sz w:val="20"/>
           <w:szCs w:val="20"/>
         </w:rPr>
-        <w:t xml:space="preserve">Depp, C.A. and </w:t>
-      </w:r>
-      <w:proofErr w:type="spellStart"/>
-      <w:r>
-        <w:rPr>
-          <w:rFonts w:ascii="Arial" w:hAnsi="Arial" w:cs="Arial"/>
-          <w:sz w:val="20"/>
-          <w:szCs w:val="20"/>
-        </w:rPr>
-        <w:t>Jeste</w:t>
-      </w:r>
-      <w:proofErr w:type="spellEnd"/>
-      <w:r>
-        <w:rPr>
-          <w:rFonts w:ascii="Arial" w:hAnsi="Arial" w:cs="Arial"/>
-          <w:sz w:val="20"/>
-          <w:szCs w:val="20"/>
-        </w:rPr>
-        <w:t xml:space="preserve">, D.V. (2004), </w:t>
+        <w:t xml:space="preserve">Depp, C.A. and Jeste, D.V. (2004), </w:t>
       </w:r>
       <w:proofErr w:type="gramStart"/>
       <w:r>
@@ -11762,25 +11723,7 @@
           <w:sz w:val="20"/>
           <w:szCs w:val="20"/>
         </w:rPr>
-        <w:t>Dutta D, </w:t>
-      </w:r>
-      <w:proofErr w:type="spellStart"/>
-      <w:r>
-        <w:rPr>
-          <w:rFonts w:ascii="Arial" w:hAnsi="Arial" w:cs="Arial"/>
-          <w:sz w:val="20"/>
-          <w:szCs w:val="20"/>
-        </w:rPr>
-        <w:t>Adsule</w:t>
-      </w:r>
-      <w:proofErr w:type="spellEnd"/>
-      <w:r>
-        <w:rPr>
-          <w:rFonts w:ascii="Arial" w:hAnsi="Arial" w:cs="Arial"/>
-          <w:sz w:val="20"/>
-          <w:szCs w:val="20"/>
-        </w:rPr>
-        <w:t xml:space="preserve"> R (2025;) "Machines/humans agentic impacts on recruitment and selection practices across organizational contexts". </w:t>
+        <w:t>Dutta D, Adsule R (2025;) "Machines/humans agentic impacts on recruitment and selection practices across organizational contexts". </w:t>
       </w:r>
       <w:r>
         <w:rPr>
@@ -12013,25 +11956,7 @@
           <w:sz w:val="20"/>
           <w:szCs w:val="20"/>
         </w:rPr>
-        <w:t xml:space="preserve">Jones, D.A., </w:t>
-      </w:r>
-      <w:proofErr w:type="spellStart"/>
-      <w:r>
-        <w:rPr>
-          <w:rFonts w:ascii="Arial" w:hAnsi="Arial" w:cs="Arial"/>
-          <w:sz w:val="20"/>
-          <w:szCs w:val="20"/>
-        </w:rPr>
-        <w:t>Willness</w:t>
-      </w:r>
-      <w:proofErr w:type="spellEnd"/>
-      <w:r>
-        <w:rPr>
-          <w:rFonts w:ascii="Arial" w:hAnsi="Arial" w:cs="Arial"/>
-          <w:sz w:val="20"/>
-          <w:szCs w:val="20"/>
-        </w:rPr>
-        <w:t>, C.R. and Madey, S. (2014) ‘Why Are Job Seekers Attracted by Corporate Social Performance? Experimental and Field Tests of Three Signal-Based Mechanisms’, </w:t>
+        <w:t>Jones, D.A., Willness, C.R. and Madey, S. (2014) ‘Why Are Job Seekers Attracted by Corporate Social Performance? Experimental and Field Tests of Three Signal-Based Mechanisms’, </w:t>
       </w:r>
       <w:r>
         <w:rPr>
@@ -12091,25 +12016,7 @@
           <w:sz w:val="20"/>
           <w:szCs w:val="20"/>
         </w:rPr>
-        <w:t xml:space="preserve">Khan, M. H., </w:t>
-      </w:r>
-      <w:proofErr w:type="spellStart"/>
-      <w:r>
-        <w:rPr>
-          <w:rFonts w:ascii="Arial" w:hAnsi="Arial" w:cs="Arial"/>
-          <w:sz w:val="20"/>
-          <w:szCs w:val="20"/>
-        </w:rPr>
-        <w:t>Grabarski</w:t>
-      </w:r>
-      <w:proofErr w:type="spellEnd"/>
-      <w:r>
-        <w:rPr>
-          <w:rFonts w:ascii="Arial" w:hAnsi="Arial" w:cs="Arial"/>
-          <w:sz w:val="20"/>
-          <w:szCs w:val="20"/>
-        </w:rPr>
-        <w:t xml:space="preserve">, M. K., Ali, M., &amp; Buckmaster, S. (2023). Insights into Creating and Managing an Inclusive Neurodiverse Workplace for Positive Outcomes: A Multistage Theoretical Framework. </w:t>
+        <w:t xml:space="preserve">Khan, M. H., Grabarski, M. K., Ali, M., &amp; Buckmaster, S. (2023). Insights into Creating and Managing an Inclusive Neurodiverse Workplace for Positive Outcomes: A Multistage Theoretical Framework. </w:t>
       </w:r>
       <w:r>
         <w:rPr>
@@ -12242,23 +12149,13 @@
           <w:szCs w:val="20"/>
         </w:rPr>
       </w:pPr>
-      <w:proofErr w:type="spellStart"/>
-      <w:r>
-        <w:rPr>
-          <w:rFonts w:ascii="Arial" w:hAnsi="Arial" w:cs="Arial"/>
-          <w:sz w:val="20"/>
-          <w:szCs w:val="20"/>
-        </w:rPr>
-        <w:t>Lup</w:t>
-      </w:r>
-      <w:proofErr w:type="spellEnd"/>
-      <w:r>
-        <w:rPr>
-          <w:rFonts w:ascii="Arial" w:hAnsi="Arial" w:cs="Arial"/>
-          <w:sz w:val="20"/>
-          <w:szCs w:val="20"/>
-        </w:rPr>
-        <w:t>, D. and Canonico, E. (2024) ‘Bridges and gatekeepers: Employees' willingness to refer qualified candidates on the autism spectrum’, </w:t>
+      <w:r>
+        <w:rPr>
+          <w:rFonts w:ascii="Arial" w:hAnsi="Arial" w:cs="Arial"/>
+          <w:sz w:val="20"/>
+          <w:szCs w:val="20"/>
+        </w:rPr>
+        <w:t xml:space="preserve">Lindgren, S. and Edward Elgar Publishing, publisher (2023) </w:t>
       </w:r>
       <w:r>
         <w:rPr>
@@ -12268,33 +12165,15 @@
           <w:sz w:val="20"/>
           <w:szCs w:val="20"/>
         </w:rPr>
-        <w:t>Human Resource Management</w:t>
-      </w:r>
-      <w:r>
-        <w:rPr>
-          <w:rFonts w:ascii="Arial" w:hAnsi="Arial" w:cs="Arial"/>
-          <w:sz w:val="20"/>
-          <w:szCs w:val="20"/>
-        </w:rPr>
-        <w:t>, </w:t>
-      </w:r>
-      <w:r>
-        <w:rPr>
-          <w:rFonts w:ascii="Arial" w:hAnsi="Arial" w:cs="Arial"/>
-          <w:i/>
-          <w:iCs/>
-          <w:sz w:val="20"/>
-          <w:szCs w:val="20"/>
-        </w:rPr>
-        <w:t>63</w:t>
-      </w:r>
-      <w:r>
-        <w:rPr>
-          <w:rFonts w:ascii="Arial" w:hAnsi="Arial" w:cs="Arial"/>
-          <w:sz w:val="20"/>
-          <w:szCs w:val="20"/>
-        </w:rPr>
-        <w:t>(6), pp.1025-1043</w:t>
+        <w:t>Handbook of Critical Studies of Artificial Intelligence</w:t>
+      </w:r>
+      <w:r>
+        <w:rPr>
+          <w:rFonts w:ascii="Arial" w:hAnsi="Arial" w:cs="Arial"/>
+          <w:sz w:val="20"/>
+          <w:szCs w:val="20"/>
+        </w:rPr>
+        <w:t>. First edition. Edited by S. Lindgren. Northampton: Edward Elgar Publishing.</w:t>
       </w:r>
     </w:p>
     <w:p>
@@ -12316,7 +12195,7 @@
           <w:sz w:val="20"/>
           <w:szCs w:val="20"/>
         </w:rPr>
-        <w:t xml:space="preserve">Miller, H. and Doyle, N. (2025) ‘Signalling a diversity climate: Neurodivergent experiences and perceptions during selection and assessment’, </w:t>
+        <w:t>Lup, D. and Canonico, E. (2024) ‘Bridges and gatekeepers: Employees' willingness to refer qualified candidates on the autism spectrum’, </w:t>
       </w:r>
       <w:r>
         <w:rPr>
@@ -12326,15 +12205,33 @@
           <w:sz w:val="20"/>
           <w:szCs w:val="20"/>
         </w:rPr>
-        <w:t>Journal of occupational and organizational psychology</w:t>
-      </w:r>
-      <w:r>
-        <w:rPr>
-          <w:rFonts w:ascii="Arial" w:hAnsi="Arial" w:cs="Arial"/>
-          <w:sz w:val="20"/>
-          <w:szCs w:val="20"/>
-        </w:rPr>
-        <w:t>, 98(3)</w:t>
+        <w:t>Human Resource Management</w:t>
+      </w:r>
+      <w:r>
+        <w:rPr>
+          <w:rFonts w:ascii="Arial" w:hAnsi="Arial" w:cs="Arial"/>
+          <w:sz w:val="20"/>
+          <w:szCs w:val="20"/>
+        </w:rPr>
+        <w:t>, </w:t>
+      </w:r>
+      <w:r>
+        <w:rPr>
+          <w:rFonts w:ascii="Arial" w:hAnsi="Arial" w:cs="Arial"/>
+          <w:i/>
+          <w:iCs/>
+          <w:sz w:val="20"/>
+          <w:szCs w:val="20"/>
+        </w:rPr>
+        <w:t>63</w:t>
+      </w:r>
+      <w:r>
+        <w:rPr>
+          <w:rFonts w:ascii="Arial" w:hAnsi="Arial" w:cs="Arial"/>
+          <w:sz w:val="20"/>
+          <w:szCs w:val="20"/>
+        </w:rPr>
+        <w:t>(6), pp.1025-1043</w:t>
       </w:r>
     </w:p>
     <w:p>
@@ -12356,25 +12253,47 @@
           <w:sz w:val="20"/>
           <w:szCs w:val="20"/>
         </w:rPr>
-        <w:t xml:space="preserve">Mirowska, A. and </w:t>
-      </w:r>
-      <w:proofErr w:type="spellStart"/>
-      <w:r>
-        <w:rPr>
-          <w:rFonts w:ascii="Arial" w:hAnsi="Arial" w:cs="Arial"/>
-          <w:sz w:val="20"/>
-          <w:szCs w:val="20"/>
-        </w:rPr>
-        <w:t>Arsenyan</w:t>
-      </w:r>
-      <w:proofErr w:type="spellEnd"/>
-      <w:r>
-        <w:rPr>
-          <w:rFonts w:ascii="Arial" w:hAnsi="Arial" w:cs="Arial"/>
-          <w:sz w:val="20"/>
-          <w:szCs w:val="20"/>
-        </w:rPr>
-        <w:t>, J. (2025), A Bridge Too Far: Signalling Effects of Artificial Intelligence Evaluation of Job Interviews. International Journal of Selection and Assessment, 33: e70008. </w:t>
+        <w:t xml:space="preserve">Miller, H. and Doyle, N. (2025) ‘Signalling a diversity climate: Neurodivergent experiences and perceptions during selection and assessment’, </w:t>
+      </w:r>
+      <w:r>
+        <w:rPr>
+          <w:rFonts w:ascii="Arial" w:hAnsi="Arial" w:cs="Arial"/>
+          <w:i/>
+          <w:iCs/>
+          <w:sz w:val="20"/>
+          <w:szCs w:val="20"/>
+        </w:rPr>
+        <w:t>Journal of occupational and organizational psychology</w:t>
+      </w:r>
+      <w:r>
+        <w:rPr>
+          <w:rFonts w:ascii="Arial" w:hAnsi="Arial" w:cs="Arial"/>
+          <w:sz w:val="20"/>
+          <w:szCs w:val="20"/>
+        </w:rPr>
+        <w:t>, 98(3)</w:t>
+      </w:r>
+    </w:p>
+    <w:p>
+      <w:pPr>
+        <w:tabs>
+          <w:tab w:val="left" w:pos="1560"/>
+        </w:tabs>
+        <w:ind w:left="510" w:hanging="510"/>
+        <w:jc w:val="both"/>
+        <w:rPr>
+          <w:rFonts w:ascii="Arial" w:hAnsi="Arial" w:cs="Arial"/>
+          <w:sz w:val="20"/>
+          <w:szCs w:val="20"/>
+        </w:rPr>
+      </w:pPr>
+      <w:r>
+        <w:rPr>
+          <w:rFonts w:ascii="Arial" w:hAnsi="Arial" w:cs="Arial"/>
+          <w:sz w:val="20"/>
+          <w:szCs w:val="20"/>
+        </w:rPr>
+        <w:t>Mirowska, A. and Arsenyan, J. (2025), A Bridge Too Far: Signalling Effects of Artificial Intelligence Evaluation of Job Interviews. International Journal of Selection and Assessment, 33: e70008. </w:t>
       </w:r>
       <w:hyperlink r:id="rId23" w:history="1">
         <w:r>
@@ -15956,7 +15875,6 @@
   <w:style w:type="character" w:default="1" w:styleId="DefaultParagraphFont">
     <w:name w:val="Default Paragraph Font"/>
     <w:uiPriority w:val="1"/>
-    <w:semiHidden/>
     <w:unhideWhenUsed/>
   </w:style>
   <w:style w:type="table" w:default="1" w:styleId="TableNormal">

--- a/FBL-PhD-research-proposal.docx
+++ b/FBL-PhD-research-proposal.docx
@@ -146,23 +146,7 @@
           <w:sz w:val="28"/>
           <w:szCs w:val="28"/>
         </w:rPr>
-        <w:t xml:space="preserve"> A</w:t>
-      </w:r>
-      <w:r>
-        <w:rPr>
-          <w:rFonts w:ascii="Arial" w:hAnsi="Arial" w:cs="Arial"/>
-          <w:sz w:val="28"/>
-          <w:szCs w:val="28"/>
-        </w:rPr>
-        <w:t>S</w:t>
-      </w:r>
-      <w:r>
-        <w:rPr>
-          <w:rFonts w:ascii="Arial" w:hAnsi="Arial" w:cs="Arial"/>
-          <w:sz w:val="28"/>
-          <w:szCs w:val="28"/>
-        </w:rPr>
-        <w:t xml:space="preserve">I </w:t>
+        <w:t xml:space="preserve"> AI </w:t>
       </w:r>
       <w:r>
         <w:rPr>
@@ -465,7 +449,7 @@
           <w:sz w:val="20"/>
           <w:szCs w:val="20"/>
         </w:rPr>
-        <w:t>Superi</w:t>
+        <w:t>I</w:t>
       </w:r>
       <w:r>
         <w:rPr>
@@ -474,14 +458,6 @@
           <w:szCs w:val="20"/>
         </w:rPr>
         <w:t>ntelligence (or ‘A</w:t>
-      </w:r>
-      <w:r>
-        <w:rPr>
-          <w:rFonts w:ascii="Arial" w:hAnsi="Arial" w:cs="Arial"/>
-          <w:sz w:val="20"/>
-          <w:szCs w:val="20"/>
-        </w:rPr>
-        <w:t>S</w:t>
       </w:r>
       <w:r>
         <w:rPr>
@@ -2324,7 +2300,7 @@
           <w:sz w:val="20"/>
           <w:szCs w:val="20"/>
         </w:rPr>
-        <w:t xml:space="preserve"> and the result itself (i.e. ‘ASI’) has been deemed a threat to society by the author of a recent House of Lords Library report</w:t>
+        <w:t xml:space="preserve"> and the result itself has been deemed a threat to society by the author of a recent House of Lords Library report</w:t>
       </w:r>
       <w:r>
         <w:rPr>
@@ -2510,15 +2486,33 @@
           <w:sz w:val="20"/>
           <w:szCs w:val="20"/>
         </w:rPr>
-        <w:t>proponents who advocate for AGI or its variant ASI (Artificial Superintelligence)</w:t>
-      </w:r>
-      <w:r>
-        <w:rPr>
-          <w:rFonts w:ascii="Arial" w:hAnsi="Arial" w:cs="Arial"/>
-          <w:sz w:val="20"/>
-          <w:szCs w:val="20"/>
-        </w:rPr>
-        <w:t>, and on the other there are naysayers.</w:t>
+        <w:t xml:space="preserve">proponents who advocate for AGI </w:t>
+      </w:r>
+      <w:r>
+        <w:rPr>
+          <w:rFonts w:ascii="Arial" w:hAnsi="Arial" w:cs="Arial"/>
+          <w:sz w:val="20"/>
+          <w:szCs w:val="20"/>
+        </w:rPr>
+        <w:t xml:space="preserve">and on the </w:t>
+      </w:r>
+      <w:proofErr w:type="gramStart"/>
+      <w:r>
+        <w:rPr>
+          <w:rFonts w:ascii="Arial" w:hAnsi="Arial" w:cs="Arial"/>
+          <w:sz w:val="20"/>
+          <w:szCs w:val="20"/>
+        </w:rPr>
+        <w:t>other</w:t>
+      </w:r>
+      <w:proofErr w:type="gramEnd"/>
+      <w:r>
+        <w:rPr>
+          <w:rFonts w:ascii="Arial" w:hAnsi="Arial" w:cs="Arial"/>
+          <w:sz w:val="20"/>
+          <w:szCs w:val="20"/>
+        </w:rPr>
+        <w:t xml:space="preserve"> there are naysayers.</w:t>
       </w:r>
     </w:p>
     <w:p>
@@ -4855,8 +4849,8 @@
         </w:rPr>
       </w:pPr>
       <w:bookmarkStart w:id="21" w:name="_Toc216632807"/>
-      <w:bookmarkStart w:id="22" w:name="_Toc215736438"/>
-      <w:bookmarkStart w:id="23" w:name="_Toc221004907"/>
+      <w:bookmarkStart w:id="22" w:name="_Toc221004907"/>
+      <w:bookmarkStart w:id="23" w:name="_Toc215736438"/>
       <w:r>
         <w:rPr>
           <w:rStyle w:val="Strong"/>
@@ -4888,7 +4882,7 @@
         </w:rPr>
         <w:t xml:space="preserve"> – Literature Review</w:t>
       </w:r>
-      <w:bookmarkEnd w:id="23"/>
+      <w:bookmarkEnd w:id="22"/>
     </w:p>
     <w:p>
       <w:pPr>
@@ -5355,7 +5349,25 @@
           <w:sz w:val="20"/>
           <w:szCs w:val="20"/>
         </w:rPr>
-        <w:t xml:space="preserve"> (Depp and Jeste, 2004)</w:t>
+        <w:t xml:space="preserve"> (Depp and </w:t>
+      </w:r>
+      <w:proofErr w:type="spellStart"/>
+      <w:r>
+        <w:rPr>
+          <w:rFonts w:ascii="Arial" w:hAnsi="Arial" w:cs="Arial"/>
+          <w:sz w:val="20"/>
+          <w:szCs w:val="20"/>
+        </w:rPr>
+        <w:t>Jeste</w:t>
+      </w:r>
+      <w:proofErr w:type="spellEnd"/>
+      <w:r>
+        <w:rPr>
+          <w:rFonts w:ascii="Arial" w:hAnsi="Arial" w:cs="Arial"/>
+          <w:sz w:val="20"/>
+          <w:szCs w:val="20"/>
+        </w:rPr>
+        <w:t>, 2004)</w:t>
       </w:r>
       <w:r>
         <w:rPr>
@@ -5419,7 +5431,23 @@
           <w:sz w:val="20"/>
           <w:szCs w:val="20"/>
         </w:rPr>
-        <w:t xml:space="preserve">ntelligence and employment </w:t>
+        <w:t xml:space="preserve">ntelligence </w:t>
+      </w:r>
+      <w:r>
+        <w:rPr>
+          <w:rFonts w:ascii="Arial" w:hAnsi="Arial" w:cs="Arial"/>
+          <w:sz w:val="20"/>
+          <w:szCs w:val="20"/>
+        </w:rPr>
+        <w:t xml:space="preserve">(“AI”) </w:t>
+      </w:r>
+      <w:r>
+        <w:rPr>
+          <w:rFonts w:ascii="Arial" w:hAnsi="Arial" w:cs="Arial"/>
+          <w:sz w:val="20"/>
+          <w:szCs w:val="20"/>
+        </w:rPr>
+        <w:t xml:space="preserve">and employment </w:t>
       </w:r>
       <w:r>
         <w:rPr>
@@ -5459,7 +5487,25 @@
           <w:sz w:val="20"/>
           <w:szCs w:val="20"/>
         </w:rPr>
-        <w:t xml:space="preserve">Mirowska and Arsenyan, 2025; </w:t>
+        <w:t xml:space="preserve">Mirowska and </w:t>
+      </w:r>
+      <w:proofErr w:type="spellStart"/>
+      <w:r>
+        <w:rPr>
+          <w:rFonts w:ascii="Arial" w:hAnsi="Arial" w:cs="Arial"/>
+          <w:sz w:val="20"/>
+          <w:szCs w:val="20"/>
+        </w:rPr>
+        <w:t>Arsenyan</w:t>
+      </w:r>
+      <w:proofErr w:type="spellEnd"/>
+      <w:r>
+        <w:rPr>
+          <w:rFonts w:ascii="Arial" w:hAnsi="Arial" w:cs="Arial"/>
+          <w:sz w:val="20"/>
+          <w:szCs w:val="20"/>
+        </w:rPr>
+        <w:t xml:space="preserve">, 2025; </w:t>
       </w:r>
       <w:r>
         <w:rPr>
@@ -5517,47 +5563,7 @@
           <w:sz w:val="20"/>
           <w:szCs w:val="20"/>
         </w:rPr>
-        <w:t xml:space="preserve">. Artificial </w:t>
-      </w:r>
-      <w:r>
-        <w:rPr>
-          <w:rFonts w:ascii="Arial" w:hAnsi="Arial" w:cs="Arial"/>
-          <w:sz w:val="20"/>
-          <w:szCs w:val="20"/>
-        </w:rPr>
-        <w:t>S</w:t>
-      </w:r>
-      <w:r>
-        <w:rPr>
-          <w:rFonts w:ascii="Arial" w:hAnsi="Arial" w:cs="Arial"/>
-          <w:sz w:val="20"/>
-          <w:szCs w:val="20"/>
-        </w:rPr>
-        <w:t>uper</w:t>
-      </w:r>
-      <w:r>
-        <w:rPr>
-          <w:rFonts w:ascii="Arial" w:hAnsi="Arial" w:cs="Arial"/>
-          <w:sz w:val="20"/>
-          <w:szCs w:val="20"/>
-        </w:rPr>
-        <w:t>intelligence or “A</w:t>
-      </w:r>
-      <w:r>
-        <w:rPr>
-          <w:rFonts w:ascii="Arial" w:hAnsi="Arial" w:cs="Arial"/>
-          <w:sz w:val="20"/>
-          <w:szCs w:val="20"/>
-        </w:rPr>
-        <w:t>S</w:t>
-      </w:r>
-      <w:r>
-        <w:rPr>
-          <w:rFonts w:ascii="Arial" w:hAnsi="Arial" w:cs="Arial"/>
-          <w:sz w:val="20"/>
-          <w:szCs w:val="20"/>
-        </w:rPr>
-        <w:t>I” has</w:t>
+        <w:t>. AI has</w:t>
       </w:r>
       <w:r>
         <w:rPr>
@@ -5809,6 +5815,7 @@
         </w:rPr>
         <w:t xml:space="preserve">an open access paper by </w:t>
       </w:r>
+      <w:proofErr w:type="spellStart"/>
       <w:r>
         <w:rPr>
           <w:rFonts w:ascii="Arial" w:hAnsi="Arial" w:cs="Arial"/>
@@ -5817,6 +5824,7 @@
         </w:rPr>
         <w:t>Chilunjika</w:t>
       </w:r>
+      <w:proofErr w:type="spellEnd"/>
       <w:r>
         <w:rPr>
           <w:rFonts w:ascii="Arial" w:hAnsi="Arial" w:cs="Arial"/>
@@ -5865,7 +5873,25 @@
           <w:sz w:val="20"/>
           <w:szCs w:val="20"/>
         </w:rPr>
-        <w:t xml:space="preserve"> Chilunjika, </w:t>
+        <w:t xml:space="preserve"> </w:t>
+      </w:r>
+      <w:proofErr w:type="spellStart"/>
+      <w:r>
+        <w:rPr>
+          <w:rFonts w:ascii="Arial" w:hAnsi="Arial" w:cs="Arial"/>
+          <w:sz w:val="20"/>
+          <w:szCs w:val="20"/>
+        </w:rPr>
+        <w:t>Chilunjika</w:t>
+      </w:r>
+      <w:proofErr w:type="spellEnd"/>
+      <w:r>
+        <w:rPr>
+          <w:rFonts w:ascii="Arial" w:hAnsi="Arial" w:cs="Arial"/>
+          <w:sz w:val="20"/>
+          <w:szCs w:val="20"/>
+        </w:rPr>
+        <w:t xml:space="preserve">, </w:t>
       </w:r>
       <w:r>
         <w:rPr>
@@ -6018,15 +6044,111 @@
           <w:sz w:val="20"/>
           <w:szCs w:val="20"/>
         </w:rPr>
-        <w:t xml:space="preserve">One of the central propositions of this paper is in regard to a model which the author built and tested over a 3-week period. Whilst implementing </w:t>
-      </w:r>
-      <w:r>
-        <w:rPr>
-          <w:rFonts w:ascii="Arial" w:hAnsi="Arial" w:cs="Arial"/>
-          <w:sz w:val="20"/>
-          <w:szCs w:val="20"/>
-        </w:rPr>
-        <w:t xml:space="preserve">Gemini 3.5, Claude Haiku 3.5 and </w:t>
+        <w:t xml:space="preserve">One of the central propositions of this paper is in regard to a </w:t>
+      </w:r>
+      <w:r>
+        <w:rPr>
+          <w:rFonts w:ascii="Arial" w:hAnsi="Arial" w:cs="Arial"/>
+          <w:sz w:val="20"/>
+          <w:szCs w:val="20"/>
+        </w:rPr>
+        <w:t>context engineering exercise</w:t>
+      </w:r>
+      <w:r>
+        <w:rPr>
+          <w:rFonts w:ascii="Arial" w:hAnsi="Arial" w:cs="Arial"/>
+          <w:sz w:val="20"/>
+          <w:szCs w:val="20"/>
+        </w:rPr>
+        <w:t xml:space="preserve"> which the author</w:t>
+      </w:r>
+      <w:r>
+        <w:rPr>
+          <w:rFonts w:ascii="Arial" w:hAnsi="Arial" w:cs="Arial"/>
+          <w:sz w:val="20"/>
+          <w:szCs w:val="20"/>
+        </w:rPr>
+        <w:t xml:space="preserve"> developed</w:t>
+      </w:r>
+      <w:r>
+        <w:rPr>
+          <w:rFonts w:ascii="Arial" w:hAnsi="Arial" w:cs="Arial"/>
+          <w:sz w:val="20"/>
+          <w:szCs w:val="20"/>
+        </w:rPr>
+        <w:t xml:space="preserve"> and tested over a 3-week period. Whilst implementing </w:t>
+      </w:r>
+      <w:r>
+        <w:rPr>
+          <w:rFonts w:ascii="Arial" w:hAnsi="Arial" w:cs="Arial"/>
+          <w:sz w:val="20"/>
+          <w:szCs w:val="20"/>
+        </w:rPr>
+        <w:t xml:space="preserve">3 key models 1) </w:t>
+      </w:r>
+      <w:r>
+        <w:rPr>
+          <w:rFonts w:ascii="Arial" w:hAnsi="Arial" w:cs="Arial"/>
+          <w:sz w:val="20"/>
+          <w:szCs w:val="20"/>
+        </w:rPr>
+        <w:t xml:space="preserve">Gemini 3.5, </w:t>
+      </w:r>
+      <w:r>
+        <w:rPr>
+          <w:rFonts w:ascii="Arial" w:hAnsi="Arial" w:cs="Arial"/>
+          <w:sz w:val="20"/>
+          <w:szCs w:val="20"/>
+        </w:rPr>
+        <w:t xml:space="preserve">2) </w:t>
+      </w:r>
+      <w:r>
+        <w:rPr>
+          <w:rFonts w:ascii="Arial" w:hAnsi="Arial" w:cs="Arial"/>
+          <w:sz w:val="20"/>
+          <w:szCs w:val="20"/>
+        </w:rPr>
+        <w:t>Claude Haiku 3.5</w:t>
+      </w:r>
+      <w:r>
+        <w:rPr>
+          <w:rFonts w:ascii="Arial" w:hAnsi="Arial" w:cs="Arial"/>
+          <w:sz w:val="20"/>
+          <w:szCs w:val="20"/>
+        </w:rPr>
+        <w:t>,</w:t>
+      </w:r>
+      <w:r>
+        <w:rPr>
+          <w:rFonts w:ascii="Arial" w:hAnsi="Arial" w:cs="Arial"/>
+          <w:sz w:val="20"/>
+          <w:szCs w:val="20"/>
+        </w:rPr>
+        <w:t xml:space="preserve"> and </w:t>
+      </w:r>
+      <w:r>
+        <w:rPr>
+          <w:rFonts w:ascii="Arial" w:hAnsi="Arial" w:cs="Arial"/>
+          <w:sz w:val="20"/>
+          <w:szCs w:val="20"/>
+        </w:rPr>
+        <w:t>finally</w:t>
+      </w:r>
+      <w:r>
+        <w:rPr>
+          <w:rFonts w:ascii="Arial" w:hAnsi="Arial" w:cs="Arial"/>
+          <w:sz w:val="20"/>
+          <w:szCs w:val="20"/>
+        </w:rPr>
+        <w:t>,</w:t>
+      </w:r>
+      <w:r>
+        <w:rPr>
+          <w:rFonts w:ascii="Arial" w:hAnsi="Arial" w:cs="Arial"/>
+          <w:sz w:val="20"/>
+          <w:szCs w:val="20"/>
+        </w:rPr>
+        <w:t xml:space="preserve"> 3) </w:t>
       </w:r>
       <w:r>
         <w:rPr>
@@ -7243,7 +7365,27 @@
                 <w:sz w:val="20"/>
                 <w:szCs w:val="20"/>
               </w:rPr>
-              <w:t>Dutta &amp; Adsule (2025)</w:t>
+              <w:t xml:space="preserve">Dutta &amp; </w:t>
+            </w:r>
+            <w:proofErr w:type="spellStart"/>
+            <w:r>
+              <w:rPr>
+                <w:rFonts w:ascii="Arial" w:hAnsi="Arial" w:cs="Arial"/>
+                <w:color w:val="000000" w:themeColor="text1"/>
+                <w:sz w:val="20"/>
+                <w:szCs w:val="20"/>
+              </w:rPr>
+              <w:t>Adsule</w:t>
+            </w:r>
+            <w:proofErr w:type="spellEnd"/>
+            <w:r>
+              <w:rPr>
+                <w:rFonts w:ascii="Arial" w:hAnsi="Arial" w:cs="Arial"/>
+                <w:color w:val="000000" w:themeColor="text1"/>
+                <w:sz w:val="20"/>
+                <w:szCs w:val="20"/>
+              </w:rPr>
+              <w:t xml:space="preserve"> (2025)</w:t>
             </w:r>
           </w:p>
         </w:tc>
@@ -7319,6 +7461,7 @@
                 <w:szCs w:val="20"/>
               </w:rPr>
             </w:pPr>
+            <w:proofErr w:type="spellStart"/>
             <w:r>
               <w:rPr>
                 <w:rFonts w:ascii="Arial" w:hAnsi="Arial" w:cs="Arial"/>
@@ -7326,7 +7469,17 @@
                 <w:sz w:val="20"/>
                 <w:szCs w:val="20"/>
               </w:rPr>
-              <w:t>Lup and Canonico (2024)</w:t>
+              <w:t>Lup</w:t>
+            </w:r>
+            <w:proofErr w:type="spellEnd"/>
+            <w:r>
+              <w:rPr>
+                <w:rFonts w:ascii="Arial" w:hAnsi="Arial" w:cs="Arial"/>
+                <w:color w:val="000000" w:themeColor="text1"/>
+                <w:sz w:val="20"/>
+                <w:szCs w:val="20"/>
+              </w:rPr>
+              <w:t xml:space="preserve"> and Canonico (2024)</w:t>
             </w:r>
           </w:p>
         </w:tc>
@@ -11196,7 +11349,7 @@
         </w:rPr>
         <w:t>References</w:t>
       </w:r>
-      <w:bookmarkEnd w:id="22"/>
+      <w:bookmarkEnd w:id="23"/>
     </w:p>
     <w:p>
       <w:pPr>
@@ -11389,13 +11542,59 @@
           <w:szCs w:val="20"/>
         </w:rPr>
       </w:pPr>
-      <w:r>
-        <w:rPr>
-          <w:rFonts w:ascii="Arial" w:hAnsi="Arial" w:cs="Arial"/>
-          <w:sz w:val="20"/>
-          <w:szCs w:val="20"/>
-        </w:rPr>
-        <w:t xml:space="preserve">Chilunjika, A., Intauno, K. &amp; Chilunjika, S.R. (2022) “Artificial intelligence and public sector human resource management in South Africa: Opportunities, challenges and prospects,” </w:t>
+      <w:proofErr w:type="spellStart"/>
+      <w:r>
+        <w:rPr>
+          <w:rFonts w:ascii="Arial" w:hAnsi="Arial" w:cs="Arial"/>
+          <w:sz w:val="20"/>
+          <w:szCs w:val="20"/>
+        </w:rPr>
+        <w:t>Chilunjika</w:t>
+      </w:r>
+      <w:proofErr w:type="spellEnd"/>
+      <w:r>
+        <w:rPr>
+          <w:rFonts w:ascii="Arial" w:hAnsi="Arial" w:cs="Arial"/>
+          <w:sz w:val="20"/>
+          <w:szCs w:val="20"/>
+        </w:rPr>
+        <w:t xml:space="preserve">, A., </w:t>
+      </w:r>
+      <w:proofErr w:type="spellStart"/>
+      <w:r>
+        <w:rPr>
+          <w:rFonts w:ascii="Arial" w:hAnsi="Arial" w:cs="Arial"/>
+          <w:sz w:val="20"/>
+          <w:szCs w:val="20"/>
+        </w:rPr>
+        <w:t>Intauno</w:t>
+      </w:r>
+      <w:proofErr w:type="spellEnd"/>
+      <w:r>
+        <w:rPr>
+          <w:rFonts w:ascii="Arial" w:hAnsi="Arial" w:cs="Arial"/>
+          <w:sz w:val="20"/>
+          <w:szCs w:val="20"/>
+        </w:rPr>
+        <w:t xml:space="preserve">, K. &amp; </w:t>
+      </w:r>
+      <w:proofErr w:type="spellStart"/>
+      <w:r>
+        <w:rPr>
+          <w:rFonts w:ascii="Arial" w:hAnsi="Arial" w:cs="Arial"/>
+          <w:sz w:val="20"/>
+          <w:szCs w:val="20"/>
+        </w:rPr>
+        <w:t>Chilunjika</w:t>
+      </w:r>
+      <w:proofErr w:type="spellEnd"/>
+      <w:r>
+        <w:rPr>
+          <w:rFonts w:ascii="Arial" w:hAnsi="Arial" w:cs="Arial"/>
+          <w:sz w:val="20"/>
+          <w:szCs w:val="20"/>
+        </w:rPr>
+        <w:t xml:space="preserve">, S.R. (2022) “Artificial intelligence and public sector human resource management in South Africa: Opportunities, challenges and prospects,” </w:t>
       </w:r>
       <w:r>
         <w:rPr>
@@ -11623,7 +11822,25 @@
           <w:sz w:val="20"/>
           <w:szCs w:val="20"/>
         </w:rPr>
-        <w:t xml:space="preserve">Depp, C.A. and Jeste, D.V. (2004), </w:t>
+        <w:t xml:space="preserve">Depp, C.A. and </w:t>
+      </w:r>
+      <w:proofErr w:type="spellStart"/>
+      <w:r>
+        <w:rPr>
+          <w:rFonts w:ascii="Arial" w:hAnsi="Arial" w:cs="Arial"/>
+          <w:sz w:val="20"/>
+          <w:szCs w:val="20"/>
+        </w:rPr>
+        <w:t>Jeste</w:t>
+      </w:r>
+      <w:proofErr w:type="spellEnd"/>
+      <w:r>
+        <w:rPr>
+          <w:rFonts w:ascii="Arial" w:hAnsi="Arial" w:cs="Arial"/>
+          <w:sz w:val="20"/>
+          <w:szCs w:val="20"/>
+        </w:rPr>
+        <w:t xml:space="preserve">, D.V. (2004), </w:t>
       </w:r>
       <w:proofErr w:type="gramStart"/>
       <w:r>
@@ -11723,7 +11940,25 @@
           <w:sz w:val="20"/>
           <w:szCs w:val="20"/>
         </w:rPr>
-        <w:t>Dutta D, Adsule R (2025;) "Machines/humans agentic impacts on recruitment and selection practices across organizational contexts". </w:t>
+        <w:t>Dutta D, </w:t>
+      </w:r>
+      <w:proofErr w:type="spellStart"/>
+      <w:r>
+        <w:rPr>
+          <w:rFonts w:ascii="Arial" w:hAnsi="Arial" w:cs="Arial"/>
+          <w:sz w:val="20"/>
+          <w:szCs w:val="20"/>
+        </w:rPr>
+        <w:t>Adsule</w:t>
+      </w:r>
+      <w:proofErr w:type="spellEnd"/>
+      <w:r>
+        <w:rPr>
+          <w:rFonts w:ascii="Arial" w:hAnsi="Arial" w:cs="Arial"/>
+          <w:sz w:val="20"/>
+          <w:szCs w:val="20"/>
+        </w:rPr>
+        <w:t xml:space="preserve"> R (2025;) "Machines/humans agentic impacts on recruitment and selection practices across organizational contexts". </w:t>
       </w:r>
       <w:r>
         <w:rPr>
@@ -11956,7 +12191,25 @@
           <w:sz w:val="20"/>
           <w:szCs w:val="20"/>
         </w:rPr>
-        <w:t>Jones, D.A., Willness, C.R. and Madey, S. (2014) ‘Why Are Job Seekers Attracted by Corporate Social Performance? Experimental and Field Tests of Three Signal-Based Mechanisms’, </w:t>
+        <w:t xml:space="preserve">Jones, D.A., </w:t>
+      </w:r>
+      <w:proofErr w:type="spellStart"/>
+      <w:r>
+        <w:rPr>
+          <w:rFonts w:ascii="Arial" w:hAnsi="Arial" w:cs="Arial"/>
+          <w:sz w:val="20"/>
+          <w:szCs w:val="20"/>
+        </w:rPr>
+        <w:t>Willness</w:t>
+      </w:r>
+      <w:proofErr w:type="spellEnd"/>
+      <w:r>
+        <w:rPr>
+          <w:rFonts w:ascii="Arial" w:hAnsi="Arial" w:cs="Arial"/>
+          <w:sz w:val="20"/>
+          <w:szCs w:val="20"/>
+        </w:rPr>
+        <w:t>, C.R. and Madey, S. (2014) ‘Why Are Job Seekers Attracted by Corporate Social Performance? Experimental and Field Tests of Three Signal-Based Mechanisms’, </w:t>
       </w:r>
       <w:r>
         <w:rPr>
@@ -12016,7 +12269,25 @@
           <w:sz w:val="20"/>
           <w:szCs w:val="20"/>
         </w:rPr>
-        <w:t xml:space="preserve">Khan, M. H., Grabarski, M. K., Ali, M., &amp; Buckmaster, S. (2023). Insights into Creating and Managing an Inclusive Neurodiverse Workplace for Positive Outcomes: A Multistage Theoretical Framework. </w:t>
+        <w:t xml:space="preserve">Khan, M. H., </w:t>
+      </w:r>
+      <w:proofErr w:type="spellStart"/>
+      <w:r>
+        <w:rPr>
+          <w:rFonts w:ascii="Arial" w:hAnsi="Arial" w:cs="Arial"/>
+          <w:sz w:val="20"/>
+          <w:szCs w:val="20"/>
+        </w:rPr>
+        <w:t>Grabarski</w:t>
+      </w:r>
+      <w:proofErr w:type="spellEnd"/>
+      <w:r>
+        <w:rPr>
+          <w:rFonts w:ascii="Arial" w:hAnsi="Arial" w:cs="Arial"/>
+          <w:sz w:val="20"/>
+          <w:szCs w:val="20"/>
+        </w:rPr>
+        <w:t xml:space="preserve">, M. K., Ali, M., &amp; Buckmaster, S. (2023). Insights into Creating and Managing an Inclusive Neurodiverse Workplace for Positive Outcomes: A Multistage Theoretical Framework. </w:t>
       </w:r>
       <w:r>
         <w:rPr>
@@ -12189,13 +12460,23 @@
           <w:szCs w:val="20"/>
         </w:rPr>
       </w:pPr>
-      <w:r>
-        <w:rPr>
-          <w:rFonts w:ascii="Arial" w:hAnsi="Arial" w:cs="Arial"/>
-          <w:sz w:val="20"/>
-          <w:szCs w:val="20"/>
-        </w:rPr>
-        <w:t>Lup, D. and Canonico, E. (2024) ‘Bridges and gatekeepers: Employees' willingness to refer qualified candidates on the autism spectrum’, </w:t>
+      <w:proofErr w:type="spellStart"/>
+      <w:r>
+        <w:rPr>
+          <w:rFonts w:ascii="Arial" w:hAnsi="Arial" w:cs="Arial"/>
+          <w:sz w:val="20"/>
+          <w:szCs w:val="20"/>
+        </w:rPr>
+        <w:t>Lup</w:t>
+      </w:r>
+      <w:proofErr w:type="spellEnd"/>
+      <w:r>
+        <w:rPr>
+          <w:rFonts w:ascii="Arial" w:hAnsi="Arial" w:cs="Arial"/>
+          <w:sz w:val="20"/>
+          <w:szCs w:val="20"/>
+        </w:rPr>
+        <w:t>, D. and Canonico, E. (2024) ‘Bridges and gatekeepers: Employees' willingness to refer qualified candidates on the autism spectrum’, </w:t>
       </w:r>
       <w:r>
         <w:rPr>
@@ -12293,7 +12574,25 @@
           <w:sz w:val="20"/>
           <w:szCs w:val="20"/>
         </w:rPr>
-        <w:t>Mirowska, A. and Arsenyan, J. (2025), A Bridge Too Far: Signalling Effects of Artificial Intelligence Evaluation of Job Interviews. International Journal of Selection and Assessment, 33: e70008. </w:t>
+        <w:t xml:space="preserve">Mirowska, A. and </w:t>
+      </w:r>
+      <w:proofErr w:type="spellStart"/>
+      <w:r>
+        <w:rPr>
+          <w:rFonts w:ascii="Arial" w:hAnsi="Arial" w:cs="Arial"/>
+          <w:sz w:val="20"/>
+          <w:szCs w:val="20"/>
+        </w:rPr>
+        <w:t>Arsenyan</w:t>
+      </w:r>
+      <w:proofErr w:type="spellEnd"/>
+      <w:r>
+        <w:rPr>
+          <w:rFonts w:ascii="Arial" w:hAnsi="Arial" w:cs="Arial"/>
+          <w:sz w:val="20"/>
+          <w:szCs w:val="20"/>
+        </w:rPr>
+        <w:t>, J. (2025), A Bridge Too Far: Signalling Effects of Artificial Intelligence Evaluation of Job Interviews. International Journal of Selection and Assessment, 33: e70008. </w:t>
       </w:r>
       <w:hyperlink r:id="rId23" w:history="1">
         <w:r>
@@ -15875,6 +16174,7 @@
   <w:style w:type="character" w:default="1" w:styleId="DefaultParagraphFont">
     <w:name w:val="Default Paragraph Font"/>
     <w:uiPriority w:val="1"/>
+    <w:semiHidden/>
     <w:unhideWhenUsed/>
   </w:style>
   <w:style w:type="table" w:default="1" w:styleId="TableNormal">

--- a/FBL-PhD-research-proposal.docx
+++ b/FBL-PhD-research-proposal.docx
@@ -114,120 +114,19 @@
           <w:sz w:val="28"/>
           <w:szCs w:val="28"/>
         </w:rPr>
-        <w:t>Ensuring Responsib</w:t>
-      </w:r>
-      <w:r>
+        <w:t>“Signalling and Neurodiversity: Do firm SHRM choices substantially influence candidate perceptions of the applicant journey?</w:t>
+      </w:r>
+    </w:p>
+    <w:p>
+      <w:pPr>
+        <w:contextualSpacing/>
+        <w:jc w:val="center"/>
         <w:rPr>
           <w:rFonts w:ascii="Arial" w:hAnsi="Arial" w:cs="Arial"/>
           <w:sz w:val="28"/>
           <w:szCs w:val="28"/>
         </w:rPr>
-        <w:t>ility</w:t>
-      </w:r>
-      <w:r>
-        <w:rPr>
-          <w:rFonts w:ascii="Arial" w:hAnsi="Arial" w:cs="Arial"/>
-          <w:sz w:val="28"/>
-          <w:szCs w:val="28"/>
-        </w:rPr>
-        <w:t xml:space="preserve">: </w:t>
-      </w:r>
-      <w:r>
-        <w:rPr>
-          <w:rFonts w:ascii="Arial" w:hAnsi="Arial" w:cs="Arial"/>
-          <w:sz w:val="28"/>
-          <w:szCs w:val="28"/>
-        </w:rPr>
-        <w:t>Will</w:t>
-      </w:r>
-      <w:r>
-        <w:rPr>
-          <w:rFonts w:ascii="Arial" w:hAnsi="Arial" w:cs="Arial"/>
-          <w:sz w:val="28"/>
-          <w:szCs w:val="28"/>
-        </w:rPr>
-        <w:t xml:space="preserve"> AI </w:t>
-      </w:r>
-      <w:r>
-        <w:rPr>
-          <w:rFonts w:ascii="Arial" w:hAnsi="Arial" w:cs="Arial"/>
-          <w:sz w:val="28"/>
-          <w:szCs w:val="28"/>
-        </w:rPr>
-        <w:t>Positively</w:t>
-      </w:r>
-      <w:r>
-        <w:rPr>
-          <w:rFonts w:ascii="Arial" w:hAnsi="Arial" w:cs="Arial"/>
-          <w:sz w:val="28"/>
-          <w:szCs w:val="28"/>
-        </w:rPr>
-        <w:t xml:space="preserve"> </w:t>
-      </w:r>
-      <w:r>
-        <w:rPr>
-          <w:rFonts w:ascii="Arial" w:hAnsi="Arial" w:cs="Arial"/>
-          <w:sz w:val="28"/>
-          <w:szCs w:val="28"/>
-        </w:rPr>
-        <w:t>I</w:t>
-      </w:r>
-      <w:r>
-        <w:rPr>
-          <w:rFonts w:ascii="Arial" w:hAnsi="Arial" w:cs="Arial"/>
-          <w:sz w:val="28"/>
-          <w:szCs w:val="28"/>
-        </w:rPr>
-        <w:t xml:space="preserve">nfluence </w:t>
-      </w:r>
-      <w:r>
-        <w:rPr>
-          <w:rFonts w:ascii="Arial" w:hAnsi="Arial" w:cs="Arial"/>
-          <w:sz w:val="28"/>
-          <w:szCs w:val="28"/>
-        </w:rPr>
-        <w:t xml:space="preserve">Neurodivergent </w:t>
-      </w:r>
-      <w:r>
-        <w:rPr>
-          <w:rFonts w:ascii="Arial" w:hAnsi="Arial" w:cs="Arial"/>
-          <w:sz w:val="28"/>
-          <w:szCs w:val="28"/>
-        </w:rPr>
-        <w:t xml:space="preserve">Employee </w:t>
-      </w:r>
-      <w:r>
-        <w:rPr>
-          <w:rFonts w:ascii="Arial" w:hAnsi="Arial" w:cs="Arial"/>
-          <w:sz w:val="28"/>
-          <w:szCs w:val="28"/>
-        </w:rPr>
-        <w:t>E</w:t>
-      </w:r>
-      <w:r>
-        <w:rPr>
-          <w:rFonts w:ascii="Arial" w:hAnsi="Arial" w:cs="Arial"/>
-          <w:sz w:val="28"/>
-          <w:szCs w:val="28"/>
-        </w:rPr>
-        <w:t>xperience</w:t>
-      </w:r>
-      <w:r>
-        <w:rPr>
-          <w:rFonts w:ascii="Arial" w:hAnsi="Arial" w:cs="Arial"/>
-          <w:sz w:val="28"/>
-          <w:szCs w:val="28"/>
-        </w:rPr>
-        <w:t>s</w:t>
-      </w:r>
-      <w:r>
-        <w:rPr>
-          <w:rFonts w:ascii="Arial" w:hAnsi="Arial" w:cs="Arial"/>
-          <w:sz w:val="28"/>
-          <w:szCs w:val="28"/>
-        </w:rPr>
-        <w:t>?</w:t>
-      </w:r>
+      </w:pPr>
     </w:p>
     <w:p>
       <w:pPr>
@@ -282,15 +181,6 @@
         </w:rPr>
         <w:t>he Open University</w:t>
       </w:r>
-    </w:p>
-    <w:p>
-      <w:pPr>
-        <w:contextualSpacing/>
-        <w:jc w:val="center"/>
-        <w:rPr>
-          <w:rFonts w:ascii="Arial" w:hAnsi="Arial" w:cs="Arial"/>
-        </w:rPr>
-      </w:pPr>
     </w:p>
     <w:p>
       <w:pPr>

--- a/FBL-PhD-research-proposal.docx
+++ b/FBL-PhD-research-proposal.docx
@@ -114,7 +114,119 @@
           <w:sz w:val="28"/>
           <w:szCs w:val="28"/>
         </w:rPr>
-        <w:t>“Signalling and Neurodiversity: Do firm SHRM choices substantially influence candidate perceptions of the applicant journey?</w:t>
+        <w:t xml:space="preserve">Signalling and Neurodiversity: Do SHRM </w:t>
+      </w:r>
+      <w:r>
+        <w:rPr>
+          <w:rFonts w:ascii="Arial" w:hAnsi="Arial" w:cs="Arial"/>
+          <w:sz w:val="28"/>
+          <w:szCs w:val="28"/>
+        </w:rPr>
+        <w:t>C</w:t>
+      </w:r>
+      <w:r>
+        <w:rPr>
+          <w:rFonts w:ascii="Arial" w:hAnsi="Arial" w:cs="Arial"/>
+          <w:sz w:val="28"/>
+          <w:szCs w:val="28"/>
+        </w:rPr>
+        <w:t>hoice</w:t>
+      </w:r>
+      <w:r>
+        <w:rPr>
+          <w:rFonts w:ascii="Arial" w:hAnsi="Arial" w:cs="Arial"/>
+          <w:sz w:val="28"/>
+          <w:szCs w:val="28"/>
+        </w:rPr>
+        <w:t>s Significantly</w:t>
+      </w:r>
+      <w:r>
+        <w:rPr>
+          <w:rFonts w:ascii="Arial" w:hAnsi="Arial" w:cs="Arial"/>
+          <w:sz w:val="28"/>
+          <w:szCs w:val="28"/>
+        </w:rPr>
+        <w:t xml:space="preserve"> </w:t>
+      </w:r>
+      <w:r>
+        <w:rPr>
+          <w:rFonts w:ascii="Arial" w:hAnsi="Arial" w:cs="Arial"/>
+          <w:sz w:val="28"/>
+          <w:szCs w:val="28"/>
+        </w:rPr>
+        <w:t>I</w:t>
+      </w:r>
+      <w:r>
+        <w:rPr>
+          <w:rFonts w:ascii="Arial" w:hAnsi="Arial" w:cs="Arial"/>
+          <w:sz w:val="28"/>
+          <w:szCs w:val="28"/>
+        </w:rPr>
+        <w:t xml:space="preserve">nfluence </w:t>
+      </w:r>
+      <w:r>
+        <w:rPr>
+          <w:rFonts w:ascii="Arial" w:hAnsi="Arial" w:cs="Arial"/>
+          <w:sz w:val="28"/>
+          <w:szCs w:val="28"/>
+        </w:rPr>
+        <w:t>C</w:t>
+      </w:r>
+      <w:r>
+        <w:rPr>
+          <w:rFonts w:ascii="Arial" w:hAnsi="Arial" w:cs="Arial"/>
+          <w:sz w:val="28"/>
+          <w:szCs w:val="28"/>
+        </w:rPr>
+        <w:t xml:space="preserve">andidate </w:t>
+      </w:r>
+      <w:r>
+        <w:rPr>
+          <w:rFonts w:ascii="Arial" w:hAnsi="Arial" w:cs="Arial"/>
+          <w:sz w:val="28"/>
+          <w:szCs w:val="28"/>
+        </w:rPr>
+        <w:t>P</w:t>
+      </w:r>
+      <w:r>
+        <w:rPr>
+          <w:rFonts w:ascii="Arial" w:hAnsi="Arial" w:cs="Arial"/>
+          <w:sz w:val="28"/>
+          <w:szCs w:val="28"/>
+        </w:rPr>
+        <w:t xml:space="preserve">erceptions of the </w:t>
+      </w:r>
+      <w:r>
+        <w:rPr>
+          <w:rFonts w:ascii="Arial" w:hAnsi="Arial" w:cs="Arial"/>
+          <w:sz w:val="28"/>
+          <w:szCs w:val="28"/>
+        </w:rPr>
+        <w:t>A</w:t>
+      </w:r>
+      <w:r>
+        <w:rPr>
+          <w:rFonts w:ascii="Arial" w:hAnsi="Arial" w:cs="Arial"/>
+          <w:sz w:val="28"/>
+          <w:szCs w:val="28"/>
+        </w:rPr>
+        <w:t xml:space="preserve">pplicant </w:t>
+      </w:r>
+      <w:r>
+        <w:rPr>
+          <w:rFonts w:ascii="Arial" w:hAnsi="Arial" w:cs="Arial"/>
+          <w:sz w:val="28"/>
+          <w:szCs w:val="28"/>
+        </w:rPr>
+        <w:t>J</w:t>
+      </w:r>
+      <w:r>
+        <w:rPr>
+          <w:rFonts w:ascii="Arial" w:hAnsi="Arial" w:cs="Arial"/>
+          <w:sz w:val="28"/>
+          <w:szCs w:val="28"/>
+        </w:rPr>
+        <w:t>ourney?</w:t>
       </w:r>
     </w:p>
     <w:p>

--- a/FBL-PhD-research-proposal.docx
+++ b/FBL-PhD-research-proposal.docx
@@ -45,46 +45,65 @@
     <w:p>
       <w:pPr>
         <w:contextualSpacing/>
+        <w:rPr>
+          <w:rFonts w:ascii="Arial" w:hAnsi="Arial" w:cs="Arial"/>
+        </w:rPr>
+      </w:pPr>
+    </w:p>
+    <w:p>
+      <w:pPr>
+        <w:contextualSpacing/>
+        <w:rPr>
+          <w:rFonts w:ascii="Arial" w:hAnsi="Arial" w:cs="Arial"/>
+        </w:rPr>
+      </w:pPr>
+    </w:p>
+    <w:p>
+      <w:pPr>
+        <w:contextualSpacing/>
         <w:jc w:val="center"/>
+        <w:rPr>
+          <w:rFonts w:ascii="Arial" w:hAnsi="Arial" w:cs="Arial"/>
+        </w:rPr>
+      </w:pPr>
+      <w:r>
+        <w:rPr>
+          <w:rFonts w:ascii="Arial" w:hAnsi="Arial" w:cs="Arial"/>
+        </w:rPr>
+        <w:t xml:space="preserve">B894: </w:t>
+      </w:r>
+      <w:r>
+        <w:rPr>
+          <w:rFonts w:ascii="Arial" w:hAnsi="Arial" w:cs="Arial"/>
+        </w:rPr>
+        <w:t>Dissertation</w:t>
+      </w:r>
+      <w:r>
+        <w:rPr>
+          <w:rFonts w:ascii="Arial" w:hAnsi="Arial" w:cs="Arial"/>
+        </w:rPr>
+        <w:t xml:space="preserve"> (HRM)</w:t>
+      </w:r>
+    </w:p>
+    <w:p>
+      <w:pPr>
+        <w:contextualSpacing/>
         <w:rPr>
           <w:rFonts w:ascii="Arial" w:hAnsi="Arial" w:cs="Arial"/>
           <w:b/>
           <w:bCs/>
         </w:rPr>
       </w:pPr>
-      <w:r>
+    </w:p>
+    <w:p>
+      <w:pPr>
+        <w:contextualSpacing/>
+        <w:jc w:val="center"/>
         <w:rPr>
           <w:rFonts w:ascii="Arial" w:hAnsi="Arial" w:cs="Arial"/>
           <w:b/>
           <w:bCs/>
         </w:rPr>
-        <w:t xml:space="preserve">B894: </w:t>
-      </w:r>
-      <w:r>
-        <w:rPr>
-          <w:rFonts w:ascii="Arial" w:hAnsi="Arial" w:cs="Arial"/>
-          <w:b/>
-          <w:bCs/>
-        </w:rPr>
-        <w:t>Dissertation</w:t>
-      </w:r>
-      <w:r>
-        <w:rPr>
-          <w:rFonts w:ascii="Arial" w:hAnsi="Arial" w:cs="Arial"/>
-          <w:b/>
-          <w:bCs/>
-        </w:rPr>
-        <w:t xml:space="preserve"> (HRM)</w:t>
-      </w:r>
-    </w:p>
-    <w:p>
-      <w:pPr>
-        <w:contextualSpacing/>
-        <w:rPr>
-          <w:rFonts w:ascii="Arial" w:hAnsi="Arial" w:cs="Arial"/>
-          <w:b/>
-          <w:bCs/>
-        </w:rPr>
       </w:pPr>
     </w:p>
     <w:p>
@@ -93,17 +112,6 @@
         <w:jc w:val="center"/>
         <w:rPr>
           <w:rFonts w:ascii="Arial" w:hAnsi="Arial" w:cs="Arial"/>
-          <w:b/>
-          <w:bCs/>
-        </w:rPr>
-      </w:pPr>
-    </w:p>
-    <w:p>
-      <w:pPr>
-        <w:contextualSpacing/>
-        <w:jc w:val="center"/>
-        <w:rPr>
-          <w:rFonts w:ascii="Arial" w:hAnsi="Arial" w:cs="Arial"/>
           <w:sz w:val="28"/>
           <w:szCs w:val="28"/>
         </w:rPr>
@@ -114,7 +122,7 @@
           <w:sz w:val="28"/>
           <w:szCs w:val="28"/>
         </w:rPr>
-        <w:t xml:space="preserve">Signalling and Neurodiversity: Do SHRM </w:t>
+        <w:t>Do SHRM Signalling Practices,</w:t>
       </w:r>
       <w:r>
         <w:rPr>
@@ -122,7 +130,7 @@
           <w:sz w:val="28"/>
           <w:szCs w:val="28"/>
         </w:rPr>
-        <w:t>C</w:t>
+        <w:t xml:space="preserve"> C</w:t>
       </w:r>
       <w:r>
         <w:rPr>
@@ -130,115 +138,8 @@
           <w:sz w:val="28"/>
           <w:szCs w:val="28"/>
         </w:rPr>
-        <w:t>hoice</w:t>
-      </w:r>
-      <w:r>
-        <w:rPr>
-          <w:rFonts w:ascii="Arial" w:hAnsi="Arial" w:cs="Arial"/>
-          <w:sz w:val="28"/>
-          <w:szCs w:val="28"/>
-        </w:rPr>
-        <w:t>s Significantly</w:t>
-      </w:r>
-      <w:r>
-        <w:rPr>
-          <w:rFonts w:ascii="Arial" w:hAnsi="Arial" w:cs="Arial"/>
-          <w:sz w:val="28"/>
-          <w:szCs w:val="28"/>
-        </w:rPr>
-        <w:t xml:space="preserve"> </w:t>
-      </w:r>
-      <w:r>
-        <w:rPr>
-          <w:rFonts w:ascii="Arial" w:hAnsi="Arial" w:cs="Arial"/>
-          <w:sz w:val="28"/>
-          <w:szCs w:val="28"/>
-        </w:rPr>
-        <w:t>I</w:t>
-      </w:r>
-      <w:r>
-        <w:rPr>
-          <w:rFonts w:ascii="Arial" w:hAnsi="Arial" w:cs="Arial"/>
-          <w:sz w:val="28"/>
-          <w:szCs w:val="28"/>
-        </w:rPr>
-        <w:t xml:space="preserve">nfluence </w:t>
-      </w:r>
-      <w:r>
-        <w:rPr>
-          <w:rFonts w:ascii="Arial" w:hAnsi="Arial" w:cs="Arial"/>
-          <w:sz w:val="28"/>
-          <w:szCs w:val="28"/>
-        </w:rPr>
-        <w:t>C</w:t>
-      </w:r>
-      <w:r>
-        <w:rPr>
-          <w:rFonts w:ascii="Arial" w:hAnsi="Arial" w:cs="Arial"/>
-          <w:sz w:val="28"/>
-          <w:szCs w:val="28"/>
-        </w:rPr>
-        <w:t xml:space="preserve">andidate </w:t>
-      </w:r>
-      <w:r>
-        <w:rPr>
-          <w:rFonts w:ascii="Arial" w:hAnsi="Arial" w:cs="Arial"/>
-          <w:sz w:val="28"/>
-          <w:szCs w:val="28"/>
-        </w:rPr>
-        <w:t>P</w:t>
-      </w:r>
-      <w:r>
-        <w:rPr>
-          <w:rFonts w:ascii="Arial" w:hAnsi="Arial" w:cs="Arial"/>
-          <w:sz w:val="28"/>
-          <w:szCs w:val="28"/>
-        </w:rPr>
-        <w:t xml:space="preserve">erceptions of the </w:t>
-      </w:r>
-      <w:r>
-        <w:rPr>
-          <w:rFonts w:ascii="Arial" w:hAnsi="Arial" w:cs="Arial"/>
-          <w:sz w:val="28"/>
-          <w:szCs w:val="28"/>
-        </w:rPr>
-        <w:t>A</w:t>
-      </w:r>
-      <w:r>
-        <w:rPr>
-          <w:rFonts w:ascii="Arial" w:hAnsi="Arial" w:cs="Arial"/>
-          <w:sz w:val="28"/>
-          <w:szCs w:val="28"/>
-        </w:rPr>
-        <w:t xml:space="preserve">pplicant </w:t>
-      </w:r>
-      <w:r>
-        <w:rPr>
-          <w:rFonts w:ascii="Arial" w:hAnsi="Arial" w:cs="Arial"/>
-          <w:sz w:val="28"/>
-          <w:szCs w:val="28"/>
-        </w:rPr>
-        <w:t>J</w:t>
-      </w:r>
-      <w:r>
-        <w:rPr>
-          <w:rFonts w:ascii="Arial" w:hAnsi="Arial" w:cs="Arial"/>
-          <w:sz w:val="28"/>
-          <w:szCs w:val="28"/>
-        </w:rPr>
-        <w:t>ourney?</w:t>
-      </w:r>
-    </w:p>
-    <w:p>
-      <w:pPr>
-        <w:contextualSpacing/>
-        <w:jc w:val="center"/>
-        <w:rPr>
-          <w:rFonts w:ascii="Arial" w:hAnsi="Arial" w:cs="Arial"/>
-          <w:sz w:val="28"/>
-          <w:szCs w:val="28"/>
-        </w:rPr>
-      </w:pPr>
+        <w:t>ompared to Conventional Recruitment Approaches, Affect How Neurodiverse Applicants Perceive the Candidate Journey?</w:t>
+      </w:r>
     </w:p>
     <w:p>
       <w:pPr>
@@ -375,49 +276,6 @@
         <w:jc w:val="both"/>
         <w:rPr>
           <w:rFonts w:ascii="Arial" w:hAnsi="Arial" w:cs="Arial"/>
-          <w:sz w:val="20"/>
-          <w:szCs w:val="20"/>
-        </w:rPr>
-      </w:pPr>
-    </w:p>
-    <w:p>
-      <w:pPr>
-        <w:contextualSpacing/>
-        <w:rPr>
-          <w:rFonts w:ascii="Arial" w:hAnsi="Arial" w:cs="Arial"/>
-        </w:rPr>
-      </w:pPr>
-    </w:p>
-    <w:p>
-      <w:pPr>
-        <w:contextualSpacing/>
-        <w:jc w:val="center"/>
-        <w:rPr>
-          <w:rFonts w:ascii="Arial" w:hAnsi="Arial" w:cs="Arial"/>
-          <w:b/>
-          <w:bCs/>
-          <w:sz w:val="20"/>
-          <w:szCs w:val="20"/>
-        </w:rPr>
-      </w:pPr>
-      <w:r>
-        <w:rPr>
-          <w:rFonts w:ascii="Arial" w:hAnsi="Arial" w:cs="Arial"/>
-          <w:b/>
-          <w:bCs/>
-          <w:sz w:val="20"/>
-          <w:szCs w:val="20"/>
-        </w:rPr>
-        <w:t>Abstract</w:t>
-      </w:r>
-    </w:p>
-    <w:p>
-      <w:pPr>
-        <w:contextualSpacing/>
-        <w:rPr>
-          <w:rFonts w:ascii="Arial" w:hAnsi="Arial" w:cs="Arial"/>
-          <w:sz w:val="20"/>
-          <w:szCs w:val="20"/>
         </w:rPr>
       </w:pPr>
     </w:p>
@@ -429,110 +287,33 @@
           <w:rFonts w:ascii="Arial" w:hAnsi="Arial" w:cs="Arial"/>
         </w:rPr>
       </w:pPr>
-      <w:r>
-        <w:rPr>
-          <w:rFonts w:ascii="Arial" w:hAnsi="Arial" w:cs="Arial"/>
-          <w:sz w:val="20"/>
-          <w:szCs w:val="20"/>
-        </w:rPr>
-        <w:t>As A</w:t>
-      </w:r>
-      <w:r>
-        <w:rPr>
-          <w:rFonts w:ascii="Arial" w:hAnsi="Arial" w:cs="Arial"/>
-          <w:sz w:val="20"/>
-          <w:szCs w:val="20"/>
-        </w:rPr>
-        <w:t xml:space="preserve">rtificial </w:t>
-      </w:r>
-      <w:r>
-        <w:rPr>
-          <w:rFonts w:ascii="Arial" w:hAnsi="Arial" w:cs="Arial"/>
-          <w:sz w:val="20"/>
-          <w:szCs w:val="20"/>
-        </w:rPr>
-        <w:t>I</w:t>
-      </w:r>
-      <w:r>
-        <w:rPr>
-          <w:rFonts w:ascii="Arial" w:hAnsi="Arial" w:cs="Arial"/>
-          <w:sz w:val="20"/>
-          <w:szCs w:val="20"/>
-        </w:rPr>
-        <w:t>ntelligence (or ‘A</w:t>
-      </w:r>
-      <w:r>
-        <w:rPr>
-          <w:rFonts w:ascii="Arial" w:hAnsi="Arial" w:cs="Arial"/>
-          <w:sz w:val="20"/>
-          <w:szCs w:val="20"/>
-        </w:rPr>
-        <w:t>I</w:t>
-      </w:r>
-      <w:r>
-        <w:rPr>
-          <w:rFonts w:ascii="Arial" w:hAnsi="Arial" w:cs="Arial"/>
-          <w:sz w:val="20"/>
-          <w:szCs w:val="20"/>
-        </w:rPr>
-        <w:t>’) gradually</w:t>
-      </w:r>
-      <w:r>
-        <w:rPr>
-          <w:rFonts w:ascii="Arial" w:hAnsi="Arial" w:cs="Arial"/>
-          <w:sz w:val="20"/>
-          <w:szCs w:val="20"/>
-        </w:rPr>
-        <w:t xml:space="preserve"> enters the vernacular of the human resource profession, researchers and practitioners alike will be mindful of the responsibilities pertaining to AI’s deployment, development and widespread adoption. This research project focuses on the occurrence of AI in the workplace, investigating instances where human resource managers have </w:t>
-      </w:r>
-      <w:r>
-        <w:rPr>
-          <w:rFonts w:ascii="Arial" w:hAnsi="Arial" w:cs="Arial"/>
-          <w:sz w:val="20"/>
-          <w:szCs w:val="20"/>
-        </w:rPr>
-        <w:t xml:space="preserve">facilitated and </w:t>
-      </w:r>
-      <w:r>
-        <w:rPr>
-          <w:rFonts w:ascii="Arial" w:hAnsi="Arial" w:cs="Arial"/>
-          <w:sz w:val="20"/>
-          <w:szCs w:val="20"/>
-        </w:rPr>
-        <w:t>accommodated</w:t>
-      </w:r>
-      <w:r>
-        <w:rPr>
-          <w:rFonts w:ascii="Arial" w:hAnsi="Arial" w:cs="Arial"/>
-          <w:sz w:val="20"/>
-          <w:szCs w:val="20"/>
-        </w:rPr>
-        <w:t>,</w:t>
-      </w:r>
-      <w:r>
-        <w:rPr>
-          <w:rFonts w:ascii="Arial" w:hAnsi="Arial" w:cs="Arial"/>
-          <w:sz w:val="20"/>
-          <w:szCs w:val="20"/>
-        </w:rPr>
-        <w:t xml:space="preserve"> </w:t>
-      </w:r>
-      <w:r>
-        <w:rPr>
-          <w:rFonts w:ascii="Arial" w:hAnsi="Arial" w:cs="Arial"/>
-          <w:sz w:val="20"/>
-          <w:szCs w:val="20"/>
-        </w:rPr>
-        <w:t xml:space="preserve">necessarily, the effectual implementation of LLMs for the purpose of job search or recruitment. </w:t>
-      </w:r>
-      <w:r>
-        <w:rPr>
-          <w:rFonts w:ascii="Arial" w:hAnsi="Arial" w:cs="Arial"/>
-          <w:sz w:val="20"/>
-          <w:szCs w:val="20"/>
-        </w:rPr>
-        <w:t>By scanning and critiquing the literature, I aim to portray a scenario of worker resistance amid the onslaught of algorithmic methods of work.</w:t>
-      </w:r>
+    </w:p>
+    <w:p>
+      <w:pPr>
+        <w:contextualSpacing/>
+        <w:jc w:val="both"/>
+        <w:rPr>
+          <w:rFonts w:ascii="Arial" w:hAnsi="Arial" w:cs="Arial"/>
+        </w:rPr>
+      </w:pPr>
+    </w:p>
+    <w:p>
+      <w:pPr>
+        <w:contextualSpacing/>
+        <w:jc w:val="both"/>
+        <w:rPr>
+          <w:rFonts w:ascii="Arial" w:hAnsi="Arial" w:cs="Arial"/>
+        </w:rPr>
+      </w:pPr>
+    </w:p>
+    <w:p>
+      <w:pPr>
+        <w:contextualSpacing/>
+        <w:jc w:val="both"/>
+        <w:rPr>
+          <w:rFonts w:ascii="Arial" w:hAnsi="Arial" w:cs="Arial"/>
+        </w:rPr>
+      </w:pPr>
     </w:p>
     <w:p>
       <w:pPr>
@@ -2496,25 +2277,7 @@
           <w:sz w:val="20"/>
           <w:szCs w:val="20"/>
         </w:rPr>
-        <w:t xml:space="preserve">and on the </w:t>
-      </w:r>
-      <w:proofErr w:type="gramStart"/>
-      <w:r>
-        <w:rPr>
-          <w:rFonts w:ascii="Arial" w:hAnsi="Arial" w:cs="Arial"/>
-          <w:sz w:val="20"/>
-          <w:szCs w:val="20"/>
-        </w:rPr>
-        <w:t>other</w:t>
-      </w:r>
-      <w:proofErr w:type="gramEnd"/>
-      <w:r>
-        <w:rPr>
-          <w:rFonts w:ascii="Arial" w:hAnsi="Arial" w:cs="Arial"/>
-          <w:sz w:val="20"/>
-          <w:szCs w:val="20"/>
-        </w:rPr>
-        <w:t xml:space="preserve"> there are naysayers.</w:t>
+        <w:t>and on the other there are naysayers.</w:t>
       </w:r>
     </w:p>
     <w:p>
@@ -5188,17 +4951,6 @@
       <w:pPr>
         <w:jc w:val="both"/>
         <w:rPr>
-          <w:rFonts w:ascii="Arial" w:hAnsi="Arial" w:cs="Arial"/>
-          <w:color w:val="000000" w:themeColor="text1"/>
-          <w:sz w:val="20"/>
-          <w:szCs w:val="20"/>
-        </w:rPr>
-      </w:pPr>
-    </w:p>
-    <w:p>
-      <w:pPr>
-        <w:jc w:val="both"/>
-        <w:rPr>
           <w:rStyle w:val="Strong"/>
           <w:rFonts w:ascii="Arial" w:hAnsi="Arial" w:cs="Arial"/>
           <w:b w:val="0"/>
@@ -5309,7 +5061,23 @@
           <w:sz w:val="20"/>
           <w:szCs w:val="20"/>
         </w:rPr>
-        <w:t xml:space="preserve">While some gaps certainly </w:t>
+        <w:t>AI as an umbrella term for concepts machine learning, NLP, computer vision and other key algorithmic concepts</w:t>
+      </w:r>
+      <w:r>
+        <w:rPr>
+          <w:rFonts w:ascii="Arial" w:hAnsi="Arial" w:cs="Arial"/>
+          <w:sz w:val="20"/>
+          <w:szCs w:val="20"/>
+        </w:rPr>
+        <w:t>. S</w:t>
+      </w:r>
+      <w:r>
+        <w:rPr>
+          <w:rFonts w:ascii="Arial" w:hAnsi="Arial" w:cs="Arial"/>
+          <w:sz w:val="20"/>
+          <w:szCs w:val="20"/>
+        </w:rPr>
+        <w:t xml:space="preserve">ome gaps certainly </w:t>
       </w:r>
       <w:r>
         <w:rPr>
@@ -5869,129 +5637,6 @@
         </w:rPr>
         <w:t>exist in the research on AI’s application to HRM in the public realm.</w:t>
       </w:r>
-      <w:r>
-        <w:rPr>
-          <w:rFonts w:ascii="Arial" w:hAnsi="Arial" w:cs="Arial"/>
-          <w:sz w:val="20"/>
-          <w:szCs w:val="20"/>
-        </w:rPr>
-        <w:t xml:space="preserve"> </w:t>
-      </w:r>
-      <w:proofErr w:type="spellStart"/>
-      <w:r>
-        <w:rPr>
-          <w:rFonts w:ascii="Arial" w:hAnsi="Arial" w:cs="Arial"/>
-          <w:sz w:val="20"/>
-          <w:szCs w:val="20"/>
-        </w:rPr>
-        <w:t>Chilunjika</w:t>
-      </w:r>
-      <w:proofErr w:type="spellEnd"/>
-      <w:r>
-        <w:rPr>
-          <w:rFonts w:ascii="Arial" w:hAnsi="Arial" w:cs="Arial"/>
-          <w:sz w:val="20"/>
-          <w:szCs w:val="20"/>
-        </w:rPr>
-        <w:t xml:space="preserve">, </w:t>
-      </w:r>
-      <w:r>
-        <w:rPr>
-          <w:rFonts w:ascii="Arial" w:hAnsi="Arial" w:cs="Arial"/>
-          <w:i/>
-          <w:iCs/>
-          <w:sz w:val="20"/>
-          <w:szCs w:val="20"/>
-        </w:rPr>
-        <w:t>et. al.</w:t>
-      </w:r>
-      <w:r>
-        <w:rPr>
-          <w:rFonts w:ascii="Arial" w:hAnsi="Arial" w:cs="Arial"/>
-          <w:sz w:val="20"/>
-          <w:szCs w:val="20"/>
-        </w:rPr>
-        <w:t xml:space="preserve"> (2022) </w:t>
-      </w:r>
-      <w:r>
-        <w:rPr>
-          <w:rFonts w:ascii="Arial" w:hAnsi="Arial" w:cs="Arial"/>
-          <w:sz w:val="20"/>
-          <w:szCs w:val="20"/>
-        </w:rPr>
-        <w:t>refers</w:t>
-      </w:r>
-      <w:r>
-        <w:rPr>
-          <w:rFonts w:ascii="Arial" w:hAnsi="Arial" w:cs="Arial"/>
-          <w:sz w:val="20"/>
-          <w:szCs w:val="20"/>
-        </w:rPr>
-        <w:t xml:space="preserve"> explicitly to a </w:t>
-      </w:r>
-      <w:r>
-        <w:rPr>
-          <w:rFonts w:ascii="Arial" w:hAnsi="Arial" w:cs="Arial"/>
-          <w:sz w:val="20"/>
-          <w:szCs w:val="20"/>
-        </w:rPr>
-        <w:t xml:space="preserve">separate </w:t>
-      </w:r>
-      <w:r>
-        <w:rPr>
-          <w:rFonts w:ascii="Arial" w:hAnsi="Arial" w:cs="Arial"/>
-          <w:sz w:val="20"/>
-          <w:szCs w:val="20"/>
-        </w:rPr>
-        <w:t>paper by Jia, Gao, Li and Li (2018).</w:t>
-      </w:r>
-    </w:p>
-    <w:p>
-      <w:pPr>
-        <w:pStyle w:val="ListParagraph"/>
-        <w:numPr>
-          <w:ilvl w:val="0"/>
-          <w:numId w:val="17"/>
-        </w:numPr>
-        <w:jc w:val="both"/>
-        <w:rPr>
-          <w:rFonts w:ascii="Arial" w:hAnsi="Arial" w:cs="Arial"/>
-          <w:sz w:val="20"/>
-          <w:szCs w:val="20"/>
-        </w:rPr>
-      </w:pPr>
-      <w:r>
-        <w:rPr>
-          <w:rFonts w:ascii="Arial" w:hAnsi="Arial" w:cs="Arial"/>
-          <w:sz w:val="20"/>
-          <w:szCs w:val="20"/>
-        </w:rPr>
-        <w:t>AI as an umbrella term for</w:t>
-      </w:r>
-      <w:r>
-        <w:rPr>
-          <w:rFonts w:ascii="Arial" w:hAnsi="Arial" w:cs="Arial"/>
-          <w:sz w:val="20"/>
-          <w:szCs w:val="20"/>
-        </w:rPr>
-        <w:t xml:space="preserve"> concepts </w:t>
-      </w:r>
-      <w:r>
-        <w:rPr>
-          <w:rFonts w:ascii="Arial" w:hAnsi="Arial" w:cs="Arial"/>
-          <w:sz w:val="20"/>
-          <w:szCs w:val="20"/>
-        </w:rPr>
-        <w:t>machine learning</w:t>
-      </w:r>
-      <w:r>
-        <w:rPr>
-          <w:rFonts w:ascii="Arial" w:hAnsi="Arial" w:cs="Arial"/>
-          <w:sz w:val="20"/>
-          <w:szCs w:val="20"/>
-        </w:rPr>
-        <w:t>, NLP, computer vision and other key algorithmic concepts</w:t>
-      </w:r>
     </w:p>
     <w:p>
       <w:pPr>
@@ -6046,7 +5691,23 @@
           <w:sz w:val="20"/>
           <w:szCs w:val="20"/>
         </w:rPr>
-        <w:t xml:space="preserve">One of the central propositions of this paper is in regard to a </w:t>
+        <w:t xml:space="preserve">One of the central propositions of this </w:t>
+      </w:r>
+      <w:r>
+        <w:rPr>
+          <w:rFonts w:ascii="Arial" w:hAnsi="Arial" w:cs="Arial"/>
+          <w:sz w:val="20"/>
+          <w:szCs w:val="20"/>
+        </w:rPr>
+        <w:t>thesis</w:t>
+      </w:r>
+      <w:r>
+        <w:rPr>
+          <w:rFonts w:ascii="Arial" w:hAnsi="Arial" w:cs="Arial"/>
+          <w:sz w:val="20"/>
+          <w:szCs w:val="20"/>
+        </w:rPr>
+        <w:t xml:space="preserve"> is in regard to a </w:t>
       </w:r>
       <w:r>
         <w:rPr>
@@ -6078,15 +5739,79 @@
           <w:sz w:val="20"/>
           <w:szCs w:val="20"/>
         </w:rPr>
-        <w:t xml:space="preserve"> and tested over a 3-week period. Whilst implementing </w:t>
-      </w:r>
-      <w:r>
-        <w:rPr>
-          <w:rFonts w:ascii="Arial" w:hAnsi="Arial" w:cs="Arial"/>
-          <w:sz w:val="20"/>
-          <w:szCs w:val="20"/>
-        </w:rPr>
-        <w:t xml:space="preserve">3 key models 1) </w:t>
+        <w:t xml:space="preserve"> over </w:t>
+      </w:r>
+      <w:r>
+        <w:rPr>
+          <w:rFonts w:ascii="Arial" w:hAnsi="Arial" w:cs="Arial"/>
+          <w:sz w:val="20"/>
+          <w:szCs w:val="20"/>
+        </w:rPr>
+        <w:t xml:space="preserve">the course of </w:t>
+      </w:r>
+      <w:r>
+        <w:rPr>
+          <w:rFonts w:ascii="Arial" w:hAnsi="Arial" w:cs="Arial"/>
+          <w:sz w:val="20"/>
+          <w:szCs w:val="20"/>
+        </w:rPr>
+        <w:t xml:space="preserve">a 3-week </w:t>
+      </w:r>
+      <w:r>
+        <w:rPr>
+          <w:rFonts w:ascii="Arial" w:hAnsi="Arial" w:cs="Arial"/>
+          <w:sz w:val="20"/>
+          <w:szCs w:val="20"/>
+        </w:rPr>
+        <w:t xml:space="preserve">testing </w:t>
+      </w:r>
+      <w:r>
+        <w:rPr>
+          <w:rFonts w:ascii="Arial" w:hAnsi="Arial" w:cs="Arial"/>
+          <w:sz w:val="20"/>
+          <w:szCs w:val="20"/>
+        </w:rPr>
+        <w:t xml:space="preserve">period. Whilst implementing </w:t>
+      </w:r>
+      <w:r>
+        <w:rPr>
+          <w:rFonts w:ascii="Arial" w:hAnsi="Arial" w:cs="Arial"/>
+          <w:sz w:val="20"/>
+          <w:szCs w:val="20"/>
+        </w:rPr>
+        <w:t>the use of three</w:t>
+      </w:r>
+      <w:r>
+        <w:rPr>
+          <w:rFonts w:ascii="Arial" w:hAnsi="Arial" w:cs="Arial"/>
+          <w:sz w:val="20"/>
+          <w:szCs w:val="20"/>
+        </w:rPr>
+        <w:t xml:space="preserve"> key </w:t>
+      </w:r>
+      <w:r>
+        <w:rPr>
+          <w:rFonts w:ascii="Arial" w:hAnsi="Arial" w:cs="Arial"/>
+          <w:sz w:val="20"/>
+          <w:szCs w:val="20"/>
+        </w:rPr>
+        <w:t xml:space="preserve">large language </w:t>
+      </w:r>
+      <w:r>
+        <w:rPr>
+          <w:rFonts w:ascii="Arial" w:hAnsi="Arial" w:cs="Arial"/>
+          <w:sz w:val="20"/>
+          <w:szCs w:val="20"/>
+        </w:rPr>
+        <w:t xml:space="preserve">models 1) </w:t>
+      </w:r>
+      <w:r>
+        <w:rPr>
+          <w:rFonts w:ascii="Arial" w:hAnsi="Arial" w:cs="Arial"/>
+          <w:sz w:val="20"/>
+          <w:szCs w:val="20"/>
+        </w:rPr>
+        <w:t xml:space="preserve">Google’s </w:t>
       </w:r>
       <w:r>
         <w:rPr>
@@ -6110,6 +5835,14 @@
           <w:sz w:val="20"/>
           <w:szCs w:val="20"/>
         </w:rPr>
+        <w:t xml:space="preserve">Anthropic’s </w:t>
+      </w:r>
+      <w:r>
+        <w:rPr>
+          <w:rFonts w:ascii="Arial" w:hAnsi="Arial" w:cs="Arial"/>
+          <w:sz w:val="20"/>
+          <w:szCs w:val="20"/>
+        </w:rPr>
         <w:t>Claude Haiku 3.5</w:t>
       </w:r>
       <w:r>
@@ -6158,7 +5891,23 @@
           <w:sz w:val="20"/>
           <w:szCs w:val="20"/>
         </w:rPr>
-        <w:t xml:space="preserve">Claude Opus 4.5 (the latest iteration of Anthropic’s market leading LLM) and prompting </w:t>
+        <w:t>Claude Opus 4.5 (the latest iteration of Anthropic’s market leading LLM)</w:t>
+      </w:r>
+      <w:r>
+        <w:rPr>
+          <w:rFonts w:ascii="Arial" w:hAnsi="Arial" w:cs="Arial"/>
+          <w:sz w:val="20"/>
+          <w:szCs w:val="20"/>
+        </w:rPr>
+        <w:t>. By p</w:t>
+      </w:r>
+      <w:r>
+        <w:rPr>
+          <w:rFonts w:ascii="Arial" w:hAnsi="Arial" w:cs="Arial"/>
+          <w:sz w:val="20"/>
+          <w:szCs w:val="20"/>
+        </w:rPr>
+        <w:t xml:space="preserve">rompting </w:t>
       </w:r>
       <w:r>
         <w:rPr>
@@ -6174,7 +5923,23 @@
           <w:sz w:val="20"/>
           <w:szCs w:val="20"/>
         </w:rPr>
-        <w:t xml:space="preserve"> model through an OAuth 2.0 API, much of the knowledge base it relies on was found to be deprecated. In one instance, when prompting the model for information about national days observed by African states during the testing period, Anthropic’s model responded </w:t>
+        <w:t xml:space="preserve"> model through an OAuth 2.0 API, much of the </w:t>
+      </w:r>
+      <w:r>
+        <w:rPr>
+          <w:rFonts w:ascii="Arial" w:hAnsi="Arial" w:cs="Arial"/>
+          <w:sz w:val="20"/>
+          <w:szCs w:val="20"/>
+        </w:rPr>
+        <w:t xml:space="preserve">Afro-centric </w:t>
+      </w:r>
+      <w:r>
+        <w:rPr>
+          <w:rFonts w:ascii="Arial" w:hAnsi="Arial" w:cs="Arial"/>
+          <w:sz w:val="20"/>
+          <w:szCs w:val="20"/>
+        </w:rPr>
+        <w:t xml:space="preserve">knowledge base it relies on was found to be deprecated. In one instance, when prompting the model for information about national days observed by African states during the testing period, Anthropic’s model responded </w:t>
       </w:r>
       <w:r>
         <w:rPr>
@@ -6556,26 +6321,6 @@
         </w:rPr>
         <w:t>organisations to ensure models are not misrepresented as omnipotent when the reality is somewhat of a shortfall from this. What is required, as the Dean of Oxford’s Said Business School has recently suggested is a charter on artificial intelligence which outlines how its adoption and implementation should be overseen.</w:t>
       </w:r>
-    </w:p>
-    <w:p>
-      <w:pPr>
-        <w:jc w:val="both"/>
-        <w:rPr>
-          <w:rFonts w:ascii="Arial" w:hAnsi="Arial" w:cs="Arial"/>
-          <w:sz w:val="20"/>
-          <w:szCs w:val="20"/>
-        </w:rPr>
-      </w:pPr>
-    </w:p>
-    <w:p>
-      <w:pPr>
-        <w:jc w:val="both"/>
-        <w:rPr>
-          <w:rFonts w:ascii="Arial" w:hAnsi="Arial" w:cs="Arial"/>
-          <w:sz w:val="20"/>
-          <w:szCs w:val="20"/>
-        </w:rPr>
-      </w:pPr>
     </w:p>
     <w:p>
       <w:pPr>
@@ -6599,7 +6344,6 @@
           <w:bCs w:val="0"/>
           <w:color w:val="000000" w:themeColor="text1"/>
         </w:rPr>
-        <w:lastRenderedPageBreak/>
         <w:t xml:space="preserve">8 </w:t>
       </w:r>
       <w:r>
@@ -6937,6 +6681,7 @@
                 <w:sz w:val="20"/>
                 <w:szCs w:val="20"/>
               </w:rPr>
+              <w:lastRenderedPageBreak/>
               <w:t>Emerald</w:t>
             </w:r>
           </w:p>
@@ -8843,11 +8588,6 @@
     </w:p>
     <w:p>
       <w:pPr>
-        <w:pStyle w:val="ListParagraph"/>
-        <w:numPr>
-          <w:ilvl w:val="0"/>
-          <w:numId w:val="7"/>
-        </w:numPr>
         <w:jc w:val="both"/>
         <w:rPr>
           <w:rFonts w:ascii="Arial" w:hAnsi="Arial" w:cs="Arial"/>
@@ -9176,17 +8916,7 @@
           <w:sz w:val="20"/>
           <w:szCs w:val="20"/>
         </w:rPr>
-        <w:t xml:space="preserve"> the wages </w:t>
-      </w:r>
-      <w:r>
-        <w:rPr>
-          <w:rFonts w:ascii="Arial" w:hAnsi="Arial" w:cs="Arial"/>
-          <w:color w:val="000000" w:themeColor="text1"/>
-          <w:sz w:val="20"/>
-          <w:szCs w:val="20"/>
-        </w:rPr>
-        <w:lastRenderedPageBreak/>
-        <w:t>offered by the employer</w:t>
+        <w:t xml:space="preserve"> the wages offered by the employer</w:t>
       </w:r>
       <w:r>
         <w:rPr>
@@ -9336,6 +9066,7 @@
           <w:sz w:val="20"/>
           <w:szCs w:val="20"/>
         </w:rPr>
+        <w:lastRenderedPageBreak/>
         <w:t xml:space="preserve">Mentions the theoretical framework of Khan et. al. (2023) whose literature review and empirical study on the topic is the only recent work used as </w:t>
       </w:r>
       <w:r>
@@ -9415,11 +9146,6 @@
     </w:p>
     <w:p>
       <w:pPr>
-        <w:pStyle w:val="ListParagraph"/>
-        <w:numPr>
-          <w:ilvl w:val="0"/>
-          <w:numId w:val="7"/>
-        </w:numPr>
         <w:jc w:val="both"/>
         <w:rPr>
           <w:rFonts w:ascii="Arial" w:hAnsi="Arial" w:cs="Arial"/>
@@ -9444,11 +9170,6 @@
     </w:p>
     <w:p>
       <w:pPr>
-        <w:pStyle w:val="ListParagraph"/>
-        <w:numPr>
-          <w:ilvl w:val="0"/>
-          <w:numId w:val="8"/>
-        </w:numPr>
         <w:jc w:val="both"/>
         <w:rPr>
           <w:rFonts w:ascii="Arial" w:hAnsi="Arial" w:cs="Arial"/>
@@ -9464,7 +9185,34 @@
           <w:sz w:val="20"/>
           <w:szCs w:val="20"/>
         </w:rPr>
-        <w:t xml:space="preserve">An analysis of signalling theory from a </w:t>
+        <w:t xml:space="preserve">Celani and Singh </w:t>
+      </w:r>
+      <w:r>
+        <w:rPr>
+          <w:rFonts w:ascii="Arial" w:hAnsi="Arial" w:cs="Arial"/>
+          <w:color w:val="000000" w:themeColor="text1"/>
+          <w:sz w:val="20"/>
+          <w:szCs w:val="20"/>
+        </w:rPr>
+        <w:t xml:space="preserve">(2011) </w:t>
+      </w:r>
+      <w:r>
+        <w:rPr>
+          <w:rFonts w:ascii="Arial" w:hAnsi="Arial" w:cs="Arial"/>
+          <w:color w:val="000000" w:themeColor="text1"/>
+          <w:sz w:val="20"/>
+          <w:szCs w:val="20"/>
+        </w:rPr>
+        <w:t>conduct a</w:t>
+      </w:r>
+      <w:r>
+        <w:rPr>
+          <w:rFonts w:ascii="Arial" w:hAnsi="Arial" w:cs="Arial"/>
+          <w:color w:val="000000" w:themeColor="text1"/>
+          <w:sz w:val="20"/>
+          <w:szCs w:val="20"/>
+        </w:rPr>
+        <w:t xml:space="preserve">n analysis of signalling theory from a </w:t>
       </w:r>
       <w:r>
         <w:rPr>
@@ -9485,72 +9233,69 @@
         </w:rPr>
         <w:t>(contextual effects)</w:t>
       </w:r>
-    </w:p>
-    <w:p>
-      <w:pPr>
-        <w:pStyle w:val="ListParagraph"/>
-        <w:numPr>
-          <w:ilvl w:val="0"/>
-          <w:numId w:val="8"/>
-        </w:numPr>
-        <w:jc w:val="both"/>
-        <w:rPr>
-          <w:rFonts w:ascii="Arial" w:hAnsi="Arial" w:cs="Arial"/>
-          <w:color w:val="000000" w:themeColor="text1"/>
-          <w:sz w:val="20"/>
-          <w:szCs w:val="20"/>
-        </w:rPr>
-      </w:pPr>
-      <w:r>
-        <w:rPr>
-          <w:rFonts w:ascii="Arial" w:hAnsi="Arial" w:cs="Arial"/>
-          <w:color w:val="000000" w:themeColor="text1"/>
-          <w:sz w:val="20"/>
-          <w:szCs w:val="20"/>
-        </w:rPr>
-        <w:t>Recruitment-related signals are seen to reveal unknown characteristics of organizations</w:t>
-      </w:r>
-    </w:p>
-    <w:p>
-      <w:pPr>
-        <w:pStyle w:val="ListParagraph"/>
-        <w:numPr>
-          <w:ilvl w:val="0"/>
-          <w:numId w:val="8"/>
-        </w:numPr>
-        <w:jc w:val="both"/>
-        <w:rPr>
-          <w:rFonts w:ascii="Arial" w:hAnsi="Arial" w:cs="Arial"/>
-          <w:color w:val="000000" w:themeColor="text1"/>
-          <w:sz w:val="20"/>
-          <w:szCs w:val="20"/>
-        </w:rPr>
-      </w:pPr>
-      <w:r>
-        <w:rPr>
-          <w:rFonts w:ascii="Arial" w:hAnsi="Arial" w:cs="Arial"/>
-          <w:color w:val="000000" w:themeColor="text1"/>
-          <w:sz w:val="20"/>
-          <w:szCs w:val="20"/>
-        </w:rPr>
-        <w:t>Theory links between individual and organisation-level signals from recruitment activities</w:t>
-      </w:r>
-    </w:p>
-    <w:p>
-      <w:pPr>
-        <w:pStyle w:val="ListParagraph"/>
-        <w:numPr>
-          <w:ilvl w:val="0"/>
-          <w:numId w:val="8"/>
-        </w:numPr>
-        <w:jc w:val="both"/>
-        <w:rPr>
-          <w:rFonts w:ascii="Arial" w:hAnsi="Arial" w:cs="Arial"/>
-          <w:color w:val="000000" w:themeColor="text1"/>
-          <w:sz w:val="20"/>
-          <w:szCs w:val="20"/>
-        </w:rPr>
-      </w:pPr>
+      <w:r>
+        <w:rPr>
+          <w:rFonts w:ascii="Arial" w:hAnsi="Arial" w:cs="Arial"/>
+          <w:color w:val="000000" w:themeColor="text1"/>
+          <w:sz w:val="20"/>
+          <w:szCs w:val="20"/>
+        </w:rPr>
+        <w:t xml:space="preserve"> perspective assessing how r</w:t>
+      </w:r>
+      <w:r>
+        <w:rPr>
+          <w:rFonts w:ascii="Arial" w:hAnsi="Arial" w:cs="Arial"/>
+          <w:color w:val="000000" w:themeColor="text1"/>
+          <w:sz w:val="20"/>
+          <w:szCs w:val="20"/>
+        </w:rPr>
+        <w:t>ecruitment-related signals are seen to reveal unknown characteristics of organizations</w:t>
+      </w:r>
+      <w:r>
+        <w:rPr>
+          <w:rFonts w:ascii="Arial" w:hAnsi="Arial" w:cs="Arial"/>
+          <w:color w:val="000000" w:themeColor="text1"/>
+          <w:sz w:val="20"/>
+          <w:szCs w:val="20"/>
+        </w:rPr>
+        <w:t>. The t</w:t>
+      </w:r>
+      <w:r>
+        <w:rPr>
+          <w:rFonts w:ascii="Arial" w:hAnsi="Arial" w:cs="Arial"/>
+          <w:color w:val="000000" w:themeColor="text1"/>
+          <w:sz w:val="20"/>
+          <w:szCs w:val="20"/>
+        </w:rPr>
+        <w:t xml:space="preserve">heory </w:t>
+      </w:r>
+      <w:r>
+        <w:rPr>
+          <w:rFonts w:ascii="Arial" w:hAnsi="Arial" w:cs="Arial"/>
+          <w:color w:val="000000" w:themeColor="text1"/>
+          <w:sz w:val="20"/>
+          <w:szCs w:val="20"/>
+        </w:rPr>
+        <w:t xml:space="preserve">posited provides </w:t>
+      </w:r>
+      <w:r>
+        <w:rPr>
+          <w:rFonts w:ascii="Arial" w:hAnsi="Arial" w:cs="Arial"/>
+          <w:color w:val="000000" w:themeColor="text1"/>
+          <w:sz w:val="20"/>
+          <w:szCs w:val="20"/>
+        </w:rPr>
+        <w:t>links between individual and organisation-level signals from recruitment activities</w:t>
+      </w:r>
+      <w:r>
+        <w:rPr>
+          <w:rFonts w:ascii="Arial" w:hAnsi="Arial" w:cs="Arial"/>
+          <w:color w:val="000000" w:themeColor="text1"/>
+          <w:sz w:val="20"/>
+          <w:szCs w:val="20"/>
+        </w:rPr>
+        <w:t xml:space="preserve">. </w:t>
+      </w:r>
       <w:r>
         <w:rPr>
           <w:rFonts w:ascii="Arial" w:hAnsi="Arial" w:cs="Arial"/>
@@ -9560,10 +9305,18 @@
         </w:rPr>
         <w:t>Links are made between market signals and instrumental or symbolic applicant inferences</w:t>
       </w:r>
-    </w:p>
-    <w:p>
-      <w:pPr>
-        <w:pStyle w:val="ListParagraph"/>
+      <w:r>
+        <w:rPr>
+          <w:rFonts w:ascii="Arial" w:hAnsi="Arial" w:cs="Arial"/>
+          <w:color w:val="000000" w:themeColor="text1"/>
+          <w:sz w:val="20"/>
+          <w:szCs w:val="20"/>
+        </w:rPr>
+        <w:t>.</w:t>
+      </w:r>
+    </w:p>
+    <w:p>
+      <w:pPr>
         <w:jc w:val="both"/>
         <w:rPr>
           <w:rFonts w:ascii="Arial" w:hAnsi="Arial" w:cs="Arial"/>
@@ -9574,15 +9327,7 @@
           <w:szCs w:val="20"/>
         </w:rPr>
       </w:pPr>
-    </w:p>
-    <w:p>
-      <w:pPr>
-        <w:pStyle w:val="ListParagraph"/>
-        <w:numPr>
-          <w:ilvl w:val="0"/>
-          <w:numId w:val="7"/>
-        </w:numPr>
-        <w:jc w:val="both"/>
+      <w:r>
         <w:rPr>
           <w:rFonts w:ascii="Arial" w:hAnsi="Arial" w:cs="Arial"/>
           <w:b/>
@@ -9591,7 +9336,138 @@
           <w:sz w:val="20"/>
           <w:szCs w:val="20"/>
         </w:rPr>
-      </w:pPr>
+        <w:t>Chang and Chin (2018) Empirical Article</w:t>
+      </w:r>
+    </w:p>
+    <w:p>
+      <w:pPr>
+        <w:jc w:val="both"/>
+        <w:rPr>
+          <w:rFonts w:ascii="Arial" w:hAnsi="Arial" w:cs="Arial"/>
+          <w:color w:val="000000" w:themeColor="text1"/>
+          <w:sz w:val="20"/>
+          <w:szCs w:val="20"/>
+        </w:rPr>
+      </w:pPr>
+      <w:r>
+        <w:rPr>
+          <w:rFonts w:ascii="Arial" w:hAnsi="Arial" w:cs="Arial"/>
+          <w:color w:val="000000" w:themeColor="text1"/>
+          <w:sz w:val="20"/>
+          <w:szCs w:val="20"/>
+        </w:rPr>
+        <w:t>Here, t</w:t>
+      </w:r>
+      <w:r>
+        <w:rPr>
+          <w:rFonts w:ascii="Arial" w:hAnsi="Arial" w:cs="Arial"/>
+          <w:color w:val="000000" w:themeColor="text1"/>
+          <w:sz w:val="20"/>
+          <w:szCs w:val="20"/>
+        </w:rPr>
+        <w:t>he authors define signalling as the communication of unique information or rather “the sending out of information that competitors cannot easily imitate</w:t>
+      </w:r>
+      <w:r>
+        <w:rPr>
+          <w:rFonts w:ascii="Arial" w:hAnsi="Arial" w:cs="Arial"/>
+          <w:color w:val="000000" w:themeColor="text1"/>
+          <w:sz w:val="20"/>
+          <w:szCs w:val="20"/>
+        </w:rPr>
+        <w:t>” analysing</w:t>
+      </w:r>
+      <w:r>
+        <w:rPr>
+          <w:rFonts w:ascii="Arial" w:hAnsi="Arial" w:cs="Arial"/>
+          <w:color w:val="000000" w:themeColor="text1"/>
+          <w:sz w:val="20"/>
+          <w:szCs w:val="20"/>
+        </w:rPr>
+        <w:t xml:space="preserve"> </w:t>
+      </w:r>
+      <w:r>
+        <w:rPr>
+          <w:rFonts w:ascii="Arial" w:hAnsi="Arial" w:cs="Arial"/>
+          <w:color w:val="000000" w:themeColor="text1"/>
+          <w:sz w:val="20"/>
+          <w:szCs w:val="20"/>
+        </w:rPr>
+        <w:t>HRM signalling on each firm’s website over a three-year period</w:t>
+      </w:r>
+      <w:r>
+        <w:rPr>
+          <w:rFonts w:ascii="Arial" w:hAnsi="Arial" w:cs="Arial"/>
+          <w:color w:val="000000" w:themeColor="text1"/>
+          <w:sz w:val="20"/>
+          <w:szCs w:val="20"/>
+        </w:rPr>
+        <w:t xml:space="preserve">. </w:t>
+      </w:r>
+      <w:r>
+        <w:rPr>
+          <w:rFonts w:ascii="Arial" w:hAnsi="Arial" w:cs="Arial"/>
+          <w:color w:val="000000" w:themeColor="text1"/>
+          <w:sz w:val="20"/>
+          <w:szCs w:val="20"/>
+        </w:rPr>
+        <w:t xml:space="preserve">Signalling </w:t>
+      </w:r>
+      <w:r>
+        <w:rPr>
+          <w:rFonts w:ascii="Arial" w:hAnsi="Arial" w:cs="Arial"/>
+          <w:color w:val="000000" w:themeColor="text1"/>
+          <w:sz w:val="20"/>
+          <w:szCs w:val="20"/>
+        </w:rPr>
+        <w:t xml:space="preserve">therefore </w:t>
+      </w:r>
+      <w:r>
+        <w:rPr>
+          <w:rFonts w:ascii="Arial" w:hAnsi="Arial" w:cs="Arial"/>
+          <w:color w:val="000000" w:themeColor="text1"/>
+          <w:sz w:val="20"/>
+          <w:szCs w:val="20"/>
+        </w:rPr>
+        <w:t>becomes important in job markets where numerous employers compete to “</w:t>
+      </w:r>
+      <w:r>
+        <w:rPr>
+          <w:rFonts w:ascii="Arial" w:hAnsi="Arial" w:cs="Arial"/>
+          <w:i/>
+          <w:iCs/>
+          <w:color w:val="000000" w:themeColor="text1"/>
+          <w:sz w:val="20"/>
+          <w:szCs w:val="20"/>
+        </w:rPr>
+        <w:t>increase</w:t>
+      </w:r>
+      <w:r>
+        <w:rPr>
+          <w:rFonts w:ascii="Arial" w:hAnsi="Arial" w:cs="Arial"/>
+          <w:color w:val="000000" w:themeColor="text1"/>
+          <w:sz w:val="20"/>
+          <w:szCs w:val="20"/>
+        </w:rPr>
+        <w:t xml:space="preserve"> market share”</w:t>
+      </w:r>
+      <w:r>
+        <w:rPr>
+          <w:rFonts w:ascii="Arial" w:hAnsi="Arial" w:cs="Arial"/>
+          <w:color w:val="000000" w:themeColor="text1"/>
+          <w:sz w:val="20"/>
+          <w:szCs w:val="20"/>
+        </w:rPr>
+        <w:t>. Chang and Chin (2018) stress the i</w:t>
+      </w:r>
+      <w:r>
+        <w:rPr>
+          <w:rFonts w:ascii="Arial" w:hAnsi="Arial" w:cs="Arial"/>
+          <w:color w:val="000000" w:themeColor="text1"/>
+          <w:sz w:val="20"/>
+          <w:szCs w:val="20"/>
+        </w:rPr>
+        <w:t xml:space="preserve">mportance of firm actions and </w:t>
+      </w:r>
       <w:r>
         <w:rPr>
           <w:rFonts w:ascii="Arial" w:hAnsi="Arial" w:cs="Arial"/>
@@ -9601,41 +9477,62 @@
           <w:sz w:val="20"/>
           <w:szCs w:val="20"/>
         </w:rPr>
-        <w:t>Chang and Chin (2018) Empirical Article</w:t>
-      </w:r>
-    </w:p>
-    <w:p>
-      <w:pPr>
-        <w:pStyle w:val="ListParagraph"/>
-        <w:numPr>
-          <w:ilvl w:val="0"/>
-          <w:numId w:val="9"/>
-        </w:numPr>
+        <w:t>separating equilibrium</w:t>
+      </w:r>
+      <w:r>
+        <w:rPr>
+          <w:rFonts w:ascii="Arial" w:hAnsi="Arial" w:cs="Arial"/>
+          <w:color w:val="000000" w:themeColor="text1"/>
+          <w:sz w:val="20"/>
+          <w:szCs w:val="20"/>
+        </w:rPr>
+        <w:t xml:space="preserve"> to this signalling dynamic</w:t>
+      </w:r>
+      <w:r>
+        <w:rPr>
+          <w:rFonts w:ascii="Arial" w:hAnsi="Arial" w:cs="Arial"/>
+          <w:color w:val="000000" w:themeColor="text1"/>
+          <w:sz w:val="20"/>
+          <w:szCs w:val="20"/>
+        </w:rPr>
+        <w:t>.</w:t>
+      </w:r>
+      <w:r>
+        <w:rPr>
+          <w:rFonts w:ascii="Arial" w:hAnsi="Arial" w:cs="Arial"/>
+          <w:color w:val="000000" w:themeColor="text1"/>
+          <w:sz w:val="20"/>
+          <w:szCs w:val="20"/>
+        </w:rPr>
+        <w:t xml:space="preserve"> </w:t>
+      </w:r>
+    </w:p>
+    <w:p>
+      <w:pPr>
         <w:jc w:val="both"/>
         <w:rPr>
           <w:rFonts w:ascii="Arial" w:hAnsi="Arial" w:cs="Arial"/>
-          <w:color w:val="000000" w:themeColor="text1"/>
-          <w:sz w:val="20"/>
-          <w:szCs w:val="20"/>
-        </w:rPr>
-      </w:pPr>
-      <w:r>
-        <w:rPr>
-          <w:rFonts w:ascii="Arial" w:hAnsi="Arial" w:cs="Arial"/>
-          <w:color w:val="000000" w:themeColor="text1"/>
-          <w:sz w:val="20"/>
-          <w:szCs w:val="20"/>
-        </w:rPr>
-        <w:t>The authors define signalling as the communication of unique information or rather “the sending out of information that competitors cannot easily imitate”</w:t>
-      </w:r>
-    </w:p>
-    <w:p>
-      <w:pPr>
-        <w:pStyle w:val="ListParagraph"/>
-        <w:numPr>
-          <w:ilvl w:val="0"/>
-          <w:numId w:val="9"/>
-        </w:numPr>
+          <w:b/>
+          <w:bCs/>
+          <w:color w:val="000000" w:themeColor="text1"/>
+          <w:sz w:val="20"/>
+          <w:szCs w:val="20"/>
+        </w:rPr>
+      </w:pPr>
+      <w:r>
+        <w:rPr>
+          <w:rFonts w:ascii="Arial" w:hAnsi="Arial" w:cs="Arial"/>
+          <w:b/>
+          <w:bCs/>
+          <w:color w:val="000000" w:themeColor="text1"/>
+          <w:sz w:val="20"/>
+          <w:szCs w:val="20"/>
+        </w:rPr>
+        <w:t>Guest et.al. (2021) Empirical Article</w:t>
+      </w:r>
+    </w:p>
+    <w:p>
+      <w:pPr>
         <w:jc w:val="both"/>
         <w:rPr>
           <w:rFonts w:ascii="Arial" w:hAnsi="Arial" w:cs="Arial"/>
@@ -9651,7 +9548,34 @@
           <w:sz w:val="20"/>
           <w:szCs w:val="20"/>
         </w:rPr>
-        <w:t>Signalling becomes important in job markets where numerous employers compete to “</w:t>
+        <w:t>David Guest s</w:t>
+      </w:r>
+      <w:r>
+        <w:rPr>
+          <w:rFonts w:ascii="Arial" w:hAnsi="Arial" w:cs="Arial"/>
+          <w:color w:val="000000" w:themeColor="text1"/>
+          <w:sz w:val="20"/>
+          <w:szCs w:val="20"/>
+        </w:rPr>
+        <w:t>tudies staff in bank branches</w:t>
+      </w:r>
+      <w:r>
+        <w:rPr>
+          <w:rFonts w:ascii="Arial" w:hAnsi="Arial" w:cs="Arial"/>
+          <w:color w:val="000000" w:themeColor="text1"/>
+          <w:sz w:val="20"/>
+          <w:szCs w:val="20"/>
+        </w:rPr>
+        <w:t xml:space="preserve"> and defines</w:t>
+      </w:r>
+      <w:r>
+        <w:rPr>
+          <w:rFonts w:ascii="Arial" w:hAnsi="Arial" w:cs="Arial"/>
+          <w:color w:val="000000" w:themeColor="text1"/>
+          <w:sz w:val="20"/>
+          <w:szCs w:val="20"/>
+        </w:rPr>
+        <w:t xml:space="preserve"> signalling theory as “communication </w:t>
       </w:r>
       <w:r>
         <w:rPr>
@@ -9662,43 +9586,229 @@
           <w:sz w:val="20"/>
           <w:szCs w:val="20"/>
         </w:rPr>
-        <w:t>increase</w:t>
-      </w:r>
-      <w:r>
-        <w:rPr>
-          <w:rFonts w:ascii="Arial" w:hAnsi="Arial" w:cs="Arial"/>
-          <w:color w:val="000000" w:themeColor="text1"/>
-          <w:sz w:val="20"/>
-          <w:szCs w:val="20"/>
-        </w:rPr>
-        <w:t xml:space="preserve"> market share”</w:t>
-      </w:r>
-    </w:p>
-    <w:p>
-      <w:pPr>
-        <w:pStyle w:val="ListParagraph"/>
-        <w:numPr>
-          <w:ilvl w:val="0"/>
-          <w:numId w:val="9"/>
-        </w:numPr>
+        <w:t>by</w:t>
+      </w:r>
+      <w:r>
+        <w:rPr>
+          <w:rFonts w:ascii="Arial" w:hAnsi="Arial" w:cs="Arial"/>
+          <w:color w:val="000000" w:themeColor="text1"/>
+          <w:sz w:val="20"/>
+          <w:szCs w:val="20"/>
+        </w:rPr>
+        <w:t xml:space="preserve"> and </w:t>
+      </w:r>
+      <w:r>
+        <w:rPr>
+          <w:rFonts w:ascii="Arial" w:hAnsi="Arial" w:cs="Arial"/>
+          <w:i/>
+          <w:iCs/>
+          <w:color w:val="000000" w:themeColor="text1"/>
+          <w:sz w:val="20"/>
+          <w:szCs w:val="20"/>
+        </w:rPr>
+        <w:t>within</w:t>
+      </w:r>
+      <w:r>
+        <w:rPr>
+          <w:rFonts w:ascii="Arial" w:hAnsi="Arial" w:cs="Arial"/>
+          <w:color w:val="000000" w:themeColor="text1"/>
+          <w:sz w:val="20"/>
+          <w:szCs w:val="20"/>
+        </w:rPr>
+        <w:t xml:space="preserve"> an organisation”</w:t>
+      </w:r>
+      <w:r>
+        <w:rPr>
+          <w:rFonts w:ascii="Arial" w:hAnsi="Arial" w:cs="Arial"/>
+          <w:color w:val="000000" w:themeColor="text1"/>
+          <w:sz w:val="20"/>
+          <w:szCs w:val="20"/>
+        </w:rPr>
+        <w:t>, i</w:t>
+      </w:r>
+      <w:r>
+        <w:rPr>
+          <w:rFonts w:ascii="Arial" w:hAnsi="Arial" w:cs="Arial"/>
+          <w:color w:val="000000" w:themeColor="text1"/>
+          <w:sz w:val="20"/>
+          <w:szCs w:val="20"/>
+        </w:rPr>
+        <w:t xml:space="preserve">n contrast to </w:t>
+      </w:r>
+      <w:r>
+        <w:rPr>
+          <w:rFonts w:ascii="Arial" w:hAnsi="Arial" w:cs="Arial"/>
+          <w:color w:val="000000" w:themeColor="text1"/>
+          <w:sz w:val="20"/>
+          <w:szCs w:val="20"/>
+        </w:rPr>
+        <w:t>evidence from Laker</w:t>
+      </w:r>
+      <w:r>
+        <w:rPr>
+          <w:rFonts w:ascii="Arial" w:hAnsi="Arial" w:cs="Arial"/>
+          <w:color w:val="000000" w:themeColor="text1"/>
+          <w:sz w:val="20"/>
+          <w:szCs w:val="20"/>
+        </w:rPr>
+        <w:t xml:space="preserve"> </w:t>
+      </w:r>
+      <w:r>
+        <w:rPr>
+          <w:rFonts w:ascii="Arial" w:hAnsi="Arial" w:cs="Arial"/>
+          <w:i/>
+          <w:iCs/>
+          <w:color w:val="000000" w:themeColor="text1"/>
+          <w:sz w:val="20"/>
+          <w:szCs w:val="20"/>
+        </w:rPr>
+        <w:t>et. al.</w:t>
+      </w:r>
+      <w:r>
+        <w:rPr>
+          <w:rFonts w:ascii="Arial" w:hAnsi="Arial" w:cs="Arial"/>
+          <w:color w:val="000000" w:themeColor="text1"/>
+          <w:sz w:val="20"/>
+          <w:szCs w:val="20"/>
+        </w:rPr>
+        <w:t xml:space="preserve"> (2025)</w:t>
+      </w:r>
+      <w:r>
+        <w:rPr>
+          <w:rFonts w:ascii="Arial" w:hAnsi="Arial" w:cs="Arial"/>
+          <w:color w:val="000000" w:themeColor="text1"/>
+          <w:sz w:val="20"/>
+          <w:szCs w:val="20"/>
+        </w:rPr>
+        <w:t>. C</w:t>
+      </w:r>
+      <w:r>
+        <w:rPr>
+          <w:rFonts w:ascii="Arial" w:hAnsi="Arial" w:cs="Arial"/>
+          <w:color w:val="000000" w:themeColor="text1"/>
+          <w:sz w:val="20"/>
+          <w:szCs w:val="20"/>
+        </w:rPr>
+        <w:t>it</w:t>
+      </w:r>
+      <w:r>
+        <w:rPr>
+          <w:rFonts w:ascii="Arial" w:hAnsi="Arial" w:cs="Arial"/>
+          <w:color w:val="000000" w:themeColor="text1"/>
+          <w:sz w:val="20"/>
+          <w:szCs w:val="20"/>
+        </w:rPr>
+        <w:t>ing</w:t>
+      </w:r>
+      <w:r>
+        <w:rPr>
+          <w:rFonts w:ascii="Arial" w:hAnsi="Arial" w:cs="Arial"/>
+          <w:color w:val="000000" w:themeColor="text1"/>
+          <w:sz w:val="20"/>
+          <w:szCs w:val="20"/>
+        </w:rPr>
+        <w:t xml:space="preserve"> Bowen and Ostroff (2004) as part of an integrated framework to study attribution theory</w:t>
+      </w:r>
+      <w:r>
+        <w:rPr>
+          <w:rFonts w:ascii="Arial" w:hAnsi="Arial" w:cs="Arial"/>
+          <w:color w:val="000000" w:themeColor="text1"/>
+          <w:sz w:val="20"/>
+          <w:szCs w:val="20"/>
+        </w:rPr>
+        <w:t>, Guest (2021) c</w:t>
+      </w:r>
+      <w:r>
+        <w:rPr>
+          <w:rFonts w:ascii="Arial" w:hAnsi="Arial" w:cs="Arial"/>
+          <w:color w:val="000000" w:themeColor="text1"/>
+          <w:sz w:val="20"/>
+          <w:szCs w:val="20"/>
+        </w:rPr>
+        <w:t>oncludes that signalling theory is to be viewed as a “</w:t>
+      </w:r>
+      <w:r>
+        <w:rPr>
+          <w:rFonts w:ascii="Arial" w:hAnsi="Arial" w:cs="Arial"/>
+          <w:i/>
+          <w:iCs/>
+          <w:color w:val="000000" w:themeColor="text1"/>
+          <w:sz w:val="20"/>
+          <w:szCs w:val="20"/>
+        </w:rPr>
+        <w:t>distinctive</w:t>
+      </w:r>
+      <w:r>
+        <w:rPr>
+          <w:rFonts w:ascii="Arial" w:hAnsi="Arial" w:cs="Arial"/>
+          <w:color w:val="000000" w:themeColor="text1"/>
+          <w:sz w:val="20"/>
+          <w:szCs w:val="20"/>
+        </w:rPr>
+        <w:t>” approach to the HRM process</w:t>
+      </w:r>
+      <w:r>
+        <w:rPr>
+          <w:rFonts w:ascii="Arial" w:hAnsi="Arial" w:cs="Arial"/>
+          <w:color w:val="000000" w:themeColor="text1"/>
+          <w:sz w:val="20"/>
+          <w:szCs w:val="20"/>
+        </w:rPr>
+        <w:t>. He a</w:t>
+      </w:r>
+      <w:r>
+        <w:rPr>
+          <w:rFonts w:ascii="Arial" w:hAnsi="Arial" w:cs="Arial"/>
+          <w:color w:val="000000" w:themeColor="text1"/>
+          <w:sz w:val="20"/>
+          <w:szCs w:val="20"/>
+        </w:rPr>
+        <w:t xml:space="preserve">cknowledges limitations of cross-sectional methodology and calls for </w:t>
+      </w:r>
+      <w:r>
+        <w:rPr>
+          <w:rFonts w:ascii="Arial" w:hAnsi="Arial" w:cs="Arial"/>
+          <w:color w:val="000000" w:themeColor="text1"/>
+          <w:sz w:val="20"/>
+          <w:szCs w:val="20"/>
+          <w:u w:val="single"/>
+        </w:rPr>
+        <w:t xml:space="preserve">longitudinal </w:t>
+      </w:r>
+      <w:r>
+        <w:rPr>
+          <w:rFonts w:ascii="Arial" w:hAnsi="Arial" w:cs="Arial"/>
+          <w:color w:val="000000" w:themeColor="text1"/>
+          <w:sz w:val="20"/>
+          <w:szCs w:val="20"/>
+          <w:u w:val="single"/>
+        </w:rPr>
+        <w:t xml:space="preserve">research </w:t>
+      </w:r>
+      <w:r>
+        <w:rPr>
+          <w:rFonts w:ascii="Arial" w:hAnsi="Arial" w:cs="Arial"/>
+          <w:color w:val="000000" w:themeColor="text1"/>
+          <w:sz w:val="20"/>
+          <w:szCs w:val="20"/>
+          <w:u w:val="single"/>
+        </w:rPr>
+        <w:t>approaches</w:t>
+      </w:r>
+      <w:r>
+        <w:rPr>
+          <w:rFonts w:ascii="Arial" w:hAnsi="Arial" w:cs="Arial"/>
+          <w:color w:val="000000" w:themeColor="text1"/>
+          <w:sz w:val="20"/>
+          <w:szCs w:val="20"/>
+          <w:u w:val="single"/>
+        </w:rPr>
+        <w:t>.</w:t>
+      </w:r>
+    </w:p>
+    <w:p>
+      <w:pPr>
         <w:jc w:val="both"/>
-        <w:rPr>
-          <w:rFonts w:ascii="Arial" w:hAnsi="Arial" w:cs="Arial"/>
-          <w:color w:val="000000" w:themeColor="text1"/>
-          <w:sz w:val="20"/>
-          <w:szCs w:val="20"/>
-        </w:rPr>
-      </w:pPr>
-      <w:r>
-        <w:rPr>
-          <w:rFonts w:ascii="Arial" w:hAnsi="Arial" w:cs="Arial"/>
-          <w:color w:val="000000" w:themeColor="text1"/>
-          <w:sz w:val="20"/>
-          <w:szCs w:val="20"/>
-        </w:rPr>
-        <w:t xml:space="preserve">Importance of firm actions and </w:t>
-      </w:r>
-      <w:r>
         <w:rPr>
           <w:rFonts w:ascii="Arial" w:hAnsi="Arial" w:cs="Arial"/>
           <w:b/>
@@ -9707,64 +9817,8 @@
           <w:sz w:val="20"/>
           <w:szCs w:val="20"/>
         </w:rPr>
-        <w:t>separating equilibrium</w:t>
-      </w:r>
-      <w:r>
-        <w:rPr>
-          <w:rFonts w:ascii="Arial" w:hAnsi="Arial" w:cs="Arial"/>
-          <w:color w:val="000000" w:themeColor="text1"/>
-          <w:sz w:val="20"/>
-          <w:szCs w:val="20"/>
-        </w:rPr>
-        <w:t xml:space="preserve"> to this signalling dynamic</w:t>
-      </w:r>
-    </w:p>
-    <w:p>
-      <w:pPr>
-        <w:pStyle w:val="ListParagraph"/>
-        <w:numPr>
-          <w:ilvl w:val="0"/>
-          <w:numId w:val="9"/>
-        </w:numPr>
-        <w:jc w:val="both"/>
-        <w:rPr>
-          <w:rFonts w:ascii="Arial" w:hAnsi="Arial" w:cs="Arial"/>
-          <w:color w:val="000000" w:themeColor="text1"/>
-          <w:sz w:val="20"/>
-          <w:szCs w:val="20"/>
-        </w:rPr>
-      </w:pPr>
-      <w:r>
-        <w:rPr>
-          <w:rFonts w:ascii="Arial" w:hAnsi="Arial" w:cs="Arial"/>
-          <w:color w:val="000000" w:themeColor="text1"/>
-          <w:sz w:val="20"/>
-          <w:szCs w:val="20"/>
-        </w:rPr>
-        <w:t>The authors analyse HRM signalling on each firm’s website over a three-year period</w:t>
-      </w:r>
-    </w:p>
-    <w:p>
-      <w:pPr>
-        <w:pStyle w:val="ListParagraph"/>
-        <w:ind w:left="1080"/>
-        <w:jc w:val="both"/>
-        <w:rPr>
-          <w:rFonts w:ascii="Arial" w:hAnsi="Arial" w:cs="Arial"/>
-          <w:color w:val="000000" w:themeColor="text1"/>
-          <w:sz w:val="20"/>
-          <w:szCs w:val="20"/>
-        </w:rPr>
-      </w:pPr>
-    </w:p>
-    <w:p>
-      <w:pPr>
-        <w:pStyle w:val="ListParagraph"/>
-        <w:numPr>
-          <w:ilvl w:val="0"/>
-          <w:numId w:val="7"/>
-        </w:numPr>
-        <w:jc w:val="both"/>
+      </w:pPr>
+      <w:r>
         <w:rPr>
           <w:rFonts w:ascii="Arial" w:hAnsi="Arial" w:cs="Arial"/>
           <w:b/>
@@ -9772,29 +9826,12 @@
           <w:color w:val="000000" w:themeColor="text1"/>
           <w:sz w:val="20"/>
           <w:szCs w:val="20"/>
-          <w:lang w:val="fr-FR"/>
-        </w:rPr>
-      </w:pPr>
-      <w:r>
-        <w:rPr>
-          <w:rFonts w:ascii="Arial" w:hAnsi="Arial" w:cs="Arial"/>
-          <w:b/>
-          <w:bCs/>
-          <w:color w:val="000000" w:themeColor="text1"/>
-          <w:sz w:val="20"/>
-          <w:szCs w:val="20"/>
-          <w:lang w:val="fr-FR"/>
-        </w:rPr>
-        <w:t>Guest et.al. (2021) Empirical Article</w:t>
-      </w:r>
-    </w:p>
-    <w:p>
-      <w:pPr>
-        <w:pStyle w:val="ListParagraph"/>
-        <w:numPr>
-          <w:ilvl w:val="0"/>
-          <w:numId w:val="10"/>
-        </w:numPr>
+        </w:rPr>
+        <w:t>Bowen and Ostroff (2004)</w:t>
+      </w:r>
+    </w:p>
+    <w:p>
+      <w:pPr>
         <w:jc w:val="both"/>
         <w:rPr>
           <w:rFonts w:ascii="Arial" w:hAnsi="Arial" w:cs="Arial"/>
@@ -9810,200 +9847,43 @@
           <w:sz w:val="20"/>
           <w:szCs w:val="20"/>
         </w:rPr>
-        <w:t>Studies staff in bank branches</w:t>
-      </w:r>
-    </w:p>
-    <w:p>
-      <w:pPr>
-        <w:pStyle w:val="ListParagraph"/>
-        <w:numPr>
-          <w:ilvl w:val="0"/>
-          <w:numId w:val="10"/>
-        </w:numPr>
-        <w:jc w:val="both"/>
-        <w:rPr>
-          <w:rFonts w:ascii="Arial" w:hAnsi="Arial" w:cs="Arial"/>
-          <w:b/>
-          <w:bCs/>
-          <w:color w:val="000000" w:themeColor="text1"/>
-          <w:sz w:val="20"/>
-          <w:szCs w:val="20"/>
-        </w:rPr>
-      </w:pPr>
-      <w:r>
-        <w:rPr>
-          <w:rFonts w:ascii="Arial" w:hAnsi="Arial" w:cs="Arial"/>
-          <w:color w:val="000000" w:themeColor="text1"/>
-          <w:sz w:val="20"/>
-          <w:szCs w:val="20"/>
-        </w:rPr>
-        <w:t>Defines signalling theory as “communication by and within an organisation”</w:t>
-      </w:r>
-    </w:p>
-    <w:p>
-      <w:pPr>
-        <w:pStyle w:val="ListParagraph"/>
-        <w:numPr>
-          <w:ilvl w:val="1"/>
-          <w:numId w:val="10"/>
-        </w:numPr>
-        <w:jc w:val="both"/>
-        <w:rPr>
-          <w:rFonts w:ascii="Arial" w:hAnsi="Arial" w:cs="Arial"/>
-          <w:b/>
-          <w:bCs/>
-          <w:color w:val="000000" w:themeColor="text1"/>
-          <w:sz w:val="20"/>
-          <w:szCs w:val="20"/>
-        </w:rPr>
-      </w:pPr>
-      <w:r>
-        <w:rPr>
-          <w:rFonts w:ascii="Arial" w:hAnsi="Arial" w:cs="Arial"/>
-          <w:color w:val="000000" w:themeColor="text1"/>
-          <w:sz w:val="20"/>
-          <w:szCs w:val="20"/>
-        </w:rPr>
-        <w:t xml:space="preserve">In contrast to </w:t>
-      </w:r>
-      <w:r>
-        <w:rPr>
-          <w:rFonts w:ascii="Arial" w:hAnsi="Arial" w:cs="Arial"/>
-          <w:color w:val="000000" w:themeColor="text1"/>
-          <w:sz w:val="20"/>
-          <w:szCs w:val="20"/>
-        </w:rPr>
-        <w:t>evidence from Laker</w:t>
-      </w:r>
-      <w:r>
-        <w:rPr>
-          <w:rFonts w:ascii="Arial" w:hAnsi="Arial" w:cs="Arial"/>
-          <w:color w:val="000000" w:themeColor="text1"/>
-          <w:sz w:val="20"/>
-          <w:szCs w:val="20"/>
-        </w:rPr>
-        <w:t xml:space="preserve"> </w:t>
-      </w:r>
-      <w:r>
-        <w:rPr>
-          <w:rFonts w:ascii="Arial" w:hAnsi="Arial" w:cs="Arial"/>
-          <w:i/>
-          <w:iCs/>
-          <w:color w:val="000000" w:themeColor="text1"/>
-          <w:sz w:val="20"/>
-          <w:szCs w:val="20"/>
-        </w:rPr>
-        <w:t>et. al.</w:t>
-      </w:r>
-      <w:r>
-        <w:rPr>
-          <w:rFonts w:ascii="Arial" w:hAnsi="Arial" w:cs="Arial"/>
-          <w:color w:val="000000" w:themeColor="text1"/>
-          <w:sz w:val="20"/>
-          <w:szCs w:val="20"/>
-        </w:rPr>
-        <w:t xml:space="preserve"> (2025)</w:t>
-      </w:r>
-    </w:p>
-    <w:p>
-      <w:pPr>
-        <w:pStyle w:val="ListParagraph"/>
-        <w:numPr>
-          <w:ilvl w:val="0"/>
-          <w:numId w:val="10"/>
-        </w:numPr>
-        <w:jc w:val="both"/>
-        <w:rPr>
-          <w:rFonts w:ascii="Arial" w:hAnsi="Arial" w:cs="Arial"/>
-          <w:b/>
-          <w:bCs/>
-          <w:color w:val="000000" w:themeColor="text1"/>
-          <w:sz w:val="20"/>
-          <w:szCs w:val="20"/>
-        </w:rPr>
-      </w:pPr>
-      <w:r>
-        <w:rPr>
-          <w:rFonts w:ascii="Arial" w:hAnsi="Arial" w:cs="Arial"/>
-          <w:color w:val="000000" w:themeColor="text1"/>
-          <w:sz w:val="20"/>
-          <w:szCs w:val="20"/>
-        </w:rPr>
-        <w:t>Cites Bowen and Ostroff (2004) as part of an integrated framework to study attribution theory</w:t>
-      </w:r>
-    </w:p>
-    <w:p>
-      <w:pPr>
-        <w:pStyle w:val="ListParagraph"/>
-        <w:numPr>
-          <w:ilvl w:val="0"/>
-          <w:numId w:val="10"/>
-        </w:numPr>
-        <w:jc w:val="both"/>
-        <w:rPr>
-          <w:rFonts w:ascii="Arial" w:hAnsi="Arial" w:cs="Arial"/>
-          <w:b/>
-          <w:bCs/>
-          <w:color w:val="000000" w:themeColor="text1"/>
-          <w:sz w:val="20"/>
-          <w:szCs w:val="20"/>
-        </w:rPr>
-      </w:pPr>
-      <w:r>
-        <w:rPr>
-          <w:rFonts w:ascii="Arial" w:hAnsi="Arial" w:cs="Arial"/>
-          <w:color w:val="000000" w:themeColor="text1"/>
-          <w:sz w:val="20"/>
-          <w:szCs w:val="20"/>
-        </w:rPr>
-        <w:t>Concludes that signalling theory is to be viewed as a “</w:t>
-      </w:r>
-      <w:r>
-        <w:rPr>
-          <w:rFonts w:ascii="Arial" w:hAnsi="Arial" w:cs="Arial"/>
-          <w:i/>
-          <w:iCs/>
-          <w:color w:val="000000" w:themeColor="text1"/>
-          <w:sz w:val="20"/>
-          <w:szCs w:val="20"/>
-        </w:rPr>
-        <w:t>distinctive</w:t>
-      </w:r>
-      <w:r>
-        <w:rPr>
-          <w:rFonts w:ascii="Arial" w:hAnsi="Arial" w:cs="Arial"/>
-          <w:color w:val="000000" w:themeColor="text1"/>
-          <w:sz w:val="20"/>
-          <w:szCs w:val="20"/>
-        </w:rPr>
-        <w:t>” approach to the HRM process</w:t>
-      </w:r>
-    </w:p>
-    <w:p>
-      <w:pPr>
-        <w:pStyle w:val="ListParagraph"/>
-        <w:numPr>
-          <w:ilvl w:val="0"/>
-          <w:numId w:val="10"/>
-        </w:numPr>
-        <w:jc w:val="both"/>
-        <w:rPr>
-          <w:rFonts w:ascii="Arial" w:hAnsi="Arial" w:cs="Arial"/>
-          <w:b/>
-          <w:bCs/>
-          <w:color w:val="000000" w:themeColor="text1"/>
-          <w:sz w:val="20"/>
-          <w:szCs w:val="20"/>
-        </w:rPr>
-      </w:pPr>
-      <w:r>
-        <w:rPr>
-          <w:rFonts w:ascii="Arial" w:hAnsi="Arial" w:cs="Arial"/>
-          <w:color w:val="000000" w:themeColor="text1"/>
-          <w:sz w:val="20"/>
-          <w:szCs w:val="20"/>
-        </w:rPr>
-        <w:t xml:space="preserve">Acknowledges limitations of cross-sectional methodology and calls for </w:t>
+        <w:t>The article by Bowen and Ostroff (2004) is one which</w:t>
+      </w:r>
+      <w:r>
+        <w:rPr>
+          <w:rFonts w:ascii="Arial" w:hAnsi="Arial" w:cs="Arial"/>
+          <w:color w:val="000000" w:themeColor="text1"/>
+          <w:sz w:val="20"/>
+          <w:szCs w:val="20"/>
+        </w:rPr>
+        <w:t xml:space="preserve"> t</w:t>
+      </w:r>
+      <w:r>
+        <w:rPr>
+          <w:rFonts w:ascii="Arial" w:hAnsi="Arial" w:cs="Arial"/>
+          <w:color w:val="000000" w:themeColor="text1"/>
+          <w:sz w:val="20"/>
+          <w:szCs w:val="20"/>
+        </w:rPr>
+        <w:t xml:space="preserve">ouches </w:t>
+      </w:r>
+      <w:r>
+        <w:rPr>
+          <w:rFonts w:ascii="Arial" w:hAnsi="Arial" w:cs="Arial"/>
+          <w:color w:val="000000" w:themeColor="text1"/>
+          <w:sz w:val="20"/>
+          <w:szCs w:val="20"/>
+        </w:rPr>
+        <w:t>up</w:t>
+      </w:r>
+      <w:r>
+        <w:rPr>
+          <w:rFonts w:ascii="Arial" w:hAnsi="Arial" w:cs="Arial"/>
+          <w:color w:val="000000" w:themeColor="text1"/>
+          <w:sz w:val="20"/>
+          <w:szCs w:val="20"/>
+        </w:rPr>
+        <w:t xml:space="preserve">on </w:t>
       </w:r>
       <w:r>
         <w:rPr>
@@ -10013,70 +9893,6 @@
           <w:szCs w:val="20"/>
           <w:u w:val="single"/>
         </w:rPr>
-        <w:t>longitudinal approaches</w:t>
-      </w:r>
-    </w:p>
-    <w:p>
-      <w:pPr>
-        <w:pStyle w:val="ListParagraph"/>
-        <w:numPr>
-          <w:ilvl w:val="1"/>
-          <w:numId w:val="10"/>
-        </w:numPr>
-        <w:jc w:val="both"/>
-        <w:rPr>
-          <w:rFonts w:ascii="Arial" w:hAnsi="Arial" w:cs="Arial"/>
-          <w:b/>
-          <w:bCs/>
-          <w:color w:val="000000" w:themeColor="text1"/>
-          <w:sz w:val="20"/>
-          <w:szCs w:val="20"/>
-        </w:rPr>
-      </w:pPr>
-      <w:r>
-        <w:rPr>
-          <w:rFonts w:ascii="Arial" w:hAnsi="Arial" w:cs="Arial"/>
-          <w:b/>
-          <w:bCs/>
-          <w:color w:val="000000" w:themeColor="text1"/>
-          <w:sz w:val="20"/>
-          <w:szCs w:val="20"/>
-        </w:rPr>
-        <w:t>Bowen and Ostroff (2004)</w:t>
-      </w:r>
-    </w:p>
-    <w:p>
-      <w:pPr>
-        <w:pStyle w:val="ListParagraph"/>
-        <w:numPr>
-          <w:ilvl w:val="0"/>
-          <w:numId w:val="11"/>
-        </w:numPr>
-        <w:jc w:val="both"/>
-        <w:rPr>
-          <w:rFonts w:ascii="Arial" w:hAnsi="Arial" w:cs="Arial"/>
-          <w:color w:val="000000" w:themeColor="text1"/>
-          <w:sz w:val="20"/>
-          <w:szCs w:val="20"/>
-        </w:rPr>
-      </w:pPr>
-      <w:r>
-        <w:rPr>
-          <w:rFonts w:ascii="Arial" w:hAnsi="Arial" w:cs="Arial"/>
-          <w:color w:val="000000" w:themeColor="text1"/>
-          <w:sz w:val="20"/>
-          <w:szCs w:val="20"/>
-        </w:rPr>
-        <w:t xml:space="preserve">Touches on </w:t>
-      </w:r>
-      <w:r>
-        <w:rPr>
-          <w:rFonts w:ascii="Arial" w:hAnsi="Arial" w:cs="Arial"/>
-          <w:color w:val="000000" w:themeColor="text1"/>
-          <w:sz w:val="20"/>
-          <w:szCs w:val="20"/>
-          <w:u w:val="single"/>
-        </w:rPr>
         <w:t>multi-level relationships</w:t>
       </w:r>
       <w:r>
@@ -10086,113 +9902,88 @@
           <w:sz w:val="20"/>
           <w:szCs w:val="20"/>
         </w:rPr>
-        <w:t xml:space="preserve"> between HRM and organisational performance through psychological “climate”</w:t>
-      </w:r>
-      <w:r>
-        <w:rPr>
-          <w:rStyle w:val="FootnoteReference"/>
-          <w:rFonts w:ascii="Arial" w:hAnsi="Arial" w:cs="Arial"/>
-          <w:color w:val="000000" w:themeColor="text1"/>
-          <w:sz w:val="20"/>
-          <w:szCs w:val="20"/>
-        </w:rPr>
-        <w:footnoteReference w:id="3"/>
-      </w:r>
-      <w:r>
-        <w:rPr>
-          <w:rFonts w:ascii="Arial" w:hAnsi="Arial" w:cs="Arial"/>
-          <w:color w:val="000000" w:themeColor="text1"/>
-          <w:sz w:val="20"/>
-          <w:szCs w:val="20"/>
-        </w:rPr>
-        <w:t xml:space="preserve"> and organisational sensemaking (a design thinking principle). (p.205)</w:t>
-      </w:r>
-    </w:p>
-    <w:p>
-      <w:pPr>
-        <w:pStyle w:val="ListParagraph"/>
-        <w:numPr>
-          <w:ilvl w:val="0"/>
-          <w:numId w:val="11"/>
-        </w:numPr>
-        <w:jc w:val="both"/>
-        <w:rPr>
-          <w:rFonts w:ascii="Arial" w:hAnsi="Arial" w:cs="Arial"/>
-          <w:color w:val="000000" w:themeColor="text1"/>
-          <w:sz w:val="20"/>
-          <w:szCs w:val="20"/>
-        </w:rPr>
-      </w:pPr>
-      <w:r>
-        <w:rPr>
-          <w:rFonts w:ascii="Arial" w:hAnsi="Arial" w:cs="Arial"/>
-          <w:color w:val="000000" w:themeColor="text1"/>
-          <w:sz w:val="20"/>
-          <w:szCs w:val="20"/>
-        </w:rPr>
-        <w:t>Highlights the additional importance of “social context theory”</w:t>
-      </w:r>
-    </w:p>
-    <w:p>
-      <w:pPr>
-        <w:pStyle w:val="ListParagraph"/>
-        <w:numPr>
-          <w:ilvl w:val="0"/>
-          <w:numId w:val="11"/>
-        </w:numPr>
-        <w:jc w:val="both"/>
-        <w:rPr>
-          <w:rFonts w:ascii="Arial" w:hAnsi="Arial" w:cs="Arial"/>
-          <w:color w:val="000000" w:themeColor="text1"/>
-          <w:sz w:val="20"/>
-          <w:szCs w:val="20"/>
-        </w:rPr>
-      </w:pPr>
-      <w:r>
-        <w:rPr>
-          <w:rFonts w:ascii="Arial" w:hAnsi="Arial" w:cs="Arial"/>
-          <w:color w:val="000000" w:themeColor="text1"/>
-          <w:sz w:val="20"/>
-          <w:szCs w:val="20"/>
-        </w:rPr>
-        <w:t>Formal roles are defined by organisational systems and “maintenance subsystems”</w:t>
-      </w:r>
-    </w:p>
-    <w:p>
-      <w:pPr>
-        <w:pStyle w:val="ListParagraph"/>
-        <w:numPr>
-          <w:ilvl w:val="0"/>
-          <w:numId w:val="11"/>
-        </w:numPr>
-        <w:jc w:val="both"/>
-        <w:rPr>
-          <w:rFonts w:ascii="Arial" w:hAnsi="Arial" w:cs="Arial"/>
-          <w:color w:val="000000" w:themeColor="text1"/>
-          <w:sz w:val="20"/>
-          <w:szCs w:val="20"/>
-        </w:rPr>
-      </w:pPr>
-      <w:r>
-        <w:rPr>
-          <w:rFonts w:ascii="Arial" w:hAnsi="Arial" w:cs="Arial"/>
-          <w:b/>
-          <w:bCs/>
-          <w:color w:val="000000" w:themeColor="text1"/>
-          <w:sz w:val="20"/>
-          <w:szCs w:val="20"/>
-        </w:rPr>
-        <w:lastRenderedPageBreak/>
-        <w:t>Distinctiveness</w:t>
-      </w:r>
-      <w:r>
-        <w:rPr>
-          <w:rFonts w:ascii="Arial" w:hAnsi="Arial" w:cs="Arial"/>
-          <w:color w:val="000000" w:themeColor="text1"/>
-          <w:sz w:val="20"/>
-          <w:szCs w:val="20"/>
-        </w:rPr>
-        <w:t>: “Visibility, Understandability, Legitimacy of authority and Relevance”</w:t>
+        <w:t xml:space="preserve"> between HRM and organisational performance through psychological “climate” </w:t>
+      </w:r>
+      <w:r>
+        <w:rPr>
+          <w:rFonts w:ascii="Arial" w:hAnsi="Arial" w:cs="Arial"/>
+          <w:color w:val="000000" w:themeColor="text1"/>
+          <w:sz w:val="20"/>
+          <w:szCs w:val="20"/>
+        </w:rPr>
+        <w:t xml:space="preserve">as an example of higher-order social structures (other examples include organisational culture and organisational role structure, </w:t>
+      </w:r>
+      <w:r>
+        <w:rPr>
+          <w:rFonts w:ascii="Arial" w:hAnsi="Arial" w:cs="Arial"/>
+          <w:color w:val="000000" w:themeColor="text1"/>
+          <w:sz w:val="20"/>
+          <w:szCs w:val="20"/>
+        </w:rPr>
+        <w:t>and organisational sensemaking (</w:t>
+      </w:r>
+      <w:r>
+        <w:rPr>
+          <w:rFonts w:ascii="Arial" w:hAnsi="Arial" w:cs="Arial"/>
+          <w:color w:val="000000" w:themeColor="text1"/>
+          <w:sz w:val="20"/>
+          <w:szCs w:val="20"/>
+        </w:rPr>
+        <w:t xml:space="preserve">which is </w:t>
+      </w:r>
+      <w:r>
+        <w:rPr>
+          <w:rFonts w:ascii="Arial" w:hAnsi="Arial" w:cs="Arial"/>
+          <w:color w:val="000000" w:themeColor="text1"/>
+          <w:sz w:val="20"/>
+          <w:szCs w:val="20"/>
+        </w:rPr>
+        <w:t>a design thinking principle). (p.205)</w:t>
+      </w:r>
+      <w:r>
+        <w:rPr>
+          <w:rFonts w:ascii="Arial" w:hAnsi="Arial" w:cs="Arial"/>
+          <w:color w:val="000000" w:themeColor="text1"/>
+          <w:sz w:val="20"/>
+          <w:szCs w:val="20"/>
+        </w:rPr>
+        <w:t>. Bowen and Ostroff (2004) h</w:t>
+      </w:r>
+      <w:r>
+        <w:rPr>
+          <w:rFonts w:ascii="Arial" w:hAnsi="Arial" w:cs="Arial"/>
+          <w:color w:val="000000" w:themeColor="text1"/>
+          <w:sz w:val="20"/>
+          <w:szCs w:val="20"/>
+        </w:rPr>
+        <w:t>ighlight the additional importance of “social context theory”</w:t>
+      </w:r>
+      <w:r>
+        <w:rPr>
+          <w:rFonts w:ascii="Arial" w:hAnsi="Arial" w:cs="Arial"/>
+          <w:color w:val="000000" w:themeColor="text1"/>
+          <w:sz w:val="20"/>
+          <w:szCs w:val="20"/>
+        </w:rPr>
+        <w:t xml:space="preserve"> where f</w:t>
+      </w:r>
+      <w:r>
+        <w:rPr>
+          <w:rFonts w:ascii="Arial" w:hAnsi="Arial" w:cs="Arial"/>
+          <w:color w:val="000000" w:themeColor="text1"/>
+          <w:sz w:val="20"/>
+          <w:szCs w:val="20"/>
+        </w:rPr>
+        <w:t>ormal roles are defined by organisational systems and “maintenance subsystems”</w:t>
+      </w:r>
+      <w:r>
+        <w:rPr>
+          <w:rFonts w:ascii="Arial" w:hAnsi="Arial" w:cs="Arial"/>
+          <w:color w:val="000000" w:themeColor="text1"/>
+          <w:sz w:val="20"/>
+          <w:szCs w:val="20"/>
+        </w:rPr>
+        <w:t>.</w:t>
       </w:r>
     </w:p>
     <w:p>
@@ -10266,14 +10057,12 @@
     </w:p>
     <w:p>
       <w:pPr>
-        <w:pStyle w:val="ListParagraph"/>
-        <w:numPr>
-          <w:ilvl w:val="0"/>
-          <w:numId w:val="15"/>
-        </w:numPr>
         <w:jc w:val="both"/>
         <w:rPr>
-          <w:rFonts w:ascii="Arial" w:hAnsi="Arial" w:cs="Arial"/>
+          <w:rStyle w:val="Strong"/>
+          <w:rFonts w:ascii="Arial" w:hAnsi="Arial" w:cs="Arial"/>
+          <w:b w:val="0"/>
+          <w:bCs w:val="0"/>
           <w:sz w:val="20"/>
           <w:szCs w:val="20"/>
         </w:rPr>
@@ -10294,29 +10083,7 @@
         </w:rPr>
         <w:t xml:space="preserve"> are some of the key seminal works on the dynamics faced by the employer and the behaviour of the employer when faced with uncertainty.</w:t>
       </w:r>
-    </w:p>
-    <w:p>
-      <w:pPr>
-        <w:pStyle w:val="ListParagraph"/>
-        <w:numPr>
-          <w:ilvl w:val="0"/>
-          <w:numId w:val="15"/>
-        </w:numPr>
-        <w:jc w:val="both"/>
-        <w:rPr>
-          <w:rFonts w:ascii="Arial" w:hAnsi="Arial" w:cs="Arial"/>
-          <w:sz w:val="20"/>
-          <w:szCs w:val="20"/>
-        </w:rPr>
-      </w:pPr>
-      <w:r>
-        <w:rPr>
-          <w:rFonts w:ascii="Arial" w:hAnsi="Arial" w:cs="Arial"/>
-          <w:sz w:val="20"/>
-          <w:szCs w:val="20"/>
-        </w:rPr>
-        <w:t>TBC</w:t>
-      </w:r>
+      <w:bookmarkStart w:id="31" w:name="_Toc221004912"/>
     </w:p>
     <w:p>
       <w:pPr>
@@ -10331,7 +10098,6 @@
           <w:color w:val="000000" w:themeColor="text1"/>
         </w:rPr>
       </w:pPr>
-      <w:bookmarkStart w:id="31" w:name="_Toc221004912"/>
       <w:r>
         <w:rPr>
           <w:rStyle w:val="Strong"/>
@@ -10491,6 +10257,7 @@
                 <w:sz w:val="20"/>
                 <w:szCs w:val="20"/>
               </w:rPr>
+              <w:lastRenderedPageBreak/>
               <w:t>JEL Code</w:t>
             </w:r>
           </w:p>
@@ -11312,31 +11079,11 @@
     </w:tbl>
     <w:p>
       <w:pPr>
-        <w:jc w:val="center"/>
-        <w:rPr>
-          <w:rFonts w:ascii="Arial" w:hAnsi="Arial" w:cs="Arial"/>
-          <w:color w:val="000000" w:themeColor="text1"/>
-          <w:sz w:val="20"/>
-          <w:szCs w:val="20"/>
-        </w:rPr>
-      </w:pPr>
-      <w:r>
-        <w:rPr>
-          <w:rFonts w:ascii="Arial" w:hAnsi="Arial" w:cs="Arial"/>
-          <w:color w:val="000000" w:themeColor="text1"/>
-          <w:sz w:val="20"/>
-          <w:szCs w:val="20"/>
-        </w:rPr>
-        <w:t xml:space="preserve">Source: </w:t>
-      </w:r>
-      <w:r>
-        <w:rPr>
-          <w:rFonts w:ascii="Arial" w:hAnsi="Arial" w:cs="Arial"/>
-          <w:sz w:val="20"/>
-          <w:szCs w:val="20"/>
-        </w:rPr>
-        <w:t>OpenAI (2025)</w:t>
-      </w:r>
+        <w:jc w:val="both"/>
+        <w:rPr>
+          <w:rFonts w:ascii="Arial" w:hAnsi="Arial" w:cs="Arial"/>
+        </w:rPr>
+      </w:pPr>
     </w:p>
     <w:p>
       <w:pPr>
@@ -11763,18 +11510,7 @@
           <w:sz w:val="20"/>
           <w:szCs w:val="20"/>
         </w:rPr>
-        <w:t xml:space="preserve">Autism: the </w:t>
-      </w:r>
-      <w:r>
-        <w:rPr>
-          <w:rFonts w:ascii="Arial" w:hAnsi="Arial" w:cs="Arial"/>
-          <w:i/>
-          <w:iCs/>
-          <w:sz w:val="20"/>
-          <w:szCs w:val="20"/>
-        </w:rPr>
-        <w:lastRenderedPageBreak/>
-        <w:t>international journal of research and practice</w:t>
+        <w:t>Autism: the international journal of research and practice</w:t>
       </w:r>
       <w:r>
         <w:rPr>
@@ -11842,25 +11578,7 @@
           <w:sz w:val="20"/>
           <w:szCs w:val="20"/>
         </w:rPr>
-        <w:t xml:space="preserve">, D.V. (2004), </w:t>
-      </w:r>
-      <w:proofErr w:type="gramStart"/>
-      <w:r>
-        <w:rPr>
-          <w:rFonts w:ascii="Arial" w:hAnsi="Arial" w:cs="Arial"/>
-          <w:sz w:val="20"/>
-          <w:szCs w:val="20"/>
-        </w:rPr>
-        <w:t>Bipolar disorder</w:t>
-      </w:r>
-      <w:proofErr w:type="gramEnd"/>
-      <w:r>
-        <w:rPr>
-          <w:rFonts w:ascii="Arial" w:hAnsi="Arial" w:cs="Arial"/>
-          <w:sz w:val="20"/>
-          <w:szCs w:val="20"/>
-        </w:rPr>
-        <w:t xml:space="preserve"> in older adults: a critical review. Bipolar Disorders, 6: 343-367. </w:t>
+        <w:t xml:space="preserve">, D.V. (2004), Bipolar disorder in older adults: a critical review. Bipolar Disorders, 6: 343-367. </w:t>
       </w:r>
       <w:hyperlink r:id="rId16" w:history="1">
         <w:r>
@@ -12067,6 +11785,7 @@
           <w:sz w:val="20"/>
           <w:szCs w:val="20"/>
         </w:rPr>
+        <w:lastRenderedPageBreak/>
         <w:t>Forbes Magazine (2025) ‘</w:t>
       </w:r>
       <w:r>
@@ -12722,7 +12441,6 @@
           <w:sz w:val="20"/>
           <w:szCs w:val="20"/>
         </w:rPr>
-        <w:lastRenderedPageBreak/>
         <w:t xml:space="preserve">Sarsons, H. (2024), How the other half works: Claudia Goldin's contributions to our understanding of women's labour market outcomes. </w:t>
       </w:r>
       <w:r>
@@ -12933,6 +12651,7 @@
           <w:sz w:val="20"/>
           <w:szCs w:val="20"/>
         </w:rPr>
+        <w:lastRenderedPageBreak/>
         <w:t xml:space="preserve">University of Hull Library (2025) ‘Literature Review: Reviewing for Research’, University of Hull Skills Team, Available at: </w:t>
       </w:r>
       <w:hyperlink r:id="rId27" w:history="1">
@@ -13633,30 +13352,6 @@
           <w:szCs w:val="18"/>
         </w:rPr>
         <w:t>I define two specific conditions in-scope of this study: Autism and Bipolar Disorder.</w:t>
-      </w:r>
-    </w:p>
-  </w:footnote>
-  <w:footnote w:id="3">
-    <w:p>
-      <w:pPr>
-        <w:pStyle w:val="FootnoteText"/>
-        <w:jc w:val="both"/>
-      </w:pPr>
-      <w:r>
-        <w:rPr>
-          <w:rStyle w:val="FootnoteReference"/>
-        </w:rPr>
-        <w:footnoteRef/>
-      </w:r>
-      <w:r>
-        <w:t xml:space="preserve"> </w:t>
-      </w:r>
-      <w:r>
-        <w:rPr>
-          <w:sz w:val="18"/>
-          <w:szCs w:val="18"/>
-        </w:rPr>
-        <w:t>As an example of higher-order social structures (other examples incl. organisational culture and organisational role structure).</w:t>
       </w:r>
     </w:p>
   </w:footnote>

--- a/FBL-PhD-research-proposal.docx
+++ b/FBL-PhD-research-proposal.docx
@@ -541,14 +541,14 @@
             </w:rPr>
             <w:fldChar w:fldCharType="separate"/>
           </w:r>
-          <w:hyperlink w:anchor="_Toc221004901" w:history="1">
+          <w:hyperlink w:anchor="_Toc221044715" w:history="1">
             <w:r>
               <w:rPr>
                 <w:rStyle w:val="Hyperlink"/>
                 <w:rFonts w:ascii="Arial" w:hAnsi="Arial" w:cs="Arial"/>
                 <w:noProof/>
               </w:rPr>
-              <w:t>1 Acknowledgements</w:t>
+              <w:t>Acknowledgements</w:t>
             </w:r>
             <w:r>
               <w:rPr>
@@ -569,7 +569,7 @@
                 <w:noProof/>
                 <w:webHidden/>
               </w:rPr>
-              <w:instrText xml:space="preserve"> PAGEREF _Toc221004901 \h </w:instrText>
+              <w:instrText xml:space="preserve"> PAGEREF _Toc221044715 \h </w:instrText>
             </w:r>
             <w:r>
               <w:rPr>
@@ -612,14 +612,14 @@
               <w:lang w:eastAsia="en-GB"/>
             </w:rPr>
           </w:pPr>
-          <w:hyperlink w:anchor="_Toc221004902" w:history="1">
+          <w:hyperlink w:anchor="_Toc221044716" w:history="1">
             <w:r>
               <w:rPr>
                 <w:rStyle w:val="Hyperlink"/>
                 <w:rFonts w:ascii="Arial" w:hAnsi="Arial" w:cs="Arial"/>
                 <w:noProof/>
               </w:rPr>
-              <w:t>1.1 Outline of the Topic</w:t>
+              <w:t>1.11 Outline of the Topic</w:t>
             </w:r>
             <w:r>
               <w:rPr>
@@ -640,7 +640,7 @@
                 <w:noProof/>
                 <w:webHidden/>
               </w:rPr>
-              <w:instrText xml:space="preserve"> PAGEREF _Toc221004902 \h </w:instrText>
+              <w:instrText xml:space="preserve"> PAGEREF _Toc221044716 \h </w:instrText>
             </w:r>
             <w:r>
               <w:rPr>
@@ -683,14 +683,14 @@
               <w:lang w:eastAsia="en-GB"/>
             </w:rPr>
           </w:pPr>
-          <w:hyperlink w:anchor="_Toc221004903" w:history="1">
+          <w:hyperlink w:anchor="_Toc221044717" w:history="1">
             <w:r>
               <w:rPr>
                 <w:rStyle w:val="Hyperlink"/>
                 <w:rFonts w:ascii="Arial" w:hAnsi="Arial" w:cs="Arial"/>
                 <w:noProof/>
               </w:rPr>
-              <w:t>2 Introduction</w:t>
+              <w:t>1.12 Introduction</w:t>
             </w:r>
             <w:r>
               <w:rPr>
@@ -711,7 +711,7 @@
                 <w:noProof/>
                 <w:webHidden/>
               </w:rPr>
-              <w:instrText xml:space="preserve"> PAGEREF _Toc221004903 \h </w:instrText>
+              <w:instrText xml:space="preserve"> PAGEREF _Toc221044717 \h </w:instrText>
             </w:r>
             <w:r>
               <w:rPr>
@@ -754,14 +754,14 @@
               <w:lang w:eastAsia="en-GB"/>
             </w:rPr>
           </w:pPr>
-          <w:hyperlink w:anchor="_Toc221004904" w:history="1">
+          <w:hyperlink w:anchor="_Toc221044718" w:history="1">
             <w:r>
               <w:rPr>
                 <w:rStyle w:val="Hyperlink"/>
                 <w:rFonts w:ascii="Arial" w:hAnsi="Arial" w:cs="Arial"/>
                 <w:noProof/>
               </w:rPr>
-              <w:t>3 Research Methodology</w:t>
+              <w:t>1.13 Research Methodology</w:t>
             </w:r>
             <w:r>
               <w:rPr>
@@ -782,7 +782,7 @@
                 <w:noProof/>
                 <w:webHidden/>
               </w:rPr>
-              <w:instrText xml:space="preserve"> PAGEREF _Toc221004904 \h </w:instrText>
+              <w:instrText xml:space="preserve"> PAGEREF _Toc221044718 \h </w:instrText>
             </w:r>
             <w:r>
               <w:rPr>
@@ -825,14 +825,14 @@
               <w:lang w:eastAsia="en-GB"/>
             </w:rPr>
           </w:pPr>
-          <w:hyperlink w:anchor="_Toc221004905" w:history="1">
+          <w:hyperlink w:anchor="_Toc221044719" w:history="1">
             <w:r>
               <w:rPr>
                 <w:rStyle w:val="Hyperlink"/>
                 <w:rFonts w:ascii="Arial" w:hAnsi="Arial" w:cs="Arial"/>
                 <w:noProof/>
               </w:rPr>
-              <w:t>4 The Topic’s Importance to the Literature</w:t>
+              <w:t>1.14 The Topic’s Importance to the Literature</w:t>
             </w:r>
             <w:r>
               <w:rPr>
@@ -853,7 +853,7 @@
                 <w:noProof/>
                 <w:webHidden/>
               </w:rPr>
-              <w:instrText xml:space="preserve"> PAGEREF _Toc221004905 \h </w:instrText>
+              <w:instrText xml:space="preserve"> PAGEREF _Toc221044719 \h </w:instrText>
             </w:r>
             <w:r>
               <w:rPr>
@@ -896,14 +896,14 @@
               <w:lang w:eastAsia="en-GB"/>
             </w:rPr>
           </w:pPr>
-          <w:hyperlink w:anchor="_Toc221004906" w:history="1">
+          <w:hyperlink w:anchor="_Toc221044720" w:history="1">
             <w:r>
               <w:rPr>
                 <w:rStyle w:val="Hyperlink"/>
                 <w:rFonts w:ascii="Arial" w:hAnsi="Arial" w:cs="Arial"/>
                 <w:noProof/>
               </w:rPr>
-              <w:t>5 Timeline for Completion and Next Steps</w:t>
+              <w:t>1.15 Timeline for Completion and Next Steps</w:t>
             </w:r>
             <w:r>
               <w:rPr>
@@ -924,7 +924,7 @@
                 <w:noProof/>
                 <w:webHidden/>
               </w:rPr>
-              <w:instrText xml:space="preserve"> PAGEREF _Toc221004906 \h </w:instrText>
+              <w:instrText xml:space="preserve"> PAGEREF _Toc221044720 \h </w:instrText>
             </w:r>
             <w:r>
               <w:rPr>
@@ -967,14 +967,14 @@
               <w:lang w:eastAsia="en-GB"/>
             </w:rPr>
           </w:pPr>
-          <w:hyperlink w:anchor="_Toc221004907" w:history="1">
+          <w:hyperlink w:anchor="_Toc221044721" w:history="1">
             <w:r>
               <w:rPr>
                 <w:rStyle w:val="Hyperlink"/>
                 <w:rFonts w:ascii="Arial" w:hAnsi="Arial" w:cs="Arial"/>
                 <w:noProof/>
               </w:rPr>
-              <w:t>6 Introduction to TMA 2 – Literature Review</w:t>
+              <w:t>1.16 Introduction to TMA 2 – Literature Review</w:t>
             </w:r>
             <w:r>
               <w:rPr>
@@ -995,7 +995,7 @@
                 <w:noProof/>
                 <w:webHidden/>
               </w:rPr>
-              <w:instrText xml:space="preserve"> PAGEREF _Toc221004907 \h </w:instrText>
+              <w:instrText xml:space="preserve"> PAGEREF _Toc221044721 \h </w:instrText>
             </w:r>
             <w:r>
               <w:rPr>
@@ -1038,14 +1038,14 @@
               <w:lang w:eastAsia="en-GB"/>
             </w:rPr>
           </w:pPr>
-          <w:hyperlink w:anchor="_Toc221004908" w:history="1">
+          <w:hyperlink w:anchor="_Toc221044722" w:history="1">
             <w:r>
               <w:rPr>
                 <w:rStyle w:val="Hyperlink"/>
                 <w:rFonts w:ascii="Arial" w:hAnsi="Arial" w:cs="Arial"/>
                 <w:noProof/>
               </w:rPr>
-              <w:t>7 Mapping Relevant Subtopics</w:t>
+              <w:t>1.17 Mapping Relevant Subtopics</w:t>
             </w:r>
             <w:r>
               <w:rPr>
@@ -1066,7 +1066,7 @@
                 <w:noProof/>
                 <w:webHidden/>
               </w:rPr>
-              <w:instrText xml:space="preserve"> PAGEREF _Toc221004908 \h </w:instrText>
+              <w:instrText xml:space="preserve"> PAGEREF _Toc221044722 \h </w:instrText>
             </w:r>
             <w:r>
               <w:rPr>
@@ -1109,14 +1109,14 @@
               <w:lang w:eastAsia="en-GB"/>
             </w:rPr>
           </w:pPr>
-          <w:hyperlink w:anchor="_Toc221004909" w:history="1">
+          <w:hyperlink w:anchor="_Toc221044723" w:history="1">
             <w:r>
               <w:rPr>
                 <w:rStyle w:val="Hyperlink"/>
                 <w:rFonts w:ascii="Arial" w:hAnsi="Arial" w:cs="Arial"/>
                 <w:noProof/>
               </w:rPr>
-              <w:t>8 Explicating my Literature Review 1 – Applicant Attraction</w:t>
+              <w:t>1.18 Conducting Gap Analysis – ASI and its effect on HRM</w:t>
             </w:r>
             <w:r>
               <w:rPr>
@@ -1137,7 +1137,7 @@
                 <w:noProof/>
                 <w:webHidden/>
               </w:rPr>
-              <w:instrText xml:space="preserve"> PAGEREF _Toc221004909 \h </w:instrText>
+              <w:instrText xml:space="preserve"> PAGEREF _Toc221044723 \h </w:instrText>
             </w:r>
             <w:r>
               <w:rPr>
@@ -1157,7 +1157,7 @@
                 <w:noProof/>
                 <w:webHidden/>
               </w:rPr>
-              <w:t>7</w:t>
+              <w:t>6</w:t>
             </w:r>
             <w:r>
               <w:rPr>
@@ -1180,14 +1180,14 @@
               <w:lang w:eastAsia="en-GB"/>
             </w:rPr>
           </w:pPr>
-          <w:hyperlink w:anchor="_Toc221004910" w:history="1">
+          <w:hyperlink w:anchor="_Toc221044724" w:history="1">
             <w:r>
               <w:rPr>
                 <w:rStyle w:val="Hyperlink"/>
                 <w:rFonts w:ascii="Arial" w:hAnsi="Arial" w:cs="Arial"/>
                 <w:noProof/>
               </w:rPr>
-              <w:t>9 Explicating my Literature Review 2 – Signalling Theory</w:t>
+              <w:t>1.19 Concerns and Recommendations</w:t>
             </w:r>
             <w:r>
               <w:rPr>
@@ -1208,7 +1208,7 @@
                 <w:noProof/>
                 <w:webHidden/>
               </w:rPr>
-              <w:instrText xml:space="preserve"> PAGEREF _Toc221004910 \h </w:instrText>
+              <w:instrText xml:space="preserve"> PAGEREF _Toc221044724 \h </w:instrText>
             </w:r>
             <w:r>
               <w:rPr>
@@ -1228,7 +1228,7 @@
                 <w:noProof/>
                 <w:webHidden/>
               </w:rPr>
-              <w:t>7</w:t>
+              <w:t>6</w:t>
             </w:r>
             <w:r>
               <w:rPr>
@@ -1251,14 +1251,14 @@
               <w:lang w:eastAsia="en-GB"/>
             </w:rPr>
           </w:pPr>
-          <w:hyperlink w:anchor="_Toc221004911" w:history="1">
+          <w:hyperlink w:anchor="_Toc221044725" w:history="1">
             <w:r>
               <w:rPr>
                 <w:rStyle w:val="Hyperlink"/>
                 <w:rFonts w:ascii="Arial" w:hAnsi="Arial" w:cs="Arial"/>
                 <w:noProof/>
               </w:rPr>
-              <w:t>10 Explicating my Literature Review 3 – Recruitment &amp; Selection</w:t>
+              <w:t>1.20 Explicating my Literature Review 1 – Applicant Attraction</w:t>
             </w:r>
             <w:r>
               <w:rPr>
@@ -1279,7 +1279,7 @@
                 <w:noProof/>
                 <w:webHidden/>
               </w:rPr>
-              <w:instrText xml:space="preserve"> PAGEREF _Toc221004911 \h </w:instrText>
+              <w:instrText xml:space="preserve"> PAGEREF _Toc221044725 \h </w:instrText>
             </w:r>
             <w:r>
               <w:rPr>
@@ -1299,7 +1299,7 @@
                 <w:noProof/>
                 <w:webHidden/>
               </w:rPr>
-              <w:t>9</w:t>
+              <w:t>6</w:t>
             </w:r>
             <w:r>
               <w:rPr>
@@ -1322,14 +1322,14 @@
               <w:lang w:eastAsia="en-GB"/>
             </w:rPr>
           </w:pPr>
-          <w:hyperlink w:anchor="_Toc221004912" w:history="1">
+          <w:hyperlink w:anchor="_Toc221044726" w:history="1">
             <w:r>
               <w:rPr>
                 <w:rStyle w:val="Hyperlink"/>
                 <w:rFonts w:ascii="Arial" w:hAnsi="Arial" w:cs="Arial"/>
                 <w:noProof/>
               </w:rPr>
-              <w:t>11 Journal of Economic Literature (JEL) Classification</w:t>
+              <w:t>1.21 Explicating my Literature Review 2 – Signalling Theory</w:t>
             </w:r>
             <w:r>
               <w:rPr>
@@ -1350,7 +1350,149 @@
                 <w:noProof/>
                 <w:webHidden/>
               </w:rPr>
-              <w:instrText xml:space="preserve"> PAGEREF _Toc221004912 \h </w:instrText>
+              <w:instrText xml:space="preserve"> PAGEREF _Toc221044726 \h </w:instrText>
+            </w:r>
+            <w:r>
+              <w:rPr>
+                <w:noProof/>
+                <w:webHidden/>
+              </w:rPr>
+            </w:r>
+            <w:r>
+              <w:rPr>
+                <w:noProof/>
+                <w:webHidden/>
+              </w:rPr>
+              <w:fldChar w:fldCharType="separate"/>
+            </w:r>
+            <w:r>
+              <w:rPr>
+                <w:noProof/>
+                <w:webHidden/>
+              </w:rPr>
+              <w:t>7</w:t>
+            </w:r>
+            <w:r>
+              <w:rPr>
+                <w:noProof/>
+                <w:webHidden/>
+              </w:rPr>
+              <w:fldChar w:fldCharType="end"/>
+            </w:r>
+          </w:hyperlink>
+        </w:p>
+        <w:p>
+          <w:pPr>
+            <w:pStyle w:val="TOC2"/>
+            <w:tabs>
+              <w:tab w:val="right" w:leader="dot" w:pos="9016"/>
+            </w:tabs>
+            <w:rPr>
+              <w:rFonts w:eastAsiaTheme="minorEastAsia"/>
+              <w:noProof/>
+              <w:lang w:eastAsia="en-GB"/>
+            </w:rPr>
+          </w:pPr>
+          <w:hyperlink w:anchor="_Toc221044727" w:history="1">
+            <w:r>
+              <w:rPr>
+                <w:rStyle w:val="Hyperlink"/>
+                <w:rFonts w:ascii="Arial" w:hAnsi="Arial" w:cs="Arial"/>
+                <w:noProof/>
+              </w:rPr>
+              <w:t>1.22 Explicating my Literature Review 3 – Recruitment &amp; Selection</w:t>
+            </w:r>
+            <w:r>
+              <w:rPr>
+                <w:noProof/>
+                <w:webHidden/>
+              </w:rPr>
+              <w:tab/>
+            </w:r>
+            <w:r>
+              <w:rPr>
+                <w:noProof/>
+                <w:webHidden/>
+              </w:rPr>
+              <w:fldChar w:fldCharType="begin"/>
+            </w:r>
+            <w:r>
+              <w:rPr>
+                <w:noProof/>
+                <w:webHidden/>
+              </w:rPr>
+              <w:instrText xml:space="preserve"> PAGEREF _Toc221044727 \h </w:instrText>
+            </w:r>
+            <w:r>
+              <w:rPr>
+                <w:noProof/>
+                <w:webHidden/>
+              </w:rPr>
+            </w:r>
+            <w:r>
+              <w:rPr>
+                <w:noProof/>
+                <w:webHidden/>
+              </w:rPr>
+              <w:fldChar w:fldCharType="separate"/>
+            </w:r>
+            <w:r>
+              <w:rPr>
+                <w:noProof/>
+                <w:webHidden/>
+              </w:rPr>
+              <w:t>9</w:t>
+            </w:r>
+            <w:r>
+              <w:rPr>
+                <w:noProof/>
+                <w:webHidden/>
+              </w:rPr>
+              <w:fldChar w:fldCharType="end"/>
+            </w:r>
+          </w:hyperlink>
+        </w:p>
+        <w:p>
+          <w:pPr>
+            <w:pStyle w:val="TOC2"/>
+            <w:tabs>
+              <w:tab w:val="right" w:leader="dot" w:pos="9016"/>
+            </w:tabs>
+            <w:rPr>
+              <w:rFonts w:eastAsiaTheme="minorEastAsia"/>
+              <w:noProof/>
+              <w:lang w:eastAsia="en-GB"/>
+            </w:rPr>
+          </w:pPr>
+          <w:hyperlink w:anchor="_Toc221044728" w:history="1">
+            <w:r>
+              <w:rPr>
+                <w:rStyle w:val="Hyperlink"/>
+                <w:rFonts w:ascii="Arial" w:hAnsi="Arial" w:cs="Arial"/>
+                <w:noProof/>
+              </w:rPr>
+              <w:t>1.23 Journal of Economic Literature (JEL) Classification</w:t>
+            </w:r>
+            <w:r>
+              <w:rPr>
+                <w:noProof/>
+                <w:webHidden/>
+              </w:rPr>
+              <w:tab/>
+            </w:r>
+            <w:r>
+              <w:rPr>
+                <w:noProof/>
+                <w:webHidden/>
+              </w:rPr>
+              <w:fldChar w:fldCharType="begin"/>
+            </w:r>
+            <w:r>
+              <w:rPr>
+                <w:noProof/>
+                <w:webHidden/>
+              </w:rPr>
+              <w:instrText xml:space="preserve"> PAGEREF _Toc221044728 \h </w:instrText>
             </w:r>
             <w:r>
               <w:rPr>
@@ -1576,7 +1718,7 @@
           <w:rFonts w:ascii="Arial" w:hAnsi="Arial" w:cs="Arial"/>
         </w:rPr>
       </w:pPr>
-      <w:bookmarkStart w:id="0" w:name="_Toc221004901"/>
+      <w:bookmarkStart w:id="0" w:name="_Toc221044715"/>
       <w:r>
         <w:rPr>
           <w:rStyle w:val="Strong"/>
@@ -1586,8 +1728,412 @@
           <w:color w:val="auto"/>
         </w:rPr>
         <w:lastRenderedPageBreak/>
-        <w:t xml:space="preserve">1 </w:t>
-      </w:r>
+        <w:t>Acknowledgements</w:t>
+      </w:r>
+      <w:bookmarkEnd w:id="0"/>
+    </w:p>
+    <w:p>
+      <w:pPr>
+        <w:contextualSpacing/>
+        <w:jc w:val="both"/>
+        <w:rPr>
+          <w:rFonts w:ascii="Arial" w:hAnsi="Arial" w:cs="Arial"/>
+          <w:sz w:val="20"/>
+          <w:szCs w:val="20"/>
+        </w:rPr>
+      </w:pPr>
+      <w:r>
+        <w:rPr>
+          <w:rFonts w:ascii="Arial" w:hAnsi="Arial" w:cs="Arial"/>
+          <w:sz w:val="20"/>
+          <w:szCs w:val="20"/>
+        </w:rPr>
+        <w:t xml:space="preserve">I am </w:t>
+      </w:r>
+      <w:r>
+        <w:rPr>
+          <w:rFonts w:ascii="Arial" w:hAnsi="Arial" w:cs="Arial"/>
+          <w:sz w:val="20"/>
+          <w:szCs w:val="20"/>
+        </w:rPr>
+        <w:t xml:space="preserve">forever </w:t>
+      </w:r>
+      <w:r>
+        <w:rPr>
+          <w:rFonts w:ascii="Arial" w:hAnsi="Arial" w:cs="Arial"/>
+          <w:sz w:val="20"/>
+          <w:szCs w:val="20"/>
+        </w:rPr>
+        <w:t xml:space="preserve">grateful to Almighty God </w:t>
+      </w:r>
+      <w:r>
+        <w:rPr>
+          <w:rFonts w:ascii="Arial" w:hAnsi="Arial" w:cs="Arial"/>
+          <w:sz w:val="20"/>
+          <w:szCs w:val="20"/>
+        </w:rPr>
+        <w:t xml:space="preserve">for being </w:t>
+      </w:r>
+      <w:r>
+        <w:rPr>
+          <w:rFonts w:ascii="Arial" w:hAnsi="Arial" w:cs="Arial"/>
+          <w:sz w:val="20"/>
+          <w:szCs w:val="20"/>
+        </w:rPr>
+        <w:t xml:space="preserve">my strength, my fortress, my redeemer. My parents for being supportive of this endeavour I have been called to pursue and my course mates for endless support </w:t>
+      </w:r>
+      <w:r>
+        <w:rPr>
+          <w:rFonts w:ascii="Arial" w:hAnsi="Arial" w:cs="Arial"/>
+          <w:sz w:val="20"/>
+          <w:szCs w:val="20"/>
+        </w:rPr>
+        <w:t>along the way.</w:t>
+      </w:r>
+      <w:r>
+        <w:rPr>
+          <w:rFonts w:ascii="Arial" w:hAnsi="Arial" w:cs="Arial"/>
+          <w:sz w:val="20"/>
+          <w:szCs w:val="20"/>
+        </w:rPr>
+        <w:t xml:space="preserve"> </w:t>
+      </w:r>
+      <w:r>
+        <w:rPr>
+          <w:rFonts w:ascii="Arial" w:hAnsi="Arial" w:cs="Arial"/>
+          <w:sz w:val="20"/>
+          <w:szCs w:val="20"/>
+        </w:rPr>
+        <w:t xml:space="preserve">Throughout </w:t>
+      </w:r>
+      <w:r>
+        <w:rPr>
+          <w:rFonts w:ascii="Arial" w:hAnsi="Arial" w:cs="Arial"/>
+          <w:sz w:val="20"/>
+          <w:szCs w:val="20"/>
+        </w:rPr>
+        <w:t>the</w:t>
+      </w:r>
+      <w:r>
+        <w:rPr>
+          <w:rFonts w:ascii="Arial" w:hAnsi="Arial" w:cs="Arial"/>
+          <w:sz w:val="20"/>
+          <w:szCs w:val="20"/>
+        </w:rPr>
+        <w:t xml:space="preserve"> experience of postgraduate </w:t>
+      </w:r>
+      <w:r>
+        <w:rPr>
+          <w:rFonts w:ascii="Arial" w:hAnsi="Arial" w:cs="Arial"/>
+          <w:sz w:val="20"/>
+          <w:szCs w:val="20"/>
+        </w:rPr>
+        <w:t>studies</w:t>
+      </w:r>
+      <w:r>
+        <w:rPr>
+          <w:rFonts w:ascii="Arial" w:hAnsi="Arial" w:cs="Arial"/>
+          <w:sz w:val="20"/>
+          <w:szCs w:val="20"/>
+        </w:rPr>
+        <w:t xml:space="preserve"> at The Open University,</w:t>
+      </w:r>
+      <w:r>
+        <w:rPr>
+          <w:rFonts w:ascii="Arial" w:hAnsi="Arial" w:cs="Arial"/>
+          <w:sz w:val="20"/>
+          <w:szCs w:val="20"/>
+        </w:rPr>
+        <w:t xml:space="preserve"> I have been supported by </w:t>
+      </w:r>
+      <w:r>
+        <w:rPr>
+          <w:rFonts w:ascii="Arial" w:hAnsi="Arial" w:cs="Arial"/>
+          <w:sz w:val="20"/>
+          <w:szCs w:val="20"/>
+        </w:rPr>
+        <w:t>several</w:t>
+      </w:r>
+      <w:r>
+        <w:rPr>
+          <w:rFonts w:ascii="Arial" w:hAnsi="Arial" w:cs="Arial"/>
+          <w:sz w:val="20"/>
+          <w:szCs w:val="20"/>
+        </w:rPr>
+        <w:t xml:space="preserve"> internal departments,</w:t>
+      </w:r>
+      <w:r>
+        <w:rPr>
+          <w:rFonts w:ascii="Arial" w:hAnsi="Arial" w:cs="Arial"/>
+          <w:sz w:val="20"/>
+          <w:szCs w:val="20"/>
+        </w:rPr>
+        <w:t xml:space="preserve"> external organisations and numerous people in academia who have worked endlessly to craft my critical understanding of Human Resources and who have helped define my research topic</w:t>
+      </w:r>
+      <w:r>
+        <w:rPr>
+          <w:rFonts w:ascii="Arial" w:hAnsi="Arial" w:cs="Arial"/>
+          <w:sz w:val="20"/>
+          <w:szCs w:val="20"/>
+        </w:rPr>
+        <w:t xml:space="preserve"> around employee wellbeing.</w:t>
+      </w:r>
+      <w:r>
+        <w:rPr>
+          <w:rFonts w:ascii="Arial" w:hAnsi="Arial" w:cs="Arial"/>
+          <w:sz w:val="20"/>
+          <w:szCs w:val="20"/>
+        </w:rPr>
+        <w:t xml:space="preserve"> These include Library Research Support, Student Support and of course my </w:t>
+      </w:r>
+      <w:r>
+        <w:rPr>
+          <w:rFonts w:ascii="Arial" w:hAnsi="Arial" w:cs="Arial"/>
+          <w:sz w:val="20"/>
+          <w:szCs w:val="20"/>
+        </w:rPr>
+        <w:t>former lecturers</w:t>
+      </w:r>
+      <w:r>
+        <w:rPr>
+          <w:rFonts w:ascii="Arial" w:hAnsi="Arial" w:cs="Arial"/>
+          <w:sz w:val="20"/>
+          <w:szCs w:val="20"/>
+        </w:rPr>
+        <w:t xml:space="preserve"> and </w:t>
+      </w:r>
+      <w:r>
+        <w:rPr>
+          <w:rFonts w:ascii="Arial" w:hAnsi="Arial" w:cs="Arial"/>
+          <w:sz w:val="20"/>
+          <w:szCs w:val="20"/>
+        </w:rPr>
+        <w:t xml:space="preserve">current </w:t>
+      </w:r>
+      <w:r>
+        <w:rPr>
+          <w:rFonts w:ascii="Arial" w:hAnsi="Arial" w:cs="Arial"/>
+          <w:sz w:val="20"/>
+          <w:szCs w:val="20"/>
+        </w:rPr>
+        <w:t xml:space="preserve">tutors. </w:t>
+      </w:r>
+      <w:r>
+        <w:rPr>
+          <w:rFonts w:ascii="Arial" w:hAnsi="Arial" w:cs="Arial"/>
+          <w:sz w:val="20"/>
+          <w:szCs w:val="20"/>
+        </w:rPr>
+        <w:t>I would</w:t>
+      </w:r>
+      <w:r>
+        <w:rPr>
+          <w:rFonts w:ascii="Arial" w:hAnsi="Arial" w:cs="Arial"/>
+          <w:sz w:val="20"/>
+          <w:szCs w:val="20"/>
+        </w:rPr>
+        <w:t xml:space="preserve"> </w:t>
+      </w:r>
+      <w:r>
+        <w:rPr>
+          <w:rFonts w:ascii="Arial" w:hAnsi="Arial" w:cs="Arial"/>
+          <w:sz w:val="20"/>
+          <w:szCs w:val="20"/>
+        </w:rPr>
+        <w:t xml:space="preserve">also </w:t>
+      </w:r>
+      <w:r>
+        <w:rPr>
+          <w:rFonts w:ascii="Arial" w:hAnsi="Arial" w:cs="Arial"/>
+          <w:sz w:val="20"/>
+          <w:szCs w:val="20"/>
+        </w:rPr>
+        <w:t xml:space="preserve">like to </w:t>
+      </w:r>
+      <w:r>
+        <w:rPr>
+          <w:rFonts w:ascii="Arial" w:hAnsi="Arial" w:cs="Arial"/>
+          <w:sz w:val="20"/>
+          <w:szCs w:val="20"/>
+        </w:rPr>
+        <w:t xml:space="preserve">take this opportunity to </w:t>
+      </w:r>
+      <w:r>
+        <w:rPr>
+          <w:rFonts w:ascii="Arial" w:hAnsi="Arial" w:cs="Arial"/>
+          <w:sz w:val="20"/>
+          <w:szCs w:val="20"/>
+        </w:rPr>
+        <w:t>convey my gratitude and</w:t>
+      </w:r>
+      <w:r>
+        <w:rPr>
+          <w:rFonts w:ascii="Arial" w:hAnsi="Arial" w:cs="Arial"/>
+          <w:sz w:val="20"/>
+          <w:szCs w:val="20"/>
+        </w:rPr>
+        <w:t xml:space="preserve"> a </w:t>
+      </w:r>
+      <w:r>
+        <w:rPr>
+          <w:rFonts w:ascii="Arial" w:hAnsi="Arial" w:cs="Arial"/>
+          <w:sz w:val="20"/>
+          <w:szCs w:val="20"/>
+        </w:rPr>
+        <w:t>tremendous</w:t>
+      </w:r>
+      <w:r>
+        <w:rPr>
+          <w:rFonts w:ascii="Arial" w:hAnsi="Arial" w:cs="Arial"/>
+          <w:sz w:val="20"/>
+          <w:szCs w:val="20"/>
+        </w:rPr>
+        <w:t xml:space="preserve"> thank you to all </w:t>
+      </w:r>
+      <w:r>
+        <w:rPr>
+          <w:rFonts w:ascii="Arial" w:hAnsi="Arial" w:cs="Arial"/>
+          <w:sz w:val="20"/>
+          <w:szCs w:val="20"/>
+        </w:rPr>
+        <w:t xml:space="preserve">of </w:t>
+      </w:r>
+      <w:r>
+        <w:rPr>
+          <w:rFonts w:ascii="Arial" w:hAnsi="Arial" w:cs="Arial"/>
+          <w:sz w:val="20"/>
+          <w:szCs w:val="20"/>
+        </w:rPr>
+        <w:t xml:space="preserve">those who have helped finance my learning and research endeavours, </w:t>
+      </w:r>
+      <w:r>
+        <w:rPr>
+          <w:rFonts w:ascii="Arial" w:hAnsi="Arial" w:cs="Arial"/>
+          <w:sz w:val="20"/>
+          <w:szCs w:val="20"/>
+        </w:rPr>
+        <w:t xml:space="preserve">either through tuition loans or grants, </w:t>
+      </w:r>
+      <w:r>
+        <w:rPr>
+          <w:rFonts w:ascii="Arial" w:hAnsi="Arial" w:cs="Arial"/>
+          <w:sz w:val="20"/>
+          <w:szCs w:val="20"/>
+        </w:rPr>
+        <w:t xml:space="preserve">particularly I would like to draw attention to the efforts of Student Finance England (SFE) and the Open University Student Budget Account (OUSBA) </w:t>
+      </w:r>
+      <w:r>
+        <w:rPr>
+          <w:rFonts w:ascii="Arial" w:hAnsi="Arial" w:cs="Arial"/>
+          <w:sz w:val="20"/>
+          <w:szCs w:val="20"/>
+        </w:rPr>
+        <w:t xml:space="preserve">who have helped </w:t>
+      </w:r>
+      <w:r>
+        <w:rPr>
+          <w:rFonts w:ascii="Arial" w:hAnsi="Arial" w:cs="Arial"/>
+          <w:sz w:val="20"/>
+          <w:szCs w:val="20"/>
+        </w:rPr>
+        <w:t xml:space="preserve">me settle in and funded my pursuit </w:t>
+      </w:r>
+      <w:r>
+        <w:rPr>
+          <w:rFonts w:ascii="Arial" w:hAnsi="Arial" w:cs="Arial"/>
+          <w:sz w:val="20"/>
+          <w:szCs w:val="20"/>
+        </w:rPr>
+        <w:t xml:space="preserve">throughout my time as a </w:t>
+      </w:r>
+      <w:r>
+        <w:rPr>
+          <w:rFonts w:ascii="Arial" w:hAnsi="Arial" w:cs="Arial"/>
+          <w:sz w:val="20"/>
+          <w:szCs w:val="20"/>
+        </w:rPr>
+        <w:t xml:space="preserve">postgraduate </w:t>
+      </w:r>
+      <w:r>
+        <w:rPr>
+          <w:rFonts w:ascii="Arial" w:hAnsi="Arial" w:cs="Arial"/>
+          <w:sz w:val="20"/>
+          <w:szCs w:val="20"/>
+        </w:rPr>
+        <w:t>student.</w:t>
+      </w:r>
+    </w:p>
+    <w:p>
+      <w:pPr>
+        <w:contextualSpacing/>
+        <w:jc w:val="both"/>
+        <w:rPr>
+          <w:rFonts w:ascii="Arial" w:hAnsi="Arial" w:cs="Arial"/>
+        </w:rPr>
+      </w:pPr>
+    </w:p>
+    <w:p>
+      <w:pPr>
+        <w:spacing w:after="0" w:line="240" w:lineRule="auto"/>
+        <w:jc w:val="both"/>
+        <w:rPr>
+          <w:rStyle w:val="Strong"/>
+          <w:rFonts w:ascii="Arial" w:hAnsi="Arial" w:cs="Arial"/>
+          <w:b w:val="0"/>
+          <w:bCs w:val="0"/>
+          <w:color w:val="EE0000"/>
+          <w:sz w:val="20"/>
+          <w:szCs w:val="20"/>
+        </w:rPr>
+      </w:pPr>
+      <w:r>
+        <w:rPr>
+          <w:rStyle w:val="Strong"/>
+          <w:rFonts w:ascii="Arial" w:hAnsi="Arial" w:cs="Arial"/>
+          <w:b w:val="0"/>
+          <w:bCs w:val="0"/>
+          <w:color w:val="EE0000"/>
+          <w:sz w:val="20"/>
+          <w:szCs w:val="20"/>
+        </w:rPr>
+        <w:t>*The TMA 1 assignment began here</w:t>
+      </w:r>
+      <w:r>
+        <w:rPr>
+          <w:rStyle w:val="Strong"/>
+          <w:rFonts w:ascii="Arial" w:hAnsi="Arial" w:cs="Arial"/>
+          <w:b w:val="0"/>
+          <w:bCs w:val="0"/>
+          <w:color w:val="EE0000"/>
+          <w:sz w:val="20"/>
+          <w:szCs w:val="20"/>
+        </w:rPr>
+        <w:t xml:space="preserve"> – Revisions are included</w:t>
+      </w:r>
+      <w:r>
+        <w:rPr>
+          <w:rStyle w:val="Strong"/>
+          <w:rFonts w:ascii="Arial" w:hAnsi="Arial" w:cs="Arial"/>
+          <w:b w:val="0"/>
+          <w:bCs w:val="0"/>
+          <w:color w:val="EE0000"/>
+          <w:sz w:val="20"/>
+          <w:szCs w:val="20"/>
+        </w:rPr>
+        <w:t>*</w:t>
+      </w:r>
+    </w:p>
+    <w:p>
+      <w:pPr>
+        <w:pStyle w:val="Heading2"/>
+        <w:contextualSpacing/>
+        <w:jc w:val="both"/>
+        <w:rPr>
+          <w:rFonts w:ascii="Arial" w:hAnsi="Arial" w:cs="Arial"/>
+          <w:color w:val="auto"/>
+        </w:rPr>
+      </w:pPr>
+      <w:bookmarkStart w:id="1" w:name="_Toc221044716"/>
       <w:r>
         <w:rPr>
           <w:rStyle w:val="Strong"/>
@@ -1596,12 +2142,43 @@
           <w:bCs w:val="0"/>
           <w:color w:val="auto"/>
         </w:rPr>
-        <w:t>Acknowledgements</w:t>
-      </w:r>
-      <w:bookmarkEnd w:id="0"/>
-    </w:p>
-    <w:p>
-      <w:pPr>
+        <w:t>1</w:t>
+      </w:r>
+      <w:r>
+        <w:rPr>
+          <w:rStyle w:val="Strong"/>
+          <w:rFonts w:ascii="Arial" w:hAnsi="Arial" w:cs="Arial"/>
+          <w:b w:val="0"/>
+          <w:bCs w:val="0"/>
+          <w:color w:val="auto"/>
+        </w:rPr>
+        <w:t>.1</w:t>
+      </w:r>
+      <w:r>
+        <w:rPr>
+          <w:rStyle w:val="Strong"/>
+          <w:rFonts w:ascii="Arial" w:hAnsi="Arial" w:cs="Arial"/>
+          <w:b w:val="0"/>
+          <w:bCs w:val="0"/>
+          <w:color w:val="auto"/>
+        </w:rPr>
+        <w:t>1</w:t>
+      </w:r>
+      <w:r>
+        <w:rPr>
+          <w:rStyle w:val="Strong"/>
+          <w:rFonts w:ascii="Arial" w:hAnsi="Arial" w:cs="Arial"/>
+          <w:b w:val="0"/>
+          <w:bCs w:val="0"/>
+          <w:color w:val="auto"/>
+        </w:rPr>
+        <w:t xml:space="preserve"> Outline of the Topic</w:t>
+      </w:r>
+      <w:bookmarkEnd w:id="1"/>
+    </w:p>
+    <w:p>
+      <w:pPr>
+        <w:spacing w:after="0" w:line="240" w:lineRule="auto"/>
         <w:contextualSpacing/>
         <w:jc w:val="both"/>
         <w:rPr>
@@ -1616,379 +2193,483 @@
           <w:sz w:val="20"/>
           <w:szCs w:val="20"/>
         </w:rPr>
-        <w:t xml:space="preserve">I am </w:t>
-      </w:r>
-      <w:r>
-        <w:rPr>
-          <w:rFonts w:ascii="Arial" w:hAnsi="Arial" w:cs="Arial"/>
-          <w:sz w:val="20"/>
-          <w:szCs w:val="20"/>
-        </w:rPr>
-        <w:t xml:space="preserve">forever </w:t>
-      </w:r>
-      <w:r>
-        <w:rPr>
-          <w:rFonts w:ascii="Arial" w:hAnsi="Arial" w:cs="Arial"/>
-          <w:sz w:val="20"/>
-          <w:szCs w:val="20"/>
-        </w:rPr>
-        <w:t xml:space="preserve">grateful to Almighty God </w:t>
-      </w:r>
-      <w:r>
-        <w:rPr>
-          <w:rFonts w:ascii="Arial" w:hAnsi="Arial" w:cs="Arial"/>
-          <w:sz w:val="20"/>
-          <w:szCs w:val="20"/>
-        </w:rPr>
-        <w:t xml:space="preserve">for being </w:t>
-      </w:r>
-      <w:r>
-        <w:rPr>
-          <w:rFonts w:ascii="Arial" w:hAnsi="Arial" w:cs="Arial"/>
-          <w:sz w:val="20"/>
-          <w:szCs w:val="20"/>
-        </w:rPr>
-        <w:t xml:space="preserve">my strength, my fortress, my redeemer. My parents for being supportive of this endeavour I have been called to pursue and my course mates for endless support </w:t>
-      </w:r>
-      <w:r>
-        <w:rPr>
-          <w:rFonts w:ascii="Arial" w:hAnsi="Arial" w:cs="Arial"/>
-          <w:sz w:val="20"/>
-          <w:szCs w:val="20"/>
-        </w:rPr>
-        <w:t>along the way.</w:t>
-      </w:r>
-      <w:r>
-        <w:rPr>
-          <w:rFonts w:ascii="Arial" w:hAnsi="Arial" w:cs="Arial"/>
-          <w:sz w:val="20"/>
-          <w:szCs w:val="20"/>
-        </w:rPr>
-        <w:t xml:space="preserve"> </w:t>
-      </w:r>
-      <w:r>
-        <w:rPr>
-          <w:rFonts w:ascii="Arial" w:hAnsi="Arial" w:cs="Arial"/>
-          <w:sz w:val="20"/>
-          <w:szCs w:val="20"/>
-        </w:rPr>
-        <w:t xml:space="preserve">Throughout </w:t>
-      </w:r>
-      <w:r>
-        <w:rPr>
-          <w:rFonts w:ascii="Arial" w:hAnsi="Arial" w:cs="Arial"/>
-          <w:sz w:val="20"/>
-          <w:szCs w:val="20"/>
-        </w:rPr>
-        <w:t>the</w:t>
-      </w:r>
-      <w:r>
-        <w:rPr>
-          <w:rFonts w:ascii="Arial" w:hAnsi="Arial" w:cs="Arial"/>
-          <w:sz w:val="20"/>
-          <w:szCs w:val="20"/>
-        </w:rPr>
-        <w:t xml:space="preserve"> experience of postgraduate </w:t>
-      </w:r>
-      <w:r>
-        <w:rPr>
-          <w:rFonts w:ascii="Arial" w:hAnsi="Arial" w:cs="Arial"/>
-          <w:sz w:val="20"/>
-          <w:szCs w:val="20"/>
-        </w:rPr>
-        <w:t>studies</w:t>
-      </w:r>
-      <w:r>
-        <w:rPr>
-          <w:rFonts w:ascii="Arial" w:hAnsi="Arial" w:cs="Arial"/>
-          <w:sz w:val="20"/>
-          <w:szCs w:val="20"/>
-        </w:rPr>
-        <w:t xml:space="preserve"> at The Open University,</w:t>
-      </w:r>
-      <w:r>
-        <w:rPr>
-          <w:rFonts w:ascii="Arial" w:hAnsi="Arial" w:cs="Arial"/>
-          <w:sz w:val="20"/>
-          <w:szCs w:val="20"/>
-        </w:rPr>
-        <w:t xml:space="preserve"> I have been supported by </w:t>
-      </w:r>
-      <w:r>
-        <w:rPr>
-          <w:rFonts w:ascii="Arial" w:hAnsi="Arial" w:cs="Arial"/>
-          <w:sz w:val="20"/>
-          <w:szCs w:val="20"/>
-        </w:rPr>
-        <w:t>several</w:t>
-      </w:r>
-      <w:r>
-        <w:rPr>
-          <w:rFonts w:ascii="Arial" w:hAnsi="Arial" w:cs="Arial"/>
-          <w:sz w:val="20"/>
-          <w:szCs w:val="20"/>
-        </w:rPr>
-        <w:t xml:space="preserve"> internal departments,</w:t>
-      </w:r>
-      <w:r>
-        <w:rPr>
-          <w:rFonts w:ascii="Arial" w:hAnsi="Arial" w:cs="Arial"/>
-          <w:sz w:val="20"/>
-          <w:szCs w:val="20"/>
-        </w:rPr>
-        <w:t xml:space="preserve"> external organisations and numerous people in academia who have worked endlessly to craft my critical understanding of Human Resources and who have helped define my research topic</w:t>
-      </w:r>
-      <w:r>
-        <w:rPr>
-          <w:rFonts w:ascii="Arial" w:hAnsi="Arial" w:cs="Arial"/>
-          <w:sz w:val="20"/>
-          <w:szCs w:val="20"/>
-        </w:rPr>
-        <w:t xml:space="preserve"> around employee wellbeing.</w:t>
-      </w:r>
-      <w:r>
-        <w:rPr>
-          <w:rFonts w:ascii="Arial" w:hAnsi="Arial" w:cs="Arial"/>
-          <w:sz w:val="20"/>
-          <w:szCs w:val="20"/>
-        </w:rPr>
-        <w:t xml:space="preserve"> These include Library Research Support, Student Support and of course my </w:t>
-      </w:r>
-      <w:r>
-        <w:rPr>
-          <w:rFonts w:ascii="Arial" w:hAnsi="Arial" w:cs="Arial"/>
-          <w:sz w:val="20"/>
-          <w:szCs w:val="20"/>
-        </w:rPr>
-        <w:t>former lecturers</w:t>
-      </w:r>
-      <w:r>
-        <w:rPr>
-          <w:rFonts w:ascii="Arial" w:hAnsi="Arial" w:cs="Arial"/>
-          <w:sz w:val="20"/>
-          <w:szCs w:val="20"/>
-        </w:rPr>
-        <w:t xml:space="preserve"> and </w:t>
-      </w:r>
-      <w:r>
-        <w:rPr>
-          <w:rFonts w:ascii="Arial" w:hAnsi="Arial" w:cs="Arial"/>
-          <w:sz w:val="20"/>
-          <w:szCs w:val="20"/>
-        </w:rPr>
-        <w:t xml:space="preserve">current </w:t>
-      </w:r>
-      <w:r>
-        <w:rPr>
-          <w:rFonts w:ascii="Arial" w:hAnsi="Arial" w:cs="Arial"/>
-          <w:sz w:val="20"/>
-          <w:szCs w:val="20"/>
-        </w:rPr>
-        <w:t xml:space="preserve">tutors. </w:t>
-      </w:r>
-      <w:r>
-        <w:rPr>
-          <w:rFonts w:ascii="Arial" w:hAnsi="Arial" w:cs="Arial"/>
-          <w:sz w:val="20"/>
-          <w:szCs w:val="20"/>
-        </w:rPr>
-        <w:t>I would</w:t>
-      </w:r>
-      <w:r>
-        <w:rPr>
-          <w:rFonts w:ascii="Arial" w:hAnsi="Arial" w:cs="Arial"/>
-          <w:sz w:val="20"/>
-          <w:szCs w:val="20"/>
-        </w:rPr>
-        <w:t xml:space="preserve"> </w:t>
-      </w:r>
-      <w:r>
-        <w:rPr>
-          <w:rFonts w:ascii="Arial" w:hAnsi="Arial" w:cs="Arial"/>
-          <w:sz w:val="20"/>
-          <w:szCs w:val="20"/>
-        </w:rPr>
-        <w:t xml:space="preserve">also </w:t>
-      </w:r>
-      <w:r>
-        <w:rPr>
-          <w:rFonts w:ascii="Arial" w:hAnsi="Arial" w:cs="Arial"/>
-          <w:sz w:val="20"/>
-          <w:szCs w:val="20"/>
-        </w:rPr>
-        <w:t xml:space="preserve">like to </w:t>
-      </w:r>
-      <w:r>
-        <w:rPr>
-          <w:rFonts w:ascii="Arial" w:hAnsi="Arial" w:cs="Arial"/>
-          <w:sz w:val="20"/>
-          <w:szCs w:val="20"/>
-        </w:rPr>
-        <w:t xml:space="preserve">take this opportunity to </w:t>
-      </w:r>
-      <w:r>
-        <w:rPr>
-          <w:rFonts w:ascii="Arial" w:hAnsi="Arial" w:cs="Arial"/>
-          <w:sz w:val="20"/>
-          <w:szCs w:val="20"/>
-        </w:rPr>
-        <w:t>convey my gratitude and</w:t>
-      </w:r>
-      <w:r>
-        <w:rPr>
-          <w:rFonts w:ascii="Arial" w:hAnsi="Arial" w:cs="Arial"/>
-          <w:sz w:val="20"/>
-          <w:szCs w:val="20"/>
-        </w:rPr>
-        <w:t xml:space="preserve"> a </w:t>
-      </w:r>
-      <w:r>
-        <w:rPr>
-          <w:rFonts w:ascii="Arial" w:hAnsi="Arial" w:cs="Arial"/>
-          <w:sz w:val="20"/>
-          <w:szCs w:val="20"/>
-        </w:rPr>
-        <w:t>tremendous</w:t>
-      </w:r>
-      <w:r>
-        <w:rPr>
-          <w:rFonts w:ascii="Arial" w:hAnsi="Arial" w:cs="Arial"/>
-          <w:sz w:val="20"/>
-          <w:szCs w:val="20"/>
-        </w:rPr>
-        <w:t xml:space="preserve"> thank you to all </w:t>
-      </w:r>
-      <w:r>
-        <w:rPr>
-          <w:rFonts w:ascii="Arial" w:hAnsi="Arial" w:cs="Arial"/>
-          <w:sz w:val="20"/>
-          <w:szCs w:val="20"/>
-        </w:rPr>
-        <w:t xml:space="preserve">of </w:t>
-      </w:r>
-      <w:r>
-        <w:rPr>
-          <w:rFonts w:ascii="Arial" w:hAnsi="Arial" w:cs="Arial"/>
-          <w:sz w:val="20"/>
-          <w:szCs w:val="20"/>
-        </w:rPr>
-        <w:t xml:space="preserve">those who have helped finance my learning and research endeavours, </w:t>
-      </w:r>
-      <w:r>
-        <w:rPr>
-          <w:rFonts w:ascii="Arial" w:hAnsi="Arial" w:cs="Arial"/>
-          <w:sz w:val="20"/>
-          <w:szCs w:val="20"/>
-        </w:rPr>
-        <w:t xml:space="preserve">either through tuition loans or grants, </w:t>
-      </w:r>
-      <w:r>
-        <w:rPr>
-          <w:rFonts w:ascii="Arial" w:hAnsi="Arial" w:cs="Arial"/>
-          <w:sz w:val="20"/>
-          <w:szCs w:val="20"/>
-        </w:rPr>
-        <w:t xml:space="preserve">particularly I would like to draw attention to the efforts of Student Finance England (SFE) and the Open University Student Budget Account (OUSBA) </w:t>
-      </w:r>
-      <w:r>
-        <w:rPr>
-          <w:rFonts w:ascii="Arial" w:hAnsi="Arial" w:cs="Arial"/>
-          <w:sz w:val="20"/>
-          <w:szCs w:val="20"/>
-        </w:rPr>
-        <w:t xml:space="preserve">who have helped </w:t>
-      </w:r>
-      <w:r>
-        <w:rPr>
-          <w:rFonts w:ascii="Arial" w:hAnsi="Arial" w:cs="Arial"/>
-          <w:sz w:val="20"/>
-          <w:szCs w:val="20"/>
-        </w:rPr>
-        <w:t xml:space="preserve">me settle in and funded my pursuit </w:t>
-      </w:r>
-      <w:r>
-        <w:rPr>
-          <w:rFonts w:ascii="Arial" w:hAnsi="Arial" w:cs="Arial"/>
-          <w:sz w:val="20"/>
-          <w:szCs w:val="20"/>
-        </w:rPr>
-        <w:t xml:space="preserve">throughout my time as a </w:t>
-      </w:r>
-      <w:r>
-        <w:rPr>
-          <w:rFonts w:ascii="Arial" w:hAnsi="Arial" w:cs="Arial"/>
-          <w:sz w:val="20"/>
-          <w:szCs w:val="20"/>
-        </w:rPr>
-        <w:t xml:space="preserve">postgraduate </w:t>
-      </w:r>
-      <w:r>
-        <w:rPr>
-          <w:rFonts w:ascii="Arial" w:hAnsi="Arial" w:cs="Arial"/>
-          <w:sz w:val="20"/>
-          <w:szCs w:val="20"/>
-        </w:rPr>
-        <w:t>student.</w:t>
-      </w:r>
-    </w:p>
-    <w:p>
-      <w:pPr>
+        <w:t xml:space="preserve">Though there are no doubt an immense amount of synergy and efficiency gains from the adoption of </w:t>
+      </w:r>
+      <w:r>
+        <w:rPr>
+          <w:rFonts w:ascii="Arial" w:hAnsi="Arial" w:cs="Arial"/>
+          <w:sz w:val="20"/>
+          <w:szCs w:val="20"/>
+        </w:rPr>
+        <w:t>Artifi</w:t>
+      </w:r>
+      <w:r>
+        <w:rPr>
+          <w:rFonts w:ascii="Arial" w:hAnsi="Arial" w:cs="Arial"/>
+          <w:sz w:val="20"/>
+          <w:szCs w:val="20"/>
+        </w:rPr>
+        <w:t>cial Intelligence (‘AI’) and its proponents, the process of achieving result</w:t>
+      </w:r>
+      <w:r>
+        <w:rPr>
+          <w:rFonts w:ascii="Arial" w:hAnsi="Arial" w:cs="Arial"/>
+          <w:sz w:val="20"/>
+          <w:szCs w:val="20"/>
+        </w:rPr>
+        <w:t>s</w:t>
+      </w:r>
+      <w:r>
+        <w:rPr>
+          <w:rFonts w:ascii="Arial" w:hAnsi="Arial" w:cs="Arial"/>
+          <w:sz w:val="20"/>
+          <w:szCs w:val="20"/>
+        </w:rPr>
+        <w:t xml:space="preserve"> and the result itself has been deemed a threat to society by the author of a recent House of Lords Library report</w:t>
+      </w:r>
+      <w:r>
+        <w:rPr>
+          <w:rFonts w:ascii="Arial" w:hAnsi="Arial" w:cs="Arial"/>
+          <w:sz w:val="20"/>
+          <w:szCs w:val="20"/>
+        </w:rPr>
+        <w:t>.</w:t>
+      </w:r>
+    </w:p>
+    <w:p>
+      <w:pPr>
+        <w:spacing w:after="0" w:line="240" w:lineRule="auto"/>
         <w:contextualSpacing/>
         <w:jc w:val="both"/>
         <w:rPr>
           <w:rFonts w:ascii="Arial" w:hAnsi="Arial" w:cs="Arial"/>
+          <w:sz w:val="20"/>
+          <w:szCs w:val="20"/>
         </w:rPr>
       </w:pPr>
     </w:p>
     <w:p>
       <w:pPr>
         <w:spacing w:after="0" w:line="240" w:lineRule="auto"/>
+        <w:contextualSpacing/>
         <w:jc w:val="both"/>
         <w:rPr>
-          <w:rStyle w:val="Strong"/>
-          <w:rFonts w:ascii="Arial" w:hAnsi="Arial" w:cs="Arial"/>
-          <w:b w:val="0"/>
-          <w:bCs w:val="0"/>
-          <w:color w:val="EE0000"/>
-          <w:sz w:val="20"/>
-          <w:szCs w:val="20"/>
-        </w:rPr>
-      </w:pPr>
-      <w:r>
-        <w:rPr>
-          <w:rStyle w:val="Strong"/>
-          <w:rFonts w:ascii="Arial" w:hAnsi="Arial" w:cs="Arial"/>
-          <w:b w:val="0"/>
-          <w:bCs w:val="0"/>
-          <w:color w:val="EE0000"/>
-          <w:sz w:val="20"/>
-          <w:szCs w:val="20"/>
-        </w:rPr>
-        <w:t>*The TMA 1 assignment began here</w:t>
-      </w:r>
-      <w:r>
-        <w:rPr>
-          <w:rStyle w:val="Strong"/>
-          <w:rFonts w:ascii="Arial" w:hAnsi="Arial" w:cs="Arial"/>
-          <w:b w:val="0"/>
-          <w:bCs w:val="0"/>
-          <w:color w:val="EE0000"/>
-          <w:sz w:val="20"/>
-          <w:szCs w:val="20"/>
-        </w:rPr>
-        <w:t xml:space="preserve"> – Revisions are included</w:t>
-      </w:r>
-      <w:r>
-        <w:rPr>
-          <w:rStyle w:val="Strong"/>
-          <w:rFonts w:ascii="Arial" w:hAnsi="Arial" w:cs="Arial"/>
-          <w:b w:val="0"/>
-          <w:bCs w:val="0"/>
-          <w:color w:val="EE0000"/>
-          <w:sz w:val="20"/>
-          <w:szCs w:val="20"/>
-        </w:rPr>
-        <w:t>*</w:t>
+          <w:rFonts w:ascii="Arial" w:hAnsi="Arial" w:cs="Arial"/>
+          <w:sz w:val="20"/>
+          <w:szCs w:val="20"/>
+        </w:rPr>
+      </w:pPr>
+      <w:r>
+        <w:rPr>
+          <w:rFonts w:ascii="Arial" w:hAnsi="Arial" w:cs="Arial"/>
+          <w:sz w:val="20"/>
+          <w:szCs w:val="20"/>
+        </w:rPr>
+        <w:t xml:space="preserve">This opportunity to prepare a </w:t>
+      </w:r>
+      <w:r>
+        <w:rPr>
+          <w:rFonts w:ascii="Arial" w:hAnsi="Arial" w:cs="Arial"/>
+          <w:sz w:val="20"/>
+          <w:szCs w:val="20"/>
+        </w:rPr>
+        <w:t xml:space="preserve">MSc dissertation </w:t>
+      </w:r>
+      <w:r>
+        <w:rPr>
+          <w:rFonts w:ascii="Arial" w:hAnsi="Arial" w:cs="Arial"/>
+          <w:sz w:val="20"/>
+          <w:szCs w:val="20"/>
+        </w:rPr>
+        <w:t>thesis all emerged because of the Buckland Review which was commissioned by </w:t>
+      </w:r>
+      <w:r>
+        <w:rPr>
+          <w:rFonts w:ascii="Arial" w:hAnsi="Arial" w:cs="Arial"/>
+          <w:b/>
+          <w:bCs/>
+          <w:sz w:val="20"/>
+          <w:szCs w:val="20"/>
+        </w:rPr>
+        <w:t>Sir Robert Buckland QC</w:t>
+      </w:r>
+      <w:r>
+        <w:rPr>
+          <w:rFonts w:ascii="Arial" w:hAnsi="Arial" w:cs="Arial"/>
+          <w:sz w:val="20"/>
+          <w:szCs w:val="20"/>
+        </w:rPr>
+        <w:t xml:space="preserve"> (the long-serving </w:t>
+      </w:r>
+      <w:r>
+        <w:rPr>
+          <w:rFonts w:ascii="Arial" w:hAnsi="Arial" w:cs="Arial"/>
+          <w:sz w:val="20"/>
+          <w:szCs w:val="20"/>
+        </w:rPr>
+        <w:t xml:space="preserve">former UK </w:t>
+      </w:r>
+      <w:r>
+        <w:rPr>
+          <w:rFonts w:ascii="Arial" w:hAnsi="Arial" w:cs="Arial"/>
+          <w:sz w:val="20"/>
+          <w:szCs w:val="20"/>
+        </w:rPr>
+        <w:t xml:space="preserve">Cabinet Minister and </w:t>
+      </w:r>
+      <w:r>
+        <w:rPr>
+          <w:rFonts w:ascii="Arial" w:hAnsi="Arial" w:cs="Arial"/>
+          <w:sz w:val="20"/>
+          <w:szCs w:val="20"/>
+        </w:rPr>
+        <w:t xml:space="preserve">former </w:t>
+      </w:r>
+      <w:r>
+        <w:rPr>
+          <w:rFonts w:ascii="Arial" w:hAnsi="Arial" w:cs="Arial"/>
+          <w:sz w:val="20"/>
+          <w:szCs w:val="20"/>
+        </w:rPr>
+        <w:t>MP for South Swindon) and Autistica in early 2024 under the leadership of the then Conservative Prime Minister, the Rt. Hon Rishi Sunak. </w:t>
+      </w:r>
+      <w:r>
+        <w:rPr>
+          <w:rFonts w:ascii="Arial" w:hAnsi="Arial" w:cs="Arial"/>
+          <w:sz w:val="20"/>
+          <w:szCs w:val="20"/>
+        </w:rPr>
+        <w:t xml:space="preserve">Since </w:t>
+      </w:r>
+      <w:r>
+        <w:rPr>
+          <w:rFonts w:ascii="Arial" w:hAnsi="Arial" w:cs="Arial"/>
+          <w:sz w:val="20"/>
+          <w:szCs w:val="20"/>
+        </w:rPr>
+        <w:t>the end of the Conservative Party’s 14-year tenure in office</w:t>
+      </w:r>
+      <w:r>
+        <w:rPr>
+          <w:rFonts w:ascii="Arial" w:hAnsi="Arial" w:cs="Arial"/>
+          <w:sz w:val="20"/>
+          <w:szCs w:val="20"/>
+        </w:rPr>
+        <w:t>, the rise in what has come to be known as Artificial General Intelligence</w:t>
+      </w:r>
+      <w:r>
+        <w:rPr>
+          <w:rFonts w:ascii="Arial" w:hAnsi="Arial" w:cs="Arial"/>
+          <w:sz w:val="20"/>
+          <w:szCs w:val="20"/>
+        </w:rPr>
+        <w:t xml:space="preserve"> or AGI</w:t>
+      </w:r>
+      <w:r>
+        <w:rPr>
+          <w:rFonts w:ascii="Arial" w:hAnsi="Arial" w:cs="Arial"/>
+          <w:sz w:val="20"/>
+          <w:szCs w:val="20"/>
+        </w:rPr>
+        <w:t xml:space="preserve">, which forms part of the </w:t>
+      </w:r>
+      <w:r>
+        <w:rPr>
+          <w:rFonts w:ascii="Arial" w:hAnsi="Arial" w:cs="Arial"/>
+          <w:sz w:val="20"/>
+          <w:szCs w:val="20"/>
+        </w:rPr>
+        <w:t>idea</w:t>
+      </w:r>
+      <w:r>
+        <w:rPr>
+          <w:rFonts w:ascii="Arial" w:hAnsi="Arial" w:cs="Arial"/>
+          <w:sz w:val="20"/>
+          <w:szCs w:val="20"/>
+        </w:rPr>
+        <w:t xml:space="preserve"> that there may in fact </w:t>
+      </w:r>
+      <w:r>
+        <w:rPr>
+          <w:rFonts w:ascii="Arial" w:hAnsi="Arial" w:cs="Arial"/>
+          <w:sz w:val="20"/>
+          <w:szCs w:val="20"/>
+        </w:rPr>
+        <w:t xml:space="preserve">may </w:t>
+      </w:r>
+      <w:r>
+        <w:rPr>
+          <w:rFonts w:ascii="Arial" w:hAnsi="Arial" w:cs="Arial"/>
+          <w:sz w:val="20"/>
+          <w:szCs w:val="20"/>
+        </w:rPr>
+        <w:t xml:space="preserve">be a Singularity in the near future, has produced various “sides” of this perceived eventuality. On the one hand there are </w:t>
+      </w:r>
+      <w:r>
+        <w:rPr>
+          <w:rFonts w:ascii="Arial" w:hAnsi="Arial" w:cs="Arial"/>
+          <w:sz w:val="20"/>
+          <w:szCs w:val="20"/>
+        </w:rPr>
+        <w:t xml:space="preserve">proponents who advocate for AGI </w:t>
+      </w:r>
+      <w:r>
+        <w:rPr>
+          <w:rFonts w:ascii="Arial" w:hAnsi="Arial" w:cs="Arial"/>
+          <w:sz w:val="20"/>
+          <w:szCs w:val="20"/>
+        </w:rPr>
+        <w:t>and on the other there are naysayers.</w:t>
+      </w:r>
+    </w:p>
+    <w:p>
+      <w:pPr>
+        <w:spacing w:after="0" w:line="240" w:lineRule="auto"/>
+        <w:contextualSpacing/>
+        <w:jc w:val="both"/>
+        <w:rPr>
+          <w:rFonts w:ascii="Arial" w:hAnsi="Arial" w:cs="Arial"/>
+          <w:sz w:val="20"/>
+          <w:szCs w:val="20"/>
+        </w:rPr>
+      </w:pPr>
+    </w:p>
+    <w:p>
+      <w:pPr>
+        <w:spacing w:after="0" w:line="240" w:lineRule="auto"/>
+        <w:contextualSpacing/>
+        <w:jc w:val="both"/>
+        <w:rPr>
+          <w:rFonts w:ascii="Arial" w:hAnsi="Arial" w:cs="Arial"/>
+          <w:sz w:val="20"/>
+          <w:szCs w:val="20"/>
+        </w:rPr>
+      </w:pPr>
+      <w:r>
+        <w:rPr>
+          <w:rFonts w:ascii="Arial" w:hAnsi="Arial" w:cs="Arial"/>
+          <w:sz w:val="20"/>
+          <w:szCs w:val="20"/>
+        </w:rPr>
+        <w:t>Since the outcome of the Buckland Review and its subsequent findings concerning the employment opportunities of Autistic applicants (that is, </w:t>
+      </w:r>
+      <w:r>
+        <w:rPr>
+          <w:rFonts w:ascii="Arial" w:hAnsi="Arial" w:cs="Arial"/>
+          <w:b/>
+          <w:bCs/>
+          <w:sz w:val="20"/>
+          <w:szCs w:val="20"/>
+        </w:rPr>
+        <w:t>7 in 10</w:t>
+      </w:r>
+      <w:r>
+        <w:rPr>
+          <w:rFonts w:ascii="Arial" w:hAnsi="Arial" w:cs="Arial"/>
+          <w:sz w:val="20"/>
+          <w:szCs w:val="20"/>
+        </w:rPr>
+        <w:t xml:space="preserve"> are not in gainful employment across the country), further research has been conducted by Miller and Doyle (2025) which forms the basis of how to </w:t>
+      </w:r>
+      <w:r>
+        <w:rPr>
+          <w:rFonts w:ascii="Arial" w:hAnsi="Arial" w:cs="Arial"/>
+          <w:i/>
+          <w:iCs/>
+          <w:sz w:val="20"/>
+          <w:szCs w:val="20"/>
+        </w:rPr>
+        <w:t>deconstruct</w:t>
+      </w:r>
+      <w:r>
+        <w:rPr>
+          <w:rFonts w:ascii="Arial" w:hAnsi="Arial" w:cs="Arial"/>
+          <w:sz w:val="20"/>
+          <w:szCs w:val="20"/>
+        </w:rPr>
+        <w:t> the various approaches taken by employers when attracting these aforementioned and completely hypothetical 7 in 10 neurodiverse applicants who are unemployed during recruitment activities, without employing specific and targeted recruitment campaigns which require candidates to come forward and identify their conditions at the outset of the process. </w:t>
+      </w:r>
+      <w:r>
+        <w:rPr>
+          <w:rFonts w:ascii="Arial" w:hAnsi="Arial" w:cs="Arial"/>
+          <w:sz w:val="20"/>
+          <w:szCs w:val="20"/>
+        </w:rPr>
+        <w:t xml:space="preserve">Dr. Nancy Doyle is a prolific campaigner for neurodivergence in the workplace </w:t>
+      </w:r>
+      <w:r>
+        <w:rPr>
+          <w:rFonts w:ascii="Arial" w:hAnsi="Arial" w:cs="Arial"/>
+          <w:sz w:val="20"/>
+          <w:szCs w:val="20"/>
+        </w:rPr>
+        <w:t xml:space="preserve">who has previously written an online opinion piece for Genius Within, a UK </w:t>
+      </w:r>
+      <w:r>
+        <w:rPr>
+          <w:rFonts w:ascii="Arial" w:hAnsi="Arial" w:cs="Arial"/>
+          <w:sz w:val="20"/>
+          <w:szCs w:val="20"/>
+        </w:rPr>
+        <w:t>community interest company</w:t>
+      </w:r>
+      <w:r>
+        <w:rPr>
+          <w:rFonts w:ascii="Arial" w:hAnsi="Arial" w:cs="Arial"/>
+          <w:sz w:val="20"/>
+          <w:szCs w:val="20"/>
+        </w:rPr>
+        <w:t>, on the</w:t>
+      </w:r>
+      <w:r>
+        <w:rPr>
+          <w:rFonts w:ascii="Arial" w:hAnsi="Arial" w:cs="Arial"/>
+          <w:sz w:val="20"/>
+          <w:szCs w:val="20"/>
+        </w:rPr>
+        <w:t xml:space="preserve"> subject of the</w:t>
+      </w:r>
+      <w:r>
+        <w:rPr>
+          <w:rFonts w:ascii="Arial" w:hAnsi="Arial" w:cs="Arial"/>
+          <w:sz w:val="20"/>
+          <w:szCs w:val="20"/>
+        </w:rPr>
+        <w:t xml:space="preserve"> </w:t>
+      </w:r>
+      <w:r>
+        <w:rPr>
+          <w:rFonts w:ascii="Arial" w:hAnsi="Arial" w:cs="Arial"/>
+          <w:b/>
+          <w:bCs/>
+          <w:sz w:val="20"/>
+          <w:szCs w:val="20"/>
+        </w:rPr>
+        <w:t xml:space="preserve">Sir Charlie Mayfield </w:t>
+      </w:r>
+      <w:r>
+        <w:rPr>
+          <w:rFonts w:ascii="Arial" w:hAnsi="Arial" w:cs="Arial"/>
+          <w:sz w:val="20"/>
+          <w:szCs w:val="20"/>
+        </w:rPr>
+        <w:t xml:space="preserve">Review </w:t>
+      </w:r>
+      <w:r>
+        <w:rPr>
+          <w:rFonts w:ascii="Arial" w:hAnsi="Arial" w:cs="Arial"/>
+          <w:sz w:val="20"/>
+          <w:szCs w:val="20"/>
+        </w:rPr>
+        <w:t>(Doyle, 2025)</w:t>
+      </w:r>
+      <w:r>
+        <w:rPr>
+          <w:rFonts w:ascii="Arial" w:hAnsi="Arial" w:cs="Arial"/>
+          <w:sz w:val="20"/>
+          <w:szCs w:val="20"/>
+        </w:rPr>
+        <w:t xml:space="preserve">. </w:t>
+      </w:r>
+    </w:p>
+    <w:p>
+      <w:pPr>
+        <w:spacing w:after="0" w:line="240" w:lineRule="auto"/>
+        <w:contextualSpacing/>
+        <w:jc w:val="both"/>
+        <w:rPr>
+          <w:rFonts w:ascii="Arial" w:hAnsi="Arial" w:cs="Arial"/>
+          <w:sz w:val="20"/>
+          <w:szCs w:val="20"/>
+        </w:rPr>
+      </w:pPr>
+    </w:p>
+    <w:p>
+      <w:pPr>
+        <w:spacing w:after="0" w:line="240" w:lineRule="auto"/>
+        <w:contextualSpacing/>
+        <w:jc w:val="both"/>
+        <w:rPr>
+          <w:rFonts w:ascii="Arial" w:hAnsi="Arial" w:cs="Arial"/>
+          <w:sz w:val="20"/>
+          <w:szCs w:val="20"/>
+        </w:rPr>
+      </w:pPr>
+      <w:r>
+        <w:rPr>
+          <w:rFonts w:ascii="Arial" w:hAnsi="Arial" w:cs="Arial"/>
+          <w:sz w:val="20"/>
+          <w:szCs w:val="20"/>
+        </w:rPr>
+        <w:t>Th</w:t>
+      </w:r>
+      <w:r>
+        <w:rPr>
+          <w:rFonts w:ascii="Arial" w:hAnsi="Arial" w:cs="Arial"/>
+          <w:sz w:val="20"/>
+          <w:szCs w:val="20"/>
+        </w:rPr>
+        <w:t xml:space="preserve">e aforementioned </w:t>
+      </w:r>
+      <w:r>
+        <w:rPr>
+          <w:rFonts w:ascii="Arial" w:hAnsi="Arial" w:cs="Arial"/>
+          <w:sz w:val="20"/>
+          <w:szCs w:val="20"/>
+        </w:rPr>
+        <w:t>is important for several reasons, not least for the intrinsic motivation of the employee but also on grounds of fairness and positive discrimination. I am aiming to study how neurodiverse applicants perceive resource-based HRM (what we call the RBV in HRM theory) and how RBV approaches, which are inherently focused on creating competitive advantage link to recruitment signalling during the applicant journey. I am hoping to investigate several hypotheses (which I have cited in my PhD proposal) which will form the backbone of the research study, and which will either confirm the work of </w:t>
+      </w:r>
+      <w:r>
+        <w:rPr>
+          <w:rFonts w:ascii="Arial" w:hAnsi="Arial" w:cs="Arial"/>
+          <w:b/>
+          <w:bCs/>
+          <w:sz w:val="20"/>
+          <w:szCs w:val="20"/>
+        </w:rPr>
+        <w:t>Miller and Doyle (2025)</w:t>
+      </w:r>
+      <w:r>
+        <w:rPr>
+          <w:rFonts w:ascii="Arial" w:hAnsi="Arial" w:cs="Arial"/>
+          <w:sz w:val="20"/>
+          <w:szCs w:val="20"/>
+        </w:rPr>
+        <w:t xml:space="preserve"> or reject the premise of their recent research study. I also plan to extend Miller and Doyle's work to study anonymous responses from applicants with </w:t>
+      </w:r>
+      <w:r>
+        <w:rPr>
+          <w:rFonts w:ascii="Arial" w:hAnsi="Arial" w:cs="Arial"/>
+          <w:sz w:val="20"/>
+          <w:szCs w:val="20"/>
+        </w:rPr>
+        <w:t>bipolar disorder</w:t>
+      </w:r>
+      <w:r>
+        <w:rPr>
+          <w:rFonts w:ascii="Arial" w:hAnsi="Arial" w:cs="Arial"/>
+          <w:sz w:val="20"/>
+          <w:szCs w:val="20"/>
+        </w:rPr>
+        <w:t xml:space="preserve"> (a condition that is </w:t>
+      </w:r>
+      <w:r>
+        <w:rPr>
+          <w:rFonts w:ascii="Arial" w:hAnsi="Arial" w:cs="Arial"/>
+          <w:b/>
+          <w:bCs/>
+          <w:sz w:val="20"/>
+          <w:szCs w:val="20"/>
+        </w:rPr>
+        <w:t>widely considered</w:t>
+      </w:r>
+      <w:r>
+        <w:rPr>
+          <w:rFonts w:ascii="Arial" w:hAnsi="Arial" w:cs="Arial"/>
+          <w:sz w:val="20"/>
+          <w:szCs w:val="20"/>
+        </w:rPr>
+        <w:t> as neurodivergent but was omitted from their empirical study).</w:t>
       </w:r>
     </w:p>
     <w:p>
@@ -2001,7 +2682,7 @@
           <w:color w:val="auto"/>
         </w:rPr>
       </w:pPr>
-      <w:bookmarkStart w:id="1" w:name="_Toc221004902"/>
+      <w:bookmarkStart w:id="2" w:name="_Toc221044717"/>
       <w:r>
         <w:rPr>
           <w:rStyle w:val="Strong"/>
@@ -2010,7 +2691,7 @@
           <w:bCs w:val="0"/>
           <w:color w:val="auto"/>
         </w:rPr>
-        <w:t>1</w:t>
+        <w:t>1.12</w:t>
       </w:r>
       <w:r>
         <w:rPr>
@@ -2020,7 +2701,7 @@
           <w:bCs w:val="0"/>
           <w:color w:val="auto"/>
         </w:rPr>
-        <w:t>.1</w:t>
+        <w:t xml:space="preserve"> </w:t>
       </w:r>
       <w:r>
         <w:rPr>
@@ -2030,9 +2711,9 @@
           <w:bCs w:val="0"/>
           <w:color w:val="auto"/>
         </w:rPr>
-        <w:t xml:space="preserve"> Outline of the Topic</w:t>
-      </w:r>
-      <w:bookmarkEnd w:id="1"/>
+        <w:t>Introduction</w:t>
+      </w:r>
+      <w:bookmarkEnd w:id="2"/>
     </w:p>
     <w:p>
       <w:pPr>
@@ -2051,47 +2732,284 @@
           <w:sz w:val="20"/>
           <w:szCs w:val="20"/>
         </w:rPr>
-        <w:t xml:space="preserve">Though there are no doubt an immense amount of synergy and efficiency gains from the adoption of </w:t>
-      </w:r>
-      <w:r>
-        <w:rPr>
-          <w:rFonts w:ascii="Arial" w:hAnsi="Arial" w:cs="Arial"/>
-          <w:sz w:val="20"/>
-          <w:szCs w:val="20"/>
-        </w:rPr>
-        <w:t>Artifi</w:t>
-      </w:r>
-      <w:r>
-        <w:rPr>
-          <w:rFonts w:ascii="Arial" w:hAnsi="Arial" w:cs="Arial"/>
-          <w:sz w:val="20"/>
-          <w:szCs w:val="20"/>
-        </w:rPr>
-        <w:t>cial Intelligence (‘AI’) and its proponents, the process of achieving result</w:t>
-      </w:r>
-      <w:r>
-        <w:rPr>
-          <w:rFonts w:ascii="Arial" w:hAnsi="Arial" w:cs="Arial"/>
-          <w:sz w:val="20"/>
-          <w:szCs w:val="20"/>
-        </w:rPr>
-        <w:t>s</w:t>
-      </w:r>
-      <w:r>
-        <w:rPr>
-          <w:rFonts w:ascii="Arial" w:hAnsi="Arial" w:cs="Arial"/>
-          <w:sz w:val="20"/>
-          <w:szCs w:val="20"/>
-        </w:rPr>
-        <w:t xml:space="preserve"> and the result itself has been deemed a threat to society by the author of a recent House of Lords Library report</w:t>
-      </w:r>
-      <w:r>
-        <w:rPr>
-          <w:rFonts w:ascii="Arial" w:hAnsi="Arial" w:cs="Arial"/>
-          <w:sz w:val="20"/>
-          <w:szCs w:val="20"/>
-        </w:rPr>
-        <w:t>.</w:t>
+        <w:t>Given that recent research demonstrates how neuro</w:t>
+      </w:r>
+      <w:r>
+        <w:rPr>
+          <w:rFonts w:ascii="Arial" w:hAnsi="Arial" w:cs="Arial"/>
+          <w:sz w:val="20"/>
+          <w:szCs w:val="20"/>
+        </w:rPr>
+        <w:t>inclusive</w:t>
+      </w:r>
+      <w:r>
+        <w:rPr>
+          <w:rFonts w:ascii="Arial" w:hAnsi="Arial" w:cs="Arial"/>
+          <w:sz w:val="20"/>
+          <w:szCs w:val="20"/>
+        </w:rPr>
+        <w:t xml:space="preserve"> teams can be 30% more productive than those which do not include neurodiverse employees (NatWest Mentor, 2025), and with Gen Z entering </w:t>
+      </w:r>
+      <w:r>
+        <w:rPr>
+          <w:rFonts w:ascii="Arial" w:hAnsi="Arial" w:cs="Arial"/>
+          <w:sz w:val="20"/>
+          <w:szCs w:val="20"/>
+        </w:rPr>
+        <w:lastRenderedPageBreak/>
+        <w:t>the workforce – over 50% of whom have some sort of neurodivergent condition</w:t>
+      </w:r>
+      <w:commentRangeStart w:id="3"/>
+      <w:commentRangeStart w:id="4"/>
+      <w:r>
+        <w:rPr>
+          <w:rStyle w:val="FootnoteReference"/>
+          <w:rFonts w:ascii="Arial" w:hAnsi="Arial" w:cs="Arial"/>
+          <w:sz w:val="20"/>
+          <w:szCs w:val="20"/>
+        </w:rPr>
+        <w:footnoteReference w:id="2"/>
+      </w:r>
+      <w:commentRangeEnd w:id="3"/>
+      <w:r>
+        <w:rPr>
+          <w:rStyle w:val="CommentReference"/>
+          <w:rFonts w:ascii="Arial" w:hAnsi="Arial" w:cs="Arial"/>
+        </w:rPr>
+        <w:commentReference w:id="3"/>
+      </w:r>
+      <w:commentRangeEnd w:id="4"/>
+      <w:r>
+        <w:rPr>
+          <w:rStyle w:val="CommentReference"/>
+          <w:rFonts w:ascii="Arial" w:hAnsi="Arial" w:cs="Arial"/>
+        </w:rPr>
+        <w:commentReference w:id="4"/>
+      </w:r>
+      <w:r>
+        <w:rPr>
+          <w:rFonts w:ascii="Arial" w:hAnsi="Arial" w:cs="Arial"/>
+          <w:sz w:val="20"/>
+          <w:szCs w:val="20"/>
+        </w:rPr>
+        <w:t xml:space="preserve"> </w:t>
+      </w:r>
+      <w:r>
+        <w:rPr>
+          <w:rFonts w:ascii="Arial" w:hAnsi="Arial" w:cs="Arial"/>
+          <w:sz w:val="20"/>
+          <w:szCs w:val="20"/>
+        </w:rPr>
+        <w:t xml:space="preserve">- either Autism Spectrum Disorder or Bipolar Disorder </w:t>
+      </w:r>
+      <w:r>
+        <w:rPr>
+          <w:rFonts w:ascii="Arial" w:hAnsi="Arial" w:cs="Arial"/>
+          <w:sz w:val="20"/>
+          <w:szCs w:val="20"/>
+        </w:rPr>
+        <w:t xml:space="preserve">(Forbes Magazine, 2025), the broad research topic I have selected to follow for this module is a contemporary problem with its roots in a recent report </w:t>
+      </w:r>
+      <w:r>
+        <w:rPr>
+          <w:rFonts w:ascii="Arial" w:hAnsi="Arial" w:cs="Arial"/>
+          <w:sz w:val="22"/>
+          <w:szCs w:val="22"/>
+        </w:rPr>
+        <w:t>(</w:t>
+      </w:r>
+      <w:r>
+        <w:rPr>
+          <w:rFonts w:ascii="Arial" w:hAnsi="Arial" w:cs="Arial"/>
+          <w:sz w:val="20"/>
+          <w:szCs w:val="20"/>
+        </w:rPr>
+        <w:t>Youth Future’s Foundation, 2025)</w:t>
+      </w:r>
+      <w:r>
+        <w:rPr>
+          <w:rFonts w:ascii="Arial" w:hAnsi="Arial" w:cs="Arial"/>
+          <w:sz w:val="22"/>
+          <w:szCs w:val="22"/>
+        </w:rPr>
+        <w:t xml:space="preserve">. </w:t>
+      </w:r>
+      <w:r>
+        <w:rPr>
+          <w:rFonts w:ascii="Arial" w:hAnsi="Arial" w:cs="Arial"/>
+          <w:sz w:val="20"/>
+          <w:szCs w:val="20"/>
+        </w:rPr>
+        <w:t xml:space="preserve">As an interdisciplinary topic, this thesis is partly covered by </w:t>
+      </w:r>
+      <w:r>
+        <w:rPr>
+          <w:rFonts w:ascii="Arial" w:hAnsi="Arial" w:cs="Arial"/>
+          <w:i/>
+          <w:iCs/>
+          <w:sz w:val="20"/>
+          <w:szCs w:val="20"/>
+        </w:rPr>
+        <w:t>signalling</w:t>
+      </w:r>
+      <w:r>
+        <w:rPr>
+          <w:rFonts w:ascii="Arial" w:hAnsi="Arial" w:cs="Arial"/>
+          <w:sz w:val="20"/>
+          <w:szCs w:val="20"/>
+        </w:rPr>
+        <w:t xml:space="preserve"> (</w:t>
+      </w:r>
+      <w:commentRangeStart w:id="5"/>
+      <w:r>
+        <w:rPr>
+          <w:rFonts w:ascii="Arial" w:hAnsi="Arial" w:cs="Arial"/>
+          <w:sz w:val="20"/>
+          <w:szCs w:val="20"/>
+        </w:rPr>
+        <w:t>psychology</w:t>
+      </w:r>
+      <w:commentRangeEnd w:id="5"/>
+      <w:r>
+        <w:rPr>
+          <w:rStyle w:val="CommentReference"/>
+          <w:rFonts w:ascii="Arial" w:hAnsi="Arial" w:cs="Arial"/>
+        </w:rPr>
+        <w:commentReference w:id="5"/>
+      </w:r>
+      <w:r>
+        <w:rPr>
+          <w:rFonts w:ascii="Arial" w:hAnsi="Arial" w:cs="Arial"/>
+          <w:sz w:val="20"/>
+          <w:szCs w:val="20"/>
+        </w:rPr>
+        <w:t xml:space="preserve">), </w:t>
+      </w:r>
+      <w:r>
+        <w:rPr>
+          <w:rFonts w:ascii="Arial" w:hAnsi="Arial" w:cs="Arial"/>
+          <w:i/>
+          <w:iCs/>
+          <w:sz w:val="20"/>
+          <w:szCs w:val="20"/>
+        </w:rPr>
+        <w:t>applicant</w:t>
+      </w:r>
+      <w:r>
+        <w:rPr>
+          <w:rFonts w:ascii="Arial" w:hAnsi="Arial" w:cs="Arial"/>
+          <w:sz w:val="20"/>
+          <w:szCs w:val="20"/>
+        </w:rPr>
+        <w:t xml:space="preserve"> </w:t>
+      </w:r>
+      <w:r>
+        <w:rPr>
+          <w:rFonts w:ascii="Arial" w:hAnsi="Arial" w:cs="Arial"/>
+          <w:i/>
+          <w:iCs/>
+          <w:sz w:val="20"/>
+          <w:szCs w:val="20"/>
+        </w:rPr>
+        <w:t>attraction</w:t>
+      </w:r>
+      <w:r>
+        <w:rPr>
+          <w:rFonts w:ascii="Arial" w:hAnsi="Arial" w:cs="Arial"/>
+          <w:sz w:val="20"/>
+          <w:szCs w:val="20"/>
+        </w:rPr>
+        <w:t xml:space="preserve"> (HRM), </w:t>
+      </w:r>
+      <w:r>
+        <w:rPr>
+          <w:rFonts w:ascii="Arial" w:hAnsi="Arial" w:cs="Arial"/>
+          <w:i/>
+          <w:iCs/>
+          <w:sz w:val="20"/>
+          <w:szCs w:val="20"/>
+        </w:rPr>
+        <w:t>employee</w:t>
+      </w:r>
+      <w:r>
+        <w:rPr>
+          <w:rFonts w:ascii="Arial" w:hAnsi="Arial" w:cs="Arial"/>
+          <w:sz w:val="20"/>
+          <w:szCs w:val="20"/>
+        </w:rPr>
+        <w:t xml:space="preserve"> </w:t>
+      </w:r>
+      <w:r>
+        <w:rPr>
+          <w:rFonts w:ascii="Arial" w:hAnsi="Arial" w:cs="Arial"/>
+          <w:i/>
+          <w:iCs/>
+          <w:sz w:val="20"/>
+          <w:szCs w:val="20"/>
+        </w:rPr>
+        <w:t>wellbeing</w:t>
+      </w:r>
+      <w:r>
+        <w:rPr>
+          <w:rFonts w:ascii="Arial" w:hAnsi="Arial" w:cs="Arial"/>
+          <w:sz w:val="20"/>
+          <w:szCs w:val="20"/>
+        </w:rPr>
+        <w:t xml:space="preserve"> (HRM) and </w:t>
+      </w:r>
+      <w:r>
+        <w:rPr>
+          <w:rFonts w:ascii="Arial" w:hAnsi="Arial" w:cs="Arial"/>
+          <w:i/>
+          <w:iCs/>
+          <w:sz w:val="20"/>
+          <w:szCs w:val="20"/>
+        </w:rPr>
+        <w:t>labour</w:t>
+      </w:r>
+      <w:r>
+        <w:rPr>
+          <w:rFonts w:ascii="Arial" w:hAnsi="Arial" w:cs="Arial"/>
+          <w:sz w:val="20"/>
+          <w:szCs w:val="20"/>
+        </w:rPr>
+        <w:t xml:space="preserve"> </w:t>
+      </w:r>
+      <w:r>
+        <w:rPr>
+          <w:rFonts w:ascii="Arial" w:hAnsi="Arial" w:cs="Arial"/>
+          <w:i/>
+          <w:iCs/>
+          <w:sz w:val="20"/>
+          <w:szCs w:val="20"/>
+        </w:rPr>
+        <w:t>market</w:t>
+      </w:r>
+      <w:r>
+        <w:rPr>
+          <w:rFonts w:ascii="Arial" w:hAnsi="Arial" w:cs="Arial"/>
+          <w:sz w:val="20"/>
+          <w:szCs w:val="20"/>
+        </w:rPr>
+        <w:t xml:space="preserve"> </w:t>
+      </w:r>
+      <w:r>
+        <w:rPr>
+          <w:rFonts w:ascii="Arial" w:hAnsi="Arial" w:cs="Arial"/>
+          <w:i/>
+          <w:iCs/>
+          <w:sz w:val="20"/>
+          <w:szCs w:val="20"/>
+        </w:rPr>
+        <w:t>analysis</w:t>
+      </w:r>
+      <w:r>
+        <w:rPr>
+          <w:rFonts w:ascii="Arial" w:hAnsi="Arial" w:cs="Arial"/>
+          <w:sz w:val="20"/>
+          <w:szCs w:val="20"/>
+        </w:rPr>
+        <w:t xml:space="preserve"> (game theory). </w:t>
       </w:r>
     </w:p>
     <w:p>
@@ -2123,411 +3041,7 @@
           <w:sz w:val="20"/>
           <w:szCs w:val="20"/>
         </w:rPr>
-        <w:t xml:space="preserve">This opportunity to prepare a </w:t>
-      </w:r>
-      <w:r>
-        <w:rPr>
-          <w:rFonts w:ascii="Arial" w:hAnsi="Arial" w:cs="Arial"/>
-          <w:sz w:val="20"/>
-          <w:szCs w:val="20"/>
-        </w:rPr>
-        <w:t xml:space="preserve">MSc dissertation </w:t>
-      </w:r>
-      <w:r>
-        <w:rPr>
-          <w:rFonts w:ascii="Arial" w:hAnsi="Arial" w:cs="Arial"/>
-          <w:sz w:val="20"/>
-          <w:szCs w:val="20"/>
-        </w:rPr>
-        <w:t>thesis all emerged because of the Buckland Review which was commissioned by </w:t>
-      </w:r>
-      <w:r>
-        <w:rPr>
-          <w:rFonts w:ascii="Arial" w:hAnsi="Arial" w:cs="Arial"/>
-          <w:b/>
-          <w:bCs/>
-          <w:sz w:val="20"/>
-          <w:szCs w:val="20"/>
-        </w:rPr>
-        <w:t>Sir Robert Buckland QC</w:t>
-      </w:r>
-      <w:r>
-        <w:rPr>
-          <w:rFonts w:ascii="Arial" w:hAnsi="Arial" w:cs="Arial"/>
-          <w:sz w:val="20"/>
-          <w:szCs w:val="20"/>
-        </w:rPr>
-        <w:t xml:space="preserve"> (the long-serving </w:t>
-      </w:r>
-      <w:r>
-        <w:rPr>
-          <w:rFonts w:ascii="Arial" w:hAnsi="Arial" w:cs="Arial"/>
-          <w:sz w:val="20"/>
-          <w:szCs w:val="20"/>
-        </w:rPr>
-        <w:t xml:space="preserve">former UK </w:t>
-      </w:r>
-      <w:r>
-        <w:rPr>
-          <w:rFonts w:ascii="Arial" w:hAnsi="Arial" w:cs="Arial"/>
-          <w:sz w:val="20"/>
-          <w:szCs w:val="20"/>
-        </w:rPr>
-        <w:t xml:space="preserve">Cabinet Minister and </w:t>
-      </w:r>
-      <w:r>
-        <w:rPr>
-          <w:rFonts w:ascii="Arial" w:hAnsi="Arial" w:cs="Arial"/>
-          <w:sz w:val="20"/>
-          <w:szCs w:val="20"/>
-        </w:rPr>
-        <w:t xml:space="preserve">former </w:t>
-      </w:r>
-      <w:r>
-        <w:rPr>
-          <w:rFonts w:ascii="Arial" w:hAnsi="Arial" w:cs="Arial"/>
-          <w:sz w:val="20"/>
-          <w:szCs w:val="20"/>
-        </w:rPr>
-        <w:t>MP for South Swindon) and Autistica in early 2024 under the leadership of the then Conservative Prime Minister, the Rt. Hon Rishi Sunak. </w:t>
-      </w:r>
-      <w:r>
-        <w:rPr>
-          <w:rFonts w:ascii="Arial" w:hAnsi="Arial" w:cs="Arial"/>
-          <w:sz w:val="20"/>
-          <w:szCs w:val="20"/>
-        </w:rPr>
-        <w:t xml:space="preserve">Since </w:t>
-      </w:r>
-      <w:r>
-        <w:rPr>
-          <w:rFonts w:ascii="Arial" w:hAnsi="Arial" w:cs="Arial"/>
-          <w:sz w:val="20"/>
-          <w:szCs w:val="20"/>
-        </w:rPr>
-        <w:t>the end of the Conservative Party’s 14-year tenure in office</w:t>
-      </w:r>
-      <w:r>
-        <w:rPr>
-          <w:rFonts w:ascii="Arial" w:hAnsi="Arial" w:cs="Arial"/>
-          <w:sz w:val="20"/>
-          <w:szCs w:val="20"/>
-        </w:rPr>
-        <w:t>, the rise in what has come to be known as Artificial General Intelligence</w:t>
-      </w:r>
-      <w:r>
-        <w:rPr>
-          <w:rFonts w:ascii="Arial" w:hAnsi="Arial" w:cs="Arial"/>
-          <w:sz w:val="20"/>
-          <w:szCs w:val="20"/>
-        </w:rPr>
-        <w:t xml:space="preserve"> or AGI</w:t>
-      </w:r>
-      <w:r>
-        <w:rPr>
-          <w:rFonts w:ascii="Arial" w:hAnsi="Arial" w:cs="Arial"/>
-          <w:sz w:val="20"/>
-          <w:szCs w:val="20"/>
-        </w:rPr>
-        <w:t xml:space="preserve">, which forms part of the </w:t>
-      </w:r>
-      <w:r>
-        <w:rPr>
-          <w:rFonts w:ascii="Arial" w:hAnsi="Arial" w:cs="Arial"/>
-          <w:sz w:val="20"/>
-          <w:szCs w:val="20"/>
-        </w:rPr>
-        <w:t>idea</w:t>
-      </w:r>
-      <w:r>
-        <w:rPr>
-          <w:rFonts w:ascii="Arial" w:hAnsi="Arial" w:cs="Arial"/>
-          <w:sz w:val="20"/>
-          <w:szCs w:val="20"/>
-        </w:rPr>
-        <w:t xml:space="preserve"> that there may in fact </w:t>
-      </w:r>
-      <w:r>
-        <w:rPr>
-          <w:rFonts w:ascii="Arial" w:hAnsi="Arial" w:cs="Arial"/>
-          <w:sz w:val="20"/>
-          <w:szCs w:val="20"/>
-        </w:rPr>
-        <w:t xml:space="preserve">may </w:t>
-      </w:r>
-      <w:r>
-        <w:rPr>
-          <w:rFonts w:ascii="Arial" w:hAnsi="Arial" w:cs="Arial"/>
-          <w:sz w:val="20"/>
-          <w:szCs w:val="20"/>
-        </w:rPr>
-        <w:t xml:space="preserve">be a Singularity in the near future, has produced various “sides” of this perceived eventuality. On the one hand there are </w:t>
-      </w:r>
-      <w:r>
-        <w:rPr>
-          <w:rFonts w:ascii="Arial" w:hAnsi="Arial" w:cs="Arial"/>
-          <w:sz w:val="20"/>
-          <w:szCs w:val="20"/>
-        </w:rPr>
-        <w:t xml:space="preserve">proponents who advocate for AGI </w:t>
-      </w:r>
-      <w:r>
-        <w:rPr>
-          <w:rFonts w:ascii="Arial" w:hAnsi="Arial" w:cs="Arial"/>
-          <w:sz w:val="20"/>
-          <w:szCs w:val="20"/>
-        </w:rPr>
-        <w:t>and on the other there are naysayers.</w:t>
-      </w:r>
-    </w:p>
-    <w:p>
-      <w:pPr>
-        <w:spacing w:after="0" w:line="240" w:lineRule="auto"/>
-        <w:contextualSpacing/>
-        <w:jc w:val="both"/>
-        <w:rPr>
-          <w:rFonts w:ascii="Arial" w:hAnsi="Arial" w:cs="Arial"/>
-          <w:sz w:val="20"/>
-          <w:szCs w:val="20"/>
-        </w:rPr>
-      </w:pPr>
-    </w:p>
-    <w:p>
-      <w:pPr>
-        <w:spacing w:after="0" w:line="240" w:lineRule="auto"/>
-        <w:contextualSpacing/>
-        <w:jc w:val="both"/>
-        <w:rPr>
-          <w:rFonts w:ascii="Arial" w:hAnsi="Arial" w:cs="Arial"/>
-          <w:sz w:val="20"/>
-          <w:szCs w:val="20"/>
-        </w:rPr>
-      </w:pPr>
-      <w:r>
-        <w:rPr>
-          <w:rFonts w:ascii="Arial" w:hAnsi="Arial" w:cs="Arial"/>
-          <w:sz w:val="20"/>
-          <w:szCs w:val="20"/>
-        </w:rPr>
-        <w:t>Since the outcome of the Buckland Review and its subsequent findings concerning the employment opportunities of Autistic applicants (that is, </w:t>
-      </w:r>
-      <w:r>
-        <w:rPr>
-          <w:rFonts w:ascii="Arial" w:hAnsi="Arial" w:cs="Arial"/>
-          <w:b/>
-          <w:bCs/>
-          <w:sz w:val="20"/>
-          <w:szCs w:val="20"/>
-        </w:rPr>
-        <w:t>7 in 10</w:t>
-      </w:r>
-      <w:r>
-        <w:rPr>
-          <w:rFonts w:ascii="Arial" w:hAnsi="Arial" w:cs="Arial"/>
-          <w:sz w:val="20"/>
-          <w:szCs w:val="20"/>
-        </w:rPr>
-        <w:t xml:space="preserve"> are not in gainful employment across the country), further research has been conducted by Miller and Doyle (2025) which forms the basis of how to </w:t>
-      </w:r>
-      <w:r>
-        <w:rPr>
-          <w:rFonts w:ascii="Arial" w:hAnsi="Arial" w:cs="Arial"/>
-          <w:i/>
-          <w:iCs/>
-          <w:sz w:val="20"/>
-          <w:szCs w:val="20"/>
-        </w:rPr>
-        <w:t>deconstruct</w:t>
-      </w:r>
-      <w:r>
-        <w:rPr>
-          <w:rFonts w:ascii="Arial" w:hAnsi="Arial" w:cs="Arial"/>
-          <w:sz w:val="20"/>
-          <w:szCs w:val="20"/>
-        </w:rPr>
-        <w:t> the various approaches taken by employers when attracting these aforementioned and completely hypothetical 7 in 10 neurodiverse applicants who are unemployed during recruitment activities, without employing specific and targeted recruitment campaigns which require candidates to come forward and identify their conditions at the outset of the process. </w:t>
-      </w:r>
-      <w:r>
-        <w:rPr>
-          <w:rFonts w:ascii="Arial" w:hAnsi="Arial" w:cs="Arial"/>
-          <w:sz w:val="20"/>
-          <w:szCs w:val="20"/>
-        </w:rPr>
-        <w:t xml:space="preserve">Dr. Nancy Doyle is a prolific campaigner for neurodivergence in the workplace </w:t>
-      </w:r>
-      <w:r>
-        <w:rPr>
-          <w:rFonts w:ascii="Arial" w:hAnsi="Arial" w:cs="Arial"/>
-          <w:sz w:val="20"/>
-          <w:szCs w:val="20"/>
-        </w:rPr>
-        <w:t xml:space="preserve">who has previously written an online opinion piece for Genius Within, a UK </w:t>
-      </w:r>
-      <w:r>
-        <w:rPr>
-          <w:rFonts w:ascii="Arial" w:hAnsi="Arial" w:cs="Arial"/>
-          <w:sz w:val="20"/>
-          <w:szCs w:val="20"/>
-        </w:rPr>
-        <w:t>community interest company</w:t>
-      </w:r>
-      <w:r>
-        <w:rPr>
-          <w:rFonts w:ascii="Arial" w:hAnsi="Arial" w:cs="Arial"/>
-          <w:sz w:val="20"/>
-          <w:szCs w:val="20"/>
-        </w:rPr>
-        <w:t>, on the</w:t>
-      </w:r>
-      <w:r>
-        <w:rPr>
-          <w:rFonts w:ascii="Arial" w:hAnsi="Arial" w:cs="Arial"/>
-          <w:sz w:val="20"/>
-          <w:szCs w:val="20"/>
-        </w:rPr>
-        <w:t xml:space="preserve"> subject of the</w:t>
-      </w:r>
-      <w:r>
-        <w:rPr>
-          <w:rFonts w:ascii="Arial" w:hAnsi="Arial" w:cs="Arial"/>
-          <w:sz w:val="20"/>
-          <w:szCs w:val="20"/>
-        </w:rPr>
-        <w:t xml:space="preserve"> </w:t>
-      </w:r>
-      <w:r>
-        <w:rPr>
-          <w:rFonts w:ascii="Arial" w:hAnsi="Arial" w:cs="Arial"/>
-          <w:b/>
-          <w:bCs/>
-          <w:sz w:val="20"/>
-          <w:szCs w:val="20"/>
-        </w:rPr>
-        <w:t xml:space="preserve">Sir Charlie Mayfield </w:t>
-      </w:r>
-      <w:r>
-        <w:rPr>
-          <w:rFonts w:ascii="Arial" w:hAnsi="Arial" w:cs="Arial"/>
-          <w:sz w:val="20"/>
-          <w:szCs w:val="20"/>
-        </w:rPr>
-        <w:t xml:space="preserve">Review </w:t>
-      </w:r>
-      <w:r>
-        <w:rPr>
-          <w:rFonts w:ascii="Arial" w:hAnsi="Arial" w:cs="Arial"/>
-          <w:sz w:val="20"/>
-          <w:szCs w:val="20"/>
-        </w:rPr>
-        <w:t>(Doyle, 2025)</w:t>
-      </w:r>
-      <w:r>
-        <w:rPr>
-          <w:rFonts w:ascii="Arial" w:hAnsi="Arial" w:cs="Arial"/>
-          <w:sz w:val="20"/>
-          <w:szCs w:val="20"/>
-        </w:rPr>
-        <w:t xml:space="preserve">. </w:t>
-      </w:r>
-    </w:p>
-    <w:p>
-      <w:pPr>
-        <w:spacing w:after="0" w:line="240" w:lineRule="auto"/>
-        <w:contextualSpacing/>
-        <w:jc w:val="both"/>
-        <w:rPr>
-          <w:rFonts w:ascii="Arial" w:hAnsi="Arial" w:cs="Arial"/>
-          <w:sz w:val="20"/>
-          <w:szCs w:val="20"/>
-        </w:rPr>
-      </w:pPr>
-    </w:p>
-    <w:p>
-      <w:pPr>
-        <w:spacing w:after="0" w:line="240" w:lineRule="auto"/>
-        <w:contextualSpacing/>
-        <w:jc w:val="both"/>
-        <w:rPr>
-          <w:rFonts w:ascii="Arial" w:hAnsi="Arial" w:cs="Arial"/>
-          <w:sz w:val="20"/>
-          <w:szCs w:val="20"/>
-        </w:rPr>
-      </w:pPr>
-      <w:r>
-        <w:rPr>
-          <w:rFonts w:ascii="Arial" w:hAnsi="Arial" w:cs="Arial"/>
-          <w:sz w:val="20"/>
-          <w:szCs w:val="20"/>
-        </w:rPr>
-        <w:t>Th</w:t>
-      </w:r>
-      <w:r>
-        <w:rPr>
-          <w:rFonts w:ascii="Arial" w:hAnsi="Arial" w:cs="Arial"/>
-          <w:sz w:val="20"/>
-          <w:szCs w:val="20"/>
-        </w:rPr>
-        <w:t xml:space="preserve">e aforementioned </w:t>
-      </w:r>
-      <w:r>
-        <w:rPr>
-          <w:rFonts w:ascii="Arial" w:hAnsi="Arial" w:cs="Arial"/>
-          <w:sz w:val="20"/>
-          <w:szCs w:val="20"/>
-        </w:rPr>
-        <w:t>is important for several reasons, not least for the intrinsic motivation of the employee but also on grounds of fairness and positive discrimination. I am aiming to study how neurodiverse applicants perceive resource-based HRM (what we call the RBV in HRM theory) and how RBV approaches, which are inherently focused on creating competitive advantage link to recruitment signalling during the applicant journey. I am hoping to investigate several hypotheses (which I have cited in my PhD proposal) which will form the backbone of the research study, and which will either confirm the work of </w:t>
-      </w:r>
-      <w:r>
-        <w:rPr>
-          <w:rFonts w:ascii="Arial" w:hAnsi="Arial" w:cs="Arial"/>
-          <w:b/>
-          <w:bCs/>
-          <w:sz w:val="20"/>
-          <w:szCs w:val="20"/>
-        </w:rPr>
-        <w:t>Miller and Doyle (2025)</w:t>
-      </w:r>
-      <w:r>
-        <w:rPr>
-          <w:rFonts w:ascii="Arial" w:hAnsi="Arial" w:cs="Arial"/>
-          <w:sz w:val="20"/>
-          <w:szCs w:val="20"/>
-        </w:rPr>
-        <w:t xml:space="preserve"> or reject the premise of their recent research study. I also plan to extend Miller and Doyle's work to study anonymous responses from applicants with </w:t>
-      </w:r>
-      <w:r>
-        <w:rPr>
-          <w:rFonts w:ascii="Arial" w:hAnsi="Arial" w:cs="Arial"/>
-          <w:sz w:val="20"/>
-          <w:szCs w:val="20"/>
-        </w:rPr>
-        <w:t>bipolar disorder</w:t>
-      </w:r>
-      <w:r>
-        <w:rPr>
-          <w:rFonts w:ascii="Arial" w:hAnsi="Arial" w:cs="Arial"/>
-          <w:sz w:val="20"/>
-          <w:szCs w:val="20"/>
-        </w:rPr>
-        <w:t xml:space="preserve"> (a condition that is </w:t>
-      </w:r>
-      <w:r>
-        <w:rPr>
-          <w:rFonts w:ascii="Arial" w:hAnsi="Arial" w:cs="Arial"/>
-          <w:b/>
-          <w:bCs/>
-          <w:sz w:val="20"/>
-          <w:szCs w:val="20"/>
-        </w:rPr>
-        <w:t>widely considered</w:t>
-      </w:r>
-      <w:r>
-        <w:rPr>
-          <w:rFonts w:ascii="Arial" w:hAnsi="Arial" w:cs="Arial"/>
-          <w:sz w:val="20"/>
-          <w:szCs w:val="20"/>
-        </w:rPr>
-        <w:t> as neurodivergent but was omitted from their empirical study).</w:t>
+        <w:t>As I am deeply intrigued by the sort of opportunities available to young and neurodiverse job applicants and how these opportunities are perceived by those who apply, I have chosen a topic that investigates an instance and prevalent gap in the literature on hiring technology and perceptions of website recruitment processes by neurodiverse applicants (Miller and Doyle, 2025). I have devised a set of five hypothesis to outline the direction which I would like the research to follow, and which resulted in the research question I have settled on.</w:t>
       </w:r>
     </w:p>
     <w:p>
@@ -2536,21 +3050,14 @@
         <w:contextualSpacing/>
         <w:jc w:val="both"/>
         <w:rPr>
-          <w:rFonts w:ascii="Arial" w:hAnsi="Arial" w:cs="Arial"/>
-          <w:color w:val="auto"/>
-        </w:rPr>
-      </w:pPr>
-      <w:bookmarkStart w:id="2" w:name="_Toc221004903"/>
-      <w:r>
-        <w:rPr>
           <w:rStyle w:val="Strong"/>
           <w:rFonts w:ascii="Arial" w:hAnsi="Arial" w:cs="Arial"/>
           <w:b w:val="0"/>
           <w:bCs w:val="0"/>
           <w:color w:val="auto"/>
         </w:rPr>
-        <w:t xml:space="preserve">2 </w:t>
-      </w:r>
+      </w:pPr>
+      <w:bookmarkStart w:id="6" w:name="_Toc221044718"/>
       <w:r>
         <w:rPr>
           <w:rStyle w:val="Strong"/>
@@ -2559,344 +3066,9 @@
           <w:bCs w:val="0"/>
           <w:color w:val="auto"/>
         </w:rPr>
-        <w:t>Introduction</w:t>
-      </w:r>
-      <w:bookmarkEnd w:id="2"/>
-    </w:p>
-    <w:p>
-      <w:pPr>
-        <w:spacing w:after="0" w:line="240" w:lineRule="auto"/>
-        <w:contextualSpacing/>
-        <w:jc w:val="both"/>
-        <w:rPr>
-          <w:rFonts w:ascii="Arial" w:hAnsi="Arial" w:cs="Arial"/>
-          <w:sz w:val="20"/>
-          <w:szCs w:val="20"/>
-        </w:rPr>
-      </w:pPr>
-      <w:r>
-        <w:rPr>
-          <w:rFonts w:ascii="Arial" w:hAnsi="Arial" w:cs="Arial"/>
-          <w:sz w:val="20"/>
-          <w:szCs w:val="20"/>
-        </w:rPr>
-        <w:t>Given that recent research demonstrates how neuro</w:t>
-      </w:r>
-      <w:r>
-        <w:rPr>
-          <w:rFonts w:ascii="Arial" w:hAnsi="Arial" w:cs="Arial"/>
-          <w:sz w:val="20"/>
-          <w:szCs w:val="20"/>
-        </w:rPr>
-        <w:t>inclusive</w:t>
-      </w:r>
-      <w:r>
-        <w:rPr>
-          <w:rFonts w:ascii="Arial" w:hAnsi="Arial" w:cs="Arial"/>
-          <w:sz w:val="20"/>
-          <w:szCs w:val="20"/>
-        </w:rPr>
-        <w:t xml:space="preserve"> teams can be 30% more productive than those which do not include neurodiverse employees (NatWest Mentor, 2025), and with Gen Z entering </w:t>
-      </w:r>
-      <w:r>
-        <w:rPr>
-          <w:rFonts w:ascii="Arial" w:hAnsi="Arial" w:cs="Arial"/>
-          <w:sz w:val="20"/>
-          <w:szCs w:val="20"/>
-        </w:rPr>
-        <w:lastRenderedPageBreak/>
-        <w:t>the workforce – over 50% of whom have some sort of neurodivergent condition</w:t>
-      </w:r>
-      <w:commentRangeStart w:id="3"/>
-      <w:commentRangeStart w:id="4"/>
-      <w:r>
-        <w:rPr>
-          <w:rStyle w:val="FootnoteReference"/>
-          <w:rFonts w:ascii="Arial" w:hAnsi="Arial" w:cs="Arial"/>
-          <w:sz w:val="20"/>
-          <w:szCs w:val="20"/>
-        </w:rPr>
-        <w:footnoteReference w:id="2"/>
-      </w:r>
-      <w:commentRangeEnd w:id="3"/>
-      <w:r>
-        <w:rPr>
-          <w:rStyle w:val="CommentReference"/>
-          <w:rFonts w:ascii="Arial" w:hAnsi="Arial" w:cs="Arial"/>
-        </w:rPr>
-        <w:commentReference w:id="3"/>
-      </w:r>
-      <w:commentRangeEnd w:id="4"/>
-      <w:r>
-        <w:rPr>
-          <w:rStyle w:val="CommentReference"/>
-          <w:rFonts w:ascii="Arial" w:hAnsi="Arial" w:cs="Arial"/>
-        </w:rPr>
-        <w:commentReference w:id="4"/>
-      </w:r>
-      <w:r>
-        <w:rPr>
-          <w:rFonts w:ascii="Arial" w:hAnsi="Arial" w:cs="Arial"/>
-          <w:sz w:val="20"/>
-          <w:szCs w:val="20"/>
-        </w:rPr>
-        <w:t xml:space="preserve"> </w:t>
-      </w:r>
-      <w:r>
-        <w:rPr>
-          <w:rFonts w:ascii="Arial" w:hAnsi="Arial" w:cs="Arial"/>
-          <w:sz w:val="20"/>
-          <w:szCs w:val="20"/>
-        </w:rPr>
-        <w:t xml:space="preserve">- either Autism Spectrum Disorder or Bipolar Disorder </w:t>
-      </w:r>
-      <w:r>
-        <w:rPr>
-          <w:rFonts w:ascii="Arial" w:hAnsi="Arial" w:cs="Arial"/>
-          <w:sz w:val="20"/>
-          <w:szCs w:val="20"/>
-        </w:rPr>
-        <w:t xml:space="preserve">(Forbes Magazine, 2025), the broad research topic I have selected to follow for this module is a contemporary problem with its roots in a recent report </w:t>
-      </w:r>
-      <w:r>
-        <w:rPr>
-          <w:rFonts w:ascii="Arial" w:hAnsi="Arial" w:cs="Arial"/>
-          <w:sz w:val="22"/>
-          <w:szCs w:val="22"/>
-        </w:rPr>
-        <w:t>(</w:t>
-      </w:r>
-      <w:r>
-        <w:rPr>
-          <w:rFonts w:ascii="Arial" w:hAnsi="Arial" w:cs="Arial"/>
-          <w:sz w:val="20"/>
-          <w:szCs w:val="20"/>
-        </w:rPr>
-        <w:t>Youth Future’s Foundation, 2025)</w:t>
-      </w:r>
-      <w:r>
-        <w:rPr>
-          <w:rFonts w:ascii="Arial" w:hAnsi="Arial" w:cs="Arial"/>
-          <w:sz w:val="22"/>
-          <w:szCs w:val="22"/>
-        </w:rPr>
-        <w:t xml:space="preserve">. </w:t>
-      </w:r>
-      <w:r>
-        <w:rPr>
-          <w:rFonts w:ascii="Arial" w:hAnsi="Arial" w:cs="Arial"/>
-          <w:sz w:val="20"/>
-          <w:szCs w:val="20"/>
-        </w:rPr>
-        <w:t xml:space="preserve">As an interdisciplinary topic, this thesis is partly covered by </w:t>
-      </w:r>
-      <w:r>
-        <w:rPr>
-          <w:rFonts w:ascii="Arial" w:hAnsi="Arial" w:cs="Arial"/>
-          <w:i/>
-          <w:iCs/>
-          <w:sz w:val="20"/>
-          <w:szCs w:val="20"/>
-        </w:rPr>
-        <w:t>signalling</w:t>
-      </w:r>
-      <w:r>
-        <w:rPr>
-          <w:rFonts w:ascii="Arial" w:hAnsi="Arial" w:cs="Arial"/>
-          <w:sz w:val="20"/>
-          <w:szCs w:val="20"/>
-        </w:rPr>
-        <w:t xml:space="preserve"> (</w:t>
-      </w:r>
-      <w:commentRangeStart w:id="5"/>
-      <w:r>
-        <w:rPr>
-          <w:rFonts w:ascii="Arial" w:hAnsi="Arial" w:cs="Arial"/>
-          <w:sz w:val="20"/>
-          <w:szCs w:val="20"/>
-        </w:rPr>
-        <w:t>psychology</w:t>
-      </w:r>
-      <w:commentRangeEnd w:id="5"/>
-      <w:r>
-        <w:rPr>
-          <w:rStyle w:val="CommentReference"/>
-          <w:rFonts w:ascii="Arial" w:hAnsi="Arial" w:cs="Arial"/>
-        </w:rPr>
-        <w:commentReference w:id="5"/>
-      </w:r>
-      <w:r>
-        <w:rPr>
-          <w:rFonts w:ascii="Arial" w:hAnsi="Arial" w:cs="Arial"/>
-          <w:sz w:val="20"/>
-          <w:szCs w:val="20"/>
-        </w:rPr>
-        <w:t xml:space="preserve">), </w:t>
-      </w:r>
-      <w:r>
-        <w:rPr>
-          <w:rFonts w:ascii="Arial" w:hAnsi="Arial" w:cs="Arial"/>
-          <w:i/>
-          <w:iCs/>
-          <w:sz w:val="20"/>
-          <w:szCs w:val="20"/>
-        </w:rPr>
-        <w:t>applicant</w:t>
-      </w:r>
-      <w:r>
-        <w:rPr>
-          <w:rFonts w:ascii="Arial" w:hAnsi="Arial" w:cs="Arial"/>
-          <w:sz w:val="20"/>
-          <w:szCs w:val="20"/>
-        </w:rPr>
-        <w:t xml:space="preserve"> </w:t>
-      </w:r>
-      <w:r>
-        <w:rPr>
-          <w:rFonts w:ascii="Arial" w:hAnsi="Arial" w:cs="Arial"/>
-          <w:i/>
-          <w:iCs/>
-          <w:sz w:val="20"/>
-          <w:szCs w:val="20"/>
-        </w:rPr>
-        <w:t>attraction</w:t>
-      </w:r>
-      <w:r>
-        <w:rPr>
-          <w:rFonts w:ascii="Arial" w:hAnsi="Arial" w:cs="Arial"/>
-          <w:sz w:val="20"/>
-          <w:szCs w:val="20"/>
-        </w:rPr>
-        <w:t xml:space="preserve"> (HRM), </w:t>
-      </w:r>
-      <w:r>
-        <w:rPr>
-          <w:rFonts w:ascii="Arial" w:hAnsi="Arial" w:cs="Arial"/>
-          <w:i/>
-          <w:iCs/>
-          <w:sz w:val="20"/>
-          <w:szCs w:val="20"/>
-        </w:rPr>
-        <w:t>employee</w:t>
-      </w:r>
-      <w:r>
-        <w:rPr>
-          <w:rFonts w:ascii="Arial" w:hAnsi="Arial" w:cs="Arial"/>
-          <w:sz w:val="20"/>
-          <w:szCs w:val="20"/>
-        </w:rPr>
-        <w:t xml:space="preserve"> </w:t>
-      </w:r>
-      <w:r>
-        <w:rPr>
-          <w:rFonts w:ascii="Arial" w:hAnsi="Arial" w:cs="Arial"/>
-          <w:i/>
-          <w:iCs/>
-          <w:sz w:val="20"/>
-          <w:szCs w:val="20"/>
-        </w:rPr>
-        <w:t>wellbeing</w:t>
-      </w:r>
-      <w:r>
-        <w:rPr>
-          <w:rFonts w:ascii="Arial" w:hAnsi="Arial" w:cs="Arial"/>
-          <w:sz w:val="20"/>
-          <w:szCs w:val="20"/>
-        </w:rPr>
-        <w:t xml:space="preserve"> (HRM) and </w:t>
-      </w:r>
-      <w:r>
-        <w:rPr>
-          <w:rFonts w:ascii="Arial" w:hAnsi="Arial" w:cs="Arial"/>
-          <w:i/>
-          <w:iCs/>
-          <w:sz w:val="20"/>
-          <w:szCs w:val="20"/>
-        </w:rPr>
-        <w:t>labour</w:t>
-      </w:r>
-      <w:r>
-        <w:rPr>
-          <w:rFonts w:ascii="Arial" w:hAnsi="Arial" w:cs="Arial"/>
-          <w:sz w:val="20"/>
-          <w:szCs w:val="20"/>
-        </w:rPr>
-        <w:t xml:space="preserve"> </w:t>
-      </w:r>
-      <w:r>
-        <w:rPr>
-          <w:rFonts w:ascii="Arial" w:hAnsi="Arial" w:cs="Arial"/>
-          <w:i/>
-          <w:iCs/>
-          <w:sz w:val="20"/>
-          <w:szCs w:val="20"/>
-        </w:rPr>
-        <w:t>market</w:t>
-      </w:r>
-      <w:r>
-        <w:rPr>
-          <w:rFonts w:ascii="Arial" w:hAnsi="Arial" w:cs="Arial"/>
-          <w:sz w:val="20"/>
-          <w:szCs w:val="20"/>
-        </w:rPr>
-        <w:t xml:space="preserve"> </w:t>
-      </w:r>
-      <w:r>
-        <w:rPr>
-          <w:rFonts w:ascii="Arial" w:hAnsi="Arial" w:cs="Arial"/>
-          <w:i/>
-          <w:iCs/>
-          <w:sz w:val="20"/>
-          <w:szCs w:val="20"/>
-        </w:rPr>
-        <w:t>analysis</w:t>
-      </w:r>
-      <w:r>
-        <w:rPr>
-          <w:rFonts w:ascii="Arial" w:hAnsi="Arial" w:cs="Arial"/>
-          <w:sz w:val="20"/>
-          <w:szCs w:val="20"/>
-        </w:rPr>
-        <w:t xml:space="preserve"> (game theory). </w:t>
-      </w:r>
-    </w:p>
-    <w:p>
-      <w:pPr>
-        <w:spacing w:after="0" w:line="240" w:lineRule="auto"/>
-        <w:contextualSpacing/>
-        <w:jc w:val="both"/>
-        <w:rPr>
-          <w:rFonts w:ascii="Arial" w:hAnsi="Arial" w:cs="Arial"/>
-          <w:sz w:val="20"/>
-          <w:szCs w:val="20"/>
-        </w:rPr>
-      </w:pPr>
-    </w:p>
-    <w:p>
-      <w:pPr>
-        <w:spacing w:after="0" w:line="240" w:lineRule="auto"/>
-        <w:contextualSpacing/>
-        <w:jc w:val="both"/>
-        <w:rPr>
-          <w:rFonts w:ascii="Arial" w:hAnsi="Arial" w:cs="Arial"/>
-          <w:sz w:val="20"/>
-          <w:szCs w:val="20"/>
-        </w:rPr>
-      </w:pPr>
-      <w:r>
-        <w:rPr>
-          <w:rFonts w:ascii="Arial" w:hAnsi="Arial" w:cs="Arial"/>
-          <w:sz w:val="20"/>
-          <w:szCs w:val="20"/>
-        </w:rPr>
-        <w:t>As I am deeply intrigued by the sort of opportunities available to young and neurodiverse job applicants and how these opportunities are perceived by those who apply, I have chosen a topic that investigates an instance and prevalent gap in the literature on hiring technology and perceptions of website recruitment processes by neurodiverse applicants (Miller and Doyle, 2025). I have devised a set of five hypothesis to outline the direction which I would like the research to follow, and which resulted in the research question I have settled on.</w:t>
-      </w:r>
-    </w:p>
-    <w:p>
-      <w:pPr>
-        <w:pStyle w:val="Heading2"/>
-        <w:contextualSpacing/>
-        <w:jc w:val="both"/>
+        <w:t>1.</w:t>
+      </w:r>
+      <w:r>
         <w:rPr>
           <w:rStyle w:val="Strong"/>
           <w:rFonts w:ascii="Arial" w:hAnsi="Arial" w:cs="Arial"/>
@@ -2904,8 +3076,8 @@
           <w:bCs w:val="0"/>
           <w:color w:val="auto"/>
         </w:rPr>
-      </w:pPr>
-      <w:bookmarkStart w:id="6" w:name="_Toc221004904"/>
+        <w:t>13</w:t>
+      </w:r>
       <w:r>
         <w:rPr>
           <w:rStyle w:val="Strong"/>
@@ -2914,7 +3086,7 @@
           <w:bCs w:val="0"/>
           <w:color w:val="auto"/>
         </w:rPr>
-        <w:t xml:space="preserve">3 </w:t>
+        <w:t xml:space="preserve"> </w:t>
       </w:r>
       <w:r>
         <w:rPr>
@@ -3662,7 +3834,7 @@
         </w:rPr>
       </w:pPr>
       <w:bookmarkStart w:id="11" w:name="_Toc215736436"/>
-      <w:bookmarkStart w:id="12" w:name="_Toc221004905"/>
+      <w:bookmarkStart w:id="12" w:name="_Toc221044719"/>
       <w:r>
         <w:rPr>
           <w:rStyle w:val="Strong"/>
@@ -3671,7 +3843,27 @@
           <w:bCs w:val="0"/>
           <w:color w:val="auto"/>
         </w:rPr>
-        <w:t xml:space="preserve">4 </w:t>
+        <w:t>1.</w:t>
+      </w:r>
+      <w:r>
+        <w:rPr>
+          <w:rStyle w:val="Strong"/>
+          <w:rFonts w:ascii="Arial" w:hAnsi="Arial" w:cs="Arial"/>
+          <w:b w:val="0"/>
+          <w:bCs w:val="0"/>
+          <w:color w:val="auto"/>
+        </w:rPr>
+        <w:t>14</w:t>
+      </w:r>
+      <w:r>
+        <w:rPr>
+          <w:rStyle w:val="Strong"/>
+          <w:rFonts w:ascii="Arial" w:hAnsi="Arial" w:cs="Arial"/>
+          <w:b w:val="0"/>
+          <w:bCs w:val="0"/>
+          <w:color w:val="auto"/>
+        </w:rPr>
+        <w:t xml:space="preserve"> </w:t>
       </w:r>
       <w:bookmarkEnd w:id="11"/>
       <w:r>
@@ -4217,13 +4409,27 @@
         </w:rPr>
       </w:pPr>
       <w:bookmarkStart w:id="17" w:name="_Toc215736437"/>
-      <w:bookmarkStart w:id="18" w:name="_Toc221004906"/>
+      <w:bookmarkStart w:id="18" w:name="_Toc221044720"/>
       <w:r>
         <w:rPr>
           <w:rFonts w:ascii="Arial" w:hAnsi="Arial" w:cs="Arial"/>
           <w:color w:val="auto"/>
         </w:rPr>
-        <w:t xml:space="preserve">5 </w:t>
+        <w:t>1.</w:t>
+      </w:r>
+      <w:r>
+        <w:rPr>
+          <w:rFonts w:ascii="Arial" w:hAnsi="Arial" w:cs="Arial"/>
+          <w:color w:val="auto"/>
+        </w:rPr>
+        <w:t>15</w:t>
+      </w:r>
+      <w:r>
+        <w:rPr>
+          <w:rFonts w:ascii="Arial" w:hAnsi="Arial" w:cs="Arial"/>
+          <w:color w:val="auto"/>
+        </w:rPr>
+        <w:t xml:space="preserve"> </w:t>
       </w:r>
       <w:r>
         <w:rPr>
@@ -4614,8 +4820,8 @@
         </w:rPr>
       </w:pPr>
       <w:bookmarkStart w:id="21" w:name="_Toc216632807"/>
-      <w:bookmarkStart w:id="22" w:name="_Toc221004907"/>
-      <w:bookmarkStart w:id="23" w:name="_Toc215736438"/>
+      <w:bookmarkStart w:id="22" w:name="_Toc215736438"/>
+      <w:bookmarkStart w:id="23" w:name="_Toc221044721"/>
       <w:r>
         <w:rPr>
           <w:rStyle w:val="Strong"/>
@@ -4624,7 +4830,7 @@
           <w:bCs w:val="0"/>
           <w:color w:val="000000" w:themeColor="text1"/>
         </w:rPr>
-        <w:t xml:space="preserve">6 </w:t>
+        <w:t>1.</w:t>
       </w:r>
       <w:r>
         <w:rPr>
@@ -4634,9 +4840,8 @@
           <w:bCs w:val="0"/>
           <w:color w:val="000000" w:themeColor="text1"/>
         </w:rPr>
-        <w:t>Introduction to TMA 2</w:t>
-      </w:r>
-      <w:bookmarkEnd w:id="21"/>
+        <w:t>16</w:t>
+      </w:r>
       <w:r>
         <w:rPr>
           <w:rStyle w:val="Strong"/>
@@ -4645,9 +4850,30 @@
           <w:bCs w:val="0"/>
           <w:color w:val="000000" w:themeColor="text1"/>
         </w:rPr>
+        <w:t xml:space="preserve"> </w:t>
+      </w:r>
+      <w:r>
+        <w:rPr>
+          <w:rStyle w:val="Strong"/>
+          <w:rFonts w:ascii="Arial" w:hAnsi="Arial" w:cs="Arial"/>
+          <w:b w:val="0"/>
+          <w:bCs w:val="0"/>
+          <w:color w:val="000000" w:themeColor="text1"/>
+        </w:rPr>
+        <w:t>Introduction to TMA 2</w:t>
+      </w:r>
+      <w:bookmarkEnd w:id="21"/>
+      <w:r>
+        <w:rPr>
+          <w:rStyle w:val="Strong"/>
+          <w:rFonts w:ascii="Arial" w:hAnsi="Arial" w:cs="Arial"/>
+          <w:b w:val="0"/>
+          <w:bCs w:val="0"/>
+          <w:color w:val="000000" w:themeColor="text1"/>
+        </w:rPr>
         <w:t xml:space="preserve"> – Literature Review</w:t>
       </w:r>
-      <w:bookmarkEnd w:id="22"/>
+      <w:bookmarkEnd w:id="23"/>
     </w:p>
     <w:p>
       <w:pPr>
@@ -4684,7 +4910,7 @@
         </w:rPr>
       </w:pPr>
       <w:bookmarkStart w:id="24" w:name="_Toc216632808"/>
-      <w:bookmarkStart w:id="25" w:name="_Toc221004908"/>
+      <w:bookmarkStart w:id="25" w:name="_Toc221044722"/>
       <w:r>
         <w:rPr>
           <w:rStyle w:val="Strong"/>
@@ -4693,7 +4919,7 @@
           <w:bCs w:val="0"/>
           <w:color w:val="000000" w:themeColor="text1"/>
         </w:rPr>
-        <w:t xml:space="preserve">7 </w:t>
+        <w:t>1.</w:t>
       </w:r>
       <w:r>
         <w:rPr>
@@ -4703,7 +4929,7 @@
           <w:bCs w:val="0"/>
           <w:color w:val="000000" w:themeColor="text1"/>
         </w:rPr>
-        <w:t xml:space="preserve">Mapping </w:t>
+        <w:t>17</w:t>
       </w:r>
       <w:r>
         <w:rPr>
@@ -4713,7 +4939,7 @@
           <w:bCs w:val="0"/>
           <w:color w:val="000000" w:themeColor="text1"/>
         </w:rPr>
-        <w:t>R</w:t>
+        <w:t xml:space="preserve"> </w:t>
       </w:r>
       <w:r>
         <w:rPr>
@@ -4723,7 +4949,7 @@
           <w:bCs w:val="0"/>
           <w:color w:val="000000" w:themeColor="text1"/>
         </w:rPr>
-        <w:t xml:space="preserve">elevant </w:t>
+        <w:t xml:space="preserve">Mapping </w:t>
       </w:r>
       <w:r>
         <w:rPr>
@@ -4733,7 +4959,7 @@
           <w:bCs w:val="0"/>
           <w:color w:val="000000" w:themeColor="text1"/>
         </w:rPr>
-        <w:t>S</w:t>
+        <w:t>R</w:t>
       </w:r>
       <w:r>
         <w:rPr>
@@ -4743,6 +4969,26 @@
           <w:bCs w:val="0"/>
           <w:color w:val="000000" w:themeColor="text1"/>
         </w:rPr>
+        <w:t xml:space="preserve">elevant </w:t>
+      </w:r>
+      <w:r>
+        <w:rPr>
+          <w:rStyle w:val="Strong"/>
+          <w:rFonts w:ascii="Arial" w:hAnsi="Arial" w:cs="Arial"/>
+          <w:b w:val="0"/>
+          <w:bCs w:val="0"/>
+          <w:color w:val="000000" w:themeColor="text1"/>
+        </w:rPr>
+        <w:t>S</w:t>
+      </w:r>
+      <w:r>
+        <w:rPr>
+          <w:rStyle w:val="Strong"/>
+          <w:rFonts w:ascii="Arial" w:hAnsi="Arial" w:cs="Arial"/>
+          <w:b w:val="0"/>
+          <w:bCs w:val="0"/>
+          <w:color w:val="000000" w:themeColor="text1"/>
+        </w:rPr>
         <w:t>ubtopics</w:t>
       </w:r>
       <w:bookmarkEnd w:id="24"/>
@@ -4945,1381 +5191,6 @@
           <w:szCs w:val="20"/>
         </w:rPr>
         <w:t>assign and apply signalling theory to the context of the hiring process.</w:t>
-      </w:r>
-    </w:p>
-    <w:p>
-      <w:pPr>
-        <w:jc w:val="both"/>
-        <w:rPr>
-          <w:rStyle w:val="Strong"/>
-          <w:rFonts w:ascii="Arial" w:hAnsi="Arial" w:cs="Arial"/>
-          <w:b w:val="0"/>
-          <w:bCs w:val="0"/>
-          <w:color w:val="000000" w:themeColor="text1"/>
-          <w:sz w:val="32"/>
-          <w:szCs w:val="32"/>
-        </w:rPr>
-      </w:pPr>
-      <w:bookmarkStart w:id="26" w:name="_Toc216632809"/>
-      <w:r>
-        <w:rPr>
-          <w:rStyle w:val="Strong"/>
-          <w:rFonts w:ascii="Arial" w:hAnsi="Arial" w:cs="Arial"/>
-          <w:b w:val="0"/>
-          <w:bCs w:val="0"/>
-          <w:color w:val="000000" w:themeColor="text1"/>
-          <w:sz w:val="32"/>
-          <w:szCs w:val="32"/>
-        </w:rPr>
-        <w:t>7.1 Conducting Gap Analysis</w:t>
-      </w:r>
-      <w:r>
-        <w:rPr>
-          <w:rStyle w:val="Strong"/>
-          <w:rFonts w:ascii="Arial" w:hAnsi="Arial" w:cs="Arial"/>
-          <w:b w:val="0"/>
-          <w:bCs w:val="0"/>
-          <w:color w:val="000000" w:themeColor="text1"/>
-          <w:sz w:val="32"/>
-          <w:szCs w:val="32"/>
-        </w:rPr>
-        <w:t xml:space="preserve"> – A</w:t>
-      </w:r>
-      <w:r>
-        <w:rPr>
-          <w:rStyle w:val="Strong"/>
-          <w:rFonts w:ascii="Arial" w:hAnsi="Arial" w:cs="Arial"/>
-          <w:b w:val="0"/>
-          <w:bCs w:val="0"/>
-          <w:color w:val="000000" w:themeColor="text1"/>
-          <w:sz w:val="32"/>
-          <w:szCs w:val="32"/>
-        </w:rPr>
-        <w:t>S</w:t>
-      </w:r>
-      <w:r>
-        <w:rPr>
-          <w:rStyle w:val="Strong"/>
-          <w:rFonts w:ascii="Arial" w:hAnsi="Arial" w:cs="Arial"/>
-          <w:b w:val="0"/>
-          <w:bCs w:val="0"/>
-          <w:color w:val="000000" w:themeColor="text1"/>
-          <w:sz w:val="32"/>
-          <w:szCs w:val="32"/>
-        </w:rPr>
-        <w:t xml:space="preserve">I </w:t>
-      </w:r>
-      <w:r>
-        <w:rPr>
-          <w:rStyle w:val="Strong"/>
-          <w:rFonts w:ascii="Arial" w:hAnsi="Arial" w:cs="Arial"/>
-          <w:b w:val="0"/>
-          <w:bCs w:val="0"/>
-          <w:color w:val="000000" w:themeColor="text1"/>
-          <w:sz w:val="32"/>
-          <w:szCs w:val="32"/>
-        </w:rPr>
-        <w:t xml:space="preserve">and </w:t>
-      </w:r>
-      <w:r>
-        <w:rPr>
-          <w:rStyle w:val="Strong"/>
-          <w:rFonts w:ascii="Arial" w:hAnsi="Arial" w:cs="Arial"/>
-          <w:b w:val="0"/>
-          <w:bCs w:val="0"/>
-          <w:color w:val="000000" w:themeColor="text1"/>
-          <w:sz w:val="32"/>
-          <w:szCs w:val="32"/>
-        </w:rPr>
-        <w:t xml:space="preserve">its effect on </w:t>
-      </w:r>
-      <w:r>
-        <w:rPr>
-          <w:rStyle w:val="Strong"/>
-          <w:rFonts w:ascii="Arial" w:hAnsi="Arial" w:cs="Arial"/>
-          <w:b w:val="0"/>
-          <w:bCs w:val="0"/>
-          <w:color w:val="000000" w:themeColor="text1"/>
-          <w:sz w:val="32"/>
-          <w:szCs w:val="32"/>
-        </w:rPr>
-        <w:t>HRM</w:t>
-      </w:r>
-    </w:p>
-    <w:p>
-      <w:pPr>
-        <w:jc w:val="both"/>
-        <w:rPr>
-          <w:rFonts w:ascii="Arial" w:hAnsi="Arial" w:cs="Arial"/>
-          <w:sz w:val="20"/>
-          <w:szCs w:val="20"/>
-        </w:rPr>
-      </w:pPr>
-      <w:r>
-        <w:rPr>
-          <w:rFonts w:ascii="Arial" w:hAnsi="Arial" w:cs="Arial"/>
-          <w:sz w:val="20"/>
-          <w:szCs w:val="20"/>
-        </w:rPr>
-        <w:t>AI as an umbrella term for concepts machine learning, NLP, computer vision and other key algorithmic concepts</w:t>
-      </w:r>
-      <w:r>
-        <w:rPr>
-          <w:rFonts w:ascii="Arial" w:hAnsi="Arial" w:cs="Arial"/>
-          <w:sz w:val="20"/>
-          <w:szCs w:val="20"/>
-        </w:rPr>
-        <w:t>. S</w:t>
-      </w:r>
-      <w:r>
-        <w:rPr>
-          <w:rFonts w:ascii="Arial" w:hAnsi="Arial" w:cs="Arial"/>
-          <w:sz w:val="20"/>
-          <w:szCs w:val="20"/>
-        </w:rPr>
-        <w:t xml:space="preserve">ome gaps certainly </w:t>
-      </w:r>
-      <w:r>
-        <w:rPr>
-          <w:rFonts w:ascii="Arial" w:hAnsi="Arial" w:cs="Arial"/>
-          <w:sz w:val="20"/>
-          <w:szCs w:val="20"/>
-        </w:rPr>
-        <w:t xml:space="preserve">do </w:t>
-      </w:r>
-      <w:r>
-        <w:rPr>
-          <w:rFonts w:ascii="Arial" w:hAnsi="Arial" w:cs="Arial"/>
-          <w:sz w:val="20"/>
-          <w:szCs w:val="20"/>
-        </w:rPr>
-        <w:t>exist in the form of “</w:t>
-      </w:r>
-      <w:r>
-        <w:rPr>
-          <w:rFonts w:ascii="Arial" w:hAnsi="Arial" w:cs="Arial"/>
-          <w:i/>
-          <w:iCs/>
-          <w:sz w:val="20"/>
-          <w:szCs w:val="20"/>
-        </w:rPr>
-        <w:t>minimal information</w:t>
-      </w:r>
-      <w:r>
-        <w:rPr>
-          <w:rFonts w:ascii="Arial" w:hAnsi="Arial" w:cs="Arial"/>
-          <w:sz w:val="20"/>
-          <w:szCs w:val="20"/>
-        </w:rPr>
-        <w:t>” available concerning the effects of bipolar depression in later life</w:t>
-      </w:r>
-      <w:r>
-        <w:rPr>
-          <w:rFonts w:ascii="Arial" w:hAnsi="Arial" w:cs="Arial"/>
-          <w:sz w:val="20"/>
-          <w:szCs w:val="20"/>
-        </w:rPr>
-        <w:t xml:space="preserve"> (Depp and </w:t>
-      </w:r>
-      <w:proofErr w:type="spellStart"/>
-      <w:r>
-        <w:rPr>
-          <w:rFonts w:ascii="Arial" w:hAnsi="Arial" w:cs="Arial"/>
-          <w:sz w:val="20"/>
-          <w:szCs w:val="20"/>
-        </w:rPr>
-        <w:t>Jeste</w:t>
-      </w:r>
-      <w:proofErr w:type="spellEnd"/>
-      <w:r>
-        <w:rPr>
-          <w:rFonts w:ascii="Arial" w:hAnsi="Arial" w:cs="Arial"/>
-          <w:sz w:val="20"/>
-          <w:szCs w:val="20"/>
-        </w:rPr>
-        <w:t>, 2004)</w:t>
-      </w:r>
-      <w:r>
-        <w:rPr>
-          <w:rFonts w:ascii="Arial" w:hAnsi="Arial" w:cs="Arial"/>
-          <w:sz w:val="20"/>
-          <w:szCs w:val="20"/>
-        </w:rPr>
-        <w:t>, o</w:t>
-      </w:r>
-      <w:r>
-        <w:rPr>
-          <w:rFonts w:ascii="Arial" w:hAnsi="Arial" w:cs="Arial"/>
-          <w:sz w:val="20"/>
-          <w:szCs w:val="20"/>
-        </w:rPr>
-        <w:t xml:space="preserve">ne of the </w:t>
-      </w:r>
-      <w:r>
-        <w:rPr>
-          <w:rFonts w:ascii="Arial" w:hAnsi="Arial" w:cs="Arial"/>
-          <w:sz w:val="20"/>
-          <w:szCs w:val="20"/>
-        </w:rPr>
-        <w:t>more pronounced</w:t>
-      </w:r>
-      <w:r>
-        <w:rPr>
-          <w:rFonts w:ascii="Arial" w:hAnsi="Arial" w:cs="Arial"/>
-          <w:sz w:val="20"/>
-          <w:szCs w:val="20"/>
-        </w:rPr>
-        <w:t xml:space="preserve"> gaps in the literature is the more recent focus on </w:t>
-      </w:r>
-      <w:r>
-        <w:rPr>
-          <w:rFonts w:ascii="Arial" w:hAnsi="Arial" w:cs="Arial"/>
-          <w:sz w:val="20"/>
-          <w:szCs w:val="20"/>
-        </w:rPr>
-        <w:t>A</w:t>
-      </w:r>
-      <w:r>
-        <w:rPr>
-          <w:rFonts w:ascii="Arial" w:hAnsi="Arial" w:cs="Arial"/>
-          <w:sz w:val="20"/>
-          <w:szCs w:val="20"/>
-        </w:rPr>
-        <w:t xml:space="preserve">rtificial </w:t>
-      </w:r>
-      <w:r>
-        <w:rPr>
-          <w:rFonts w:ascii="Arial" w:hAnsi="Arial" w:cs="Arial"/>
-          <w:sz w:val="20"/>
-          <w:szCs w:val="20"/>
-        </w:rPr>
-        <w:t>I</w:t>
-      </w:r>
-      <w:r>
-        <w:rPr>
-          <w:rFonts w:ascii="Arial" w:hAnsi="Arial" w:cs="Arial"/>
-          <w:sz w:val="20"/>
-          <w:szCs w:val="20"/>
-        </w:rPr>
-        <w:t xml:space="preserve">ntelligence </w:t>
-      </w:r>
-      <w:r>
-        <w:rPr>
-          <w:rFonts w:ascii="Arial" w:hAnsi="Arial" w:cs="Arial"/>
-          <w:sz w:val="20"/>
-          <w:szCs w:val="20"/>
-        </w:rPr>
-        <w:t xml:space="preserve">(“AI”) </w:t>
-      </w:r>
-      <w:r>
-        <w:rPr>
-          <w:rFonts w:ascii="Arial" w:hAnsi="Arial" w:cs="Arial"/>
-          <w:sz w:val="20"/>
-          <w:szCs w:val="20"/>
-        </w:rPr>
-        <w:t xml:space="preserve">and employment </w:t>
-      </w:r>
-      <w:r>
-        <w:rPr>
-          <w:rFonts w:ascii="Arial" w:hAnsi="Arial" w:cs="Arial"/>
-          <w:sz w:val="20"/>
-          <w:szCs w:val="20"/>
-        </w:rPr>
-        <w:t xml:space="preserve">balances </w:t>
-      </w:r>
-      <w:r>
-        <w:rPr>
-          <w:rFonts w:ascii="Arial" w:hAnsi="Arial" w:cs="Arial"/>
-          <w:sz w:val="20"/>
-          <w:szCs w:val="20"/>
-        </w:rPr>
-        <w:t xml:space="preserve">for neurodivergent </w:t>
-      </w:r>
-      <w:r>
-        <w:rPr>
-          <w:rFonts w:ascii="Arial" w:hAnsi="Arial" w:cs="Arial"/>
-          <w:sz w:val="20"/>
-          <w:szCs w:val="20"/>
-        </w:rPr>
-        <w:t xml:space="preserve">neurotypical </w:t>
-      </w:r>
-      <w:r>
-        <w:rPr>
-          <w:rFonts w:ascii="Arial" w:hAnsi="Arial" w:cs="Arial"/>
-          <w:sz w:val="20"/>
-          <w:szCs w:val="20"/>
-        </w:rPr>
-        <w:t>applicants (</w:t>
-      </w:r>
-      <w:r>
-        <w:rPr>
-          <w:rFonts w:ascii="Arial" w:hAnsi="Arial" w:cs="Arial"/>
-          <w:sz w:val="20"/>
-          <w:szCs w:val="20"/>
-        </w:rPr>
-        <w:t xml:space="preserve">Mirowska and </w:t>
-      </w:r>
-      <w:proofErr w:type="spellStart"/>
-      <w:r>
-        <w:rPr>
-          <w:rFonts w:ascii="Arial" w:hAnsi="Arial" w:cs="Arial"/>
-          <w:sz w:val="20"/>
-          <w:szCs w:val="20"/>
-        </w:rPr>
-        <w:t>Arsenyan</w:t>
-      </w:r>
-      <w:proofErr w:type="spellEnd"/>
-      <w:r>
-        <w:rPr>
-          <w:rFonts w:ascii="Arial" w:hAnsi="Arial" w:cs="Arial"/>
-          <w:sz w:val="20"/>
-          <w:szCs w:val="20"/>
-        </w:rPr>
-        <w:t xml:space="preserve">, 2025; </w:t>
-      </w:r>
-      <w:r>
-        <w:rPr>
-          <w:rFonts w:ascii="Arial" w:hAnsi="Arial" w:cs="Arial"/>
-          <w:sz w:val="20"/>
-          <w:szCs w:val="20"/>
-        </w:rPr>
-        <w:t xml:space="preserve">Smith </w:t>
-      </w:r>
-      <w:r>
-        <w:rPr>
-          <w:rFonts w:ascii="Arial" w:hAnsi="Arial" w:cs="Arial"/>
-          <w:i/>
-          <w:iCs/>
-          <w:sz w:val="20"/>
-          <w:szCs w:val="20"/>
-        </w:rPr>
-        <w:t>et. al.</w:t>
-      </w:r>
-      <w:r>
-        <w:rPr>
-          <w:rFonts w:ascii="Arial" w:hAnsi="Arial" w:cs="Arial"/>
-          <w:sz w:val="20"/>
-          <w:szCs w:val="20"/>
-        </w:rPr>
-        <w:t>, 2025)</w:t>
-      </w:r>
-      <w:r>
-        <w:rPr>
-          <w:rFonts w:ascii="Arial" w:hAnsi="Arial" w:cs="Arial"/>
-          <w:sz w:val="20"/>
-          <w:szCs w:val="20"/>
-        </w:rPr>
-        <w:t xml:space="preserve"> which assumes </w:t>
-      </w:r>
-      <w:r>
-        <w:rPr>
-          <w:rFonts w:ascii="Arial" w:hAnsi="Arial" w:cs="Arial"/>
-          <w:sz w:val="20"/>
-          <w:szCs w:val="20"/>
-        </w:rPr>
-        <w:t xml:space="preserve">the capture of </w:t>
-      </w:r>
-      <w:r>
-        <w:rPr>
-          <w:rFonts w:ascii="Arial" w:hAnsi="Arial" w:cs="Arial"/>
-          <w:sz w:val="20"/>
-          <w:szCs w:val="20"/>
-        </w:rPr>
-        <w:t>those who suffer from Bipolar I or II</w:t>
-      </w:r>
-      <w:r>
-        <w:rPr>
-          <w:rFonts w:ascii="Arial" w:hAnsi="Arial" w:cs="Arial"/>
-          <w:sz w:val="20"/>
-          <w:szCs w:val="20"/>
-        </w:rPr>
-        <w:t>. AI has</w:t>
-      </w:r>
-      <w:r>
-        <w:rPr>
-          <w:rFonts w:ascii="Arial" w:hAnsi="Arial" w:cs="Arial"/>
-          <w:sz w:val="20"/>
-          <w:szCs w:val="20"/>
-        </w:rPr>
-        <w:t xml:space="preserve"> been argued to carry</w:t>
-      </w:r>
-      <w:r>
-        <w:rPr>
-          <w:rFonts w:ascii="Arial" w:hAnsi="Arial" w:cs="Arial"/>
-          <w:sz w:val="20"/>
-          <w:szCs w:val="20"/>
-        </w:rPr>
-        <w:t xml:space="preserve"> the potential to promote</w:t>
-      </w:r>
-      <w:r>
-        <w:rPr>
-          <w:rFonts w:ascii="Arial" w:hAnsi="Arial" w:cs="Arial"/>
-          <w:sz w:val="20"/>
-          <w:szCs w:val="20"/>
-        </w:rPr>
-        <w:t xml:space="preserve"> or affect</w:t>
-      </w:r>
-      <w:r>
-        <w:rPr>
-          <w:rFonts w:ascii="Arial" w:hAnsi="Arial" w:cs="Arial"/>
-          <w:sz w:val="20"/>
-          <w:szCs w:val="20"/>
-        </w:rPr>
-        <w:t xml:space="preserve"> </w:t>
-      </w:r>
-      <w:r>
-        <w:rPr>
-          <w:rFonts w:ascii="Arial" w:hAnsi="Arial" w:cs="Arial"/>
-          <w:sz w:val="20"/>
-          <w:szCs w:val="20"/>
-        </w:rPr>
-        <w:t xml:space="preserve">various types of diversity, </w:t>
-      </w:r>
-      <w:r>
-        <w:rPr>
-          <w:rFonts w:ascii="Arial" w:hAnsi="Arial" w:cs="Arial"/>
-          <w:sz w:val="20"/>
-          <w:szCs w:val="20"/>
-        </w:rPr>
-        <w:t xml:space="preserve">to </w:t>
-      </w:r>
-      <w:r>
-        <w:rPr>
-          <w:rFonts w:ascii="Arial" w:hAnsi="Arial" w:cs="Arial"/>
-          <w:sz w:val="20"/>
-          <w:szCs w:val="20"/>
-        </w:rPr>
-        <w:t xml:space="preserve">avoid </w:t>
-      </w:r>
-      <w:r>
-        <w:rPr>
-          <w:rFonts w:ascii="Arial" w:hAnsi="Arial" w:cs="Arial"/>
-          <w:sz w:val="20"/>
-          <w:szCs w:val="20"/>
-        </w:rPr>
-        <w:t xml:space="preserve">the consequence of </w:t>
-      </w:r>
-      <w:r>
-        <w:rPr>
-          <w:rFonts w:ascii="Arial" w:hAnsi="Arial" w:cs="Arial"/>
-          <w:sz w:val="20"/>
-          <w:szCs w:val="20"/>
-        </w:rPr>
-        <w:t xml:space="preserve">overexposure to </w:t>
-      </w:r>
-      <w:r>
-        <w:rPr>
-          <w:rFonts w:ascii="Arial" w:hAnsi="Arial" w:cs="Arial"/>
-          <w:sz w:val="20"/>
-          <w:szCs w:val="20"/>
-        </w:rPr>
-        <w:t>unconscious biases, and to help</w:t>
-      </w:r>
-      <w:r>
-        <w:rPr>
-          <w:rFonts w:ascii="Arial" w:hAnsi="Arial" w:cs="Arial"/>
-          <w:sz w:val="20"/>
-          <w:szCs w:val="20"/>
-        </w:rPr>
-        <w:t xml:space="preserve"> design</w:t>
-      </w:r>
-      <w:r>
-        <w:rPr>
-          <w:rFonts w:ascii="Arial" w:hAnsi="Arial" w:cs="Arial"/>
-          <w:sz w:val="20"/>
-          <w:szCs w:val="20"/>
-        </w:rPr>
-        <w:t xml:space="preserve"> more comprehensive</w:t>
-      </w:r>
-      <w:r>
-        <w:rPr>
-          <w:rFonts w:ascii="Arial" w:hAnsi="Arial" w:cs="Arial"/>
-          <w:sz w:val="20"/>
-          <w:szCs w:val="20"/>
-        </w:rPr>
-        <w:t xml:space="preserve"> signalling approaches to </w:t>
-      </w:r>
-      <w:r>
-        <w:rPr>
-          <w:rFonts w:ascii="Arial" w:hAnsi="Arial" w:cs="Arial"/>
-          <w:sz w:val="20"/>
-          <w:szCs w:val="20"/>
-        </w:rPr>
-        <w:t>attract</w:t>
-      </w:r>
-      <w:r>
-        <w:rPr>
-          <w:rFonts w:ascii="Arial" w:hAnsi="Arial" w:cs="Arial"/>
-          <w:sz w:val="20"/>
-          <w:szCs w:val="20"/>
-        </w:rPr>
-        <w:t xml:space="preserve"> </w:t>
-      </w:r>
-      <w:r>
-        <w:rPr>
-          <w:rFonts w:ascii="Arial" w:hAnsi="Arial" w:cs="Arial"/>
-          <w:sz w:val="20"/>
-          <w:szCs w:val="20"/>
-        </w:rPr>
-        <w:t>talent</w:t>
-      </w:r>
-      <w:r>
-        <w:rPr>
-          <w:rFonts w:ascii="Arial" w:hAnsi="Arial" w:cs="Arial"/>
-          <w:sz w:val="20"/>
-          <w:szCs w:val="20"/>
-        </w:rPr>
-        <w:t xml:space="preserve">, </w:t>
-      </w:r>
-      <w:r>
-        <w:rPr>
-          <w:rFonts w:ascii="Arial" w:hAnsi="Arial" w:cs="Arial"/>
-          <w:sz w:val="20"/>
-          <w:szCs w:val="20"/>
-        </w:rPr>
-        <w:t>recruit</w:t>
-      </w:r>
-      <w:r>
-        <w:rPr>
-          <w:rFonts w:ascii="Arial" w:hAnsi="Arial" w:cs="Arial"/>
-          <w:sz w:val="20"/>
-          <w:szCs w:val="20"/>
-        </w:rPr>
-        <w:t xml:space="preserve"> and retain new employees</w:t>
-      </w:r>
-      <w:r>
-        <w:rPr>
-          <w:rFonts w:ascii="Arial" w:hAnsi="Arial" w:cs="Arial"/>
-          <w:sz w:val="20"/>
-          <w:szCs w:val="20"/>
-        </w:rPr>
-        <w:t xml:space="preserve"> and</w:t>
-      </w:r>
-      <w:r>
-        <w:rPr>
-          <w:rFonts w:ascii="Arial" w:hAnsi="Arial" w:cs="Arial"/>
-          <w:sz w:val="20"/>
-          <w:szCs w:val="20"/>
-        </w:rPr>
-        <w:t xml:space="preserve"> </w:t>
-      </w:r>
-      <w:r>
-        <w:rPr>
-          <w:rFonts w:ascii="Arial" w:hAnsi="Arial" w:cs="Arial"/>
-          <w:sz w:val="20"/>
-          <w:szCs w:val="20"/>
-        </w:rPr>
-        <w:t xml:space="preserve">to develop </w:t>
-      </w:r>
-      <w:r>
-        <w:rPr>
-          <w:rFonts w:ascii="Arial" w:hAnsi="Arial" w:cs="Arial"/>
-          <w:sz w:val="20"/>
-          <w:szCs w:val="20"/>
-        </w:rPr>
-        <w:t xml:space="preserve">an </w:t>
-      </w:r>
-      <w:r>
-        <w:rPr>
-          <w:rFonts w:ascii="Arial" w:hAnsi="Arial" w:cs="Arial"/>
-          <w:sz w:val="20"/>
-          <w:szCs w:val="20"/>
-        </w:rPr>
-        <w:t xml:space="preserve">overarching </w:t>
-      </w:r>
-      <w:r>
-        <w:rPr>
-          <w:rFonts w:ascii="Arial" w:hAnsi="Arial" w:cs="Arial"/>
-          <w:sz w:val="20"/>
-          <w:szCs w:val="20"/>
-        </w:rPr>
-        <w:t xml:space="preserve">organisational focus on </w:t>
-      </w:r>
-      <w:r>
-        <w:rPr>
-          <w:rFonts w:ascii="Arial" w:hAnsi="Arial" w:cs="Arial"/>
-          <w:i/>
-          <w:iCs/>
-          <w:sz w:val="20"/>
-          <w:szCs w:val="20"/>
-        </w:rPr>
-        <w:t>cultural</w:t>
-      </w:r>
-      <w:r>
-        <w:rPr>
-          <w:rFonts w:ascii="Arial" w:hAnsi="Arial" w:cs="Arial"/>
-          <w:sz w:val="20"/>
-          <w:szCs w:val="20"/>
-        </w:rPr>
-        <w:t xml:space="preserve"> diversity more generally</w:t>
-      </w:r>
-      <w:r>
-        <w:rPr>
-          <w:rFonts w:ascii="Arial" w:hAnsi="Arial" w:cs="Arial"/>
-          <w:sz w:val="20"/>
-          <w:szCs w:val="20"/>
-        </w:rPr>
-        <w:t>.</w:t>
-      </w:r>
-      <w:r>
-        <w:rPr>
-          <w:rFonts w:ascii="Arial" w:hAnsi="Arial" w:cs="Arial"/>
-          <w:sz w:val="20"/>
-          <w:szCs w:val="20"/>
-        </w:rPr>
-        <w:t xml:space="preserve"> </w:t>
-      </w:r>
-      <w:r>
-        <w:rPr>
-          <w:rFonts w:ascii="Arial" w:hAnsi="Arial" w:cs="Arial"/>
-          <w:sz w:val="20"/>
-          <w:szCs w:val="20"/>
-        </w:rPr>
-        <w:t xml:space="preserve">According to </w:t>
-      </w:r>
-      <w:r>
-        <w:rPr>
-          <w:rFonts w:ascii="Arial" w:hAnsi="Arial" w:cs="Arial"/>
-          <w:sz w:val="20"/>
-          <w:szCs w:val="20"/>
-        </w:rPr>
-        <w:t xml:space="preserve">an open access paper by </w:t>
-      </w:r>
-      <w:proofErr w:type="spellStart"/>
-      <w:r>
-        <w:rPr>
-          <w:rFonts w:ascii="Arial" w:hAnsi="Arial" w:cs="Arial"/>
-          <w:sz w:val="20"/>
-          <w:szCs w:val="20"/>
-        </w:rPr>
-        <w:t>Chilunjika</w:t>
-      </w:r>
-      <w:proofErr w:type="spellEnd"/>
-      <w:r>
-        <w:rPr>
-          <w:rFonts w:ascii="Arial" w:hAnsi="Arial" w:cs="Arial"/>
-          <w:sz w:val="20"/>
-          <w:szCs w:val="20"/>
-        </w:rPr>
-        <w:t xml:space="preserve">, </w:t>
-      </w:r>
-      <w:r>
-        <w:rPr>
-          <w:rFonts w:ascii="Arial" w:hAnsi="Arial" w:cs="Arial"/>
-          <w:i/>
-          <w:iCs/>
-          <w:sz w:val="20"/>
-          <w:szCs w:val="20"/>
-        </w:rPr>
-        <w:t>et. al.</w:t>
-      </w:r>
-      <w:r>
-        <w:rPr>
-          <w:rFonts w:ascii="Arial" w:hAnsi="Arial" w:cs="Arial"/>
-          <w:sz w:val="20"/>
-          <w:szCs w:val="20"/>
-        </w:rPr>
-        <w:t xml:space="preserve"> (2022), gaps</w:t>
-      </w:r>
-      <w:r>
-        <w:rPr>
-          <w:rFonts w:ascii="Arial" w:hAnsi="Arial" w:cs="Arial"/>
-          <w:sz w:val="20"/>
-          <w:szCs w:val="20"/>
-        </w:rPr>
-        <w:t xml:space="preserve"> </w:t>
-      </w:r>
-      <w:r>
-        <w:rPr>
-          <w:rFonts w:ascii="Arial" w:hAnsi="Arial" w:cs="Arial"/>
-          <w:sz w:val="20"/>
-          <w:szCs w:val="20"/>
-        </w:rPr>
-        <w:t>exist in the research on AI’s application to HRM in the public realm.</w:t>
-      </w:r>
-    </w:p>
-    <w:p>
-      <w:pPr>
-        <w:jc w:val="both"/>
-        <w:rPr>
-          <w:rStyle w:val="Strong"/>
-          <w:rFonts w:ascii="Arial" w:hAnsi="Arial" w:cs="Arial"/>
-          <w:b w:val="0"/>
-          <w:bCs w:val="0"/>
-          <w:color w:val="000000" w:themeColor="text1"/>
-          <w:sz w:val="32"/>
-          <w:szCs w:val="32"/>
-        </w:rPr>
-      </w:pPr>
-      <w:r>
-        <w:rPr>
-          <w:rStyle w:val="Strong"/>
-          <w:rFonts w:ascii="Arial" w:hAnsi="Arial" w:cs="Arial"/>
-          <w:b w:val="0"/>
-          <w:bCs w:val="0"/>
-          <w:color w:val="000000" w:themeColor="text1"/>
-          <w:sz w:val="32"/>
-          <w:szCs w:val="32"/>
-        </w:rPr>
-        <w:t>7.</w:t>
-      </w:r>
-      <w:r>
-        <w:rPr>
-          <w:rStyle w:val="Strong"/>
-          <w:rFonts w:ascii="Arial" w:hAnsi="Arial" w:cs="Arial"/>
-          <w:b w:val="0"/>
-          <w:bCs w:val="0"/>
-          <w:color w:val="000000" w:themeColor="text1"/>
-          <w:sz w:val="32"/>
-          <w:szCs w:val="32"/>
-        </w:rPr>
-        <w:t>2 Concerns and Recommendations</w:t>
-      </w:r>
-    </w:p>
-    <w:p>
-      <w:pPr>
-        <w:jc w:val="both"/>
-        <w:rPr>
-          <w:rFonts w:ascii="Arial" w:hAnsi="Arial" w:cs="Arial"/>
-          <w:sz w:val="20"/>
-          <w:szCs w:val="20"/>
-        </w:rPr>
-      </w:pPr>
-      <w:r>
-        <w:rPr>
-          <w:rFonts w:ascii="Arial" w:hAnsi="Arial" w:cs="Arial"/>
-          <w:sz w:val="20"/>
-          <w:szCs w:val="20"/>
-        </w:rPr>
-        <w:t xml:space="preserve">One of the central propositions of this </w:t>
-      </w:r>
-      <w:r>
-        <w:rPr>
-          <w:rFonts w:ascii="Arial" w:hAnsi="Arial" w:cs="Arial"/>
-          <w:sz w:val="20"/>
-          <w:szCs w:val="20"/>
-        </w:rPr>
-        <w:t>thesis</w:t>
-      </w:r>
-      <w:r>
-        <w:rPr>
-          <w:rFonts w:ascii="Arial" w:hAnsi="Arial" w:cs="Arial"/>
-          <w:sz w:val="20"/>
-          <w:szCs w:val="20"/>
-        </w:rPr>
-        <w:t xml:space="preserve"> is in regard to a </w:t>
-      </w:r>
-      <w:r>
-        <w:rPr>
-          <w:rFonts w:ascii="Arial" w:hAnsi="Arial" w:cs="Arial"/>
-          <w:sz w:val="20"/>
-          <w:szCs w:val="20"/>
-        </w:rPr>
-        <w:t>context engineering exercise</w:t>
-      </w:r>
-      <w:r>
-        <w:rPr>
-          <w:rFonts w:ascii="Arial" w:hAnsi="Arial" w:cs="Arial"/>
-          <w:sz w:val="20"/>
-          <w:szCs w:val="20"/>
-        </w:rPr>
-        <w:t xml:space="preserve"> which the author</w:t>
-      </w:r>
-      <w:r>
-        <w:rPr>
-          <w:rFonts w:ascii="Arial" w:hAnsi="Arial" w:cs="Arial"/>
-          <w:sz w:val="20"/>
-          <w:szCs w:val="20"/>
-        </w:rPr>
-        <w:t xml:space="preserve"> developed</w:t>
-      </w:r>
-      <w:r>
-        <w:rPr>
-          <w:rFonts w:ascii="Arial" w:hAnsi="Arial" w:cs="Arial"/>
-          <w:sz w:val="20"/>
-          <w:szCs w:val="20"/>
-        </w:rPr>
-        <w:t xml:space="preserve"> over </w:t>
-      </w:r>
-      <w:r>
-        <w:rPr>
-          <w:rFonts w:ascii="Arial" w:hAnsi="Arial" w:cs="Arial"/>
-          <w:sz w:val="20"/>
-          <w:szCs w:val="20"/>
-        </w:rPr>
-        <w:t xml:space="preserve">the course of </w:t>
-      </w:r>
-      <w:r>
-        <w:rPr>
-          <w:rFonts w:ascii="Arial" w:hAnsi="Arial" w:cs="Arial"/>
-          <w:sz w:val="20"/>
-          <w:szCs w:val="20"/>
-        </w:rPr>
-        <w:t xml:space="preserve">a 3-week </w:t>
-      </w:r>
-      <w:r>
-        <w:rPr>
-          <w:rFonts w:ascii="Arial" w:hAnsi="Arial" w:cs="Arial"/>
-          <w:sz w:val="20"/>
-          <w:szCs w:val="20"/>
-        </w:rPr>
-        <w:t xml:space="preserve">testing </w:t>
-      </w:r>
-      <w:r>
-        <w:rPr>
-          <w:rFonts w:ascii="Arial" w:hAnsi="Arial" w:cs="Arial"/>
-          <w:sz w:val="20"/>
-          <w:szCs w:val="20"/>
-        </w:rPr>
-        <w:t xml:space="preserve">period. Whilst implementing </w:t>
-      </w:r>
-      <w:r>
-        <w:rPr>
-          <w:rFonts w:ascii="Arial" w:hAnsi="Arial" w:cs="Arial"/>
-          <w:sz w:val="20"/>
-          <w:szCs w:val="20"/>
-        </w:rPr>
-        <w:t>the use of three</w:t>
-      </w:r>
-      <w:r>
-        <w:rPr>
-          <w:rFonts w:ascii="Arial" w:hAnsi="Arial" w:cs="Arial"/>
-          <w:sz w:val="20"/>
-          <w:szCs w:val="20"/>
-        </w:rPr>
-        <w:t xml:space="preserve"> key </w:t>
-      </w:r>
-      <w:r>
-        <w:rPr>
-          <w:rFonts w:ascii="Arial" w:hAnsi="Arial" w:cs="Arial"/>
-          <w:sz w:val="20"/>
-          <w:szCs w:val="20"/>
-        </w:rPr>
-        <w:t xml:space="preserve">large language </w:t>
-      </w:r>
-      <w:r>
-        <w:rPr>
-          <w:rFonts w:ascii="Arial" w:hAnsi="Arial" w:cs="Arial"/>
-          <w:sz w:val="20"/>
-          <w:szCs w:val="20"/>
-        </w:rPr>
-        <w:t xml:space="preserve">models 1) </w:t>
-      </w:r>
-      <w:r>
-        <w:rPr>
-          <w:rFonts w:ascii="Arial" w:hAnsi="Arial" w:cs="Arial"/>
-          <w:sz w:val="20"/>
-          <w:szCs w:val="20"/>
-        </w:rPr>
-        <w:t xml:space="preserve">Google’s </w:t>
-      </w:r>
-      <w:r>
-        <w:rPr>
-          <w:rFonts w:ascii="Arial" w:hAnsi="Arial" w:cs="Arial"/>
-          <w:sz w:val="20"/>
-          <w:szCs w:val="20"/>
-        </w:rPr>
-        <w:t xml:space="preserve">Gemini 3.5, </w:t>
-      </w:r>
-      <w:r>
-        <w:rPr>
-          <w:rFonts w:ascii="Arial" w:hAnsi="Arial" w:cs="Arial"/>
-          <w:sz w:val="20"/>
-          <w:szCs w:val="20"/>
-        </w:rPr>
-        <w:t xml:space="preserve">2) </w:t>
-      </w:r>
-      <w:r>
-        <w:rPr>
-          <w:rFonts w:ascii="Arial" w:hAnsi="Arial" w:cs="Arial"/>
-          <w:sz w:val="20"/>
-          <w:szCs w:val="20"/>
-        </w:rPr>
-        <w:t xml:space="preserve">Anthropic’s </w:t>
-      </w:r>
-      <w:r>
-        <w:rPr>
-          <w:rFonts w:ascii="Arial" w:hAnsi="Arial" w:cs="Arial"/>
-          <w:sz w:val="20"/>
-          <w:szCs w:val="20"/>
-        </w:rPr>
-        <w:t>Claude Haiku 3.5</w:t>
-      </w:r>
-      <w:r>
-        <w:rPr>
-          <w:rFonts w:ascii="Arial" w:hAnsi="Arial" w:cs="Arial"/>
-          <w:sz w:val="20"/>
-          <w:szCs w:val="20"/>
-        </w:rPr>
-        <w:t>,</w:t>
-      </w:r>
-      <w:r>
-        <w:rPr>
-          <w:rFonts w:ascii="Arial" w:hAnsi="Arial" w:cs="Arial"/>
-          <w:sz w:val="20"/>
-          <w:szCs w:val="20"/>
-        </w:rPr>
-        <w:t xml:space="preserve"> and </w:t>
-      </w:r>
-      <w:r>
-        <w:rPr>
-          <w:rFonts w:ascii="Arial" w:hAnsi="Arial" w:cs="Arial"/>
-          <w:sz w:val="20"/>
-          <w:szCs w:val="20"/>
-        </w:rPr>
-        <w:t>finally</w:t>
-      </w:r>
-      <w:r>
-        <w:rPr>
-          <w:rFonts w:ascii="Arial" w:hAnsi="Arial" w:cs="Arial"/>
-          <w:sz w:val="20"/>
-          <w:szCs w:val="20"/>
-        </w:rPr>
-        <w:t>,</w:t>
-      </w:r>
-      <w:r>
-        <w:rPr>
-          <w:rFonts w:ascii="Arial" w:hAnsi="Arial" w:cs="Arial"/>
-          <w:sz w:val="20"/>
-          <w:szCs w:val="20"/>
-        </w:rPr>
-        <w:t xml:space="preserve"> 3) </w:t>
-      </w:r>
-      <w:r>
-        <w:rPr>
-          <w:rFonts w:ascii="Arial" w:hAnsi="Arial" w:cs="Arial"/>
-          <w:sz w:val="20"/>
-          <w:szCs w:val="20"/>
-        </w:rPr>
-        <w:t>Claude Opus 4.5 (the latest iteration of Anthropic’s market leading LLM)</w:t>
-      </w:r>
-      <w:r>
-        <w:rPr>
-          <w:rFonts w:ascii="Arial" w:hAnsi="Arial" w:cs="Arial"/>
-          <w:sz w:val="20"/>
-          <w:szCs w:val="20"/>
-        </w:rPr>
-        <w:t>. By p</w:t>
-      </w:r>
-      <w:r>
-        <w:rPr>
-          <w:rFonts w:ascii="Arial" w:hAnsi="Arial" w:cs="Arial"/>
-          <w:sz w:val="20"/>
-          <w:szCs w:val="20"/>
-        </w:rPr>
-        <w:t xml:space="preserve">rompting </w:t>
-      </w:r>
-      <w:r>
-        <w:rPr>
-          <w:rFonts w:ascii="Arial" w:hAnsi="Arial" w:cs="Arial"/>
-          <w:sz w:val="20"/>
-          <w:szCs w:val="20"/>
-        </w:rPr>
-        <w:t>each</w:t>
-      </w:r>
-      <w:r>
-        <w:rPr>
-          <w:rFonts w:ascii="Arial" w:hAnsi="Arial" w:cs="Arial"/>
-          <w:sz w:val="20"/>
-          <w:szCs w:val="20"/>
-        </w:rPr>
-        <w:t xml:space="preserve"> model through an OAuth 2.0 API, much of the </w:t>
-      </w:r>
-      <w:r>
-        <w:rPr>
-          <w:rFonts w:ascii="Arial" w:hAnsi="Arial" w:cs="Arial"/>
-          <w:sz w:val="20"/>
-          <w:szCs w:val="20"/>
-        </w:rPr>
-        <w:t xml:space="preserve">Afro-centric </w:t>
-      </w:r>
-      <w:r>
-        <w:rPr>
-          <w:rFonts w:ascii="Arial" w:hAnsi="Arial" w:cs="Arial"/>
-          <w:sz w:val="20"/>
-          <w:szCs w:val="20"/>
-        </w:rPr>
-        <w:t xml:space="preserve">knowledge base it relies on was found to be deprecated. In one instance, when prompting the model for information about national days observed by African states during the testing period, Anthropic’s model responded </w:t>
-      </w:r>
-      <w:r>
-        <w:rPr>
-          <w:rFonts w:ascii="Arial" w:hAnsi="Arial" w:cs="Arial"/>
-          <w:sz w:val="20"/>
-          <w:szCs w:val="20"/>
-        </w:rPr>
-        <w:t xml:space="preserve">with a clarification message indicating it had limited knowledge and capacity to respond (after first </w:t>
-      </w:r>
-      <w:r>
-        <w:rPr>
-          <w:rFonts w:ascii="Arial" w:hAnsi="Arial" w:cs="Arial"/>
-          <w:sz w:val="20"/>
-          <w:szCs w:val="20"/>
-        </w:rPr>
-        <w:t>recommending</w:t>
-      </w:r>
-      <w:r>
-        <w:rPr>
-          <w:rFonts w:ascii="Arial" w:hAnsi="Arial" w:cs="Arial"/>
-          <w:sz w:val="20"/>
-          <w:szCs w:val="20"/>
-        </w:rPr>
-        <w:t xml:space="preserve"> suggestions which were clearly improper</w:t>
-      </w:r>
-      <w:r>
-        <w:rPr>
-          <w:rFonts w:ascii="Arial" w:hAnsi="Arial" w:cs="Arial"/>
-          <w:sz w:val="20"/>
-          <w:szCs w:val="20"/>
-        </w:rPr>
-        <w:t xml:space="preserve"> – in this instance, themes </w:t>
-      </w:r>
-      <w:r>
-        <w:rPr>
-          <w:rFonts w:ascii="Arial" w:hAnsi="Arial" w:cs="Arial"/>
-          <w:sz w:val="20"/>
-          <w:szCs w:val="20"/>
-        </w:rPr>
-        <w:t xml:space="preserve">observed </w:t>
-      </w:r>
-      <w:r>
-        <w:rPr>
-          <w:rFonts w:ascii="Arial" w:hAnsi="Arial" w:cs="Arial"/>
-          <w:sz w:val="20"/>
-          <w:szCs w:val="20"/>
-        </w:rPr>
-        <w:t>which related to non-African countries</w:t>
-      </w:r>
-      <w:r>
-        <w:rPr>
-          <w:rFonts w:ascii="Arial" w:hAnsi="Arial" w:cs="Arial"/>
-          <w:sz w:val="20"/>
-          <w:szCs w:val="20"/>
-        </w:rPr>
-        <w:t>).</w:t>
-      </w:r>
-    </w:p>
-    <w:p>
-      <w:pPr>
-        <w:jc w:val="both"/>
-        <w:rPr>
-          <w:rFonts w:ascii="Arial" w:hAnsi="Arial" w:cs="Arial"/>
-          <w:sz w:val="20"/>
-          <w:szCs w:val="20"/>
-        </w:rPr>
-      </w:pPr>
-      <w:r>
-        <w:rPr>
-          <w:rFonts w:ascii="Arial" w:hAnsi="Arial" w:cs="Arial"/>
-          <w:sz w:val="20"/>
-          <w:szCs w:val="20"/>
-        </w:rPr>
-        <w:t xml:space="preserve">If as many commentators have posited, </w:t>
-      </w:r>
-      <w:r>
-        <w:rPr>
-          <w:rFonts w:ascii="Arial" w:hAnsi="Arial" w:cs="Arial"/>
-          <w:sz w:val="20"/>
-          <w:szCs w:val="20"/>
-        </w:rPr>
-        <w:t xml:space="preserve">Generative </w:t>
-      </w:r>
-      <w:r>
-        <w:rPr>
-          <w:rFonts w:ascii="Arial" w:hAnsi="Arial" w:cs="Arial"/>
-          <w:sz w:val="20"/>
-          <w:szCs w:val="20"/>
-        </w:rPr>
-        <w:t xml:space="preserve">AI is seen to be a form of intelligence which learns how to complete a range of tasks on its own accord, then it </w:t>
-      </w:r>
-      <w:r>
-        <w:rPr>
-          <w:rFonts w:ascii="Arial" w:hAnsi="Arial" w:cs="Arial"/>
-          <w:sz w:val="20"/>
-          <w:szCs w:val="20"/>
-        </w:rPr>
-        <w:t xml:space="preserve">therefore </w:t>
-      </w:r>
-      <w:r>
-        <w:rPr>
-          <w:rFonts w:ascii="Arial" w:hAnsi="Arial" w:cs="Arial"/>
-          <w:sz w:val="20"/>
-          <w:szCs w:val="20"/>
-        </w:rPr>
-        <w:t xml:space="preserve">becomes </w:t>
-      </w:r>
-      <w:r>
-        <w:rPr>
-          <w:rFonts w:ascii="Arial" w:hAnsi="Arial" w:cs="Arial"/>
-          <w:sz w:val="20"/>
-          <w:szCs w:val="20"/>
-        </w:rPr>
-        <w:t xml:space="preserve">clear that the </w:t>
-      </w:r>
-      <w:r>
-        <w:rPr>
-          <w:rFonts w:ascii="Arial" w:hAnsi="Arial" w:cs="Arial"/>
-          <w:sz w:val="20"/>
-          <w:szCs w:val="20"/>
-        </w:rPr>
-        <w:t xml:space="preserve">trained </w:t>
-      </w:r>
-      <w:r>
-        <w:rPr>
-          <w:rFonts w:ascii="Arial" w:hAnsi="Arial" w:cs="Arial"/>
-          <w:sz w:val="20"/>
-          <w:szCs w:val="20"/>
-        </w:rPr>
-        <w:t xml:space="preserve">data </w:t>
-      </w:r>
-      <w:r>
-        <w:rPr>
-          <w:rFonts w:ascii="Arial" w:hAnsi="Arial" w:cs="Arial"/>
-          <w:sz w:val="20"/>
-          <w:szCs w:val="20"/>
-        </w:rPr>
-        <w:t xml:space="preserve">selection process which accompanies </w:t>
-      </w:r>
-      <w:r>
-        <w:rPr>
-          <w:rFonts w:ascii="Arial" w:hAnsi="Arial" w:cs="Arial"/>
-          <w:sz w:val="20"/>
-          <w:szCs w:val="20"/>
-        </w:rPr>
-        <w:t xml:space="preserve">the large language model (in this case Claude Opus 4.5) </w:t>
-      </w:r>
-      <w:r>
-        <w:rPr>
-          <w:rFonts w:ascii="Arial" w:hAnsi="Arial" w:cs="Arial"/>
-          <w:sz w:val="20"/>
-          <w:szCs w:val="20"/>
-        </w:rPr>
-        <w:t>should be disclosed as</w:t>
-      </w:r>
-      <w:r>
-        <w:rPr>
-          <w:rFonts w:ascii="Arial" w:hAnsi="Arial" w:cs="Arial"/>
-          <w:sz w:val="20"/>
-          <w:szCs w:val="20"/>
-        </w:rPr>
-        <w:t xml:space="preserve"> ethnically-</w:t>
-      </w:r>
-      <w:r>
-        <w:rPr>
-          <w:rFonts w:ascii="Arial" w:hAnsi="Arial" w:cs="Arial"/>
-          <w:sz w:val="20"/>
-          <w:szCs w:val="20"/>
-        </w:rPr>
-        <w:t>un</w:t>
-      </w:r>
-      <w:r>
-        <w:rPr>
-          <w:rFonts w:ascii="Arial" w:hAnsi="Arial" w:cs="Arial"/>
-          <w:sz w:val="20"/>
-          <w:szCs w:val="20"/>
-        </w:rPr>
-        <w:t>biased, culturally-</w:t>
-      </w:r>
-      <w:r>
-        <w:rPr>
-          <w:rFonts w:ascii="Arial" w:hAnsi="Arial" w:cs="Arial"/>
-          <w:sz w:val="20"/>
-          <w:szCs w:val="20"/>
-        </w:rPr>
-        <w:t>un</w:t>
-      </w:r>
-      <w:r>
-        <w:rPr>
-          <w:rFonts w:ascii="Arial" w:hAnsi="Arial" w:cs="Arial"/>
-          <w:sz w:val="20"/>
-          <w:szCs w:val="20"/>
-        </w:rPr>
-        <w:t xml:space="preserve">biased and </w:t>
-      </w:r>
-      <w:r>
-        <w:rPr>
-          <w:rFonts w:ascii="Arial" w:hAnsi="Arial" w:cs="Arial"/>
-          <w:sz w:val="20"/>
-          <w:szCs w:val="20"/>
-        </w:rPr>
-        <w:t xml:space="preserve">as </w:t>
-      </w:r>
-      <w:r>
-        <w:rPr>
-          <w:rFonts w:ascii="Arial" w:hAnsi="Arial" w:cs="Arial"/>
-          <w:sz w:val="20"/>
-          <w:szCs w:val="20"/>
-        </w:rPr>
-        <w:t>factually-</w:t>
-      </w:r>
-      <w:r>
-        <w:rPr>
-          <w:rFonts w:ascii="Arial" w:hAnsi="Arial" w:cs="Arial"/>
-          <w:sz w:val="20"/>
-          <w:szCs w:val="20"/>
-        </w:rPr>
-        <w:t>diverse as possible</w:t>
-      </w:r>
-      <w:r>
-        <w:rPr>
-          <w:rFonts w:ascii="Arial" w:hAnsi="Arial" w:cs="Arial"/>
-          <w:sz w:val="20"/>
-          <w:szCs w:val="20"/>
-        </w:rPr>
-        <w:t>.</w:t>
-      </w:r>
-    </w:p>
-    <w:p>
-      <w:pPr>
-        <w:jc w:val="both"/>
-        <w:rPr>
-          <w:rFonts w:ascii="Arial" w:hAnsi="Arial" w:cs="Arial"/>
-          <w:sz w:val="20"/>
-          <w:szCs w:val="20"/>
-        </w:rPr>
-      </w:pPr>
-      <w:r>
-        <w:rPr>
-          <w:rFonts w:ascii="Arial" w:hAnsi="Arial" w:cs="Arial"/>
-          <w:sz w:val="20"/>
-          <w:szCs w:val="20"/>
-        </w:rPr>
-        <w:t>Far be it for one so unlearned in the economics of computer science to make judgements about how Anthropic</w:t>
-      </w:r>
-      <w:r>
-        <w:rPr>
-          <w:rFonts w:ascii="Arial" w:hAnsi="Arial" w:cs="Arial"/>
-          <w:sz w:val="20"/>
-          <w:szCs w:val="20"/>
-        </w:rPr>
-        <w:t xml:space="preserve"> weights its algorithm</w:t>
-      </w:r>
-      <w:r>
-        <w:rPr>
-          <w:rFonts w:ascii="Arial" w:hAnsi="Arial" w:cs="Arial"/>
-          <w:sz w:val="20"/>
-          <w:szCs w:val="20"/>
-        </w:rPr>
-        <w:t xml:space="preserve">, or </w:t>
-      </w:r>
-      <w:r>
-        <w:rPr>
-          <w:rFonts w:ascii="Arial" w:hAnsi="Arial" w:cs="Arial"/>
-          <w:sz w:val="20"/>
-          <w:szCs w:val="20"/>
-        </w:rPr>
-        <w:t>how it decides upon its</w:t>
-      </w:r>
-      <w:r>
-        <w:rPr>
-          <w:rFonts w:ascii="Arial" w:hAnsi="Arial" w:cs="Arial"/>
-          <w:sz w:val="20"/>
-          <w:szCs w:val="20"/>
-        </w:rPr>
-        <w:t xml:space="preserve"> company’s interests </w:t>
-      </w:r>
-      <w:r>
-        <w:rPr>
-          <w:rFonts w:ascii="Arial" w:hAnsi="Arial" w:cs="Arial"/>
-          <w:sz w:val="20"/>
-          <w:szCs w:val="20"/>
-        </w:rPr>
-        <w:t>when</w:t>
-      </w:r>
-      <w:r>
-        <w:rPr>
-          <w:rFonts w:ascii="Arial" w:hAnsi="Arial" w:cs="Arial"/>
-          <w:sz w:val="20"/>
-          <w:szCs w:val="20"/>
-        </w:rPr>
-        <w:t xml:space="preserve"> competing with OpenAI</w:t>
-      </w:r>
-      <w:r>
-        <w:rPr>
-          <w:rFonts w:ascii="Arial" w:hAnsi="Arial" w:cs="Arial"/>
-          <w:sz w:val="20"/>
-          <w:szCs w:val="20"/>
-        </w:rPr>
-        <w:t xml:space="preserve"> and Google</w:t>
-      </w:r>
-      <w:r>
-        <w:rPr>
-          <w:rFonts w:ascii="Arial" w:hAnsi="Arial" w:cs="Arial"/>
-          <w:sz w:val="20"/>
-          <w:szCs w:val="20"/>
-        </w:rPr>
-        <w:t>, but it s</w:t>
-      </w:r>
-      <w:r>
-        <w:rPr>
-          <w:rFonts w:ascii="Arial" w:hAnsi="Arial" w:cs="Arial"/>
-          <w:sz w:val="20"/>
-          <w:szCs w:val="20"/>
-        </w:rPr>
-        <w:t>hould be</w:t>
-      </w:r>
-      <w:r>
-        <w:rPr>
-          <w:rFonts w:ascii="Arial" w:hAnsi="Arial" w:cs="Arial"/>
-          <w:sz w:val="20"/>
-          <w:szCs w:val="20"/>
-        </w:rPr>
-        <w:t xml:space="preserve"> </w:t>
-      </w:r>
-      <w:r>
-        <w:rPr>
-          <w:rFonts w:ascii="Arial" w:hAnsi="Arial" w:cs="Arial"/>
-          <w:sz w:val="20"/>
-          <w:szCs w:val="20"/>
-        </w:rPr>
-        <w:t xml:space="preserve">a </w:t>
-      </w:r>
-      <w:r>
-        <w:rPr>
-          <w:rFonts w:ascii="Arial" w:hAnsi="Arial" w:cs="Arial"/>
-          <w:sz w:val="20"/>
-          <w:szCs w:val="20"/>
-        </w:rPr>
-        <w:t xml:space="preserve">fundamental </w:t>
-      </w:r>
-      <w:r>
-        <w:rPr>
-          <w:rFonts w:ascii="Arial" w:hAnsi="Arial" w:cs="Arial"/>
-          <w:sz w:val="20"/>
-          <w:szCs w:val="20"/>
-        </w:rPr>
-        <w:t>aim and</w:t>
-      </w:r>
-      <w:r>
-        <w:rPr>
-          <w:rFonts w:ascii="Arial" w:hAnsi="Arial" w:cs="Arial"/>
-          <w:sz w:val="20"/>
-          <w:szCs w:val="20"/>
-        </w:rPr>
-        <w:t xml:space="preserve"> commitment </w:t>
-      </w:r>
-      <w:r>
-        <w:rPr>
-          <w:rFonts w:ascii="Arial" w:hAnsi="Arial" w:cs="Arial"/>
-          <w:sz w:val="20"/>
-          <w:szCs w:val="20"/>
-        </w:rPr>
-        <w:t>of these</w:t>
-      </w:r>
-      <w:r>
-        <w:rPr>
-          <w:rFonts w:ascii="Arial" w:hAnsi="Arial" w:cs="Arial"/>
-          <w:sz w:val="20"/>
-          <w:szCs w:val="20"/>
-        </w:rPr>
-        <w:t xml:space="preserve"> various </w:t>
-      </w:r>
-      <w:r>
-        <w:rPr>
-          <w:rFonts w:ascii="Arial" w:hAnsi="Arial" w:cs="Arial"/>
-          <w:sz w:val="20"/>
-          <w:szCs w:val="20"/>
-        </w:rPr>
-        <w:t>organisations to ensure models are not misrepresented as omnipotent when the reality is somewhat of a shortfall from this. What is required, as the Dean of Oxford’s Said Business School has recently suggested is a charter on artificial intelligence which outlines how its adoption and implementation should be overseen.</w:t>
       </w:r>
     </w:p>
     <w:p>
@@ -6328,14 +5199,21 @@
         <w:contextualSpacing/>
         <w:jc w:val="both"/>
         <w:rPr>
+          <w:rFonts w:ascii="Arial" w:hAnsi="Arial" w:cs="Arial"/>
+          <w:color w:val="000000" w:themeColor="text1"/>
+        </w:rPr>
+      </w:pPr>
+      <w:bookmarkStart w:id="26" w:name="_Toc221044723"/>
+      <w:r>
+        <w:rPr>
           <w:rStyle w:val="Strong"/>
           <w:rFonts w:ascii="Arial" w:hAnsi="Arial" w:cs="Arial"/>
           <w:b w:val="0"/>
           <w:bCs w:val="0"/>
           <w:color w:val="000000" w:themeColor="text1"/>
         </w:rPr>
-      </w:pPr>
-      <w:bookmarkStart w:id="27" w:name="_Toc221004909"/>
+        <w:t xml:space="preserve">1.18 </w:t>
+      </w:r>
       <w:r>
         <w:rPr>
           <w:rStyle w:val="Strong"/>
@@ -6344,9 +5222,570 @@
           <w:bCs w:val="0"/>
           <w:color w:val="000000" w:themeColor="text1"/>
         </w:rPr>
-        <w:t xml:space="preserve">8 </w:t>
-      </w:r>
-      <w:r>
+        <w:t>Conducting Gap Analysis – ASI and its effect on HRM</w:t>
+      </w:r>
+      <w:bookmarkEnd w:id="26"/>
+    </w:p>
+    <w:p>
+      <w:pPr>
+        <w:jc w:val="both"/>
+        <w:rPr>
+          <w:rFonts w:ascii="Arial" w:hAnsi="Arial" w:cs="Arial"/>
+          <w:sz w:val="20"/>
+          <w:szCs w:val="20"/>
+        </w:rPr>
+      </w:pPr>
+      <w:bookmarkStart w:id="27" w:name="_Toc216632809"/>
+      <w:r>
+        <w:rPr>
+          <w:rFonts w:ascii="Arial" w:hAnsi="Arial" w:cs="Arial"/>
+          <w:sz w:val="20"/>
+          <w:szCs w:val="20"/>
+        </w:rPr>
+        <w:t>AI as an umbrella term for concepts machine learning, NLP, computer vision and other key algorithmic concepts</w:t>
+      </w:r>
+      <w:r>
+        <w:rPr>
+          <w:rFonts w:ascii="Arial" w:hAnsi="Arial" w:cs="Arial"/>
+          <w:sz w:val="20"/>
+          <w:szCs w:val="20"/>
+        </w:rPr>
+        <w:t>. S</w:t>
+      </w:r>
+      <w:r>
+        <w:rPr>
+          <w:rFonts w:ascii="Arial" w:hAnsi="Arial" w:cs="Arial"/>
+          <w:sz w:val="20"/>
+          <w:szCs w:val="20"/>
+        </w:rPr>
+        <w:t xml:space="preserve">ome gaps certainly </w:t>
+      </w:r>
+      <w:r>
+        <w:rPr>
+          <w:rFonts w:ascii="Arial" w:hAnsi="Arial" w:cs="Arial"/>
+          <w:sz w:val="20"/>
+          <w:szCs w:val="20"/>
+        </w:rPr>
+        <w:t xml:space="preserve">do </w:t>
+      </w:r>
+      <w:r>
+        <w:rPr>
+          <w:rFonts w:ascii="Arial" w:hAnsi="Arial" w:cs="Arial"/>
+          <w:sz w:val="20"/>
+          <w:szCs w:val="20"/>
+        </w:rPr>
+        <w:t>exist in the form of “</w:t>
+      </w:r>
+      <w:r>
+        <w:rPr>
+          <w:rFonts w:ascii="Arial" w:hAnsi="Arial" w:cs="Arial"/>
+          <w:i/>
+          <w:iCs/>
+          <w:sz w:val="20"/>
+          <w:szCs w:val="20"/>
+        </w:rPr>
+        <w:t>minimal information</w:t>
+      </w:r>
+      <w:r>
+        <w:rPr>
+          <w:rFonts w:ascii="Arial" w:hAnsi="Arial" w:cs="Arial"/>
+          <w:sz w:val="20"/>
+          <w:szCs w:val="20"/>
+        </w:rPr>
+        <w:t>” available concerning the effects of bipolar depression in later life</w:t>
+      </w:r>
+      <w:r>
+        <w:rPr>
+          <w:rFonts w:ascii="Arial" w:hAnsi="Arial" w:cs="Arial"/>
+          <w:sz w:val="20"/>
+          <w:szCs w:val="20"/>
+        </w:rPr>
+        <w:t xml:space="preserve"> (Depp and Jeste, 2004)</w:t>
+      </w:r>
+      <w:r>
+        <w:rPr>
+          <w:rFonts w:ascii="Arial" w:hAnsi="Arial" w:cs="Arial"/>
+          <w:sz w:val="20"/>
+          <w:szCs w:val="20"/>
+        </w:rPr>
+        <w:t>, o</w:t>
+      </w:r>
+      <w:r>
+        <w:rPr>
+          <w:rFonts w:ascii="Arial" w:hAnsi="Arial" w:cs="Arial"/>
+          <w:sz w:val="20"/>
+          <w:szCs w:val="20"/>
+        </w:rPr>
+        <w:t xml:space="preserve">ne of the </w:t>
+      </w:r>
+      <w:r>
+        <w:rPr>
+          <w:rFonts w:ascii="Arial" w:hAnsi="Arial" w:cs="Arial"/>
+          <w:sz w:val="20"/>
+          <w:szCs w:val="20"/>
+        </w:rPr>
+        <w:t>more pronounced</w:t>
+      </w:r>
+      <w:r>
+        <w:rPr>
+          <w:rFonts w:ascii="Arial" w:hAnsi="Arial" w:cs="Arial"/>
+          <w:sz w:val="20"/>
+          <w:szCs w:val="20"/>
+        </w:rPr>
+        <w:t xml:space="preserve"> gaps in the literature is the more recent focus on </w:t>
+      </w:r>
+      <w:r>
+        <w:rPr>
+          <w:rFonts w:ascii="Arial" w:hAnsi="Arial" w:cs="Arial"/>
+          <w:sz w:val="20"/>
+          <w:szCs w:val="20"/>
+        </w:rPr>
+        <w:t>A</w:t>
+      </w:r>
+      <w:r>
+        <w:rPr>
+          <w:rFonts w:ascii="Arial" w:hAnsi="Arial" w:cs="Arial"/>
+          <w:sz w:val="20"/>
+          <w:szCs w:val="20"/>
+        </w:rPr>
+        <w:t xml:space="preserve">rtificial </w:t>
+      </w:r>
+      <w:r>
+        <w:rPr>
+          <w:rFonts w:ascii="Arial" w:hAnsi="Arial" w:cs="Arial"/>
+          <w:sz w:val="20"/>
+          <w:szCs w:val="20"/>
+        </w:rPr>
+        <w:t>I</w:t>
+      </w:r>
+      <w:r>
+        <w:rPr>
+          <w:rFonts w:ascii="Arial" w:hAnsi="Arial" w:cs="Arial"/>
+          <w:sz w:val="20"/>
+          <w:szCs w:val="20"/>
+        </w:rPr>
+        <w:t xml:space="preserve">ntelligence </w:t>
+      </w:r>
+      <w:r>
+        <w:rPr>
+          <w:rFonts w:ascii="Arial" w:hAnsi="Arial" w:cs="Arial"/>
+          <w:sz w:val="20"/>
+          <w:szCs w:val="20"/>
+        </w:rPr>
+        <w:t xml:space="preserve">(“AI”) </w:t>
+      </w:r>
+      <w:r>
+        <w:rPr>
+          <w:rFonts w:ascii="Arial" w:hAnsi="Arial" w:cs="Arial"/>
+          <w:sz w:val="20"/>
+          <w:szCs w:val="20"/>
+        </w:rPr>
+        <w:t xml:space="preserve">and employment </w:t>
+      </w:r>
+      <w:r>
+        <w:rPr>
+          <w:rFonts w:ascii="Arial" w:hAnsi="Arial" w:cs="Arial"/>
+          <w:sz w:val="20"/>
+          <w:szCs w:val="20"/>
+        </w:rPr>
+        <w:t xml:space="preserve">balances </w:t>
+      </w:r>
+      <w:r>
+        <w:rPr>
+          <w:rFonts w:ascii="Arial" w:hAnsi="Arial" w:cs="Arial"/>
+          <w:sz w:val="20"/>
+          <w:szCs w:val="20"/>
+        </w:rPr>
+        <w:t xml:space="preserve">for neurodivergent </w:t>
+      </w:r>
+      <w:r>
+        <w:rPr>
+          <w:rFonts w:ascii="Arial" w:hAnsi="Arial" w:cs="Arial"/>
+          <w:sz w:val="20"/>
+          <w:szCs w:val="20"/>
+        </w:rPr>
+        <w:t xml:space="preserve">neurotypical </w:t>
+      </w:r>
+      <w:r>
+        <w:rPr>
+          <w:rFonts w:ascii="Arial" w:hAnsi="Arial" w:cs="Arial"/>
+          <w:sz w:val="20"/>
+          <w:szCs w:val="20"/>
+        </w:rPr>
+        <w:t>applicants (</w:t>
+      </w:r>
+      <w:r>
+        <w:rPr>
+          <w:rFonts w:ascii="Arial" w:hAnsi="Arial" w:cs="Arial"/>
+          <w:sz w:val="20"/>
+          <w:szCs w:val="20"/>
+        </w:rPr>
+        <w:t xml:space="preserve">Mirowska and Arsenyan, 2025; </w:t>
+      </w:r>
+      <w:r>
+        <w:rPr>
+          <w:rFonts w:ascii="Arial" w:hAnsi="Arial" w:cs="Arial"/>
+          <w:sz w:val="20"/>
+          <w:szCs w:val="20"/>
+        </w:rPr>
+        <w:t xml:space="preserve">Smith </w:t>
+      </w:r>
+      <w:r>
+        <w:rPr>
+          <w:rFonts w:ascii="Arial" w:hAnsi="Arial" w:cs="Arial"/>
+          <w:i/>
+          <w:iCs/>
+          <w:sz w:val="20"/>
+          <w:szCs w:val="20"/>
+        </w:rPr>
+        <w:t>et. al.</w:t>
+      </w:r>
+      <w:r>
+        <w:rPr>
+          <w:rFonts w:ascii="Arial" w:hAnsi="Arial" w:cs="Arial"/>
+          <w:sz w:val="20"/>
+          <w:szCs w:val="20"/>
+        </w:rPr>
+        <w:t>, 2025)</w:t>
+      </w:r>
+      <w:r>
+        <w:rPr>
+          <w:rFonts w:ascii="Arial" w:hAnsi="Arial" w:cs="Arial"/>
+          <w:sz w:val="20"/>
+          <w:szCs w:val="20"/>
+        </w:rPr>
+        <w:t xml:space="preserve"> which assumes </w:t>
+      </w:r>
+      <w:r>
+        <w:rPr>
+          <w:rFonts w:ascii="Arial" w:hAnsi="Arial" w:cs="Arial"/>
+          <w:sz w:val="20"/>
+          <w:szCs w:val="20"/>
+        </w:rPr>
+        <w:t xml:space="preserve">the capture of </w:t>
+      </w:r>
+      <w:r>
+        <w:rPr>
+          <w:rFonts w:ascii="Arial" w:hAnsi="Arial" w:cs="Arial"/>
+          <w:sz w:val="20"/>
+          <w:szCs w:val="20"/>
+        </w:rPr>
+        <w:t>those who suffer from Bipolar I or II</w:t>
+      </w:r>
+      <w:r>
+        <w:rPr>
+          <w:rFonts w:ascii="Arial" w:hAnsi="Arial" w:cs="Arial"/>
+          <w:sz w:val="20"/>
+          <w:szCs w:val="20"/>
+        </w:rPr>
+        <w:t>. AI has</w:t>
+      </w:r>
+      <w:r>
+        <w:rPr>
+          <w:rFonts w:ascii="Arial" w:hAnsi="Arial" w:cs="Arial"/>
+          <w:sz w:val="20"/>
+          <w:szCs w:val="20"/>
+        </w:rPr>
+        <w:t xml:space="preserve"> been argued to carry</w:t>
+      </w:r>
+      <w:r>
+        <w:rPr>
+          <w:rFonts w:ascii="Arial" w:hAnsi="Arial" w:cs="Arial"/>
+          <w:sz w:val="20"/>
+          <w:szCs w:val="20"/>
+        </w:rPr>
+        <w:t xml:space="preserve"> the potential to promote</w:t>
+      </w:r>
+      <w:r>
+        <w:rPr>
+          <w:rFonts w:ascii="Arial" w:hAnsi="Arial" w:cs="Arial"/>
+          <w:sz w:val="20"/>
+          <w:szCs w:val="20"/>
+        </w:rPr>
+        <w:t xml:space="preserve"> or affect</w:t>
+      </w:r>
+      <w:r>
+        <w:rPr>
+          <w:rFonts w:ascii="Arial" w:hAnsi="Arial" w:cs="Arial"/>
+          <w:sz w:val="20"/>
+          <w:szCs w:val="20"/>
+        </w:rPr>
+        <w:t xml:space="preserve"> </w:t>
+      </w:r>
+      <w:r>
+        <w:rPr>
+          <w:rFonts w:ascii="Arial" w:hAnsi="Arial" w:cs="Arial"/>
+          <w:sz w:val="20"/>
+          <w:szCs w:val="20"/>
+        </w:rPr>
+        <w:t xml:space="preserve">various types of diversity, </w:t>
+      </w:r>
+      <w:r>
+        <w:rPr>
+          <w:rFonts w:ascii="Arial" w:hAnsi="Arial" w:cs="Arial"/>
+          <w:sz w:val="20"/>
+          <w:szCs w:val="20"/>
+        </w:rPr>
+        <w:t xml:space="preserve">to </w:t>
+      </w:r>
+      <w:r>
+        <w:rPr>
+          <w:rFonts w:ascii="Arial" w:hAnsi="Arial" w:cs="Arial"/>
+          <w:sz w:val="20"/>
+          <w:szCs w:val="20"/>
+        </w:rPr>
+        <w:t xml:space="preserve">avoid </w:t>
+      </w:r>
+      <w:r>
+        <w:rPr>
+          <w:rFonts w:ascii="Arial" w:hAnsi="Arial" w:cs="Arial"/>
+          <w:sz w:val="20"/>
+          <w:szCs w:val="20"/>
+        </w:rPr>
+        <w:t xml:space="preserve">the consequence of </w:t>
+      </w:r>
+      <w:r>
+        <w:rPr>
+          <w:rFonts w:ascii="Arial" w:hAnsi="Arial" w:cs="Arial"/>
+          <w:sz w:val="20"/>
+          <w:szCs w:val="20"/>
+        </w:rPr>
+        <w:t xml:space="preserve">overexposure to </w:t>
+      </w:r>
+      <w:r>
+        <w:rPr>
+          <w:rFonts w:ascii="Arial" w:hAnsi="Arial" w:cs="Arial"/>
+          <w:sz w:val="20"/>
+          <w:szCs w:val="20"/>
+        </w:rPr>
+        <w:t>unconscious biases, and to help</w:t>
+      </w:r>
+      <w:r>
+        <w:rPr>
+          <w:rFonts w:ascii="Arial" w:hAnsi="Arial" w:cs="Arial"/>
+          <w:sz w:val="20"/>
+          <w:szCs w:val="20"/>
+        </w:rPr>
+        <w:t xml:space="preserve"> design</w:t>
+      </w:r>
+      <w:r>
+        <w:rPr>
+          <w:rFonts w:ascii="Arial" w:hAnsi="Arial" w:cs="Arial"/>
+          <w:sz w:val="20"/>
+          <w:szCs w:val="20"/>
+        </w:rPr>
+        <w:t xml:space="preserve"> more comprehensive</w:t>
+      </w:r>
+      <w:r>
+        <w:rPr>
+          <w:rFonts w:ascii="Arial" w:hAnsi="Arial" w:cs="Arial"/>
+          <w:sz w:val="20"/>
+          <w:szCs w:val="20"/>
+        </w:rPr>
+        <w:t xml:space="preserve"> signalling approaches to </w:t>
+      </w:r>
+      <w:r>
+        <w:rPr>
+          <w:rFonts w:ascii="Arial" w:hAnsi="Arial" w:cs="Arial"/>
+          <w:sz w:val="20"/>
+          <w:szCs w:val="20"/>
+        </w:rPr>
+        <w:t>attract</w:t>
+      </w:r>
+      <w:r>
+        <w:rPr>
+          <w:rFonts w:ascii="Arial" w:hAnsi="Arial" w:cs="Arial"/>
+          <w:sz w:val="20"/>
+          <w:szCs w:val="20"/>
+        </w:rPr>
+        <w:t xml:space="preserve"> </w:t>
+      </w:r>
+      <w:r>
+        <w:rPr>
+          <w:rFonts w:ascii="Arial" w:hAnsi="Arial" w:cs="Arial"/>
+          <w:sz w:val="20"/>
+          <w:szCs w:val="20"/>
+        </w:rPr>
+        <w:t>talent</w:t>
+      </w:r>
+      <w:r>
+        <w:rPr>
+          <w:rFonts w:ascii="Arial" w:hAnsi="Arial" w:cs="Arial"/>
+          <w:sz w:val="20"/>
+          <w:szCs w:val="20"/>
+        </w:rPr>
+        <w:t xml:space="preserve">, </w:t>
+      </w:r>
+      <w:r>
+        <w:rPr>
+          <w:rFonts w:ascii="Arial" w:hAnsi="Arial" w:cs="Arial"/>
+          <w:sz w:val="20"/>
+          <w:szCs w:val="20"/>
+        </w:rPr>
+        <w:t>recruit</w:t>
+      </w:r>
+      <w:r>
+        <w:rPr>
+          <w:rFonts w:ascii="Arial" w:hAnsi="Arial" w:cs="Arial"/>
+          <w:sz w:val="20"/>
+          <w:szCs w:val="20"/>
+        </w:rPr>
+        <w:t xml:space="preserve"> and retain new employees</w:t>
+      </w:r>
+      <w:r>
+        <w:rPr>
+          <w:rFonts w:ascii="Arial" w:hAnsi="Arial" w:cs="Arial"/>
+          <w:sz w:val="20"/>
+          <w:szCs w:val="20"/>
+        </w:rPr>
+        <w:t xml:space="preserve"> and</w:t>
+      </w:r>
+      <w:r>
+        <w:rPr>
+          <w:rFonts w:ascii="Arial" w:hAnsi="Arial" w:cs="Arial"/>
+          <w:sz w:val="20"/>
+          <w:szCs w:val="20"/>
+        </w:rPr>
+        <w:t xml:space="preserve"> </w:t>
+      </w:r>
+      <w:r>
+        <w:rPr>
+          <w:rFonts w:ascii="Arial" w:hAnsi="Arial" w:cs="Arial"/>
+          <w:sz w:val="20"/>
+          <w:szCs w:val="20"/>
+        </w:rPr>
+        <w:t xml:space="preserve">to develop </w:t>
+      </w:r>
+      <w:r>
+        <w:rPr>
+          <w:rFonts w:ascii="Arial" w:hAnsi="Arial" w:cs="Arial"/>
+          <w:sz w:val="20"/>
+          <w:szCs w:val="20"/>
+        </w:rPr>
+        <w:t xml:space="preserve">an </w:t>
+      </w:r>
+      <w:r>
+        <w:rPr>
+          <w:rFonts w:ascii="Arial" w:hAnsi="Arial" w:cs="Arial"/>
+          <w:sz w:val="20"/>
+          <w:szCs w:val="20"/>
+        </w:rPr>
+        <w:t xml:space="preserve">overarching </w:t>
+      </w:r>
+      <w:r>
+        <w:rPr>
+          <w:rFonts w:ascii="Arial" w:hAnsi="Arial" w:cs="Arial"/>
+          <w:sz w:val="20"/>
+          <w:szCs w:val="20"/>
+        </w:rPr>
+        <w:t xml:space="preserve">organisational focus on </w:t>
+      </w:r>
+      <w:r>
+        <w:rPr>
+          <w:rFonts w:ascii="Arial" w:hAnsi="Arial" w:cs="Arial"/>
+          <w:i/>
+          <w:iCs/>
+          <w:sz w:val="20"/>
+          <w:szCs w:val="20"/>
+        </w:rPr>
+        <w:t>cultural</w:t>
+      </w:r>
+      <w:r>
+        <w:rPr>
+          <w:rFonts w:ascii="Arial" w:hAnsi="Arial" w:cs="Arial"/>
+          <w:sz w:val="20"/>
+          <w:szCs w:val="20"/>
+        </w:rPr>
+        <w:t xml:space="preserve"> diversity more generally</w:t>
+      </w:r>
+      <w:r>
+        <w:rPr>
+          <w:rFonts w:ascii="Arial" w:hAnsi="Arial" w:cs="Arial"/>
+          <w:sz w:val="20"/>
+          <w:szCs w:val="20"/>
+        </w:rPr>
+        <w:t>.</w:t>
+      </w:r>
+      <w:r>
+        <w:rPr>
+          <w:rFonts w:ascii="Arial" w:hAnsi="Arial" w:cs="Arial"/>
+          <w:sz w:val="20"/>
+          <w:szCs w:val="20"/>
+        </w:rPr>
+        <w:t xml:space="preserve"> </w:t>
+      </w:r>
+      <w:r>
+        <w:rPr>
+          <w:rFonts w:ascii="Arial" w:hAnsi="Arial" w:cs="Arial"/>
+          <w:sz w:val="20"/>
+          <w:szCs w:val="20"/>
+        </w:rPr>
+        <w:t xml:space="preserve">According to </w:t>
+      </w:r>
+      <w:r>
+        <w:rPr>
+          <w:rFonts w:ascii="Arial" w:hAnsi="Arial" w:cs="Arial"/>
+          <w:sz w:val="20"/>
+          <w:szCs w:val="20"/>
+        </w:rPr>
+        <w:t xml:space="preserve">an open access paper by </w:t>
+      </w:r>
+      <w:r>
+        <w:rPr>
+          <w:rFonts w:ascii="Arial" w:hAnsi="Arial" w:cs="Arial"/>
+          <w:sz w:val="20"/>
+          <w:szCs w:val="20"/>
+        </w:rPr>
+        <w:t>Chilunjika</w:t>
+      </w:r>
+      <w:r>
+        <w:rPr>
+          <w:rFonts w:ascii="Arial" w:hAnsi="Arial" w:cs="Arial"/>
+          <w:sz w:val="20"/>
+          <w:szCs w:val="20"/>
+        </w:rPr>
+        <w:t xml:space="preserve">, </w:t>
+      </w:r>
+      <w:r>
+        <w:rPr>
+          <w:rFonts w:ascii="Arial" w:hAnsi="Arial" w:cs="Arial"/>
+          <w:i/>
+          <w:iCs/>
+          <w:sz w:val="20"/>
+          <w:szCs w:val="20"/>
+        </w:rPr>
+        <w:t>et. al.</w:t>
+      </w:r>
+      <w:r>
+        <w:rPr>
+          <w:rFonts w:ascii="Arial" w:hAnsi="Arial" w:cs="Arial"/>
+          <w:sz w:val="20"/>
+          <w:szCs w:val="20"/>
+        </w:rPr>
+        <w:t xml:space="preserve"> (2022), gaps</w:t>
+      </w:r>
+      <w:r>
+        <w:rPr>
+          <w:rFonts w:ascii="Arial" w:hAnsi="Arial" w:cs="Arial"/>
+          <w:sz w:val="20"/>
+          <w:szCs w:val="20"/>
+        </w:rPr>
+        <w:t xml:space="preserve"> </w:t>
+      </w:r>
+      <w:r>
+        <w:rPr>
+          <w:rFonts w:ascii="Arial" w:hAnsi="Arial" w:cs="Arial"/>
+          <w:sz w:val="20"/>
+          <w:szCs w:val="20"/>
+        </w:rPr>
+        <w:t>exist in the research on AI’s application to HRM in the public realm.</w:t>
+      </w:r>
+    </w:p>
+    <w:p>
+      <w:pPr>
+        <w:pStyle w:val="Heading2"/>
+        <w:contextualSpacing/>
+        <w:jc w:val="both"/>
         <w:rPr>
           <w:rStyle w:val="Strong"/>
           <w:rFonts w:ascii="Arial" w:hAnsi="Arial" w:cs="Arial"/>
@@ -6354,9 +5793,8 @@
           <w:bCs w:val="0"/>
           <w:color w:val="000000" w:themeColor="text1"/>
         </w:rPr>
-        <w:t>Explicating my Literature Review 1</w:t>
-      </w:r>
-      <w:bookmarkEnd w:id="26"/>
+      </w:pPr>
+      <w:bookmarkStart w:id="28" w:name="_Toc221044724"/>
       <w:r>
         <w:rPr>
           <w:rStyle w:val="Strong"/>
@@ -6365,9 +5803,722 @@
           <w:bCs w:val="0"/>
           <w:color w:val="000000" w:themeColor="text1"/>
         </w:rPr>
+        <w:t xml:space="preserve">1.19 </w:t>
+      </w:r>
+      <w:r>
+        <w:rPr>
+          <w:rStyle w:val="Strong"/>
+          <w:rFonts w:ascii="Arial" w:hAnsi="Arial" w:cs="Arial"/>
+          <w:b w:val="0"/>
+          <w:bCs w:val="0"/>
+          <w:color w:val="000000" w:themeColor="text1"/>
+        </w:rPr>
+        <w:t>Concerns and Recommendations</w:t>
+      </w:r>
+      <w:bookmarkEnd w:id="28"/>
+    </w:p>
+    <w:p>
+      <w:pPr>
+        <w:jc w:val="both"/>
+        <w:rPr>
+          <w:rFonts w:ascii="Arial" w:hAnsi="Arial" w:cs="Arial"/>
+          <w:sz w:val="20"/>
+          <w:szCs w:val="20"/>
+        </w:rPr>
+      </w:pPr>
+      <w:r>
+        <w:rPr>
+          <w:rFonts w:ascii="Arial" w:hAnsi="Arial" w:cs="Arial"/>
+          <w:sz w:val="20"/>
+          <w:szCs w:val="20"/>
+        </w:rPr>
+        <w:t xml:space="preserve">One of the central propositions of this </w:t>
+      </w:r>
+      <w:r>
+        <w:rPr>
+          <w:rFonts w:ascii="Arial" w:hAnsi="Arial" w:cs="Arial"/>
+          <w:sz w:val="20"/>
+          <w:szCs w:val="20"/>
+        </w:rPr>
+        <w:t>thesis</w:t>
+      </w:r>
+      <w:r>
+        <w:rPr>
+          <w:rFonts w:ascii="Arial" w:hAnsi="Arial" w:cs="Arial"/>
+          <w:sz w:val="20"/>
+          <w:szCs w:val="20"/>
+        </w:rPr>
+        <w:t xml:space="preserve"> is in regard to a </w:t>
+      </w:r>
+      <w:r>
+        <w:rPr>
+          <w:rFonts w:ascii="Arial" w:hAnsi="Arial" w:cs="Arial"/>
+          <w:sz w:val="20"/>
+          <w:szCs w:val="20"/>
+        </w:rPr>
+        <w:t>context engineering exercise</w:t>
+      </w:r>
+      <w:r>
+        <w:rPr>
+          <w:rFonts w:ascii="Arial" w:hAnsi="Arial" w:cs="Arial"/>
+          <w:sz w:val="20"/>
+          <w:szCs w:val="20"/>
+        </w:rPr>
+        <w:t xml:space="preserve"> which the author</w:t>
+      </w:r>
+      <w:r>
+        <w:rPr>
+          <w:rFonts w:ascii="Arial" w:hAnsi="Arial" w:cs="Arial"/>
+          <w:sz w:val="20"/>
+          <w:szCs w:val="20"/>
+        </w:rPr>
+        <w:t xml:space="preserve"> developed</w:t>
+      </w:r>
+      <w:r>
+        <w:rPr>
+          <w:rFonts w:ascii="Arial" w:hAnsi="Arial" w:cs="Arial"/>
+          <w:sz w:val="20"/>
+          <w:szCs w:val="20"/>
+        </w:rPr>
+        <w:t xml:space="preserve"> over </w:t>
+      </w:r>
+      <w:r>
+        <w:rPr>
+          <w:rFonts w:ascii="Arial" w:hAnsi="Arial" w:cs="Arial"/>
+          <w:sz w:val="20"/>
+          <w:szCs w:val="20"/>
+        </w:rPr>
+        <w:t xml:space="preserve">the course of </w:t>
+      </w:r>
+      <w:r>
+        <w:rPr>
+          <w:rFonts w:ascii="Arial" w:hAnsi="Arial" w:cs="Arial"/>
+          <w:sz w:val="20"/>
+          <w:szCs w:val="20"/>
+        </w:rPr>
+        <w:t xml:space="preserve">a 3-week </w:t>
+      </w:r>
+      <w:r>
+        <w:rPr>
+          <w:rFonts w:ascii="Arial" w:hAnsi="Arial" w:cs="Arial"/>
+          <w:sz w:val="20"/>
+          <w:szCs w:val="20"/>
+        </w:rPr>
+        <w:t xml:space="preserve">testing </w:t>
+      </w:r>
+      <w:r>
+        <w:rPr>
+          <w:rFonts w:ascii="Arial" w:hAnsi="Arial" w:cs="Arial"/>
+          <w:sz w:val="20"/>
+          <w:szCs w:val="20"/>
+        </w:rPr>
+        <w:t xml:space="preserve">period. Whilst implementing </w:t>
+      </w:r>
+      <w:r>
+        <w:rPr>
+          <w:rFonts w:ascii="Arial" w:hAnsi="Arial" w:cs="Arial"/>
+          <w:sz w:val="20"/>
+          <w:szCs w:val="20"/>
+        </w:rPr>
+        <w:t>the use of three</w:t>
+      </w:r>
+      <w:r>
+        <w:rPr>
+          <w:rFonts w:ascii="Arial" w:hAnsi="Arial" w:cs="Arial"/>
+          <w:sz w:val="20"/>
+          <w:szCs w:val="20"/>
+        </w:rPr>
+        <w:t xml:space="preserve"> key </w:t>
+      </w:r>
+      <w:r>
+        <w:rPr>
+          <w:rFonts w:ascii="Arial" w:hAnsi="Arial" w:cs="Arial"/>
+          <w:sz w:val="20"/>
+          <w:szCs w:val="20"/>
+        </w:rPr>
+        <w:t xml:space="preserve">large language </w:t>
+      </w:r>
+      <w:r>
+        <w:rPr>
+          <w:rFonts w:ascii="Arial" w:hAnsi="Arial" w:cs="Arial"/>
+          <w:sz w:val="20"/>
+          <w:szCs w:val="20"/>
+        </w:rPr>
+        <w:t xml:space="preserve">models 1) </w:t>
+      </w:r>
+      <w:r>
+        <w:rPr>
+          <w:rFonts w:ascii="Arial" w:hAnsi="Arial" w:cs="Arial"/>
+          <w:sz w:val="20"/>
+          <w:szCs w:val="20"/>
+        </w:rPr>
+        <w:t xml:space="preserve">Google’s </w:t>
+      </w:r>
+      <w:r>
+        <w:rPr>
+          <w:rFonts w:ascii="Arial" w:hAnsi="Arial" w:cs="Arial"/>
+          <w:sz w:val="20"/>
+          <w:szCs w:val="20"/>
+        </w:rPr>
+        <w:t xml:space="preserve">Gemini 3.5, </w:t>
+      </w:r>
+      <w:r>
+        <w:rPr>
+          <w:rFonts w:ascii="Arial" w:hAnsi="Arial" w:cs="Arial"/>
+          <w:sz w:val="20"/>
+          <w:szCs w:val="20"/>
+        </w:rPr>
+        <w:t xml:space="preserve">2) </w:t>
+      </w:r>
+      <w:r>
+        <w:rPr>
+          <w:rFonts w:ascii="Arial" w:hAnsi="Arial" w:cs="Arial"/>
+          <w:sz w:val="20"/>
+          <w:szCs w:val="20"/>
+        </w:rPr>
+        <w:t xml:space="preserve">Anthropic’s </w:t>
+      </w:r>
+      <w:r>
+        <w:rPr>
+          <w:rFonts w:ascii="Arial" w:hAnsi="Arial" w:cs="Arial"/>
+          <w:sz w:val="20"/>
+          <w:szCs w:val="20"/>
+        </w:rPr>
+        <w:t>Claude Haiku 3.5</w:t>
+      </w:r>
+      <w:r>
+        <w:rPr>
+          <w:rFonts w:ascii="Arial" w:hAnsi="Arial" w:cs="Arial"/>
+          <w:sz w:val="20"/>
+          <w:szCs w:val="20"/>
+        </w:rPr>
+        <w:t>,</w:t>
+      </w:r>
+      <w:r>
+        <w:rPr>
+          <w:rFonts w:ascii="Arial" w:hAnsi="Arial" w:cs="Arial"/>
+          <w:sz w:val="20"/>
+          <w:szCs w:val="20"/>
+        </w:rPr>
+        <w:t xml:space="preserve"> and </w:t>
+      </w:r>
+      <w:r>
+        <w:rPr>
+          <w:rFonts w:ascii="Arial" w:hAnsi="Arial" w:cs="Arial"/>
+          <w:sz w:val="20"/>
+          <w:szCs w:val="20"/>
+        </w:rPr>
+        <w:t>finally</w:t>
+      </w:r>
+      <w:r>
+        <w:rPr>
+          <w:rFonts w:ascii="Arial" w:hAnsi="Arial" w:cs="Arial"/>
+          <w:sz w:val="20"/>
+          <w:szCs w:val="20"/>
+        </w:rPr>
+        <w:t>,</w:t>
+      </w:r>
+      <w:r>
+        <w:rPr>
+          <w:rFonts w:ascii="Arial" w:hAnsi="Arial" w:cs="Arial"/>
+          <w:sz w:val="20"/>
+          <w:szCs w:val="20"/>
+        </w:rPr>
+        <w:t xml:space="preserve"> 3) </w:t>
+      </w:r>
+      <w:r>
+        <w:rPr>
+          <w:rFonts w:ascii="Arial" w:hAnsi="Arial" w:cs="Arial"/>
+          <w:sz w:val="20"/>
+          <w:szCs w:val="20"/>
+        </w:rPr>
+        <w:t>Claude Opus 4.5 (the latest iteration of Anthropic’s market leading LLM)</w:t>
+      </w:r>
+      <w:r>
+        <w:rPr>
+          <w:rFonts w:ascii="Arial" w:hAnsi="Arial" w:cs="Arial"/>
+          <w:sz w:val="20"/>
+          <w:szCs w:val="20"/>
+        </w:rPr>
+        <w:t>. By p</w:t>
+      </w:r>
+      <w:r>
+        <w:rPr>
+          <w:rFonts w:ascii="Arial" w:hAnsi="Arial" w:cs="Arial"/>
+          <w:sz w:val="20"/>
+          <w:szCs w:val="20"/>
+        </w:rPr>
+        <w:t xml:space="preserve">rompting </w:t>
+      </w:r>
+      <w:r>
+        <w:rPr>
+          <w:rFonts w:ascii="Arial" w:hAnsi="Arial" w:cs="Arial"/>
+          <w:sz w:val="20"/>
+          <w:szCs w:val="20"/>
+        </w:rPr>
+        <w:t>each</w:t>
+      </w:r>
+      <w:r>
+        <w:rPr>
+          <w:rFonts w:ascii="Arial" w:hAnsi="Arial" w:cs="Arial"/>
+          <w:sz w:val="20"/>
+          <w:szCs w:val="20"/>
+        </w:rPr>
+        <w:t xml:space="preserve"> model through an OAuth 2.0 API, much of the </w:t>
+      </w:r>
+      <w:r>
+        <w:rPr>
+          <w:rFonts w:ascii="Arial" w:hAnsi="Arial" w:cs="Arial"/>
+          <w:sz w:val="20"/>
+          <w:szCs w:val="20"/>
+        </w:rPr>
+        <w:t xml:space="preserve">Afro-centric </w:t>
+      </w:r>
+      <w:r>
+        <w:rPr>
+          <w:rFonts w:ascii="Arial" w:hAnsi="Arial" w:cs="Arial"/>
+          <w:sz w:val="20"/>
+          <w:szCs w:val="20"/>
+        </w:rPr>
+        <w:t xml:space="preserve">knowledge base it relies on was found to be deprecated. In one instance, when prompting the model for information about national days observed by African states during the testing period, Anthropic’s model responded </w:t>
+      </w:r>
+      <w:r>
+        <w:rPr>
+          <w:rFonts w:ascii="Arial" w:hAnsi="Arial" w:cs="Arial"/>
+          <w:sz w:val="20"/>
+          <w:szCs w:val="20"/>
+        </w:rPr>
+        <w:t xml:space="preserve">with a clarification message indicating it had limited knowledge and capacity to respond (after first </w:t>
+      </w:r>
+      <w:r>
+        <w:rPr>
+          <w:rFonts w:ascii="Arial" w:hAnsi="Arial" w:cs="Arial"/>
+          <w:sz w:val="20"/>
+          <w:szCs w:val="20"/>
+        </w:rPr>
+        <w:t>recommending</w:t>
+      </w:r>
+      <w:r>
+        <w:rPr>
+          <w:rFonts w:ascii="Arial" w:hAnsi="Arial" w:cs="Arial"/>
+          <w:sz w:val="20"/>
+          <w:szCs w:val="20"/>
+        </w:rPr>
+        <w:t xml:space="preserve"> suggestions which were clearly improper</w:t>
+      </w:r>
+      <w:r>
+        <w:rPr>
+          <w:rFonts w:ascii="Arial" w:hAnsi="Arial" w:cs="Arial"/>
+          <w:sz w:val="20"/>
+          <w:szCs w:val="20"/>
+        </w:rPr>
+        <w:t xml:space="preserve"> – in this instance, themes </w:t>
+      </w:r>
+      <w:r>
+        <w:rPr>
+          <w:rFonts w:ascii="Arial" w:hAnsi="Arial" w:cs="Arial"/>
+          <w:sz w:val="20"/>
+          <w:szCs w:val="20"/>
+        </w:rPr>
+        <w:t xml:space="preserve">observed </w:t>
+      </w:r>
+      <w:r>
+        <w:rPr>
+          <w:rFonts w:ascii="Arial" w:hAnsi="Arial" w:cs="Arial"/>
+          <w:sz w:val="20"/>
+          <w:szCs w:val="20"/>
+        </w:rPr>
+        <w:t>which related to non-African countries</w:t>
+      </w:r>
+      <w:r>
+        <w:rPr>
+          <w:rFonts w:ascii="Arial" w:hAnsi="Arial" w:cs="Arial"/>
+          <w:sz w:val="20"/>
+          <w:szCs w:val="20"/>
+        </w:rPr>
+        <w:t>).</w:t>
+      </w:r>
+    </w:p>
+    <w:p>
+      <w:pPr>
+        <w:jc w:val="both"/>
+        <w:rPr>
+          <w:rFonts w:ascii="Arial" w:hAnsi="Arial" w:cs="Arial"/>
+          <w:sz w:val="20"/>
+          <w:szCs w:val="20"/>
+        </w:rPr>
+      </w:pPr>
+      <w:r>
+        <w:rPr>
+          <w:rFonts w:ascii="Arial" w:hAnsi="Arial" w:cs="Arial"/>
+          <w:sz w:val="20"/>
+          <w:szCs w:val="20"/>
+        </w:rPr>
+        <w:t xml:space="preserve">If as many commentators have posited, </w:t>
+      </w:r>
+      <w:r>
+        <w:rPr>
+          <w:rFonts w:ascii="Arial" w:hAnsi="Arial" w:cs="Arial"/>
+          <w:sz w:val="20"/>
+          <w:szCs w:val="20"/>
+        </w:rPr>
+        <w:t xml:space="preserve">Generative </w:t>
+      </w:r>
+      <w:r>
+        <w:rPr>
+          <w:rFonts w:ascii="Arial" w:hAnsi="Arial" w:cs="Arial"/>
+          <w:sz w:val="20"/>
+          <w:szCs w:val="20"/>
+        </w:rPr>
+        <w:t xml:space="preserve">AI is seen to be a form of intelligence which learns how to complete a range of tasks on its own accord, then it </w:t>
+      </w:r>
+      <w:r>
+        <w:rPr>
+          <w:rFonts w:ascii="Arial" w:hAnsi="Arial" w:cs="Arial"/>
+          <w:sz w:val="20"/>
+          <w:szCs w:val="20"/>
+        </w:rPr>
+        <w:t xml:space="preserve">therefore </w:t>
+      </w:r>
+      <w:r>
+        <w:rPr>
+          <w:rFonts w:ascii="Arial" w:hAnsi="Arial" w:cs="Arial"/>
+          <w:sz w:val="20"/>
+          <w:szCs w:val="20"/>
+        </w:rPr>
+        <w:t xml:space="preserve">becomes </w:t>
+      </w:r>
+      <w:r>
+        <w:rPr>
+          <w:rFonts w:ascii="Arial" w:hAnsi="Arial" w:cs="Arial"/>
+          <w:sz w:val="20"/>
+          <w:szCs w:val="20"/>
+        </w:rPr>
+        <w:t xml:space="preserve">clear that the </w:t>
+      </w:r>
+      <w:r>
+        <w:rPr>
+          <w:rFonts w:ascii="Arial" w:hAnsi="Arial" w:cs="Arial"/>
+          <w:sz w:val="20"/>
+          <w:szCs w:val="20"/>
+        </w:rPr>
+        <w:t xml:space="preserve">trained </w:t>
+      </w:r>
+      <w:r>
+        <w:rPr>
+          <w:rFonts w:ascii="Arial" w:hAnsi="Arial" w:cs="Arial"/>
+          <w:sz w:val="20"/>
+          <w:szCs w:val="20"/>
+        </w:rPr>
+        <w:t xml:space="preserve">data </w:t>
+      </w:r>
+      <w:r>
+        <w:rPr>
+          <w:rFonts w:ascii="Arial" w:hAnsi="Arial" w:cs="Arial"/>
+          <w:sz w:val="20"/>
+          <w:szCs w:val="20"/>
+        </w:rPr>
+        <w:t xml:space="preserve">selection process which accompanies </w:t>
+      </w:r>
+      <w:r>
+        <w:rPr>
+          <w:rFonts w:ascii="Arial" w:hAnsi="Arial" w:cs="Arial"/>
+          <w:sz w:val="20"/>
+          <w:szCs w:val="20"/>
+        </w:rPr>
+        <w:t xml:space="preserve">the large language model (in this case Claude Opus 4.5) </w:t>
+      </w:r>
+      <w:r>
+        <w:rPr>
+          <w:rFonts w:ascii="Arial" w:hAnsi="Arial" w:cs="Arial"/>
+          <w:sz w:val="20"/>
+          <w:szCs w:val="20"/>
+        </w:rPr>
+        <w:t>should be disclosed as</w:t>
+      </w:r>
+      <w:r>
+        <w:rPr>
+          <w:rFonts w:ascii="Arial" w:hAnsi="Arial" w:cs="Arial"/>
+          <w:sz w:val="20"/>
+          <w:szCs w:val="20"/>
+        </w:rPr>
+        <w:t xml:space="preserve"> ethnically-</w:t>
+      </w:r>
+      <w:r>
+        <w:rPr>
+          <w:rFonts w:ascii="Arial" w:hAnsi="Arial" w:cs="Arial"/>
+          <w:sz w:val="20"/>
+          <w:szCs w:val="20"/>
+        </w:rPr>
+        <w:t>un</w:t>
+      </w:r>
+      <w:r>
+        <w:rPr>
+          <w:rFonts w:ascii="Arial" w:hAnsi="Arial" w:cs="Arial"/>
+          <w:sz w:val="20"/>
+          <w:szCs w:val="20"/>
+        </w:rPr>
+        <w:t>biased, culturally-</w:t>
+      </w:r>
+      <w:r>
+        <w:rPr>
+          <w:rFonts w:ascii="Arial" w:hAnsi="Arial" w:cs="Arial"/>
+          <w:sz w:val="20"/>
+          <w:szCs w:val="20"/>
+        </w:rPr>
+        <w:t>un</w:t>
+      </w:r>
+      <w:r>
+        <w:rPr>
+          <w:rFonts w:ascii="Arial" w:hAnsi="Arial" w:cs="Arial"/>
+          <w:sz w:val="20"/>
+          <w:szCs w:val="20"/>
+        </w:rPr>
+        <w:t xml:space="preserve">biased and </w:t>
+      </w:r>
+      <w:r>
+        <w:rPr>
+          <w:rFonts w:ascii="Arial" w:hAnsi="Arial" w:cs="Arial"/>
+          <w:sz w:val="20"/>
+          <w:szCs w:val="20"/>
+        </w:rPr>
+        <w:t xml:space="preserve">as </w:t>
+      </w:r>
+      <w:r>
+        <w:rPr>
+          <w:rFonts w:ascii="Arial" w:hAnsi="Arial" w:cs="Arial"/>
+          <w:sz w:val="20"/>
+          <w:szCs w:val="20"/>
+        </w:rPr>
+        <w:t>factually-</w:t>
+      </w:r>
+      <w:r>
+        <w:rPr>
+          <w:rFonts w:ascii="Arial" w:hAnsi="Arial" w:cs="Arial"/>
+          <w:sz w:val="20"/>
+          <w:szCs w:val="20"/>
+        </w:rPr>
+        <w:t>diverse as possible</w:t>
+      </w:r>
+      <w:r>
+        <w:rPr>
+          <w:rFonts w:ascii="Arial" w:hAnsi="Arial" w:cs="Arial"/>
+          <w:sz w:val="20"/>
+          <w:szCs w:val="20"/>
+        </w:rPr>
+        <w:t>.</w:t>
+      </w:r>
+    </w:p>
+    <w:p>
+      <w:pPr>
+        <w:jc w:val="both"/>
+        <w:rPr>
+          <w:rFonts w:ascii="Arial" w:hAnsi="Arial" w:cs="Arial"/>
+          <w:sz w:val="20"/>
+          <w:szCs w:val="20"/>
+        </w:rPr>
+      </w:pPr>
+      <w:r>
+        <w:rPr>
+          <w:rFonts w:ascii="Arial" w:hAnsi="Arial" w:cs="Arial"/>
+          <w:sz w:val="20"/>
+          <w:szCs w:val="20"/>
+        </w:rPr>
+        <w:t>Far be it for one so unlearned in the economics of computer science to make judgements about how Anthropic</w:t>
+      </w:r>
+      <w:r>
+        <w:rPr>
+          <w:rFonts w:ascii="Arial" w:hAnsi="Arial" w:cs="Arial"/>
+          <w:sz w:val="20"/>
+          <w:szCs w:val="20"/>
+        </w:rPr>
+        <w:t xml:space="preserve"> weights its algorithm</w:t>
+      </w:r>
+      <w:r>
+        <w:rPr>
+          <w:rFonts w:ascii="Arial" w:hAnsi="Arial" w:cs="Arial"/>
+          <w:sz w:val="20"/>
+          <w:szCs w:val="20"/>
+        </w:rPr>
+        <w:t xml:space="preserve">, or </w:t>
+      </w:r>
+      <w:r>
+        <w:rPr>
+          <w:rFonts w:ascii="Arial" w:hAnsi="Arial" w:cs="Arial"/>
+          <w:sz w:val="20"/>
+          <w:szCs w:val="20"/>
+        </w:rPr>
+        <w:t>how it decides upon its</w:t>
+      </w:r>
+      <w:r>
+        <w:rPr>
+          <w:rFonts w:ascii="Arial" w:hAnsi="Arial" w:cs="Arial"/>
+          <w:sz w:val="20"/>
+          <w:szCs w:val="20"/>
+        </w:rPr>
+        <w:t xml:space="preserve"> company’s interests </w:t>
+      </w:r>
+      <w:r>
+        <w:rPr>
+          <w:rFonts w:ascii="Arial" w:hAnsi="Arial" w:cs="Arial"/>
+          <w:sz w:val="20"/>
+          <w:szCs w:val="20"/>
+        </w:rPr>
+        <w:t>when</w:t>
+      </w:r>
+      <w:r>
+        <w:rPr>
+          <w:rFonts w:ascii="Arial" w:hAnsi="Arial" w:cs="Arial"/>
+          <w:sz w:val="20"/>
+          <w:szCs w:val="20"/>
+        </w:rPr>
+        <w:t xml:space="preserve"> competing with OpenAI</w:t>
+      </w:r>
+      <w:r>
+        <w:rPr>
+          <w:rFonts w:ascii="Arial" w:hAnsi="Arial" w:cs="Arial"/>
+          <w:sz w:val="20"/>
+          <w:szCs w:val="20"/>
+        </w:rPr>
+        <w:t xml:space="preserve"> and Google</w:t>
+      </w:r>
+      <w:r>
+        <w:rPr>
+          <w:rFonts w:ascii="Arial" w:hAnsi="Arial" w:cs="Arial"/>
+          <w:sz w:val="20"/>
+          <w:szCs w:val="20"/>
+        </w:rPr>
+        <w:t>, but it s</w:t>
+      </w:r>
+      <w:r>
+        <w:rPr>
+          <w:rFonts w:ascii="Arial" w:hAnsi="Arial" w:cs="Arial"/>
+          <w:sz w:val="20"/>
+          <w:szCs w:val="20"/>
+        </w:rPr>
+        <w:t>hould be</w:t>
+      </w:r>
+      <w:r>
+        <w:rPr>
+          <w:rFonts w:ascii="Arial" w:hAnsi="Arial" w:cs="Arial"/>
+          <w:sz w:val="20"/>
+          <w:szCs w:val="20"/>
+        </w:rPr>
+        <w:t xml:space="preserve"> </w:t>
+      </w:r>
+      <w:r>
+        <w:rPr>
+          <w:rFonts w:ascii="Arial" w:hAnsi="Arial" w:cs="Arial"/>
+          <w:sz w:val="20"/>
+          <w:szCs w:val="20"/>
+        </w:rPr>
+        <w:t xml:space="preserve">a </w:t>
+      </w:r>
+      <w:r>
+        <w:rPr>
+          <w:rFonts w:ascii="Arial" w:hAnsi="Arial" w:cs="Arial"/>
+          <w:sz w:val="20"/>
+          <w:szCs w:val="20"/>
+        </w:rPr>
+        <w:t xml:space="preserve">fundamental </w:t>
+      </w:r>
+      <w:r>
+        <w:rPr>
+          <w:rFonts w:ascii="Arial" w:hAnsi="Arial" w:cs="Arial"/>
+          <w:sz w:val="20"/>
+          <w:szCs w:val="20"/>
+        </w:rPr>
+        <w:t>aim and</w:t>
+      </w:r>
+      <w:r>
+        <w:rPr>
+          <w:rFonts w:ascii="Arial" w:hAnsi="Arial" w:cs="Arial"/>
+          <w:sz w:val="20"/>
+          <w:szCs w:val="20"/>
+        </w:rPr>
+        <w:t xml:space="preserve"> commitment </w:t>
+      </w:r>
+      <w:r>
+        <w:rPr>
+          <w:rFonts w:ascii="Arial" w:hAnsi="Arial" w:cs="Arial"/>
+          <w:sz w:val="20"/>
+          <w:szCs w:val="20"/>
+        </w:rPr>
+        <w:t>of these</w:t>
+      </w:r>
+      <w:r>
+        <w:rPr>
+          <w:rFonts w:ascii="Arial" w:hAnsi="Arial" w:cs="Arial"/>
+          <w:sz w:val="20"/>
+          <w:szCs w:val="20"/>
+        </w:rPr>
+        <w:t xml:space="preserve"> various </w:t>
+      </w:r>
+      <w:r>
+        <w:rPr>
+          <w:rFonts w:ascii="Arial" w:hAnsi="Arial" w:cs="Arial"/>
+          <w:sz w:val="20"/>
+          <w:szCs w:val="20"/>
+        </w:rPr>
+        <w:t>organisations to ensure models are not misrepresented as omnipotent when the reality is somewhat of a shortfall from this. What is required, as the Dean of Oxford’s Said Business School has recently suggested is a charter on artificial intelligence which outlines how its adoption and implementation should be overseen.</w:t>
+      </w:r>
+    </w:p>
+    <w:p>
+      <w:pPr>
+        <w:pStyle w:val="Heading2"/>
+        <w:contextualSpacing/>
+        <w:jc w:val="both"/>
+        <w:rPr>
+          <w:rStyle w:val="Strong"/>
+          <w:rFonts w:ascii="Arial" w:hAnsi="Arial" w:cs="Arial"/>
+          <w:b w:val="0"/>
+          <w:bCs w:val="0"/>
+          <w:color w:val="000000" w:themeColor="text1"/>
+        </w:rPr>
+      </w:pPr>
+      <w:bookmarkStart w:id="29" w:name="_Toc221044725"/>
+      <w:r>
+        <w:rPr>
+          <w:rStyle w:val="Strong"/>
+          <w:rFonts w:ascii="Arial" w:hAnsi="Arial" w:cs="Arial"/>
+          <w:b w:val="0"/>
+          <w:bCs w:val="0"/>
+          <w:color w:val="000000" w:themeColor="text1"/>
+        </w:rPr>
+        <w:t>1.20</w:t>
+      </w:r>
+      <w:r>
+        <w:rPr>
+          <w:rStyle w:val="Strong"/>
+          <w:rFonts w:ascii="Arial" w:hAnsi="Arial" w:cs="Arial"/>
+          <w:b w:val="0"/>
+          <w:bCs w:val="0"/>
+          <w:color w:val="000000" w:themeColor="text1"/>
+        </w:rPr>
+        <w:t xml:space="preserve"> </w:t>
+      </w:r>
+      <w:r>
+        <w:rPr>
+          <w:rStyle w:val="Strong"/>
+          <w:rFonts w:ascii="Arial" w:hAnsi="Arial" w:cs="Arial"/>
+          <w:b w:val="0"/>
+          <w:bCs w:val="0"/>
+          <w:color w:val="000000" w:themeColor="text1"/>
+        </w:rPr>
+        <w:t>Explicating my Literature Review 1</w:t>
+      </w:r>
+      <w:bookmarkEnd w:id="27"/>
+      <w:r>
+        <w:rPr>
+          <w:rStyle w:val="Strong"/>
+          <w:rFonts w:ascii="Arial" w:hAnsi="Arial" w:cs="Arial"/>
+          <w:b w:val="0"/>
+          <w:bCs w:val="0"/>
+          <w:color w:val="000000" w:themeColor="text1"/>
+        </w:rPr>
         <w:t xml:space="preserve"> – Applicant Attraction</w:t>
       </w:r>
-      <w:bookmarkEnd w:id="27"/>
+      <w:bookmarkEnd w:id="29"/>
     </w:p>
     <w:p>
       <w:pPr>
@@ -7112,27 +7263,7 @@
                 <w:sz w:val="20"/>
                 <w:szCs w:val="20"/>
               </w:rPr>
-              <w:t xml:space="preserve">Dutta &amp; </w:t>
-            </w:r>
-            <w:proofErr w:type="spellStart"/>
-            <w:r>
-              <w:rPr>
-                <w:rFonts w:ascii="Arial" w:hAnsi="Arial" w:cs="Arial"/>
-                <w:color w:val="000000" w:themeColor="text1"/>
-                <w:sz w:val="20"/>
-                <w:szCs w:val="20"/>
-              </w:rPr>
-              <w:t>Adsule</w:t>
-            </w:r>
-            <w:proofErr w:type="spellEnd"/>
-            <w:r>
-              <w:rPr>
-                <w:rFonts w:ascii="Arial" w:hAnsi="Arial" w:cs="Arial"/>
-                <w:color w:val="000000" w:themeColor="text1"/>
-                <w:sz w:val="20"/>
-                <w:szCs w:val="20"/>
-              </w:rPr>
-              <w:t xml:space="preserve"> (2025)</w:t>
+              <w:t>Dutta &amp; Adsule (2025)</w:t>
             </w:r>
           </w:p>
         </w:tc>
@@ -7208,7 +7339,6 @@
                 <w:szCs w:val="20"/>
               </w:rPr>
             </w:pPr>
-            <w:proofErr w:type="spellStart"/>
             <w:r>
               <w:rPr>
                 <w:rFonts w:ascii="Arial" w:hAnsi="Arial" w:cs="Arial"/>
@@ -7216,17 +7346,7 @@
                 <w:sz w:val="20"/>
                 <w:szCs w:val="20"/>
               </w:rPr>
-              <w:t>Lup</w:t>
-            </w:r>
-            <w:proofErr w:type="spellEnd"/>
-            <w:r>
-              <w:rPr>
-                <w:rFonts w:ascii="Arial" w:hAnsi="Arial" w:cs="Arial"/>
-                <w:color w:val="000000" w:themeColor="text1"/>
-                <w:sz w:val="20"/>
-                <w:szCs w:val="20"/>
-              </w:rPr>
-              <w:t xml:space="preserve"> and Canonico (2024)</w:t>
+              <w:t>Lup and Canonico (2024)</w:t>
             </w:r>
           </w:p>
         </w:tc>
@@ -8506,7 +8626,7 @@
           <w:color w:val="000000" w:themeColor="text1"/>
         </w:rPr>
       </w:pPr>
-      <w:bookmarkStart w:id="28" w:name="_Toc216632810"/>
+      <w:bookmarkStart w:id="30" w:name="_Toc216632810"/>
     </w:p>
     <w:p>
       <w:pPr>
@@ -8521,7 +8641,7 @@
           <w:color w:val="000000" w:themeColor="text1"/>
         </w:rPr>
       </w:pPr>
-      <w:bookmarkStart w:id="29" w:name="_Toc221004910"/>
+      <w:bookmarkStart w:id="31" w:name="_Toc221044726"/>
       <w:r>
         <w:rPr>
           <w:rStyle w:val="Strong"/>
@@ -8530,7 +8650,7 @@
           <w:bCs w:val="0"/>
           <w:color w:val="000000" w:themeColor="text1"/>
         </w:rPr>
-        <w:t xml:space="preserve">9 </w:t>
+        <w:t>1.21</w:t>
       </w:r>
       <w:r>
         <w:rPr>
@@ -8540,9 +8660,8 @@
           <w:bCs w:val="0"/>
           <w:color w:val="000000" w:themeColor="text1"/>
         </w:rPr>
-        <w:t>Explicating my Literature Review 2</w:t>
-      </w:r>
-      <w:bookmarkEnd w:id="28"/>
+        <w:t xml:space="preserve"> </w:t>
+      </w:r>
       <w:r>
         <w:rPr>
           <w:rStyle w:val="Strong"/>
@@ -8551,9 +8670,20 @@
           <w:bCs w:val="0"/>
           <w:color w:val="000000" w:themeColor="text1"/>
         </w:rPr>
+        <w:t>Explicating my Literature Review 2</w:t>
+      </w:r>
+      <w:bookmarkEnd w:id="30"/>
+      <w:r>
+        <w:rPr>
+          <w:rStyle w:val="Strong"/>
+          <w:rFonts w:ascii="Arial" w:hAnsi="Arial" w:cs="Arial"/>
+          <w:b w:val="0"/>
+          <w:bCs w:val="0"/>
+          <w:color w:val="000000" w:themeColor="text1"/>
+        </w:rPr>
         <w:t xml:space="preserve"> – Signalling Theory</w:t>
       </w:r>
-      <w:bookmarkEnd w:id="29"/>
+      <w:bookmarkEnd w:id="31"/>
     </w:p>
     <w:p>
       <w:pPr>
@@ -8691,6 +8821,15 @@
           <w:sz w:val="20"/>
           <w:szCs w:val="20"/>
         </w:rPr>
+        <w:t>, which itself is a problematic notion due to the euphemisms of loss being invoked</w:t>
+      </w:r>
+      <w:r>
+        <w:rPr>
+          <w:rFonts w:ascii="Arial" w:hAnsi="Arial" w:cs="Arial"/>
+          <w:color w:val="000000" w:themeColor="text1"/>
+          <w:sz w:val="20"/>
+          <w:szCs w:val="20"/>
+        </w:rPr>
         <w:t>.</w:t>
       </w:r>
       <w:r>
@@ -8700,15 +8839,6 @@
           <w:sz w:val="20"/>
           <w:szCs w:val="20"/>
         </w:rPr>
-        <w:t xml:space="preserve"> Think Euromillions but a much less grand rendition.</w:t>
-      </w:r>
-      <w:r>
-        <w:rPr>
-          <w:rFonts w:ascii="Arial" w:hAnsi="Arial" w:cs="Arial"/>
-          <w:color w:val="000000" w:themeColor="text1"/>
-          <w:sz w:val="20"/>
-          <w:szCs w:val="20"/>
-        </w:rPr>
         <w:t xml:space="preserve"> This act</w:t>
       </w:r>
       <w:r>
@@ -8817,7 +8947,7 @@
           <w:sz w:val="20"/>
           <w:szCs w:val="20"/>
         </w:rPr>
-        <w:t>T</w:t>
+        <w:t>Spence argues that t</w:t>
       </w:r>
       <w:r>
         <w:rPr>
@@ -8844,7 +8974,106 @@
           <w:sz w:val="20"/>
           <w:szCs w:val="20"/>
         </w:rPr>
-        <w:t xml:space="preserve">full knowledge of the workers capability in the job prior to lottery is rarely </w:t>
+        <w:t xml:space="preserve">full knowledge of the </w:t>
+      </w:r>
+      <w:r>
+        <w:rPr>
+          <w:rFonts w:ascii="Arial" w:hAnsi="Arial" w:cs="Arial"/>
+          <w:color w:val="000000" w:themeColor="text1"/>
+          <w:sz w:val="20"/>
+          <w:szCs w:val="20"/>
+        </w:rPr>
+        <w:t xml:space="preserve">average </w:t>
+      </w:r>
+      <w:r>
+        <w:rPr>
+          <w:rFonts w:ascii="Arial" w:hAnsi="Arial" w:cs="Arial"/>
+          <w:color w:val="000000" w:themeColor="text1"/>
+          <w:sz w:val="20"/>
+          <w:szCs w:val="20"/>
+        </w:rPr>
+        <w:t>worker</w:t>
+      </w:r>
+      <w:r>
+        <w:rPr>
+          <w:rFonts w:ascii="Arial" w:hAnsi="Arial" w:cs="Arial"/>
+          <w:color w:val="000000" w:themeColor="text1"/>
+          <w:sz w:val="20"/>
+          <w:szCs w:val="20"/>
+        </w:rPr>
+        <w:t>’</w:t>
+      </w:r>
+      <w:r>
+        <w:rPr>
+          <w:rFonts w:ascii="Arial" w:hAnsi="Arial" w:cs="Arial"/>
+          <w:color w:val="000000" w:themeColor="text1"/>
+          <w:sz w:val="20"/>
+          <w:szCs w:val="20"/>
+        </w:rPr>
+        <w:t xml:space="preserve">s capability in the job prior to </w:t>
+      </w:r>
+      <w:r>
+        <w:rPr>
+          <w:rFonts w:ascii="Arial" w:hAnsi="Arial" w:cs="Arial"/>
+          <w:color w:val="000000" w:themeColor="text1"/>
+          <w:sz w:val="20"/>
+          <w:szCs w:val="20"/>
+        </w:rPr>
+        <w:t xml:space="preserve">such a </w:t>
+      </w:r>
+      <w:r>
+        <w:rPr>
+          <w:rFonts w:ascii="Arial" w:hAnsi="Arial" w:cs="Arial"/>
+          <w:color w:val="000000" w:themeColor="text1"/>
+          <w:sz w:val="20"/>
+          <w:szCs w:val="20"/>
+        </w:rPr>
+        <w:t>lottery</w:t>
+      </w:r>
+      <w:r>
+        <w:rPr>
+          <w:rFonts w:ascii="Arial" w:hAnsi="Arial" w:cs="Arial"/>
+          <w:color w:val="000000" w:themeColor="text1"/>
+          <w:sz w:val="20"/>
+          <w:szCs w:val="20"/>
+        </w:rPr>
+        <w:t xml:space="preserve"> concept being invoked. Assuming th</w:t>
+      </w:r>
+      <w:r>
+        <w:rPr>
+          <w:rFonts w:ascii="Arial" w:hAnsi="Arial" w:cs="Arial"/>
+          <w:color w:val="000000" w:themeColor="text1"/>
+          <w:sz w:val="20"/>
+          <w:szCs w:val="20"/>
+        </w:rPr>
+        <w:t>e</w:t>
+      </w:r>
+      <w:r>
+        <w:rPr>
+          <w:rFonts w:ascii="Arial" w:hAnsi="Arial" w:cs="Arial"/>
+          <w:color w:val="000000" w:themeColor="text1"/>
+          <w:sz w:val="20"/>
+          <w:szCs w:val="20"/>
+        </w:rPr>
+        <w:t xml:space="preserve"> lottery </w:t>
+      </w:r>
+      <w:r>
+        <w:rPr>
+          <w:rFonts w:ascii="Arial" w:hAnsi="Arial" w:cs="Arial"/>
+          <w:color w:val="000000" w:themeColor="text1"/>
+          <w:sz w:val="20"/>
+          <w:szCs w:val="20"/>
+        </w:rPr>
+        <w:t xml:space="preserve">concept is associated with information that is </w:t>
+      </w:r>
+      <w:r>
+        <w:rPr>
+          <w:rFonts w:ascii="Arial" w:hAnsi="Arial" w:cs="Arial"/>
+          <w:color w:val="000000" w:themeColor="text1"/>
+          <w:sz w:val="20"/>
+          <w:szCs w:val="20"/>
+        </w:rPr>
+        <w:t xml:space="preserve">rarely </w:t>
       </w:r>
       <w:r>
         <w:rPr>
@@ -8871,6 +9100,203 @@
           <w:sz w:val="20"/>
           <w:szCs w:val="20"/>
         </w:rPr>
+        <w:t>, a</w:t>
+      </w:r>
+      <w:r>
+        <w:rPr>
+          <w:rFonts w:ascii="Arial" w:hAnsi="Arial" w:cs="Arial"/>
+          <w:color w:val="000000" w:themeColor="text1"/>
+          <w:sz w:val="20"/>
+          <w:szCs w:val="20"/>
+        </w:rPr>
+        <w:t xml:space="preserve">n employer’s perception of this lottery gamble is what Spence </w:t>
+      </w:r>
+      <w:r>
+        <w:rPr>
+          <w:rFonts w:ascii="Arial" w:hAnsi="Arial" w:cs="Arial"/>
+          <w:color w:val="000000" w:themeColor="text1"/>
+          <w:sz w:val="20"/>
+          <w:szCs w:val="20"/>
+        </w:rPr>
+        <w:t xml:space="preserve">(1973) </w:t>
+      </w:r>
+      <w:r>
+        <w:rPr>
+          <w:rFonts w:ascii="Arial" w:hAnsi="Arial" w:cs="Arial"/>
+          <w:color w:val="000000" w:themeColor="text1"/>
+          <w:sz w:val="20"/>
+          <w:szCs w:val="20"/>
+        </w:rPr>
+        <w:t xml:space="preserve">defines as </w:t>
+      </w:r>
+      <w:r>
+        <w:rPr>
+          <w:rFonts w:ascii="Arial" w:hAnsi="Arial" w:cs="Arial"/>
+          <w:color w:val="000000" w:themeColor="text1"/>
+          <w:sz w:val="20"/>
+          <w:szCs w:val="20"/>
+        </w:rPr>
+        <w:t>a</w:t>
+      </w:r>
+      <w:r>
+        <w:rPr>
+          <w:rFonts w:ascii="Arial" w:hAnsi="Arial" w:cs="Arial"/>
+          <w:color w:val="000000" w:themeColor="text1"/>
+          <w:sz w:val="20"/>
+          <w:szCs w:val="20"/>
+        </w:rPr>
+        <w:t xml:space="preserve"> “primary interest” due to the uncertainty involved </w:t>
+      </w:r>
+      <w:r>
+        <w:rPr>
+          <w:rFonts w:ascii="Arial" w:hAnsi="Arial" w:cs="Arial"/>
+          <w:color w:val="000000" w:themeColor="text1"/>
+          <w:sz w:val="20"/>
+          <w:szCs w:val="20"/>
+        </w:rPr>
+        <w:t>in making the</w:t>
+      </w:r>
+      <w:r>
+        <w:rPr>
+          <w:rFonts w:ascii="Arial" w:hAnsi="Arial" w:cs="Arial"/>
+          <w:color w:val="000000" w:themeColor="text1"/>
+          <w:sz w:val="20"/>
+          <w:szCs w:val="20"/>
+        </w:rPr>
+        <w:t xml:space="preserve"> proposed</w:t>
+      </w:r>
+      <w:r>
+        <w:rPr>
+          <w:rFonts w:ascii="Arial" w:hAnsi="Arial" w:cs="Arial"/>
+          <w:color w:val="000000" w:themeColor="text1"/>
+          <w:sz w:val="20"/>
+          <w:szCs w:val="20"/>
+        </w:rPr>
+        <w:t xml:space="preserve"> hire when weighed against</w:t>
+      </w:r>
+      <w:r>
+        <w:rPr>
+          <w:rFonts w:ascii="Arial" w:hAnsi="Arial" w:cs="Arial"/>
+          <w:color w:val="000000" w:themeColor="text1"/>
+          <w:sz w:val="20"/>
+          <w:szCs w:val="20"/>
+        </w:rPr>
+        <w:t xml:space="preserve"> the wages offered by the employer</w:t>
+      </w:r>
+      <w:r>
+        <w:rPr>
+          <w:rFonts w:ascii="Arial" w:hAnsi="Arial" w:cs="Arial"/>
+          <w:color w:val="000000" w:themeColor="text1"/>
+          <w:sz w:val="20"/>
+          <w:szCs w:val="20"/>
+        </w:rPr>
+        <w:t xml:space="preserve"> to the worker as compensation for services rendered.</w:t>
+      </w:r>
+      <w:r>
+        <w:rPr>
+          <w:rFonts w:ascii="Arial" w:hAnsi="Arial" w:cs="Arial"/>
+          <w:color w:val="000000" w:themeColor="text1"/>
+          <w:sz w:val="20"/>
+          <w:szCs w:val="20"/>
+        </w:rPr>
+        <w:t xml:space="preserve"> W</w:t>
+      </w:r>
+      <w:r>
+        <w:rPr>
+          <w:rFonts w:ascii="Arial" w:hAnsi="Arial" w:cs="Arial"/>
+          <w:color w:val="000000" w:themeColor="text1"/>
+          <w:sz w:val="20"/>
+          <w:szCs w:val="20"/>
+        </w:rPr>
+        <w:t>hen discussing the lottery, w</w:t>
+      </w:r>
+      <w:r>
+        <w:rPr>
+          <w:rFonts w:ascii="Arial" w:hAnsi="Arial" w:cs="Arial"/>
+          <w:color w:val="000000" w:themeColor="text1"/>
+          <w:sz w:val="20"/>
+          <w:szCs w:val="20"/>
+        </w:rPr>
+        <w:t xml:space="preserve">e speak here of a singular instance of a repeated game. </w:t>
+      </w:r>
+      <w:r>
+        <w:rPr>
+          <w:rFonts w:ascii="Arial" w:hAnsi="Arial" w:cs="Arial"/>
+          <w:sz w:val="20"/>
+          <w:szCs w:val="20"/>
+        </w:rPr>
+        <w:t xml:space="preserve">The terms of reference adhered to by Spence for indices and signals, constitute very strict and formal belief system for his term sheet mapping the employer’s perception of the lottery process. </w:t>
+      </w:r>
+      <w:r>
+        <w:rPr>
+          <w:rFonts w:ascii="Arial" w:hAnsi="Arial" w:cs="Arial"/>
+          <w:color w:val="000000" w:themeColor="text1"/>
+          <w:sz w:val="20"/>
+          <w:szCs w:val="20"/>
+        </w:rPr>
+        <w:t xml:space="preserve">There are two kinds of observable attributes mentioned in </w:t>
+      </w:r>
+      <w:r>
+        <w:rPr>
+          <w:rFonts w:ascii="Arial" w:hAnsi="Arial" w:cs="Arial"/>
+          <w:color w:val="000000" w:themeColor="text1"/>
+          <w:sz w:val="20"/>
+          <w:szCs w:val="20"/>
+        </w:rPr>
+        <w:t>Spence’s</w:t>
+      </w:r>
+      <w:r>
+        <w:rPr>
+          <w:rFonts w:ascii="Arial" w:hAnsi="Arial" w:cs="Arial"/>
+          <w:color w:val="000000" w:themeColor="text1"/>
+          <w:sz w:val="20"/>
+          <w:szCs w:val="20"/>
+        </w:rPr>
+        <w:t xml:space="preserve"> article:</w:t>
+      </w:r>
+      <w:r>
+        <w:rPr>
+          <w:rFonts w:ascii="Arial" w:hAnsi="Arial" w:cs="Arial"/>
+          <w:color w:val="000000" w:themeColor="text1"/>
+          <w:sz w:val="20"/>
+          <w:szCs w:val="20"/>
+        </w:rPr>
+        <w:t xml:space="preserve"> </w:t>
+      </w:r>
+      <w:r>
+        <w:rPr>
+          <w:rFonts w:ascii="Arial" w:hAnsi="Arial" w:cs="Arial"/>
+          <w:color w:val="000000" w:themeColor="text1"/>
+          <w:sz w:val="20"/>
+          <w:szCs w:val="20"/>
+        </w:rPr>
+        <w:t>Indices and signals (</w:t>
+      </w:r>
+      <w:r>
+        <w:rPr>
+          <w:rFonts w:ascii="Arial" w:hAnsi="Arial" w:cs="Arial"/>
+          <w:color w:val="000000" w:themeColor="text1"/>
+          <w:sz w:val="20"/>
+          <w:szCs w:val="20"/>
+        </w:rPr>
+        <w:t xml:space="preserve">Spence, 1973; </w:t>
+      </w:r>
+      <w:r>
+        <w:rPr>
+          <w:rFonts w:ascii="Arial" w:hAnsi="Arial" w:cs="Arial"/>
+          <w:color w:val="000000" w:themeColor="text1"/>
+          <w:sz w:val="20"/>
+          <w:szCs w:val="20"/>
+        </w:rPr>
+        <w:t>p. 357)</w:t>
+      </w:r>
+      <w:r>
+        <w:rPr>
+          <w:rFonts w:ascii="Arial" w:hAnsi="Arial" w:cs="Arial"/>
+          <w:color w:val="000000" w:themeColor="text1"/>
+          <w:sz w:val="20"/>
+          <w:szCs w:val="20"/>
+        </w:rPr>
         <w:t xml:space="preserve">. </w:t>
       </w:r>
       <w:r>
@@ -8880,149 +9306,212 @@
           <w:sz w:val="20"/>
           <w:szCs w:val="20"/>
         </w:rPr>
-        <w:t xml:space="preserve">An employer’s perception of this lottery gamble is what Spence </w:t>
-      </w:r>
-      <w:r>
-        <w:rPr>
-          <w:rFonts w:ascii="Arial" w:hAnsi="Arial" w:cs="Arial"/>
-          <w:color w:val="000000" w:themeColor="text1"/>
-          <w:sz w:val="20"/>
-          <w:szCs w:val="20"/>
-        </w:rPr>
-        <w:t xml:space="preserve">(1973) </w:t>
-      </w:r>
-      <w:r>
-        <w:rPr>
-          <w:rFonts w:ascii="Arial" w:hAnsi="Arial" w:cs="Arial"/>
-          <w:color w:val="000000" w:themeColor="text1"/>
-          <w:sz w:val="20"/>
-          <w:szCs w:val="20"/>
-        </w:rPr>
-        <w:t xml:space="preserve">defines as his “primary interest” due to the uncertainty involved </w:t>
-      </w:r>
-      <w:r>
-        <w:rPr>
-          <w:rFonts w:ascii="Arial" w:hAnsi="Arial" w:cs="Arial"/>
-          <w:color w:val="000000" w:themeColor="text1"/>
-          <w:sz w:val="20"/>
-          <w:szCs w:val="20"/>
-        </w:rPr>
-        <w:t>in making the hire when weighed against</w:t>
-      </w:r>
-      <w:r>
-        <w:rPr>
-          <w:rFonts w:ascii="Arial" w:hAnsi="Arial" w:cs="Arial"/>
-          <w:color w:val="000000" w:themeColor="text1"/>
-          <w:sz w:val="20"/>
-          <w:szCs w:val="20"/>
-        </w:rPr>
-        <w:t xml:space="preserve"> the wages offered by the employer</w:t>
-      </w:r>
-      <w:r>
-        <w:rPr>
-          <w:rFonts w:ascii="Arial" w:hAnsi="Arial" w:cs="Arial"/>
-          <w:color w:val="000000" w:themeColor="text1"/>
-          <w:sz w:val="20"/>
-          <w:szCs w:val="20"/>
-        </w:rPr>
-        <w:t xml:space="preserve"> to the worker as compensation for services rendered.</w:t>
-      </w:r>
-      <w:r>
-        <w:rPr>
-          <w:rFonts w:ascii="Arial" w:hAnsi="Arial" w:cs="Arial"/>
-          <w:color w:val="000000" w:themeColor="text1"/>
-          <w:sz w:val="20"/>
-          <w:szCs w:val="20"/>
-        </w:rPr>
-        <w:t xml:space="preserve"> We speak here of a singular instance of a repeated game. </w:t>
-      </w:r>
-      <w:r>
-        <w:rPr>
-          <w:rFonts w:ascii="Arial" w:hAnsi="Arial" w:cs="Arial"/>
-          <w:color w:val="000000" w:themeColor="text1"/>
-          <w:sz w:val="20"/>
-          <w:szCs w:val="20"/>
-        </w:rPr>
-        <w:t>There are two kinds of observable attributes mentioned in the article:</w:t>
-      </w:r>
-      <w:r>
-        <w:rPr>
-          <w:rFonts w:ascii="Arial" w:hAnsi="Arial" w:cs="Arial"/>
-          <w:color w:val="000000" w:themeColor="text1"/>
+        <w:t>The term “indices” refers to “immutable” attributes</w:t>
+      </w:r>
+      <w:r>
+        <w:rPr>
+          <w:rFonts w:ascii="Arial" w:hAnsi="Arial" w:cs="Arial"/>
+          <w:color w:val="000000" w:themeColor="text1"/>
+          <w:sz w:val="20"/>
+          <w:szCs w:val="20"/>
+        </w:rPr>
+        <w:t xml:space="preserve"> observed by the employer amongst participants in the hiring ‘lottery’</w:t>
+      </w:r>
+      <w:r>
+        <w:rPr>
+          <w:rFonts w:ascii="Arial" w:hAnsi="Arial" w:cs="Arial"/>
+          <w:color w:val="000000" w:themeColor="text1"/>
+          <w:sz w:val="20"/>
+          <w:szCs w:val="20"/>
+        </w:rPr>
+        <w:t xml:space="preserve">, </w:t>
+      </w:r>
+      <w:r>
+        <w:rPr>
+          <w:rFonts w:ascii="Arial" w:hAnsi="Arial" w:cs="Arial"/>
+          <w:color w:val="000000" w:themeColor="text1"/>
+          <w:sz w:val="20"/>
+          <w:szCs w:val="20"/>
+        </w:rPr>
+        <w:t xml:space="preserve">attributes </w:t>
+      </w:r>
+      <w:r>
+        <w:rPr>
+          <w:rFonts w:ascii="Arial" w:hAnsi="Arial" w:cs="Arial"/>
+          <w:color w:val="000000" w:themeColor="text1"/>
+          <w:sz w:val="20"/>
+          <w:szCs w:val="20"/>
+        </w:rPr>
+        <w:t>such as race or sex</w:t>
+      </w:r>
+      <w:r>
+        <w:rPr>
+          <w:rFonts w:ascii="Arial" w:hAnsi="Arial" w:cs="Arial"/>
+          <w:color w:val="000000" w:themeColor="text1"/>
+          <w:sz w:val="20"/>
+          <w:szCs w:val="20"/>
+        </w:rPr>
+        <w:t>. This is followed closely by the term</w:t>
+      </w:r>
+      <w:r>
+        <w:rPr>
+          <w:rFonts w:ascii="Arial" w:hAnsi="Arial" w:cs="Arial"/>
+          <w:color w:val="000000" w:themeColor="text1"/>
+          <w:sz w:val="20"/>
+          <w:szCs w:val="20"/>
+        </w:rPr>
+        <w:t xml:space="preserve"> “signals”</w:t>
+      </w:r>
+      <w:r>
+        <w:rPr>
+          <w:rFonts w:ascii="Arial" w:hAnsi="Arial" w:cs="Arial"/>
+          <w:color w:val="000000" w:themeColor="text1"/>
+          <w:sz w:val="20"/>
+          <w:szCs w:val="20"/>
+        </w:rPr>
+        <w:t xml:space="preserve">, which </w:t>
+      </w:r>
+      <w:r>
+        <w:rPr>
+          <w:rFonts w:ascii="Arial" w:hAnsi="Arial" w:cs="Arial"/>
+          <w:color w:val="000000" w:themeColor="text1"/>
+          <w:sz w:val="20"/>
+          <w:szCs w:val="20"/>
+        </w:rPr>
+        <w:t xml:space="preserve">references alterable attributes </w:t>
+      </w:r>
+      <w:r>
+        <w:rPr>
+          <w:rFonts w:ascii="Arial" w:hAnsi="Arial" w:cs="Arial"/>
+          <w:color w:val="000000" w:themeColor="text1"/>
+          <w:sz w:val="20"/>
+          <w:szCs w:val="20"/>
+        </w:rPr>
+        <w:t xml:space="preserve">or those which can be manipulated by the </w:t>
+      </w:r>
+      <w:r>
+        <w:rPr>
+          <w:rFonts w:ascii="Arial" w:hAnsi="Arial" w:cs="Arial"/>
+          <w:color w:val="000000" w:themeColor="text1"/>
+          <w:sz w:val="20"/>
+          <w:szCs w:val="20"/>
+        </w:rPr>
+        <w:lastRenderedPageBreak/>
+        <w:t xml:space="preserve">candidate, </w:t>
+      </w:r>
+      <w:r>
+        <w:rPr>
+          <w:rFonts w:ascii="Arial" w:hAnsi="Arial" w:cs="Arial"/>
+          <w:color w:val="000000" w:themeColor="text1"/>
+          <w:sz w:val="20"/>
+          <w:szCs w:val="20"/>
+        </w:rPr>
+        <w:t xml:space="preserve">such as education and experience. </w:t>
+      </w:r>
+      <w:r>
+        <w:rPr>
+          <w:rFonts w:ascii="Arial" w:hAnsi="Arial" w:cs="Arial"/>
+          <w:color w:val="000000" w:themeColor="text1"/>
+          <w:sz w:val="20"/>
+          <w:szCs w:val="20"/>
+        </w:rPr>
+        <w:t>For the purposes of Spence’s research, a</w:t>
+      </w:r>
+      <w:r>
+        <w:rPr>
+          <w:rFonts w:ascii="Arial" w:hAnsi="Arial" w:cs="Arial"/>
+          <w:color w:val="000000" w:themeColor="text1"/>
+          <w:sz w:val="20"/>
+          <w:szCs w:val="20"/>
+        </w:rPr>
+        <w:t xml:space="preserve">ge </w:t>
+      </w:r>
+      <w:r>
+        <w:rPr>
+          <w:rFonts w:ascii="Arial" w:hAnsi="Arial" w:cs="Arial"/>
+          <w:color w:val="000000" w:themeColor="text1"/>
+          <w:sz w:val="20"/>
+          <w:szCs w:val="20"/>
+        </w:rPr>
+        <w:t>i</w:t>
+      </w:r>
+      <w:r>
+        <w:rPr>
+          <w:rFonts w:ascii="Arial" w:hAnsi="Arial" w:cs="Arial"/>
+          <w:color w:val="000000" w:themeColor="text1"/>
+          <w:sz w:val="20"/>
+          <w:szCs w:val="20"/>
+        </w:rPr>
+        <w:t xml:space="preserve">s </w:t>
+      </w:r>
+      <w:r>
+        <w:rPr>
+          <w:rFonts w:ascii="Arial" w:hAnsi="Arial" w:cs="Arial"/>
+          <w:color w:val="000000" w:themeColor="text1"/>
+          <w:sz w:val="20"/>
+          <w:szCs w:val="20"/>
+        </w:rPr>
+        <w:t xml:space="preserve">considered as </w:t>
+      </w:r>
+      <w:r>
+        <w:rPr>
+          <w:rFonts w:ascii="Arial" w:hAnsi="Arial" w:cs="Arial"/>
+          <w:color w:val="000000" w:themeColor="text1"/>
+          <w:sz w:val="20"/>
+          <w:szCs w:val="20"/>
+        </w:rPr>
+        <w:t xml:space="preserve">an alterable attribute </w:t>
+      </w:r>
+      <w:r>
+        <w:rPr>
+          <w:rFonts w:ascii="Arial" w:hAnsi="Arial" w:cs="Arial"/>
+          <w:color w:val="000000" w:themeColor="text1"/>
+          <w:sz w:val="20"/>
+          <w:szCs w:val="20"/>
+        </w:rPr>
+        <w:t>and is therefore seen to be</w:t>
+      </w:r>
+      <w:r>
+        <w:rPr>
+          <w:rFonts w:ascii="Arial" w:hAnsi="Arial" w:cs="Arial"/>
+          <w:color w:val="000000" w:themeColor="text1"/>
+          <w:sz w:val="20"/>
+          <w:szCs w:val="20"/>
+        </w:rPr>
+        <w:t xml:space="preserve"> an index</w:t>
+      </w:r>
+      <w:r>
+        <w:rPr>
+          <w:rFonts w:ascii="Arial" w:hAnsi="Arial" w:cs="Arial"/>
+          <w:color w:val="000000" w:themeColor="text1"/>
+          <w:sz w:val="20"/>
+          <w:szCs w:val="20"/>
+        </w:rPr>
+        <w:t xml:space="preserve">. </w:t>
+      </w:r>
+      <w:r>
+        <w:rPr>
+          <w:rFonts w:ascii="Arial" w:hAnsi="Arial" w:cs="Arial"/>
+          <w:sz w:val="20"/>
+          <w:szCs w:val="20"/>
+        </w:rPr>
+        <w:t>Signals and indices are seen to be “parameters” in the conditional probability distribution reflecting the “beliefs” of an employer</w:t>
+      </w:r>
+      <w:r>
+        <w:rPr>
+          <w:rFonts w:ascii="Arial" w:hAnsi="Arial" w:cs="Arial"/>
+          <w:sz w:val="20"/>
+          <w:szCs w:val="20"/>
+        </w:rPr>
+        <w:t>.</w:t>
+      </w:r>
+      <w:r>
+        <w:rPr>
+          <w:rFonts w:ascii="Arial" w:hAnsi="Arial" w:cs="Arial"/>
           <w:sz w:val="20"/>
           <w:szCs w:val="20"/>
         </w:rPr>
         <w:t xml:space="preserve"> </w:t>
-      </w:r>
-      <w:r>
-        <w:rPr>
-          <w:rFonts w:ascii="Arial" w:hAnsi="Arial" w:cs="Arial"/>
-          <w:color w:val="000000" w:themeColor="text1"/>
-          <w:sz w:val="20"/>
-          <w:szCs w:val="20"/>
-        </w:rPr>
-        <w:t>Indices and signals (</w:t>
-      </w:r>
-      <w:r>
-        <w:rPr>
-          <w:rFonts w:ascii="Arial" w:hAnsi="Arial" w:cs="Arial"/>
-          <w:color w:val="000000" w:themeColor="text1"/>
-          <w:sz w:val="20"/>
-          <w:szCs w:val="20"/>
-        </w:rPr>
-        <w:t xml:space="preserve">Spence, 1973; </w:t>
-      </w:r>
-      <w:r>
-        <w:rPr>
-          <w:rFonts w:ascii="Arial" w:hAnsi="Arial" w:cs="Arial"/>
-          <w:color w:val="000000" w:themeColor="text1"/>
-          <w:sz w:val="20"/>
-          <w:szCs w:val="20"/>
-        </w:rPr>
-        <w:t>p. 357)</w:t>
-      </w:r>
-      <w:r>
-        <w:rPr>
-          <w:rFonts w:ascii="Arial" w:hAnsi="Arial" w:cs="Arial"/>
-          <w:color w:val="000000" w:themeColor="text1"/>
-          <w:sz w:val="20"/>
-          <w:szCs w:val="20"/>
-        </w:rPr>
-        <w:t xml:space="preserve">. </w:t>
-      </w:r>
-      <w:r>
-        <w:rPr>
-          <w:rFonts w:ascii="Arial" w:hAnsi="Arial" w:cs="Arial"/>
-          <w:color w:val="000000" w:themeColor="text1"/>
-          <w:sz w:val="20"/>
-          <w:szCs w:val="20"/>
-        </w:rPr>
-        <w:t>The term “indices” refers to “immutable” attributes, such as race or sex, and “signals” references alterable attributes such as education and experience. Age as an alterable attribute is considered to be an index</w:t>
-      </w:r>
-      <w:r>
-        <w:rPr>
-          <w:rFonts w:ascii="Arial" w:hAnsi="Arial" w:cs="Arial"/>
-          <w:color w:val="000000" w:themeColor="text1"/>
-          <w:sz w:val="20"/>
-          <w:szCs w:val="20"/>
-        </w:rPr>
-        <w:t xml:space="preserve">. </w:t>
-      </w:r>
-      <w:r>
-        <w:rPr>
-          <w:rFonts w:ascii="Arial" w:hAnsi="Arial" w:cs="Arial"/>
-          <w:sz w:val="20"/>
-          <w:szCs w:val="20"/>
-        </w:rPr>
-        <w:t>Signals and indices are seen to be “parameters” in the conditional probability distribution reflecting the “beliefs” of an employer</w:t>
-      </w:r>
-      <w:r>
-        <w:rPr>
-          <w:rFonts w:ascii="Arial" w:hAnsi="Arial" w:cs="Arial"/>
-          <w:sz w:val="20"/>
-          <w:szCs w:val="20"/>
-        </w:rPr>
-        <w:t>.</w:t>
       </w:r>
     </w:p>
     <w:p>
@@ -9066,26 +9555,142 @@
           <w:sz w:val="20"/>
           <w:szCs w:val="20"/>
         </w:rPr>
-        <w:lastRenderedPageBreak/>
-        <w:t xml:space="preserve">Mentions the theoretical framework of Khan et. al. (2023) whose literature review and empirical study on the topic is the only recent work used as </w:t>
-      </w:r>
-      <w:r>
-        <w:rPr>
-          <w:rFonts w:ascii="Arial" w:hAnsi="Arial" w:cs="Arial"/>
-          <w:color w:val="000000" w:themeColor="text1"/>
-          <w:sz w:val="20"/>
-          <w:szCs w:val="20"/>
-        </w:rPr>
-        <w:t>authority but</w:t>
-      </w:r>
-      <w:r>
-        <w:rPr>
-          <w:rFonts w:ascii="Arial" w:hAnsi="Arial" w:cs="Arial"/>
-          <w:color w:val="000000" w:themeColor="text1"/>
-          <w:sz w:val="20"/>
-          <w:szCs w:val="20"/>
-        </w:rPr>
-        <w:t xml:space="preserve"> acknowledges research in the area of inclusive signalling to neurodiverse applicants is relatively limited</w:t>
+        <w:t xml:space="preserve">Navigating this landscape of DEI in recruitment can be oftentimes a complex pursuit. Upon reflection with some experience and exposure of high-level dialogue gained through the Business in the Community (BITC) Opening Doors program, its fair and proper for me as an author to infer proportionality. By this I mean the idea that work is a lottery is unfortunately not an appropriate lens to view employment dynamics. </w:t>
+      </w:r>
+      <w:r>
+        <w:rPr>
+          <w:rFonts w:ascii="Arial" w:hAnsi="Arial" w:cs="Arial"/>
+          <w:color w:val="000000" w:themeColor="text1"/>
+          <w:sz w:val="20"/>
+          <w:szCs w:val="20"/>
+        </w:rPr>
+        <w:t>Much of the work found in the recommendations of the 2024 Autistica report authored in collaboration with Sir Robert Buckland KC</w:t>
+      </w:r>
+      <w:r>
+        <w:rPr>
+          <w:rFonts w:ascii="Arial" w:hAnsi="Arial" w:cs="Arial"/>
+          <w:color w:val="000000" w:themeColor="text1"/>
+          <w:sz w:val="20"/>
+          <w:szCs w:val="20"/>
+        </w:rPr>
+        <w:t xml:space="preserve"> can be supported by academic literature. If the Autistica report identifies the scenarios and problem faced by Autistic job applicants, then Miller and Doyle (2025) most certainly shed further light on this problematisation</w:t>
+      </w:r>
+      <w:r>
+        <w:rPr>
+          <w:rFonts w:ascii="Arial" w:hAnsi="Arial" w:cs="Arial"/>
+          <w:color w:val="000000" w:themeColor="text1"/>
+          <w:sz w:val="20"/>
+          <w:szCs w:val="20"/>
+        </w:rPr>
+        <w:t xml:space="preserve"> of a ‘lottery’</w:t>
+      </w:r>
+      <w:r>
+        <w:rPr>
+          <w:rFonts w:ascii="Arial" w:hAnsi="Arial" w:cs="Arial"/>
+          <w:color w:val="000000" w:themeColor="text1"/>
+          <w:sz w:val="20"/>
+          <w:szCs w:val="20"/>
+        </w:rPr>
+        <w:t xml:space="preserve"> by providing what one might call a dialectical synthesis to the concerns highlighted in the report. </w:t>
+      </w:r>
+      <w:r>
+        <w:rPr>
+          <w:rFonts w:ascii="Arial" w:hAnsi="Arial" w:cs="Arial"/>
+          <w:color w:val="000000" w:themeColor="text1"/>
+          <w:sz w:val="20"/>
+          <w:szCs w:val="20"/>
+        </w:rPr>
+        <w:t>According to Miller and Doyle (2025) the article m</w:t>
+      </w:r>
+      <w:r>
+        <w:rPr>
+          <w:rFonts w:ascii="Arial" w:hAnsi="Arial" w:cs="Arial"/>
+          <w:color w:val="000000" w:themeColor="text1"/>
+          <w:sz w:val="20"/>
+          <w:szCs w:val="20"/>
+        </w:rPr>
+        <w:t>entions the theoretical framework of Khan et. al. (2023) whose literature review and empirical study on the topic is the only</w:t>
+      </w:r>
+      <w:r>
+        <w:rPr>
+          <w:rFonts w:ascii="Arial" w:hAnsi="Arial" w:cs="Arial"/>
+          <w:color w:val="000000" w:themeColor="text1"/>
+          <w:sz w:val="20"/>
+          <w:szCs w:val="20"/>
+        </w:rPr>
+        <w:t xml:space="preserve"> post-COVID era</w:t>
+      </w:r>
+      <w:r>
+        <w:rPr>
+          <w:rFonts w:ascii="Arial" w:hAnsi="Arial" w:cs="Arial"/>
+          <w:color w:val="000000" w:themeColor="text1"/>
+          <w:sz w:val="20"/>
+          <w:szCs w:val="20"/>
+        </w:rPr>
+        <w:t xml:space="preserve"> work used as </w:t>
+      </w:r>
+      <w:r>
+        <w:rPr>
+          <w:rFonts w:ascii="Arial" w:hAnsi="Arial" w:cs="Arial"/>
+          <w:color w:val="000000" w:themeColor="text1"/>
+          <w:sz w:val="20"/>
+          <w:szCs w:val="20"/>
+        </w:rPr>
+        <w:t>authority,</w:t>
+      </w:r>
+      <w:r>
+        <w:rPr>
+          <w:rFonts w:ascii="Arial" w:hAnsi="Arial" w:cs="Arial"/>
+          <w:color w:val="000000" w:themeColor="text1"/>
+          <w:sz w:val="20"/>
+          <w:szCs w:val="20"/>
+        </w:rPr>
+        <w:t xml:space="preserve"> but</w:t>
+      </w:r>
+      <w:r>
+        <w:rPr>
+          <w:rFonts w:ascii="Arial" w:hAnsi="Arial" w:cs="Arial"/>
+          <w:color w:val="000000" w:themeColor="text1"/>
+          <w:sz w:val="20"/>
+          <w:szCs w:val="20"/>
+        </w:rPr>
+        <w:t xml:space="preserve"> </w:t>
+      </w:r>
+      <w:r>
+        <w:rPr>
+          <w:rFonts w:ascii="Arial" w:hAnsi="Arial" w:cs="Arial"/>
+          <w:color w:val="000000" w:themeColor="text1"/>
+          <w:sz w:val="20"/>
+          <w:szCs w:val="20"/>
+        </w:rPr>
+        <w:t xml:space="preserve">the article also </w:t>
+      </w:r>
+      <w:r>
+        <w:rPr>
+          <w:rFonts w:ascii="Arial" w:hAnsi="Arial" w:cs="Arial"/>
+          <w:color w:val="000000" w:themeColor="text1"/>
+          <w:sz w:val="20"/>
+          <w:szCs w:val="20"/>
+        </w:rPr>
+        <w:t>acknowledges</w:t>
+      </w:r>
+      <w:r>
+        <w:rPr>
+          <w:rFonts w:ascii="Arial" w:hAnsi="Arial" w:cs="Arial"/>
+          <w:color w:val="000000" w:themeColor="text1"/>
+          <w:sz w:val="20"/>
+          <w:szCs w:val="20"/>
+        </w:rPr>
+        <w:t xml:space="preserve"> that</w:t>
+      </w:r>
+      <w:r>
+        <w:rPr>
+          <w:rFonts w:ascii="Arial" w:hAnsi="Arial" w:cs="Arial"/>
+          <w:color w:val="000000" w:themeColor="text1"/>
+          <w:sz w:val="20"/>
+          <w:szCs w:val="20"/>
+        </w:rPr>
+        <w:t xml:space="preserve"> research in the area of inclusive signalling to neurodiverse applicants is relatively limited</w:t>
       </w:r>
       <w:r>
         <w:rPr>
@@ -9103,7 +9708,106 @@
           <w:sz w:val="20"/>
           <w:szCs w:val="20"/>
         </w:rPr>
-        <w:t>Extends Khan et. al. (2023)’s ideas for further research in a HR context and applies a systems-based analysis of “signalling” theory (or rather a systematic approach based on academic literature) in the hiring and selection process to cover the inclusion of the neurodiverse job applicant in the workplace</w:t>
+        <w:t>Extend</w:t>
+      </w:r>
+      <w:r>
+        <w:rPr>
+          <w:rFonts w:ascii="Arial" w:hAnsi="Arial" w:cs="Arial"/>
+          <w:color w:val="000000" w:themeColor="text1"/>
+          <w:sz w:val="20"/>
+          <w:szCs w:val="20"/>
+        </w:rPr>
+        <w:t>ing</w:t>
+      </w:r>
+      <w:r>
+        <w:rPr>
+          <w:rFonts w:ascii="Arial" w:hAnsi="Arial" w:cs="Arial"/>
+          <w:color w:val="000000" w:themeColor="text1"/>
+          <w:sz w:val="20"/>
+          <w:szCs w:val="20"/>
+        </w:rPr>
+        <w:t xml:space="preserve"> Khan et. al. (2023)’s ideas for further research in a HR context</w:t>
+      </w:r>
+      <w:r>
+        <w:rPr>
+          <w:rFonts w:ascii="Arial" w:hAnsi="Arial" w:cs="Arial"/>
+          <w:color w:val="000000" w:themeColor="text1"/>
+          <w:sz w:val="20"/>
+          <w:szCs w:val="20"/>
+        </w:rPr>
+        <w:t xml:space="preserve">, Miller and Doyle </w:t>
+      </w:r>
+      <w:r>
+        <w:rPr>
+          <w:rFonts w:ascii="Arial" w:hAnsi="Arial" w:cs="Arial"/>
+          <w:color w:val="000000" w:themeColor="text1"/>
+          <w:sz w:val="20"/>
+          <w:szCs w:val="20"/>
+        </w:rPr>
+        <w:t>appl</w:t>
+      </w:r>
+      <w:r>
+        <w:rPr>
+          <w:rFonts w:ascii="Arial" w:hAnsi="Arial" w:cs="Arial"/>
+          <w:color w:val="000000" w:themeColor="text1"/>
+          <w:sz w:val="20"/>
+          <w:szCs w:val="20"/>
+        </w:rPr>
+        <w:t>y</w:t>
+      </w:r>
+      <w:r>
+        <w:rPr>
+          <w:rFonts w:ascii="Arial" w:hAnsi="Arial" w:cs="Arial"/>
+          <w:color w:val="000000" w:themeColor="text1"/>
+          <w:sz w:val="20"/>
+          <w:szCs w:val="20"/>
+        </w:rPr>
+        <w:t xml:space="preserve"> a systems-based analysis of “signalling” theory (or rather a systematic approach based on academic literature) in the hiring and selection process to </w:t>
+      </w:r>
+      <w:r>
+        <w:rPr>
+          <w:rFonts w:ascii="Arial" w:hAnsi="Arial" w:cs="Arial"/>
+          <w:color w:val="000000" w:themeColor="text1"/>
+          <w:sz w:val="20"/>
+          <w:szCs w:val="20"/>
+        </w:rPr>
+        <w:t>un</w:t>
+      </w:r>
+      <w:r>
+        <w:rPr>
+          <w:rFonts w:ascii="Arial" w:hAnsi="Arial" w:cs="Arial"/>
+          <w:color w:val="000000" w:themeColor="text1"/>
+          <w:sz w:val="20"/>
+          <w:szCs w:val="20"/>
+        </w:rPr>
+        <w:t>cover</w:t>
+      </w:r>
+      <w:r>
+        <w:rPr>
+          <w:rFonts w:ascii="Arial" w:hAnsi="Arial" w:cs="Arial"/>
+          <w:color w:val="000000" w:themeColor="text1"/>
+          <w:sz w:val="20"/>
+          <w:szCs w:val="20"/>
+        </w:rPr>
+        <w:t xml:space="preserve"> a consummate view that</w:t>
+      </w:r>
+      <w:r>
+        <w:rPr>
+          <w:rFonts w:ascii="Arial" w:hAnsi="Arial" w:cs="Arial"/>
+          <w:color w:val="000000" w:themeColor="text1"/>
+          <w:sz w:val="20"/>
+          <w:szCs w:val="20"/>
+        </w:rPr>
+        <w:t xml:space="preserve"> the inclusion of the neurodiverse job applicant in the workplace</w:t>
+      </w:r>
+      <w:r>
+        <w:rPr>
+          <w:rFonts w:ascii="Arial" w:hAnsi="Arial" w:cs="Arial"/>
+          <w:color w:val="000000" w:themeColor="text1"/>
+          <w:sz w:val="20"/>
+          <w:szCs w:val="20"/>
+        </w:rPr>
+        <w:t xml:space="preserve"> is paramount</w:t>
       </w:r>
       <w:r>
         <w:rPr>
@@ -9121,7 +9825,16 @@
           <w:sz w:val="20"/>
           <w:szCs w:val="20"/>
         </w:rPr>
-        <w:t xml:space="preserve">Argues organisations should go </w:t>
+        <w:t>Both co-authors a</w:t>
+      </w:r>
+      <w:r>
+        <w:rPr>
+          <w:rFonts w:ascii="Arial" w:hAnsi="Arial" w:cs="Arial"/>
+          <w:color w:val="000000" w:themeColor="text1"/>
+          <w:sz w:val="20"/>
+          <w:szCs w:val="20"/>
+        </w:rPr>
+        <w:t xml:space="preserve">rgue organisations should go </w:t>
       </w:r>
       <w:r>
         <w:rPr>
@@ -9141,7 +9854,214 @@
           <w:sz w:val="20"/>
           <w:szCs w:val="20"/>
         </w:rPr>
-        <w:t xml:space="preserve"> the business case for diversity in recruitment. But how do Miller and Doyle (2025) suppose this should be achieved?</w:t>
+        <w:t xml:space="preserve"> the business case for diversity in recruitment</w:t>
+      </w:r>
+      <w:r>
+        <w:rPr>
+          <w:rFonts w:ascii="Arial" w:hAnsi="Arial" w:cs="Arial"/>
+          <w:color w:val="000000" w:themeColor="text1"/>
+          <w:sz w:val="20"/>
+          <w:szCs w:val="20"/>
+        </w:rPr>
+        <w:t xml:space="preserve"> by making the process </w:t>
+      </w:r>
+      <w:r>
+        <w:rPr>
+          <w:rFonts w:ascii="Arial" w:hAnsi="Arial" w:cs="Arial"/>
+          <w:color w:val="000000" w:themeColor="text1"/>
+          <w:sz w:val="20"/>
+          <w:szCs w:val="20"/>
+        </w:rPr>
+        <w:t xml:space="preserve">itself </w:t>
+      </w:r>
+      <w:r>
+        <w:rPr>
+          <w:rFonts w:ascii="Arial" w:hAnsi="Arial" w:cs="Arial"/>
+          <w:color w:val="000000" w:themeColor="text1"/>
+          <w:sz w:val="20"/>
+          <w:szCs w:val="20"/>
+        </w:rPr>
+        <w:t>clearer</w:t>
+      </w:r>
+      <w:r>
+        <w:rPr>
+          <w:rFonts w:ascii="Arial" w:hAnsi="Arial" w:cs="Arial"/>
+          <w:color w:val="000000" w:themeColor="text1"/>
+          <w:sz w:val="20"/>
+          <w:szCs w:val="20"/>
+        </w:rPr>
+        <w:t xml:space="preserve">. We can divide the approach for achieving such an eventuality as follows. Firstly, Miller and Doyle treatise an argument in favour of neuroinclusivity by encouraging </w:t>
+      </w:r>
+      <w:r>
+        <w:rPr>
+          <w:rFonts w:ascii="Arial" w:hAnsi="Arial" w:cs="Arial"/>
+          <w:color w:val="000000" w:themeColor="text1"/>
+          <w:sz w:val="20"/>
+          <w:szCs w:val="20"/>
+        </w:rPr>
+        <w:t>proactiv</w:t>
+      </w:r>
+      <w:r>
+        <w:rPr>
+          <w:rFonts w:ascii="Arial" w:hAnsi="Arial" w:cs="Arial"/>
+          <w:color w:val="000000" w:themeColor="text1"/>
+          <w:sz w:val="20"/>
+          <w:szCs w:val="20"/>
+        </w:rPr>
+        <w:t>ity from the employer</w:t>
+      </w:r>
+      <w:r>
+        <w:rPr>
+          <w:rFonts w:ascii="Arial" w:hAnsi="Arial" w:cs="Arial"/>
+          <w:color w:val="000000" w:themeColor="text1"/>
+          <w:sz w:val="20"/>
+          <w:szCs w:val="20"/>
+        </w:rPr>
+        <w:t>. The line of thinking goes ~ if an employer provides a list of a ‘frequently requested adjustments’ then this action is therefore a proactive signal to candidates who may require such adjustments to participate in the process. Likewise, by</w:t>
+      </w:r>
+      <w:r>
+        <w:rPr>
+          <w:rFonts w:ascii="Arial" w:hAnsi="Arial" w:cs="Arial"/>
+          <w:color w:val="000000" w:themeColor="text1"/>
+          <w:sz w:val="20"/>
+          <w:szCs w:val="20"/>
+        </w:rPr>
+        <w:t xml:space="preserve"> </w:t>
+      </w:r>
+      <w:r>
+        <w:rPr>
+          <w:rFonts w:ascii="Arial" w:hAnsi="Arial" w:cs="Arial"/>
+          <w:color w:val="000000" w:themeColor="text1"/>
+          <w:sz w:val="20"/>
+          <w:szCs w:val="20"/>
+        </w:rPr>
+        <w:t xml:space="preserve">sufficiently </w:t>
+      </w:r>
+      <w:r>
+        <w:rPr>
+          <w:rFonts w:ascii="Arial" w:hAnsi="Arial" w:cs="Arial"/>
+          <w:color w:val="000000" w:themeColor="text1"/>
+          <w:sz w:val="20"/>
+          <w:szCs w:val="20"/>
+        </w:rPr>
+        <w:t>educating</w:t>
+      </w:r>
+      <w:r>
+        <w:rPr>
+          <w:rFonts w:ascii="Arial" w:hAnsi="Arial" w:cs="Arial"/>
+          <w:color w:val="000000" w:themeColor="text1"/>
+          <w:sz w:val="20"/>
+          <w:szCs w:val="20"/>
+        </w:rPr>
+        <w:t xml:space="preserve"> recruitment staff and </w:t>
+      </w:r>
+      <w:r>
+        <w:rPr>
+          <w:rFonts w:ascii="Arial" w:hAnsi="Arial" w:cs="Arial"/>
+          <w:color w:val="000000" w:themeColor="text1"/>
+          <w:sz w:val="20"/>
+          <w:szCs w:val="20"/>
+        </w:rPr>
+        <w:t xml:space="preserve">hiring </w:t>
+      </w:r>
+      <w:r>
+        <w:rPr>
+          <w:rFonts w:ascii="Arial" w:hAnsi="Arial" w:cs="Arial"/>
+          <w:color w:val="000000" w:themeColor="text1"/>
+          <w:sz w:val="20"/>
+          <w:szCs w:val="20"/>
+        </w:rPr>
+        <w:t xml:space="preserve">managers involved in </w:t>
+      </w:r>
+      <w:r>
+        <w:rPr>
+          <w:rFonts w:ascii="Arial" w:hAnsi="Arial" w:cs="Arial"/>
+          <w:color w:val="000000" w:themeColor="text1"/>
+          <w:sz w:val="20"/>
+          <w:szCs w:val="20"/>
+        </w:rPr>
+        <w:t>the act of recruitment and selection</w:t>
+      </w:r>
+      <w:r>
+        <w:rPr>
+          <w:rFonts w:ascii="Arial" w:hAnsi="Arial" w:cs="Arial"/>
+          <w:color w:val="000000" w:themeColor="text1"/>
+          <w:sz w:val="20"/>
+          <w:szCs w:val="20"/>
+        </w:rPr>
+        <w:t xml:space="preserve"> </w:t>
+      </w:r>
+      <w:r>
+        <w:rPr>
+          <w:rFonts w:ascii="Arial" w:hAnsi="Arial" w:cs="Arial"/>
+          <w:color w:val="000000" w:themeColor="text1"/>
+          <w:sz w:val="20"/>
+          <w:szCs w:val="20"/>
+        </w:rPr>
+        <w:t>on what “neurodivergent behaviours” are</w:t>
+      </w:r>
+      <w:r>
+        <w:rPr>
+          <w:rFonts w:ascii="Arial" w:hAnsi="Arial" w:cs="Arial"/>
+          <w:color w:val="000000" w:themeColor="text1"/>
+          <w:sz w:val="20"/>
+          <w:szCs w:val="20"/>
+        </w:rPr>
+        <w:t>, and by</w:t>
+      </w:r>
+      <w:r>
+        <w:rPr>
+          <w:rFonts w:ascii="Arial" w:hAnsi="Arial" w:cs="Arial"/>
+          <w:color w:val="000000" w:themeColor="text1"/>
+          <w:sz w:val="20"/>
+          <w:szCs w:val="20"/>
+        </w:rPr>
+        <w:t xml:space="preserve"> </w:t>
+      </w:r>
+      <w:r>
+        <w:rPr>
+          <w:rFonts w:ascii="Arial" w:hAnsi="Arial" w:cs="Arial"/>
+          <w:color w:val="000000" w:themeColor="text1"/>
+          <w:sz w:val="20"/>
+          <w:szCs w:val="20"/>
+        </w:rPr>
+        <w:t xml:space="preserve">thereafter </w:t>
+      </w:r>
+      <w:r>
+        <w:rPr>
+          <w:rFonts w:ascii="Arial" w:hAnsi="Arial" w:cs="Arial"/>
+          <w:color w:val="000000" w:themeColor="text1"/>
+          <w:sz w:val="20"/>
+          <w:szCs w:val="20"/>
+        </w:rPr>
+        <w:t xml:space="preserve">implementing a consequential action: prioritising diversity, equity and inclusion over the Spencian view of hiring as a lottery, we arrive at a mechanism which appreciates neurodiversity as a </w:t>
+      </w:r>
+      <w:r>
+        <w:rPr>
+          <w:rFonts w:ascii="Arial" w:hAnsi="Arial" w:cs="Arial"/>
+          <w:color w:val="000000" w:themeColor="text1"/>
+          <w:sz w:val="20"/>
+          <w:szCs w:val="20"/>
+        </w:rPr>
+        <w:t>recruitment</w:t>
+      </w:r>
+      <w:r>
+        <w:rPr>
+          <w:rFonts w:ascii="Arial" w:hAnsi="Arial" w:cs="Arial"/>
+          <w:color w:val="000000" w:themeColor="text1"/>
+          <w:sz w:val="20"/>
+          <w:szCs w:val="20"/>
+        </w:rPr>
+        <w:t xml:space="preserve"> priority</w:t>
+      </w:r>
+      <w:r>
+        <w:rPr>
+          <w:rFonts w:ascii="Arial" w:hAnsi="Arial" w:cs="Arial"/>
+          <w:color w:val="000000" w:themeColor="text1"/>
+          <w:sz w:val="20"/>
+          <w:szCs w:val="20"/>
+        </w:rPr>
+        <w:t>.</w:t>
       </w:r>
     </w:p>
     <w:p>
@@ -9240,7 +10160,25 @@
           <w:sz w:val="20"/>
           <w:szCs w:val="20"/>
         </w:rPr>
-        <w:t xml:space="preserve"> perspective assessing how r</w:t>
+        <w:t>. By multi-level, one might interpret the meaning also as multi-hierarchical (affecting various modes of the organisation)</w:t>
+      </w:r>
+      <w:r>
+        <w:rPr>
+          <w:rFonts w:ascii="Arial" w:hAnsi="Arial" w:cs="Arial"/>
+          <w:color w:val="000000" w:themeColor="text1"/>
+          <w:sz w:val="20"/>
+          <w:szCs w:val="20"/>
+        </w:rPr>
+        <w:t xml:space="preserve"> </w:t>
+      </w:r>
+      <w:r>
+        <w:rPr>
+          <w:rFonts w:ascii="Arial" w:hAnsi="Arial" w:cs="Arial"/>
+          <w:color w:val="000000" w:themeColor="text1"/>
+          <w:sz w:val="20"/>
+          <w:szCs w:val="20"/>
+        </w:rPr>
+        <w:t>assessing how r</w:t>
       </w:r>
       <w:r>
         <w:rPr>
@@ -9383,16 +10321,7 @@
           <w:sz w:val="20"/>
           <w:szCs w:val="20"/>
         </w:rPr>
-        <w:t xml:space="preserve"> </w:t>
-      </w:r>
-      <w:r>
-        <w:rPr>
-          <w:rFonts w:ascii="Arial" w:hAnsi="Arial" w:cs="Arial"/>
-          <w:color w:val="000000" w:themeColor="text1"/>
-          <w:sz w:val="20"/>
-          <w:szCs w:val="20"/>
-        </w:rPr>
-        <w:t>HRM signalling on each firm’s website over a three-year period</w:t>
+        <w:t xml:space="preserve"> HRM signalling on each firm’s website over a three-year period</w:t>
       </w:r>
       <w:r>
         <w:rPr>
@@ -9725,7 +10654,17 @@
           <w:sz w:val="20"/>
           <w:szCs w:val="20"/>
         </w:rPr>
-        <w:t>oncludes that signalling theory is to be viewed as a “</w:t>
+        <w:t xml:space="preserve">oncludes that </w:t>
+      </w:r>
+      <w:r>
+        <w:rPr>
+          <w:rFonts w:ascii="Arial" w:hAnsi="Arial" w:cs="Arial"/>
+          <w:color w:val="000000" w:themeColor="text1"/>
+          <w:sz w:val="20"/>
+          <w:szCs w:val="20"/>
+        </w:rPr>
+        <w:lastRenderedPageBreak/>
+        <w:t>signalling theory is to be viewed as a “</w:t>
       </w:r>
       <w:r>
         <w:rPr>
@@ -9996,7 +10935,7 @@
           <w:color w:val="000000" w:themeColor="text1"/>
         </w:rPr>
       </w:pPr>
-      <w:bookmarkStart w:id="30" w:name="_Toc221004911"/>
+      <w:bookmarkStart w:id="32" w:name="_Toc221044727"/>
       <w:r>
         <w:rPr>
           <w:rStyle w:val="Strong"/>
@@ -10005,7 +10944,7 @@
           <w:bCs w:val="0"/>
           <w:color w:val="000000" w:themeColor="text1"/>
         </w:rPr>
-        <w:t xml:space="preserve">10 </w:t>
+        <w:t>1.</w:t>
       </w:r>
       <w:r>
         <w:rPr>
@@ -10015,9 +10954,29 @@
           <w:bCs w:val="0"/>
           <w:color w:val="000000" w:themeColor="text1"/>
         </w:rPr>
+        <w:t>22</w:t>
+      </w:r>
+      <w:r>
+        <w:rPr>
+          <w:rStyle w:val="Strong"/>
+          <w:rFonts w:ascii="Arial" w:hAnsi="Arial" w:cs="Arial"/>
+          <w:b w:val="0"/>
+          <w:bCs w:val="0"/>
+          <w:color w:val="000000" w:themeColor="text1"/>
+        </w:rPr>
+        <w:t xml:space="preserve"> </w:t>
+      </w:r>
+      <w:r>
+        <w:rPr>
+          <w:rStyle w:val="Strong"/>
+          <w:rFonts w:ascii="Arial" w:hAnsi="Arial" w:cs="Arial"/>
+          <w:b w:val="0"/>
+          <w:bCs w:val="0"/>
+          <w:color w:val="000000" w:themeColor="text1"/>
+        </w:rPr>
         <w:t>Explicating my Literature Review 3 – Recruitment &amp; Selection</w:t>
       </w:r>
-      <w:bookmarkEnd w:id="30"/>
+      <w:bookmarkEnd w:id="32"/>
     </w:p>
     <w:p>
       <w:pPr>
@@ -10083,7 +11042,6 @@
         </w:rPr>
         <w:t xml:space="preserve"> are some of the key seminal works on the dynamics faced by the employer and the behaviour of the employer when faced with uncertainty.</w:t>
       </w:r>
-      <w:bookmarkStart w:id="31" w:name="_Toc221004912"/>
     </w:p>
     <w:p>
       <w:pPr>
@@ -10098,6 +11056,7 @@
           <w:color w:val="000000" w:themeColor="text1"/>
         </w:rPr>
       </w:pPr>
+      <w:bookmarkStart w:id="33" w:name="_Toc221044728"/>
       <w:r>
         <w:rPr>
           <w:rStyle w:val="Strong"/>
@@ -10106,9 +11065,39 @@
           <w:bCs w:val="0"/>
           <w:color w:val="000000" w:themeColor="text1"/>
         </w:rPr>
-        <w:t>11 Journal of Economic Literature (JEL) Classification</w:t>
-      </w:r>
-      <w:bookmarkEnd w:id="31"/>
+        <w:t>1.</w:t>
+      </w:r>
+      <w:r>
+        <w:rPr>
+          <w:rStyle w:val="Strong"/>
+          <w:rFonts w:ascii="Arial" w:hAnsi="Arial" w:cs="Arial"/>
+          <w:b w:val="0"/>
+          <w:bCs w:val="0"/>
+          <w:color w:val="000000" w:themeColor="text1"/>
+        </w:rPr>
+        <w:t>2</w:t>
+      </w:r>
+      <w:r>
+        <w:rPr>
+          <w:rStyle w:val="Strong"/>
+          <w:rFonts w:ascii="Arial" w:hAnsi="Arial" w:cs="Arial"/>
+          <w:b w:val="0"/>
+          <w:bCs w:val="0"/>
+          <w:color w:val="000000" w:themeColor="text1"/>
+        </w:rPr>
+        <w:t>3</w:t>
+      </w:r>
+      <w:r>
+        <w:rPr>
+          <w:rStyle w:val="Strong"/>
+          <w:rFonts w:ascii="Arial" w:hAnsi="Arial" w:cs="Arial"/>
+          <w:b w:val="0"/>
+          <w:bCs w:val="0"/>
+          <w:color w:val="000000" w:themeColor="text1"/>
+        </w:rPr>
+        <w:t xml:space="preserve"> Journal of Economic Literature (JEL) Classification</w:t>
+      </w:r>
+      <w:bookmarkEnd w:id="33"/>
     </w:p>
     <w:p>
       <w:pPr>
@@ -10257,7 +11246,6 @@
                 <w:sz w:val="20"/>
                 <w:szCs w:val="20"/>
               </w:rPr>
-              <w:lastRenderedPageBreak/>
               <w:t>JEL Code</w:t>
             </w:r>
           </w:p>
@@ -11098,7 +12086,7 @@
         </w:rPr>
         <w:t>References</w:t>
       </w:r>
-      <w:bookmarkEnd w:id="23"/>
+      <w:bookmarkEnd w:id="22"/>
     </w:p>
     <w:p>
       <w:pPr>
@@ -11291,59 +12279,13 @@
           <w:szCs w:val="20"/>
         </w:rPr>
       </w:pPr>
-      <w:proofErr w:type="spellStart"/>
-      <w:r>
-        <w:rPr>
-          <w:rFonts w:ascii="Arial" w:hAnsi="Arial" w:cs="Arial"/>
-          <w:sz w:val="20"/>
-          <w:szCs w:val="20"/>
-        </w:rPr>
-        <w:t>Chilunjika</w:t>
-      </w:r>
-      <w:proofErr w:type="spellEnd"/>
-      <w:r>
-        <w:rPr>
-          <w:rFonts w:ascii="Arial" w:hAnsi="Arial" w:cs="Arial"/>
-          <w:sz w:val="20"/>
-          <w:szCs w:val="20"/>
-        </w:rPr>
-        <w:t xml:space="preserve">, A., </w:t>
-      </w:r>
-      <w:proofErr w:type="spellStart"/>
-      <w:r>
-        <w:rPr>
-          <w:rFonts w:ascii="Arial" w:hAnsi="Arial" w:cs="Arial"/>
-          <w:sz w:val="20"/>
-          <w:szCs w:val="20"/>
-        </w:rPr>
-        <w:t>Intauno</w:t>
-      </w:r>
-      <w:proofErr w:type="spellEnd"/>
-      <w:r>
-        <w:rPr>
-          <w:rFonts w:ascii="Arial" w:hAnsi="Arial" w:cs="Arial"/>
-          <w:sz w:val="20"/>
-          <w:szCs w:val="20"/>
-        </w:rPr>
-        <w:t xml:space="preserve">, K. &amp; </w:t>
-      </w:r>
-      <w:proofErr w:type="spellStart"/>
-      <w:r>
-        <w:rPr>
-          <w:rFonts w:ascii="Arial" w:hAnsi="Arial" w:cs="Arial"/>
-          <w:sz w:val="20"/>
-          <w:szCs w:val="20"/>
-        </w:rPr>
-        <w:t>Chilunjika</w:t>
-      </w:r>
-      <w:proofErr w:type="spellEnd"/>
-      <w:r>
-        <w:rPr>
-          <w:rFonts w:ascii="Arial" w:hAnsi="Arial" w:cs="Arial"/>
-          <w:sz w:val="20"/>
-          <w:szCs w:val="20"/>
-        </w:rPr>
-        <w:t xml:space="preserve">, S.R. (2022) “Artificial intelligence and public sector human resource management in South Africa: Opportunities, challenges and prospects,” </w:t>
+      <w:r>
+        <w:rPr>
+          <w:rFonts w:ascii="Arial" w:hAnsi="Arial" w:cs="Arial"/>
+          <w:sz w:val="20"/>
+          <w:szCs w:val="20"/>
+        </w:rPr>
+        <w:t xml:space="preserve">Chilunjika, A., Intauno, K. &amp; Chilunjika, S.R. (2022) “Artificial intelligence and public sector human resource management in South Africa: Opportunities, challenges and prospects,” </w:t>
       </w:r>
       <w:r>
         <w:rPr>
@@ -11353,7 +12295,18 @@
           <w:sz w:val="20"/>
           <w:szCs w:val="20"/>
         </w:rPr>
-        <w:t>SA Journal of Human Resource Management</w:t>
+        <w:t xml:space="preserve">SA Journal of </w:t>
+      </w:r>
+      <w:r>
+        <w:rPr>
+          <w:rFonts w:ascii="Arial" w:hAnsi="Arial" w:cs="Arial"/>
+          <w:i/>
+          <w:iCs/>
+          <w:sz w:val="20"/>
+          <w:szCs w:val="20"/>
+        </w:rPr>
+        <w:lastRenderedPageBreak/>
+        <w:t>Human Resource Management</w:t>
       </w:r>
       <w:r>
         <w:rPr>
@@ -11560,25 +12513,7 @@
           <w:sz w:val="20"/>
           <w:szCs w:val="20"/>
         </w:rPr>
-        <w:t xml:space="preserve">Depp, C.A. and </w:t>
-      </w:r>
-      <w:proofErr w:type="spellStart"/>
-      <w:r>
-        <w:rPr>
-          <w:rFonts w:ascii="Arial" w:hAnsi="Arial" w:cs="Arial"/>
-          <w:sz w:val="20"/>
-          <w:szCs w:val="20"/>
-        </w:rPr>
-        <w:t>Jeste</w:t>
-      </w:r>
-      <w:proofErr w:type="spellEnd"/>
-      <w:r>
-        <w:rPr>
-          <w:rFonts w:ascii="Arial" w:hAnsi="Arial" w:cs="Arial"/>
-          <w:sz w:val="20"/>
-          <w:szCs w:val="20"/>
-        </w:rPr>
-        <w:t xml:space="preserve">, D.V. (2004), Bipolar disorder in older adults: a critical review. Bipolar Disorders, 6: 343-367. </w:t>
+        <w:t xml:space="preserve">Depp, C.A. and Jeste, D.V. (2004), Bipolar disorder in older adults: a critical review. Bipolar Disorders, 6: 343-367. </w:t>
       </w:r>
       <w:hyperlink r:id="rId16" w:history="1">
         <w:r>
@@ -11660,25 +12595,7 @@
           <w:sz w:val="20"/>
           <w:szCs w:val="20"/>
         </w:rPr>
-        <w:t>Dutta D, </w:t>
-      </w:r>
-      <w:proofErr w:type="spellStart"/>
-      <w:r>
-        <w:rPr>
-          <w:rFonts w:ascii="Arial" w:hAnsi="Arial" w:cs="Arial"/>
-          <w:sz w:val="20"/>
-          <w:szCs w:val="20"/>
-        </w:rPr>
-        <w:t>Adsule</w:t>
-      </w:r>
-      <w:proofErr w:type="spellEnd"/>
-      <w:r>
-        <w:rPr>
-          <w:rFonts w:ascii="Arial" w:hAnsi="Arial" w:cs="Arial"/>
-          <w:sz w:val="20"/>
-          <w:szCs w:val="20"/>
-        </w:rPr>
-        <w:t xml:space="preserve"> R (2025;) "Machines/humans agentic impacts on recruitment and selection practices across organizational contexts". </w:t>
+        <w:t>Dutta D, Adsule R (2025;) "Machines/humans agentic impacts on recruitment and selection practices across organizational contexts". </w:t>
       </w:r>
       <w:r>
         <w:rPr>
@@ -11785,7 +12702,6 @@
           <w:sz w:val="20"/>
           <w:szCs w:val="20"/>
         </w:rPr>
-        <w:lastRenderedPageBreak/>
         <w:t>Forbes Magazine (2025) ‘</w:t>
       </w:r>
       <w:r>
@@ -11912,25 +12828,7 @@
           <w:sz w:val="20"/>
           <w:szCs w:val="20"/>
         </w:rPr>
-        <w:t xml:space="preserve">Jones, D.A., </w:t>
-      </w:r>
-      <w:proofErr w:type="spellStart"/>
-      <w:r>
-        <w:rPr>
-          <w:rFonts w:ascii="Arial" w:hAnsi="Arial" w:cs="Arial"/>
-          <w:sz w:val="20"/>
-          <w:szCs w:val="20"/>
-        </w:rPr>
-        <w:t>Willness</w:t>
-      </w:r>
-      <w:proofErr w:type="spellEnd"/>
-      <w:r>
-        <w:rPr>
-          <w:rFonts w:ascii="Arial" w:hAnsi="Arial" w:cs="Arial"/>
-          <w:sz w:val="20"/>
-          <w:szCs w:val="20"/>
-        </w:rPr>
-        <w:t>, C.R. and Madey, S. (2014) ‘Why Are Job Seekers Attracted by Corporate Social Performance? Experimental and Field Tests of Three Signal-Based Mechanisms’, </w:t>
+        <w:t>Jones, D.A., Willness, C.R. and Madey, S. (2014) ‘Why Are Job Seekers Attracted by Corporate Social Performance? Experimental and Field Tests of Three Signal-Based Mechanisms’, </w:t>
       </w:r>
       <w:r>
         <w:rPr>
@@ -11990,25 +12888,7 @@
           <w:sz w:val="20"/>
           <w:szCs w:val="20"/>
         </w:rPr>
-        <w:t xml:space="preserve">Khan, M. H., </w:t>
-      </w:r>
-      <w:proofErr w:type="spellStart"/>
-      <w:r>
-        <w:rPr>
-          <w:rFonts w:ascii="Arial" w:hAnsi="Arial" w:cs="Arial"/>
-          <w:sz w:val="20"/>
-          <w:szCs w:val="20"/>
-        </w:rPr>
-        <w:t>Grabarski</w:t>
-      </w:r>
-      <w:proofErr w:type="spellEnd"/>
-      <w:r>
-        <w:rPr>
-          <w:rFonts w:ascii="Arial" w:hAnsi="Arial" w:cs="Arial"/>
-          <w:sz w:val="20"/>
-          <w:szCs w:val="20"/>
-        </w:rPr>
-        <w:t xml:space="preserve">, M. K., Ali, M., &amp; Buckmaster, S. (2023). Insights into Creating and Managing an Inclusive Neurodiverse Workplace for Positive Outcomes: A Multistage Theoretical Framework. </w:t>
+        <w:t xml:space="preserve">Khan, M. H., Grabarski, M. K., Ali, M., &amp; Buckmaster, S. (2023). Insights into Creating and Managing an Inclusive Neurodiverse Workplace for Positive Outcomes: A Multistage Theoretical Framework. </w:t>
       </w:r>
       <w:r>
         <w:rPr>
@@ -12181,23 +13061,13 @@
           <w:szCs w:val="20"/>
         </w:rPr>
       </w:pPr>
-      <w:proofErr w:type="spellStart"/>
-      <w:r>
-        <w:rPr>
-          <w:rFonts w:ascii="Arial" w:hAnsi="Arial" w:cs="Arial"/>
-          <w:sz w:val="20"/>
-          <w:szCs w:val="20"/>
-        </w:rPr>
-        <w:t>Lup</w:t>
-      </w:r>
-      <w:proofErr w:type="spellEnd"/>
-      <w:r>
-        <w:rPr>
-          <w:rFonts w:ascii="Arial" w:hAnsi="Arial" w:cs="Arial"/>
-          <w:sz w:val="20"/>
-          <w:szCs w:val="20"/>
-        </w:rPr>
-        <w:t>, D. and Canonico, E. (2024) ‘Bridges and gatekeepers: Employees' willingness to refer qualified candidates on the autism spectrum’, </w:t>
+      <w:r>
+        <w:rPr>
+          <w:rFonts w:ascii="Arial" w:hAnsi="Arial" w:cs="Arial"/>
+          <w:sz w:val="20"/>
+          <w:szCs w:val="20"/>
+        </w:rPr>
+        <w:t>Lup, D. and Canonico, E. (2024) ‘Bridges and gatekeepers: Employees' willingness to refer qualified candidates on the autism spectrum’, </w:t>
       </w:r>
       <w:r>
         <w:rPr>
@@ -12295,25 +13165,8 @@
           <w:sz w:val="20"/>
           <w:szCs w:val="20"/>
         </w:rPr>
-        <w:t xml:space="preserve">Mirowska, A. and </w:t>
-      </w:r>
-      <w:proofErr w:type="spellStart"/>
-      <w:r>
-        <w:rPr>
-          <w:rFonts w:ascii="Arial" w:hAnsi="Arial" w:cs="Arial"/>
-          <w:sz w:val="20"/>
-          <w:szCs w:val="20"/>
-        </w:rPr>
-        <w:t>Arsenyan</w:t>
-      </w:r>
-      <w:proofErr w:type="spellEnd"/>
-      <w:r>
-        <w:rPr>
-          <w:rFonts w:ascii="Arial" w:hAnsi="Arial" w:cs="Arial"/>
-          <w:sz w:val="20"/>
-          <w:szCs w:val="20"/>
-        </w:rPr>
-        <w:t>, J. (2025), A Bridge Too Far: Signalling Effects of Artificial Intelligence Evaluation of Job Interviews. International Journal of Selection and Assessment, 33: e70008. </w:t>
+        <w:lastRenderedPageBreak/>
+        <w:t>Mirowska, A. and Arsenyan, J. (2025), A Bridge Too Far: Signalling Effects of Artificial Intelligence Evaluation of Job Interviews. International Journal of Selection and Assessment, 33: e70008. </w:t>
       </w:r>
       <w:hyperlink r:id="rId23" w:history="1">
         <w:r>
@@ -12651,7 +13504,6 @@
           <w:sz w:val="20"/>
           <w:szCs w:val="20"/>
         </w:rPr>
-        <w:lastRenderedPageBreak/>
         <w:t xml:space="preserve">University of Hull Library (2025) ‘Literature Review: Reviewing for Research’, University of Hull Skills Team, Available at: </w:t>
       </w:r>
       <w:hyperlink r:id="rId27" w:history="1">
@@ -13474,184 +14326,12 @@
     </w:lvl>
   </w:abstractNum>
   <w:abstractNum w:abstractNumId="1" w15:restartNumberingAfterBreak="0">
-    <w:nsid w:val="09791A2F"/>
+    <w:nsid w:val="07032384"/>
     <w:multiLevelType w:val="hybridMultilevel"/>
-    <w:tmpl w:val="8A0C9074"/>
-    <w:lvl w:ilvl="0" w:tplc="0809000F">
-      <w:start w:val="1"/>
-      <w:numFmt w:val="decimal"/>
-      <w:lvlText w:val="%1."/>
-      <w:lvlJc w:val="left"/>
-      <w:pPr>
-        <w:ind w:left="720" w:hanging="360"/>
-      </w:pPr>
-    </w:lvl>
-    <w:lvl w:ilvl="1" w:tplc="08090019" w:tentative="1">
+    <w:tmpl w:val="2EA85F3A"/>
+    <w:lvl w:ilvl="0" w:tplc="08090017">
       <w:start w:val="1"/>
       <w:numFmt w:val="lowerLetter"/>
-      <w:lvlText w:val="%2."/>
-      <w:lvlJc w:val="left"/>
-      <w:pPr>
-        <w:ind w:left="1440" w:hanging="360"/>
-      </w:pPr>
-    </w:lvl>
-    <w:lvl w:ilvl="2" w:tplc="0809001B" w:tentative="1">
-      <w:start w:val="1"/>
-      <w:numFmt w:val="lowerRoman"/>
-      <w:lvlText w:val="%3."/>
-      <w:lvlJc w:val="right"/>
-      <w:pPr>
-        <w:ind w:left="2160" w:hanging="180"/>
-      </w:pPr>
-    </w:lvl>
-    <w:lvl w:ilvl="3" w:tplc="0809000F" w:tentative="1">
-      <w:start w:val="1"/>
-      <w:numFmt w:val="decimal"/>
-      <w:lvlText w:val="%4."/>
-      <w:lvlJc w:val="left"/>
-      <w:pPr>
-        <w:ind w:left="2880" w:hanging="360"/>
-      </w:pPr>
-    </w:lvl>
-    <w:lvl w:ilvl="4" w:tplc="08090019" w:tentative="1">
-      <w:start w:val="1"/>
-      <w:numFmt w:val="lowerLetter"/>
-      <w:lvlText w:val="%5."/>
-      <w:lvlJc w:val="left"/>
-      <w:pPr>
-        <w:ind w:left="3600" w:hanging="360"/>
-      </w:pPr>
-    </w:lvl>
-    <w:lvl w:ilvl="5" w:tplc="0809001B" w:tentative="1">
-      <w:start w:val="1"/>
-      <w:numFmt w:val="lowerRoman"/>
-      <w:lvlText w:val="%6."/>
-      <w:lvlJc w:val="right"/>
-      <w:pPr>
-        <w:ind w:left="4320" w:hanging="180"/>
-      </w:pPr>
-    </w:lvl>
-    <w:lvl w:ilvl="6" w:tplc="0809000F" w:tentative="1">
-      <w:start w:val="1"/>
-      <w:numFmt w:val="decimal"/>
-      <w:lvlText w:val="%7."/>
-      <w:lvlJc w:val="left"/>
-      <w:pPr>
-        <w:ind w:left="5040" w:hanging="360"/>
-      </w:pPr>
-    </w:lvl>
-    <w:lvl w:ilvl="7" w:tplc="08090019" w:tentative="1">
-      <w:start w:val="1"/>
-      <w:numFmt w:val="lowerLetter"/>
-      <w:lvlText w:val="%8."/>
-      <w:lvlJc w:val="left"/>
-      <w:pPr>
-        <w:ind w:left="5760" w:hanging="360"/>
-      </w:pPr>
-    </w:lvl>
-    <w:lvl w:ilvl="8" w:tplc="0809001B" w:tentative="1">
-      <w:start w:val="1"/>
-      <w:numFmt w:val="lowerRoman"/>
-      <w:lvlText w:val="%9."/>
-      <w:lvlJc w:val="right"/>
-      <w:pPr>
-        <w:ind w:left="6480" w:hanging="180"/>
-      </w:pPr>
-    </w:lvl>
-  </w:abstractNum>
-  <w:abstractNum w:abstractNumId="2" w15:restartNumberingAfterBreak="0">
-    <w:nsid w:val="13F67F4F"/>
-    <w:multiLevelType w:val="hybridMultilevel"/>
-    <w:tmpl w:val="714A8B2C"/>
-    <w:lvl w:ilvl="0" w:tplc="0809000F">
-      <w:start w:val="1"/>
-      <w:numFmt w:val="decimal"/>
-      <w:lvlText w:val="%1."/>
-      <w:lvlJc w:val="left"/>
-      <w:pPr>
-        <w:ind w:left="720" w:hanging="360"/>
-      </w:pPr>
-    </w:lvl>
-    <w:lvl w:ilvl="1" w:tplc="08090019" w:tentative="1">
-      <w:start w:val="1"/>
-      <w:numFmt w:val="lowerLetter"/>
-      <w:lvlText w:val="%2."/>
-      <w:lvlJc w:val="left"/>
-      <w:pPr>
-        <w:ind w:left="1440" w:hanging="360"/>
-      </w:pPr>
-    </w:lvl>
-    <w:lvl w:ilvl="2" w:tplc="0809001B" w:tentative="1">
-      <w:start w:val="1"/>
-      <w:numFmt w:val="lowerRoman"/>
-      <w:lvlText w:val="%3."/>
-      <w:lvlJc w:val="right"/>
-      <w:pPr>
-        <w:ind w:left="2160" w:hanging="180"/>
-      </w:pPr>
-    </w:lvl>
-    <w:lvl w:ilvl="3" w:tplc="0809000F" w:tentative="1">
-      <w:start w:val="1"/>
-      <w:numFmt w:val="decimal"/>
-      <w:lvlText w:val="%4."/>
-      <w:lvlJc w:val="left"/>
-      <w:pPr>
-        <w:ind w:left="2880" w:hanging="360"/>
-      </w:pPr>
-    </w:lvl>
-    <w:lvl w:ilvl="4" w:tplc="08090019" w:tentative="1">
-      <w:start w:val="1"/>
-      <w:numFmt w:val="lowerLetter"/>
-      <w:lvlText w:val="%5."/>
-      <w:lvlJc w:val="left"/>
-      <w:pPr>
-        <w:ind w:left="3600" w:hanging="360"/>
-      </w:pPr>
-    </w:lvl>
-    <w:lvl w:ilvl="5" w:tplc="0809001B" w:tentative="1">
-      <w:start w:val="1"/>
-      <w:numFmt w:val="lowerRoman"/>
-      <w:lvlText w:val="%6."/>
-      <w:lvlJc w:val="right"/>
-      <w:pPr>
-        <w:ind w:left="4320" w:hanging="180"/>
-      </w:pPr>
-    </w:lvl>
-    <w:lvl w:ilvl="6" w:tplc="0809000F" w:tentative="1">
-      <w:start w:val="1"/>
-      <w:numFmt w:val="decimal"/>
-      <w:lvlText w:val="%7."/>
-      <w:lvlJc w:val="left"/>
-      <w:pPr>
-        <w:ind w:left="5040" w:hanging="360"/>
-      </w:pPr>
-    </w:lvl>
-    <w:lvl w:ilvl="7" w:tplc="08090019" w:tentative="1">
-      <w:start w:val="1"/>
-      <w:numFmt w:val="lowerLetter"/>
-      <w:lvlText w:val="%8."/>
-      <w:lvlJc w:val="left"/>
-      <w:pPr>
-        <w:ind w:left="5760" w:hanging="360"/>
-      </w:pPr>
-    </w:lvl>
-    <w:lvl w:ilvl="8" w:tplc="0809001B" w:tentative="1">
-      <w:start w:val="1"/>
-      <w:numFmt w:val="lowerRoman"/>
-      <w:lvlText w:val="%9."/>
-      <w:lvlJc w:val="right"/>
-      <w:pPr>
-        <w:ind w:left="6480" w:hanging="180"/>
-      </w:pPr>
-    </w:lvl>
-  </w:abstractNum>
-  <w:abstractNum w:abstractNumId="3" w15:restartNumberingAfterBreak="0">
-    <w:nsid w:val="15186B53"/>
-    <w:multiLevelType w:val="hybridMultilevel"/>
-    <w:tmpl w:val="B400E792"/>
-    <w:lvl w:ilvl="0" w:tplc="08090011">
-      <w:start w:val="1"/>
-      <w:numFmt w:val="decimal"/>
       <w:lvlText w:val="%1)"/>
       <w:lvlJc w:val="left"/>
       <w:pPr>
@@ -13734,7 +14414,268 @@
       </w:pPr>
     </w:lvl>
   </w:abstractNum>
+  <w:abstractNum w:abstractNumId="2" w15:restartNumberingAfterBreak="0">
+    <w:nsid w:val="09791A2F"/>
+    <w:multiLevelType w:val="hybridMultilevel"/>
+    <w:tmpl w:val="8A0C9074"/>
+    <w:lvl w:ilvl="0" w:tplc="0809000F">
+      <w:start w:val="1"/>
+      <w:numFmt w:val="decimal"/>
+      <w:lvlText w:val="%1."/>
+      <w:lvlJc w:val="left"/>
+      <w:pPr>
+        <w:ind w:left="720" w:hanging="360"/>
+      </w:pPr>
+    </w:lvl>
+    <w:lvl w:ilvl="1" w:tplc="08090019" w:tentative="1">
+      <w:start w:val="1"/>
+      <w:numFmt w:val="lowerLetter"/>
+      <w:lvlText w:val="%2."/>
+      <w:lvlJc w:val="left"/>
+      <w:pPr>
+        <w:ind w:left="1440" w:hanging="360"/>
+      </w:pPr>
+    </w:lvl>
+    <w:lvl w:ilvl="2" w:tplc="0809001B" w:tentative="1">
+      <w:start w:val="1"/>
+      <w:numFmt w:val="lowerRoman"/>
+      <w:lvlText w:val="%3."/>
+      <w:lvlJc w:val="right"/>
+      <w:pPr>
+        <w:ind w:left="2160" w:hanging="180"/>
+      </w:pPr>
+    </w:lvl>
+    <w:lvl w:ilvl="3" w:tplc="0809000F" w:tentative="1">
+      <w:start w:val="1"/>
+      <w:numFmt w:val="decimal"/>
+      <w:lvlText w:val="%4."/>
+      <w:lvlJc w:val="left"/>
+      <w:pPr>
+        <w:ind w:left="2880" w:hanging="360"/>
+      </w:pPr>
+    </w:lvl>
+    <w:lvl w:ilvl="4" w:tplc="08090019" w:tentative="1">
+      <w:start w:val="1"/>
+      <w:numFmt w:val="lowerLetter"/>
+      <w:lvlText w:val="%5."/>
+      <w:lvlJc w:val="left"/>
+      <w:pPr>
+        <w:ind w:left="3600" w:hanging="360"/>
+      </w:pPr>
+    </w:lvl>
+    <w:lvl w:ilvl="5" w:tplc="0809001B" w:tentative="1">
+      <w:start w:val="1"/>
+      <w:numFmt w:val="lowerRoman"/>
+      <w:lvlText w:val="%6."/>
+      <w:lvlJc w:val="right"/>
+      <w:pPr>
+        <w:ind w:left="4320" w:hanging="180"/>
+      </w:pPr>
+    </w:lvl>
+    <w:lvl w:ilvl="6" w:tplc="0809000F" w:tentative="1">
+      <w:start w:val="1"/>
+      <w:numFmt w:val="decimal"/>
+      <w:lvlText w:val="%7."/>
+      <w:lvlJc w:val="left"/>
+      <w:pPr>
+        <w:ind w:left="5040" w:hanging="360"/>
+      </w:pPr>
+    </w:lvl>
+    <w:lvl w:ilvl="7" w:tplc="08090019" w:tentative="1">
+      <w:start w:val="1"/>
+      <w:numFmt w:val="lowerLetter"/>
+      <w:lvlText w:val="%8."/>
+      <w:lvlJc w:val="left"/>
+      <w:pPr>
+        <w:ind w:left="5760" w:hanging="360"/>
+      </w:pPr>
+    </w:lvl>
+    <w:lvl w:ilvl="8" w:tplc="0809001B" w:tentative="1">
+      <w:start w:val="1"/>
+      <w:numFmt w:val="lowerRoman"/>
+      <w:lvlText w:val="%9."/>
+      <w:lvlJc w:val="right"/>
+      <w:pPr>
+        <w:ind w:left="6480" w:hanging="180"/>
+      </w:pPr>
+    </w:lvl>
+  </w:abstractNum>
+  <w:abstractNum w:abstractNumId="3" w15:restartNumberingAfterBreak="0">
+    <w:nsid w:val="13F67F4F"/>
+    <w:multiLevelType w:val="hybridMultilevel"/>
+    <w:tmpl w:val="714A8B2C"/>
+    <w:lvl w:ilvl="0" w:tplc="0809000F">
+      <w:start w:val="1"/>
+      <w:numFmt w:val="decimal"/>
+      <w:lvlText w:val="%1."/>
+      <w:lvlJc w:val="left"/>
+      <w:pPr>
+        <w:ind w:left="720" w:hanging="360"/>
+      </w:pPr>
+    </w:lvl>
+    <w:lvl w:ilvl="1" w:tplc="08090019" w:tentative="1">
+      <w:start w:val="1"/>
+      <w:numFmt w:val="lowerLetter"/>
+      <w:lvlText w:val="%2."/>
+      <w:lvlJc w:val="left"/>
+      <w:pPr>
+        <w:ind w:left="1440" w:hanging="360"/>
+      </w:pPr>
+    </w:lvl>
+    <w:lvl w:ilvl="2" w:tplc="0809001B" w:tentative="1">
+      <w:start w:val="1"/>
+      <w:numFmt w:val="lowerRoman"/>
+      <w:lvlText w:val="%3."/>
+      <w:lvlJc w:val="right"/>
+      <w:pPr>
+        <w:ind w:left="2160" w:hanging="180"/>
+      </w:pPr>
+    </w:lvl>
+    <w:lvl w:ilvl="3" w:tplc="0809000F" w:tentative="1">
+      <w:start w:val="1"/>
+      <w:numFmt w:val="decimal"/>
+      <w:lvlText w:val="%4."/>
+      <w:lvlJc w:val="left"/>
+      <w:pPr>
+        <w:ind w:left="2880" w:hanging="360"/>
+      </w:pPr>
+    </w:lvl>
+    <w:lvl w:ilvl="4" w:tplc="08090019" w:tentative="1">
+      <w:start w:val="1"/>
+      <w:numFmt w:val="lowerLetter"/>
+      <w:lvlText w:val="%5."/>
+      <w:lvlJc w:val="left"/>
+      <w:pPr>
+        <w:ind w:left="3600" w:hanging="360"/>
+      </w:pPr>
+    </w:lvl>
+    <w:lvl w:ilvl="5" w:tplc="0809001B" w:tentative="1">
+      <w:start w:val="1"/>
+      <w:numFmt w:val="lowerRoman"/>
+      <w:lvlText w:val="%6."/>
+      <w:lvlJc w:val="right"/>
+      <w:pPr>
+        <w:ind w:left="4320" w:hanging="180"/>
+      </w:pPr>
+    </w:lvl>
+    <w:lvl w:ilvl="6" w:tplc="0809000F" w:tentative="1">
+      <w:start w:val="1"/>
+      <w:numFmt w:val="decimal"/>
+      <w:lvlText w:val="%7."/>
+      <w:lvlJc w:val="left"/>
+      <w:pPr>
+        <w:ind w:left="5040" w:hanging="360"/>
+      </w:pPr>
+    </w:lvl>
+    <w:lvl w:ilvl="7" w:tplc="08090019" w:tentative="1">
+      <w:start w:val="1"/>
+      <w:numFmt w:val="lowerLetter"/>
+      <w:lvlText w:val="%8."/>
+      <w:lvlJc w:val="left"/>
+      <w:pPr>
+        <w:ind w:left="5760" w:hanging="360"/>
+      </w:pPr>
+    </w:lvl>
+    <w:lvl w:ilvl="8" w:tplc="0809001B" w:tentative="1">
+      <w:start w:val="1"/>
+      <w:numFmt w:val="lowerRoman"/>
+      <w:lvlText w:val="%9."/>
+      <w:lvlJc w:val="right"/>
+      <w:pPr>
+        <w:ind w:left="6480" w:hanging="180"/>
+      </w:pPr>
+    </w:lvl>
+  </w:abstractNum>
   <w:abstractNum w:abstractNumId="4" w15:restartNumberingAfterBreak="0">
+    <w:nsid w:val="15186B53"/>
+    <w:multiLevelType w:val="hybridMultilevel"/>
+    <w:tmpl w:val="B400E792"/>
+    <w:lvl w:ilvl="0" w:tplc="08090011">
+      <w:start w:val="1"/>
+      <w:numFmt w:val="decimal"/>
+      <w:lvlText w:val="%1)"/>
+      <w:lvlJc w:val="left"/>
+      <w:pPr>
+        <w:ind w:left="720" w:hanging="360"/>
+      </w:pPr>
+      <w:rPr>
+        <w:rFonts w:hint="default"/>
+      </w:rPr>
+    </w:lvl>
+    <w:lvl w:ilvl="1" w:tplc="08090019" w:tentative="1">
+      <w:start w:val="1"/>
+      <w:numFmt w:val="lowerLetter"/>
+      <w:lvlText w:val="%2."/>
+      <w:lvlJc w:val="left"/>
+      <w:pPr>
+        <w:ind w:left="1440" w:hanging="360"/>
+      </w:pPr>
+    </w:lvl>
+    <w:lvl w:ilvl="2" w:tplc="0809001B" w:tentative="1">
+      <w:start w:val="1"/>
+      <w:numFmt w:val="lowerRoman"/>
+      <w:lvlText w:val="%3."/>
+      <w:lvlJc w:val="right"/>
+      <w:pPr>
+        <w:ind w:left="2160" w:hanging="180"/>
+      </w:pPr>
+    </w:lvl>
+    <w:lvl w:ilvl="3" w:tplc="0809000F" w:tentative="1">
+      <w:start w:val="1"/>
+      <w:numFmt w:val="decimal"/>
+      <w:lvlText w:val="%4."/>
+      <w:lvlJc w:val="left"/>
+      <w:pPr>
+        <w:ind w:left="2880" w:hanging="360"/>
+      </w:pPr>
+    </w:lvl>
+    <w:lvl w:ilvl="4" w:tplc="08090019" w:tentative="1">
+      <w:start w:val="1"/>
+      <w:numFmt w:val="lowerLetter"/>
+      <w:lvlText w:val="%5."/>
+      <w:lvlJc w:val="left"/>
+      <w:pPr>
+        <w:ind w:left="3600" w:hanging="360"/>
+      </w:pPr>
+    </w:lvl>
+    <w:lvl w:ilvl="5" w:tplc="0809001B" w:tentative="1">
+      <w:start w:val="1"/>
+      <w:numFmt w:val="lowerRoman"/>
+      <w:lvlText w:val="%6."/>
+      <w:lvlJc w:val="right"/>
+      <w:pPr>
+        <w:ind w:left="4320" w:hanging="180"/>
+      </w:pPr>
+    </w:lvl>
+    <w:lvl w:ilvl="6" w:tplc="0809000F" w:tentative="1">
+      <w:start w:val="1"/>
+      <w:numFmt w:val="decimal"/>
+      <w:lvlText w:val="%7."/>
+      <w:lvlJc w:val="left"/>
+      <w:pPr>
+        <w:ind w:left="5040" w:hanging="360"/>
+      </w:pPr>
+    </w:lvl>
+    <w:lvl w:ilvl="7" w:tplc="08090019" w:tentative="1">
+      <w:start w:val="1"/>
+      <w:numFmt w:val="lowerLetter"/>
+      <w:lvlText w:val="%8."/>
+      <w:lvlJc w:val="left"/>
+      <w:pPr>
+        <w:ind w:left="5760" w:hanging="360"/>
+      </w:pPr>
+    </w:lvl>
+    <w:lvl w:ilvl="8" w:tplc="0809001B" w:tentative="1">
+      <w:start w:val="1"/>
+      <w:numFmt w:val="lowerRoman"/>
+      <w:lvlText w:val="%9."/>
+      <w:lvlJc w:val="right"/>
+      <w:pPr>
+        <w:ind w:left="6480" w:hanging="180"/>
+      </w:pPr>
+    </w:lvl>
+  </w:abstractNum>
+  <w:abstractNum w:abstractNumId="5" w15:restartNumberingAfterBreak="0">
     <w:nsid w:val="20410D7B"/>
     <w:multiLevelType w:val="hybridMultilevel"/>
     <w:tmpl w:val="DC8A1966"/>
@@ -13824,7 +14765,7 @@
       </w:pPr>
     </w:lvl>
   </w:abstractNum>
-  <w:abstractNum w:abstractNumId="5" w15:restartNumberingAfterBreak="0">
+  <w:abstractNum w:abstractNumId="6" w15:restartNumberingAfterBreak="0">
     <w:nsid w:val="35AE2358"/>
     <w:multiLevelType w:val="hybridMultilevel"/>
     <w:tmpl w:val="313E9C48"/>
@@ -13937,7 +14878,7 @@
       </w:rPr>
     </w:lvl>
   </w:abstractNum>
-  <w:abstractNum w:abstractNumId="6" w15:restartNumberingAfterBreak="0">
+  <w:abstractNum w:abstractNumId="7" w15:restartNumberingAfterBreak="0">
     <w:nsid w:val="3763190F"/>
     <w:multiLevelType w:val="hybridMultilevel"/>
     <w:tmpl w:val="3B56DD94"/>
@@ -14050,7 +14991,7 @@
       </w:rPr>
     </w:lvl>
   </w:abstractNum>
-  <w:abstractNum w:abstractNumId="7" w15:restartNumberingAfterBreak="0">
+  <w:abstractNum w:abstractNumId="8" w15:restartNumberingAfterBreak="0">
     <w:nsid w:val="38002523"/>
     <w:multiLevelType w:val="hybridMultilevel"/>
     <w:tmpl w:val="C67AD9B8"/>
@@ -14136,7 +15077,7 @@
       </w:pPr>
     </w:lvl>
   </w:abstractNum>
-  <w:abstractNum w:abstractNumId="8" w15:restartNumberingAfterBreak="0">
+  <w:abstractNum w:abstractNumId="9" w15:restartNumberingAfterBreak="0">
     <w:nsid w:val="429B7366"/>
     <w:multiLevelType w:val="hybridMultilevel"/>
     <w:tmpl w:val="C5C4786E"/>
@@ -14249,7 +15190,7 @@
       </w:rPr>
     </w:lvl>
   </w:abstractNum>
-  <w:abstractNum w:abstractNumId="9" w15:restartNumberingAfterBreak="0">
+  <w:abstractNum w:abstractNumId="10" w15:restartNumberingAfterBreak="0">
     <w:nsid w:val="449D75EF"/>
     <w:multiLevelType w:val="hybridMultilevel"/>
     <w:tmpl w:val="269ED576"/>
@@ -14362,7 +15303,7 @@
       </w:rPr>
     </w:lvl>
   </w:abstractNum>
-  <w:abstractNum w:abstractNumId="10" w15:restartNumberingAfterBreak="0">
+  <w:abstractNum w:abstractNumId="11" w15:restartNumberingAfterBreak="0">
     <w:nsid w:val="586323E8"/>
     <w:multiLevelType w:val="hybridMultilevel"/>
     <w:tmpl w:val="D58285D0"/>
@@ -14475,7 +15416,7 @@
       </w:rPr>
     </w:lvl>
   </w:abstractNum>
-  <w:abstractNum w:abstractNumId="11" w15:restartNumberingAfterBreak="0">
+  <w:abstractNum w:abstractNumId="12" w15:restartNumberingAfterBreak="0">
     <w:nsid w:val="5C0E4F3D"/>
     <w:multiLevelType w:val="hybridMultilevel"/>
     <w:tmpl w:val="EC20492C"/>
@@ -14566,7 +15507,7 @@
       </w:pPr>
     </w:lvl>
   </w:abstractNum>
-  <w:abstractNum w:abstractNumId="12" w15:restartNumberingAfterBreak="0">
+  <w:abstractNum w:abstractNumId="13" w15:restartNumberingAfterBreak="0">
     <w:nsid w:val="5C476B81"/>
     <w:multiLevelType w:val="multilevel"/>
     <w:tmpl w:val="FC8A0658"/>
@@ -14715,7 +15656,7 @@
       </w:rPr>
     </w:lvl>
   </w:abstractNum>
-  <w:abstractNum w:abstractNumId="13" w15:restartNumberingAfterBreak="0">
+  <w:abstractNum w:abstractNumId="14" w15:restartNumberingAfterBreak="0">
     <w:nsid w:val="5FC12913"/>
     <w:multiLevelType w:val="multilevel"/>
     <w:tmpl w:val="CCC2C13C"/>
@@ -14864,7 +15805,7 @@
       </w:rPr>
     </w:lvl>
   </w:abstractNum>
-  <w:abstractNum w:abstractNumId="14" w15:restartNumberingAfterBreak="0">
+  <w:abstractNum w:abstractNumId="15" w15:restartNumberingAfterBreak="0">
     <w:nsid w:val="6A6320F1"/>
     <w:multiLevelType w:val="hybridMultilevel"/>
     <w:tmpl w:val="06D0C24C"/>
@@ -14977,7 +15918,7 @@
       </w:rPr>
     </w:lvl>
   </w:abstractNum>
-  <w:abstractNum w:abstractNumId="15" w15:restartNumberingAfterBreak="0">
+  <w:abstractNum w:abstractNumId="16" w15:restartNumberingAfterBreak="0">
     <w:nsid w:val="6DF80A5C"/>
     <w:multiLevelType w:val="hybridMultilevel"/>
     <w:tmpl w:val="227C523A"/>
@@ -15090,7 +16031,7 @@
       </w:rPr>
     </w:lvl>
   </w:abstractNum>
-  <w:abstractNum w:abstractNumId="16" w15:restartNumberingAfterBreak="0">
+  <w:abstractNum w:abstractNumId="17" w15:restartNumberingAfterBreak="0">
     <w:nsid w:val="797C4B82"/>
     <w:multiLevelType w:val="hybridMultilevel"/>
     <w:tmpl w:val="07EAFC60"/>
@@ -15204,55 +16145,58 @@
     </w:lvl>
   </w:abstractNum>
   <w:num w:numId="1" w16cid:durableId="1529559629">
+    <w:abstractNumId w:val="4"/>
+  </w:num>
+  <w:num w:numId="2" w16cid:durableId="2040466800">
+    <w:abstractNumId w:val="8"/>
+  </w:num>
+  <w:num w:numId="3" w16cid:durableId="1340304127">
+    <w:abstractNumId w:val="2"/>
+  </w:num>
+  <w:num w:numId="4" w16cid:durableId="1512138096">
+    <w:abstractNumId w:val="11"/>
+  </w:num>
+  <w:num w:numId="5" w16cid:durableId="1649553211">
     <w:abstractNumId w:val="3"/>
   </w:num>
-  <w:num w:numId="2" w16cid:durableId="2040466800">
+  <w:num w:numId="6" w16cid:durableId="807891391">
+    <w:abstractNumId w:val="16"/>
+  </w:num>
+  <w:num w:numId="7" w16cid:durableId="729426662">
+    <w:abstractNumId w:val="12"/>
+  </w:num>
+  <w:num w:numId="8" w16cid:durableId="605891484">
+    <w:abstractNumId w:val="9"/>
+  </w:num>
+  <w:num w:numId="9" w16cid:durableId="1149131816">
+    <w:abstractNumId w:val="6"/>
+  </w:num>
+  <w:num w:numId="10" w16cid:durableId="912161938">
     <w:abstractNumId w:val="7"/>
   </w:num>
-  <w:num w:numId="3" w16cid:durableId="1340304127">
-    <w:abstractNumId w:val="1"/>
-  </w:num>
-  <w:num w:numId="4" w16cid:durableId="1512138096">
-    <w:abstractNumId w:val="10"/>
-  </w:num>
-  <w:num w:numId="5" w16cid:durableId="1649553211">
-    <w:abstractNumId w:val="2"/>
-  </w:num>
-  <w:num w:numId="6" w16cid:durableId="807891391">
+  <w:num w:numId="11" w16cid:durableId="1896774179">
     <w:abstractNumId w:val="15"/>
   </w:num>
-  <w:num w:numId="7" w16cid:durableId="729426662">
-    <w:abstractNumId w:val="11"/>
-  </w:num>
-  <w:num w:numId="8" w16cid:durableId="605891484">
-    <w:abstractNumId w:val="8"/>
-  </w:num>
-  <w:num w:numId="9" w16cid:durableId="1149131816">
-    <w:abstractNumId w:val="5"/>
-  </w:num>
-  <w:num w:numId="10" w16cid:durableId="912161938">
-    <w:abstractNumId w:val="6"/>
-  </w:num>
-  <w:num w:numId="11" w16cid:durableId="1896774179">
+  <w:num w:numId="12" w16cid:durableId="1262647108">
     <w:abstractNumId w:val="14"/>
   </w:num>
-  <w:num w:numId="12" w16cid:durableId="1262647108">
+  <w:num w:numId="13" w16cid:durableId="1882472697">
     <w:abstractNumId w:val="13"/>
-  </w:num>
-  <w:num w:numId="13" w16cid:durableId="1882472697">
-    <w:abstractNumId w:val="12"/>
   </w:num>
   <w:num w:numId="14" w16cid:durableId="1431969139">
     <w:abstractNumId w:val="0"/>
   </w:num>
   <w:num w:numId="15" w16cid:durableId="514802652">
-    <w:abstractNumId w:val="4"/>
+    <w:abstractNumId w:val="5"/>
   </w:num>
   <w:num w:numId="16" w16cid:durableId="1098015004">
-    <w:abstractNumId w:val="9"/>
+    <w:abstractNumId w:val="10"/>
   </w:num>
   <w:num w:numId="17" w16cid:durableId="146677694">
-    <w:abstractNumId w:val="16"/>
+    <w:abstractNumId w:val="17"/>
+  </w:num>
+  <w:num w:numId="18" w16cid:durableId="1043676634">
+    <w:abstractNumId w:val="1"/>
   </w:num>
 </w:numbering>
 </file>

--- a/FBL-PhD-research-proposal.docx
+++ b/FBL-PhD-research-proposal.docx
@@ -4820,8 +4820,8 @@
         </w:rPr>
       </w:pPr>
       <w:bookmarkStart w:id="21" w:name="_Toc216632807"/>
-      <w:bookmarkStart w:id="22" w:name="_Toc215736438"/>
-      <w:bookmarkStart w:id="23" w:name="_Toc221044721"/>
+      <w:bookmarkStart w:id="22" w:name="_Toc221044721"/>
+      <w:bookmarkStart w:id="23" w:name="_Toc215736438"/>
       <w:r>
         <w:rPr>
           <w:rStyle w:val="Strong"/>
@@ -4873,7 +4873,7 @@
         </w:rPr>
         <w:t xml:space="preserve"> – Literature Review</w:t>
       </w:r>
-      <w:bookmarkEnd w:id="23"/>
+      <w:bookmarkEnd w:id="22"/>
     </w:p>
     <w:p>
       <w:pPr>
@@ -9225,7 +9225,7 @@
           <w:sz w:val="20"/>
           <w:szCs w:val="20"/>
         </w:rPr>
-        <w:t xml:space="preserve">The terms of reference adhered to by Spence for indices and signals, constitute very strict and formal belief system for his term sheet mapping the employer’s perception of the lottery process. </w:t>
+        <w:t xml:space="preserve">The terms of reference adhered to by Spence, constitute very strict and formal belief system for his term sheet mapping the employer’s perception of the lottery process. </w:t>
       </w:r>
       <w:r>
         <w:rPr>
@@ -9387,7 +9387,16 @@
           <w:sz w:val="20"/>
           <w:szCs w:val="20"/>
         </w:rPr>
-        <w:t xml:space="preserve">or those which can be manipulated by the </w:t>
+        <w:t xml:space="preserve">or those which can be manipulated by the candidate, </w:t>
+      </w:r>
+      <w:r>
+        <w:rPr>
+          <w:rFonts w:ascii="Arial" w:hAnsi="Arial" w:cs="Arial"/>
+          <w:color w:val="000000" w:themeColor="text1"/>
+          <w:sz w:val="20"/>
+          <w:szCs w:val="20"/>
+        </w:rPr>
+        <w:t xml:space="preserve">such as education </w:t>
       </w:r>
       <w:r>
         <w:rPr>
@@ -9397,16 +9406,7 @@
           <w:szCs w:val="20"/>
         </w:rPr>
         <w:lastRenderedPageBreak/>
-        <w:t xml:space="preserve">candidate, </w:t>
-      </w:r>
-      <w:r>
-        <w:rPr>
-          <w:rFonts w:ascii="Arial" w:hAnsi="Arial" w:cs="Arial"/>
-          <w:color w:val="000000" w:themeColor="text1"/>
-          <w:sz w:val="20"/>
-          <w:szCs w:val="20"/>
-        </w:rPr>
-        <w:t xml:space="preserve">such as education and experience. </w:t>
+        <w:t xml:space="preserve">and experience. </w:t>
       </w:r>
       <w:r>
         <w:rPr>
@@ -9917,7 +9917,7 @@
           <w:sz w:val="20"/>
           <w:szCs w:val="20"/>
         </w:rPr>
-        <w:t>. The line of thinking goes ~ if an employer provides a list of a ‘frequently requested adjustments’ then this action is therefore a proactive signal to candidates who may require such adjustments to participate in the process. Likewise, by</w:t>
+        <w:t>. The line of thinking goes ~ if an employer provides a list of ‘frequently requested adjustments’ then this action is therefore a proactive signal to candidates who may require such adjustments to participate in the process. Likewise, by</w:t>
       </w:r>
       <w:r>
         <w:rPr>
@@ -12086,7 +12086,7 @@
         </w:rPr>
         <w:t>References</w:t>
       </w:r>
-      <w:bookmarkEnd w:id="22"/>
+      <w:bookmarkEnd w:id="23"/>
     </w:p>
     <w:p>
       <w:pPr>

--- a/FBL-PhD-research-proposal.docx
+++ b/FBL-PhD-research-proposal.docx
@@ -10255,6 +10255,56 @@
     </w:p>
     <w:p>
       <w:pPr>
+        <w:pStyle w:val="ListParagraph"/>
+        <w:numPr>
+          <w:ilvl w:val="0"/>
+          <w:numId w:val="19"/>
+        </w:numPr>
+        <w:jc w:val="both"/>
+        <w:rPr>
+          <w:rFonts w:ascii="Arial" w:hAnsi="Arial" w:cs="Arial"/>
+          <w:color w:val="000000" w:themeColor="text1"/>
+          <w:sz w:val="20"/>
+          <w:szCs w:val="20"/>
+        </w:rPr>
+      </w:pPr>
+      <w:r>
+        <w:rPr>
+          <w:rFonts w:ascii="Arial" w:hAnsi="Arial" w:cs="Arial"/>
+          <w:color w:val="000000" w:themeColor="text1"/>
+          <w:sz w:val="20"/>
+          <w:szCs w:val="20"/>
+        </w:rPr>
+        <w:t xml:space="preserve">Gap: </w:t>
+      </w:r>
+      <w:r>
+        <w:rPr>
+          <w:rFonts w:ascii="Arial" w:hAnsi="Arial" w:cs="Arial"/>
+          <w:color w:val="000000" w:themeColor="text1"/>
+          <w:sz w:val="20"/>
+          <w:szCs w:val="20"/>
+        </w:rPr>
+        <w:t>Signalling from a recruiter perspective / the organisation’s perspective</w:t>
+      </w:r>
+    </w:p>
+    <w:p>
+      <w:pPr>
+        <w:pStyle w:val="ListParagraph"/>
+        <w:numPr>
+          <w:ilvl w:val="0"/>
+          <w:numId w:val="19"/>
+        </w:numPr>
+        <w:jc w:val="both"/>
+        <w:rPr>
+          <w:rFonts w:ascii="Arial" w:hAnsi="Arial" w:cs="Arial"/>
+          <w:color w:val="000000" w:themeColor="text1"/>
+          <w:sz w:val="20"/>
+          <w:szCs w:val="20"/>
+        </w:rPr>
+      </w:pPr>
+    </w:p>
+    <w:p>
+      <w:pPr>
         <w:jc w:val="both"/>
         <w:rPr>
           <w:rFonts w:ascii="Arial" w:hAnsi="Arial" w:cs="Arial"/>
@@ -10477,6 +10527,7 @@
           <w:sz w:val="20"/>
           <w:szCs w:val="20"/>
         </w:rPr>
+        <w:lastRenderedPageBreak/>
         <w:t>David Guest s</w:t>
       </w:r>
       <w:r>
@@ -10654,17 +10705,7 @@
           <w:sz w:val="20"/>
           <w:szCs w:val="20"/>
         </w:rPr>
-        <w:t xml:space="preserve">oncludes that </w:t>
-      </w:r>
-      <w:r>
-        <w:rPr>
-          <w:rFonts w:ascii="Arial" w:hAnsi="Arial" w:cs="Arial"/>
-          <w:color w:val="000000" w:themeColor="text1"/>
-          <w:sz w:val="20"/>
-          <w:szCs w:val="20"/>
-        </w:rPr>
-        <w:lastRenderedPageBreak/>
-        <w:t>signalling theory is to be viewed as a “</w:t>
+        <w:t>oncludes that signalling theory is to be viewed as a “</w:t>
       </w:r>
       <w:r>
         <w:rPr>
@@ -12285,6 +12326,7 @@
           <w:sz w:val="20"/>
           <w:szCs w:val="20"/>
         </w:rPr>
+        <w:lastRenderedPageBreak/>
         <w:t xml:space="preserve">Chilunjika, A., Intauno, K. &amp; Chilunjika, S.R. (2022) “Artificial intelligence and public sector human resource management in South Africa: Opportunities, challenges and prospects,” </w:t>
       </w:r>
       <w:r>
@@ -12295,18 +12337,7 @@
           <w:sz w:val="20"/>
           <w:szCs w:val="20"/>
         </w:rPr>
-        <w:t xml:space="preserve">SA Journal of </w:t>
-      </w:r>
-      <w:r>
-        <w:rPr>
-          <w:rFonts w:ascii="Arial" w:hAnsi="Arial" w:cs="Arial"/>
-          <w:i/>
-          <w:iCs/>
-          <w:sz w:val="20"/>
-          <w:szCs w:val="20"/>
-        </w:rPr>
-        <w:lastRenderedPageBreak/>
-        <w:t>Human Resource Management</w:t>
+        <w:t>SA Journal of Human Resource Management</w:t>
       </w:r>
       <w:r>
         <w:rPr>
@@ -13125,6 +13156,7 @@
           <w:sz w:val="20"/>
           <w:szCs w:val="20"/>
         </w:rPr>
+        <w:lastRenderedPageBreak/>
         <w:t xml:space="preserve">Miller, H. and Doyle, N. (2025) ‘Signalling a diversity climate: Neurodivergent experiences and perceptions during selection and assessment’, </w:t>
       </w:r>
       <w:r>
@@ -13165,7 +13197,6 @@
           <w:sz w:val="20"/>
           <w:szCs w:val="20"/>
         </w:rPr>
-        <w:lastRenderedPageBreak/>
         <w:t>Mirowska, A. and Arsenyan, J. (2025), A Bridge Too Far: Signalling Effects of Artificial Intelligence Evaluation of Job Interviews. International Journal of Selection and Assessment, 33: e70008. </w:t>
       </w:r>
       <w:hyperlink r:id="rId23" w:history="1">
@@ -15304,6 +15335,119 @@
     </w:lvl>
   </w:abstractNum>
   <w:abstractNum w:abstractNumId="11" w15:restartNumberingAfterBreak="0">
+    <w:nsid w:val="55F14891"/>
+    <w:multiLevelType w:val="hybridMultilevel"/>
+    <w:tmpl w:val="44DAD432"/>
+    <w:lvl w:ilvl="0" w:tplc="08090001">
+      <w:start w:val="1"/>
+      <w:numFmt w:val="bullet"/>
+      <w:lvlText w:val=""/>
+      <w:lvlJc w:val="left"/>
+      <w:pPr>
+        <w:ind w:left="720" w:hanging="360"/>
+      </w:pPr>
+      <w:rPr>
+        <w:rFonts w:ascii="Symbol" w:hAnsi="Symbol" w:hint="default"/>
+      </w:rPr>
+    </w:lvl>
+    <w:lvl w:ilvl="1" w:tplc="08090003" w:tentative="1">
+      <w:start w:val="1"/>
+      <w:numFmt w:val="bullet"/>
+      <w:lvlText w:val="o"/>
+      <w:lvlJc w:val="left"/>
+      <w:pPr>
+        <w:ind w:left="1440" w:hanging="360"/>
+      </w:pPr>
+      <w:rPr>
+        <w:rFonts w:ascii="Courier New" w:hAnsi="Courier New" w:cs="Courier New" w:hint="default"/>
+      </w:rPr>
+    </w:lvl>
+    <w:lvl w:ilvl="2" w:tplc="08090005" w:tentative="1">
+      <w:start w:val="1"/>
+      <w:numFmt w:val="bullet"/>
+      <w:lvlText w:val=""/>
+      <w:lvlJc w:val="left"/>
+      <w:pPr>
+        <w:ind w:left="2160" w:hanging="360"/>
+      </w:pPr>
+      <w:rPr>
+        <w:rFonts w:ascii="Wingdings" w:hAnsi="Wingdings" w:hint="default"/>
+      </w:rPr>
+    </w:lvl>
+    <w:lvl w:ilvl="3" w:tplc="08090001" w:tentative="1">
+      <w:start w:val="1"/>
+      <w:numFmt w:val="bullet"/>
+      <w:lvlText w:val=""/>
+      <w:lvlJc w:val="left"/>
+      <w:pPr>
+        <w:ind w:left="2880" w:hanging="360"/>
+      </w:pPr>
+      <w:rPr>
+        <w:rFonts w:ascii="Symbol" w:hAnsi="Symbol" w:hint="default"/>
+      </w:rPr>
+    </w:lvl>
+    <w:lvl w:ilvl="4" w:tplc="08090003" w:tentative="1">
+      <w:start w:val="1"/>
+      <w:numFmt w:val="bullet"/>
+      <w:lvlText w:val="o"/>
+      <w:lvlJc w:val="left"/>
+      <w:pPr>
+        <w:ind w:left="3600" w:hanging="360"/>
+      </w:pPr>
+      <w:rPr>
+        <w:rFonts w:ascii="Courier New" w:hAnsi="Courier New" w:cs="Courier New" w:hint="default"/>
+      </w:rPr>
+    </w:lvl>
+    <w:lvl w:ilvl="5" w:tplc="08090005" w:tentative="1">
+      <w:start w:val="1"/>
+      <w:numFmt w:val="bullet"/>
+      <w:lvlText w:val=""/>
+      <w:lvlJc w:val="left"/>
+      <w:pPr>
+        <w:ind w:left="4320" w:hanging="360"/>
+      </w:pPr>
+      <w:rPr>
+        <w:rFonts w:ascii="Wingdings" w:hAnsi="Wingdings" w:hint="default"/>
+      </w:rPr>
+    </w:lvl>
+    <w:lvl w:ilvl="6" w:tplc="08090001" w:tentative="1">
+      <w:start w:val="1"/>
+      <w:numFmt w:val="bullet"/>
+      <w:lvlText w:val=""/>
+      <w:lvlJc w:val="left"/>
+      <w:pPr>
+        <w:ind w:left="5040" w:hanging="360"/>
+      </w:pPr>
+      <w:rPr>
+        <w:rFonts w:ascii="Symbol" w:hAnsi="Symbol" w:hint="default"/>
+      </w:rPr>
+    </w:lvl>
+    <w:lvl w:ilvl="7" w:tplc="08090003" w:tentative="1">
+      <w:start w:val="1"/>
+      <w:numFmt w:val="bullet"/>
+      <w:lvlText w:val="o"/>
+      <w:lvlJc w:val="left"/>
+      <w:pPr>
+        <w:ind w:left="5760" w:hanging="360"/>
+      </w:pPr>
+      <w:rPr>
+        <w:rFonts w:ascii="Courier New" w:hAnsi="Courier New" w:cs="Courier New" w:hint="default"/>
+      </w:rPr>
+    </w:lvl>
+    <w:lvl w:ilvl="8" w:tplc="08090005" w:tentative="1">
+      <w:start w:val="1"/>
+      <w:numFmt w:val="bullet"/>
+      <w:lvlText w:val=""/>
+      <w:lvlJc w:val="left"/>
+      <w:pPr>
+        <w:ind w:left="6480" w:hanging="360"/>
+      </w:pPr>
+      <w:rPr>
+        <w:rFonts w:ascii="Wingdings" w:hAnsi="Wingdings" w:hint="default"/>
+      </w:rPr>
+    </w:lvl>
+  </w:abstractNum>
+  <w:abstractNum w:abstractNumId="12" w15:restartNumberingAfterBreak="0">
     <w:nsid w:val="586323E8"/>
     <w:multiLevelType w:val="hybridMultilevel"/>
     <w:tmpl w:val="D58285D0"/>
@@ -15416,7 +15560,7 @@
       </w:rPr>
     </w:lvl>
   </w:abstractNum>
-  <w:abstractNum w:abstractNumId="12" w15:restartNumberingAfterBreak="0">
+  <w:abstractNum w:abstractNumId="13" w15:restartNumberingAfterBreak="0">
     <w:nsid w:val="5C0E4F3D"/>
     <w:multiLevelType w:val="hybridMultilevel"/>
     <w:tmpl w:val="EC20492C"/>
@@ -15507,7 +15651,7 @@
       </w:pPr>
     </w:lvl>
   </w:abstractNum>
-  <w:abstractNum w:abstractNumId="13" w15:restartNumberingAfterBreak="0">
+  <w:abstractNum w:abstractNumId="14" w15:restartNumberingAfterBreak="0">
     <w:nsid w:val="5C476B81"/>
     <w:multiLevelType w:val="multilevel"/>
     <w:tmpl w:val="FC8A0658"/>
@@ -15656,7 +15800,7 @@
       </w:rPr>
     </w:lvl>
   </w:abstractNum>
-  <w:abstractNum w:abstractNumId="14" w15:restartNumberingAfterBreak="0">
+  <w:abstractNum w:abstractNumId="15" w15:restartNumberingAfterBreak="0">
     <w:nsid w:val="5FC12913"/>
     <w:multiLevelType w:val="multilevel"/>
     <w:tmpl w:val="CCC2C13C"/>
@@ -15805,7 +15949,7 @@
       </w:rPr>
     </w:lvl>
   </w:abstractNum>
-  <w:abstractNum w:abstractNumId="15" w15:restartNumberingAfterBreak="0">
+  <w:abstractNum w:abstractNumId="16" w15:restartNumberingAfterBreak="0">
     <w:nsid w:val="6A6320F1"/>
     <w:multiLevelType w:val="hybridMultilevel"/>
     <w:tmpl w:val="06D0C24C"/>
@@ -15918,7 +16062,7 @@
       </w:rPr>
     </w:lvl>
   </w:abstractNum>
-  <w:abstractNum w:abstractNumId="16" w15:restartNumberingAfterBreak="0">
+  <w:abstractNum w:abstractNumId="17" w15:restartNumberingAfterBreak="0">
     <w:nsid w:val="6DF80A5C"/>
     <w:multiLevelType w:val="hybridMultilevel"/>
     <w:tmpl w:val="227C523A"/>
@@ -16031,7 +16175,7 @@
       </w:rPr>
     </w:lvl>
   </w:abstractNum>
-  <w:abstractNum w:abstractNumId="17" w15:restartNumberingAfterBreak="0">
+  <w:abstractNum w:abstractNumId="18" w15:restartNumberingAfterBreak="0">
     <w:nsid w:val="797C4B82"/>
     <w:multiLevelType w:val="hybridMultilevel"/>
     <w:tmpl w:val="07EAFC60"/>
@@ -16154,16 +16298,16 @@
     <w:abstractNumId w:val="2"/>
   </w:num>
   <w:num w:numId="4" w16cid:durableId="1512138096">
-    <w:abstractNumId w:val="11"/>
+    <w:abstractNumId w:val="12"/>
   </w:num>
   <w:num w:numId="5" w16cid:durableId="1649553211">
     <w:abstractNumId w:val="3"/>
   </w:num>
   <w:num w:numId="6" w16cid:durableId="807891391">
-    <w:abstractNumId w:val="16"/>
+    <w:abstractNumId w:val="17"/>
   </w:num>
   <w:num w:numId="7" w16cid:durableId="729426662">
-    <w:abstractNumId w:val="12"/>
+    <w:abstractNumId w:val="13"/>
   </w:num>
   <w:num w:numId="8" w16cid:durableId="605891484">
     <w:abstractNumId w:val="9"/>
@@ -16175,13 +16319,13 @@
     <w:abstractNumId w:val="7"/>
   </w:num>
   <w:num w:numId="11" w16cid:durableId="1896774179">
+    <w:abstractNumId w:val="16"/>
+  </w:num>
+  <w:num w:numId="12" w16cid:durableId="1262647108">
     <w:abstractNumId w:val="15"/>
   </w:num>
-  <w:num w:numId="12" w16cid:durableId="1262647108">
+  <w:num w:numId="13" w16cid:durableId="1882472697">
     <w:abstractNumId w:val="14"/>
-  </w:num>
-  <w:num w:numId="13" w16cid:durableId="1882472697">
-    <w:abstractNumId w:val="13"/>
   </w:num>
   <w:num w:numId="14" w16cid:durableId="1431969139">
     <w:abstractNumId w:val="0"/>
@@ -16193,10 +16337,13 @@
     <w:abstractNumId w:val="10"/>
   </w:num>
   <w:num w:numId="17" w16cid:durableId="146677694">
-    <w:abstractNumId w:val="17"/>
+    <w:abstractNumId w:val="18"/>
   </w:num>
   <w:num w:numId="18" w16cid:durableId="1043676634">
     <w:abstractNumId w:val="1"/>
+  </w:num>
+  <w:num w:numId="19" w16cid:durableId="1144927941">
+    <w:abstractNumId w:val="11"/>
   </w:num>
 </w:numbering>
 </file>

--- a/FBL-PhD-research-proposal.docx
+++ b/FBL-PhD-research-proposal.docx
@@ -64,23 +64,31 @@
         <w:jc w:val="center"/>
         <w:rPr>
           <w:rFonts w:ascii="Arial" w:hAnsi="Arial" w:cs="Arial"/>
-        </w:rPr>
-      </w:pPr>
-      <w:r>
-        <w:rPr>
-          <w:rFonts w:ascii="Arial" w:hAnsi="Arial" w:cs="Arial"/>
+          <w:sz w:val="32"/>
+          <w:szCs w:val="32"/>
+        </w:rPr>
+      </w:pPr>
+      <w:r>
+        <w:rPr>
+          <w:rFonts w:ascii="Arial" w:hAnsi="Arial" w:cs="Arial"/>
+          <w:sz w:val="32"/>
+          <w:szCs w:val="32"/>
         </w:rPr>
         <w:t xml:space="preserve">B894: </w:t>
       </w:r>
       <w:r>
         <w:rPr>
           <w:rFonts w:ascii="Arial" w:hAnsi="Arial" w:cs="Arial"/>
+          <w:sz w:val="32"/>
+          <w:szCs w:val="32"/>
         </w:rPr>
         <w:t>Dissertation</w:t>
       </w:r>
       <w:r>
         <w:rPr>
           <w:rFonts w:ascii="Arial" w:hAnsi="Arial" w:cs="Arial"/>
+          <w:sz w:val="32"/>
+          <w:szCs w:val="32"/>
         </w:rPr>
         <w:t xml:space="preserve"> (HRM)</w:t>
       </w:r>
@@ -88,17 +96,6 @@
     <w:p>
       <w:pPr>
         <w:contextualSpacing/>
-        <w:rPr>
-          <w:rFonts w:ascii="Arial" w:hAnsi="Arial" w:cs="Arial"/>
-          <w:b/>
-          <w:bCs/>
-        </w:rPr>
-      </w:pPr>
-    </w:p>
-    <w:p>
-      <w:pPr>
-        <w:contextualSpacing/>
-        <w:jc w:val="center"/>
         <w:rPr>
           <w:rFonts w:ascii="Arial" w:hAnsi="Arial" w:cs="Arial"/>
           <w:b/>
@@ -443,6 +440,27 @@
     </w:p>
     <w:p>
       <w:pPr>
+        <w:tabs>
+          <w:tab w:val="left" w:pos="1275"/>
+        </w:tabs>
+        <w:contextualSpacing/>
+        <w:jc w:val="both"/>
+        <w:rPr>
+          <w:rFonts w:ascii="Arial" w:hAnsi="Arial" w:cs="Arial"/>
+        </w:rPr>
+      </w:pPr>
+      <w:r>
+        <w:rPr>
+          <w:rFonts w:ascii="Arial" w:hAnsi="Arial" w:cs="Arial"/>
+        </w:rPr>
+        <w:tab/>
+      </w:r>
+    </w:p>
+    <w:p>
+      <w:pPr>
+        <w:tabs>
+          <w:tab w:val="left" w:pos="1275"/>
+        </w:tabs>
         <w:contextualSpacing/>
         <w:jc w:val="both"/>
         <w:rPr>
@@ -10160,7 +10178,16 @@
           <w:sz w:val="20"/>
           <w:szCs w:val="20"/>
         </w:rPr>
-        <w:t>. By multi-level, one might interpret the meaning also as multi-hierarchical (affecting various modes of the organisation)</w:t>
+        <w:t>. By multi-level, one might interpret the meaning also as multi-hierarchical (affecting various modes of the organisation</w:t>
+      </w:r>
+      <w:r>
+        <w:rPr>
+          <w:rFonts w:ascii="Arial" w:hAnsi="Arial" w:cs="Arial"/>
+          <w:color w:val="000000" w:themeColor="text1"/>
+          <w:sz w:val="20"/>
+          <w:szCs w:val="20"/>
+        </w:rPr>
+        <w:t>;</w:t>
       </w:r>
       <w:r>
         <w:rPr>
@@ -10178,6 +10205,78 @@
           <w:sz w:val="20"/>
           <w:szCs w:val="20"/>
         </w:rPr>
+        <w:t xml:space="preserve">navigating the </w:t>
+      </w:r>
+      <w:r>
+        <w:rPr>
+          <w:rFonts w:ascii="Arial" w:hAnsi="Arial" w:cs="Arial"/>
+          <w:color w:val="000000" w:themeColor="text1"/>
+          <w:sz w:val="20"/>
+          <w:szCs w:val="20"/>
+        </w:rPr>
+        <w:t>macro-level</w:t>
+      </w:r>
+      <w:r>
+        <w:rPr>
+          <w:rFonts w:ascii="Arial" w:hAnsi="Arial" w:cs="Arial"/>
+          <w:color w:val="000000" w:themeColor="text1"/>
+          <w:sz w:val="20"/>
+          <w:szCs w:val="20"/>
+        </w:rPr>
+        <w:t xml:space="preserve">, the meso-level, </w:t>
+      </w:r>
+      <w:r>
+        <w:rPr>
+          <w:rFonts w:ascii="Arial" w:hAnsi="Arial" w:cs="Arial"/>
+          <w:color w:val="000000" w:themeColor="text1"/>
+          <w:sz w:val="20"/>
+          <w:szCs w:val="20"/>
+        </w:rPr>
+        <w:t xml:space="preserve">through to </w:t>
+      </w:r>
+      <w:r>
+        <w:rPr>
+          <w:rFonts w:ascii="Arial" w:hAnsi="Arial" w:cs="Arial"/>
+          <w:color w:val="000000" w:themeColor="text1"/>
+          <w:sz w:val="20"/>
+          <w:szCs w:val="20"/>
+        </w:rPr>
+        <w:t xml:space="preserve">the </w:t>
+      </w:r>
+      <w:r>
+        <w:rPr>
+          <w:rFonts w:ascii="Arial" w:hAnsi="Arial" w:cs="Arial"/>
+          <w:color w:val="000000" w:themeColor="text1"/>
+          <w:sz w:val="20"/>
+          <w:szCs w:val="20"/>
+        </w:rPr>
+        <w:t>individual-level</w:t>
+      </w:r>
+      <w:r>
+        <w:rPr>
+          <w:rFonts w:ascii="Arial" w:hAnsi="Arial" w:cs="Arial"/>
+          <w:color w:val="000000" w:themeColor="text1"/>
+          <w:sz w:val="20"/>
+          <w:szCs w:val="20"/>
+        </w:rPr>
+        <w:t>)</w:t>
+      </w:r>
+      <w:r>
+        <w:rPr>
+          <w:rFonts w:ascii="Arial" w:hAnsi="Arial" w:cs="Arial"/>
+          <w:color w:val="000000" w:themeColor="text1"/>
+          <w:sz w:val="20"/>
+          <w:szCs w:val="20"/>
+        </w:rPr>
+        <w:t xml:space="preserve"> </w:t>
+      </w:r>
+      <w:r>
+        <w:rPr>
+          <w:rFonts w:ascii="Arial" w:hAnsi="Arial" w:cs="Arial"/>
+          <w:color w:val="000000" w:themeColor="text1"/>
+          <w:sz w:val="20"/>
+          <w:szCs w:val="20"/>
+        </w:rPr>
         <w:t>assessing how r</w:t>
       </w:r>
       <w:r>
@@ -10255,11 +10354,6 @@
     </w:p>
     <w:p>
       <w:pPr>
-        <w:pStyle w:val="ListParagraph"/>
-        <w:numPr>
-          <w:ilvl w:val="0"/>
-          <w:numId w:val="19"/>
-        </w:numPr>
         <w:jc w:val="both"/>
         <w:rPr>
           <w:rFonts w:ascii="Arial" w:hAnsi="Arial" w:cs="Arial"/>
@@ -10275,33 +10369,314 @@
           <w:sz w:val="20"/>
           <w:szCs w:val="20"/>
         </w:rPr>
-        <w:t xml:space="preserve">Gap: </w:t>
-      </w:r>
-      <w:r>
-        <w:rPr>
-          <w:rFonts w:ascii="Arial" w:hAnsi="Arial" w:cs="Arial"/>
-          <w:color w:val="000000" w:themeColor="text1"/>
-          <w:sz w:val="20"/>
-          <w:szCs w:val="20"/>
-        </w:rPr>
-        <w:t>Signalling from a recruiter perspective / the organisation’s perspective</w:t>
-      </w:r>
-    </w:p>
-    <w:p>
-      <w:pPr>
-        <w:pStyle w:val="ListParagraph"/>
-        <w:numPr>
-          <w:ilvl w:val="0"/>
-          <w:numId w:val="19"/>
-        </w:numPr>
-        <w:jc w:val="both"/>
-        <w:rPr>
-          <w:rFonts w:ascii="Arial" w:hAnsi="Arial" w:cs="Arial"/>
-          <w:color w:val="000000" w:themeColor="text1"/>
-          <w:sz w:val="20"/>
-          <w:szCs w:val="20"/>
-        </w:rPr>
-      </w:pPr>
+        <w:t xml:space="preserve">Celani and Singh (2011) conclude by challenging readers via invitation to study </w:t>
+      </w:r>
+      <w:r>
+        <w:rPr>
+          <w:rFonts w:ascii="Arial" w:hAnsi="Arial" w:cs="Arial"/>
+          <w:color w:val="000000" w:themeColor="text1"/>
+          <w:sz w:val="20"/>
+          <w:szCs w:val="20"/>
+        </w:rPr>
+        <w:t>a gap in the signalling literature</w:t>
+      </w:r>
+      <w:r>
+        <w:rPr>
+          <w:rFonts w:ascii="Arial" w:hAnsi="Arial" w:cs="Arial"/>
+          <w:color w:val="000000" w:themeColor="text1"/>
+          <w:sz w:val="20"/>
+          <w:szCs w:val="20"/>
+        </w:rPr>
+        <w:t xml:space="preserve"> ~</w:t>
+      </w:r>
+      <w:r>
+        <w:rPr>
+          <w:rFonts w:ascii="Arial" w:hAnsi="Arial" w:cs="Arial"/>
+          <w:color w:val="000000" w:themeColor="text1"/>
+          <w:sz w:val="20"/>
+          <w:szCs w:val="20"/>
+        </w:rPr>
+        <w:t xml:space="preserve"> </w:t>
+      </w:r>
+      <w:r>
+        <w:rPr>
+          <w:rFonts w:ascii="Arial" w:hAnsi="Arial" w:cs="Arial"/>
+          <w:color w:val="000000" w:themeColor="text1"/>
+          <w:sz w:val="20"/>
+          <w:szCs w:val="20"/>
+        </w:rPr>
+        <w:t>s</w:t>
+      </w:r>
+      <w:r>
+        <w:rPr>
+          <w:rFonts w:ascii="Arial" w:hAnsi="Arial" w:cs="Arial"/>
+          <w:color w:val="000000" w:themeColor="text1"/>
+          <w:sz w:val="20"/>
+          <w:szCs w:val="20"/>
+        </w:rPr>
+        <w:t xml:space="preserve">ignalling from a recruiter perspective </w:t>
+      </w:r>
+      <w:r>
+        <w:rPr>
+          <w:rFonts w:ascii="Arial" w:hAnsi="Arial" w:cs="Arial"/>
+          <w:color w:val="000000" w:themeColor="text1"/>
+          <w:sz w:val="20"/>
+          <w:szCs w:val="20"/>
+        </w:rPr>
+        <w:t>i.e.</w:t>
+      </w:r>
+      <w:r>
+        <w:rPr>
+          <w:rFonts w:ascii="Arial" w:hAnsi="Arial" w:cs="Arial"/>
+          <w:color w:val="000000" w:themeColor="text1"/>
+          <w:sz w:val="20"/>
+          <w:szCs w:val="20"/>
+        </w:rPr>
+        <w:t xml:space="preserve"> </w:t>
+      </w:r>
+      <w:r>
+        <w:rPr>
+          <w:rFonts w:ascii="Arial" w:hAnsi="Arial" w:cs="Arial"/>
+          <w:color w:val="000000" w:themeColor="text1"/>
+          <w:sz w:val="20"/>
+          <w:szCs w:val="20"/>
+        </w:rPr>
+        <w:t xml:space="preserve">from </w:t>
+      </w:r>
+      <w:r>
+        <w:rPr>
+          <w:rFonts w:ascii="Arial" w:hAnsi="Arial" w:cs="Arial"/>
+          <w:color w:val="000000" w:themeColor="text1"/>
+          <w:sz w:val="20"/>
+          <w:szCs w:val="20"/>
+        </w:rPr>
+        <w:t>the organisation’s perspective</w:t>
+      </w:r>
+      <w:r>
+        <w:rPr>
+          <w:rFonts w:ascii="Arial" w:hAnsi="Arial" w:cs="Arial"/>
+          <w:color w:val="000000" w:themeColor="text1"/>
+          <w:sz w:val="20"/>
+          <w:szCs w:val="20"/>
+        </w:rPr>
+        <w:t xml:space="preserve">. This means </w:t>
+      </w:r>
+      <w:r>
+        <w:rPr>
+          <w:rFonts w:ascii="Arial" w:hAnsi="Arial" w:cs="Arial"/>
+          <w:color w:val="000000" w:themeColor="text1"/>
+          <w:sz w:val="20"/>
+          <w:szCs w:val="20"/>
+        </w:rPr>
+        <w:t xml:space="preserve">to imply </w:t>
+      </w:r>
+      <w:r>
+        <w:rPr>
+          <w:rFonts w:ascii="Arial" w:hAnsi="Arial" w:cs="Arial"/>
+          <w:color w:val="000000" w:themeColor="text1"/>
+          <w:sz w:val="20"/>
+          <w:szCs w:val="20"/>
+        </w:rPr>
+        <w:t xml:space="preserve">that the organisation (recruiter or hiring manager) </w:t>
+      </w:r>
+      <w:r>
+        <w:rPr>
+          <w:rFonts w:ascii="Arial" w:hAnsi="Arial" w:cs="Arial"/>
+          <w:color w:val="000000" w:themeColor="text1"/>
+          <w:sz w:val="20"/>
+          <w:szCs w:val="20"/>
+        </w:rPr>
+        <w:t xml:space="preserve">does indeed </w:t>
+      </w:r>
+      <w:r>
+        <w:rPr>
+          <w:rFonts w:ascii="Arial" w:hAnsi="Arial" w:cs="Arial"/>
+          <w:color w:val="000000" w:themeColor="text1"/>
+          <w:sz w:val="20"/>
+          <w:szCs w:val="20"/>
+        </w:rPr>
+        <w:t>perceive</w:t>
+      </w:r>
+      <w:r>
+        <w:rPr>
+          <w:rFonts w:ascii="Arial" w:hAnsi="Arial" w:cs="Arial"/>
+          <w:color w:val="000000" w:themeColor="text1"/>
+          <w:sz w:val="20"/>
+          <w:szCs w:val="20"/>
+        </w:rPr>
+        <w:t xml:space="preserve"> and internalise</w:t>
+      </w:r>
+      <w:r>
+        <w:rPr>
+          <w:rFonts w:ascii="Arial" w:hAnsi="Arial" w:cs="Arial"/>
+          <w:color w:val="000000" w:themeColor="text1"/>
+          <w:sz w:val="20"/>
+          <w:szCs w:val="20"/>
+        </w:rPr>
+        <w:t xml:space="preserve"> what Spence (1973) defines as </w:t>
+      </w:r>
+      <w:r>
+        <w:rPr>
+          <w:rFonts w:ascii="Arial" w:hAnsi="Arial" w:cs="Arial"/>
+          <w:color w:val="000000" w:themeColor="text1"/>
+          <w:sz w:val="20"/>
+          <w:szCs w:val="20"/>
+        </w:rPr>
+        <w:t>‘</w:t>
+      </w:r>
+      <w:r>
+        <w:rPr>
+          <w:rFonts w:ascii="Arial" w:hAnsi="Arial" w:cs="Arial"/>
+          <w:color w:val="000000" w:themeColor="text1"/>
+          <w:sz w:val="20"/>
+          <w:szCs w:val="20"/>
+        </w:rPr>
+        <w:t>alterable</w:t>
+      </w:r>
+      <w:r>
+        <w:rPr>
+          <w:rFonts w:ascii="Arial" w:hAnsi="Arial" w:cs="Arial"/>
+          <w:color w:val="000000" w:themeColor="text1"/>
+          <w:sz w:val="20"/>
+          <w:szCs w:val="20"/>
+        </w:rPr>
+        <w:t>’</w:t>
+      </w:r>
+      <w:r>
+        <w:rPr>
+          <w:rFonts w:ascii="Arial" w:hAnsi="Arial" w:cs="Arial"/>
+          <w:color w:val="000000" w:themeColor="text1"/>
+          <w:sz w:val="20"/>
+          <w:szCs w:val="20"/>
+        </w:rPr>
+        <w:t xml:space="preserve"> attributes (</w:t>
+      </w:r>
+      <w:r>
+        <w:rPr>
+          <w:rFonts w:ascii="Arial" w:hAnsi="Arial" w:cs="Arial"/>
+          <w:color w:val="000000" w:themeColor="text1"/>
+          <w:sz w:val="20"/>
+          <w:szCs w:val="20"/>
+        </w:rPr>
+        <w:t xml:space="preserve">for instance, the highest </w:t>
+      </w:r>
+      <w:r>
+        <w:rPr>
+          <w:rFonts w:ascii="Arial" w:hAnsi="Arial" w:cs="Arial"/>
+          <w:color w:val="000000" w:themeColor="text1"/>
+          <w:sz w:val="20"/>
+          <w:szCs w:val="20"/>
+        </w:rPr>
+        <w:t xml:space="preserve">level of education </w:t>
+      </w:r>
+      <w:r>
+        <w:rPr>
+          <w:rFonts w:ascii="Arial" w:hAnsi="Arial" w:cs="Arial"/>
+          <w:color w:val="000000" w:themeColor="text1"/>
+          <w:sz w:val="20"/>
+          <w:szCs w:val="20"/>
+        </w:rPr>
+        <w:t xml:space="preserve">signalled by the candidate </w:t>
+      </w:r>
+      <w:r>
+        <w:rPr>
+          <w:rFonts w:ascii="Arial" w:hAnsi="Arial" w:cs="Arial"/>
+          <w:color w:val="000000" w:themeColor="text1"/>
+          <w:sz w:val="20"/>
+          <w:szCs w:val="20"/>
+        </w:rPr>
+        <w:t xml:space="preserve">or </w:t>
+      </w:r>
+      <w:r>
+        <w:rPr>
+          <w:rFonts w:ascii="Arial" w:hAnsi="Arial" w:cs="Arial"/>
+          <w:color w:val="000000" w:themeColor="text1"/>
+          <w:sz w:val="20"/>
+          <w:szCs w:val="20"/>
+        </w:rPr>
+        <w:t xml:space="preserve">the candidate’s length of </w:t>
+      </w:r>
+      <w:r>
+        <w:rPr>
+          <w:rFonts w:ascii="Arial" w:hAnsi="Arial" w:cs="Arial"/>
+          <w:color w:val="000000" w:themeColor="text1"/>
+          <w:sz w:val="20"/>
+          <w:szCs w:val="20"/>
+        </w:rPr>
+        <w:t>experience</w:t>
+      </w:r>
+      <w:r>
+        <w:rPr>
+          <w:rFonts w:ascii="Arial" w:hAnsi="Arial" w:cs="Arial"/>
+          <w:color w:val="000000" w:themeColor="text1"/>
+          <w:sz w:val="20"/>
+          <w:szCs w:val="20"/>
+        </w:rPr>
+        <w:t>/number of promotions or career highlights</w:t>
+      </w:r>
+      <w:r>
+        <w:rPr>
+          <w:rFonts w:ascii="Arial" w:hAnsi="Arial" w:cs="Arial"/>
+          <w:color w:val="000000" w:themeColor="text1"/>
+          <w:sz w:val="20"/>
+          <w:szCs w:val="20"/>
+        </w:rPr>
+        <w:t>)</w:t>
+      </w:r>
+      <w:r>
+        <w:rPr>
+          <w:rFonts w:ascii="Arial" w:hAnsi="Arial" w:cs="Arial"/>
+          <w:color w:val="000000" w:themeColor="text1"/>
+          <w:sz w:val="20"/>
+          <w:szCs w:val="20"/>
+        </w:rPr>
+        <w:t xml:space="preserve">. </w:t>
+      </w:r>
+      <w:r>
+        <w:rPr>
+          <w:rFonts w:ascii="Arial" w:hAnsi="Arial" w:cs="Arial"/>
+          <w:color w:val="000000" w:themeColor="text1"/>
+          <w:sz w:val="20"/>
+          <w:szCs w:val="20"/>
+        </w:rPr>
+        <w:t xml:space="preserve">Signalling theory when viewed through the Spencian lens is therefore arguably either angst </w:t>
+      </w:r>
+      <w:r>
+        <w:rPr>
+          <w:rFonts w:ascii="Arial" w:hAnsi="Arial" w:cs="Arial"/>
+          <w:color w:val="000000" w:themeColor="text1"/>
+          <w:sz w:val="20"/>
+          <w:szCs w:val="20"/>
+        </w:rPr>
+        <w:t>and</w:t>
+      </w:r>
+      <w:r>
+        <w:rPr>
+          <w:rFonts w:ascii="Arial" w:hAnsi="Arial" w:cs="Arial"/>
+          <w:color w:val="000000" w:themeColor="text1"/>
+          <w:sz w:val="20"/>
+          <w:szCs w:val="20"/>
+        </w:rPr>
+        <w:t xml:space="preserve"> menace on the one hand or </w:t>
+      </w:r>
+      <w:r>
+        <w:rPr>
+          <w:rFonts w:ascii="Arial" w:hAnsi="Arial" w:cs="Arial"/>
+          <w:color w:val="000000" w:themeColor="text1"/>
+          <w:sz w:val="20"/>
+          <w:szCs w:val="20"/>
+        </w:rPr>
+        <w:t>catalyst</w:t>
+      </w:r>
+      <w:r>
+        <w:rPr>
+          <w:rFonts w:ascii="Arial" w:hAnsi="Arial" w:cs="Arial"/>
+          <w:color w:val="000000" w:themeColor="text1"/>
+          <w:sz w:val="20"/>
+          <w:szCs w:val="20"/>
+        </w:rPr>
+        <w:t xml:space="preserve"> and predicator on the other.</w:t>
+      </w:r>
     </w:p>
     <w:p>
       <w:pPr>
@@ -10371,7 +10746,17 @@
           <w:sz w:val="20"/>
           <w:szCs w:val="20"/>
         </w:rPr>
-        <w:t xml:space="preserve"> HRM signalling on each firm’s website over a three-year period</w:t>
+        <w:t xml:space="preserve"> HRM signalling on each firm’s </w:t>
+      </w:r>
+      <w:r>
+        <w:rPr>
+          <w:rFonts w:ascii="Arial" w:hAnsi="Arial" w:cs="Arial"/>
+          <w:color w:val="000000" w:themeColor="text1"/>
+          <w:sz w:val="20"/>
+          <w:szCs w:val="20"/>
+        </w:rPr>
+        <w:lastRenderedPageBreak/>
+        <w:t>website over a three-year period</w:t>
       </w:r>
       <w:r>
         <w:rPr>
@@ -10527,7 +10912,6 @@
           <w:sz w:val="20"/>
           <w:szCs w:val="20"/>
         </w:rPr>
-        <w:lastRenderedPageBreak/>
         <w:t>David Guest s</w:t>
       </w:r>
       <w:r>
@@ -12264,6 +12648,7 @@
           <w:sz w:val="20"/>
           <w:szCs w:val="20"/>
         </w:rPr>
+        <w:lastRenderedPageBreak/>
         <w:t xml:space="preserve">Celani A, Singh P (2011), "Signaling theory and applicant attraction outcomes". </w:t>
       </w:r>
       <w:r>
@@ -12326,7 +12711,6 @@
           <w:sz w:val="20"/>
           <w:szCs w:val="20"/>
         </w:rPr>
-        <w:lastRenderedPageBreak/>
         <w:t xml:space="preserve">Chilunjika, A., Intauno, K. &amp; Chilunjika, S.R. (2022) “Artificial intelligence and public sector human resource management in South Africa: Opportunities, challenges and prospects,” </w:t>
       </w:r>
       <w:r>
@@ -13058,6 +13442,7 @@
           <w:sz w:val="20"/>
           <w:szCs w:val="20"/>
         </w:rPr>
+        <w:lastRenderedPageBreak/>
         <w:t xml:space="preserve">Lindgren, S. and Edward Elgar Publishing, publisher (2023) </w:t>
       </w:r>
       <w:r>
@@ -13156,26 +13541,42 @@
           <w:sz w:val="20"/>
           <w:szCs w:val="20"/>
         </w:rPr>
-        <w:lastRenderedPageBreak/>
-        <w:t xml:space="preserve">Miller, H. and Doyle, N. (2025) ‘Signalling a diversity climate: Neurodivergent experiences and perceptions during selection and assessment’, </w:t>
-      </w:r>
-      <w:r>
-        <w:rPr>
-          <w:rFonts w:ascii="Arial" w:hAnsi="Arial" w:cs="Arial"/>
-          <w:i/>
-          <w:iCs/>
-          <w:sz w:val="20"/>
-          <w:szCs w:val="20"/>
-        </w:rPr>
-        <w:t>Journal of occupational and organizational psychology</w:t>
-      </w:r>
-      <w:r>
-        <w:rPr>
-          <w:rFonts w:ascii="Arial" w:hAnsi="Arial" w:cs="Arial"/>
-          <w:sz w:val="20"/>
-          <w:szCs w:val="20"/>
-        </w:rPr>
-        <w:t>, 98(3)</w:t>
+        <w:t xml:space="preserve">Microsoft (2026) ‘Neurodiversity Hiring’, </w:t>
+      </w:r>
+      <w:r>
+        <w:rPr>
+          <w:rFonts w:ascii="Arial" w:hAnsi="Arial" w:cs="Arial"/>
+          <w:sz w:val="20"/>
+          <w:szCs w:val="20"/>
+        </w:rPr>
+        <w:t xml:space="preserve">Microsoft Website, </w:t>
+      </w:r>
+      <w:r>
+        <w:rPr>
+          <w:rFonts w:ascii="Arial" w:hAnsi="Arial" w:cs="Arial"/>
+          <w:sz w:val="20"/>
+          <w:szCs w:val="20"/>
+        </w:rPr>
+        <w:t xml:space="preserve">Available at: </w:t>
+      </w:r>
+      <w:hyperlink r:id="rId23" w:history="1">
+        <w:r>
+          <w:rPr>
+            <w:rStyle w:val="Hyperlink"/>
+            <w:rFonts w:ascii="Arial" w:hAnsi="Arial" w:cs="Arial"/>
+            <w:sz w:val="20"/>
+            <w:szCs w:val="20"/>
+          </w:rPr>
+          <w:t>https://careers.microsoft.com/v2/global/en/neurodiversity.html</w:t>
+        </w:r>
+      </w:hyperlink>
+      <w:r>
+        <w:rPr>
+          <w:rFonts w:ascii="Arial" w:hAnsi="Arial" w:cs="Arial"/>
+          <w:sz w:val="20"/>
+          <w:szCs w:val="20"/>
+        </w:rPr>
+        <w:t xml:space="preserve"> (Accessed on 04 February)</w:t>
       </w:r>
     </w:p>
     <w:p>
@@ -13197,9 +13598,49 @@
           <w:sz w:val="20"/>
           <w:szCs w:val="20"/>
         </w:rPr>
+        <w:t xml:space="preserve">Miller, H. and Doyle, N. (2025) ‘Signalling a diversity climate: Neurodivergent experiences and perceptions during selection and assessment’, </w:t>
+      </w:r>
+      <w:r>
+        <w:rPr>
+          <w:rFonts w:ascii="Arial" w:hAnsi="Arial" w:cs="Arial"/>
+          <w:i/>
+          <w:iCs/>
+          <w:sz w:val="20"/>
+          <w:szCs w:val="20"/>
+        </w:rPr>
+        <w:t>Journal of occupational and organizational psychology</w:t>
+      </w:r>
+      <w:r>
+        <w:rPr>
+          <w:rFonts w:ascii="Arial" w:hAnsi="Arial" w:cs="Arial"/>
+          <w:sz w:val="20"/>
+          <w:szCs w:val="20"/>
+        </w:rPr>
+        <w:t>, 98(3)</w:t>
+      </w:r>
+    </w:p>
+    <w:p>
+      <w:pPr>
+        <w:tabs>
+          <w:tab w:val="left" w:pos="1560"/>
+        </w:tabs>
+        <w:ind w:left="510" w:hanging="510"/>
+        <w:jc w:val="both"/>
+        <w:rPr>
+          <w:rFonts w:ascii="Arial" w:hAnsi="Arial" w:cs="Arial"/>
+          <w:sz w:val="20"/>
+          <w:szCs w:val="20"/>
+        </w:rPr>
+      </w:pPr>
+      <w:r>
+        <w:rPr>
+          <w:rFonts w:ascii="Arial" w:hAnsi="Arial" w:cs="Arial"/>
+          <w:sz w:val="20"/>
+          <w:szCs w:val="20"/>
+        </w:rPr>
         <w:t>Mirowska, A. and Arsenyan, J. (2025), A Bridge Too Far: Signalling Effects of Artificial Intelligence Evaluation of Job Interviews. International Journal of Selection and Assessment, 33: e70008. </w:t>
       </w:r>
-      <w:hyperlink r:id="rId23" w:history="1">
+      <w:hyperlink r:id="rId24" w:history="1">
         <w:r>
           <w:rPr>
             <w:rStyle w:val="Hyperlink"/>
@@ -13247,7 +13688,7 @@
         </w:rPr>
         <w:t xml:space="preserve">’, Available at: </w:t>
       </w:r>
-      <w:hyperlink r:id="rId24" w:history="1">
+      <w:hyperlink r:id="rId25" w:history="1">
         <w:r>
           <w:rPr>
             <w:rStyle w:val="Hyperlink"/>
@@ -13270,6 +13711,43 @@
     </w:p>
     <w:p>
       <w:pPr>
+        <w:ind w:left="720" w:hanging="720"/>
+        <w:jc w:val="both"/>
+        <w:rPr>
+          <w:rFonts w:ascii="Arial" w:hAnsi="Arial" w:cs="Arial"/>
+          <w:sz w:val="20"/>
+          <w:szCs w:val="20"/>
+        </w:rPr>
+      </w:pPr>
+      <w:r>
+        <w:rPr>
+          <w:rFonts w:ascii="Arial" w:hAnsi="Arial" w:cs="Arial"/>
+          <w:sz w:val="20"/>
+          <w:szCs w:val="20"/>
+        </w:rPr>
+        <w:t>Rousseau, D. M. (1985). Issues of level in organizational research: Multi-level and cross-level perspectives. </w:t>
+      </w:r>
+      <w:r>
+        <w:rPr>
+          <w:rFonts w:ascii="Arial" w:hAnsi="Arial" w:cs="Arial"/>
+          <w:i/>
+          <w:iCs/>
+          <w:sz w:val="20"/>
+          <w:szCs w:val="20"/>
+        </w:rPr>
+        <w:t>Research in Organizational Behavior, 7,</w:t>
+      </w:r>
+      <w:r>
+        <w:rPr>
+          <w:rFonts w:ascii="Arial" w:hAnsi="Arial" w:cs="Arial"/>
+          <w:sz w:val="20"/>
+          <w:szCs w:val="20"/>
+        </w:rPr>
+        <w:t> 1–37</w:t>
+      </w:r>
+    </w:p>
+    <w:p>
+      <w:pPr>
         <w:tabs>
           <w:tab w:val="left" w:pos="1560"/>
         </w:tabs>
@@ -13345,7 +13823,7 @@
         </w:rPr>
         <w:t>, 126: pp. 419-439. </w:t>
       </w:r>
-      <w:hyperlink r:id="rId25" w:history="1">
+      <w:hyperlink r:id="rId26" w:history="1">
         <w:r>
           <w:rPr>
             <w:rStyle w:val="Hyperlink"/>
@@ -13503,7 +13981,7 @@
         </w:rPr>
         <w:t xml:space="preserve">, 12(16), p. 6308. Available at: </w:t>
       </w:r>
-      <w:hyperlink r:id="rId26" w:history="1">
+      <w:hyperlink r:id="rId27" w:history="1">
         <w:r>
           <w:rPr>
             <w:rStyle w:val="Hyperlink"/>
@@ -13537,7 +14015,7 @@
         </w:rPr>
         <w:t xml:space="preserve">University of Hull Library (2025) ‘Literature Review: Reviewing for Research’, University of Hull Skills Team, Available at: </w:t>
       </w:r>
-      <w:hyperlink r:id="rId27" w:history="1">
+      <w:hyperlink r:id="rId28" w:history="1">
         <w:r>
           <w:rPr>
             <w:rStyle w:val="Hyperlink"/>
@@ -13731,6 +14209,7 @@
           <w:sz w:val="20"/>
           <w:szCs w:val="20"/>
         </w:rPr>
+        <w:lastRenderedPageBreak/>
         <w:t>Youth Future’s Foundation (2025) “</w:t>
       </w:r>
       <w:r>
@@ -13751,7 +14230,7 @@
         </w:rPr>
         <w:t xml:space="preserve">”, Available at: </w:t>
       </w:r>
-      <w:hyperlink r:id="rId28" w:history="1">
+      <w:hyperlink r:id="rId29" w:history="1">
         <w:r>
           <w:rPr>
             <w:rStyle w:val="Hyperlink"/>
@@ -13773,7 +14252,7 @@
       </w:r>
     </w:p>
     <w:sectPr>
-      <w:footerReference w:type="default" r:id="rId29"/>
+      <w:footerReference w:type="default" r:id="rId30"/>
       <w:pgSz w:w="11906" w:h="16838"/>
       <w:pgMar w:top="1440" w:right="1440" w:bottom="1440" w:left="1440" w:header="708" w:footer="708" w:gutter="0"/>
       <w:pgBorders w:offsetFrom="page">
@@ -16962,7 +17441,6 @@
   <w:style w:type="character" w:default="1" w:styleId="DefaultParagraphFont">
     <w:name w:val="Default Paragraph Font"/>
     <w:uiPriority w:val="1"/>
-    <w:semiHidden/>
     <w:unhideWhenUsed/>
   </w:style>
   <w:style w:type="table" w:default="1" w:styleId="TableNormal">

--- a/FBL-PhD-research-proposal.docx
+++ b/FBL-PhD-research-proposal.docx
@@ -559,7 +559,7 @@
             </w:rPr>
             <w:fldChar w:fldCharType="separate"/>
           </w:r>
-          <w:hyperlink w:anchor="_Toc221044715" w:history="1">
+          <w:hyperlink w:anchor="_Toc221107082" w:history="1">
             <w:r>
               <w:rPr>
                 <w:rStyle w:val="Hyperlink"/>
@@ -587,7 +587,7 @@
                 <w:noProof/>
                 <w:webHidden/>
               </w:rPr>
-              <w:instrText xml:space="preserve"> PAGEREF _Toc221044715 \h </w:instrText>
+              <w:instrText xml:space="preserve"> PAGEREF _Toc221107082 \h </w:instrText>
             </w:r>
             <w:r>
               <w:rPr>
@@ -630,7 +630,7 @@
               <w:lang w:eastAsia="en-GB"/>
             </w:rPr>
           </w:pPr>
-          <w:hyperlink w:anchor="_Toc221044716" w:history="1">
+          <w:hyperlink w:anchor="_Toc221107083" w:history="1">
             <w:r>
               <w:rPr>
                 <w:rStyle w:val="Hyperlink"/>
@@ -658,7 +658,7 @@
                 <w:noProof/>
                 <w:webHidden/>
               </w:rPr>
-              <w:instrText xml:space="preserve"> PAGEREF _Toc221044716 \h </w:instrText>
+              <w:instrText xml:space="preserve"> PAGEREF _Toc221107083 \h </w:instrText>
             </w:r>
             <w:r>
               <w:rPr>
@@ -701,7 +701,7 @@
               <w:lang w:eastAsia="en-GB"/>
             </w:rPr>
           </w:pPr>
-          <w:hyperlink w:anchor="_Toc221044717" w:history="1">
+          <w:hyperlink w:anchor="_Toc221107084" w:history="1">
             <w:r>
               <w:rPr>
                 <w:rStyle w:val="Hyperlink"/>
@@ -729,7 +729,7 @@
                 <w:noProof/>
                 <w:webHidden/>
               </w:rPr>
-              <w:instrText xml:space="preserve"> PAGEREF _Toc221044717 \h </w:instrText>
+              <w:instrText xml:space="preserve"> PAGEREF _Toc221107084 \h </w:instrText>
             </w:r>
             <w:r>
               <w:rPr>
@@ -749,7 +749,7 @@
                 <w:noProof/>
                 <w:webHidden/>
               </w:rPr>
-              <w:t>3</w:t>
+              <w:t>4</w:t>
             </w:r>
             <w:r>
               <w:rPr>
@@ -772,7 +772,7 @@
               <w:lang w:eastAsia="en-GB"/>
             </w:rPr>
           </w:pPr>
-          <w:hyperlink w:anchor="_Toc221044718" w:history="1">
+          <w:hyperlink w:anchor="_Toc221107085" w:history="1">
             <w:r>
               <w:rPr>
                 <w:rStyle w:val="Hyperlink"/>
@@ -800,7 +800,7 @@
                 <w:noProof/>
                 <w:webHidden/>
               </w:rPr>
-              <w:instrText xml:space="preserve"> PAGEREF _Toc221044718 \h </w:instrText>
+              <w:instrText xml:space="preserve"> PAGEREF _Toc221107085 \h </w:instrText>
             </w:r>
             <w:r>
               <w:rPr>
@@ -843,7 +843,7 @@
               <w:lang w:eastAsia="en-GB"/>
             </w:rPr>
           </w:pPr>
-          <w:hyperlink w:anchor="_Toc221044719" w:history="1">
+          <w:hyperlink w:anchor="_Toc221107086" w:history="1">
             <w:r>
               <w:rPr>
                 <w:rStyle w:val="Hyperlink"/>
@@ -871,7 +871,7 @@
                 <w:noProof/>
                 <w:webHidden/>
               </w:rPr>
-              <w:instrText xml:space="preserve"> PAGEREF _Toc221044719 \h </w:instrText>
+              <w:instrText xml:space="preserve"> PAGEREF _Toc221107086 \h </w:instrText>
             </w:r>
             <w:r>
               <w:rPr>
@@ -914,7 +914,7 @@
               <w:lang w:eastAsia="en-GB"/>
             </w:rPr>
           </w:pPr>
-          <w:hyperlink w:anchor="_Toc221044720" w:history="1">
+          <w:hyperlink w:anchor="_Toc221107087" w:history="1">
             <w:r>
               <w:rPr>
                 <w:rStyle w:val="Hyperlink"/>
@@ -942,7 +942,7 @@
                 <w:noProof/>
                 <w:webHidden/>
               </w:rPr>
-              <w:instrText xml:space="preserve"> PAGEREF _Toc221044720 \h </w:instrText>
+              <w:instrText xml:space="preserve"> PAGEREF _Toc221107087 \h </w:instrText>
             </w:r>
             <w:r>
               <w:rPr>
@@ -985,7 +985,7 @@
               <w:lang w:eastAsia="en-GB"/>
             </w:rPr>
           </w:pPr>
-          <w:hyperlink w:anchor="_Toc221044721" w:history="1">
+          <w:hyperlink w:anchor="_Toc221107088" w:history="1">
             <w:r>
               <w:rPr>
                 <w:rStyle w:val="Hyperlink"/>
@@ -1013,7 +1013,7 @@
                 <w:noProof/>
                 <w:webHidden/>
               </w:rPr>
-              <w:instrText xml:space="preserve"> PAGEREF _Toc221044721 \h </w:instrText>
+              <w:instrText xml:space="preserve"> PAGEREF _Toc221107088 \h </w:instrText>
             </w:r>
             <w:r>
               <w:rPr>
@@ -1056,7 +1056,7 @@
               <w:lang w:eastAsia="en-GB"/>
             </w:rPr>
           </w:pPr>
-          <w:hyperlink w:anchor="_Toc221044722" w:history="1">
+          <w:hyperlink w:anchor="_Toc221107089" w:history="1">
             <w:r>
               <w:rPr>
                 <w:rStyle w:val="Hyperlink"/>
@@ -1084,7 +1084,7 @@
                 <w:noProof/>
                 <w:webHidden/>
               </w:rPr>
-              <w:instrText xml:space="preserve"> PAGEREF _Toc221044722 \h </w:instrText>
+              <w:instrText xml:space="preserve"> PAGEREF _Toc221107089 \h </w:instrText>
             </w:r>
             <w:r>
               <w:rPr>
@@ -1104,7 +1104,7 @@
                 <w:noProof/>
                 <w:webHidden/>
               </w:rPr>
-              <w:t>5</w:t>
+              <w:t>6</w:t>
             </w:r>
             <w:r>
               <w:rPr>
@@ -1127,7 +1127,7 @@
               <w:lang w:eastAsia="en-GB"/>
             </w:rPr>
           </w:pPr>
-          <w:hyperlink w:anchor="_Toc221044723" w:history="1">
+          <w:hyperlink w:anchor="_Toc221107090" w:history="1">
             <w:r>
               <w:rPr>
                 <w:rStyle w:val="Hyperlink"/>
@@ -1155,7 +1155,7 @@
                 <w:noProof/>
                 <w:webHidden/>
               </w:rPr>
-              <w:instrText xml:space="preserve"> PAGEREF _Toc221044723 \h </w:instrText>
+              <w:instrText xml:space="preserve"> PAGEREF _Toc221107090 \h </w:instrText>
             </w:r>
             <w:r>
               <w:rPr>
@@ -1198,7 +1198,7 @@
               <w:lang w:eastAsia="en-GB"/>
             </w:rPr>
           </w:pPr>
-          <w:hyperlink w:anchor="_Toc221044724" w:history="1">
+          <w:hyperlink w:anchor="_Toc221107091" w:history="1">
             <w:r>
               <w:rPr>
                 <w:rStyle w:val="Hyperlink"/>
@@ -1226,7 +1226,7 @@
                 <w:noProof/>
                 <w:webHidden/>
               </w:rPr>
-              <w:instrText xml:space="preserve"> PAGEREF _Toc221044724 \h </w:instrText>
+              <w:instrText xml:space="preserve"> PAGEREF _Toc221107091 \h </w:instrText>
             </w:r>
             <w:r>
               <w:rPr>
@@ -1269,7 +1269,7 @@
               <w:lang w:eastAsia="en-GB"/>
             </w:rPr>
           </w:pPr>
-          <w:hyperlink w:anchor="_Toc221044725" w:history="1">
+          <w:hyperlink w:anchor="_Toc221107092" w:history="1">
             <w:r>
               <w:rPr>
                 <w:rStyle w:val="Hyperlink"/>
@@ -1297,7 +1297,7 @@
                 <w:noProof/>
                 <w:webHidden/>
               </w:rPr>
-              <w:instrText xml:space="preserve"> PAGEREF _Toc221044725 \h </w:instrText>
+              <w:instrText xml:space="preserve"> PAGEREF _Toc221107092 \h </w:instrText>
             </w:r>
             <w:r>
               <w:rPr>
@@ -1317,7 +1317,7 @@
                 <w:noProof/>
                 <w:webHidden/>
               </w:rPr>
-              <w:t>6</w:t>
+              <w:t>7</w:t>
             </w:r>
             <w:r>
               <w:rPr>
@@ -1340,7 +1340,7 @@
               <w:lang w:eastAsia="en-GB"/>
             </w:rPr>
           </w:pPr>
-          <w:hyperlink w:anchor="_Toc221044726" w:history="1">
+          <w:hyperlink w:anchor="_Toc221107093" w:history="1">
             <w:r>
               <w:rPr>
                 <w:rStyle w:val="Hyperlink"/>
@@ -1368,7 +1368,7 @@
                 <w:noProof/>
                 <w:webHidden/>
               </w:rPr>
-              <w:instrText xml:space="preserve"> PAGEREF _Toc221044726 \h </w:instrText>
+              <w:instrText xml:space="preserve"> PAGEREF _Toc221107093 \h </w:instrText>
             </w:r>
             <w:r>
               <w:rPr>
@@ -1411,7 +1411,7 @@
               <w:lang w:eastAsia="en-GB"/>
             </w:rPr>
           </w:pPr>
-          <w:hyperlink w:anchor="_Toc221044727" w:history="1">
+          <w:hyperlink w:anchor="_Toc221107094" w:history="1">
             <w:r>
               <w:rPr>
                 <w:rStyle w:val="Hyperlink"/>
@@ -1439,7 +1439,7 @@
                 <w:noProof/>
                 <w:webHidden/>
               </w:rPr>
-              <w:instrText xml:space="preserve"> PAGEREF _Toc221044727 \h </w:instrText>
+              <w:instrText xml:space="preserve"> PAGEREF _Toc221107094 \h </w:instrText>
             </w:r>
             <w:r>
               <w:rPr>
@@ -1482,7 +1482,7 @@
               <w:lang w:eastAsia="en-GB"/>
             </w:rPr>
           </w:pPr>
-          <w:hyperlink w:anchor="_Toc221044728" w:history="1">
+          <w:hyperlink w:anchor="_Toc221107095" w:history="1">
             <w:r>
               <w:rPr>
                 <w:rStyle w:val="Hyperlink"/>
@@ -1510,7 +1510,7 @@
                 <w:noProof/>
                 <w:webHidden/>
               </w:rPr>
-              <w:instrText xml:space="preserve"> PAGEREF _Toc221044728 \h </w:instrText>
+              <w:instrText xml:space="preserve"> PAGEREF _Toc221107095 \h </w:instrText>
             </w:r>
             <w:r>
               <w:rPr>
@@ -1531,6 +1531,77 @@
                 <w:webHidden/>
               </w:rPr>
               <w:t>9</w:t>
+            </w:r>
+            <w:r>
+              <w:rPr>
+                <w:noProof/>
+                <w:webHidden/>
+              </w:rPr>
+              <w:fldChar w:fldCharType="end"/>
+            </w:r>
+          </w:hyperlink>
+        </w:p>
+        <w:p>
+          <w:pPr>
+            <w:pStyle w:val="TOC2"/>
+            <w:tabs>
+              <w:tab w:val="right" w:leader="dot" w:pos="9016"/>
+            </w:tabs>
+            <w:rPr>
+              <w:rFonts w:eastAsiaTheme="minorEastAsia"/>
+              <w:noProof/>
+              <w:lang w:eastAsia="en-GB"/>
+            </w:rPr>
+          </w:pPr>
+          <w:hyperlink w:anchor="_Toc221107096" w:history="1">
+            <w:r>
+              <w:rPr>
+                <w:rStyle w:val="Hyperlink"/>
+                <w:rFonts w:ascii="Arial" w:hAnsi="Arial" w:cs="Arial"/>
+                <w:noProof/>
+              </w:rPr>
+              <w:t>References</w:t>
+            </w:r>
+            <w:r>
+              <w:rPr>
+                <w:noProof/>
+                <w:webHidden/>
+              </w:rPr>
+              <w:tab/>
+            </w:r>
+            <w:r>
+              <w:rPr>
+                <w:noProof/>
+                <w:webHidden/>
+              </w:rPr>
+              <w:fldChar w:fldCharType="begin"/>
+            </w:r>
+            <w:r>
+              <w:rPr>
+                <w:noProof/>
+                <w:webHidden/>
+              </w:rPr>
+              <w:instrText xml:space="preserve"> PAGEREF _Toc221107096 \h </w:instrText>
+            </w:r>
+            <w:r>
+              <w:rPr>
+                <w:noProof/>
+                <w:webHidden/>
+              </w:rPr>
+            </w:r>
+            <w:r>
+              <w:rPr>
+                <w:noProof/>
+                <w:webHidden/>
+              </w:rPr>
+              <w:fldChar w:fldCharType="separate"/>
+            </w:r>
+            <w:r>
+              <w:rPr>
+                <w:noProof/>
+                <w:webHidden/>
+              </w:rPr>
+              <w:t>10</w:t>
             </w:r>
             <w:r>
               <w:rPr>
@@ -1736,7 +1807,7 @@
           <w:rFonts w:ascii="Arial" w:hAnsi="Arial" w:cs="Arial"/>
         </w:rPr>
       </w:pPr>
-      <w:bookmarkStart w:id="0" w:name="_Toc221044715"/>
+      <w:bookmarkStart w:id="0" w:name="_Toc221107082"/>
       <w:r>
         <w:rPr>
           <w:rStyle w:val="Strong"/>
@@ -1745,7 +1816,6 @@
           <w:bCs w:val="0"/>
           <w:color w:val="auto"/>
         </w:rPr>
-        <w:lastRenderedPageBreak/>
         <w:t>Acknowledgements</w:t>
       </w:r>
       <w:bookmarkEnd w:id="0"/>
@@ -2151,7 +2221,7 @@
           <w:color w:val="auto"/>
         </w:rPr>
       </w:pPr>
-      <w:bookmarkStart w:id="1" w:name="_Toc221044716"/>
+      <w:bookmarkStart w:id="1" w:name="_Toc221107083"/>
       <w:r>
         <w:rPr>
           <w:rStyle w:val="Strong"/>
@@ -2700,7 +2770,7 @@
           <w:color w:val="auto"/>
         </w:rPr>
       </w:pPr>
-      <w:bookmarkStart w:id="2" w:name="_Toc221044717"/>
+      <w:bookmarkStart w:id="2" w:name="_Toc221107084"/>
       <w:r>
         <w:rPr>
           <w:rStyle w:val="Strong"/>
@@ -2709,6 +2779,7 @@
           <w:bCs w:val="0"/>
           <w:color w:val="auto"/>
         </w:rPr>
+        <w:lastRenderedPageBreak/>
         <w:t>1.12</w:t>
       </w:r>
       <w:r>
@@ -2766,16 +2837,7 @@
           <w:sz w:val="20"/>
           <w:szCs w:val="20"/>
         </w:rPr>
-        <w:t xml:space="preserve"> teams can be 30% more productive than those which do not include neurodiverse employees (NatWest Mentor, 2025), and with Gen Z entering </w:t>
-      </w:r>
-      <w:r>
-        <w:rPr>
-          <w:rFonts w:ascii="Arial" w:hAnsi="Arial" w:cs="Arial"/>
-          <w:sz w:val="20"/>
-          <w:szCs w:val="20"/>
-        </w:rPr>
-        <w:lastRenderedPageBreak/>
-        <w:t>the workforce – over 50% of whom have some sort of neurodivergent condition</w:t>
+        <w:t xml:space="preserve"> teams can be 30% more productive than those which do not include neurodiverse employees (NatWest Mentor, 2025), and with Gen Z entering the workforce – over 50% of whom have some sort of neurodivergent condition</w:t>
       </w:r>
       <w:commentRangeStart w:id="3"/>
       <w:commentRangeStart w:id="4"/>
@@ -3075,7 +3137,7 @@
           <w:color w:val="auto"/>
         </w:rPr>
       </w:pPr>
-      <w:bookmarkStart w:id="6" w:name="_Toc221044718"/>
+      <w:bookmarkStart w:id="6" w:name="_Toc221107085"/>
       <w:r>
         <w:rPr>
           <w:rStyle w:val="Strong"/>
@@ -3852,7 +3914,7 @@
         </w:rPr>
       </w:pPr>
       <w:bookmarkStart w:id="11" w:name="_Toc215736436"/>
-      <w:bookmarkStart w:id="12" w:name="_Toc221044719"/>
+      <w:bookmarkStart w:id="12" w:name="_Toc221107086"/>
       <w:r>
         <w:rPr>
           <w:rStyle w:val="Strong"/>
@@ -4035,6 +4097,7 @@
           <w:sz w:val="20"/>
           <w:szCs w:val="20"/>
         </w:rPr>
+        <w:lastRenderedPageBreak/>
         <w:t>The firm may initiate a signal to the receiver via this website about its high-commitment HRM strategy</w:t>
       </w:r>
     </w:p>
@@ -4089,7 +4152,6 @@
           <w:sz w:val="20"/>
           <w:szCs w:val="20"/>
         </w:rPr>
-        <w:lastRenderedPageBreak/>
         <w:t>As such, the authors (Chang and Chin, 2018) argue for five important hypotheses which form the starting point for this study:</w:t>
       </w:r>
     </w:p>
@@ -4427,7 +4489,7 @@
         </w:rPr>
       </w:pPr>
       <w:bookmarkStart w:id="17" w:name="_Toc215736437"/>
-      <w:bookmarkStart w:id="18" w:name="_Toc221044720"/>
+      <w:bookmarkStart w:id="18" w:name="_Toc221107087"/>
       <w:r>
         <w:rPr>
           <w:rFonts w:ascii="Arial" w:hAnsi="Arial" w:cs="Arial"/>
@@ -4838,8 +4900,8 @@
         </w:rPr>
       </w:pPr>
       <w:bookmarkStart w:id="21" w:name="_Toc216632807"/>
-      <w:bookmarkStart w:id="22" w:name="_Toc221044721"/>
-      <w:bookmarkStart w:id="23" w:name="_Toc215736438"/>
+      <w:bookmarkStart w:id="22" w:name="_Toc215736438"/>
+      <w:bookmarkStart w:id="23" w:name="_Toc221107088"/>
       <w:r>
         <w:rPr>
           <w:rStyle w:val="Strong"/>
@@ -4891,7 +4953,7 @@
         </w:rPr>
         <w:t xml:space="preserve"> – Literature Review</w:t>
       </w:r>
-      <w:bookmarkEnd w:id="22"/>
+      <w:bookmarkEnd w:id="23"/>
     </w:p>
     <w:p>
       <w:pPr>
@@ -4928,7 +4990,7 @@
         </w:rPr>
       </w:pPr>
       <w:bookmarkStart w:id="24" w:name="_Toc216632808"/>
-      <w:bookmarkStart w:id="25" w:name="_Toc221044722"/>
+      <w:bookmarkStart w:id="25" w:name="_Toc221107089"/>
       <w:r>
         <w:rPr>
           <w:rStyle w:val="Strong"/>
@@ -4937,6 +4999,7 @@
           <w:bCs w:val="0"/>
           <w:color w:val="000000" w:themeColor="text1"/>
         </w:rPr>
+        <w:lastRenderedPageBreak/>
         <w:t>1.</w:t>
       </w:r>
       <w:r>
@@ -5064,7 +5127,6 @@
           <w:sz w:val="20"/>
           <w:szCs w:val="20"/>
         </w:rPr>
-        <w:lastRenderedPageBreak/>
         <w:t>Applicant Attraction</w:t>
       </w:r>
       <w:r>
@@ -5221,7 +5283,7 @@
           <w:color w:val="000000" w:themeColor="text1"/>
         </w:rPr>
       </w:pPr>
-      <w:bookmarkStart w:id="26" w:name="_Toc221044723"/>
+      <w:bookmarkStart w:id="26" w:name="_Toc221107090"/>
       <w:r>
         <w:rPr>
           <w:rStyle w:val="Strong"/>
@@ -5240,7 +5302,7 @@
           <w:bCs w:val="0"/>
           <w:color w:val="000000" w:themeColor="text1"/>
         </w:rPr>
-        <w:t>Conducting Gap Analysis – ASI and its effect on HRM</w:t>
+        <w:t>Conducting Gap Analysis – AI and its effect on HRM</w:t>
       </w:r>
       <w:bookmarkEnd w:id="26"/>
     </w:p>
@@ -5812,7 +5874,7 @@
           <w:color w:val="000000" w:themeColor="text1"/>
         </w:rPr>
       </w:pPr>
-      <w:bookmarkStart w:id="28" w:name="_Toc221044724"/>
+      <w:bookmarkStart w:id="28" w:name="_Toc221107091"/>
       <w:r>
         <w:rPr>
           <w:rStyle w:val="Strong"/>
@@ -6494,7 +6556,7 @@
           <w:color w:val="000000" w:themeColor="text1"/>
         </w:rPr>
       </w:pPr>
-      <w:bookmarkStart w:id="29" w:name="_Toc221044725"/>
+      <w:bookmarkStart w:id="29" w:name="_Toc221107092"/>
       <w:r>
         <w:rPr>
           <w:rStyle w:val="Strong"/>
@@ -6503,6 +6565,7 @@
           <w:bCs w:val="0"/>
           <w:color w:val="000000" w:themeColor="text1"/>
         </w:rPr>
+        <w:lastRenderedPageBreak/>
         <w:t>1.20</w:t>
       </w:r>
       <w:r>
@@ -6850,7 +6913,6 @@
                 <w:sz w:val="20"/>
                 <w:szCs w:val="20"/>
               </w:rPr>
-              <w:lastRenderedPageBreak/>
               <w:t>Emerald</w:t>
             </w:r>
           </w:p>
@@ -8659,7 +8721,7 @@
           <w:color w:val="000000" w:themeColor="text1"/>
         </w:rPr>
       </w:pPr>
-      <w:bookmarkStart w:id="31" w:name="_Toc221044726"/>
+      <w:bookmarkStart w:id="31" w:name="_Toc221107093"/>
       <w:r>
         <w:rPr>
           <w:rStyle w:val="Strong"/>
@@ -9127,7 +9189,17 @@
           <w:sz w:val="20"/>
           <w:szCs w:val="20"/>
         </w:rPr>
-        <w:t xml:space="preserve">n employer’s perception of this lottery gamble is what Spence </w:t>
+        <w:t xml:space="preserve">n employer’s perception of this lottery </w:t>
+      </w:r>
+      <w:r>
+        <w:rPr>
+          <w:rFonts w:ascii="Arial" w:hAnsi="Arial" w:cs="Arial"/>
+          <w:color w:val="000000" w:themeColor="text1"/>
+          <w:sz w:val="20"/>
+          <w:szCs w:val="20"/>
+        </w:rPr>
+        <w:lastRenderedPageBreak/>
+        <w:t xml:space="preserve">gamble is what Spence </w:t>
       </w:r>
       <w:r>
         <w:rPr>
@@ -9414,17 +9486,7 @@
           <w:sz w:val="20"/>
           <w:szCs w:val="20"/>
         </w:rPr>
-        <w:t xml:space="preserve">such as education </w:t>
-      </w:r>
-      <w:r>
-        <w:rPr>
-          <w:rFonts w:ascii="Arial" w:hAnsi="Arial" w:cs="Arial"/>
-          <w:color w:val="000000" w:themeColor="text1"/>
-          <w:sz w:val="20"/>
-          <w:szCs w:val="20"/>
-        </w:rPr>
-        <w:lastRenderedPageBreak/>
-        <w:t xml:space="preserve">and experience. </w:t>
+        <w:t xml:space="preserve">such as education and experience. </w:t>
       </w:r>
       <w:r>
         <w:rPr>
@@ -10468,6 +10530,7 @@
           <w:sz w:val="20"/>
           <w:szCs w:val="20"/>
         </w:rPr>
+        <w:lastRenderedPageBreak/>
         <w:t xml:space="preserve">to imply </w:t>
       </w:r>
       <w:r>
@@ -10746,17 +10809,7 @@
           <w:sz w:val="20"/>
           <w:szCs w:val="20"/>
         </w:rPr>
-        <w:t xml:space="preserve"> HRM signalling on each firm’s </w:t>
-      </w:r>
-      <w:r>
-        <w:rPr>
-          <w:rFonts w:ascii="Arial" w:hAnsi="Arial" w:cs="Arial"/>
-          <w:color w:val="000000" w:themeColor="text1"/>
-          <w:sz w:val="20"/>
-          <w:szCs w:val="20"/>
-        </w:rPr>
-        <w:lastRenderedPageBreak/>
-        <w:t>website over a three-year period</w:t>
+        <w:t xml:space="preserve"> HRM signalling on each firm’s website over a three-year period</w:t>
       </w:r>
       <w:r>
         <w:rPr>
@@ -11360,7 +11413,7 @@
           <w:color w:val="000000" w:themeColor="text1"/>
         </w:rPr>
       </w:pPr>
-      <w:bookmarkStart w:id="32" w:name="_Toc221044727"/>
+      <w:bookmarkStart w:id="32" w:name="_Toc221107094"/>
       <w:r>
         <w:rPr>
           <w:rStyle w:val="Strong"/>
@@ -11481,7 +11534,7 @@
           <w:color w:val="000000" w:themeColor="text1"/>
         </w:rPr>
       </w:pPr>
-      <w:bookmarkStart w:id="33" w:name="_Toc221044728"/>
+      <w:bookmarkStart w:id="33" w:name="_Toc221107095"/>
       <w:r>
         <w:rPr>
           <w:rStyle w:val="Strong"/>
@@ -12441,6 +12494,7 @@
                 <w:sz w:val="20"/>
                 <w:szCs w:val="20"/>
               </w:rPr>
+              <w:lastRenderedPageBreak/>
               <w:t>I14</w:t>
             </w:r>
           </w:p>
@@ -12500,18 +12554,30 @@
     </w:p>
     <w:p>
       <w:pPr>
+        <w:pStyle w:val="Heading2"/>
+        <w:contextualSpacing/>
         <w:jc w:val="both"/>
         <w:rPr>
-          <w:rFonts w:ascii="Arial" w:hAnsi="Arial" w:cs="Arial"/>
-        </w:rPr>
-      </w:pPr>
-      <w:r>
-        <w:rPr>
-          <w:rFonts w:ascii="Arial" w:hAnsi="Arial" w:cs="Arial"/>
+          <w:rStyle w:val="Strong"/>
+          <w:rFonts w:ascii="Arial" w:hAnsi="Arial" w:cs="Arial"/>
+          <w:b w:val="0"/>
+          <w:bCs w:val="0"/>
+          <w:color w:val="000000" w:themeColor="text1"/>
+        </w:rPr>
+      </w:pPr>
+      <w:bookmarkStart w:id="34" w:name="_Toc221107096"/>
+      <w:bookmarkEnd w:id="22"/>
+      <w:r>
+        <w:rPr>
+          <w:rStyle w:val="Strong"/>
+          <w:rFonts w:ascii="Arial" w:hAnsi="Arial" w:cs="Arial"/>
+          <w:b w:val="0"/>
+          <w:bCs w:val="0"/>
+          <w:color w:val="000000" w:themeColor="text1"/>
         </w:rPr>
         <w:t>References</w:t>
       </w:r>
-      <w:bookmarkEnd w:id="23"/>
+      <w:bookmarkEnd w:id="34"/>
     </w:p>
     <w:p>
       <w:pPr>
@@ -12648,7 +12714,6 @@
           <w:sz w:val="20"/>
           <w:szCs w:val="20"/>
         </w:rPr>
-        <w:lastRenderedPageBreak/>
         <w:t xml:space="preserve">Celani A, Singh P (2011), "Signaling theory and applicant attraction outcomes". </w:t>
       </w:r>
       <w:r>
@@ -13303,6 +13368,7 @@
           <w:sz w:val="20"/>
           <w:szCs w:val="20"/>
         </w:rPr>
+        <w:lastRenderedPageBreak/>
         <w:t xml:space="preserve">Khan, M. H., Grabarski, M. K., Ali, M., &amp; Buckmaster, S. (2023). Insights into Creating and Managing an Inclusive Neurodiverse Workplace for Positive Outcomes: A Multistage Theoretical Framework. </w:t>
       </w:r>
       <w:r>
@@ -13442,7 +13508,6 @@
           <w:sz w:val="20"/>
           <w:szCs w:val="20"/>
         </w:rPr>
-        <w:lastRenderedPageBreak/>
         <w:t xml:space="preserve">Lindgren, S. and Edward Elgar Publishing, publisher (2023) </w:t>
       </w:r>
       <w:r>
@@ -14112,6 +14177,7 @@
           <w:sz w:val="20"/>
           <w:szCs w:val="20"/>
         </w:rPr>
+        <w:lastRenderedPageBreak/>
         <w:t>Vogel, D., Döring, M. and Sievert, M. (2024) ‘Motivational signals in public sector job advertisements and how they relate to attracting and hiring candidates’, </w:t>
       </w:r>
       <w:r>
@@ -14209,7 +14275,6 @@
           <w:sz w:val="20"/>
           <w:szCs w:val="20"/>
         </w:rPr>
-        <w:lastRenderedPageBreak/>
         <w:t>Youth Future’s Foundation (2025) “</w:t>
       </w:r>
       <w:r>

--- a/FBL-PhD-research-proposal.docx
+++ b/FBL-PhD-research-proposal.docx
@@ -135,7 +135,23 @@
           <w:sz w:val="28"/>
           <w:szCs w:val="28"/>
         </w:rPr>
-        <w:t>ompared to Conventional Recruitment Approaches, Affect How Neurodiverse Applicants Perceive the Candidate Journey?</w:t>
+        <w:t xml:space="preserve">ompared to Conventional Recruitment Approaches, Affect How </w:t>
+      </w:r>
+      <w:r>
+        <w:rPr>
+          <w:rFonts w:ascii="Arial" w:hAnsi="Arial" w:cs="Arial"/>
+          <w:sz w:val="28"/>
+          <w:szCs w:val="28"/>
+        </w:rPr>
+        <w:t xml:space="preserve">Black </w:t>
+      </w:r>
+      <w:r>
+        <w:rPr>
+          <w:rFonts w:ascii="Arial" w:hAnsi="Arial" w:cs="Arial"/>
+          <w:sz w:val="28"/>
+          <w:szCs w:val="28"/>
+        </w:rPr>
+        <w:t>Neurodiverse Applicants Perceive the Candidate Journey?</w:t>
       </w:r>
     </w:p>
     <w:p>
@@ -2281,7 +2297,23 @@
           <w:sz w:val="20"/>
           <w:szCs w:val="20"/>
         </w:rPr>
-        <w:t xml:space="preserve">Though there are no doubt an immense amount of synergy and efficiency gains from the adoption of </w:t>
+        <w:t xml:space="preserve">Though there are no doubt an immense amount of synergy and efficiency gains </w:t>
+      </w:r>
+      <w:r>
+        <w:rPr>
+          <w:rFonts w:ascii="Arial" w:hAnsi="Arial" w:cs="Arial"/>
+          <w:sz w:val="20"/>
+          <w:szCs w:val="20"/>
+        </w:rPr>
+        <w:t>achieved through</w:t>
+      </w:r>
+      <w:r>
+        <w:rPr>
+          <w:rFonts w:ascii="Arial" w:hAnsi="Arial" w:cs="Arial"/>
+          <w:sz w:val="20"/>
+          <w:szCs w:val="20"/>
+        </w:rPr>
+        <w:t xml:space="preserve"> the adoption of </w:t>
       </w:r>
       <w:r>
         <w:rPr>
@@ -2297,7 +2329,23 @@
           <w:sz w:val="20"/>
           <w:szCs w:val="20"/>
         </w:rPr>
-        <w:t>cial Intelligence (‘AI’) and its proponents, the process of achieving result</w:t>
+        <w:t xml:space="preserve">cial Intelligence (‘AI’) and its proponents, the process of achieving </w:t>
+      </w:r>
+      <w:r>
+        <w:rPr>
+          <w:rFonts w:ascii="Arial" w:hAnsi="Arial" w:cs="Arial"/>
+          <w:sz w:val="20"/>
+          <w:szCs w:val="20"/>
+        </w:rPr>
+        <w:t xml:space="preserve">these </w:t>
+      </w:r>
+      <w:r>
+        <w:rPr>
+          <w:rFonts w:ascii="Arial" w:hAnsi="Arial" w:cs="Arial"/>
+          <w:sz w:val="20"/>
+          <w:szCs w:val="20"/>
+        </w:rPr>
+        <w:t>result</w:t>
       </w:r>
       <w:r>
         <w:rPr>
@@ -2322,6 +2370,344 @@
           <w:szCs w:val="20"/>
         </w:rPr>
         <w:t>.</w:t>
+      </w:r>
+      <w:r>
+        <w:rPr>
+          <w:rFonts w:ascii="Arial" w:hAnsi="Arial" w:cs="Arial"/>
+          <w:sz w:val="20"/>
+          <w:szCs w:val="20"/>
+        </w:rPr>
+        <w:t xml:space="preserve"> It is therefore timely that t</w:t>
+      </w:r>
+      <w:r>
+        <w:rPr>
+          <w:rFonts w:ascii="Arial" w:hAnsi="Arial" w:cs="Arial"/>
+          <w:sz w:val="20"/>
+          <w:szCs w:val="20"/>
+        </w:rPr>
+        <w:t xml:space="preserve">his opportunity to prepare a </w:t>
+      </w:r>
+      <w:r>
+        <w:rPr>
+          <w:rFonts w:ascii="Arial" w:hAnsi="Arial" w:cs="Arial"/>
+          <w:sz w:val="20"/>
+          <w:szCs w:val="20"/>
+        </w:rPr>
+        <w:t xml:space="preserve">MSc dissertation </w:t>
+      </w:r>
+      <w:r>
+        <w:rPr>
+          <w:rFonts w:ascii="Arial" w:hAnsi="Arial" w:cs="Arial"/>
+          <w:sz w:val="20"/>
+          <w:szCs w:val="20"/>
+        </w:rPr>
+        <w:t xml:space="preserve">thesis </w:t>
+      </w:r>
+      <w:r>
+        <w:rPr>
+          <w:rFonts w:ascii="Arial" w:hAnsi="Arial" w:cs="Arial"/>
+          <w:sz w:val="20"/>
+          <w:szCs w:val="20"/>
+        </w:rPr>
+        <w:t>h</w:t>
+      </w:r>
+      <w:r>
+        <w:rPr>
+          <w:rFonts w:ascii="Arial" w:hAnsi="Arial" w:cs="Arial"/>
+          <w:sz w:val="20"/>
+          <w:szCs w:val="20"/>
+        </w:rPr>
+        <w:t>a</w:t>
+      </w:r>
+      <w:r>
+        <w:rPr>
+          <w:rFonts w:ascii="Arial" w:hAnsi="Arial" w:cs="Arial"/>
+          <w:sz w:val="20"/>
+          <w:szCs w:val="20"/>
+        </w:rPr>
+        <w:t>s</w:t>
+      </w:r>
+      <w:r>
+        <w:rPr>
+          <w:rFonts w:ascii="Arial" w:hAnsi="Arial" w:cs="Arial"/>
+          <w:sz w:val="20"/>
+          <w:szCs w:val="20"/>
+        </w:rPr>
+        <w:t xml:space="preserve"> emerged</w:t>
+      </w:r>
+      <w:r>
+        <w:rPr>
+          <w:rFonts w:ascii="Arial" w:hAnsi="Arial" w:cs="Arial"/>
+          <w:sz w:val="20"/>
+          <w:szCs w:val="20"/>
+        </w:rPr>
+        <w:t xml:space="preserve">, partly due to the recency </w:t>
+      </w:r>
+      <w:r>
+        <w:rPr>
+          <w:rFonts w:ascii="Arial" w:hAnsi="Arial" w:cs="Arial"/>
+          <w:sz w:val="20"/>
+          <w:szCs w:val="20"/>
+        </w:rPr>
+        <w:t>of the Buckland Review which was commissioned by </w:t>
+      </w:r>
+      <w:r>
+        <w:rPr>
+          <w:rFonts w:ascii="Arial" w:hAnsi="Arial" w:cs="Arial"/>
+          <w:b/>
+          <w:bCs/>
+          <w:sz w:val="20"/>
+          <w:szCs w:val="20"/>
+        </w:rPr>
+        <w:t>Sir Robert Buckland QC</w:t>
+      </w:r>
+      <w:r>
+        <w:rPr>
+          <w:rFonts w:ascii="Arial" w:hAnsi="Arial" w:cs="Arial"/>
+          <w:sz w:val="20"/>
+          <w:szCs w:val="20"/>
+        </w:rPr>
+        <w:t xml:space="preserve"> (the long-serving </w:t>
+      </w:r>
+      <w:r>
+        <w:rPr>
+          <w:rFonts w:ascii="Arial" w:hAnsi="Arial" w:cs="Arial"/>
+          <w:sz w:val="20"/>
+          <w:szCs w:val="20"/>
+        </w:rPr>
+        <w:t xml:space="preserve">former UK </w:t>
+      </w:r>
+      <w:r>
+        <w:rPr>
+          <w:rFonts w:ascii="Arial" w:hAnsi="Arial" w:cs="Arial"/>
+          <w:sz w:val="20"/>
+          <w:szCs w:val="20"/>
+        </w:rPr>
+        <w:t xml:space="preserve">Cabinet Minister and </w:t>
+      </w:r>
+      <w:r>
+        <w:rPr>
+          <w:rFonts w:ascii="Arial" w:hAnsi="Arial" w:cs="Arial"/>
+          <w:sz w:val="20"/>
+          <w:szCs w:val="20"/>
+        </w:rPr>
+        <w:t xml:space="preserve">former </w:t>
+      </w:r>
+      <w:r>
+        <w:rPr>
+          <w:rFonts w:ascii="Arial" w:hAnsi="Arial" w:cs="Arial"/>
+          <w:sz w:val="20"/>
+          <w:szCs w:val="20"/>
+        </w:rPr>
+        <w:t>MP for South Swindon) and Autistica in early 2024 under the leadership of the then Conservative Prime Minister, the Rt. Hon Rishi Sunak</w:t>
+      </w:r>
+      <w:r>
+        <w:rPr>
+          <w:rFonts w:ascii="Arial" w:hAnsi="Arial" w:cs="Arial"/>
+          <w:sz w:val="20"/>
+          <w:szCs w:val="20"/>
+        </w:rPr>
+        <w:t xml:space="preserve"> and partly due to the author’s work as a Royal Economic Society independent researcher and Consultant working alongside the Business in the Community (BITC) Opening Doors Initiative</w:t>
+      </w:r>
+      <w:r>
+        <w:rPr>
+          <w:rFonts w:ascii="Arial" w:hAnsi="Arial" w:cs="Arial"/>
+          <w:sz w:val="20"/>
+          <w:szCs w:val="20"/>
+        </w:rPr>
+        <w:t>. </w:t>
+      </w:r>
+      <w:r>
+        <w:rPr>
+          <w:rFonts w:ascii="Arial" w:hAnsi="Arial" w:cs="Arial"/>
+          <w:sz w:val="20"/>
+          <w:szCs w:val="20"/>
+        </w:rPr>
+        <w:t xml:space="preserve">Since </w:t>
+      </w:r>
+      <w:r>
+        <w:rPr>
+          <w:rFonts w:ascii="Arial" w:hAnsi="Arial" w:cs="Arial"/>
+          <w:sz w:val="20"/>
+          <w:szCs w:val="20"/>
+        </w:rPr>
+        <w:t>the end of the Conservative Party’s 14-year tenure in office</w:t>
+      </w:r>
+      <w:r>
+        <w:rPr>
+          <w:rFonts w:ascii="Arial" w:hAnsi="Arial" w:cs="Arial"/>
+          <w:sz w:val="20"/>
+          <w:szCs w:val="20"/>
+        </w:rPr>
+        <w:t>, the rise in what has come to be known as Artificia</w:t>
+      </w:r>
+      <w:r>
+        <w:rPr>
+          <w:rFonts w:ascii="Arial" w:hAnsi="Arial" w:cs="Arial"/>
+          <w:sz w:val="20"/>
+          <w:szCs w:val="20"/>
+        </w:rPr>
+        <w:t xml:space="preserve">l </w:t>
+      </w:r>
+      <w:r>
+        <w:rPr>
+          <w:rFonts w:ascii="Arial" w:hAnsi="Arial" w:cs="Arial"/>
+          <w:sz w:val="20"/>
+          <w:szCs w:val="20"/>
+        </w:rPr>
+        <w:t>Intelligence</w:t>
+      </w:r>
+      <w:r>
+        <w:rPr>
+          <w:rFonts w:ascii="Arial" w:hAnsi="Arial" w:cs="Arial"/>
+          <w:sz w:val="20"/>
+          <w:szCs w:val="20"/>
+        </w:rPr>
+        <w:t xml:space="preserve"> or AI</w:t>
+      </w:r>
+      <w:r>
+        <w:rPr>
+          <w:rFonts w:ascii="Arial" w:hAnsi="Arial" w:cs="Arial"/>
+          <w:sz w:val="20"/>
+          <w:szCs w:val="20"/>
+        </w:rPr>
+        <w:t xml:space="preserve">, which forms </w:t>
+      </w:r>
+      <w:r>
+        <w:rPr>
+          <w:rFonts w:ascii="Arial" w:hAnsi="Arial" w:cs="Arial"/>
+          <w:sz w:val="20"/>
+          <w:szCs w:val="20"/>
+        </w:rPr>
+        <w:t xml:space="preserve">a fundamental </w:t>
+      </w:r>
+      <w:r>
+        <w:rPr>
+          <w:rFonts w:ascii="Arial" w:hAnsi="Arial" w:cs="Arial"/>
+          <w:sz w:val="20"/>
+          <w:szCs w:val="20"/>
+        </w:rPr>
+        <w:t xml:space="preserve">part of the </w:t>
+      </w:r>
+      <w:r>
+        <w:rPr>
+          <w:rFonts w:ascii="Arial" w:hAnsi="Arial" w:cs="Arial"/>
+          <w:sz w:val="20"/>
+          <w:szCs w:val="20"/>
+        </w:rPr>
+        <w:t>idea</w:t>
+      </w:r>
+      <w:r>
+        <w:rPr>
+          <w:rFonts w:ascii="Arial" w:hAnsi="Arial" w:cs="Arial"/>
+          <w:sz w:val="20"/>
+          <w:szCs w:val="20"/>
+        </w:rPr>
+        <w:t xml:space="preserve"> that there may in fact </w:t>
+      </w:r>
+      <w:r>
+        <w:rPr>
+          <w:rFonts w:ascii="Arial" w:hAnsi="Arial" w:cs="Arial"/>
+          <w:sz w:val="20"/>
+          <w:szCs w:val="20"/>
+        </w:rPr>
+        <w:t xml:space="preserve">may </w:t>
+      </w:r>
+      <w:r>
+        <w:rPr>
+          <w:rFonts w:ascii="Arial" w:hAnsi="Arial" w:cs="Arial"/>
+          <w:sz w:val="20"/>
+          <w:szCs w:val="20"/>
+        </w:rPr>
+        <w:t xml:space="preserve">be a Singularity </w:t>
+      </w:r>
+      <w:r>
+        <w:rPr>
+          <w:rFonts w:ascii="Arial" w:hAnsi="Arial" w:cs="Arial"/>
+          <w:sz w:val="20"/>
+          <w:szCs w:val="20"/>
+        </w:rPr>
+        <w:t xml:space="preserve">taking place </w:t>
+      </w:r>
+      <w:r>
+        <w:rPr>
+          <w:rFonts w:ascii="Arial" w:hAnsi="Arial" w:cs="Arial"/>
+          <w:sz w:val="20"/>
+          <w:szCs w:val="20"/>
+        </w:rPr>
+        <w:t>in the near future, has produced various “sides”</w:t>
+      </w:r>
+      <w:r>
+        <w:rPr>
+          <w:rFonts w:ascii="Arial" w:hAnsi="Arial" w:cs="Arial"/>
+          <w:sz w:val="20"/>
+          <w:szCs w:val="20"/>
+        </w:rPr>
+        <w:t xml:space="preserve">, creating extended debate on the topic of </w:t>
+      </w:r>
+      <w:r>
+        <w:rPr>
+          <w:rFonts w:ascii="Arial" w:hAnsi="Arial" w:cs="Arial"/>
+          <w:sz w:val="20"/>
+          <w:szCs w:val="20"/>
+        </w:rPr>
+        <w:t>signalling, reasonable adjustments and HR</w:t>
+      </w:r>
+      <w:r>
+        <w:rPr>
+          <w:rFonts w:ascii="Arial" w:hAnsi="Arial" w:cs="Arial"/>
+          <w:sz w:val="20"/>
+          <w:szCs w:val="20"/>
+        </w:rPr>
+        <w:t xml:space="preserve"> best practice</w:t>
+      </w:r>
+      <w:r>
+        <w:rPr>
+          <w:rFonts w:ascii="Arial" w:hAnsi="Arial" w:cs="Arial"/>
+          <w:sz w:val="20"/>
+          <w:szCs w:val="20"/>
+        </w:rPr>
+        <w:t xml:space="preserve">. On the one hand there are </w:t>
+      </w:r>
+      <w:r>
+        <w:rPr>
+          <w:rFonts w:ascii="Arial" w:hAnsi="Arial" w:cs="Arial"/>
+          <w:sz w:val="20"/>
+          <w:szCs w:val="20"/>
+        </w:rPr>
+        <w:t xml:space="preserve">proponents who advocate for AI </w:t>
+      </w:r>
+      <w:r>
+        <w:rPr>
+          <w:rFonts w:ascii="Arial" w:hAnsi="Arial" w:cs="Arial"/>
+          <w:sz w:val="20"/>
+          <w:szCs w:val="20"/>
+        </w:rPr>
+        <w:t xml:space="preserve">and on the other </w:t>
+      </w:r>
+      <w:r>
+        <w:rPr>
+          <w:rFonts w:ascii="Arial" w:hAnsi="Arial" w:cs="Arial"/>
+          <w:sz w:val="20"/>
+          <w:szCs w:val="20"/>
+        </w:rPr>
+        <w:t xml:space="preserve">hand </w:t>
+      </w:r>
+      <w:r>
+        <w:rPr>
+          <w:rFonts w:ascii="Arial" w:hAnsi="Arial" w:cs="Arial"/>
+          <w:sz w:val="20"/>
+          <w:szCs w:val="20"/>
+        </w:rPr>
+        <w:t>there are naysayers</w:t>
+      </w:r>
+      <w:r>
+        <w:rPr>
+          <w:rFonts w:ascii="Arial" w:hAnsi="Arial" w:cs="Arial"/>
+          <w:sz w:val="20"/>
+          <w:szCs w:val="20"/>
+        </w:rPr>
+        <w:t xml:space="preserve"> who oppose these synergies on the basis of work erosion and a reduction I the level of labour force participation.</w:t>
       </w:r>
     </w:p>
     <w:p>
@@ -2353,23 +2739,7 @@
           <w:sz w:val="20"/>
           <w:szCs w:val="20"/>
         </w:rPr>
-        <w:t xml:space="preserve">This opportunity to prepare a </w:t>
-      </w:r>
-      <w:r>
-        <w:rPr>
-          <w:rFonts w:ascii="Arial" w:hAnsi="Arial" w:cs="Arial"/>
-          <w:sz w:val="20"/>
-          <w:szCs w:val="20"/>
-        </w:rPr>
-        <w:t xml:space="preserve">MSc dissertation </w:t>
-      </w:r>
-      <w:r>
-        <w:rPr>
-          <w:rFonts w:ascii="Arial" w:hAnsi="Arial" w:cs="Arial"/>
-          <w:sz w:val="20"/>
-          <w:szCs w:val="20"/>
-        </w:rPr>
-        <w:t>thesis all emerged because of the Buckland Review which was commissioned by </w:t>
+        <w:t>Since the outcome of the Buckland Review and its subsequent findings concerning the employment opportunities of Autistic applicants (that is, </w:t>
       </w:r>
       <w:r>
         <w:rPr>
@@ -2379,135 +2749,115 @@
           <w:sz w:val="20"/>
           <w:szCs w:val="20"/>
         </w:rPr>
-        <w:t>Sir Robert Buckland QC</w:t>
-      </w:r>
-      <w:r>
-        <w:rPr>
-          <w:rFonts w:ascii="Arial" w:hAnsi="Arial" w:cs="Arial"/>
-          <w:sz w:val="20"/>
-          <w:szCs w:val="20"/>
-        </w:rPr>
-        <w:t xml:space="preserve"> (the long-serving </w:t>
-      </w:r>
-      <w:r>
-        <w:rPr>
-          <w:rFonts w:ascii="Arial" w:hAnsi="Arial" w:cs="Arial"/>
-          <w:sz w:val="20"/>
-          <w:szCs w:val="20"/>
-        </w:rPr>
-        <w:t xml:space="preserve">former UK </w:t>
-      </w:r>
-      <w:r>
-        <w:rPr>
-          <w:rFonts w:ascii="Arial" w:hAnsi="Arial" w:cs="Arial"/>
-          <w:sz w:val="20"/>
-          <w:szCs w:val="20"/>
-        </w:rPr>
-        <w:t xml:space="preserve">Cabinet Minister and </w:t>
-      </w:r>
-      <w:r>
-        <w:rPr>
-          <w:rFonts w:ascii="Arial" w:hAnsi="Arial" w:cs="Arial"/>
-          <w:sz w:val="20"/>
-          <w:szCs w:val="20"/>
-        </w:rPr>
-        <w:t xml:space="preserve">former </w:t>
-      </w:r>
-      <w:r>
-        <w:rPr>
-          <w:rFonts w:ascii="Arial" w:hAnsi="Arial" w:cs="Arial"/>
-          <w:sz w:val="20"/>
-          <w:szCs w:val="20"/>
-        </w:rPr>
-        <w:t>MP for South Swindon) and Autistica in early 2024 under the leadership of the then Conservative Prime Minister, the Rt. Hon Rishi Sunak. </w:t>
-      </w:r>
-      <w:r>
-        <w:rPr>
-          <w:rFonts w:ascii="Arial" w:hAnsi="Arial" w:cs="Arial"/>
-          <w:sz w:val="20"/>
-          <w:szCs w:val="20"/>
-        </w:rPr>
-        <w:t xml:space="preserve">Since </w:t>
-      </w:r>
-      <w:r>
-        <w:rPr>
-          <w:rFonts w:ascii="Arial" w:hAnsi="Arial" w:cs="Arial"/>
-          <w:sz w:val="20"/>
-          <w:szCs w:val="20"/>
-        </w:rPr>
-        <w:t>the end of the Conservative Party’s 14-year tenure in office</w:t>
-      </w:r>
-      <w:r>
-        <w:rPr>
-          <w:rFonts w:ascii="Arial" w:hAnsi="Arial" w:cs="Arial"/>
-          <w:sz w:val="20"/>
-          <w:szCs w:val="20"/>
-        </w:rPr>
-        <w:t>, the rise in what has come to be known as Artificial General Intelligence</w:t>
-      </w:r>
-      <w:r>
-        <w:rPr>
-          <w:rFonts w:ascii="Arial" w:hAnsi="Arial" w:cs="Arial"/>
-          <w:sz w:val="20"/>
-          <w:szCs w:val="20"/>
-        </w:rPr>
-        <w:t xml:space="preserve"> or AGI</w:t>
-      </w:r>
-      <w:r>
-        <w:rPr>
-          <w:rFonts w:ascii="Arial" w:hAnsi="Arial" w:cs="Arial"/>
-          <w:sz w:val="20"/>
-          <w:szCs w:val="20"/>
-        </w:rPr>
-        <w:t xml:space="preserve">, which forms part of the </w:t>
-      </w:r>
-      <w:r>
-        <w:rPr>
-          <w:rFonts w:ascii="Arial" w:hAnsi="Arial" w:cs="Arial"/>
-          <w:sz w:val="20"/>
-          <w:szCs w:val="20"/>
-        </w:rPr>
-        <w:t>idea</w:t>
-      </w:r>
-      <w:r>
-        <w:rPr>
-          <w:rFonts w:ascii="Arial" w:hAnsi="Arial" w:cs="Arial"/>
-          <w:sz w:val="20"/>
-          <w:szCs w:val="20"/>
-        </w:rPr>
-        <w:t xml:space="preserve"> that there may in fact </w:t>
-      </w:r>
-      <w:r>
-        <w:rPr>
-          <w:rFonts w:ascii="Arial" w:hAnsi="Arial" w:cs="Arial"/>
-          <w:sz w:val="20"/>
-          <w:szCs w:val="20"/>
-        </w:rPr>
-        <w:t xml:space="preserve">may </w:t>
-      </w:r>
-      <w:r>
-        <w:rPr>
-          <w:rFonts w:ascii="Arial" w:hAnsi="Arial" w:cs="Arial"/>
-          <w:sz w:val="20"/>
-          <w:szCs w:val="20"/>
-        </w:rPr>
-        <w:t xml:space="preserve">be a Singularity in the near future, has produced various “sides” of this perceived eventuality. On the one hand there are </w:t>
-      </w:r>
-      <w:r>
-        <w:rPr>
-          <w:rFonts w:ascii="Arial" w:hAnsi="Arial" w:cs="Arial"/>
-          <w:sz w:val="20"/>
-          <w:szCs w:val="20"/>
-        </w:rPr>
-        <w:t xml:space="preserve">proponents who advocate for AGI </w:t>
-      </w:r>
-      <w:r>
-        <w:rPr>
-          <w:rFonts w:ascii="Arial" w:hAnsi="Arial" w:cs="Arial"/>
-          <w:sz w:val="20"/>
-          <w:szCs w:val="20"/>
-        </w:rPr>
-        <w:t>and on the other there are naysayers.</w:t>
+        <w:t>7 in 10</w:t>
+      </w:r>
+      <w:r>
+        <w:rPr>
+          <w:rFonts w:ascii="Arial" w:hAnsi="Arial" w:cs="Arial"/>
+          <w:sz w:val="20"/>
+          <w:szCs w:val="20"/>
+        </w:rPr>
+        <w:t xml:space="preserve"> are not in gainful employment across the country), further research has been conducted by Miller and Doyle (2025) which forms the basis of how to </w:t>
+      </w:r>
+      <w:r>
+        <w:rPr>
+          <w:rFonts w:ascii="Arial" w:hAnsi="Arial" w:cs="Arial"/>
+          <w:i/>
+          <w:iCs/>
+          <w:sz w:val="20"/>
+          <w:szCs w:val="20"/>
+        </w:rPr>
+        <w:t>deconstruct</w:t>
+      </w:r>
+      <w:r>
+        <w:rPr>
+          <w:rFonts w:ascii="Arial" w:hAnsi="Arial" w:cs="Arial"/>
+          <w:sz w:val="20"/>
+          <w:szCs w:val="20"/>
+        </w:rPr>
+        <w:t> the various approaches taken by employers when attracting these aforementioned and completely hypothetical 7 in 10 neurodiverse applicants who are unemployed during recruitment activities, without employing specific and targeted recruitment campaigns which require candidates to come forward and identify their conditions at the outset of the process. </w:t>
+      </w:r>
+      <w:r>
+        <w:rPr>
+          <w:rFonts w:ascii="Arial" w:hAnsi="Arial" w:cs="Arial"/>
+          <w:sz w:val="20"/>
+          <w:szCs w:val="20"/>
+        </w:rPr>
+        <w:t xml:space="preserve">Dr. Nancy Doyle is a prolific campaigner for neurodivergence in the workplace </w:t>
+      </w:r>
+      <w:r>
+        <w:rPr>
+          <w:rFonts w:ascii="Arial" w:hAnsi="Arial" w:cs="Arial"/>
+          <w:sz w:val="20"/>
+          <w:szCs w:val="20"/>
+        </w:rPr>
+        <w:t xml:space="preserve">who has previously written an online opinion piece for Genius Within, a UK </w:t>
+      </w:r>
+      <w:r>
+        <w:rPr>
+          <w:rFonts w:ascii="Arial" w:hAnsi="Arial" w:cs="Arial"/>
+          <w:sz w:val="20"/>
+          <w:szCs w:val="20"/>
+        </w:rPr>
+        <w:t>community interest company</w:t>
+      </w:r>
+      <w:r>
+        <w:rPr>
+          <w:rFonts w:ascii="Arial" w:hAnsi="Arial" w:cs="Arial"/>
+          <w:sz w:val="20"/>
+          <w:szCs w:val="20"/>
+        </w:rPr>
+        <w:t>, on the</w:t>
+      </w:r>
+      <w:r>
+        <w:rPr>
+          <w:rFonts w:ascii="Arial" w:hAnsi="Arial" w:cs="Arial"/>
+          <w:sz w:val="20"/>
+          <w:szCs w:val="20"/>
+        </w:rPr>
+        <w:t xml:space="preserve"> subject of the</w:t>
+      </w:r>
+      <w:r>
+        <w:rPr>
+          <w:rFonts w:ascii="Arial" w:hAnsi="Arial" w:cs="Arial"/>
+          <w:sz w:val="20"/>
+          <w:szCs w:val="20"/>
+        </w:rPr>
+        <w:t xml:space="preserve"> </w:t>
+      </w:r>
+      <w:r>
+        <w:rPr>
+          <w:rFonts w:ascii="Arial" w:hAnsi="Arial" w:cs="Arial"/>
+          <w:b/>
+          <w:bCs/>
+          <w:sz w:val="20"/>
+          <w:szCs w:val="20"/>
+        </w:rPr>
+        <w:t xml:space="preserve">Sir Charlie Mayfield </w:t>
+      </w:r>
+      <w:r>
+        <w:rPr>
+          <w:rFonts w:ascii="Arial" w:hAnsi="Arial" w:cs="Arial"/>
+          <w:sz w:val="20"/>
+          <w:szCs w:val="20"/>
+        </w:rPr>
+        <w:t xml:space="preserve">Review </w:t>
+      </w:r>
+      <w:r>
+        <w:rPr>
+          <w:rFonts w:ascii="Arial" w:hAnsi="Arial" w:cs="Arial"/>
+          <w:sz w:val="20"/>
+          <w:szCs w:val="20"/>
+        </w:rPr>
+        <w:t>(Doyle, 2025)</w:t>
+      </w:r>
+      <w:r>
+        <w:rPr>
+          <w:rFonts w:ascii="Arial" w:hAnsi="Arial" w:cs="Arial"/>
+          <w:sz w:val="20"/>
+          <w:szCs w:val="20"/>
+        </w:rPr>
+        <w:t xml:space="preserve">. </w:t>
       </w:r>
     </w:p>
     <w:p>
@@ -2539,7 +2889,23 @@
           <w:sz w:val="20"/>
           <w:szCs w:val="20"/>
         </w:rPr>
-        <w:t>Since the outcome of the Buckland Review and its subsequent findings concerning the employment opportunities of Autistic applicants (that is, </w:t>
+        <w:t>Th</w:t>
+      </w:r>
+      <w:r>
+        <w:rPr>
+          <w:rFonts w:ascii="Arial" w:hAnsi="Arial" w:cs="Arial"/>
+          <w:sz w:val="20"/>
+          <w:szCs w:val="20"/>
+        </w:rPr>
+        <w:t xml:space="preserve">e aforementioned </w:t>
+      </w:r>
+      <w:r>
+        <w:rPr>
+          <w:rFonts w:ascii="Arial" w:hAnsi="Arial" w:cs="Arial"/>
+          <w:sz w:val="20"/>
+          <w:szCs w:val="20"/>
+        </w:rPr>
+        <w:t>is important for several reasons, not least for the intrinsic motivation of the employee but also on grounds of fairness and positive discrimination. I am aiming to study how neurodiverse applicants perceive resource-based HRM (what we call the RBV in HRM theory) and how RBV approaches, which are inherently focused on creating competitive advantage link to recruitment signalling during the applicant journey. I am hoping to investigate several hypotheses (which I have cited in my PhD proposal) which will form the backbone of the research study, and which will either confirm the work of </w:t>
       </w:r>
       <w:r>
         <w:rPr>
@@ -2549,81 +2915,31 @@
           <w:sz w:val="20"/>
           <w:szCs w:val="20"/>
         </w:rPr>
-        <w:t>7 in 10</w:t>
-      </w:r>
-      <w:r>
-        <w:rPr>
-          <w:rFonts w:ascii="Arial" w:hAnsi="Arial" w:cs="Arial"/>
-          <w:sz w:val="20"/>
-          <w:szCs w:val="20"/>
-        </w:rPr>
-        <w:t xml:space="preserve"> are not in gainful employment across the country), further research has been conducted by Miller and Doyle (2025) which forms the basis of how to </w:t>
-      </w:r>
-      <w:r>
-        <w:rPr>
-          <w:rFonts w:ascii="Arial" w:hAnsi="Arial" w:cs="Arial"/>
-          <w:i/>
-          <w:iCs/>
-          <w:sz w:val="20"/>
-          <w:szCs w:val="20"/>
-        </w:rPr>
-        <w:t>deconstruct</w:t>
-      </w:r>
-      <w:r>
-        <w:rPr>
-          <w:rFonts w:ascii="Arial" w:hAnsi="Arial" w:cs="Arial"/>
-          <w:sz w:val="20"/>
-          <w:szCs w:val="20"/>
-        </w:rPr>
-        <w:t> the various approaches taken by employers when attracting these aforementioned and completely hypothetical 7 in 10 neurodiverse applicants who are unemployed during recruitment activities, without employing specific and targeted recruitment campaigns which require candidates to come forward and identify their conditions at the outset of the process. </w:t>
-      </w:r>
-      <w:r>
-        <w:rPr>
-          <w:rFonts w:ascii="Arial" w:hAnsi="Arial" w:cs="Arial"/>
-          <w:sz w:val="20"/>
-          <w:szCs w:val="20"/>
-        </w:rPr>
-        <w:t xml:space="preserve">Dr. Nancy Doyle is a prolific campaigner for neurodivergence in the workplace </w:t>
-      </w:r>
-      <w:r>
-        <w:rPr>
-          <w:rFonts w:ascii="Arial" w:hAnsi="Arial" w:cs="Arial"/>
-          <w:sz w:val="20"/>
-          <w:szCs w:val="20"/>
-        </w:rPr>
-        <w:t xml:space="preserve">who has previously written an online opinion piece for Genius Within, a UK </w:t>
-      </w:r>
-      <w:r>
-        <w:rPr>
-          <w:rFonts w:ascii="Arial" w:hAnsi="Arial" w:cs="Arial"/>
-          <w:sz w:val="20"/>
-          <w:szCs w:val="20"/>
-        </w:rPr>
-        <w:t>community interest company</w:t>
-      </w:r>
-      <w:r>
-        <w:rPr>
-          <w:rFonts w:ascii="Arial" w:hAnsi="Arial" w:cs="Arial"/>
-          <w:sz w:val="20"/>
-          <w:szCs w:val="20"/>
-        </w:rPr>
-        <w:t>, on the</w:t>
-      </w:r>
-      <w:r>
-        <w:rPr>
-          <w:rFonts w:ascii="Arial" w:hAnsi="Arial" w:cs="Arial"/>
-          <w:sz w:val="20"/>
-          <w:szCs w:val="20"/>
-        </w:rPr>
-        <w:t xml:space="preserve"> subject of the</w:t>
-      </w:r>
-      <w:r>
-        <w:rPr>
-          <w:rFonts w:ascii="Arial" w:hAnsi="Arial" w:cs="Arial"/>
-          <w:sz w:val="20"/>
-          <w:szCs w:val="20"/>
-        </w:rPr>
-        <w:t xml:space="preserve"> </w:t>
+        <w:t>Miller and Doyle (2025)</w:t>
+      </w:r>
+      <w:r>
+        <w:rPr>
+          <w:rFonts w:ascii="Arial" w:hAnsi="Arial" w:cs="Arial"/>
+          <w:sz w:val="20"/>
+          <w:szCs w:val="20"/>
+        </w:rPr>
+        <w:t xml:space="preserve"> or reject the premise of their recent research study. I also plan to extend Miller and Doyle's work to study anonymous responses from applicants with </w:t>
+      </w:r>
+      <w:r>
+        <w:rPr>
+          <w:rFonts w:ascii="Arial" w:hAnsi="Arial" w:cs="Arial"/>
+          <w:sz w:val="20"/>
+          <w:szCs w:val="20"/>
+        </w:rPr>
+        <w:t>bipolar disorder</w:t>
+      </w:r>
+      <w:r>
+        <w:rPr>
+          <w:rFonts w:ascii="Arial" w:hAnsi="Arial" w:cs="Arial"/>
+          <w:sz w:val="20"/>
+          <w:szCs w:val="20"/>
+        </w:rPr>
+        <w:t xml:space="preserve"> (a condition that is </w:t>
       </w:r>
       <w:r>
         <w:rPr>
@@ -2633,32 +2949,60 @@
           <w:sz w:val="20"/>
           <w:szCs w:val="20"/>
         </w:rPr>
-        <w:t xml:space="preserve">Sir Charlie Mayfield </w:t>
-      </w:r>
-      <w:r>
-        <w:rPr>
-          <w:rFonts w:ascii="Arial" w:hAnsi="Arial" w:cs="Arial"/>
-          <w:sz w:val="20"/>
-          <w:szCs w:val="20"/>
-        </w:rPr>
-        <w:t xml:space="preserve">Review </w:t>
-      </w:r>
-      <w:r>
-        <w:rPr>
-          <w:rFonts w:ascii="Arial" w:hAnsi="Arial" w:cs="Arial"/>
-          <w:sz w:val="20"/>
-          <w:szCs w:val="20"/>
-        </w:rPr>
-        <w:t>(Doyle, 2025)</w:t>
-      </w:r>
-      <w:r>
-        <w:rPr>
-          <w:rFonts w:ascii="Arial" w:hAnsi="Arial" w:cs="Arial"/>
-          <w:sz w:val="20"/>
-          <w:szCs w:val="20"/>
-        </w:rPr>
-        <w:t xml:space="preserve">. </w:t>
-      </w:r>
+        <w:t>widely considered</w:t>
+      </w:r>
+      <w:r>
+        <w:rPr>
+          <w:rFonts w:ascii="Arial" w:hAnsi="Arial" w:cs="Arial"/>
+          <w:sz w:val="20"/>
+          <w:szCs w:val="20"/>
+        </w:rPr>
+        <w:t> as neurodivergent but was omitted from their empirical study).</w:t>
+      </w:r>
+    </w:p>
+    <w:p>
+      <w:pPr>
+        <w:pStyle w:val="Heading2"/>
+        <w:contextualSpacing/>
+        <w:jc w:val="both"/>
+        <w:rPr>
+          <w:rFonts w:ascii="Arial" w:hAnsi="Arial" w:cs="Arial"/>
+          <w:color w:val="auto"/>
+        </w:rPr>
+      </w:pPr>
+      <w:bookmarkStart w:id="2" w:name="_Toc221107084"/>
+      <w:r>
+        <w:rPr>
+          <w:rStyle w:val="Strong"/>
+          <w:rFonts w:ascii="Arial" w:hAnsi="Arial" w:cs="Arial"/>
+          <w:b w:val="0"/>
+          <w:bCs w:val="0"/>
+          <w:color w:val="auto"/>
+        </w:rPr>
+        <w:lastRenderedPageBreak/>
+        <w:t>1.12</w:t>
+      </w:r>
+      <w:r>
+        <w:rPr>
+          <w:rStyle w:val="Strong"/>
+          <w:rFonts w:ascii="Arial" w:hAnsi="Arial" w:cs="Arial"/>
+          <w:b w:val="0"/>
+          <w:bCs w:val="0"/>
+          <w:color w:val="auto"/>
+        </w:rPr>
+        <w:t xml:space="preserve"> </w:t>
+      </w:r>
+      <w:r>
+        <w:rPr>
+          <w:rStyle w:val="Strong"/>
+          <w:rFonts w:ascii="Arial" w:hAnsi="Arial" w:cs="Arial"/>
+          <w:b w:val="0"/>
+          <w:bCs w:val="0"/>
+          <w:color w:val="auto"/>
+        </w:rPr>
+        <w:t>Introduction</w:t>
+      </w:r>
+      <w:bookmarkEnd w:id="2"/>
     </w:p>
     <w:p>
       <w:pPr>
@@ -2671,6 +3015,282 @@
           <w:szCs w:val="20"/>
         </w:rPr>
       </w:pPr>
+      <w:r>
+        <w:rPr>
+          <w:rFonts w:ascii="Arial" w:hAnsi="Arial" w:cs="Arial"/>
+          <w:sz w:val="20"/>
+          <w:szCs w:val="20"/>
+        </w:rPr>
+        <w:t>Given that recent research demonstrates how neuro</w:t>
+      </w:r>
+      <w:r>
+        <w:rPr>
+          <w:rFonts w:ascii="Arial" w:hAnsi="Arial" w:cs="Arial"/>
+          <w:sz w:val="20"/>
+          <w:szCs w:val="20"/>
+        </w:rPr>
+        <w:t>inclusive</w:t>
+      </w:r>
+      <w:r>
+        <w:rPr>
+          <w:rFonts w:ascii="Arial" w:hAnsi="Arial" w:cs="Arial"/>
+          <w:sz w:val="20"/>
+          <w:szCs w:val="20"/>
+        </w:rPr>
+        <w:t xml:space="preserve"> teams can be 30% more productive than those which do not include neurodiverse employees (NatWest Mentor, 2025), and with Gen Z entering the workforce – over 50% of whom have some sort of neurodivergent condition</w:t>
+      </w:r>
+      <w:commentRangeStart w:id="3"/>
+      <w:commentRangeStart w:id="4"/>
+      <w:r>
+        <w:rPr>
+          <w:rStyle w:val="FootnoteReference"/>
+          <w:rFonts w:ascii="Arial" w:hAnsi="Arial" w:cs="Arial"/>
+          <w:sz w:val="20"/>
+          <w:szCs w:val="20"/>
+        </w:rPr>
+        <w:footnoteReference w:id="2"/>
+      </w:r>
+      <w:commentRangeEnd w:id="3"/>
+      <w:r>
+        <w:rPr>
+          <w:rStyle w:val="CommentReference"/>
+          <w:rFonts w:ascii="Arial" w:hAnsi="Arial" w:cs="Arial"/>
+        </w:rPr>
+        <w:commentReference w:id="3"/>
+      </w:r>
+      <w:commentRangeEnd w:id="4"/>
+      <w:r>
+        <w:rPr>
+          <w:rStyle w:val="CommentReference"/>
+          <w:rFonts w:ascii="Arial" w:hAnsi="Arial" w:cs="Arial"/>
+        </w:rPr>
+        <w:commentReference w:id="4"/>
+      </w:r>
+      <w:r>
+        <w:rPr>
+          <w:rFonts w:ascii="Arial" w:hAnsi="Arial" w:cs="Arial"/>
+          <w:sz w:val="20"/>
+          <w:szCs w:val="20"/>
+        </w:rPr>
+        <w:t xml:space="preserve"> </w:t>
+      </w:r>
+      <w:r>
+        <w:rPr>
+          <w:rFonts w:ascii="Arial" w:hAnsi="Arial" w:cs="Arial"/>
+          <w:sz w:val="20"/>
+          <w:szCs w:val="20"/>
+        </w:rPr>
+        <w:t xml:space="preserve">- either Autism Spectrum Disorder or Bipolar Disorder </w:t>
+      </w:r>
+      <w:r>
+        <w:rPr>
+          <w:rFonts w:ascii="Arial" w:hAnsi="Arial" w:cs="Arial"/>
+          <w:sz w:val="20"/>
+          <w:szCs w:val="20"/>
+        </w:rPr>
+        <w:t xml:space="preserve">(Forbes Magazine, 2025), the broad research topic I have selected to follow for this module is a contemporary problem with its roots in a recent report </w:t>
+      </w:r>
+      <w:r>
+        <w:rPr>
+          <w:rFonts w:ascii="Arial" w:hAnsi="Arial" w:cs="Arial"/>
+          <w:sz w:val="22"/>
+          <w:szCs w:val="22"/>
+        </w:rPr>
+        <w:t>(</w:t>
+      </w:r>
+      <w:r>
+        <w:rPr>
+          <w:rFonts w:ascii="Arial" w:hAnsi="Arial" w:cs="Arial"/>
+          <w:sz w:val="20"/>
+          <w:szCs w:val="20"/>
+        </w:rPr>
+        <w:t>Youth Future’s Foundation, 2025)</w:t>
+      </w:r>
+      <w:r>
+        <w:rPr>
+          <w:rFonts w:ascii="Arial" w:hAnsi="Arial" w:cs="Arial"/>
+          <w:sz w:val="22"/>
+          <w:szCs w:val="22"/>
+        </w:rPr>
+        <w:t xml:space="preserve">. </w:t>
+      </w:r>
+      <w:r>
+        <w:rPr>
+          <w:rFonts w:ascii="Arial" w:hAnsi="Arial" w:cs="Arial"/>
+          <w:sz w:val="20"/>
+          <w:szCs w:val="20"/>
+        </w:rPr>
+        <w:t xml:space="preserve">As an interdisciplinary topic, this thesis is partly covered by </w:t>
+      </w:r>
+      <w:r>
+        <w:rPr>
+          <w:rFonts w:ascii="Arial" w:hAnsi="Arial" w:cs="Arial"/>
+          <w:i/>
+          <w:iCs/>
+          <w:sz w:val="20"/>
+          <w:szCs w:val="20"/>
+        </w:rPr>
+        <w:t>signalling</w:t>
+      </w:r>
+      <w:r>
+        <w:rPr>
+          <w:rFonts w:ascii="Arial" w:hAnsi="Arial" w:cs="Arial"/>
+          <w:sz w:val="20"/>
+          <w:szCs w:val="20"/>
+        </w:rPr>
+        <w:t xml:space="preserve"> (</w:t>
+      </w:r>
+      <w:commentRangeStart w:id="5"/>
+      <w:r>
+        <w:rPr>
+          <w:rFonts w:ascii="Arial" w:hAnsi="Arial" w:cs="Arial"/>
+          <w:sz w:val="20"/>
+          <w:szCs w:val="20"/>
+        </w:rPr>
+        <w:t>psychology</w:t>
+      </w:r>
+      <w:commentRangeEnd w:id="5"/>
+      <w:r>
+        <w:rPr>
+          <w:rStyle w:val="CommentReference"/>
+          <w:rFonts w:ascii="Arial" w:hAnsi="Arial" w:cs="Arial"/>
+        </w:rPr>
+        <w:commentReference w:id="5"/>
+      </w:r>
+      <w:r>
+        <w:rPr>
+          <w:rFonts w:ascii="Arial" w:hAnsi="Arial" w:cs="Arial"/>
+          <w:sz w:val="20"/>
+          <w:szCs w:val="20"/>
+        </w:rPr>
+        <w:t xml:space="preserve">), </w:t>
+      </w:r>
+      <w:r>
+        <w:rPr>
+          <w:rFonts w:ascii="Arial" w:hAnsi="Arial" w:cs="Arial"/>
+          <w:i/>
+          <w:iCs/>
+          <w:sz w:val="20"/>
+          <w:szCs w:val="20"/>
+        </w:rPr>
+        <w:t>applicant</w:t>
+      </w:r>
+      <w:r>
+        <w:rPr>
+          <w:rFonts w:ascii="Arial" w:hAnsi="Arial" w:cs="Arial"/>
+          <w:sz w:val="20"/>
+          <w:szCs w:val="20"/>
+        </w:rPr>
+        <w:t xml:space="preserve"> </w:t>
+      </w:r>
+      <w:r>
+        <w:rPr>
+          <w:rFonts w:ascii="Arial" w:hAnsi="Arial" w:cs="Arial"/>
+          <w:i/>
+          <w:iCs/>
+          <w:sz w:val="20"/>
+          <w:szCs w:val="20"/>
+        </w:rPr>
+        <w:t>attraction</w:t>
+      </w:r>
+      <w:r>
+        <w:rPr>
+          <w:rFonts w:ascii="Arial" w:hAnsi="Arial" w:cs="Arial"/>
+          <w:sz w:val="20"/>
+          <w:szCs w:val="20"/>
+        </w:rPr>
+        <w:t xml:space="preserve"> (HRM), </w:t>
+      </w:r>
+      <w:r>
+        <w:rPr>
+          <w:rFonts w:ascii="Arial" w:hAnsi="Arial" w:cs="Arial"/>
+          <w:i/>
+          <w:iCs/>
+          <w:sz w:val="20"/>
+          <w:szCs w:val="20"/>
+        </w:rPr>
+        <w:t>employee</w:t>
+      </w:r>
+      <w:r>
+        <w:rPr>
+          <w:rFonts w:ascii="Arial" w:hAnsi="Arial" w:cs="Arial"/>
+          <w:sz w:val="20"/>
+          <w:szCs w:val="20"/>
+        </w:rPr>
+        <w:t xml:space="preserve"> </w:t>
+      </w:r>
+      <w:r>
+        <w:rPr>
+          <w:rFonts w:ascii="Arial" w:hAnsi="Arial" w:cs="Arial"/>
+          <w:i/>
+          <w:iCs/>
+          <w:sz w:val="20"/>
+          <w:szCs w:val="20"/>
+        </w:rPr>
+        <w:t>wellbeing</w:t>
+      </w:r>
+      <w:r>
+        <w:rPr>
+          <w:rFonts w:ascii="Arial" w:hAnsi="Arial" w:cs="Arial"/>
+          <w:sz w:val="20"/>
+          <w:szCs w:val="20"/>
+        </w:rPr>
+        <w:t xml:space="preserve"> (HRM) and </w:t>
+      </w:r>
+      <w:r>
+        <w:rPr>
+          <w:rFonts w:ascii="Arial" w:hAnsi="Arial" w:cs="Arial"/>
+          <w:i/>
+          <w:iCs/>
+          <w:sz w:val="20"/>
+          <w:szCs w:val="20"/>
+        </w:rPr>
+        <w:t>labour</w:t>
+      </w:r>
+      <w:r>
+        <w:rPr>
+          <w:rFonts w:ascii="Arial" w:hAnsi="Arial" w:cs="Arial"/>
+          <w:sz w:val="20"/>
+          <w:szCs w:val="20"/>
+        </w:rPr>
+        <w:t xml:space="preserve"> </w:t>
+      </w:r>
+      <w:r>
+        <w:rPr>
+          <w:rFonts w:ascii="Arial" w:hAnsi="Arial" w:cs="Arial"/>
+          <w:i/>
+          <w:iCs/>
+          <w:sz w:val="20"/>
+          <w:szCs w:val="20"/>
+        </w:rPr>
+        <w:t>market</w:t>
+      </w:r>
+      <w:r>
+        <w:rPr>
+          <w:rFonts w:ascii="Arial" w:hAnsi="Arial" w:cs="Arial"/>
+          <w:sz w:val="20"/>
+          <w:szCs w:val="20"/>
+        </w:rPr>
+        <w:t xml:space="preserve"> </w:t>
+      </w:r>
+      <w:r>
+        <w:rPr>
+          <w:rFonts w:ascii="Arial" w:hAnsi="Arial" w:cs="Arial"/>
+          <w:i/>
+          <w:iCs/>
+          <w:sz w:val="20"/>
+          <w:szCs w:val="20"/>
+        </w:rPr>
+        <w:t>analysis</w:t>
+      </w:r>
+      <w:r>
+        <w:rPr>
+          <w:rFonts w:ascii="Arial" w:hAnsi="Arial" w:cs="Arial"/>
+          <w:sz w:val="20"/>
+          <w:szCs w:val="20"/>
+        </w:rPr>
+        <w:t xml:space="preserve"> (game theory). </w:t>
+      </w:r>
     </w:p>
     <w:p>
       <w:pPr>
@@ -2683,81 +3303,25 @@
           <w:szCs w:val="20"/>
         </w:rPr>
       </w:pPr>
-      <w:r>
-        <w:rPr>
-          <w:rFonts w:ascii="Arial" w:hAnsi="Arial" w:cs="Arial"/>
-          <w:sz w:val="20"/>
-          <w:szCs w:val="20"/>
-        </w:rPr>
-        <w:t>Th</w:t>
-      </w:r>
-      <w:r>
-        <w:rPr>
-          <w:rFonts w:ascii="Arial" w:hAnsi="Arial" w:cs="Arial"/>
-          <w:sz w:val="20"/>
-          <w:szCs w:val="20"/>
-        </w:rPr>
-        <w:t xml:space="preserve">e aforementioned </w:t>
-      </w:r>
-      <w:r>
-        <w:rPr>
-          <w:rFonts w:ascii="Arial" w:hAnsi="Arial" w:cs="Arial"/>
-          <w:sz w:val="20"/>
-          <w:szCs w:val="20"/>
-        </w:rPr>
-        <w:t>is important for several reasons, not least for the intrinsic motivation of the employee but also on grounds of fairness and positive discrimination. I am aiming to study how neurodiverse applicants perceive resource-based HRM (what we call the RBV in HRM theory) and how RBV approaches, which are inherently focused on creating competitive advantage link to recruitment signalling during the applicant journey. I am hoping to investigate several hypotheses (which I have cited in my PhD proposal) which will form the backbone of the research study, and which will either confirm the work of </w:t>
-      </w:r>
-      <w:r>
-        <w:rPr>
-          <w:rFonts w:ascii="Arial" w:hAnsi="Arial" w:cs="Arial"/>
-          <w:b/>
-          <w:bCs/>
-          <w:sz w:val="20"/>
-          <w:szCs w:val="20"/>
-        </w:rPr>
-        <w:t>Miller and Doyle (2025)</w:t>
-      </w:r>
-      <w:r>
-        <w:rPr>
-          <w:rFonts w:ascii="Arial" w:hAnsi="Arial" w:cs="Arial"/>
-          <w:sz w:val="20"/>
-          <w:szCs w:val="20"/>
-        </w:rPr>
-        <w:t xml:space="preserve"> or reject the premise of their recent research study. I also plan to extend Miller and Doyle's work to study anonymous responses from applicants with </w:t>
-      </w:r>
-      <w:r>
-        <w:rPr>
-          <w:rFonts w:ascii="Arial" w:hAnsi="Arial" w:cs="Arial"/>
-          <w:sz w:val="20"/>
-          <w:szCs w:val="20"/>
-        </w:rPr>
-        <w:t>bipolar disorder</w:t>
-      </w:r>
-      <w:r>
-        <w:rPr>
-          <w:rFonts w:ascii="Arial" w:hAnsi="Arial" w:cs="Arial"/>
-          <w:sz w:val="20"/>
-          <w:szCs w:val="20"/>
-        </w:rPr>
-        <w:t xml:space="preserve"> (a condition that is </w:t>
-      </w:r>
-      <w:r>
-        <w:rPr>
-          <w:rFonts w:ascii="Arial" w:hAnsi="Arial" w:cs="Arial"/>
-          <w:b/>
-          <w:bCs/>
-          <w:sz w:val="20"/>
-          <w:szCs w:val="20"/>
-        </w:rPr>
-        <w:t>widely considered</w:t>
-      </w:r>
-      <w:r>
-        <w:rPr>
-          <w:rFonts w:ascii="Arial" w:hAnsi="Arial" w:cs="Arial"/>
-          <w:sz w:val="20"/>
-          <w:szCs w:val="20"/>
-        </w:rPr>
-        <w:t> as neurodivergent but was omitted from their empirical study).</w:t>
+    </w:p>
+    <w:p>
+      <w:pPr>
+        <w:spacing w:after="0" w:line="240" w:lineRule="auto"/>
+        <w:contextualSpacing/>
+        <w:jc w:val="both"/>
+        <w:rPr>
+          <w:rFonts w:ascii="Arial" w:hAnsi="Arial" w:cs="Arial"/>
+          <w:sz w:val="20"/>
+          <w:szCs w:val="20"/>
+        </w:rPr>
+      </w:pPr>
+      <w:r>
+        <w:rPr>
+          <w:rFonts w:ascii="Arial" w:hAnsi="Arial" w:cs="Arial"/>
+          <w:sz w:val="20"/>
+          <w:szCs w:val="20"/>
+        </w:rPr>
+        <w:t>As I am deeply intrigued by the sort of opportunities available to young and neurodiverse job applicants and how these opportunities are perceived by those who apply, I have chosen a topic that investigates an instance and prevalent gap in the literature on hiring technology and perceptions of website recruitment processes by neurodiverse applicants (Miller and Doyle, 2025). I have devised a set of five hypothesis to outline the direction which I would like the research to follow, and which resulted in the research question I have settled on.</w:t>
       </w:r>
     </w:p>
     <w:p>
@@ -2766,22 +3330,14 @@
         <w:contextualSpacing/>
         <w:jc w:val="both"/>
         <w:rPr>
-          <w:rFonts w:ascii="Arial" w:hAnsi="Arial" w:cs="Arial"/>
-          <w:color w:val="auto"/>
-        </w:rPr>
-      </w:pPr>
-      <w:bookmarkStart w:id="2" w:name="_Toc221107084"/>
-      <w:r>
-        <w:rPr>
           <w:rStyle w:val="Strong"/>
           <w:rFonts w:ascii="Arial" w:hAnsi="Arial" w:cs="Arial"/>
           <w:b w:val="0"/>
           <w:bCs w:val="0"/>
           <w:color w:val="auto"/>
         </w:rPr>
-        <w:lastRenderedPageBreak/>
-        <w:t>1.12</w:t>
-      </w:r>
+      </w:pPr>
+      <w:bookmarkStart w:id="6" w:name="_Toc221107085"/>
       <w:r>
         <w:rPr>
           <w:rStyle w:val="Strong"/>
@@ -2790,7 +3346,7 @@
           <w:bCs w:val="0"/>
           <w:color w:val="auto"/>
         </w:rPr>
-        <w:t xml:space="preserve"> </w:t>
+        <w:t>1.</w:t>
       </w:r>
       <w:r>
         <w:rPr>
@@ -2800,9 +3356,39 @@
           <w:bCs w:val="0"/>
           <w:color w:val="auto"/>
         </w:rPr>
-        <w:t>Introduction</w:t>
-      </w:r>
-      <w:bookmarkEnd w:id="2"/>
+        <w:t>13</w:t>
+      </w:r>
+      <w:r>
+        <w:rPr>
+          <w:rStyle w:val="Strong"/>
+          <w:rFonts w:ascii="Arial" w:hAnsi="Arial" w:cs="Arial"/>
+          <w:b w:val="0"/>
+          <w:bCs w:val="0"/>
+          <w:color w:val="auto"/>
+        </w:rPr>
+        <w:t xml:space="preserve"> </w:t>
+      </w:r>
+      <w:r>
+        <w:rPr>
+          <w:rStyle w:val="Strong"/>
+          <w:rFonts w:ascii="Arial" w:hAnsi="Arial" w:cs="Arial"/>
+          <w:b w:val="0"/>
+          <w:bCs w:val="0"/>
+          <w:color w:val="auto"/>
+        </w:rPr>
+        <w:t xml:space="preserve">Research </w:t>
+      </w:r>
+      <w:r>
+        <w:rPr>
+          <w:rStyle w:val="Strong"/>
+          <w:rFonts w:ascii="Arial" w:hAnsi="Arial" w:cs="Arial"/>
+          <w:b w:val="0"/>
+          <w:bCs w:val="0"/>
+          <w:color w:val="auto"/>
+        </w:rPr>
+        <w:t>Methodology</w:t>
+      </w:r>
+      <w:bookmarkEnd w:id="6"/>
     </w:p>
     <w:p>
       <w:pPr>
@@ -2821,50 +3407,39 @@
           <w:sz w:val="20"/>
           <w:szCs w:val="20"/>
         </w:rPr>
-        <w:t>Given that recent research demonstrates how neuro</w:t>
-      </w:r>
-      <w:r>
-        <w:rPr>
-          <w:rFonts w:ascii="Arial" w:hAnsi="Arial" w:cs="Arial"/>
-          <w:sz w:val="20"/>
-          <w:szCs w:val="20"/>
-        </w:rPr>
-        <w:t>inclusive</w:t>
-      </w:r>
-      <w:r>
-        <w:rPr>
-          <w:rFonts w:ascii="Arial" w:hAnsi="Arial" w:cs="Arial"/>
-          <w:sz w:val="20"/>
-          <w:szCs w:val="20"/>
-        </w:rPr>
-        <w:t xml:space="preserve"> teams can be 30% more productive than those which do not include neurodiverse employees (NatWest Mentor, 2025), and with Gen Z entering the workforce – over 50% of whom have some sort of neurodivergent condition</w:t>
-      </w:r>
-      <w:commentRangeStart w:id="3"/>
-      <w:commentRangeStart w:id="4"/>
-      <w:r>
-        <w:rPr>
-          <w:rStyle w:val="FootnoteReference"/>
-          <w:rFonts w:ascii="Arial" w:hAnsi="Arial" w:cs="Arial"/>
-          <w:sz w:val="20"/>
-          <w:szCs w:val="20"/>
-        </w:rPr>
-        <w:footnoteReference w:id="2"/>
-      </w:r>
-      <w:commentRangeEnd w:id="3"/>
-      <w:r>
-        <w:rPr>
-          <w:rStyle w:val="CommentReference"/>
-          <w:rFonts w:ascii="Arial" w:hAnsi="Arial" w:cs="Arial"/>
-        </w:rPr>
-        <w:commentReference w:id="3"/>
-      </w:r>
-      <w:commentRangeEnd w:id="4"/>
-      <w:r>
-        <w:rPr>
-          <w:rStyle w:val="CommentReference"/>
-          <w:rFonts w:ascii="Arial" w:hAnsi="Arial" w:cs="Arial"/>
-        </w:rPr>
-        <w:commentReference w:id="4"/>
+        <w:t xml:space="preserve">From the very outset I </w:t>
+      </w:r>
+      <w:r>
+        <w:rPr>
+          <w:rFonts w:ascii="Arial" w:hAnsi="Arial" w:cs="Arial"/>
+          <w:sz w:val="20"/>
+          <w:szCs w:val="20"/>
+        </w:rPr>
+        <w:t>will</w:t>
+      </w:r>
+      <w:r>
+        <w:rPr>
+          <w:rFonts w:ascii="Arial" w:hAnsi="Arial" w:cs="Arial"/>
+          <w:sz w:val="20"/>
+          <w:szCs w:val="20"/>
+        </w:rPr>
+        <w:t xml:space="preserve"> be</w:t>
+      </w:r>
+      <w:r>
+        <w:rPr>
+          <w:rFonts w:ascii="Arial" w:hAnsi="Arial" w:cs="Arial"/>
+          <w:sz w:val="20"/>
+          <w:szCs w:val="20"/>
+        </w:rPr>
+        <w:t xml:space="preserve"> aim</w:t>
+      </w:r>
+      <w:r>
+        <w:rPr>
+          <w:rFonts w:ascii="Arial" w:hAnsi="Arial" w:cs="Arial"/>
+          <w:sz w:val="20"/>
+          <w:szCs w:val="20"/>
+        </w:rPr>
+        <w:t>ing</w:t>
       </w:r>
       <w:r>
         <w:rPr>
@@ -2880,21 +3455,37 @@
           <w:sz w:val="20"/>
           <w:szCs w:val="20"/>
         </w:rPr>
-        <w:t xml:space="preserve">- either Autism Spectrum Disorder or Bipolar Disorder </w:t>
-      </w:r>
-      <w:r>
-        <w:rPr>
-          <w:rFonts w:ascii="Arial" w:hAnsi="Arial" w:cs="Arial"/>
-          <w:sz w:val="20"/>
-          <w:szCs w:val="20"/>
-        </w:rPr>
-        <w:t xml:space="preserve">(Forbes Magazine, 2025), the broad research topic I have selected to follow for this module is a contemporary problem with its roots in a recent report </w:t>
-      </w:r>
-      <w:r>
-        <w:rPr>
-          <w:rFonts w:ascii="Arial" w:hAnsi="Arial" w:cs="Arial"/>
-          <w:sz w:val="22"/>
-          <w:szCs w:val="22"/>
+        <w:t xml:space="preserve">to utilise a deductive approach for this </w:t>
+      </w:r>
+      <w:r>
+        <w:rPr>
+          <w:rFonts w:ascii="Arial" w:hAnsi="Arial" w:cs="Arial"/>
+          <w:sz w:val="20"/>
+          <w:szCs w:val="20"/>
+        </w:rPr>
+        <w:t xml:space="preserve">MSc </w:t>
+      </w:r>
+      <w:r>
+        <w:rPr>
+          <w:rFonts w:ascii="Arial" w:hAnsi="Arial" w:cs="Arial"/>
+          <w:sz w:val="20"/>
+          <w:szCs w:val="20"/>
+        </w:rPr>
+        <w:t xml:space="preserve">in HRM </w:t>
+      </w:r>
+      <w:r>
+        <w:rPr>
+          <w:rFonts w:ascii="Arial" w:hAnsi="Arial" w:cs="Arial"/>
+          <w:sz w:val="20"/>
+          <w:szCs w:val="20"/>
+        </w:rPr>
+        <w:t xml:space="preserve">research study </w:t>
+      </w:r>
+      <w:r>
+        <w:rPr>
+          <w:rFonts w:ascii="Arial" w:hAnsi="Arial" w:cs="Arial"/>
+          <w:sz w:val="20"/>
+          <w:szCs w:val="20"/>
         </w:rPr>
         <w:t>(</w:t>
       </w:r>
@@ -2904,76 +3495,15 @@
           <w:sz w:val="20"/>
           <w:szCs w:val="20"/>
         </w:rPr>
-        <w:t>Youth Future’s Foundation, 2025)</w:t>
-      </w:r>
-      <w:r>
-        <w:rPr>
-          <w:rFonts w:ascii="Arial" w:hAnsi="Arial" w:cs="Arial"/>
-          <w:sz w:val="22"/>
-          <w:szCs w:val="22"/>
-        </w:rPr>
-        <w:t xml:space="preserve">. </w:t>
-      </w:r>
-      <w:r>
-        <w:rPr>
-          <w:rFonts w:ascii="Arial" w:hAnsi="Arial" w:cs="Arial"/>
-          <w:sz w:val="20"/>
-          <w:szCs w:val="20"/>
-        </w:rPr>
-        <w:t xml:space="preserve">As an interdisciplinary topic, this thesis is partly covered by </w:t>
-      </w:r>
-      <w:r>
-        <w:rPr>
-          <w:rFonts w:ascii="Arial" w:hAnsi="Arial" w:cs="Arial"/>
-          <w:i/>
-          <w:iCs/>
-          <w:sz w:val="20"/>
-          <w:szCs w:val="20"/>
-        </w:rPr>
-        <w:t>signalling</w:t>
-      </w:r>
-      <w:r>
-        <w:rPr>
-          <w:rFonts w:ascii="Arial" w:hAnsi="Arial" w:cs="Arial"/>
-          <w:sz w:val="20"/>
-          <w:szCs w:val="20"/>
-        </w:rPr>
-        <w:t xml:space="preserve"> (</w:t>
-      </w:r>
-      <w:commentRangeStart w:id="5"/>
-      <w:r>
-        <w:rPr>
-          <w:rFonts w:ascii="Arial" w:hAnsi="Arial" w:cs="Arial"/>
-          <w:sz w:val="20"/>
-          <w:szCs w:val="20"/>
-        </w:rPr>
-        <w:t>psychology</w:t>
-      </w:r>
-      <w:commentRangeEnd w:id="5"/>
-      <w:r>
-        <w:rPr>
-          <w:rStyle w:val="CommentReference"/>
-          <w:rFonts w:ascii="Arial" w:hAnsi="Arial" w:cs="Arial"/>
-        </w:rPr>
-        <w:commentReference w:id="5"/>
-      </w:r>
-      <w:r>
-        <w:rPr>
-          <w:rFonts w:ascii="Arial" w:hAnsi="Arial" w:cs="Arial"/>
-          <w:sz w:val="20"/>
-          <w:szCs w:val="20"/>
-        </w:rPr>
-        <w:t xml:space="preserve">), </w:t>
-      </w:r>
-      <w:r>
-        <w:rPr>
-          <w:rFonts w:ascii="Arial" w:hAnsi="Arial" w:cs="Arial"/>
-          <w:i/>
-          <w:iCs/>
-          <w:sz w:val="20"/>
-          <w:szCs w:val="20"/>
-        </w:rPr>
-        <w:t>applicant</w:t>
+        <w:t xml:space="preserve">which </w:t>
+      </w:r>
+      <w:r>
+        <w:rPr>
+          <w:rFonts w:ascii="Arial" w:hAnsi="Arial" w:cs="Arial"/>
+          <w:sz w:val="20"/>
+          <w:szCs w:val="20"/>
+        </w:rPr>
+        <w:t>incorporates</w:t>
       </w:r>
       <w:r>
         <w:rPr>
@@ -2986,30 +3516,50 @@
       <w:r>
         <w:rPr>
           <w:rFonts w:ascii="Arial" w:hAnsi="Arial" w:cs="Arial"/>
-          <w:i/>
-          <w:iCs/>
-          <w:sz w:val="20"/>
-          <w:szCs w:val="20"/>
-        </w:rPr>
-        <w:t>attraction</w:t>
-      </w:r>
-      <w:r>
-        <w:rPr>
-          <w:rFonts w:ascii="Arial" w:hAnsi="Arial" w:cs="Arial"/>
-          <w:sz w:val="20"/>
-          <w:szCs w:val="20"/>
-        </w:rPr>
-        <w:t xml:space="preserve"> (HRM), </w:t>
-      </w:r>
-      <w:r>
-        <w:rPr>
-          <w:rFonts w:ascii="Arial" w:hAnsi="Arial" w:cs="Arial"/>
-          <w:i/>
-          <w:iCs/>
-          <w:sz w:val="20"/>
-          <w:szCs w:val="20"/>
-        </w:rPr>
-        <w:t>employee</w:t>
+          <w:sz w:val="20"/>
+          <w:szCs w:val="20"/>
+        </w:rPr>
+        <w:t>sentiment analysis and a</w:t>
+      </w:r>
+      <w:r>
+        <w:rPr>
+          <w:rFonts w:ascii="Arial" w:hAnsi="Arial" w:cs="Arial"/>
+          <w:sz w:val="20"/>
+          <w:szCs w:val="20"/>
+        </w:rPr>
+        <w:t>n open-ended questionnaire</w:t>
+      </w:r>
+      <w:r>
+        <w:rPr>
+          <w:rFonts w:ascii="Arial" w:hAnsi="Arial" w:cs="Arial"/>
+          <w:sz w:val="20"/>
+          <w:szCs w:val="20"/>
+        </w:rPr>
+        <w:t xml:space="preserve"> to answer the question as to how Black neurodiverse candidates can best </w:t>
+      </w:r>
+      <w:r>
+        <w:rPr>
+          <w:rFonts w:ascii="Arial" w:hAnsi="Arial" w:cs="Arial"/>
+          <w:sz w:val="20"/>
+          <w:szCs w:val="20"/>
+        </w:rPr>
+        <w:t>be catered for in</w:t>
+      </w:r>
+      <w:r>
+        <w:rPr>
+          <w:rFonts w:ascii="Arial" w:hAnsi="Arial" w:cs="Arial"/>
+          <w:sz w:val="20"/>
+          <w:szCs w:val="20"/>
+        </w:rPr>
+        <w:t>)</w:t>
+      </w:r>
+      <w:r>
+        <w:rPr>
+          <w:rFonts w:ascii="Arial" w:hAnsi="Arial" w:cs="Arial"/>
+          <w:sz w:val="20"/>
+          <w:szCs w:val="20"/>
+        </w:rPr>
+        <w:t xml:space="preserve"> by</w:t>
       </w:r>
       <w:r>
         <w:rPr>
@@ -3022,320 +3572,10 @@
       <w:r>
         <w:rPr>
           <w:rFonts w:ascii="Arial" w:hAnsi="Arial" w:cs="Arial"/>
-          <w:i/>
-          <w:iCs/>
-          <w:sz w:val="20"/>
-          <w:szCs w:val="20"/>
-        </w:rPr>
-        <w:t>wellbeing</w:t>
-      </w:r>
-      <w:r>
-        <w:rPr>
-          <w:rFonts w:ascii="Arial" w:hAnsi="Arial" w:cs="Arial"/>
-          <w:sz w:val="20"/>
-          <w:szCs w:val="20"/>
-        </w:rPr>
-        <w:t xml:space="preserve"> (HRM) and </w:t>
-      </w:r>
-      <w:r>
-        <w:rPr>
-          <w:rFonts w:ascii="Arial" w:hAnsi="Arial" w:cs="Arial"/>
-          <w:i/>
-          <w:iCs/>
-          <w:sz w:val="20"/>
-          <w:szCs w:val="20"/>
-        </w:rPr>
-        <w:t>labour</w:t>
-      </w:r>
-      <w:r>
-        <w:rPr>
-          <w:rFonts w:ascii="Arial" w:hAnsi="Arial" w:cs="Arial"/>
-          <w:sz w:val="20"/>
-          <w:szCs w:val="20"/>
-        </w:rPr>
-        <w:t xml:space="preserve"> </w:t>
-      </w:r>
-      <w:r>
-        <w:rPr>
-          <w:rFonts w:ascii="Arial" w:hAnsi="Arial" w:cs="Arial"/>
-          <w:i/>
-          <w:iCs/>
-          <w:sz w:val="20"/>
-          <w:szCs w:val="20"/>
-        </w:rPr>
-        <w:t>market</w:t>
-      </w:r>
-      <w:r>
-        <w:rPr>
-          <w:rFonts w:ascii="Arial" w:hAnsi="Arial" w:cs="Arial"/>
-          <w:sz w:val="20"/>
-          <w:szCs w:val="20"/>
-        </w:rPr>
-        <w:t xml:space="preserve"> </w:t>
-      </w:r>
-      <w:r>
-        <w:rPr>
-          <w:rFonts w:ascii="Arial" w:hAnsi="Arial" w:cs="Arial"/>
-          <w:i/>
-          <w:iCs/>
-          <w:sz w:val="20"/>
-          <w:szCs w:val="20"/>
-        </w:rPr>
-        <w:t>analysis</w:t>
-      </w:r>
-      <w:r>
-        <w:rPr>
-          <w:rFonts w:ascii="Arial" w:hAnsi="Arial" w:cs="Arial"/>
-          <w:sz w:val="20"/>
-          <w:szCs w:val="20"/>
-        </w:rPr>
-        <w:t xml:space="preserve"> (game theory). </w:t>
-      </w:r>
-    </w:p>
-    <w:p>
-      <w:pPr>
-        <w:spacing w:after="0" w:line="240" w:lineRule="auto"/>
-        <w:contextualSpacing/>
-        <w:jc w:val="both"/>
-        <w:rPr>
-          <w:rFonts w:ascii="Arial" w:hAnsi="Arial" w:cs="Arial"/>
-          <w:sz w:val="20"/>
-          <w:szCs w:val="20"/>
-        </w:rPr>
-      </w:pPr>
-    </w:p>
-    <w:p>
-      <w:pPr>
-        <w:spacing w:after="0" w:line="240" w:lineRule="auto"/>
-        <w:contextualSpacing/>
-        <w:jc w:val="both"/>
-        <w:rPr>
-          <w:rFonts w:ascii="Arial" w:hAnsi="Arial" w:cs="Arial"/>
-          <w:sz w:val="20"/>
-          <w:szCs w:val="20"/>
-        </w:rPr>
-      </w:pPr>
-      <w:r>
-        <w:rPr>
-          <w:rFonts w:ascii="Arial" w:hAnsi="Arial" w:cs="Arial"/>
-          <w:sz w:val="20"/>
-          <w:szCs w:val="20"/>
-        </w:rPr>
-        <w:t>As I am deeply intrigued by the sort of opportunities available to young and neurodiverse job applicants and how these opportunities are perceived by those who apply, I have chosen a topic that investigates an instance and prevalent gap in the literature on hiring technology and perceptions of website recruitment processes by neurodiverse applicants (Miller and Doyle, 2025). I have devised a set of five hypothesis to outline the direction which I would like the research to follow, and which resulted in the research question I have settled on.</w:t>
-      </w:r>
-    </w:p>
-    <w:p>
-      <w:pPr>
-        <w:pStyle w:val="Heading2"/>
-        <w:contextualSpacing/>
-        <w:jc w:val="both"/>
-        <w:rPr>
-          <w:rStyle w:val="Strong"/>
-          <w:rFonts w:ascii="Arial" w:hAnsi="Arial" w:cs="Arial"/>
-          <w:b w:val="0"/>
-          <w:bCs w:val="0"/>
-          <w:color w:val="auto"/>
-        </w:rPr>
-      </w:pPr>
-      <w:bookmarkStart w:id="6" w:name="_Toc221107085"/>
-      <w:r>
-        <w:rPr>
-          <w:rStyle w:val="Strong"/>
-          <w:rFonts w:ascii="Arial" w:hAnsi="Arial" w:cs="Arial"/>
-          <w:b w:val="0"/>
-          <w:bCs w:val="0"/>
-          <w:color w:val="auto"/>
-        </w:rPr>
-        <w:t>1.</w:t>
-      </w:r>
-      <w:r>
-        <w:rPr>
-          <w:rStyle w:val="Strong"/>
-          <w:rFonts w:ascii="Arial" w:hAnsi="Arial" w:cs="Arial"/>
-          <w:b w:val="0"/>
-          <w:bCs w:val="0"/>
-          <w:color w:val="auto"/>
-        </w:rPr>
-        <w:t>13</w:t>
-      </w:r>
-      <w:r>
-        <w:rPr>
-          <w:rStyle w:val="Strong"/>
-          <w:rFonts w:ascii="Arial" w:hAnsi="Arial" w:cs="Arial"/>
-          <w:b w:val="0"/>
-          <w:bCs w:val="0"/>
-          <w:color w:val="auto"/>
-        </w:rPr>
-        <w:t xml:space="preserve"> </w:t>
-      </w:r>
-      <w:r>
-        <w:rPr>
-          <w:rStyle w:val="Strong"/>
-          <w:rFonts w:ascii="Arial" w:hAnsi="Arial" w:cs="Arial"/>
-          <w:b w:val="0"/>
-          <w:bCs w:val="0"/>
-          <w:color w:val="auto"/>
-        </w:rPr>
-        <w:t xml:space="preserve">Research </w:t>
-      </w:r>
-      <w:r>
-        <w:rPr>
-          <w:rStyle w:val="Strong"/>
-          <w:rFonts w:ascii="Arial" w:hAnsi="Arial" w:cs="Arial"/>
-          <w:b w:val="0"/>
-          <w:bCs w:val="0"/>
-          <w:color w:val="auto"/>
-        </w:rPr>
-        <w:t>Methodology</w:t>
-      </w:r>
-      <w:bookmarkEnd w:id="6"/>
-    </w:p>
-    <w:p>
-      <w:pPr>
-        <w:spacing w:after="0" w:line="240" w:lineRule="auto"/>
-        <w:contextualSpacing/>
-        <w:jc w:val="both"/>
-        <w:rPr>
-          <w:rFonts w:ascii="Arial" w:hAnsi="Arial" w:cs="Arial"/>
-          <w:sz w:val="20"/>
-          <w:szCs w:val="20"/>
-        </w:rPr>
-      </w:pPr>
-      <w:r>
-        <w:rPr>
-          <w:rFonts w:ascii="Arial" w:hAnsi="Arial" w:cs="Arial"/>
-          <w:sz w:val="20"/>
-          <w:szCs w:val="20"/>
-        </w:rPr>
-        <w:t>For th</w:t>
-      </w:r>
-      <w:r>
-        <w:rPr>
-          <w:rFonts w:ascii="Arial" w:hAnsi="Arial" w:cs="Arial"/>
-          <w:sz w:val="20"/>
-          <w:szCs w:val="20"/>
-        </w:rPr>
-        <w:t xml:space="preserve">is </w:t>
-      </w:r>
-      <w:r>
-        <w:rPr>
-          <w:rFonts w:ascii="Arial" w:hAnsi="Arial" w:cs="Arial"/>
-          <w:sz w:val="20"/>
-          <w:szCs w:val="20"/>
-        </w:rPr>
-        <w:t xml:space="preserve">Masters’ </w:t>
-      </w:r>
-      <w:r>
-        <w:rPr>
-          <w:rFonts w:ascii="Arial" w:hAnsi="Arial" w:cs="Arial"/>
-          <w:sz w:val="20"/>
-          <w:szCs w:val="20"/>
-        </w:rPr>
-        <w:t>thesis, I will</w:t>
-      </w:r>
-      <w:r>
-        <w:rPr>
-          <w:rFonts w:ascii="Arial" w:hAnsi="Arial" w:cs="Arial"/>
-          <w:sz w:val="20"/>
-          <w:szCs w:val="20"/>
-        </w:rPr>
-        <w:t xml:space="preserve"> be</w:t>
-      </w:r>
-      <w:r>
-        <w:rPr>
-          <w:rFonts w:ascii="Arial" w:hAnsi="Arial" w:cs="Arial"/>
-          <w:sz w:val="20"/>
-          <w:szCs w:val="20"/>
-        </w:rPr>
-        <w:t xml:space="preserve"> aim</w:t>
-      </w:r>
-      <w:r>
-        <w:rPr>
-          <w:rFonts w:ascii="Arial" w:hAnsi="Arial" w:cs="Arial"/>
-          <w:sz w:val="20"/>
-          <w:szCs w:val="20"/>
-        </w:rPr>
-        <w:t>ing</w:t>
-      </w:r>
-      <w:r>
-        <w:rPr>
-          <w:rFonts w:ascii="Arial" w:hAnsi="Arial" w:cs="Arial"/>
-          <w:sz w:val="20"/>
-          <w:szCs w:val="20"/>
-        </w:rPr>
-        <w:t xml:space="preserve"> to build on the MSc </w:t>
-      </w:r>
-      <w:r>
-        <w:rPr>
-          <w:rFonts w:ascii="Arial" w:hAnsi="Arial" w:cs="Arial"/>
-          <w:sz w:val="20"/>
-          <w:szCs w:val="20"/>
-        </w:rPr>
-        <w:t xml:space="preserve">in HRM </w:t>
-      </w:r>
-      <w:r>
-        <w:rPr>
-          <w:rFonts w:ascii="Arial" w:hAnsi="Arial" w:cs="Arial"/>
-          <w:sz w:val="20"/>
-          <w:szCs w:val="20"/>
-        </w:rPr>
-        <w:t xml:space="preserve">research study </w:t>
-      </w:r>
-      <w:r>
-        <w:rPr>
-          <w:rFonts w:ascii="Arial" w:hAnsi="Arial" w:cs="Arial"/>
-          <w:sz w:val="20"/>
-          <w:szCs w:val="20"/>
-        </w:rPr>
-        <w:t>(</w:t>
-      </w:r>
-      <w:r>
-        <w:rPr>
-          <w:rFonts w:ascii="Arial" w:hAnsi="Arial" w:cs="Arial"/>
-          <w:sz w:val="20"/>
-          <w:szCs w:val="20"/>
-        </w:rPr>
-        <w:t xml:space="preserve">which </w:t>
-      </w:r>
-      <w:r>
-        <w:rPr>
-          <w:rFonts w:ascii="Arial" w:hAnsi="Arial" w:cs="Arial"/>
-          <w:sz w:val="20"/>
-          <w:szCs w:val="20"/>
-        </w:rPr>
-        <w:t>applies</w:t>
-      </w:r>
-      <w:r>
-        <w:rPr>
-          <w:rFonts w:ascii="Arial" w:hAnsi="Arial" w:cs="Arial"/>
-          <w:sz w:val="20"/>
-          <w:szCs w:val="20"/>
-        </w:rPr>
-        <w:t xml:space="preserve"> a sentiment analysis and a questionnaire approach</w:t>
-      </w:r>
-      <w:r>
-        <w:rPr>
-          <w:rFonts w:ascii="Arial" w:hAnsi="Arial" w:cs="Arial"/>
-          <w:sz w:val="20"/>
-          <w:szCs w:val="20"/>
-        </w:rPr>
-        <w:t xml:space="preserve">) </w:t>
-      </w:r>
-      <w:r>
-        <w:rPr>
-          <w:rFonts w:ascii="Arial" w:hAnsi="Arial" w:cs="Arial"/>
-          <w:sz w:val="20"/>
-          <w:szCs w:val="20"/>
-        </w:rPr>
-        <w:t xml:space="preserve">by </w:t>
-      </w:r>
-      <w:r>
-        <w:rPr>
-          <w:rFonts w:ascii="Arial" w:hAnsi="Arial" w:cs="Arial"/>
-          <w:sz w:val="20"/>
-          <w:szCs w:val="20"/>
-        </w:rPr>
-        <w:t xml:space="preserve">conducting empirical analysis of a diverse range of data sets including non-sensitive HR data from companies. </w:t>
+          <w:sz w:val="20"/>
+          <w:szCs w:val="20"/>
+        </w:rPr>
+        <w:t xml:space="preserve">conducting empirical analysis of a diverse range of datasets including non-sensitive HR data. </w:t>
       </w:r>
       <w:r>
         <w:rPr>
@@ -4073,6 +4313,7 @@
           <w:sz w:val="20"/>
           <w:szCs w:val="20"/>
         </w:rPr>
+        <w:lastRenderedPageBreak/>
         <w:t>A high-commitment HRM strategy is pursued and that firms conduct recruitment via a website</w:t>
       </w:r>
     </w:p>
@@ -4097,7 +4338,6 @@
           <w:sz w:val="20"/>
           <w:szCs w:val="20"/>
         </w:rPr>
-        <w:lastRenderedPageBreak/>
         <w:t>The firm may initiate a signal to the receiver via this website about its high-commitment HRM strategy</w:t>
       </w:r>
     </w:p>
@@ -4900,8 +5140,8 @@
         </w:rPr>
       </w:pPr>
       <w:bookmarkStart w:id="21" w:name="_Toc216632807"/>
-      <w:bookmarkStart w:id="22" w:name="_Toc215736438"/>
-      <w:bookmarkStart w:id="23" w:name="_Toc221107088"/>
+      <w:bookmarkStart w:id="22" w:name="_Toc221107088"/>
+      <w:bookmarkStart w:id="23" w:name="_Toc215736438"/>
       <w:r>
         <w:rPr>
           <w:rStyle w:val="Strong"/>
@@ -4953,7 +5193,7 @@
         </w:rPr>
         <w:t xml:space="preserve"> – Literature Review</w:t>
       </w:r>
-      <w:bookmarkEnd w:id="23"/>
+      <w:bookmarkEnd w:id="22"/>
     </w:p>
     <w:p>
       <w:pPr>
@@ -12566,7 +12806,7 @@
         </w:rPr>
       </w:pPr>
       <w:bookmarkStart w:id="34" w:name="_Toc221107096"/>
-      <w:bookmarkEnd w:id="22"/>
+      <w:bookmarkEnd w:id="23"/>
       <w:r>
         <w:rPr>
           <w:rStyle w:val="Strong"/>
@@ -17506,6 +17746,7 @@
   <w:style w:type="character" w:default="1" w:styleId="DefaultParagraphFont">
     <w:name w:val="Default Paragraph Font"/>
     <w:uiPriority w:val="1"/>
+    <w:semiHidden/>
     <w:unhideWhenUsed/>
   </w:style>
   <w:style w:type="table" w:default="1" w:styleId="TableNormal">

--- a/FBL-PhD-research-proposal.docx
+++ b/FBL-PhD-research-proposal.docx
@@ -151,7 +151,23 @@
           <w:sz w:val="28"/>
           <w:szCs w:val="28"/>
         </w:rPr>
-        <w:t>Neurodiverse Applicants Perceive the Candidate Journey?</w:t>
+        <w:t>Neurodiver</w:t>
+      </w:r>
+      <w:r>
+        <w:rPr>
+          <w:rFonts w:ascii="Arial" w:hAnsi="Arial" w:cs="Arial"/>
+          <w:sz w:val="28"/>
+          <w:szCs w:val="28"/>
+        </w:rPr>
+        <w:t>gent</w:t>
+      </w:r>
+      <w:r>
+        <w:rPr>
+          <w:rFonts w:ascii="Arial" w:hAnsi="Arial" w:cs="Arial"/>
+          <w:sz w:val="28"/>
+          <w:szCs w:val="28"/>
+        </w:rPr>
+        <w:t xml:space="preserve"> Applicants Perceive the Candidate Journey?</w:t>
       </w:r>
     </w:p>
     <w:p>
@@ -2459,7 +2475,27 @@
           <w:sz w:val="20"/>
           <w:szCs w:val="20"/>
         </w:rPr>
-        <w:t>Sir Robert Buckland QC</w:t>
+        <w:t xml:space="preserve">Sir Robert Buckland </w:t>
+      </w:r>
+      <w:r>
+        <w:rPr>
+          <w:rFonts w:ascii="Arial" w:hAnsi="Arial" w:cs="Arial"/>
+          <w:b/>
+          <w:bCs/>
+          <w:sz w:val="20"/>
+          <w:szCs w:val="20"/>
+        </w:rPr>
+        <w:t>K</w:t>
+      </w:r>
+      <w:r>
+        <w:rPr>
+          <w:rFonts w:ascii="Arial" w:hAnsi="Arial" w:cs="Arial"/>
+          <w:b/>
+          <w:bCs/>
+          <w:sz w:val="20"/>
+          <w:szCs w:val="20"/>
+        </w:rPr>
+        <w:t>C</w:t>
       </w:r>
       <w:r>
         <w:rPr>
@@ -2905,7 +2941,23 @@
           <w:sz w:val="20"/>
           <w:szCs w:val="20"/>
         </w:rPr>
-        <w:t>is important for several reasons, not least for the intrinsic motivation of the employee but also on grounds of fairness and positive discrimination. I am aiming to study how neurodiverse applicants perceive resource-based HRM (what we call the RBV in HRM theory) and how RBV approaches, which are inherently focused on creating competitive advantage link to recruitment signalling during the applicant journey. I am hoping to investigate several hypotheses (which I have cited in my PhD proposal) which will form the backbone of the research study, and which will either confirm the work of </w:t>
+        <w:t xml:space="preserve">is important for several reasons, not least for the intrinsic motivation of the employee but also on grounds of fairness and positive discrimination. I am aiming to study how </w:t>
+      </w:r>
+      <w:r>
+        <w:rPr>
+          <w:rFonts w:ascii="Arial" w:hAnsi="Arial" w:cs="Arial"/>
+          <w:sz w:val="20"/>
+          <w:szCs w:val="20"/>
+        </w:rPr>
+        <w:t xml:space="preserve">Black </w:t>
+      </w:r>
+      <w:r>
+        <w:rPr>
+          <w:rFonts w:ascii="Arial" w:hAnsi="Arial" w:cs="Arial"/>
+          <w:sz w:val="20"/>
+          <w:szCs w:val="20"/>
+        </w:rPr>
+        <w:t>neurodiverse applicants perceive resource-based HRM (what we call the RBV in HRM theory) and how RBV approaches, which are inherently focused on creating competitive advantage link to recruitment signalling during the applicant journey. I am hoping to investigate several hypotheses (which I have cited in my PhD proposal) which will form the backbone of the research study, and which will either confirm the work of </w:t>
       </w:r>
       <w:r>
         <w:rPr>

--- a/FBL-PhD-research-proposal.docx
+++ b/FBL-PhD-research-proposal.docx
@@ -135,7 +135,7 @@
           <w:sz w:val="28"/>
           <w:szCs w:val="28"/>
         </w:rPr>
-        <w:t xml:space="preserve">ompared to Conventional Recruitment Approaches, Affect How </w:t>
+        <w:t xml:space="preserve">ompared to Conventional </w:t>
       </w:r>
       <w:r>
         <w:rPr>
@@ -143,7 +143,7 @@
           <w:sz w:val="28"/>
           <w:szCs w:val="28"/>
         </w:rPr>
-        <w:t xml:space="preserve">Black </w:t>
+        <w:t>HRM</w:t>
       </w:r>
       <w:r>
         <w:rPr>
@@ -151,7 +151,7 @@
           <w:sz w:val="28"/>
           <w:szCs w:val="28"/>
         </w:rPr>
-        <w:t>Neurodiver</w:t>
+        <w:t xml:space="preserve"> Approaches, Affect How Neurodiver</w:t>
       </w:r>
       <w:r>
         <w:rPr>
@@ -167,7 +167,23 @@
           <w:sz w:val="28"/>
           <w:szCs w:val="28"/>
         </w:rPr>
-        <w:t xml:space="preserve"> Applicants Perceive the Candidate Journey?</w:t>
+        <w:t xml:space="preserve"> Applicants Perceive the </w:t>
+      </w:r>
+      <w:r>
+        <w:rPr>
+          <w:rFonts w:ascii="Arial" w:hAnsi="Arial" w:cs="Arial"/>
+          <w:sz w:val="28"/>
+          <w:szCs w:val="28"/>
+        </w:rPr>
+        <w:t>Employee</w:t>
+      </w:r>
+      <w:r>
+        <w:rPr>
+          <w:rFonts w:ascii="Arial" w:hAnsi="Arial" w:cs="Arial"/>
+          <w:sz w:val="28"/>
+          <w:szCs w:val="28"/>
+        </w:rPr>
+        <w:t xml:space="preserve"> Journey?</w:t>
       </w:r>
     </w:p>
     <w:p>
@@ -227,7 +243,6 @@
     <w:p>
       <w:pPr>
         <w:contextualSpacing/>
-        <w:jc w:val="center"/>
         <w:rPr>
           <w:rFonts w:ascii="Arial" w:hAnsi="Arial" w:cs="Arial"/>
         </w:rPr>
@@ -239,27 +254,8 @@
         <w:jc w:val="center"/>
         <w:rPr>
           <w:rFonts w:ascii="Arial" w:hAnsi="Arial" w:cs="Arial"/>
-          <w:sz w:val="20"/>
-          <w:szCs w:val="20"/>
-        </w:rPr>
-      </w:pPr>
-      <w:r>
-        <w:rPr>
-          <w:rFonts w:ascii="Arial" w:hAnsi="Arial" w:cs="Arial"/>
-          <w:sz w:val="20"/>
-          <w:szCs w:val="20"/>
-        </w:rPr>
-        <w:t>Alfred Anate Bodurin Mayaki</w:t>
-      </w:r>
-      <w:r>
-        <w:rPr>
-          <w:rStyle w:val="FootnoteReference"/>
-          <w:rFonts w:ascii="Arial" w:hAnsi="Arial" w:cs="Arial"/>
-          <w:sz w:val="20"/>
-          <w:szCs w:val="20"/>
-        </w:rPr>
-        <w:footnoteReference w:id="1"/>
-      </w:r>
+        </w:rPr>
+      </w:pPr>
     </w:p>
     <w:p>
       <w:pPr>
@@ -277,7 +273,31 @@
           <w:sz w:val="20"/>
           <w:szCs w:val="20"/>
         </w:rPr>
-        <w:t>Open University Business School</w:t>
+        <w:t xml:space="preserve">PgCert in Economics, University </w:t>
+      </w:r>
+      <w:r>
+        <w:rPr>
+          <w:rFonts w:ascii="Arial" w:hAnsi="Arial" w:cs="Arial"/>
+          <w:sz w:val="20"/>
+          <w:szCs w:val="20"/>
+        </w:rPr>
+        <w:t xml:space="preserve">of </w:t>
+      </w:r>
+      <w:r>
+        <w:rPr>
+          <w:rFonts w:ascii="Arial" w:hAnsi="Arial" w:cs="Arial"/>
+          <w:sz w:val="20"/>
+          <w:szCs w:val="20"/>
+        </w:rPr>
+        <w:t>Essex</w:t>
+      </w:r>
+      <w:r>
+        <w:rPr>
+          <w:rFonts w:ascii="Arial" w:hAnsi="Arial" w:cs="Arial"/>
+          <w:sz w:val="20"/>
+          <w:szCs w:val="20"/>
+        </w:rPr>
+        <w:t>, 2013</w:t>
       </w:r>
     </w:p>
     <w:p>
@@ -288,6 +308,104 @@
           <w:rFonts w:ascii="Arial" w:hAnsi="Arial" w:cs="Arial"/>
           <w:sz w:val="20"/>
           <w:szCs w:val="20"/>
+          <w:lang w:val="fr-FR"/>
+        </w:rPr>
+      </w:pPr>
+      <w:r>
+        <w:rPr>
+          <w:rFonts w:ascii="Arial" w:hAnsi="Arial" w:cs="Arial"/>
+          <w:sz w:val="20"/>
+          <w:szCs w:val="20"/>
+          <w:lang w:val="fr-FR"/>
+        </w:rPr>
+        <w:t xml:space="preserve">BBM, University </w:t>
+      </w:r>
+      <w:r>
+        <w:rPr>
+          <w:rFonts w:ascii="Arial" w:hAnsi="Arial" w:cs="Arial"/>
+          <w:sz w:val="20"/>
+          <w:szCs w:val="20"/>
+          <w:lang w:val="fr-FR"/>
+        </w:rPr>
+        <w:t xml:space="preserve">of </w:t>
+      </w:r>
+      <w:r>
+        <w:rPr>
+          <w:rFonts w:ascii="Arial" w:hAnsi="Arial" w:cs="Arial"/>
+          <w:sz w:val="20"/>
+          <w:szCs w:val="20"/>
+          <w:lang w:val="fr-FR"/>
+        </w:rPr>
+        <w:t>Essex</w:t>
+      </w:r>
+      <w:r>
+        <w:rPr>
+          <w:rFonts w:ascii="Arial" w:hAnsi="Arial" w:cs="Arial"/>
+          <w:sz w:val="20"/>
+          <w:szCs w:val="20"/>
+          <w:lang w:val="fr-FR"/>
+        </w:rPr>
+        <w:t>, 2010</w:t>
+      </w:r>
+    </w:p>
+    <w:p>
+      <w:pPr>
+        <w:contextualSpacing/>
+        <w:jc w:val="center"/>
+        <w:rPr>
+          <w:rFonts w:ascii="Arial" w:hAnsi="Arial" w:cs="Arial"/>
+          <w:sz w:val="20"/>
+          <w:szCs w:val="20"/>
+          <w:lang w:val="fr-FR"/>
+        </w:rPr>
+      </w:pPr>
+    </w:p>
+    <w:p>
+      <w:pPr>
+        <w:contextualSpacing/>
+        <w:jc w:val="center"/>
+        <w:rPr>
+          <w:rFonts w:ascii="Arial" w:hAnsi="Arial" w:cs="Arial"/>
+          <w:lang w:val="fr-FR"/>
+        </w:rPr>
+      </w:pPr>
+    </w:p>
+    <w:p>
+      <w:pPr>
+        <w:contextualSpacing/>
+        <w:jc w:val="center"/>
+        <w:rPr>
+          <w:rFonts w:ascii="Arial" w:hAnsi="Arial" w:cs="Arial"/>
+          <w:sz w:val="20"/>
+          <w:szCs w:val="20"/>
+        </w:rPr>
+      </w:pPr>
+      <w:r>
+        <w:rPr>
+          <w:rFonts w:ascii="Arial" w:hAnsi="Arial" w:cs="Arial"/>
+          <w:sz w:val="20"/>
+          <w:szCs w:val="20"/>
+        </w:rPr>
+        <w:t>Alfred Anate Bodurin Mayaki</w:t>
+      </w:r>
+      <w:r>
+        <w:rPr>
+          <w:rStyle w:val="FootnoteReference"/>
+          <w:rFonts w:ascii="Arial" w:hAnsi="Arial" w:cs="Arial"/>
+          <w:sz w:val="20"/>
+          <w:szCs w:val="20"/>
+        </w:rPr>
+        <w:footnoteReference w:id="1"/>
+      </w:r>
+    </w:p>
+    <w:p>
+      <w:pPr>
+        <w:contextualSpacing/>
+        <w:jc w:val="center"/>
+        <w:rPr>
+          <w:rFonts w:ascii="Arial" w:hAnsi="Arial" w:cs="Arial"/>
+          <w:sz w:val="20"/>
+          <w:szCs w:val="20"/>
         </w:rPr>
       </w:pPr>
       <w:r>
@@ -302,11 +420,30 @@
     <w:p>
       <w:pPr>
         <w:contextualSpacing/>
-        <w:jc w:val="both"/>
-        <w:rPr>
-          <w:rFonts w:ascii="Arial" w:hAnsi="Arial" w:cs="Arial"/>
-        </w:rPr>
-      </w:pPr>
+        <w:jc w:val="center"/>
+        <w:rPr>
+          <w:rFonts w:ascii="Arial" w:hAnsi="Arial" w:cs="Arial"/>
+        </w:rPr>
+      </w:pPr>
+    </w:p>
+    <w:p>
+      <w:pPr>
+        <w:contextualSpacing/>
+        <w:jc w:val="center"/>
+        <w:rPr>
+          <w:rFonts w:ascii="Arial" w:hAnsi="Arial" w:cs="Arial"/>
+          <w:sz w:val="20"/>
+          <w:szCs w:val="20"/>
+        </w:rPr>
+      </w:pPr>
+      <w:r>
+        <w:rPr>
+          <w:rFonts w:ascii="Arial" w:hAnsi="Arial" w:cs="Arial"/>
+          <w:sz w:val="20"/>
+          <w:szCs w:val="20"/>
+        </w:rPr>
+        <w:t>February 2026</w:t>
+      </w:r>
     </w:p>
     <w:p>
       <w:pPr>
@@ -485,6 +622,7 @@
         <w:rPr>
           <w:rFonts w:ascii="Arial" w:hAnsi="Arial" w:cs="Arial"/>
         </w:rPr>
+        <w:lastRenderedPageBreak/>
         <w:tab/>
       </w:r>
     </w:p>
@@ -544,19 +682,16 @@
         </w:p>
         <w:p>
           <w:pPr>
-            <w:tabs>
-              <w:tab w:val="left" w:pos="2280"/>
-            </w:tabs>
+            <w:pStyle w:val="TOCHeading"/>
             <w:jc w:val="both"/>
             <w:rPr>
               <w:rFonts w:ascii="Arial" w:hAnsi="Arial" w:cs="Arial"/>
-              <w:lang w:val="en-US"/>
+              <w:color w:val="auto"/>
             </w:rPr>
           </w:pPr>
           <w:r>
             <w:rPr>
               <w:rFonts w:ascii="Arial" w:hAnsi="Arial" w:cs="Arial"/>
-              <w:lang w:val="en-US"/>
             </w:rPr>
             <w:tab/>
           </w:r>
@@ -591,7 +726,7 @@
             </w:rPr>
             <w:fldChar w:fldCharType="separate"/>
           </w:r>
-          <w:hyperlink w:anchor="_Toc221107082" w:history="1">
+          <w:hyperlink w:anchor="_Toc221634000" w:history="1">
             <w:r>
               <w:rPr>
                 <w:rStyle w:val="Hyperlink"/>
@@ -619,7 +754,7 @@
                 <w:noProof/>
                 <w:webHidden/>
               </w:rPr>
-              <w:instrText xml:space="preserve"> PAGEREF _Toc221107082 \h </w:instrText>
+              <w:instrText xml:space="preserve"> PAGEREF _Toc221634000 \h </w:instrText>
             </w:r>
             <w:r>
               <w:rPr>
@@ -662,7 +797,7 @@
               <w:lang w:eastAsia="en-GB"/>
             </w:rPr>
           </w:pPr>
-          <w:hyperlink w:anchor="_Toc221107083" w:history="1">
+          <w:hyperlink w:anchor="_Toc221634001" w:history="1">
             <w:r>
               <w:rPr>
                 <w:rStyle w:val="Hyperlink"/>
@@ -690,7 +825,7 @@
                 <w:noProof/>
                 <w:webHidden/>
               </w:rPr>
-              <w:instrText xml:space="preserve"> PAGEREF _Toc221107083 \h </w:instrText>
+              <w:instrText xml:space="preserve"> PAGEREF _Toc221634001 \h </w:instrText>
             </w:r>
             <w:r>
               <w:rPr>
@@ -733,14 +868,14 @@
               <w:lang w:eastAsia="en-GB"/>
             </w:rPr>
           </w:pPr>
-          <w:hyperlink w:anchor="_Toc221107084" w:history="1">
+          <w:hyperlink w:anchor="_Toc221634002" w:history="1">
             <w:r>
               <w:rPr>
                 <w:rStyle w:val="Hyperlink"/>
                 <w:rFonts w:ascii="Arial" w:hAnsi="Arial" w:cs="Arial"/>
                 <w:noProof/>
               </w:rPr>
-              <w:t>1.12 Introduction</w:t>
+              <w:t>1.11.1 Key Questions Pertaining to the Dissertation Study</w:t>
             </w:r>
             <w:r>
               <w:rPr>
@@ -761,7 +896,7 @@
                 <w:noProof/>
                 <w:webHidden/>
               </w:rPr>
-              <w:instrText xml:space="preserve"> PAGEREF _Toc221107084 \h </w:instrText>
+              <w:instrText xml:space="preserve"> PAGEREF _Toc221634002 \h </w:instrText>
             </w:r>
             <w:r>
               <w:rPr>
@@ -804,14 +939,14 @@
               <w:lang w:eastAsia="en-GB"/>
             </w:rPr>
           </w:pPr>
-          <w:hyperlink w:anchor="_Toc221107085" w:history="1">
+          <w:hyperlink w:anchor="_Toc221634003" w:history="1">
             <w:r>
               <w:rPr>
                 <w:rStyle w:val="Hyperlink"/>
                 <w:rFonts w:ascii="Arial" w:hAnsi="Arial" w:cs="Arial"/>
                 <w:noProof/>
               </w:rPr>
-              <w:t>1.13 Research Methodology</w:t>
+              <w:t>1.12 Introduction</w:t>
             </w:r>
             <w:r>
               <w:rPr>
@@ -832,7 +967,7 @@
                 <w:noProof/>
                 <w:webHidden/>
               </w:rPr>
-              <w:instrText xml:space="preserve"> PAGEREF _Toc221107085 \h </w:instrText>
+              <w:instrText xml:space="preserve"> PAGEREF _Toc221634003 \h </w:instrText>
             </w:r>
             <w:r>
               <w:rPr>
@@ -875,14 +1010,14 @@
               <w:lang w:eastAsia="en-GB"/>
             </w:rPr>
           </w:pPr>
-          <w:hyperlink w:anchor="_Toc221107086" w:history="1">
+          <w:hyperlink w:anchor="_Toc221634004" w:history="1">
             <w:r>
               <w:rPr>
                 <w:rStyle w:val="Hyperlink"/>
                 <w:rFonts w:ascii="Arial" w:hAnsi="Arial" w:cs="Arial"/>
                 <w:noProof/>
               </w:rPr>
-              <w:t>1.14 The Topic’s Importance to the Literature</w:t>
+              <w:t>1.13 Research Methodology</w:t>
             </w:r>
             <w:r>
               <w:rPr>
@@ -903,7 +1038,7 @@
                 <w:noProof/>
                 <w:webHidden/>
               </w:rPr>
-              <w:instrText xml:space="preserve"> PAGEREF _Toc221107086 \h </w:instrText>
+              <w:instrText xml:space="preserve"> PAGEREF _Toc221634004 \h </w:instrText>
             </w:r>
             <w:r>
               <w:rPr>
@@ -946,14 +1081,14 @@
               <w:lang w:eastAsia="en-GB"/>
             </w:rPr>
           </w:pPr>
-          <w:hyperlink w:anchor="_Toc221107087" w:history="1">
+          <w:hyperlink w:anchor="_Toc221634005" w:history="1">
             <w:r>
               <w:rPr>
                 <w:rStyle w:val="Hyperlink"/>
                 <w:rFonts w:ascii="Arial" w:hAnsi="Arial" w:cs="Arial"/>
                 <w:noProof/>
               </w:rPr>
-              <w:t>1.15 Timeline for Completion and Next Steps</w:t>
+              <w:t>1.13.1 Data Sources</w:t>
             </w:r>
             <w:r>
               <w:rPr>
@@ -974,7 +1109,7 @@
                 <w:noProof/>
                 <w:webHidden/>
               </w:rPr>
-              <w:instrText xml:space="preserve"> PAGEREF _Toc221107087 \h </w:instrText>
+              <w:instrText xml:space="preserve"> PAGEREF _Toc221634005 \h </w:instrText>
             </w:r>
             <w:r>
               <w:rPr>
@@ -1017,14 +1152,14 @@
               <w:lang w:eastAsia="en-GB"/>
             </w:rPr>
           </w:pPr>
-          <w:hyperlink w:anchor="_Toc221107088" w:history="1">
+          <w:hyperlink w:anchor="_Toc221634006" w:history="1">
             <w:r>
               <w:rPr>
                 <w:rStyle w:val="Hyperlink"/>
                 <w:rFonts w:ascii="Arial" w:hAnsi="Arial" w:cs="Arial"/>
                 <w:noProof/>
               </w:rPr>
-              <w:t>1.16 Introduction to TMA 2 – Literature Review</w:t>
+              <w:t>1.14 The Topic’s Importance to the Literature</w:t>
             </w:r>
             <w:r>
               <w:rPr>
@@ -1045,7 +1180,7 @@
                 <w:noProof/>
                 <w:webHidden/>
               </w:rPr>
-              <w:instrText xml:space="preserve"> PAGEREF _Toc221107088 \h </w:instrText>
+              <w:instrText xml:space="preserve"> PAGEREF _Toc221634006 \h </w:instrText>
             </w:r>
             <w:r>
               <w:rPr>
@@ -1088,14 +1223,14 @@
               <w:lang w:eastAsia="en-GB"/>
             </w:rPr>
           </w:pPr>
-          <w:hyperlink w:anchor="_Toc221107089" w:history="1">
+          <w:hyperlink w:anchor="_Toc221634007" w:history="1">
             <w:r>
               <w:rPr>
                 <w:rStyle w:val="Hyperlink"/>
                 <w:rFonts w:ascii="Arial" w:hAnsi="Arial" w:cs="Arial"/>
                 <w:noProof/>
               </w:rPr>
-              <w:t>1.17 Mapping Relevant Subtopics</w:t>
+              <w:t>1.15 Timeline for Completion and Next Steps</w:t>
             </w:r>
             <w:r>
               <w:rPr>
@@ -1116,7 +1251,7 @@
                 <w:noProof/>
                 <w:webHidden/>
               </w:rPr>
-              <w:instrText xml:space="preserve"> PAGEREF _Toc221107089 \h </w:instrText>
+              <w:instrText xml:space="preserve"> PAGEREF _Toc221634007 \h </w:instrText>
             </w:r>
             <w:r>
               <w:rPr>
@@ -1159,14 +1294,14 @@
               <w:lang w:eastAsia="en-GB"/>
             </w:rPr>
           </w:pPr>
-          <w:hyperlink w:anchor="_Toc221107090" w:history="1">
+          <w:hyperlink w:anchor="_Toc221634008" w:history="1">
             <w:r>
               <w:rPr>
                 <w:rStyle w:val="Hyperlink"/>
                 <w:rFonts w:ascii="Arial" w:hAnsi="Arial" w:cs="Arial"/>
                 <w:noProof/>
               </w:rPr>
-              <w:t>1.18 Conducting Gap Analysis – ASI and its effect on HRM</w:t>
+              <w:t>1.16 Introduction to TMA 2 – Literature Review</w:t>
             </w:r>
             <w:r>
               <w:rPr>
@@ -1187,7 +1322,7 @@
                 <w:noProof/>
                 <w:webHidden/>
               </w:rPr>
-              <w:instrText xml:space="preserve"> PAGEREF _Toc221107090 \h </w:instrText>
+              <w:instrText xml:space="preserve"> PAGEREF _Toc221634008 \h </w:instrText>
             </w:r>
             <w:r>
               <w:rPr>
@@ -1230,14 +1365,14 @@
               <w:lang w:eastAsia="en-GB"/>
             </w:rPr>
           </w:pPr>
-          <w:hyperlink w:anchor="_Toc221107091" w:history="1">
+          <w:hyperlink w:anchor="_Toc221634009" w:history="1">
             <w:r>
               <w:rPr>
                 <w:rStyle w:val="Hyperlink"/>
                 <w:rFonts w:ascii="Arial" w:hAnsi="Arial" w:cs="Arial"/>
                 <w:noProof/>
               </w:rPr>
-              <w:t>1.19 Concerns and Recommendations</w:t>
+              <w:t>1.17 Mapping Relevant Subtopics</w:t>
             </w:r>
             <w:r>
               <w:rPr>
@@ -1258,7 +1393,7 @@
                 <w:noProof/>
                 <w:webHidden/>
               </w:rPr>
-              <w:instrText xml:space="preserve"> PAGEREF _Toc221107091 \h </w:instrText>
+              <w:instrText xml:space="preserve"> PAGEREF _Toc221634009 \h </w:instrText>
             </w:r>
             <w:r>
               <w:rPr>
@@ -1278,7 +1413,7 @@
                 <w:noProof/>
                 <w:webHidden/>
               </w:rPr>
-              <w:t>6</w:t>
+              <w:t>7</w:t>
             </w:r>
             <w:r>
               <w:rPr>
@@ -1301,14 +1436,14 @@
               <w:lang w:eastAsia="en-GB"/>
             </w:rPr>
           </w:pPr>
-          <w:hyperlink w:anchor="_Toc221107092" w:history="1">
+          <w:hyperlink w:anchor="_Toc221634010" w:history="1">
             <w:r>
               <w:rPr>
                 <w:rStyle w:val="Hyperlink"/>
                 <w:rFonts w:ascii="Arial" w:hAnsi="Arial" w:cs="Arial"/>
                 <w:noProof/>
               </w:rPr>
-              <w:t>1.20 Explicating my Literature Review 1 – Applicant Attraction</w:t>
+              <w:t>1.18 Conducting Gap Analysis – AI and its effect on HRM</w:t>
             </w:r>
             <w:r>
               <w:rPr>
@@ -1329,7 +1464,7 @@
                 <w:noProof/>
                 <w:webHidden/>
               </w:rPr>
-              <w:instrText xml:space="preserve"> PAGEREF _Toc221107092 \h </w:instrText>
+              <w:instrText xml:space="preserve"> PAGEREF _Toc221634010 \h </w:instrText>
             </w:r>
             <w:r>
               <w:rPr>
@@ -1372,14 +1507,14 @@
               <w:lang w:eastAsia="en-GB"/>
             </w:rPr>
           </w:pPr>
-          <w:hyperlink w:anchor="_Toc221107093" w:history="1">
+          <w:hyperlink w:anchor="_Toc221634011" w:history="1">
             <w:r>
               <w:rPr>
                 <w:rStyle w:val="Hyperlink"/>
                 <w:rFonts w:ascii="Arial" w:hAnsi="Arial" w:cs="Arial"/>
                 <w:noProof/>
               </w:rPr>
-              <w:t>1.21 Explicating my Literature Review 2 – Signalling Theory</w:t>
+              <w:t>1.19 Concerns and Recommendations</w:t>
             </w:r>
             <w:r>
               <w:rPr>
@@ -1400,7 +1535,7 @@
                 <w:noProof/>
                 <w:webHidden/>
               </w:rPr>
-              <w:instrText xml:space="preserve"> PAGEREF _Toc221107093 \h </w:instrText>
+              <w:instrText xml:space="preserve"> PAGEREF _Toc221634011 \h </w:instrText>
             </w:r>
             <w:r>
               <w:rPr>
@@ -1443,14 +1578,14 @@
               <w:lang w:eastAsia="en-GB"/>
             </w:rPr>
           </w:pPr>
-          <w:hyperlink w:anchor="_Toc221107094" w:history="1">
+          <w:hyperlink w:anchor="_Toc221634012" w:history="1">
             <w:r>
               <w:rPr>
                 <w:rStyle w:val="Hyperlink"/>
                 <w:rFonts w:ascii="Arial" w:hAnsi="Arial" w:cs="Arial"/>
                 <w:noProof/>
               </w:rPr>
-              <w:t>1.22 Explicating my Literature Review 3 – Recruitment &amp; Selection</w:t>
+              <w:t>1.20 Explicating the Literature Review 1 – Applicant Attraction</w:t>
             </w:r>
             <w:r>
               <w:rPr>
@@ -1471,7 +1606,7 @@
                 <w:noProof/>
                 <w:webHidden/>
               </w:rPr>
-              <w:instrText xml:space="preserve"> PAGEREF _Toc221107094 \h </w:instrText>
+              <w:instrText xml:space="preserve"> PAGEREF _Toc221634012 \h </w:instrText>
             </w:r>
             <w:r>
               <w:rPr>
@@ -1491,7 +1626,7 @@
                 <w:noProof/>
                 <w:webHidden/>
               </w:rPr>
-              <w:t>9</w:t>
+              <w:t>8</w:t>
             </w:r>
             <w:r>
               <w:rPr>
@@ -1514,14 +1649,14 @@
               <w:lang w:eastAsia="en-GB"/>
             </w:rPr>
           </w:pPr>
-          <w:hyperlink w:anchor="_Toc221107095" w:history="1">
+          <w:hyperlink w:anchor="_Toc221634013" w:history="1">
             <w:r>
               <w:rPr>
                 <w:rStyle w:val="Hyperlink"/>
                 <w:rFonts w:ascii="Arial" w:hAnsi="Arial" w:cs="Arial"/>
                 <w:noProof/>
               </w:rPr>
-              <w:t>1.23 Journal of Economic Literature (JEL) Classification</w:t>
+              <w:t>1.21 Explicating the Literature Review 2 – Signalling Theory</w:t>
             </w:r>
             <w:r>
               <w:rPr>
@@ -1542,7 +1677,7 @@
                 <w:noProof/>
                 <w:webHidden/>
               </w:rPr>
-              <w:instrText xml:space="preserve"> PAGEREF _Toc221107095 \h </w:instrText>
+              <w:instrText xml:space="preserve"> PAGEREF _Toc221634013 \h </w:instrText>
             </w:r>
             <w:r>
               <w:rPr>
@@ -1562,7 +1697,7 @@
                 <w:noProof/>
                 <w:webHidden/>
               </w:rPr>
-              <w:t>9</w:t>
+              <w:t>8</w:t>
             </w:r>
             <w:r>
               <w:rPr>
@@ -1585,14 +1720,14 @@
               <w:lang w:eastAsia="en-GB"/>
             </w:rPr>
           </w:pPr>
-          <w:hyperlink w:anchor="_Toc221107096" w:history="1">
+          <w:hyperlink w:anchor="_Toc221634014" w:history="1">
             <w:r>
               <w:rPr>
                 <w:rStyle w:val="Hyperlink"/>
                 <w:rFonts w:ascii="Arial" w:hAnsi="Arial" w:cs="Arial"/>
                 <w:noProof/>
               </w:rPr>
-              <w:t>References</w:t>
+              <w:t>1.22 Explicating the Literature Review 3 – Recruitment &amp; Selection</w:t>
             </w:r>
             <w:r>
               <w:rPr>
@@ -1613,7 +1748,7 @@
                 <w:noProof/>
                 <w:webHidden/>
               </w:rPr>
-              <w:instrText xml:space="preserve"> PAGEREF _Toc221107096 \h </w:instrText>
+              <w:instrText xml:space="preserve"> PAGEREF _Toc221634014 \h </w:instrText>
             </w:r>
             <w:r>
               <w:rPr>
@@ -1634,6 +1769,219 @@
                 <w:webHidden/>
               </w:rPr>
               <w:t>10</w:t>
+            </w:r>
+            <w:r>
+              <w:rPr>
+                <w:noProof/>
+                <w:webHidden/>
+              </w:rPr>
+              <w:fldChar w:fldCharType="end"/>
+            </w:r>
+          </w:hyperlink>
+        </w:p>
+        <w:p>
+          <w:pPr>
+            <w:pStyle w:val="TOC2"/>
+            <w:tabs>
+              <w:tab w:val="right" w:leader="dot" w:pos="9016"/>
+            </w:tabs>
+            <w:rPr>
+              <w:rFonts w:eastAsiaTheme="minorEastAsia"/>
+              <w:noProof/>
+              <w:lang w:eastAsia="en-GB"/>
+            </w:rPr>
+          </w:pPr>
+          <w:hyperlink w:anchor="_Toc221634015" w:history="1">
+            <w:r>
+              <w:rPr>
+                <w:rStyle w:val="Hyperlink"/>
+                <w:rFonts w:ascii="Arial" w:hAnsi="Arial" w:cs="Arial"/>
+                <w:noProof/>
+              </w:rPr>
+              <w:t>1.23 JEL Classifications</w:t>
+            </w:r>
+            <w:r>
+              <w:rPr>
+                <w:noProof/>
+                <w:webHidden/>
+              </w:rPr>
+              <w:tab/>
+            </w:r>
+            <w:r>
+              <w:rPr>
+                <w:noProof/>
+                <w:webHidden/>
+              </w:rPr>
+              <w:fldChar w:fldCharType="begin"/>
+            </w:r>
+            <w:r>
+              <w:rPr>
+                <w:noProof/>
+                <w:webHidden/>
+              </w:rPr>
+              <w:instrText xml:space="preserve"> PAGEREF _Toc221634015 \h </w:instrText>
+            </w:r>
+            <w:r>
+              <w:rPr>
+                <w:noProof/>
+                <w:webHidden/>
+              </w:rPr>
+            </w:r>
+            <w:r>
+              <w:rPr>
+                <w:noProof/>
+                <w:webHidden/>
+              </w:rPr>
+              <w:fldChar w:fldCharType="separate"/>
+            </w:r>
+            <w:r>
+              <w:rPr>
+                <w:noProof/>
+                <w:webHidden/>
+              </w:rPr>
+              <w:t>10</w:t>
+            </w:r>
+            <w:r>
+              <w:rPr>
+                <w:noProof/>
+                <w:webHidden/>
+              </w:rPr>
+              <w:fldChar w:fldCharType="end"/>
+            </w:r>
+          </w:hyperlink>
+        </w:p>
+        <w:p>
+          <w:pPr>
+            <w:pStyle w:val="TOC2"/>
+            <w:tabs>
+              <w:tab w:val="right" w:leader="dot" w:pos="9016"/>
+            </w:tabs>
+            <w:rPr>
+              <w:rFonts w:eastAsiaTheme="minorEastAsia"/>
+              <w:noProof/>
+              <w:lang w:eastAsia="en-GB"/>
+            </w:rPr>
+          </w:pPr>
+          <w:hyperlink w:anchor="_Toc221634016" w:history="1">
+            <w:r>
+              <w:rPr>
+                <w:rStyle w:val="Hyperlink"/>
+                <w:rFonts w:ascii="Arial" w:hAnsi="Arial" w:cs="Arial"/>
+                <w:noProof/>
+              </w:rPr>
+              <w:t>1.24 Discussion</w:t>
+            </w:r>
+            <w:r>
+              <w:rPr>
+                <w:noProof/>
+                <w:webHidden/>
+              </w:rPr>
+              <w:tab/>
+            </w:r>
+            <w:r>
+              <w:rPr>
+                <w:noProof/>
+                <w:webHidden/>
+              </w:rPr>
+              <w:fldChar w:fldCharType="begin"/>
+            </w:r>
+            <w:r>
+              <w:rPr>
+                <w:noProof/>
+                <w:webHidden/>
+              </w:rPr>
+              <w:instrText xml:space="preserve"> PAGEREF _Toc221634016 \h </w:instrText>
+            </w:r>
+            <w:r>
+              <w:rPr>
+                <w:noProof/>
+                <w:webHidden/>
+              </w:rPr>
+            </w:r>
+            <w:r>
+              <w:rPr>
+                <w:noProof/>
+                <w:webHidden/>
+              </w:rPr>
+              <w:fldChar w:fldCharType="separate"/>
+            </w:r>
+            <w:r>
+              <w:rPr>
+                <w:noProof/>
+                <w:webHidden/>
+              </w:rPr>
+              <w:t>11</w:t>
+            </w:r>
+            <w:r>
+              <w:rPr>
+                <w:noProof/>
+                <w:webHidden/>
+              </w:rPr>
+              <w:fldChar w:fldCharType="end"/>
+            </w:r>
+          </w:hyperlink>
+        </w:p>
+        <w:p>
+          <w:pPr>
+            <w:pStyle w:val="TOC2"/>
+            <w:tabs>
+              <w:tab w:val="right" w:leader="dot" w:pos="9016"/>
+            </w:tabs>
+            <w:rPr>
+              <w:rFonts w:eastAsiaTheme="minorEastAsia"/>
+              <w:noProof/>
+              <w:lang w:eastAsia="en-GB"/>
+            </w:rPr>
+          </w:pPr>
+          <w:hyperlink w:anchor="_Toc221634017" w:history="1">
+            <w:r>
+              <w:rPr>
+                <w:rStyle w:val="Hyperlink"/>
+                <w:rFonts w:ascii="Arial" w:hAnsi="Arial" w:cs="Arial"/>
+                <w:noProof/>
+              </w:rPr>
+              <w:t>References</w:t>
+            </w:r>
+            <w:r>
+              <w:rPr>
+                <w:noProof/>
+                <w:webHidden/>
+              </w:rPr>
+              <w:tab/>
+            </w:r>
+            <w:r>
+              <w:rPr>
+                <w:noProof/>
+                <w:webHidden/>
+              </w:rPr>
+              <w:fldChar w:fldCharType="begin"/>
+            </w:r>
+            <w:r>
+              <w:rPr>
+                <w:noProof/>
+                <w:webHidden/>
+              </w:rPr>
+              <w:instrText xml:space="preserve"> PAGEREF _Toc221634017 \h </w:instrText>
+            </w:r>
+            <w:r>
+              <w:rPr>
+                <w:noProof/>
+                <w:webHidden/>
+              </w:rPr>
+            </w:r>
+            <w:r>
+              <w:rPr>
+                <w:noProof/>
+                <w:webHidden/>
+              </w:rPr>
+              <w:fldChar w:fldCharType="separate"/>
+            </w:r>
+            <w:r>
+              <w:rPr>
+                <w:noProof/>
+                <w:webHidden/>
+              </w:rPr>
+              <w:t>11</w:t>
             </w:r>
             <w:r>
               <w:rPr>
@@ -1764,74 +2112,6 @@
     </w:p>
     <w:p>
       <w:pPr>
-        <w:contextualSpacing/>
-        <w:jc w:val="both"/>
-        <w:rPr>
-          <w:rFonts w:ascii="Arial" w:hAnsi="Arial" w:cs="Arial"/>
-        </w:rPr>
-      </w:pPr>
-    </w:p>
-    <w:p>
-      <w:pPr>
-        <w:contextualSpacing/>
-        <w:jc w:val="both"/>
-        <w:rPr>
-          <w:rFonts w:ascii="Arial" w:hAnsi="Arial" w:cs="Arial"/>
-        </w:rPr>
-      </w:pPr>
-    </w:p>
-    <w:p>
-      <w:pPr>
-        <w:contextualSpacing/>
-        <w:jc w:val="both"/>
-        <w:rPr>
-          <w:rFonts w:ascii="Arial" w:hAnsi="Arial" w:cs="Arial"/>
-        </w:rPr>
-      </w:pPr>
-    </w:p>
-    <w:p>
-      <w:pPr>
-        <w:contextualSpacing/>
-        <w:jc w:val="both"/>
-        <w:rPr>
-          <w:rFonts w:ascii="Arial" w:hAnsi="Arial" w:cs="Arial"/>
-        </w:rPr>
-      </w:pPr>
-    </w:p>
-    <w:p>
-      <w:pPr>
-        <w:contextualSpacing/>
-        <w:jc w:val="both"/>
-        <w:rPr>
-          <w:rFonts w:ascii="Arial" w:hAnsi="Arial" w:cs="Arial"/>
-        </w:rPr>
-      </w:pPr>
-    </w:p>
-    <w:p>
-      <w:pPr>
-        <w:contextualSpacing/>
-        <w:jc w:val="both"/>
-        <w:rPr>
-          <w:rFonts w:ascii="Arial" w:hAnsi="Arial" w:cs="Arial"/>
-        </w:rPr>
-      </w:pPr>
-    </w:p>
-    <w:p>
-      <w:pPr>
-        <w:contextualSpacing/>
-        <w:jc w:val="both"/>
-        <w:rPr>
-          <w:rFonts w:ascii="Arial" w:hAnsi="Arial" w:cs="Arial"/>
-        </w:rPr>
-      </w:pPr>
-    </w:p>
-    <w:p>
-      <w:pPr>
-        <w:pStyle w:val="NoSpacing"/>
-      </w:pPr>
-    </w:p>
-    <w:p>
-      <w:pPr>
         <w:pStyle w:val="Heading2"/>
         <w:contextualSpacing/>
         <w:jc w:val="both"/>
@@ -1839,7 +2119,7 @@
           <w:rFonts w:ascii="Arial" w:hAnsi="Arial" w:cs="Arial"/>
         </w:rPr>
       </w:pPr>
-      <w:bookmarkStart w:id="0" w:name="_Toc221107082"/>
+      <w:bookmarkStart w:id="0" w:name="_Toc221634000"/>
       <w:r>
         <w:rPr>
           <w:rStyle w:val="Strong"/>
@@ -1848,6 +2128,7 @@
           <w:bCs w:val="0"/>
           <w:color w:val="auto"/>
         </w:rPr>
+        <w:lastRenderedPageBreak/>
         <w:t>Acknowledgements</w:t>
       </w:r>
       <w:bookmarkEnd w:id="0"/>
@@ -2253,7 +2534,7 @@
           <w:color w:val="auto"/>
         </w:rPr>
       </w:pPr>
-      <w:bookmarkStart w:id="1" w:name="_Toc221107083"/>
+      <w:bookmarkStart w:id="1" w:name="_Toc221634001"/>
       <w:r>
         <w:rPr>
           <w:rStyle w:val="Strong"/>
@@ -3022,7 +3303,7 @@
           <w:color w:val="auto"/>
         </w:rPr>
       </w:pPr>
-      <w:bookmarkStart w:id="2" w:name="_Toc221107084"/>
+      <w:bookmarkStart w:id="2" w:name="_Toc221634002"/>
       <w:r>
         <w:rPr>
           <w:rStyle w:val="Strong"/>
@@ -3032,7 +3313,7 @@
           <w:color w:val="auto"/>
         </w:rPr>
         <w:lastRenderedPageBreak/>
-        <w:t>1.12</w:t>
+        <w:t>1.1</w:t>
       </w:r>
       <w:r>
         <w:rPr>
@@ -3042,7 +3323,7 @@
           <w:bCs w:val="0"/>
           <w:color w:val="auto"/>
         </w:rPr>
-        <w:t xml:space="preserve"> </w:t>
+        <w:t>1</w:t>
       </w:r>
       <w:r>
         <w:rPr>
@@ -3052,9 +3333,339 @@
           <w:bCs w:val="0"/>
           <w:color w:val="auto"/>
         </w:rPr>
+        <w:t>.1</w:t>
+      </w:r>
+      <w:r>
+        <w:rPr>
+          <w:rStyle w:val="Strong"/>
+          <w:rFonts w:ascii="Arial" w:hAnsi="Arial" w:cs="Arial"/>
+          <w:b w:val="0"/>
+          <w:bCs w:val="0"/>
+          <w:color w:val="auto"/>
+        </w:rPr>
+        <w:t xml:space="preserve"> </w:t>
+      </w:r>
+      <w:r>
+        <w:rPr>
+          <w:rStyle w:val="Strong"/>
+          <w:rFonts w:ascii="Arial" w:hAnsi="Arial" w:cs="Arial"/>
+          <w:b w:val="0"/>
+          <w:bCs w:val="0"/>
+          <w:color w:val="auto"/>
+        </w:rPr>
+        <w:t>Key Questions</w:t>
+      </w:r>
+      <w:r>
+        <w:rPr>
+          <w:rStyle w:val="Strong"/>
+          <w:rFonts w:ascii="Arial" w:hAnsi="Arial" w:cs="Arial"/>
+          <w:b w:val="0"/>
+          <w:bCs w:val="0"/>
+          <w:color w:val="auto"/>
+        </w:rPr>
+        <w:t xml:space="preserve"> Pertaining </w:t>
+      </w:r>
+      <w:r>
+        <w:rPr>
+          <w:rStyle w:val="Strong"/>
+          <w:rFonts w:ascii="Arial" w:hAnsi="Arial" w:cs="Arial"/>
+          <w:b w:val="0"/>
+          <w:bCs w:val="0"/>
+          <w:color w:val="auto"/>
+        </w:rPr>
+        <w:t>to</w:t>
+      </w:r>
+      <w:r>
+        <w:rPr>
+          <w:rStyle w:val="Strong"/>
+          <w:rFonts w:ascii="Arial" w:hAnsi="Arial" w:cs="Arial"/>
+          <w:b w:val="0"/>
+          <w:bCs w:val="0"/>
+          <w:color w:val="auto"/>
+        </w:rPr>
+        <w:t xml:space="preserve"> </w:t>
+      </w:r>
+      <w:r>
+        <w:rPr>
+          <w:rStyle w:val="Strong"/>
+          <w:rFonts w:ascii="Arial" w:hAnsi="Arial" w:cs="Arial"/>
+          <w:b w:val="0"/>
+          <w:bCs w:val="0"/>
+          <w:color w:val="auto"/>
+        </w:rPr>
+        <w:t xml:space="preserve">the Dissertation </w:t>
+      </w:r>
+      <w:r>
+        <w:rPr>
+          <w:rStyle w:val="Strong"/>
+          <w:rFonts w:ascii="Arial" w:hAnsi="Arial" w:cs="Arial"/>
+          <w:b w:val="0"/>
+          <w:bCs w:val="0"/>
+          <w:color w:val="auto"/>
+        </w:rPr>
+        <w:t>Study</w:t>
+      </w:r>
+      <w:bookmarkEnd w:id="2"/>
+    </w:p>
+    <w:p>
+      <w:pPr>
+        <w:rPr>
+          <w:rFonts w:ascii="Arial" w:hAnsi="Arial" w:cs="Arial"/>
+          <w:sz w:val="20"/>
+          <w:szCs w:val="20"/>
+        </w:rPr>
+      </w:pPr>
+      <w:r>
+        <w:rPr>
+          <w:rFonts w:ascii="Arial" w:hAnsi="Arial" w:cs="Arial"/>
+          <w:b/>
+          <w:bCs/>
+          <w:sz w:val="20"/>
+          <w:szCs w:val="20"/>
+        </w:rPr>
+        <w:t xml:space="preserve">Key </w:t>
+      </w:r>
+      <w:r>
+        <w:rPr>
+          <w:rFonts w:ascii="Arial" w:hAnsi="Arial" w:cs="Arial"/>
+          <w:b/>
+          <w:bCs/>
+          <w:sz w:val="20"/>
+          <w:szCs w:val="20"/>
+        </w:rPr>
+        <w:t>q</w:t>
+      </w:r>
+      <w:r>
+        <w:rPr>
+          <w:rFonts w:ascii="Arial" w:hAnsi="Arial" w:cs="Arial"/>
+          <w:b/>
+          <w:bCs/>
+          <w:sz w:val="20"/>
+          <w:szCs w:val="20"/>
+        </w:rPr>
+        <w:t xml:space="preserve">uestion: </w:t>
+      </w:r>
+      <w:r>
+        <w:rPr>
+          <w:rFonts w:ascii="Arial" w:hAnsi="Arial" w:cs="Arial"/>
+          <w:sz w:val="20"/>
+          <w:szCs w:val="20"/>
+        </w:rPr>
+        <w:t>What recruitment approaches are considered to be conventional and why are these approaches typically inadequate for high-growth companies? (Barber and Rynes).</w:t>
+      </w:r>
+    </w:p>
+    <w:p>
+      <w:pPr>
+        <w:jc w:val="both"/>
+        <w:rPr>
+          <w:rFonts w:ascii="Arial" w:hAnsi="Arial" w:cs="Arial"/>
+          <w:i/>
+          <w:iCs/>
+          <w:sz w:val="20"/>
+          <w:szCs w:val="20"/>
+        </w:rPr>
+      </w:pPr>
+      <w:r>
+        <w:rPr>
+          <w:rFonts w:ascii="Arial" w:hAnsi="Arial" w:cs="Arial"/>
+          <w:b/>
+          <w:bCs/>
+          <w:sz w:val="20"/>
+          <w:szCs w:val="20"/>
+        </w:rPr>
+        <w:t xml:space="preserve">Key </w:t>
+      </w:r>
+      <w:r>
+        <w:rPr>
+          <w:rFonts w:ascii="Arial" w:hAnsi="Arial" w:cs="Arial"/>
+          <w:b/>
+          <w:bCs/>
+          <w:sz w:val="20"/>
+          <w:szCs w:val="20"/>
+        </w:rPr>
+        <w:t>q</w:t>
+      </w:r>
+      <w:r>
+        <w:rPr>
+          <w:rFonts w:ascii="Arial" w:hAnsi="Arial" w:cs="Arial"/>
+          <w:b/>
+          <w:bCs/>
+          <w:sz w:val="20"/>
+          <w:szCs w:val="20"/>
+        </w:rPr>
+        <w:t>uestion:</w:t>
+      </w:r>
+      <w:r>
+        <w:rPr>
+          <w:rFonts w:ascii="Arial" w:hAnsi="Arial" w:cs="Arial"/>
+          <w:sz w:val="20"/>
+          <w:szCs w:val="20"/>
+        </w:rPr>
+        <w:t xml:space="preserve"> What kind of signalling is adequate for HRM to communicate during a corporate hiring process for a high-growth firm? How do signalling approaches benefit Black neurodivergent candidates?</w:t>
+      </w:r>
+    </w:p>
+    <w:p>
+      <w:pPr>
+        <w:jc w:val="both"/>
+        <w:rPr>
+          <w:rFonts w:ascii="Arial" w:hAnsi="Arial" w:cs="Arial"/>
+          <w:sz w:val="20"/>
+          <w:szCs w:val="20"/>
+        </w:rPr>
+      </w:pPr>
+      <w:r>
+        <w:rPr>
+          <w:rFonts w:ascii="Arial" w:hAnsi="Arial" w:cs="Arial"/>
+          <w:b/>
+          <w:bCs/>
+          <w:sz w:val="20"/>
+          <w:szCs w:val="20"/>
+        </w:rPr>
+        <w:t>Key question:</w:t>
+      </w:r>
+      <w:r>
+        <w:rPr>
+          <w:rFonts w:ascii="Arial" w:hAnsi="Arial" w:cs="Arial"/>
+          <w:sz w:val="20"/>
+          <w:szCs w:val="20"/>
+        </w:rPr>
+        <w:t xml:space="preserve"> What is the sub-game optimal (in a game of separating or pooling equilibrium) signal an employer should send to all applicants in order to be neuroinclusive? Also, at what level of signal does an employer who signals acceptance of a neurodiverse condition, become accepted by a neurodiverse applicant?</w:t>
+      </w:r>
+    </w:p>
+    <w:p>
+      <w:pPr>
+        <w:jc w:val="both"/>
+        <w:rPr>
+          <w:rFonts w:ascii="Arial" w:hAnsi="Arial" w:cs="Arial"/>
+          <w:sz w:val="20"/>
+          <w:szCs w:val="20"/>
+        </w:rPr>
+      </w:pPr>
+      <w:r>
+        <w:rPr>
+          <w:rFonts w:ascii="Arial" w:hAnsi="Arial" w:cs="Arial"/>
+          <w:b/>
+          <w:bCs/>
+          <w:sz w:val="20"/>
+          <w:szCs w:val="20"/>
+        </w:rPr>
+        <w:t xml:space="preserve">Key question: </w:t>
+      </w:r>
+      <w:r>
+        <w:rPr>
+          <w:rFonts w:ascii="Arial" w:hAnsi="Arial" w:cs="Arial"/>
+          <w:sz w:val="20"/>
+          <w:szCs w:val="20"/>
+        </w:rPr>
+        <w:t xml:space="preserve">What proportion of effort should be given to ensure reasonable adjustments are afforded to all neurodiverse applicants who are successful during the interview process and what proportion of effort should be afforded to </w:t>
+      </w:r>
+      <w:r>
+        <w:rPr>
+          <w:rFonts w:ascii="Arial" w:hAnsi="Arial" w:cs="Arial"/>
+          <w:sz w:val="20"/>
+          <w:szCs w:val="20"/>
+        </w:rPr>
+        <w:t>ensuring a plurality of ethnicities are duly and adequate engaged within that very same recruitment process?</w:t>
+      </w:r>
+    </w:p>
+    <w:p>
+      <w:pPr>
+        <w:jc w:val="both"/>
+        <w:rPr>
+          <w:rFonts w:ascii="Arial" w:hAnsi="Arial" w:cs="Arial"/>
+          <w:sz w:val="20"/>
+          <w:szCs w:val="20"/>
+        </w:rPr>
+      </w:pPr>
+      <w:r>
+        <w:rPr>
+          <w:rFonts w:ascii="Arial" w:hAnsi="Arial" w:cs="Arial"/>
+          <w:b/>
+          <w:bCs/>
+          <w:sz w:val="20"/>
+          <w:szCs w:val="20"/>
+        </w:rPr>
+        <w:t>Key question:</w:t>
+      </w:r>
+      <w:r>
+        <w:rPr>
+          <w:rFonts w:ascii="Arial" w:hAnsi="Arial" w:cs="Arial"/>
+          <w:sz w:val="20"/>
+          <w:szCs w:val="20"/>
+        </w:rPr>
+        <w:t xml:space="preserve"> In a separating equilibrium, that is, in a sub-game perfect Bayesian repeated game with known payoffs, and standard assumptions (complete information and perfect monitoring), how do employers navigate a many-to-one “lottery” scenario, using the offered wage as signals as navigating mechanisms?</w:t>
+      </w:r>
+    </w:p>
+    <w:p>
+      <w:pPr>
+        <w:jc w:val="both"/>
+        <w:rPr>
+          <w:rFonts w:ascii="Arial" w:hAnsi="Arial" w:cs="Arial"/>
+          <w:sz w:val="20"/>
+          <w:szCs w:val="20"/>
+        </w:rPr>
+      </w:pPr>
+      <w:r>
+        <w:rPr>
+          <w:rFonts w:ascii="Arial" w:hAnsi="Arial" w:cs="Arial"/>
+          <w:b/>
+          <w:bCs/>
+          <w:sz w:val="20"/>
+          <w:szCs w:val="20"/>
+        </w:rPr>
+        <w:t xml:space="preserve">Key question: </w:t>
+      </w:r>
+      <w:r>
+        <w:rPr>
+          <w:rFonts w:ascii="Arial" w:hAnsi="Arial" w:cs="Arial"/>
+          <w:sz w:val="20"/>
+          <w:szCs w:val="20"/>
+        </w:rPr>
+        <w:t>How can the use of artificial intelligence inspire a Nash outcome to occur that is Pareto-optimal in a repeated sub-game with known payoffs such as set wage parameters and a signal for a neuroinclusive working environment revealed by the employer and as accepted by the applicant.</w:t>
+      </w:r>
+    </w:p>
+    <w:p>
+      <w:pPr>
+        <w:pStyle w:val="Heading2"/>
+        <w:contextualSpacing/>
+        <w:jc w:val="both"/>
+        <w:rPr>
+          <w:rFonts w:ascii="Arial" w:hAnsi="Arial" w:cs="Arial"/>
+          <w:color w:val="auto"/>
+        </w:rPr>
+      </w:pPr>
+      <w:bookmarkStart w:id="3" w:name="_Toc221634003"/>
+      <w:r>
+        <w:rPr>
+          <w:rStyle w:val="Strong"/>
+          <w:rFonts w:ascii="Arial" w:hAnsi="Arial" w:cs="Arial"/>
+          <w:b w:val="0"/>
+          <w:bCs w:val="0"/>
+          <w:color w:val="auto"/>
+        </w:rPr>
+        <w:t>1.12</w:t>
+      </w:r>
+      <w:r>
+        <w:rPr>
+          <w:rStyle w:val="Strong"/>
+          <w:rFonts w:ascii="Arial" w:hAnsi="Arial" w:cs="Arial"/>
+          <w:b w:val="0"/>
+          <w:bCs w:val="0"/>
+          <w:color w:val="auto"/>
+        </w:rPr>
+        <w:t xml:space="preserve"> </w:t>
+      </w:r>
+      <w:r>
+        <w:rPr>
+          <w:rStyle w:val="Strong"/>
+          <w:rFonts w:ascii="Arial" w:hAnsi="Arial" w:cs="Arial"/>
+          <w:b w:val="0"/>
+          <w:bCs w:val="0"/>
+          <w:color w:val="auto"/>
+        </w:rPr>
         <w:t>Introduction</w:t>
       </w:r>
-      <w:bookmarkEnd w:id="2"/>
+      <w:bookmarkEnd w:id="3"/>
     </w:p>
     <w:p>
       <w:pPr>
@@ -3091,8 +3702,8 @@
         </w:rPr>
         <w:t xml:space="preserve"> teams can be 30% more productive than those which do not include neurodiverse employees (NatWest Mentor, 2025), and with Gen Z entering the workforce – over 50% of whom have some sort of neurodivergent condition</w:t>
       </w:r>
-      <w:commentRangeStart w:id="3"/>
       <w:commentRangeStart w:id="4"/>
+      <w:commentRangeStart w:id="5"/>
       <w:r>
         <w:rPr>
           <w:rStyle w:val="FootnoteReference"/>
@@ -3102,21 +3713,21 @@
         </w:rPr>
         <w:footnoteReference w:id="2"/>
       </w:r>
-      <w:commentRangeEnd w:id="3"/>
+      <w:commentRangeEnd w:id="4"/>
       <w:r>
         <w:rPr>
           <w:rStyle w:val="CommentReference"/>
           <w:rFonts w:ascii="Arial" w:hAnsi="Arial" w:cs="Arial"/>
         </w:rPr>
-        <w:commentReference w:id="3"/>
-      </w:r>
-      <w:commentRangeEnd w:id="4"/>
+        <w:commentReference w:id="4"/>
+      </w:r>
+      <w:commentRangeEnd w:id="5"/>
       <w:r>
         <w:rPr>
           <w:rStyle w:val="CommentReference"/>
           <w:rFonts w:ascii="Arial" w:hAnsi="Arial" w:cs="Arial"/>
         </w:rPr>
-        <w:commentReference w:id="4"/>
+        <w:commentReference w:id="5"/>
       </w:r>
       <w:r>
         <w:rPr>
@@ -3192,7 +3803,7 @@
         </w:rPr>
         <w:t xml:space="preserve"> (</w:t>
       </w:r>
-      <w:commentRangeStart w:id="5"/>
+      <w:commentRangeStart w:id="6"/>
       <w:r>
         <w:rPr>
           <w:rFonts w:ascii="Arial" w:hAnsi="Arial" w:cs="Arial"/>
@@ -3201,13 +3812,13 @@
         </w:rPr>
         <w:t>psychology</w:t>
       </w:r>
-      <w:commentRangeEnd w:id="5"/>
+      <w:commentRangeEnd w:id="6"/>
       <w:r>
         <w:rPr>
           <w:rStyle w:val="CommentReference"/>
           <w:rFonts w:ascii="Arial" w:hAnsi="Arial" w:cs="Arial"/>
         </w:rPr>
-        <w:commentReference w:id="5"/>
+        <w:commentReference w:id="6"/>
       </w:r>
       <w:r>
         <w:rPr>
@@ -3389,7 +4000,7 @@
           <w:color w:val="auto"/>
         </w:rPr>
       </w:pPr>
-      <w:bookmarkStart w:id="6" w:name="_Toc221107085"/>
+      <w:bookmarkStart w:id="7" w:name="_Toc221634004"/>
       <w:r>
         <w:rPr>
           <w:rStyle w:val="Strong"/>
@@ -3440,7 +4051,7 @@
         </w:rPr>
         <w:t>Methodology</w:t>
       </w:r>
-      <w:bookmarkEnd w:id="6"/>
+      <w:bookmarkEnd w:id="7"/>
     </w:p>
     <w:p>
       <w:pPr>
@@ -3734,7 +4345,16 @@
           <w:sz w:val="20"/>
           <w:szCs w:val="20"/>
         </w:rPr>
-        <w:t xml:space="preserve"> hypotheses are subject to supervisory changes and will be honed and amended as and when new information in the literature is discovered, reviewed and internalised. In order, these initial hypotheses read as follows:</w:t>
+        <w:t xml:space="preserve"> hypotheses are subject to supervisory changes and will be honed and amended </w:t>
+      </w:r>
+      <w:r>
+        <w:rPr>
+          <w:rFonts w:ascii="Arial" w:hAnsi="Arial" w:cs="Arial"/>
+          <w:sz w:val="20"/>
+          <w:szCs w:val="20"/>
+        </w:rPr>
+        <w:lastRenderedPageBreak/>
+        <w:t>as and when new information in the literature is discovered, reviewed and internalised. In order, these initial hypotheses read as follows:</w:t>
       </w:r>
     </w:p>
     <w:p>
@@ -3949,10 +4569,10 @@
         </w:rPr>
         <w:t xml:space="preserve"> Firms having lower net spend signal less resource-based HRM </w:t>
       </w:r>
-      <w:commentRangeStart w:id="7"/>
       <w:commentRangeStart w:id="8"/>
       <w:commentRangeStart w:id="9"/>
       <w:commentRangeStart w:id="10"/>
+      <w:commentRangeStart w:id="11"/>
       <w:r>
         <w:rPr>
           <w:rFonts w:ascii="Arial" w:hAnsi="Arial" w:cs="Arial"/>
@@ -3961,37 +4581,37 @@
         </w:rPr>
         <w:t>practices</w:t>
       </w:r>
-      <w:commentRangeEnd w:id="7"/>
+      <w:commentRangeEnd w:id="8"/>
       <w:r>
         <w:rPr>
           <w:rStyle w:val="CommentReference"/>
           <w:rFonts w:ascii="Arial" w:hAnsi="Arial" w:cs="Arial"/>
         </w:rPr>
-        <w:commentReference w:id="7"/>
-      </w:r>
-      <w:commentRangeEnd w:id="8"/>
+        <w:commentReference w:id="8"/>
+      </w:r>
+      <w:commentRangeEnd w:id="9"/>
       <w:r>
         <w:rPr>
           <w:rStyle w:val="CommentReference"/>
           <w:rFonts w:ascii="Arial" w:hAnsi="Arial" w:cs="Arial"/>
         </w:rPr>
-        <w:commentReference w:id="8"/>
-      </w:r>
-      <w:commentRangeEnd w:id="9"/>
+        <w:commentReference w:id="9"/>
+      </w:r>
+      <w:commentRangeEnd w:id="10"/>
       <w:r>
         <w:rPr>
           <w:rStyle w:val="CommentReference"/>
           <w:rFonts w:ascii="Arial" w:hAnsi="Arial" w:cs="Arial"/>
         </w:rPr>
-        <w:commentReference w:id="9"/>
-      </w:r>
-      <w:commentRangeEnd w:id="10"/>
+        <w:commentReference w:id="10"/>
+      </w:r>
+      <w:commentRangeEnd w:id="11"/>
       <w:r>
         <w:rPr>
           <w:rStyle w:val="CommentReference"/>
           <w:rFonts w:ascii="Arial" w:hAnsi="Arial" w:cs="Arial"/>
         </w:rPr>
-        <w:commentReference w:id="10"/>
+        <w:commentReference w:id="11"/>
       </w:r>
     </w:p>
     <w:p>
@@ -4201,22 +4821,15 @@
         <w:contextualSpacing/>
         <w:jc w:val="both"/>
         <w:rPr>
-          <w:rFonts w:ascii="Arial" w:hAnsi="Arial" w:cs="Arial"/>
-          <w:color w:val="auto"/>
-        </w:rPr>
-      </w:pPr>
-      <w:bookmarkStart w:id="11" w:name="_Toc215736436"/>
-      <w:bookmarkStart w:id="12" w:name="_Toc221107086"/>
-      <w:r>
-        <w:rPr>
           <w:rStyle w:val="Strong"/>
           <w:rFonts w:ascii="Arial" w:hAnsi="Arial" w:cs="Arial"/>
           <w:b w:val="0"/>
           <w:bCs w:val="0"/>
           <w:color w:val="auto"/>
         </w:rPr>
-        <w:t>1.</w:t>
-      </w:r>
+      </w:pPr>
+      <w:bookmarkStart w:id="12" w:name="_Toc215736436"/>
+      <w:bookmarkStart w:id="13" w:name="_Toc221634005"/>
       <w:r>
         <w:rPr>
           <w:rStyle w:val="Strong"/>
@@ -4225,7 +4838,7 @@
           <w:bCs w:val="0"/>
           <w:color w:val="auto"/>
         </w:rPr>
-        <w:t>14</w:t>
+        <w:t>1.13</w:t>
       </w:r>
       <w:r>
         <w:rPr>
@@ -4235,9 +4848,8 @@
           <w:bCs w:val="0"/>
           <w:color w:val="auto"/>
         </w:rPr>
-        <w:t xml:space="preserve"> </w:t>
-      </w:r>
-      <w:bookmarkEnd w:id="11"/>
+        <w:t>.1</w:t>
+      </w:r>
       <w:r>
         <w:rPr>
           <w:rStyle w:val="Strong"/>
@@ -4246,9 +4858,828 @@
           <w:bCs w:val="0"/>
           <w:color w:val="auto"/>
         </w:rPr>
+        <w:t xml:space="preserve"> </w:t>
+      </w:r>
+      <w:r>
+        <w:rPr>
+          <w:rStyle w:val="Strong"/>
+          <w:rFonts w:ascii="Arial" w:hAnsi="Arial" w:cs="Arial"/>
+          <w:b w:val="0"/>
+          <w:bCs w:val="0"/>
+          <w:color w:val="auto"/>
+        </w:rPr>
+        <w:t>Data Sources</w:t>
+      </w:r>
+      <w:bookmarkEnd w:id="13"/>
+    </w:p>
+    <w:p>
+      <w:pPr>
+        <w:spacing w:line="240" w:lineRule="auto"/>
+        <w:contextualSpacing/>
+        <w:jc w:val="both"/>
+        <w:rPr>
+          <w:rFonts w:ascii="Arial" w:hAnsi="Arial" w:cs="Arial"/>
+          <w:sz w:val="20"/>
+          <w:szCs w:val="20"/>
+        </w:rPr>
+      </w:pPr>
+      <w:r>
+        <w:rPr>
+          <w:rFonts w:ascii="Arial" w:hAnsi="Arial" w:cs="Arial"/>
+          <w:sz w:val="20"/>
+          <w:szCs w:val="20"/>
+        </w:rPr>
+        <w:t>Data sources for this project will use data from Understanding Society (UKHLS), the Life Opportunities Survey (Waves 1-3); and the OECD Employment &amp; Labour Market Statistics (each dataset from 2010-2015).</w:t>
+      </w:r>
+    </w:p>
+    <w:p>
+      <w:pPr>
+        <w:spacing w:line="240" w:lineRule="auto"/>
+        <w:contextualSpacing/>
+        <w:jc w:val="both"/>
+        <w:rPr>
+          <w:rFonts w:ascii="Arial" w:hAnsi="Arial" w:cs="Arial"/>
+          <w:sz w:val="20"/>
+          <w:szCs w:val="20"/>
+        </w:rPr>
+      </w:pPr>
+    </w:p>
+    <w:p>
+      <w:pPr>
+        <w:spacing w:line="240" w:lineRule="auto"/>
+        <w:contextualSpacing/>
+        <w:jc w:val="both"/>
+        <w:rPr>
+          <w:rFonts w:ascii="Arial" w:hAnsi="Arial" w:cs="Arial"/>
+          <w:sz w:val="20"/>
+          <w:szCs w:val="20"/>
+        </w:rPr>
+      </w:pPr>
+      <w:r>
+        <w:rPr>
+          <w:rFonts w:ascii="Arial" w:hAnsi="Arial" w:cs="Arial"/>
+          <w:sz w:val="20"/>
+          <w:szCs w:val="20"/>
+        </w:rPr>
+        <w:t>Selected</w:t>
+      </w:r>
+      <w:r>
+        <w:rPr>
+          <w:rFonts w:ascii="Arial" w:hAnsi="Arial" w:cs="Arial"/>
+          <w:sz w:val="20"/>
+          <w:szCs w:val="20"/>
+        </w:rPr>
+        <w:t xml:space="preserve"> variables: ‘</w:t>
+      </w:r>
+      <w:proofErr w:type="spellStart"/>
+      <w:r>
+        <w:rPr>
+          <w:rFonts w:ascii="Arial" w:hAnsi="Arial" w:cs="Arial"/>
+          <w:sz w:val="20"/>
+          <w:szCs w:val="20"/>
+        </w:rPr>
+        <w:t>jbatt</w:t>
+      </w:r>
+      <w:proofErr w:type="spellEnd"/>
+      <w:r>
+        <w:rPr>
+          <w:rFonts w:ascii="Arial" w:hAnsi="Arial" w:cs="Arial"/>
+          <w:sz w:val="20"/>
+          <w:szCs w:val="20"/>
+        </w:rPr>
+        <w:t xml:space="preserve">’ which is a </w:t>
+      </w:r>
+      <w:r>
+        <w:rPr>
+          <w:rFonts w:ascii="Arial" w:hAnsi="Arial" w:cs="Arial"/>
+          <w:sz w:val="20"/>
+          <w:szCs w:val="20"/>
+        </w:rPr>
+        <w:t xml:space="preserve">variable </w:t>
+      </w:r>
+      <w:r>
+        <w:rPr>
+          <w:rFonts w:ascii="Arial" w:hAnsi="Arial" w:cs="Arial"/>
+          <w:sz w:val="20"/>
+          <w:szCs w:val="20"/>
+        </w:rPr>
+        <w:t xml:space="preserve">proxy </w:t>
+      </w:r>
+      <w:r>
+        <w:rPr>
+          <w:rFonts w:ascii="Arial" w:hAnsi="Arial" w:cs="Arial"/>
+          <w:sz w:val="20"/>
+          <w:szCs w:val="20"/>
+        </w:rPr>
+        <w:t>representing</w:t>
+      </w:r>
+      <w:r>
+        <w:rPr>
+          <w:rFonts w:ascii="Arial" w:hAnsi="Arial" w:cs="Arial"/>
+          <w:sz w:val="20"/>
+          <w:szCs w:val="20"/>
+        </w:rPr>
+        <w:t xml:space="preserve"> the </w:t>
+      </w:r>
+      <w:r>
+        <w:rPr>
+          <w:rFonts w:ascii="Arial" w:hAnsi="Arial" w:cs="Arial"/>
+          <w:sz w:val="20"/>
+          <w:szCs w:val="20"/>
+        </w:rPr>
+        <w:t xml:space="preserve">survey response concerning the question about the </w:t>
+      </w:r>
+      <w:r>
+        <w:rPr>
+          <w:rFonts w:ascii="Arial" w:hAnsi="Arial" w:cs="Arial"/>
+          <w:sz w:val="20"/>
+          <w:szCs w:val="20"/>
+        </w:rPr>
+        <w:t xml:space="preserve">main attraction of one’s current job, ‘jwbs2_dv’ which is a job-related depression scale, and finally a variable proxy for ‘social contract’ which is derived from the Life Opportunities Survey, where the </w:t>
+      </w:r>
+      <w:r>
+        <w:rPr>
+          <w:rFonts w:ascii="Arial" w:hAnsi="Arial" w:cs="Arial"/>
+          <w:sz w:val="20"/>
+          <w:szCs w:val="20"/>
+        </w:rPr>
+        <w:t>respondent identifies if they</w:t>
+      </w:r>
+      <w:r>
+        <w:rPr>
+          <w:rFonts w:ascii="Arial" w:hAnsi="Arial" w:cs="Arial"/>
+          <w:sz w:val="20"/>
+          <w:szCs w:val="20"/>
+        </w:rPr>
+        <w:t xml:space="preserve"> ha</w:t>
+      </w:r>
+      <w:r>
+        <w:rPr>
+          <w:rFonts w:ascii="Arial" w:hAnsi="Arial" w:cs="Arial"/>
+          <w:sz w:val="20"/>
+          <w:szCs w:val="20"/>
+        </w:rPr>
+        <w:t>ve</w:t>
+      </w:r>
+      <w:r>
+        <w:rPr>
+          <w:rFonts w:ascii="Arial" w:hAnsi="Arial" w:cs="Arial"/>
+          <w:sz w:val="20"/>
+          <w:szCs w:val="20"/>
+        </w:rPr>
+        <w:t xml:space="preserve"> a health condition, impairment or other illness (this is </w:t>
+      </w:r>
+      <w:r>
+        <w:rPr>
+          <w:rFonts w:ascii="Arial" w:hAnsi="Arial" w:cs="Arial"/>
+          <w:sz w:val="20"/>
+          <w:szCs w:val="20"/>
+        </w:rPr>
+        <w:t xml:space="preserve">part of </w:t>
+      </w:r>
+      <w:r>
+        <w:rPr>
+          <w:rFonts w:ascii="Arial" w:hAnsi="Arial" w:cs="Arial"/>
+          <w:sz w:val="20"/>
+          <w:szCs w:val="20"/>
+        </w:rPr>
+        <w:t>a longitudinal dataset).</w:t>
+      </w:r>
+    </w:p>
+    <w:p>
+      <w:pPr>
+        <w:contextualSpacing/>
+        <w:jc w:val="both"/>
+        <w:rPr>
+          <w:rFonts w:ascii="Arial" w:hAnsi="Arial" w:cs="Arial"/>
+          <w:sz w:val="20"/>
+          <w:szCs w:val="20"/>
+        </w:rPr>
+      </w:pPr>
+    </w:p>
+    <w:tbl>
+      <w:tblPr>
+        <w:tblStyle w:val="TableGrid"/>
+        <w:tblW w:w="0" w:type="auto"/>
+        <w:tblLook w:val="04A0" w:firstRow="1" w:lastRow="0" w:firstColumn="1" w:lastColumn="0" w:noHBand="0" w:noVBand="1"/>
+      </w:tblPr>
+      <w:tblGrid>
+        <w:gridCol w:w="4508"/>
+        <w:gridCol w:w="4508"/>
+      </w:tblGrid>
+      <w:tr>
+        <w:tc>
+          <w:tcPr>
+            <w:tcW w:w="4508" w:type="dxa"/>
+          </w:tcPr>
+          <w:p>
+            <w:pPr>
+              <w:contextualSpacing/>
+              <w:jc w:val="both"/>
+              <w:rPr>
+                <w:rFonts w:ascii="Arial" w:hAnsi="Arial" w:cs="Arial"/>
+                <w:b/>
+                <w:bCs/>
+                <w:sz w:val="20"/>
+                <w:szCs w:val="20"/>
+              </w:rPr>
+            </w:pPr>
+            <w:r>
+              <w:rPr>
+                <w:rFonts w:ascii="Arial" w:hAnsi="Arial" w:cs="Arial"/>
+                <w:b/>
+                <w:bCs/>
+                <w:sz w:val="20"/>
+                <w:szCs w:val="20"/>
+              </w:rPr>
+              <w:t>Dependent Variable</w:t>
+            </w:r>
+          </w:p>
+        </w:tc>
+        <w:tc>
+          <w:tcPr>
+            <w:tcW w:w="4508" w:type="dxa"/>
+          </w:tcPr>
+          <w:p>
+            <w:pPr>
+              <w:contextualSpacing/>
+              <w:jc w:val="both"/>
+              <w:rPr>
+                <w:rFonts w:ascii="Arial" w:hAnsi="Arial" w:cs="Arial"/>
+                <w:b/>
+                <w:bCs/>
+                <w:sz w:val="20"/>
+                <w:szCs w:val="20"/>
+              </w:rPr>
+            </w:pPr>
+            <w:r>
+              <w:rPr>
+                <w:rFonts w:ascii="Arial" w:hAnsi="Arial" w:cs="Arial"/>
+                <w:b/>
+                <w:bCs/>
+                <w:sz w:val="20"/>
+                <w:szCs w:val="20"/>
+              </w:rPr>
+              <w:t>Representation</w:t>
+            </w:r>
+          </w:p>
+        </w:tc>
+      </w:tr>
+      <w:tr>
+        <w:tc>
+          <w:tcPr>
+            <w:tcW w:w="4508" w:type="dxa"/>
+          </w:tcPr>
+          <w:p>
+            <w:pPr>
+              <w:contextualSpacing/>
+              <w:jc w:val="both"/>
+              <w:rPr>
+                <w:rFonts w:ascii="Arial" w:hAnsi="Arial" w:cs="Arial"/>
+                <w:sz w:val="20"/>
+                <w:szCs w:val="20"/>
+              </w:rPr>
+            </w:pPr>
+            <w:r>
+              <w:rPr>
+                <w:rFonts w:ascii="Arial" w:hAnsi="Arial" w:cs="Arial"/>
+                <w:sz w:val="20"/>
+                <w:szCs w:val="20"/>
+              </w:rPr>
+              <w:t>Main attraction of current job</w:t>
+            </w:r>
+          </w:p>
+        </w:tc>
+        <w:tc>
+          <w:tcPr>
+            <w:tcW w:w="4508" w:type="dxa"/>
+          </w:tcPr>
+          <w:p>
+            <w:pPr>
+              <w:contextualSpacing/>
+              <w:jc w:val="both"/>
+              <w:rPr>
+                <w:rFonts w:ascii="Arial" w:hAnsi="Arial" w:cs="Arial"/>
+                <w:sz w:val="20"/>
+                <w:szCs w:val="20"/>
+              </w:rPr>
+            </w:pPr>
+            <w:r>
+              <w:rPr>
+                <w:rFonts w:ascii="Arial" w:hAnsi="Arial" w:cs="Arial"/>
+                <w:sz w:val="20"/>
+                <w:szCs w:val="20"/>
+              </w:rPr>
+              <w:t>‘J’</w:t>
+            </w:r>
+          </w:p>
+        </w:tc>
+      </w:tr>
+      <w:tr>
+        <w:tc>
+          <w:tcPr>
+            <w:tcW w:w="4508" w:type="dxa"/>
+          </w:tcPr>
+          <w:p>
+            <w:pPr>
+              <w:contextualSpacing/>
+              <w:jc w:val="both"/>
+              <w:rPr>
+                <w:rFonts w:ascii="Arial" w:hAnsi="Arial" w:cs="Arial"/>
+                <w:sz w:val="20"/>
+                <w:szCs w:val="20"/>
+              </w:rPr>
+            </w:pPr>
+            <w:r>
+              <w:rPr>
+                <w:rFonts w:ascii="Arial" w:hAnsi="Arial" w:cs="Arial"/>
+                <w:sz w:val="20"/>
+                <w:szCs w:val="20"/>
+              </w:rPr>
+              <w:t>Job-related Depression scale</w:t>
+            </w:r>
+          </w:p>
+        </w:tc>
+        <w:tc>
+          <w:tcPr>
+            <w:tcW w:w="4508" w:type="dxa"/>
+          </w:tcPr>
+          <w:p>
+            <w:pPr>
+              <w:contextualSpacing/>
+              <w:jc w:val="both"/>
+              <w:rPr>
+                <w:rFonts w:ascii="Arial" w:hAnsi="Arial" w:cs="Arial"/>
+                <w:sz w:val="20"/>
+                <w:szCs w:val="20"/>
+              </w:rPr>
+            </w:pPr>
+            <w:r>
+              <w:rPr>
+                <w:rFonts w:ascii="Arial" w:hAnsi="Arial" w:cs="Arial"/>
+                <w:sz w:val="20"/>
+                <w:szCs w:val="20"/>
+              </w:rPr>
+              <w:t>(</w:t>
+            </w:r>
+            <w:r>
+              <w:rPr>
+                <w:rFonts w:ascii="Arial" w:hAnsi="Arial" w:cs="Arial"/>
+                <w:sz w:val="20"/>
+                <w:szCs w:val="20"/>
+              </w:rPr>
+              <w:t xml:space="preserve">1 </w:t>
+            </w:r>
+            <w:r>
+              <w:rPr>
+                <w:rFonts w:ascii="Arial" w:hAnsi="Arial" w:cs="Arial"/>
+                <w:sz w:val="20"/>
+                <w:szCs w:val="20"/>
+              </w:rPr>
+              <w:t>–</w:t>
+            </w:r>
+            <w:r>
+              <w:rPr>
+                <w:rFonts w:ascii="Arial" w:hAnsi="Arial" w:cs="Arial"/>
+                <w:sz w:val="20"/>
+                <w:szCs w:val="20"/>
+              </w:rPr>
+              <w:t xml:space="preserve"> D</w:t>
+            </w:r>
+            <w:r>
+              <w:rPr>
+                <w:rFonts w:ascii="Arial" w:hAnsi="Arial" w:cs="Arial"/>
+                <w:sz w:val="20"/>
+                <w:szCs w:val="20"/>
+              </w:rPr>
+              <w:t>)</w:t>
+            </w:r>
+          </w:p>
+        </w:tc>
+      </w:tr>
+      <w:tr>
+        <w:tc>
+          <w:tcPr>
+            <w:tcW w:w="4508" w:type="dxa"/>
+          </w:tcPr>
+          <w:p>
+            <w:pPr>
+              <w:contextualSpacing/>
+              <w:jc w:val="both"/>
+              <w:rPr>
+                <w:rFonts w:ascii="Arial" w:hAnsi="Arial" w:cs="Arial"/>
+                <w:sz w:val="20"/>
+                <w:szCs w:val="20"/>
+              </w:rPr>
+            </w:pPr>
+            <w:r>
+              <w:rPr>
+                <w:rFonts w:ascii="Arial" w:hAnsi="Arial" w:cs="Arial"/>
+                <w:sz w:val="20"/>
+                <w:szCs w:val="20"/>
+              </w:rPr>
+              <w:t>Social contract (health condition)</w:t>
+            </w:r>
+          </w:p>
+        </w:tc>
+        <w:tc>
+          <w:tcPr>
+            <w:tcW w:w="4508" w:type="dxa"/>
+          </w:tcPr>
+          <w:p>
+            <w:pPr>
+              <w:contextualSpacing/>
+              <w:jc w:val="both"/>
+              <w:rPr>
+                <w:rFonts w:ascii="Arial" w:hAnsi="Arial" w:cs="Arial"/>
+                <w:sz w:val="20"/>
+                <w:szCs w:val="20"/>
+              </w:rPr>
+            </w:pPr>
+            <w:r>
+              <w:rPr>
+                <w:rFonts w:ascii="Arial" w:hAnsi="Arial" w:cs="Arial"/>
+                <w:sz w:val="20"/>
+                <w:szCs w:val="20"/>
+              </w:rPr>
+              <w:t>‘S’</w:t>
+            </w:r>
+          </w:p>
+        </w:tc>
+      </w:tr>
+    </w:tbl>
+    <w:p>
+      <w:pPr>
+        <w:contextualSpacing/>
+        <w:jc w:val="both"/>
+        <w:rPr>
+          <w:rFonts w:ascii="Arial" w:hAnsi="Arial" w:cs="Arial"/>
+          <w:sz w:val="20"/>
+          <w:szCs w:val="20"/>
+        </w:rPr>
+      </w:pPr>
+    </w:p>
+    <w:p>
+      <w:pPr>
+        <w:spacing w:line="240" w:lineRule="auto"/>
+        <w:contextualSpacing/>
+        <w:jc w:val="both"/>
+        <w:rPr>
+          <w:rFonts w:ascii="Arial" w:hAnsi="Arial" w:cs="Arial"/>
+          <w:sz w:val="20"/>
+          <w:szCs w:val="20"/>
+        </w:rPr>
+      </w:pPr>
+      <w:r>
+        <w:rPr>
+          <w:rFonts w:ascii="Arial" w:hAnsi="Arial" w:cs="Arial"/>
+          <w:sz w:val="20"/>
+          <w:szCs w:val="20"/>
+        </w:rPr>
+        <w:t>Other selected</w:t>
+      </w:r>
+      <w:r>
+        <w:rPr>
+          <w:rFonts w:ascii="Arial" w:hAnsi="Arial" w:cs="Arial"/>
+          <w:sz w:val="20"/>
+          <w:szCs w:val="20"/>
+        </w:rPr>
+        <w:t xml:space="preserve"> variables: We assume the employer observes productivity of current workers, profitability of their business unit, and thereafter sets its offered wage above the market wage as this is a proven method of ensuring the avoidance of workers who are likely to shirk or who signal low productivity levels (Shapiro and Stiglitz).</w:t>
+      </w:r>
+    </w:p>
+    <w:p>
+      <w:pPr>
+        <w:contextualSpacing/>
+        <w:jc w:val="both"/>
+        <w:rPr>
+          <w:rFonts w:ascii="Arial" w:hAnsi="Arial" w:cs="Arial"/>
+          <w:sz w:val="20"/>
+          <w:szCs w:val="20"/>
+        </w:rPr>
+      </w:pPr>
+    </w:p>
+    <w:tbl>
+      <w:tblPr>
+        <w:tblStyle w:val="TableGrid"/>
+        <w:tblW w:w="0" w:type="auto"/>
+        <w:tblLook w:val="04A0" w:firstRow="1" w:lastRow="0" w:firstColumn="1" w:lastColumn="0" w:noHBand="0" w:noVBand="1"/>
+      </w:tblPr>
+      <w:tblGrid>
+        <w:gridCol w:w="4508"/>
+        <w:gridCol w:w="4508"/>
+      </w:tblGrid>
+      <w:tr>
+        <w:tc>
+          <w:tcPr>
+            <w:tcW w:w="4508" w:type="dxa"/>
+          </w:tcPr>
+          <w:p>
+            <w:pPr>
+              <w:contextualSpacing/>
+              <w:jc w:val="both"/>
+              <w:rPr>
+                <w:rFonts w:ascii="Arial" w:hAnsi="Arial" w:cs="Arial"/>
+                <w:b/>
+                <w:bCs/>
+                <w:sz w:val="20"/>
+                <w:szCs w:val="20"/>
+              </w:rPr>
+            </w:pPr>
+            <w:r>
+              <w:rPr>
+                <w:rFonts w:ascii="Arial" w:hAnsi="Arial" w:cs="Arial"/>
+                <w:b/>
+                <w:bCs/>
+                <w:sz w:val="20"/>
+                <w:szCs w:val="20"/>
+              </w:rPr>
+              <w:t>Dependent Variable</w:t>
+            </w:r>
+          </w:p>
+        </w:tc>
+        <w:tc>
+          <w:tcPr>
+            <w:tcW w:w="4508" w:type="dxa"/>
+          </w:tcPr>
+          <w:p>
+            <w:pPr>
+              <w:contextualSpacing/>
+              <w:jc w:val="both"/>
+              <w:rPr>
+                <w:rFonts w:ascii="Arial" w:hAnsi="Arial" w:cs="Arial"/>
+                <w:b/>
+                <w:bCs/>
+                <w:sz w:val="20"/>
+                <w:szCs w:val="20"/>
+              </w:rPr>
+            </w:pPr>
+            <w:r>
+              <w:rPr>
+                <w:rFonts w:ascii="Arial" w:hAnsi="Arial" w:cs="Arial"/>
+                <w:b/>
+                <w:bCs/>
+                <w:sz w:val="20"/>
+                <w:szCs w:val="20"/>
+              </w:rPr>
+              <w:t>Representation</w:t>
+            </w:r>
+          </w:p>
+        </w:tc>
+      </w:tr>
+      <w:tr>
+        <w:tc>
+          <w:tcPr>
+            <w:tcW w:w="4508" w:type="dxa"/>
+          </w:tcPr>
+          <w:p>
+            <w:pPr>
+              <w:contextualSpacing/>
+              <w:jc w:val="both"/>
+              <w:rPr>
+                <w:rFonts w:ascii="Arial" w:hAnsi="Arial" w:cs="Arial"/>
+                <w:sz w:val="20"/>
+                <w:szCs w:val="20"/>
+              </w:rPr>
+            </w:pPr>
+            <w:r>
+              <w:rPr>
+                <w:rFonts w:ascii="Arial" w:hAnsi="Arial" w:cs="Arial"/>
+                <w:sz w:val="20"/>
+                <w:szCs w:val="20"/>
+              </w:rPr>
+              <w:t>Productivity signalled by new worker</w:t>
+            </w:r>
+          </w:p>
+        </w:tc>
+        <w:tc>
+          <w:tcPr>
+            <w:tcW w:w="4508" w:type="dxa"/>
+          </w:tcPr>
+          <w:p>
+            <w:pPr>
+              <w:contextualSpacing/>
+              <w:jc w:val="both"/>
+              <w:rPr>
+                <w:rFonts w:ascii="Arial" w:hAnsi="Arial" w:cs="Arial"/>
+                <w:sz w:val="20"/>
+                <w:szCs w:val="20"/>
+              </w:rPr>
+            </w:pPr>
+            <w:r>
+              <w:rPr>
+                <w:rFonts w:ascii="Arial" w:hAnsi="Arial" w:cs="Arial"/>
+                <w:sz w:val="20"/>
+                <w:szCs w:val="20"/>
+              </w:rPr>
+              <w:t>U*</w:t>
+            </w:r>
+          </w:p>
+        </w:tc>
+      </w:tr>
+      <w:tr>
+        <w:tc>
+          <w:tcPr>
+            <w:tcW w:w="4508" w:type="dxa"/>
+          </w:tcPr>
+          <w:p>
+            <w:pPr>
+              <w:contextualSpacing/>
+              <w:jc w:val="both"/>
+              <w:rPr>
+                <w:rFonts w:ascii="Arial" w:hAnsi="Arial" w:cs="Arial"/>
+                <w:sz w:val="20"/>
+                <w:szCs w:val="20"/>
+              </w:rPr>
+            </w:pPr>
+            <w:r>
+              <w:rPr>
+                <w:rFonts w:ascii="Arial" w:hAnsi="Arial" w:cs="Arial"/>
+                <w:sz w:val="20"/>
+                <w:szCs w:val="20"/>
+              </w:rPr>
+              <w:t>Profitability of the business</w:t>
+            </w:r>
+          </w:p>
+        </w:tc>
+        <w:tc>
+          <w:tcPr>
+            <w:tcW w:w="4508" w:type="dxa"/>
+          </w:tcPr>
+          <w:p>
+            <w:pPr>
+              <w:contextualSpacing/>
+              <w:jc w:val="both"/>
+              <w:rPr>
+                <w:rFonts w:ascii="Arial" w:hAnsi="Arial" w:cs="Arial"/>
+                <w:sz w:val="20"/>
+                <w:szCs w:val="20"/>
+              </w:rPr>
+            </w:pPr>
+            <w:r>
+              <w:rPr>
+                <w:rFonts w:ascii="Arial" w:hAnsi="Arial" w:cs="Arial"/>
+                <w:sz w:val="20"/>
+                <w:szCs w:val="20"/>
+              </w:rPr>
+              <w:t>Simply ‘H’ or (P*Q)</w:t>
+            </w:r>
+          </w:p>
+        </w:tc>
+      </w:tr>
+      <w:tr>
+        <w:tc>
+          <w:tcPr>
+            <w:tcW w:w="4508" w:type="dxa"/>
+          </w:tcPr>
+          <w:p>
+            <w:pPr>
+              <w:contextualSpacing/>
+              <w:jc w:val="both"/>
+              <w:rPr>
+                <w:rFonts w:ascii="Arial" w:hAnsi="Arial" w:cs="Arial"/>
+                <w:sz w:val="20"/>
+                <w:szCs w:val="20"/>
+              </w:rPr>
+            </w:pPr>
+            <w:r>
+              <w:rPr>
+                <w:rFonts w:ascii="Arial" w:hAnsi="Arial" w:cs="Arial"/>
+                <w:sz w:val="20"/>
+                <w:szCs w:val="20"/>
+              </w:rPr>
+              <w:t>Shirking likelihood</w:t>
+            </w:r>
+          </w:p>
+        </w:tc>
+        <w:tc>
+          <w:tcPr>
+            <w:tcW w:w="4508" w:type="dxa"/>
+          </w:tcPr>
+          <w:p>
+            <w:pPr>
+              <w:contextualSpacing/>
+              <w:jc w:val="both"/>
+              <w:rPr>
+                <w:rFonts w:ascii="Arial" w:hAnsi="Arial" w:cs="Arial"/>
+                <w:sz w:val="20"/>
+                <w:szCs w:val="20"/>
+              </w:rPr>
+            </w:pPr>
+            <w:r>
+              <w:rPr>
+                <w:rFonts w:ascii="Arial" w:hAnsi="Arial" w:cs="Arial"/>
+                <w:sz w:val="20"/>
+                <w:szCs w:val="20"/>
+              </w:rPr>
+              <w:t>(1 - U)</w:t>
+            </w:r>
+          </w:p>
+        </w:tc>
+      </w:tr>
+      <w:tr>
+        <w:tc>
+          <w:tcPr>
+            <w:tcW w:w="4508" w:type="dxa"/>
+          </w:tcPr>
+          <w:p>
+            <w:pPr>
+              <w:contextualSpacing/>
+              <w:jc w:val="both"/>
+              <w:rPr>
+                <w:rFonts w:ascii="Arial" w:hAnsi="Arial" w:cs="Arial"/>
+                <w:sz w:val="20"/>
+                <w:szCs w:val="20"/>
+              </w:rPr>
+            </w:pPr>
+            <w:r>
+              <w:rPr>
+                <w:rFonts w:ascii="Arial" w:hAnsi="Arial" w:cs="Arial"/>
+                <w:sz w:val="20"/>
+                <w:szCs w:val="20"/>
+              </w:rPr>
+              <w:t>Above market wage level</w:t>
+            </w:r>
+          </w:p>
+        </w:tc>
+        <w:tc>
+          <w:tcPr>
+            <w:tcW w:w="4508" w:type="dxa"/>
+          </w:tcPr>
+          <w:p>
+            <w:pPr>
+              <w:contextualSpacing/>
+              <w:jc w:val="both"/>
+              <w:rPr>
+                <w:rFonts w:ascii="Arial" w:hAnsi="Arial" w:cs="Arial"/>
+                <w:sz w:val="20"/>
+                <w:szCs w:val="20"/>
+              </w:rPr>
+            </w:pPr>
+            <w:r>
+              <w:rPr>
+                <w:rFonts w:ascii="Arial" w:hAnsi="Arial" w:cs="Arial"/>
+                <w:sz w:val="20"/>
+                <w:szCs w:val="20"/>
+              </w:rPr>
+              <w:t>1+ W x (H) / U</w:t>
+            </w:r>
+          </w:p>
+        </w:tc>
+      </w:tr>
+    </w:tbl>
+    <w:p>
+      <w:pPr>
+        <w:pStyle w:val="Heading2"/>
+        <w:contextualSpacing/>
+        <w:jc w:val="both"/>
+        <w:rPr>
+          <w:rFonts w:ascii="Arial" w:hAnsi="Arial" w:cs="Arial"/>
+          <w:color w:val="auto"/>
+        </w:rPr>
+      </w:pPr>
+      <w:bookmarkStart w:id="14" w:name="_Toc221634006"/>
+      <w:r>
+        <w:rPr>
+          <w:rStyle w:val="Strong"/>
+          <w:rFonts w:ascii="Arial" w:hAnsi="Arial" w:cs="Arial"/>
+          <w:b w:val="0"/>
+          <w:bCs w:val="0"/>
+          <w:color w:val="auto"/>
+        </w:rPr>
+        <w:t>1.</w:t>
+      </w:r>
+      <w:r>
+        <w:rPr>
+          <w:rStyle w:val="Strong"/>
+          <w:rFonts w:ascii="Arial" w:hAnsi="Arial" w:cs="Arial"/>
+          <w:b w:val="0"/>
+          <w:bCs w:val="0"/>
+          <w:color w:val="auto"/>
+        </w:rPr>
+        <w:t>14</w:t>
+      </w:r>
+      <w:r>
+        <w:rPr>
+          <w:rStyle w:val="Strong"/>
+          <w:rFonts w:ascii="Arial" w:hAnsi="Arial" w:cs="Arial"/>
+          <w:b w:val="0"/>
+          <w:bCs w:val="0"/>
+          <w:color w:val="auto"/>
+        </w:rPr>
+        <w:t xml:space="preserve"> </w:t>
+      </w:r>
+      <w:bookmarkEnd w:id="12"/>
+      <w:r>
+        <w:rPr>
+          <w:rStyle w:val="Strong"/>
+          <w:rFonts w:ascii="Arial" w:hAnsi="Arial" w:cs="Arial"/>
+          <w:b w:val="0"/>
+          <w:bCs w:val="0"/>
+          <w:color w:val="auto"/>
+        </w:rPr>
         <w:t>The Topic’s Importance to the Literature</w:t>
       </w:r>
-      <w:bookmarkEnd w:id="12"/>
+      <w:bookmarkEnd w:id="14"/>
     </w:p>
     <w:p>
       <w:pPr>
@@ -4269,7 +5700,7 @@
         </w:rPr>
         <w:t xml:space="preserve">The importance of this research topic cannot be </w:t>
       </w:r>
-      <w:commentRangeStart w:id="13"/>
+      <w:commentRangeStart w:id="15"/>
       <w:r>
         <w:rPr>
           <w:rFonts w:ascii="Arial" w:hAnsi="Arial" w:cs="Arial"/>
@@ -4278,13 +5709,13 @@
         </w:rPr>
         <w:t>understated</w:t>
       </w:r>
-      <w:commentRangeEnd w:id="13"/>
+      <w:commentRangeEnd w:id="15"/>
       <w:r>
         <w:rPr>
           <w:rStyle w:val="CommentReference"/>
           <w:rFonts w:ascii="Arial" w:hAnsi="Arial" w:cs="Arial"/>
         </w:rPr>
-        <w:commentReference w:id="13"/>
+        <w:commentReference w:id="15"/>
       </w:r>
       <w:r>
         <w:rPr>
@@ -4365,7 +5796,6 @@
           <w:sz w:val="20"/>
           <w:szCs w:val="20"/>
         </w:rPr>
-        <w:lastRenderedPageBreak/>
         <w:t>A high-commitment HRM strategy is pursued and that firms conduct recruitment via a website</w:t>
       </w:r>
     </w:p>
@@ -4390,6 +5820,7 @@
           <w:sz w:val="20"/>
           <w:szCs w:val="20"/>
         </w:rPr>
+        <w:lastRenderedPageBreak/>
         <w:t>The firm may initiate a signal to the receiver via this website about its high-commitment HRM strategy</w:t>
       </w:r>
     </w:p>
@@ -4728,9 +6159,9 @@
         </w:rPr>
         <w:t xml:space="preserve">Data on how firms spend on recruitment </w:t>
       </w:r>
-      <w:commentRangeStart w:id="14"/>
-      <w:commentRangeStart w:id="15"/>
       <w:commentRangeStart w:id="16"/>
+      <w:commentRangeStart w:id="17"/>
+      <w:commentRangeStart w:id="18"/>
       <w:r>
         <w:rPr>
           <w:rStyle w:val="Strong"/>
@@ -4742,29 +6173,29 @@
         </w:rPr>
         <w:t>websites</w:t>
       </w:r>
-      <w:commentRangeEnd w:id="14"/>
+      <w:commentRangeEnd w:id="16"/>
       <w:r>
         <w:rPr>
           <w:rStyle w:val="CommentReference"/>
           <w:rFonts w:ascii="Arial" w:hAnsi="Arial" w:cs="Arial"/>
         </w:rPr>
-        <w:commentReference w:id="14"/>
-      </w:r>
-      <w:commentRangeEnd w:id="15"/>
+        <w:commentReference w:id="16"/>
+      </w:r>
+      <w:commentRangeEnd w:id="17"/>
       <w:r>
         <w:rPr>
           <w:rStyle w:val="CommentReference"/>
           <w:rFonts w:ascii="Arial" w:hAnsi="Arial" w:cs="Arial"/>
         </w:rPr>
-        <w:commentReference w:id="15"/>
-      </w:r>
-      <w:commentRangeEnd w:id="16"/>
+        <w:commentReference w:id="17"/>
+      </w:r>
+      <w:commentRangeEnd w:id="18"/>
       <w:r>
         <w:rPr>
           <w:rStyle w:val="CommentReference"/>
           <w:rFonts w:ascii="Arial" w:hAnsi="Arial" w:cs="Arial"/>
         </w:rPr>
-        <w:commentReference w:id="16"/>
+        <w:commentReference w:id="18"/>
       </w:r>
     </w:p>
     <w:p>
@@ -4780,8 +6211,8 @@
           <w:color w:val="auto"/>
         </w:rPr>
       </w:pPr>
-      <w:bookmarkStart w:id="17" w:name="_Toc215736437"/>
-      <w:bookmarkStart w:id="18" w:name="_Toc221107087"/>
+      <w:bookmarkStart w:id="19" w:name="_Toc215736437"/>
+      <w:bookmarkStart w:id="20" w:name="_Toc221634007"/>
       <w:r>
         <w:rPr>
           <w:rFonts w:ascii="Arial" w:hAnsi="Arial" w:cs="Arial"/>
@@ -4831,8 +6262,8 @@
         </w:rPr>
         <w:t>Next Steps</w:t>
       </w:r>
-      <w:bookmarkEnd w:id="17"/>
-      <w:bookmarkEnd w:id="18"/>
+      <w:bookmarkEnd w:id="19"/>
+      <w:bookmarkEnd w:id="20"/>
     </w:p>
     <w:p>
       <w:pPr>
@@ -5060,8 +6491,8 @@
         </w:rPr>
         <w:t xml:space="preserve"> and indeed qualitative analysis </w:t>
       </w:r>
-      <w:commentRangeStart w:id="19"/>
-      <w:commentRangeStart w:id="20"/>
+      <w:commentRangeStart w:id="21"/>
+      <w:commentRangeStart w:id="22"/>
       <w:r>
         <w:rPr>
           <w:rStyle w:val="Strong"/>
@@ -5073,21 +6504,21 @@
         </w:rPr>
         <w:t>such</w:t>
       </w:r>
-      <w:commentRangeEnd w:id="19"/>
+      <w:commentRangeEnd w:id="21"/>
       <w:r>
         <w:rPr>
           <w:rStyle w:val="CommentReference"/>
           <w:rFonts w:ascii="Arial" w:hAnsi="Arial" w:cs="Arial"/>
         </w:rPr>
-        <w:commentReference w:id="19"/>
-      </w:r>
-      <w:commentRangeEnd w:id="20"/>
+        <w:commentReference w:id="21"/>
+      </w:r>
+      <w:commentRangeEnd w:id="22"/>
       <w:r>
         <w:rPr>
           <w:rStyle w:val="CommentReference"/>
           <w:rFonts w:ascii="Arial" w:hAnsi="Arial" w:cs="Arial"/>
         </w:rPr>
-        <w:commentReference w:id="20"/>
+        <w:commentReference w:id="22"/>
       </w:r>
       <w:r>
         <w:rPr>
@@ -5191,9 +6622,9 @@
           <w:color w:val="000000" w:themeColor="text1"/>
         </w:rPr>
       </w:pPr>
-      <w:bookmarkStart w:id="21" w:name="_Toc216632807"/>
-      <w:bookmarkStart w:id="22" w:name="_Toc221107088"/>
-      <w:bookmarkStart w:id="23" w:name="_Toc215736438"/>
+      <w:bookmarkStart w:id="23" w:name="_Toc216632807"/>
+      <w:bookmarkStart w:id="24" w:name="_Toc215736438"/>
+      <w:bookmarkStart w:id="25" w:name="_Toc221634008"/>
       <w:r>
         <w:rPr>
           <w:rStyle w:val="Strong"/>
@@ -5234,7 +6665,7 @@
         </w:rPr>
         <w:t>Introduction to TMA 2</w:t>
       </w:r>
-      <w:bookmarkEnd w:id="21"/>
+      <w:bookmarkEnd w:id="23"/>
       <w:r>
         <w:rPr>
           <w:rStyle w:val="Strong"/>
@@ -5245,7 +6676,7 @@
         </w:rPr>
         <w:t xml:space="preserve"> – Literature Review</w:t>
       </w:r>
-      <w:bookmarkEnd w:id="22"/>
+      <w:bookmarkEnd w:id="25"/>
     </w:p>
     <w:p>
       <w:pPr>
@@ -5265,7 +6696,25 @@
           <w:sz w:val="20"/>
           <w:szCs w:val="20"/>
         </w:rPr>
-        <w:t>As SHRM (specifically, RBV) is a very interdisciplinary subject when it comes to research that defines theory - I will be sourcing information on the following subtopics from three highly reliable contemporary literature sources (JSTOR, The Open University Library and Google Scholar). My intention is to source academic peer-reviewed literature published roughly between 2010 – 2025 in terms of timelines (the literature effectively narrates on the problem which can be traced back to about 2011 in reports so, there’s about a 8–10-year gap where the problem surfaces and the seminal papers focused on analysing the problem begin to emerge in the literature). However, there may be exceptions to this timeline as per the theoretical work of Coles and Treble (1993) or the earlier theoretical work by Rynes and Barber (1990). Though the three selected sources indeed do store great literature on each subtopic, I may require policy infographics, charts and vital published statistics which will also be important to this study’s objective. I will therefore be actively seeking NGO and government reports drawn from Overton.io, where such information may be found.</w:t>
+        <w:t>As SHRM (specifically, RBV) is a very interdisciplinary subject when it comes to research that defines theory - I will be sourcing information on the following subtopics from three highly reliable contemporary literature sources (</w:t>
+      </w:r>
+      <w:r>
+        <w:rPr>
+          <w:rFonts w:ascii="Arial" w:hAnsi="Arial" w:cs="Arial"/>
+          <w:color w:val="000000" w:themeColor="text1"/>
+          <w:sz w:val="20"/>
+          <w:szCs w:val="20"/>
+        </w:rPr>
+        <w:t xml:space="preserve">EBSCOhost Research Databases, </w:t>
+      </w:r>
+      <w:r>
+        <w:rPr>
+          <w:rFonts w:ascii="Arial" w:hAnsi="Arial" w:cs="Arial"/>
+          <w:color w:val="000000" w:themeColor="text1"/>
+          <w:sz w:val="20"/>
+          <w:szCs w:val="20"/>
+        </w:rPr>
+        <w:t>JSTOR, Open University Library and Google Scholar). My intention is to source academic peer-reviewed literature published roughly between 2010 – 2025 in terms of timelines (the literature effectively narrates on the problem which can be traced back to about 2011 in reports so, there’s about a 8–10-year gap where the problem surfaces and the seminal papers focused on analysing the problem begin to emerge in the literature). However, there may be exceptions to this timeline as per the theoretical work of Coles and Treble (1993) or the earlier theoretical work by Rynes and Barber (1990). Though the three selected sources indeed do store great literature on each subtopic, I may require policy infographics, charts and vital published statistics which will also be important to this study’s objective. I will therefore be actively seeking NGO and government reports drawn from Overton.io, where such information may be found.</w:t>
       </w:r>
     </w:p>
     <w:p>
@@ -5281,8 +6730,8 @@
           <w:color w:val="000000" w:themeColor="text1"/>
         </w:rPr>
       </w:pPr>
-      <w:bookmarkStart w:id="24" w:name="_Toc216632808"/>
-      <w:bookmarkStart w:id="25" w:name="_Toc221107089"/>
+      <w:bookmarkStart w:id="26" w:name="_Toc216632808"/>
+      <w:bookmarkStart w:id="27" w:name="_Toc221634009"/>
       <w:r>
         <w:rPr>
           <w:rStyle w:val="Strong"/>
@@ -5364,8 +6813,8 @@
         </w:rPr>
         <w:t>ubtopics</w:t>
       </w:r>
-      <w:bookmarkEnd w:id="24"/>
-      <w:bookmarkEnd w:id="25"/>
+      <w:bookmarkEnd w:id="26"/>
+      <w:bookmarkEnd w:id="27"/>
     </w:p>
     <w:p>
       <w:pPr>
@@ -5575,7 +7024,7 @@
           <w:color w:val="000000" w:themeColor="text1"/>
         </w:rPr>
       </w:pPr>
-      <w:bookmarkStart w:id="26" w:name="_Toc221107090"/>
+      <w:bookmarkStart w:id="28" w:name="_Toc221634010"/>
       <w:r>
         <w:rPr>
           <w:rStyle w:val="Strong"/>
@@ -5596,7 +7045,7 @@
         </w:rPr>
         <w:t>Conducting Gap Analysis – AI and its effect on HRM</w:t>
       </w:r>
-      <w:bookmarkEnd w:id="26"/>
+      <w:bookmarkEnd w:id="28"/>
     </w:p>
     <w:p>
       <w:pPr>
@@ -5607,7 +7056,7 @@
           <w:szCs w:val="20"/>
         </w:rPr>
       </w:pPr>
-      <w:bookmarkStart w:id="27" w:name="_Toc216632809"/>
+      <w:bookmarkStart w:id="29" w:name="_Toc216632809"/>
       <w:r>
         <w:rPr>
           <w:rFonts w:ascii="Arial" w:hAnsi="Arial" w:cs="Arial"/>
@@ -6166,7 +7615,7 @@
           <w:color w:val="000000" w:themeColor="text1"/>
         </w:rPr>
       </w:pPr>
-      <w:bookmarkStart w:id="28" w:name="_Toc221107091"/>
+      <w:bookmarkStart w:id="30" w:name="_Toc221634011"/>
       <w:r>
         <w:rPr>
           <w:rStyle w:val="Strong"/>
@@ -6187,7 +7636,7 @@
         </w:rPr>
         <w:t>Concerns and Recommendations</w:t>
       </w:r>
-      <w:bookmarkEnd w:id="28"/>
+      <w:bookmarkEnd w:id="30"/>
     </w:p>
     <w:p>
       <w:pPr>
@@ -6848,7 +8297,7 @@
           <w:color w:val="000000" w:themeColor="text1"/>
         </w:rPr>
       </w:pPr>
-      <w:bookmarkStart w:id="29" w:name="_Toc221107092"/>
+      <w:bookmarkStart w:id="31" w:name="_Toc221634012"/>
       <w:r>
         <w:rPr>
           <w:rStyle w:val="Strong"/>
@@ -6878,9 +8327,8 @@
           <w:bCs w:val="0"/>
           <w:color w:val="000000" w:themeColor="text1"/>
         </w:rPr>
-        <w:t>Explicating my Literature Review 1</w:t>
-      </w:r>
-      <w:bookmarkEnd w:id="27"/>
+        <w:t xml:space="preserve">Explicating </w:t>
+      </w:r>
       <w:r>
         <w:rPr>
           <w:rStyle w:val="Strong"/>
@@ -6889,9 +8337,30 @@
           <w:bCs w:val="0"/>
           <w:color w:val="000000" w:themeColor="text1"/>
         </w:rPr>
+        <w:t xml:space="preserve">the </w:t>
+      </w:r>
+      <w:r>
+        <w:rPr>
+          <w:rStyle w:val="Strong"/>
+          <w:rFonts w:ascii="Arial" w:hAnsi="Arial" w:cs="Arial"/>
+          <w:b w:val="0"/>
+          <w:bCs w:val="0"/>
+          <w:color w:val="000000" w:themeColor="text1"/>
+        </w:rPr>
+        <w:t>Literature Review 1</w:t>
+      </w:r>
+      <w:bookmarkEnd w:id="29"/>
+      <w:r>
+        <w:rPr>
+          <w:rStyle w:val="Strong"/>
+          <w:rFonts w:ascii="Arial" w:hAnsi="Arial" w:cs="Arial"/>
+          <w:b w:val="0"/>
+          <w:bCs w:val="0"/>
+          <w:color w:val="000000" w:themeColor="text1"/>
+        </w:rPr>
         <w:t xml:space="preserve"> – Applicant Attraction</w:t>
       </w:r>
-      <w:bookmarkEnd w:id="29"/>
+      <w:bookmarkEnd w:id="31"/>
     </w:p>
     <w:p>
       <w:pPr>
@@ -7529,7 +8998,7 @@
                 <w:sz w:val="20"/>
                 <w:szCs w:val="20"/>
               </w:rPr>
-              <w:t>The Scandinavian Journal of Economics</w:t>
+              <w:t>The Scandinavian Journal of Econ</w:t>
             </w:r>
           </w:p>
         </w:tc>
@@ -8100,7 +9569,7 @@
                 <w:sz w:val="20"/>
                 <w:szCs w:val="20"/>
               </w:rPr>
-              <w:t>The Scandinavian Journal of Economics</w:t>
+              <w:t>The Scandinavian Journal of Econ</w:t>
             </w:r>
           </w:p>
         </w:tc>
@@ -8641,6 +10110,9 @@
         </w:tc>
       </w:tr>
       <w:tr>
+        <w:trPr>
+          <w:trHeight w:val="80"/>
+        </w:trPr>
         <w:tc>
           <w:tcPr>
             <w:cnfStyle w:val="001000000000" w:firstRow="0" w:lastRow="0" w:firstColumn="1" w:lastColumn="0" w:oddVBand="0" w:evenVBand="0" w:oddHBand="0" w:evenHBand="0" w:firstRowFirstColumn="0" w:firstRowLastColumn="0" w:lastRowFirstColumn="0" w:lastRowLastColumn="0"/>
@@ -8659,6 +10131,7 @@
             <w:r>
               <w:rPr>
                 <w:rFonts w:ascii="Arial" w:hAnsi="Arial" w:cs="Arial"/>
+                <w:color w:val="000000" w:themeColor="text1"/>
                 <w:sz w:val="20"/>
                 <w:szCs w:val="20"/>
               </w:rPr>
@@ -8684,10 +10157,20 @@
             <w:r>
               <w:rPr>
                 <w:rFonts w:ascii="Arial" w:hAnsi="Arial" w:cs="Arial"/>
-                <w:sz w:val="20"/>
-                <w:szCs w:val="20"/>
-              </w:rPr>
-              <w:t>The Academy of Management Review</w:t>
+                <w:color w:val="000000" w:themeColor="text1"/>
+                <w:sz w:val="20"/>
+                <w:szCs w:val="20"/>
+              </w:rPr>
+              <w:t>The Quarterly Journal of Eco</w:t>
+            </w:r>
+            <w:r>
+              <w:rPr>
+                <w:rFonts w:ascii="Arial" w:hAnsi="Arial" w:cs="Arial"/>
+                <w:color w:val="000000" w:themeColor="text1"/>
+                <w:sz w:val="20"/>
+                <w:szCs w:val="20"/>
+              </w:rPr>
+              <w:t>n</w:t>
             </w:r>
           </w:p>
         </w:tc>
@@ -8709,174 +10192,11 @@
             <w:r>
               <w:rPr>
                 <w:rFonts w:ascii="Arial" w:hAnsi="Arial" w:cs="Arial"/>
-                <w:sz w:val="20"/>
-                <w:szCs w:val="20"/>
-              </w:rPr>
-              <w:t>Bowen &amp; Ostroff (2004)</w:t>
-            </w:r>
-          </w:p>
-        </w:tc>
-      </w:tr>
-      <w:tr>
-        <w:trPr>
-          <w:cnfStyle w:val="000000100000" w:firstRow="0" w:lastRow="0" w:firstColumn="0" w:lastColumn="0" w:oddVBand="0" w:evenVBand="0" w:oddHBand="1" w:evenHBand="0" w:firstRowFirstColumn="0" w:firstRowLastColumn="0" w:lastRowFirstColumn="0" w:lastRowLastColumn="0"/>
-          <w:trHeight w:val="80"/>
-        </w:trPr>
-        <w:tc>
-          <w:tcPr>
-            <w:cnfStyle w:val="001000000000" w:firstRow="0" w:lastRow="0" w:firstColumn="1" w:lastColumn="0" w:oddVBand="0" w:evenVBand="0" w:oddHBand="0" w:evenHBand="0" w:firstRowFirstColumn="0" w:firstRowLastColumn="0" w:lastRowFirstColumn="0" w:lastRowLastColumn="0"/>
-            <w:tcW w:w="1838" w:type="dxa"/>
-          </w:tcPr>
-          <w:p>
-            <w:pPr>
-              <w:jc w:val="both"/>
-              <w:rPr>
-                <w:rFonts w:ascii="Arial" w:hAnsi="Arial" w:cs="Arial"/>
                 <w:color w:val="000000" w:themeColor="text1"/>
                 <w:sz w:val="20"/>
                 <w:szCs w:val="20"/>
               </w:rPr>
-            </w:pPr>
-            <w:r>
-              <w:rPr>
-                <w:rFonts w:ascii="Arial" w:hAnsi="Arial" w:cs="Arial"/>
-                <w:color w:val="000000" w:themeColor="text1"/>
-                <w:sz w:val="20"/>
-                <w:szCs w:val="20"/>
-              </w:rPr>
-              <w:t>JSTOR</w:t>
-            </w:r>
-          </w:p>
-        </w:tc>
-        <w:tc>
-          <w:tcPr>
-            <w:tcW w:w="4172" w:type="dxa"/>
-          </w:tcPr>
-          <w:p>
-            <w:pPr>
-              <w:jc w:val="both"/>
-              <w:cnfStyle w:val="000000100000" w:firstRow="0" w:lastRow="0" w:firstColumn="0" w:lastColumn="0" w:oddVBand="0" w:evenVBand="0" w:oddHBand="1" w:evenHBand="0" w:firstRowFirstColumn="0" w:firstRowLastColumn="0" w:lastRowFirstColumn="0" w:lastRowLastColumn="0"/>
-              <w:rPr>
-                <w:rFonts w:ascii="Arial" w:hAnsi="Arial" w:cs="Arial"/>
-                <w:color w:val="000000" w:themeColor="text1"/>
-                <w:sz w:val="20"/>
-                <w:szCs w:val="20"/>
-              </w:rPr>
-            </w:pPr>
-            <w:r>
-              <w:rPr>
-                <w:rFonts w:ascii="Arial" w:hAnsi="Arial" w:cs="Arial"/>
-                <w:color w:val="000000" w:themeColor="text1"/>
-                <w:sz w:val="20"/>
-                <w:szCs w:val="20"/>
-              </w:rPr>
-              <w:t>The Quarterly Journal of Economics</w:t>
-            </w:r>
-          </w:p>
-        </w:tc>
-        <w:tc>
-          <w:tcPr>
-            <w:tcW w:w="3006" w:type="dxa"/>
-          </w:tcPr>
-          <w:p>
-            <w:pPr>
-              <w:jc w:val="both"/>
-              <w:cnfStyle w:val="000000100000" w:firstRow="0" w:lastRow="0" w:firstColumn="0" w:lastColumn="0" w:oddVBand="0" w:evenVBand="0" w:oddHBand="1" w:evenHBand="0" w:firstRowFirstColumn="0" w:firstRowLastColumn="0" w:lastRowFirstColumn="0" w:lastRowLastColumn="0"/>
-              <w:rPr>
-                <w:rFonts w:ascii="Arial" w:hAnsi="Arial" w:cs="Arial"/>
-                <w:color w:val="000000" w:themeColor="text1"/>
-                <w:sz w:val="20"/>
-                <w:szCs w:val="20"/>
-              </w:rPr>
-            </w:pPr>
-            <w:r>
-              <w:rPr>
-                <w:rFonts w:ascii="Arial" w:hAnsi="Arial" w:cs="Arial"/>
-                <w:color w:val="000000" w:themeColor="text1"/>
-                <w:sz w:val="20"/>
-                <w:szCs w:val="20"/>
-              </w:rPr>
               <w:t>Spence (1973)</w:t>
-            </w:r>
-          </w:p>
-        </w:tc>
-      </w:tr>
-      <w:tr>
-        <w:tc>
-          <w:tcPr>
-            <w:cnfStyle w:val="001000000000" w:firstRow="0" w:lastRow="0" w:firstColumn="1" w:lastColumn="0" w:oddVBand="0" w:evenVBand="0" w:oddHBand="0" w:evenHBand="0" w:firstRowFirstColumn="0" w:firstRowLastColumn="0" w:lastRowFirstColumn="0" w:lastRowLastColumn="0"/>
-            <w:tcW w:w="1838" w:type="dxa"/>
-          </w:tcPr>
-          <w:p>
-            <w:pPr>
-              <w:jc w:val="both"/>
-              <w:rPr>
-                <w:rFonts w:ascii="Arial" w:hAnsi="Arial" w:cs="Arial"/>
-                <w:color w:val="000000" w:themeColor="text1"/>
-                <w:sz w:val="20"/>
-                <w:szCs w:val="20"/>
-              </w:rPr>
-            </w:pPr>
-            <w:hyperlink r:id="rId13" w:history="1">
-              <w:r>
-                <w:rPr>
-                  <w:rStyle w:val="Hyperlink"/>
-                  <w:rFonts w:ascii="Arial" w:hAnsi="Arial" w:cs="Arial"/>
-                  <w:sz w:val="20"/>
-                  <w:szCs w:val="20"/>
-                </w:rPr>
-                <w:t>Wisconsin.edu</w:t>
-              </w:r>
-            </w:hyperlink>
-          </w:p>
-        </w:tc>
-        <w:tc>
-          <w:tcPr>
-            <w:tcW w:w="4172" w:type="dxa"/>
-          </w:tcPr>
-          <w:p>
-            <w:pPr>
-              <w:jc w:val="both"/>
-              <w:cnfStyle w:val="000000000000" w:firstRow="0" w:lastRow="0" w:firstColumn="0" w:lastColumn="0" w:oddVBand="0" w:evenVBand="0" w:oddHBand="0" w:evenHBand="0" w:firstRowFirstColumn="0" w:firstRowLastColumn="0" w:lastRowFirstColumn="0" w:lastRowLastColumn="0"/>
-              <w:rPr>
-                <w:rFonts w:ascii="Arial" w:hAnsi="Arial" w:cs="Arial"/>
-                <w:color w:val="000000" w:themeColor="text1"/>
-                <w:sz w:val="20"/>
-                <w:szCs w:val="20"/>
-              </w:rPr>
-            </w:pPr>
-            <w:r>
-              <w:rPr>
-                <w:rFonts w:ascii="Arial" w:hAnsi="Arial" w:cs="Arial"/>
-                <w:sz w:val="20"/>
-                <w:szCs w:val="20"/>
-              </w:rPr>
-              <w:t>Master of Science (Psychology) Dissertation</w:t>
-            </w:r>
-          </w:p>
-        </w:tc>
-        <w:tc>
-          <w:tcPr>
-            <w:tcW w:w="3006" w:type="dxa"/>
-          </w:tcPr>
-          <w:p>
-            <w:pPr>
-              <w:jc w:val="both"/>
-              <w:cnfStyle w:val="000000000000" w:firstRow="0" w:lastRow="0" w:firstColumn="0" w:lastColumn="0" w:oddVBand="0" w:evenVBand="0" w:oddHBand="0" w:evenHBand="0" w:firstRowFirstColumn="0" w:firstRowLastColumn="0" w:lastRowFirstColumn="0" w:lastRowLastColumn="0"/>
-              <w:rPr>
-                <w:rFonts w:ascii="Arial" w:hAnsi="Arial" w:cs="Arial"/>
-                <w:color w:val="000000" w:themeColor="text1"/>
-                <w:sz w:val="20"/>
-                <w:szCs w:val="20"/>
-              </w:rPr>
-            </w:pPr>
-            <w:r>
-              <w:rPr>
-                <w:rFonts w:ascii="Arial" w:hAnsi="Arial" w:cs="Arial"/>
-                <w:sz w:val="20"/>
-                <w:szCs w:val="20"/>
-              </w:rPr>
-              <w:t>Wright (2010)</w:t>
             </w:r>
           </w:p>
         </w:tc>
@@ -8998,7 +10318,7 @@
           <w:color w:val="000000" w:themeColor="text1"/>
         </w:rPr>
       </w:pPr>
-      <w:bookmarkStart w:id="30" w:name="_Toc216632810"/>
+      <w:bookmarkStart w:id="32" w:name="_Toc216632810"/>
     </w:p>
     <w:p>
       <w:pPr>
@@ -9013,7 +10333,7 @@
           <w:color w:val="000000" w:themeColor="text1"/>
         </w:rPr>
       </w:pPr>
-      <w:bookmarkStart w:id="31" w:name="_Toc221107093"/>
+      <w:bookmarkStart w:id="33" w:name="_Toc221634013"/>
       <w:r>
         <w:rPr>
           <w:rStyle w:val="Strong"/>
@@ -9042,9 +10362,8 @@
           <w:bCs w:val="0"/>
           <w:color w:val="000000" w:themeColor="text1"/>
         </w:rPr>
-        <w:t>Explicating my Literature Review 2</w:t>
-      </w:r>
-      <w:bookmarkEnd w:id="30"/>
+        <w:t xml:space="preserve">Explicating </w:t>
+      </w:r>
       <w:r>
         <w:rPr>
           <w:rStyle w:val="Strong"/>
@@ -9053,9 +10372,30 @@
           <w:bCs w:val="0"/>
           <w:color w:val="000000" w:themeColor="text1"/>
         </w:rPr>
+        <w:t xml:space="preserve">the </w:t>
+      </w:r>
+      <w:r>
+        <w:rPr>
+          <w:rStyle w:val="Strong"/>
+          <w:rFonts w:ascii="Arial" w:hAnsi="Arial" w:cs="Arial"/>
+          <w:b w:val="0"/>
+          <w:bCs w:val="0"/>
+          <w:color w:val="000000" w:themeColor="text1"/>
+        </w:rPr>
+        <w:t>Literature Review 2</w:t>
+      </w:r>
+      <w:bookmarkEnd w:id="32"/>
+      <w:r>
+        <w:rPr>
+          <w:rStyle w:val="Strong"/>
+          <w:rFonts w:ascii="Arial" w:hAnsi="Arial" w:cs="Arial"/>
+          <w:b w:val="0"/>
+          <w:bCs w:val="0"/>
+          <w:color w:val="000000" w:themeColor="text1"/>
+        </w:rPr>
         <w:t xml:space="preserve"> – Signalling Theory</w:t>
       </w:r>
-      <w:bookmarkEnd w:id="31"/>
+      <w:bookmarkEnd w:id="33"/>
     </w:p>
     <w:p>
       <w:pPr>
@@ -9481,7 +10821,88 @@
           <w:sz w:val="20"/>
           <w:szCs w:val="20"/>
         </w:rPr>
-        <w:t xml:space="preserve">n employer’s perception of this lottery </w:t>
+        <w:t xml:space="preserve">n employer’s perception of this lottery gamble is what Spence </w:t>
+      </w:r>
+      <w:r>
+        <w:rPr>
+          <w:rFonts w:ascii="Arial" w:hAnsi="Arial" w:cs="Arial"/>
+          <w:color w:val="000000" w:themeColor="text1"/>
+          <w:sz w:val="20"/>
+          <w:szCs w:val="20"/>
+        </w:rPr>
+        <w:t xml:space="preserve">(1973) </w:t>
+      </w:r>
+      <w:r>
+        <w:rPr>
+          <w:rFonts w:ascii="Arial" w:hAnsi="Arial" w:cs="Arial"/>
+          <w:color w:val="000000" w:themeColor="text1"/>
+          <w:sz w:val="20"/>
+          <w:szCs w:val="20"/>
+        </w:rPr>
+        <w:t xml:space="preserve">defines as </w:t>
+      </w:r>
+      <w:r>
+        <w:rPr>
+          <w:rFonts w:ascii="Arial" w:hAnsi="Arial" w:cs="Arial"/>
+          <w:color w:val="000000" w:themeColor="text1"/>
+          <w:sz w:val="20"/>
+          <w:szCs w:val="20"/>
+        </w:rPr>
+        <w:t>a</w:t>
+      </w:r>
+      <w:r>
+        <w:rPr>
+          <w:rFonts w:ascii="Arial" w:hAnsi="Arial" w:cs="Arial"/>
+          <w:color w:val="000000" w:themeColor="text1"/>
+          <w:sz w:val="20"/>
+          <w:szCs w:val="20"/>
+        </w:rPr>
+        <w:t xml:space="preserve"> “primary interest” due to the uncertainty involved </w:t>
+      </w:r>
+      <w:r>
+        <w:rPr>
+          <w:rFonts w:ascii="Arial" w:hAnsi="Arial" w:cs="Arial"/>
+          <w:color w:val="000000" w:themeColor="text1"/>
+          <w:sz w:val="20"/>
+          <w:szCs w:val="20"/>
+        </w:rPr>
+        <w:t>in making the</w:t>
+      </w:r>
+      <w:r>
+        <w:rPr>
+          <w:rFonts w:ascii="Arial" w:hAnsi="Arial" w:cs="Arial"/>
+          <w:color w:val="000000" w:themeColor="text1"/>
+          <w:sz w:val="20"/>
+          <w:szCs w:val="20"/>
+        </w:rPr>
+        <w:t xml:space="preserve"> proposed</w:t>
+      </w:r>
+      <w:r>
+        <w:rPr>
+          <w:rFonts w:ascii="Arial" w:hAnsi="Arial" w:cs="Arial"/>
+          <w:color w:val="000000" w:themeColor="text1"/>
+          <w:sz w:val="20"/>
+          <w:szCs w:val="20"/>
+        </w:rPr>
+        <w:t xml:space="preserve"> hire when weighed against</w:t>
+      </w:r>
+      <w:r>
+        <w:rPr>
+          <w:rFonts w:ascii="Arial" w:hAnsi="Arial" w:cs="Arial"/>
+          <w:color w:val="000000" w:themeColor="text1"/>
+          <w:sz w:val="20"/>
+          <w:szCs w:val="20"/>
+        </w:rPr>
+        <w:t xml:space="preserve"> the wages offered by the employer</w:t>
+      </w:r>
+      <w:r>
+        <w:rPr>
+          <w:rFonts w:ascii="Arial" w:hAnsi="Arial" w:cs="Arial"/>
+          <w:color w:val="000000" w:themeColor="text1"/>
+          <w:sz w:val="20"/>
+          <w:szCs w:val="20"/>
+        </w:rPr>
+        <w:t xml:space="preserve"> to the worker as </w:t>
       </w:r>
       <w:r>
         <w:rPr>
@@ -9491,88 +10912,7 @@
           <w:szCs w:val="20"/>
         </w:rPr>
         <w:lastRenderedPageBreak/>
-        <w:t xml:space="preserve">gamble is what Spence </w:t>
-      </w:r>
-      <w:r>
-        <w:rPr>
-          <w:rFonts w:ascii="Arial" w:hAnsi="Arial" w:cs="Arial"/>
-          <w:color w:val="000000" w:themeColor="text1"/>
-          <w:sz w:val="20"/>
-          <w:szCs w:val="20"/>
-        </w:rPr>
-        <w:t xml:space="preserve">(1973) </w:t>
-      </w:r>
-      <w:r>
-        <w:rPr>
-          <w:rFonts w:ascii="Arial" w:hAnsi="Arial" w:cs="Arial"/>
-          <w:color w:val="000000" w:themeColor="text1"/>
-          <w:sz w:val="20"/>
-          <w:szCs w:val="20"/>
-        </w:rPr>
-        <w:t xml:space="preserve">defines as </w:t>
-      </w:r>
-      <w:r>
-        <w:rPr>
-          <w:rFonts w:ascii="Arial" w:hAnsi="Arial" w:cs="Arial"/>
-          <w:color w:val="000000" w:themeColor="text1"/>
-          <w:sz w:val="20"/>
-          <w:szCs w:val="20"/>
-        </w:rPr>
-        <w:t>a</w:t>
-      </w:r>
-      <w:r>
-        <w:rPr>
-          <w:rFonts w:ascii="Arial" w:hAnsi="Arial" w:cs="Arial"/>
-          <w:color w:val="000000" w:themeColor="text1"/>
-          <w:sz w:val="20"/>
-          <w:szCs w:val="20"/>
-        </w:rPr>
-        <w:t xml:space="preserve"> “primary interest” due to the uncertainty involved </w:t>
-      </w:r>
-      <w:r>
-        <w:rPr>
-          <w:rFonts w:ascii="Arial" w:hAnsi="Arial" w:cs="Arial"/>
-          <w:color w:val="000000" w:themeColor="text1"/>
-          <w:sz w:val="20"/>
-          <w:szCs w:val="20"/>
-        </w:rPr>
-        <w:t>in making the</w:t>
-      </w:r>
-      <w:r>
-        <w:rPr>
-          <w:rFonts w:ascii="Arial" w:hAnsi="Arial" w:cs="Arial"/>
-          <w:color w:val="000000" w:themeColor="text1"/>
-          <w:sz w:val="20"/>
-          <w:szCs w:val="20"/>
-        </w:rPr>
-        <w:t xml:space="preserve"> proposed</w:t>
-      </w:r>
-      <w:r>
-        <w:rPr>
-          <w:rFonts w:ascii="Arial" w:hAnsi="Arial" w:cs="Arial"/>
-          <w:color w:val="000000" w:themeColor="text1"/>
-          <w:sz w:val="20"/>
-          <w:szCs w:val="20"/>
-        </w:rPr>
-        <w:t xml:space="preserve"> hire when weighed against</w:t>
-      </w:r>
-      <w:r>
-        <w:rPr>
-          <w:rFonts w:ascii="Arial" w:hAnsi="Arial" w:cs="Arial"/>
-          <w:color w:val="000000" w:themeColor="text1"/>
-          <w:sz w:val="20"/>
-          <w:szCs w:val="20"/>
-        </w:rPr>
-        <w:t xml:space="preserve"> the wages offered by the employer</w:t>
-      </w:r>
-      <w:r>
-        <w:rPr>
-          <w:rFonts w:ascii="Arial" w:hAnsi="Arial" w:cs="Arial"/>
-          <w:color w:val="000000" w:themeColor="text1"/>
-          <w:sz w:val="20"/>
-          <w:szCs w:val="20"/>
-        </w:rPr>
-        <w:t xml:space="preserve"> to the worker as compensation for services rendered.</w:t>
+        <w:t>compensation for services rendered.</w:t>
       </w:r>
       <w:r>
         <w:rPr>
@@ -10822,116 +12162,125 @@
           <w:sz w:val="20"/>
           <w:szCs w:val="20"/>
         </w:rPr>
+        <w:t xml:space="preserve">to imply </w:t>
+      </w:r>
+      <w:r>
+        <w:rPr>
+          <w:rFonts w:ascii="Arial" w:hAnsi="Arial" w:cs="Arial"/>
+          <w:color w:val="000000" w:themeColor="text1"/>
+          <w:sz w:val="20"/>
+          <w:szCs w:val="20"/>
+        </w:rPr>
+        <w:t xml:space="preserve">that the organisation (recruiter or hiring manager) </w:t>
+      </w:r>
+      <w:r>
+        <w:rPr>
+          <w:rFonts w:ascii="Arial" w:hAnsi="Arial" w:cs="Arial"/>
+          <w:color w:val="000000" w:themeColor="text1"/>
+          <w:sz w:val="20"/>
+          <w:szCs w:val="20"/>
+        </w:rPr>
+        <w:t xml:space="preserve">does indeed </w:t>
+      </w:r>
+      <w:r>
+        <w:rPr>
+          <w:rFonts w:ascii="Arial" w:hAnsi="Arial" w:cs="Arial"/>
+          <w:color w:val="000000" w:themeColor="text1"/>
+          <w:sz w:val="20"/>
+          <w:szCs w:val="20"/>
+        </w:rPr>
+        <w:t>perceive</w:t>
+      </w:r>
+      <w:r>
+        <w:rPr>
+          <w:rFonts w:ascii="Arial" w:hAnsi="Arial" w:cs="Arial"/>
+          <w:color w:val="000000" w:themeColor="text1"/>
+          <w:sz w:val="20"/>
+          <w:szCs w:val="20"/>
+        </w:rPr>
+        <w:t xml:space="preserve"> and internalise</w:t>
+      </w:r>
+      <w:r>
+        <w:rPr>
+          <w:rFonts w:ascii="Arial" w:hAnsi="Arial" w:cs="Arial"/>
+          <w:color w:val="000000" w:themeColor="text1"/>
+          <w:sz w:val="20"/>
+          <w:szCs w:val="20"/>
+        </w:rPr>
+        <w:t xml:space="preserve"> what Spence (1973) defines as </w:t>
+      </w:r>
+      <w:r>
+        <w:rPr>
+          <w:rFonts w:ascii="Arial" w:hAnsi="Arial" w:cs="Arial"/>
+          <w:color w:val="000000" w:themeColor="text1"/>
+          <w:sz w:val="20"/>
+          <w:szCs w:val="20"/>
+        </w:rPr>
+        <w:t>‘</w:t>
+      </w:r>
+      <w:r>
+        <w:rPr>
+          <w:rFonts w:ascii="Arial" w:hAnsi="Arial" w:cs="Arial"/>
+          <w:color w:val="000000" w:themeColor="text1"/>
+          <w:sz w:val="20"/>
+          <w:szCs w:val="20"/>
+        </w:rPr>
+        <w:t>alterable</w:t>
+      </w:r>
+      <w:r>
+        <w:rPr>
+          <w:rFonts w:ascii="Arial" w:hAnsi="Arial" w:cs="Arial"/>
+          <w:color w:val="000000" w:themeColor="text1"/>
+          <w:sz w:val="20"/>
+          <w:szCs w:val="20"/>
+        </w:rPr>
+        <w:t>’</w:t>
+      </w:r>
+      <w:r>
+        <w:rPr>
+          <w:rFonts w:ascii="Arial" w:hAnsi="Arial" w:cs="Arial"/>
+          <w:color w:val="000000" w:themeColor="text1"/>
+          <w:sz w:val="20"/>
+          <w:szCs w:val="20"/>
+        </w:rPr>
+        <w:t xml:space="preserve"> attributes (</w:t>
+      </w:r>
+      <w:r>
+        <w:rPr>
+          <w:rFonts w:ascii="Arial" w:hAnsi="Arial" w:cs="Arial"/>
+          <w:color w:val="000000" w:themeColor="text1"/>
+          <w:sz w:val="20"/>
+          <w:szCs w:val="20"/>
+        </w:rPr>
+        <w:t xml:space="preserve">for instance, the highest </w:t>
+      </w:r>
+      <w:r>
+        <w:rPr>
+          <w:rFonts w:ascii="Arial" w:hAnsi="Arial" w:cs="Arial"/>
+          <w:color w:val="000000" w:themeColor="text1"/>
+          <w:sz w:val="20"/>
+          <w:szCs w:val="20"/>
+        </w:rPr>
+        <w:t xml:space="preserve">level of education </w:t>
+      </w:r>
+      <w:r>
+        <w:rPr>
+          <w:rFonts w:ascii="Arial" w:hAnsi="Arial" w:cs="Arial"/>
+          <w:color w:val="000000" w:themeColor="text1"/>
+          <w:sz w:val="20"/>
+          <w:szCs w:val="20"/>
+        </w:rPr>
+        <w:t xml:space="preserve">signalled by </w:t>
+      </w:r>
+      <w:r>
+        <w:rPr>
+          <w:rFonts w:ascii="Arial" w:hAnsi="Arial" w:cs="Arial"/>
+          <w:color w:val="000000" w:themeColor="text1"/>
+          <w:sz w:val="20"/>
+          <w:szCs w:val="20"/>
+        </w:rPr>
         <w:lastRenderedPageBreak/>
-        <w:t xml:space="preserve">to imply </w:t>
-      </w:r>
-      <w:r>
-        <w:rPr>
-          <w:rFonts w:ascii="Arial" w:hAnsi="Arial" w:cs="Arial"/>
-          <w:color w:val="000000" w:themeColor="text1"/>
-          <w:sz w:val="20"/>
-          <w:szCs w:val="20"/>
-        </w:rPr>
-        <w:t xml:space="preserve">that the organisation (recruiter or hiring manager) </w:t>
-      </w:r>
-      <w:r>
-        <w:rPr>
-          <w:rFonts w:ascii="Arial" w:hAnsi="Arial" w:cs="Arial"/>
-          <w:color w:val="000000" w:themeColor="text1"/>
-          <w:sz w:val="20"/>
-          <w:szCs w:val="20"/>
-        </w:rPr>
-        <w:t xml:space="preserve">does indeed </w:t>
-      </w:r>
-      <w:r>
-        <w:rPr>
-          <w:rFonts w:ascii="Arial" w:hAnsi="Arial" w:cs="Arial"/>
-          <w:color w:val="000000" w:themeColor="text1"/>
-          <w:sz w:val="20"/>
-          <w:szCs w:val="20"/>
-        </w:rPr>
-        <w:t>perceive</w:t>
-      </w:r>
-      <w:r>
-        <w:rPr>
-          <w:rFonts w:ascii="Arial" w:hAnsi="Arial" w:cs="Arial"/>
-          <w:color w:val="000000" w:themeColor="text1"/>
-          <w:sz w:val="20"/>
-          <w:szCs w:val="20"/>
-        </w:rPr>
-        <w:t xml:space="preserve"> and internalise</w:t>
-      </w:r>
-      <w:r>
-        <w:rPr>
-          <w:rFonts w:ascii="Arial" w:hAnsi="Arial" w:cs="Arial"/>
-          <w:color w:val="000000" w:themeColor="text1"/>
-          <w:sz w:val="20"/>
-          <w:szCs w:val="20"/>
-        </w:rPr>
-        <w:t xml:space="preserve"> what Spence (1973) defines as </w:t>
-      </w:r>
-      <w:r>
-        <w:rPr>
-          <w:rFonts w:ascii="Arial" w:hAnsi="Arial" w:cs="Arial"/>
-          <w:color w:val="000000" w:themeColor="text1"/>
-          <w:sz w:val="20"/>
-          <w:szCs w:val="20"/>
-        </w:rPr>
-        <w:t>‘</w:t>
-      </w:r>
-      <w:r>
-        <w:rPr>
-          <w:rFonts w:ascii="Arial" w:hAnsi="Arial" w:cs="Arial"/>
-          <w:color w:val="000000" w:themeColor="text1"/>
-          <w:sz w:val="20"/>
-          <w:szCs w:val="20"/>
-        </w:rPr>
-        <w:t>alterable</w:t>
-      </w:r>
-      <w:r>
-        <w:rPr>
-          <w:rFonts w:ascii="Arial" w:hAnsi="Arial" w:cs="Arial"/>
-          <w:color w:val="000000" w:themeColor="text1"/>
-          <w:sz w:val="20"/>
-          <w:szCs w:val="20"/>
-        </w:rPr>
-        <w:t>’</w:t>
-      </w:r>
-      <w:r>
-        <w:rPr>
-          <w:rFonts w:ascii="Arial" w:hAnsi="Arial" w:cs="Arial"/>
-          <w:color w:val="000000" w:themeColor="text1"/>
-          <w:sz w:val="20"/>
-          <w:szCs w:val="20"/>
-        </w:rPr>
-        <w:t xml:space="preserve"> attributes (</w:t>
-      </w:r>
-      <w:r>
-        <w:rPr>
-          <w:rFonts w:ascii="Arial" w:hAnsi="Arial" w:cs="Arial"/>
-          <w:color w:val="000000" w:themeColor="text1"/>
-          <w:sz w:val="20"/>
-          <w:szCs w:val="20"/>
-        </w:rPr>
-        <w:t xml:space="preserve">for instance, the highest </w:t>
-      </w:r>
-      <w:r>
-        <w:rPr>
-          <w:rFonts w:ascii="Arial" w:hAnsi="Arial" w:cs="Arial"/>
-          <w:color w:val="000000" w:themeColor="text1"/>
-          <w:sz w:val="20"/>
-          <w:szCs w:val="20"/>
-        </w:rPr>
-        <w:t xml:space="preserve">level of education </w:t>
-      </w:r>
-      <w:r>
-        <w:rPr>
-          <w:rFonts w:ascii="Arial" w:hAnsi="Arial" w:cs="Arial"/>
-          <w:color w:val="000000" w:themeColor="text1"/>
-          <w:sz w:val="20"/>
-          <w:szCs w:val="20"/>
-        </w:rPr>
-        <w:t xml:space="preserve">signalled by the candidate </w:t>
+        <w:t xml:space="preserve">the candidate </w:t>
       </w:r>
       <w:r>
         <w:rPr>
@@ -11705,7 +13054,7 @@
           <w:color w:val="000000" w:themeColor="text1"/>
         </w:rPr>
       </w:pPr>
-      <w:bookmarkStart w:id="32" w:name="_Toc221107094"/>
+      <w:bookmarkStart w:id="34" w:name="_Toc221634014"/>
       <w:r>
         <w:rPr>
           <w:rStyle w:val="Strong"/>
@@ -11744,9 +13093,29 @@
           <w:bCs w:val="0"/>
           <w:color w:val="000000" w:themeColor="text1"/>
         </w:rPr>
-        <w:t>Explicating my Literature Review 3 – Recruitment &amp; Selection</w:t>
-      </w:r>
-      <w:bookmarkEnd w:id="32"/>
+        <w:t xml:space="preserve">Explicating </w:t>
+      </w:r>
+      <w:r>
+        <w:rPr>
+          <w:rStyle w:val="Strong"/>
+          <w:rFonts w:ascii="Arial" w:hAnsi="Arial" w:cs="Arial"/>
+          <w:b w:val="0"/>
+          <w:bCs w:val="0"/>
+          <w:color w:val="000000" w:themeColor="text1"/>
+        </w:rPr>
+        <w:t>the</w:t>
+      </w:r>
+      <w:r>
+        <w:rPr>
+          <w:rStyle w:val="Strong"/>
+          <w:rFonts w:ascii="Arial" w:hAnsi="Arial" w:cs="Arial"/>
+          <w:b w:val="0"/>
+          <w:bCs w:val="0"/>
+          <w:color w:val="000000" w:themeColor="text1"/>
+        </w:rPr>
+        <w:t xml:space="preserve"> Literature Review 3 – Recruitment &amp; Selection</w:t>
+      </w:r>
+      <w:bookmarkEnd w:id="34"/>
     </w:p>
     <w:p>
       <w:pPr>
@@ -11788,10 +13157,7 @@
       <w:pPr>
         <w:jc w:val="both"/>
         <w:rPr>
-          <w:rStyle w:val="Strong"/>
-          <w:rFonts w:ascii="Arial" w:hAnsi="Arial" w:cs="Arial"/>
-          <w:b w:val="0"/>
-          <w:bCs w:val="0"/>
+          <w:rFonts w:ascii="Arial" w:hAnsi="Arial" w:cs="Arial"/>
           <w:sz w:val="20"/>
           <w:szCs w:val="20"/>
         </w:rPr>
@@ -11826,7 +13192,7 @@
           <w:color w:val="000000" w:themeColor="text1"/>
         </w:rPr>
       </w:pPr>
-      <w:bookmarkStart w:id="33" w:name="_Toc221107095"/>
+      <w:bookmarkStart w:id="35" w:name="_Toc221634015"/>
       <w:r>
         <w:rPr>
           <w:rStyle w:val="Strong"/>
@@ -11865,9 +13231,39 @@
           <w:bCs w:val="0"/>
           <w:color w:val="000000" w:themeColor="text1"/>
         </w:rPr>
-        <w:t xml:space="preserve"> Journal of Economic Literature (JEL) Classification</w:t>
-      </w:r>
-      <w:bookmarkEnd w:id="33"/>
+        <w:t xml:space="preserve"> JEL</w:t>
+      </w:r>
+      <w:r>
+        <w:rPr>
+          <w:rStyle w:val="Strong"/>
+          <w:rFonts w:ascii="Arial" w:hAnsi="Arial" w:cs="Arial"/>
+          <w:b w:val="0"/>
+          <w:bCs w:val="0"/>
+          <w:color w:val="000000" w:themeColor="text1"/>
+        </w:rPr>
+        <w:t xml:space="preserve"> </w:t>
+      </w:r>
+      <w:r>
+        <w:rPr>
+          <w:rStyle w:val="Strong"/>
+          <w:rFonts w:ascii="Arial" w:hAnsi="Arial" w:cs="Arial"/>
+          <w:b w:val="0"/>
+          <w:bCs w:val="0"/>
+          <w:color w:val="000000" w:themeColor="text1"/>
+        </w:rPr>
+        <w:t>Classification</w:t>
+      </w:r>
+      <w:r>
+        <w:rPr>
+          <w:rStyle w:val="Strong"/>
+          <w:rFonts w:ascii="Arial" w:hAnsi="Arial" w:cs="Arial"/>
+          <w:b w:val="0"/>
+          <w:bCs w:val="0"/>
+          <w:color w:val="000000" w:themeColor="text1"/>
+        </w:rPr>
+        <w:t>s</w:t>
+      </w:r>
+      <w:bookmarkEnd w:id="35"/>
     </w:p>
     <w:p>
       <w:pPr>
@@ -12786,7 +14182,6 @@
                 <w:sz w:val="20"/>
                 <w:szCs w:val="20"/>
               </w:rPr>
-              <w:lastRenderedPageBreak/>
               <w:t>I14</w:t>
             </w:r>
           </w:p>
@@ -12857,8 +14252,7 @@
           <w:color w:val="000000" w:themeColor="text1"/>
         </w:rPr>
       </w:pPr>
-      <w:bookmarkStart w:id="34" w:name="_Toc221107096"/>
-      <w:bookmarkEnd w:id="23"/>
+      <w:bookmarkStart w:id="36" w:name="_Toc221634016"/>
       <w:r>
         <w:rPr>
           <w:rStyle w:val="Strong"/>
@@ -12867,9 +14261,312 @@
           <w:bCs w:val="0"/>
           <w:color w:val="000000" w:themeColor="text1"/>
         </w:rPr>
+        <w:lastRenderedPageBreak/>
+        <w:t>1.2</w:t>
+      </w:r>
+      <w:r>
+        <w:rPr>
+          <w:rStyle w:val="Strong"/>
+          <w:rFonts w:ascii="Arial" w:hAnsi="Arial" w:cs="Arial"/>
+          <w:b w:val="0"/>
+          <w:bCs w:val="0"/>
+          <w:color w:val="000000" w:themeColor="text1"/>
+        </w:rPr>
+        <w:t>4</w:t>
+      </w:r>
+      <w:r>
+        <w:rPr>
+          <w:rStyle w:val="Strong"/>
+          <w:rFonts w:ascii="Arial" w:hAnsi="Arial" w:cs="Arial"/>
+          <w:b w:val="0"/>
+          <w:bCs w:val="0"/>
+          <w:color w:val="000000" w:themeColor="text1"/>
+        </w:rPr>
+        <w:t xml:space="preserve"> </w:t>
+      </w:r>
+      <w:r>
+        <w:rPr>
+          <w:rStyle w:val="Strong"/>
+          <w:rFonts w:ascii="Arial" w:hAnsi="Arial" w:cs="Arial"/>
+          <w:b w:val="0"/>
+          <w:bCs w:val="0"/>
+          <w:color w:val="000000" w:themeColor="text1"/>
+        </w:rPr>
+        <w:t>Discussion</w:t>
+      </w:r>
+      <w:bookmarkEnd w:id="36"/>
+    </w:p>
+    <w:p>
+      <w:pPr>
+        <w:jc w:val="both"/>
+        <w:rPr>
+          <w:rFonts w:ascii="Arial" w:hAnsi="Arial" w:cs="Arial"/>
+          <w:sz w:val="20"/>
+          <w:szCs w:val="20"/>
+        </w:rPr>
+      </w:pPr>
+      <w:r>
+        <w:rPr>
+          <w:rFonts w:ascii="Arial" w:hAnsi="Arial" w:cs="Arial"/>
+          <w:sz w:val="20"/>
+          <w:szCs w:val="20"/>
+        </w:rPr>
+        <w:t>A great example of how a high-growth firm’s ne</w:t>
+      </w:r>
+      <w:r>
+        <w:rPr>
+          <w:rFonts w:ascii="Arial" w:hAnsi="Arial" w:cs="Arial"/>
+          <w:sz w:val="20"/>
+          <w:szCs w:val="20"/>
+        </w:rPr>
+        <w:t xml:space="preserve">urodiversity </w:t>
+      </w:r>
+      <w:r>
+        <w:rPr>
+          <w:rFonts w:ascii="Arial" w:hAnsi="Arial" w:cs="Arial"/>
+          <w:sz w:val="20"/>
+          <w:szCs w:val="20"/>
+        </w:rPr>
+        <w:t>h</w:t>
+      </w:r>
+      <w:r>
+        <w:rPr>
+          <w:rFonts w:ascii="Arial" w:hAnsi="Arial" w:cs="Arial"/>
+          <w:sz w:val="20"/>
+          <w:szCs w:val="20"/>
+        </w:rPr>
+        <w:t xml:space="preserve">iring approach </w:t>
+      </w:r>
+      <w:r>
+        <w:rPr>
+          <w:rFonts w:ascii="Arial" w:hAnsi="Arial" w:cs="Arial"/>
+          <w:sz w:val="20"/>
+          <w:szCs w:val="20"/>
+        </w:rPr>
+        <w:t xml:space="preserve">can </w:t>
+      </w:r>
+      <w:r>
+        <w:rPr>
+          <w:rFonts w:ascii="Arial" w:hAnsi="Arial" w:cs="Arial"/>
+          <w:sz w:val="20"/>
+          <w:szCs w:val="20"/>
+        </w:rPr>
+        <w:t>eliminate</w:t>
+      </w:r>
+      <w:r>
+        <w:rPr>
+          <w:rFonts w:ascii="Arial" w:hAnsi="Arial" w:cs="Arial"/>
+          <w:sz w:val="20"/>
+          <w:szCs w:val="20"/>
+        </w:rPr>
+        <w:t xml:space="preserve"> the bias of the interviewer, recruiter or hiring manager</w:t>
+      </w:r>
+      <w:r>
+        <w:rPr>
+          <w:rFonts w:ascii="Arial" w:hAnsi="Arial" w:cs="Arial"/>
+          <w:sz w:val="20"/>
+          <w:szCs w:val="20"/>
+        </w:rPr>
+        <w:t xml:space="preserve"> </w:t>
+      </w:r>
+      <w:r>
+        <w:rPr>
+          <w:rFonts w:ascii="Arial" w:hAnsi="Arial" w:cs="Arial"/>
+          <w:sz w:val="20"/>
+          <w:szCs w:val="20"/>
+        </w:rPr>
+        <w:t>comes in the form of Microsoft recruitment and workplace accom</w:t>
+      </w:r>
+      <w:r>
+        <w:rPr>
+          <w:rFonts w:ascii="Arial" w:hAnsi="Arial" w:cs="Arial"/>
+          <w:sz w:val="20"/>
+          <w:szCs w:val="20"/>
+        </w:rPr>
+        <w:t>m</w:t>
+      </w:r>
+      <w:r>
+        <w:rPr>
+          <w:rFonts w:ascii="Arial" w:hAnsi="Arial" w:cs="Arial"/>
+          <w:sz w:val="20"/>
+          <w:szCs w:val="20"/>
+        </w:rPr>
+        <w:t>odations (</w:t>
+      </w:r>
+      <w:r>
+        <w:rPr>
+          <w:rFonts w:ascii="Arial" w:hAnsi="Arial" w:cs="Arial"/>
+          <w:sz w:val="20"/>
+          <w:szCs w:val="20"/>
+        </w:rPr>
+        <w:t xml:space="preserve">Microsoft, </w:t>
+      </w:r>
+      <w:r>
+        <w:rPr>
+          <w:rFonts w:ascii="Arial" w:hAnsi="Arial" w:cs="Arial"/>
+          <w:sz w:val="20"/>
+          <w:szCs w:val="20"/>
+        </w:rPr>
+        <w:t>202</w:t>
+      </w:r>
+      <w:r>
+        <w:rPr>
+          <w:rFonts w:ascii="Arial" w:hAnsi="Arial" w:cs="Arial"/>
+          <w:sz w:val="20"/>
+          <w:szCs w:val="20"/>
+        </w:rPr>
+        <w:t>6</w:t>
+      </w:r>
+      <w:r>
+        <w:rPr>
+          <w:rFonts w:ascii="Arial" w:hAnsi="Arial" w:cs="Arial"/>
+          <w:sz w:val="20"/>
+          <w:szCs w:val="20"/>
+        </w:rPr>
+        <w:t>)</w:t>
+      </w:r>
+      <w:r>
+        <w:rPr>
+          <w:rFonts w:ascii="Arial" w:hAnsi="Arial" w:cs="Arial"/>
+          <w:sz w:val="20"/>
+          <w:szCs w:val="20"/>
+        </w:rPr>
+        <w:t>.</w:t>
+      </w:r>
+      <w:r>
+        <w:rPr>
+          <w:rFonts w:ascii="Arial" w:hAnsi="Arial" w:cs="Arial"/>
+          <w:sz w:val="20"/>
+          <w:szCs w:val="20"/>
+        </w:rPr>
+        <w:t xml:space="preserve"> </w:t>
+      </w:r>
+    </w:p>
+    <w:p>
+      <w:pPr>
+        <w:jc w:val="both"/>
+        <w:rPr>
+          <w:rStyle w:val="Strong"/>
+          <w:rFonts w:ascii="Arial" w:hAnsi="Arial" w:cs="Arial"/>
+          <w:b w:val="0"/>
+          <w:bCs w:val="0"/>
+          <w:sz w:val="20"/>
+          <w:szCs w:val="20"/>
+        </w:rPr>
+      </w:pPr>
+      <w:r>
+        <w:rPr>
+          <w:rFonts w:ascii="Arial" w:hAnsi="Arial" w:cs="Arial"/>
+          <w:sz w:val="20"/>
+          <w:szCs w:val="20"/>
+        </w:rPr>
+        <w:t>Axiology which studies the science of value</w:t>
+      </w:r>
+      <w:r>
+        <w:rPr>
+          <w:rFonts w:ascii="Arial" w:hAnsi="Arial" w:cs="Arial"/>
+          <w:sz w:val="20"/>
+          <w:szCs w:val="20"/>
+        </w:rPr>
+        <w:t xml:space="preserve"> (Bahm, 2021)</w:t>
+      </w:r>
+      <w:r>
+        <w:rPr>
+          <w:rFonts w:ascii="Arial" w:hAnsi="Arial" w:cs="Arial"/>
+          <w:sz w:val="20"/>
+          <w:szCs w:val="20"/>
+        </w:rPr>
+        <w:t xml:space="preserve"> is an important aspect to consider when developing a </w:t>
+      </w:r>
+      <w:r>
+        <w:rPr>
+          <w:rFonts w:ascii="Arial" w:hAnsi="Arial" w:cs="Arial"/>
+          <w:sz w:val="20"/>
+          <w:szCs w:val="20"/>
+        </w:rPr>
+        <w:t>theoretical understanding of recruitment.</w:t>
+      </w:r>
+      <w:r>
+        <w:rPr>
+          <w:rFonts w:ascii="Arial" w:hAnsi="Arial" w:cs="Arial"/>
+          <w:sz w:val="20"/>
+          <w:szCs w:val="20"/>
+        </w:rPr>
+        <w:t xml:space="preserve"> Contextualising and internalising the scientific value of the process requires an understanding of the employer’s brand value, and its positioning relative </w:t>
+      </w:r>
+      <w:r>
+        <w:rPr>
+          <w:rFonts w:ascii="Arial" w:hAnsi="Arial" w:cs="Arial"/>
+          <w:sz w:val="20"/>
+          <w:szCs w:val="20"/>
+        </w:rPr>
+        <w:t xml:space="preserve">proximity </w:t>
+      </w:r>
+      <w:r>
+        <w:rPr>
+          <w:rFonts w:ascii="Arial" w:hAnsi="Arial" w:cs="Arial"/>
+          <w:sz w:val="20"/>
+          <w:szCs w:val="20"/>
+        </w:rPr>
+        <w:t xml:space="preserve">to </w:t>
+      </w:r>
+      <w:r>
+        <w:rPr>
+          <w:rFonts w:ascii="Arial" w:hAnsi="Arial" w:cs="Arial"/>
+          <w:sz w:val="20"/>
+          <w:szCs w:val="20"/>
+        </w:rPr>
+        <w:t xml:space="preserve">the preferences of ideal applicants and </w:t>
+      </w:r>
+      <w:r>
+        <w:rPr>
+          <w:rFonts w:ascii="Arial" w:hAnsi="Arial" w:cs="Arial"/>
+          <w:sz w:val="20"/>
+          <w:szCs w:val="20"/>
+        </w:rPr>
+        <w:t>other organizations.</w:t>
+      </w:r>
+    </w:p>
+    <w:p>
+      <w:pPr>
+        <w:rPr>
+          <w:rFonts w:ascii="Arial" w:hAnsi="Arial" w:cs="Arial"/>
+        </w:rPr>
+      </w:pPr>
+    </w:p>
+    <w:p>
+      <w:pPr>
+        <w:rPr>
+          <w:rFonts w:ascii="Arial" w:hAnsi="Arial" w:cs="Arial"/>
+        </w:rPr>
+      </w:pPr>
+    </w:p>
+    <w:p>
+      <w:pPr>
+        <w:pStyle w:val="Heading2"/>
+        <w:contextualSpacing/>
+        <w:jc w:val="both"/>
+        <w:rPr>
+          <w:rStyle w:val="Strong"/>
+          <w:rFonts w:ascii="Arial" w:hAnsi="Arial" w:cs="Arial"/>
+          <w:b w:val="0"/>
+          <w:bCs w:val="0"/>
+          <w:color w:val="000000" w:themeColor="text1"/>
+        </w:rPr>
+      </w:pPr>
+      <w:bookmarkStart w:id="37" w:name="_Toc221634017"/>
+      <w:bookmarkEnd w:id="24"/>
+      <w:r>
+        <w:rPr>
+          <w:rStyle w:val="Strong"/>
+          <w:rFonts w:ascii="Arial" w:hAnsi="Arial" w:cs="Arial"/>
+          <w:b w:val="0"/>
+          <w:bCs w:val="0"/>
+          <w:color w:val="000000" w:themeColor="text1"/>
+        </w:rPr>
         <w:t>References</w:t>
       </w:r>
-      <w:bookmarkEnd w:id="34"/>
+      <w:bookmarkEnd w:id="37"/>
     </w:p>
     <w:p>
       <w:pPr>
@@ -13088,7 +14785,7 @@
         </w:rPr>
         <w:t xml:space="preserve">, 20(1), pp. e1–e12. Available at: </w:t>
       </w:r>
-      <w:hyperlink r:id="rId14" w:history="1">
+      <w:hyperlink r:id="rId13" w:history="1">
         <w:r>
           <w:rPr>
             <w:rStyle w:val="Hyperlink"/>
@@ -13245,7 +14942,7 @@
         </w:rPr>
         <w:t xml:space="preserve">, 27(6), pp. 1746–1763. Available at: </w:t>
       </w:r>
-      <w:hyperlink r:id="rId15" w:history="1">
+      <w:hyperlink r:id="rId14" w:history="1">
         <w:r>
           <w:rPr>
             <w:rStyle w:val="Hyperlink"/>
@@ -13285,9 +14982,27 @@
           <w:sz w:val="20"/>
           <w:szCs w:val="20"/>
         </w:rPr>
-        <w:t xml:space="preserve">Depp, C.A. and Jeste, D.V. (2004), Bipolar disorder in older adults: a critical review. Bipolar Disorders, 6: 343-367. </w:t>
-      </w:r>
-      <w:hyperlink r:id="rId16" w:history="1">
+        <w:t xml:space="preserve">Depp, C.A. and Jeste, D.V. (2004), </w:t>
+      </w:r>
+      <w:proofErr w:type="gramStart"/>
+      <w:r>
+        <w:rPr>
+          <w:rFonts w:ascii="Arial" w:hAnsi="Arial" w:cs="Arial"/>
+          <w:sz w:val="20"/>
+          <w:szCs w:val="20"/>
+        </w:rPr>
+        <w:t>Bipolar disorder</w:t>
+      </w:r>
+      <w:proofErr w:type="gramEnd"/>
+      <w:r>
+        <w:rPr>
+          <w:rFonts w:ascii="Arial" w:hAnsi="Arial" w:cs="Arial"/>
+          <w:sz w:val="20"/>
+          <w:szCs w:val="20"/>
+        </w:rPr>
+        <w:t xml:space="preserve"> in older adults: a critical review. Bipolar Disorders, 6: 343-367. </w:t>
+      </w:r>
+      <w:hyperlink r:id="rId15" w:history="1">
         <w:r>
           <w:rPr>
             <w:rStyle w:val="Hyperlink"/>
@@ -13328,7 +15043,7 @@
         </w:rPr>
         <w:t xml:space="preserve">Doyle (2025) ‘To Get Britain Working? Invest In People: Mayfield’s Report’, Available at: </w:t>
       </w:r>
-      <w:hyperlink r:id="rId17" w:history="1">
+      <w:hyperlink r:id="rId16" w:history="1">
         <w:r>
           <w:rPr>
             <w:rStyle w:val="Hyperlink"/>
@@ -13387,7 +15102,7 @@
         </w:rPr>
         <w:t>, Vol. ahead-of-print No. ahead-of-print. </w:t>
       </w:r>
-      <w:hyperlink r:id="rId18" w:tgtFrame="_blank" w:history="1">
+      <w:hyperlink r:id="rId17" w:tgtFrame="_blank" w:history="1">
         <w:r>
           <w:rPr>
             <w:rStyle w:val="Hyperlink"/>
@@ -13474,6 +15189,7 @@
           <w:sz w:val="20"/>
           <w:szCs w:val="20"/>
         </w:rPr>
+        <w:lastRenderedPageBreak/>
         <w:t>Forbes Magazine (2025) ‘</w:t>
       </w:r>
       <w:r>
@@ -13494,7 +15210,7 @@
         </w:rPr>
         <w:t xml:space="preserve">’, Available at : </w:t>
       </w:r>
-      <w:hyperlink r:id="rId19" w:history="1">
+      <w:hyperlink r:id="rId18" w:history="1">
         <w:r>
           <w:rPr>
             <w:rStyle w:val="Hyperlink"/>
@@ -13620,7 +15336,7 @@
         </w:rPr>
         <w:t xml:space="preserve">, 57(2), pp. 383–404. </w:t>
       </w:r>
-      <w:hyperlink r:id="rId20" w:history="1">
+      <w:hyperlink r:id="rId19" w:history="1">
         <w:r>
           <w:rPr>
             <w:rStyle w:val="Hyperlink"/>
@@ -13660,7 +15376,6 @@
           <w:sz w:val="20"/>
           <w:szCs w:val="20"/>
         </w:rPr>
-        <w:lastRenderedPageBreak/>
         <w:t xml:space="preserve">Khan, M. H., Grabarski, M. K., Ali, M., &amp; Buckmaster, S. (2023). Insights into Creating and Managing an Inclusive Neurodiverse Workplace for Positive Outcomes: A Multistage Theoretical Framework. </w:t>
       </w:r>
       <w:r>
@@ -13699,7 +15414,7 @@
         </w:rPr>
         <w:t xml:space="preserve">(5), 1339-1386. </w:t>
       </w:r>
-      <w:hyperlink r:id="rId21" w:history="1">
+      <w:hyperlink r:id="rId20" w:history="1">
         <w:r>
           <w:rPr>
             <w:rStyle w:val="Hyperlink"/>
@@ -13761,7 +15476,7 @@
         </w:rPr>
         <w:t xml:space="preserve">Harvard Business Review, </w:t>
       </w:r>
-      <w:hyperlink r:id="rId22" w:history="1">
+      <w:hyperlink r:id="rId21" w:history="1">
         <w:r>
           <w:rPr>
             <w:rStyle w:val="Hyperlink"/>
@@ -13916,7 +15631,7 @@
         </w:rPr>
         <w:t xml:space="preserve">Available at: </w:t>
       </w:r>
-      <w:hyperlink r:id="rId23" w:history="1">
+      <w:hyperlink r:id="rId22" w:history="1">
         <w:r>
           <w:rPr>
             <w:rStyle w:val="Hyperlink"/>
@@ -13997,7 +15712,7 @@
         </w:rPr>
         <w:t>Mirowska, A. and Arsenyan, J. (2025), A Bridge Too Far: Signalling Effects of Artificial Intelligence Evaluation of Job Interviews. International Journal of Selection and Assessment, 33: e70008. </w:t>
       </w:r>
-      <w:hyperlink r:id="rId24" w:history="1">
+      <w:hyperlink r:id="rId23" w:history="1">
         <w:r>
           <w:rPr>
             <w:rStyle w:val="Hyperlink"/>
@@ -14045,7 +15760,7 @@
         </w:rPr>
         <w:t xml:space="preserve">’, Available at: </w:t>
       </w:r>
-      <w:hyperlink r:id="rId25" w:history="1">
+      <w:hyperlink r:id="rId24" w:history="1">
         <w:r>
           <w:rPr>
             <w:rStyle w:val="Hyperlink"/>
@@ -14180,7 +15895,7 @@
         </w:rPr>
         <w:t>, 126: pp. 419-439. </w:t>
       </w:r>
-      <w:hyperlink r:id="rId26" w:history="1">
+      <w:hyperlink r:id="rId25" w:history="1">
         <w:r>
           <w:rPr>
             <w:rStyle w:val="Hyperlink"/>
@@ -14318,6 +16033,7 @@
           <w:sz w:val="20"/>
           <w:szCs w:val="20"/>
         </w:rPr>
+        <w:lastRenderedPageBreak/>
         <w:t xml:space="preserve">Suen, H.-Y., Hung, K.-E. and Tseng, F.-H. (2020) ‘Employer Ratings through Crowdsourcing on social media: An Examination of U.S. Fortune 500 Companies’, </w:t>
       </w:r>
       <w:r>
@@ -14338,7 +16054,7 @@
         </w:rPr>
         <w:t xml:space="preserve">, 12(16), p. 6308. Available at: </w:t>
       </w:r>
-      <w:hyperlink r:id="rId27" w:history="1">
+      <w:hyperlink r:id="rId26" w:history="1">
         <w:r>
           <w:rPr>
             <w:rStyle w:val="Hyperlink"/>
@@ -14372,7 +16088,7 @@
         </w:rPr>
         <w:t xml:space="preserve">University of Hull Library (2025) ‘Literature Review: Reviewing for Research’, University of Hull Skills Team, Available at: </w:t>
       </w:r>
-      <w:hyperlink r:id="rId28" w:history="1">
+      <w:hyperlink r:id="rId27" w:history="1">
         <w:r>
           <w:rPr>
             <w:rStyle w:val="Hyperlink"/>
@@ -14469,7 +16185,6 @@
           <w:sz w:val="20"/>
           <w:szCs w:val="20"/>
         </w:rPr>
-        <w:lastRenderedPageBreak/>
         <w:t>Vogel, D., Döring, M. and Sievert, M. (2024) ‘Motivational signals in public sector job advertisements and how they relate to attracting and hiring candidates’, </w:t>
       </w:r>
       <w:r>
@@ -14587,7 +16302,7 @@
         </w:rPr>
         <w:t xml:space="preserve">”, Available at: </w:t>
       </w:r>
-      <w:hyperlink r:id="rId29" w:history="1">
+      <w:hyperlink r:id="rId28" w:history="1">
         <w:r>
           <w:rPr>
             <w:rStyle w:val="Hyperlink"/>
@@ -14609,7 +16324,7 @@
       </w:r>
     </w:p>
     <w:sectPr>
-      <w:footerReference w:type="default" r:id="rId30"/>
+      <w:footerReference w:type="default" r:id="rId29"/>
       <w:pgSz w:w="11906" w:h="16838"/>
       <w:pgMar w:top="1440" w:right="1440" w:bottom="1440" w:left="1440" w:header="708" w:footer="708" w:gutter="0"/>
       <w:pgBorders w:offsetFrom="page">
@@ -14627,7 +16342,7 @@
 
 <file path=word/comments.xml><?xml version="1.0" encoding="utf-8"?>
 <w:comments xmlns:wpc="http://schemas.microsoft.com/office/word/2010/wordprocessingCanvas" xmlns:cx="http://schemas.microsoft.com/office/drawing/2014/chartex" xmlns:cx1="http://schemas.microsoft.com/office/drawing/2015/9/8/chartex" xmlns:cx2="http://schemas.microsoft.com/office/drawing/2015/10/21/chartex" xmlns:cx3="http://schemas.microsoft.com/office/drawing/2016/5/9/chartex" xmlns:cx4="http://schemas.microsoft.com/office/drawing/2016/5/10/chartex" xmlns:cx5="http://schemas.microsoft.com/office/drawing/2016/5/11/chartex" xmlns:cx6="http://schemas.microsoft.com/office/drawing/2016/5/12/chartex" xmlns:cx7="http://schemas.microsoft.com/office/drawing/2016/5/13/chartex" xmlns:cx8="http://schemas.microsoft.com/office/drawing/2016/5/14/chartex" xmlns:mc="http://schemas.openxmlformats.org/markup-compatibility/2006" xmlns:aink="http://schemas.microsoft.com/office/drawing/2016/ink" xmlns:am3d="http://schemas.microsoft.com/office/drawing/2017/model3d" xmlns:o="urn:schemas-microsoft-com:office:office" xmlns:oel="http://schemas.microsoft.com/office/2019/extlst" xmlns:r="http://schemas.openxmlformats.org/officeDocument/2006/relationships" xmlns:m="http://schemas.openxmlformats.org/officeDocument/2006/math" xmlns:v="urn:schemas-microsoft-com:vml" xmlns:wp14="http://schemas.microsoft.com/office/word/2010/wordprocessingDrawing" xmlns:wp="http://schemas.openxmlformats.org/drawingml/2006/wordprocessingDrawing" xmlns:w10="urn:schemas-microsoft-com:office:word" xmlns:w="http://schemas.openxmlformats.org/wordprocessingml/2006/main" xmlns:w14="http://schemas.microsoft.com/office/word/2010/wordml" xmlns:w15="http://schemas.microsoft.com/office/word/2012/wordml" xmlns:w16cex="http://schemas.microsoft.com/office/word/2018/wordml/cex" xmlns:w16cid="http://schemas.microsoft.com/office/word/2016/wordml/cid" xmlns:w16="http://schemas.microsoft.com/office/word/2018/wordml" xmlns:w16du="http://schemas.microsoft.com/office/word/2023/wordml/word16du" xmlns:w16sdtdh="http://schemas.microsoft.com/office/word/2020/wordml/sdtdatahash" xmlns:w16sdtfl="http://schemas.microsoft.com/office/word/2024/wordml/sdtformatlock" xmlns:w16se="http://schemas.microsoft.com/office/word/2015/wordml/symex" xmlns:wpg="http://schemas.microsoft.com/office/word/2010/wordprocessingGroup" xmlns:wpi="http://schemas.microsoft.com/office/word/2010/wordprocessingInk" xmlns:wne="http://schemas.microsoft.com/office/word/2006/wordml" xmlns:wps="http://schemas.microsoft.com/office/word/2010/wordprocessingShape" mc:Ignorable="w14 w15 w16se w16cid w16 w16cex w16sdtdh w16sdtfl w16du wp14">
-  <w:comment w:id="3" w:author="Dr Nicola J Bowman" w:date="2025-12-08T12:42:00Z" w:initials="NB">
+  <w:comment w:id="4" w:author="Dr Nicola J Bowman" w:date="2025-12-08T12:42:00Z" w:initials="NB">
     <w:p>
       <w:pPr>
         <w:pStyle w:val="CommentText"/>
@@ -14643,7 +16358,7 @@
       </w:r>
     </w:p>
   </w:comment>
-  <w:comment w:id="4" w:author="Alfred Anate Bodurin Mayaki" w:date="2025-12-23T14:14:00Z" w:initials="AABM">
+  <w:comment w:id="5" w:author="Alfred Anate Bodurin Mayaki" w:date="2025-12-23T14:14:00Z" w:initials="AABM">
     <w:p>
       <w:pPr>
         <w:pStyle w:val="CommentText"/>
@@ -14659,7 +16374,7 @@
       </w:r>
     </w:p>
   </w:comment>
-  <w:comment w:id="5" w:author="Dr Nicola J Bowman" w:date="2025-12-08T12:43:00Z" w:initials="NB">
+  <w:comment w:id="6" w:author="Dr Nicola J Bowman" w:date="2025-12-08T12:43:00Z" w:initials="NB">
     <w:p>
       <w:pPr>
         <w:pStyle w:val="CommentText"/>
@@ -14675,7 +16390,7 @@
       </w:r>
     </w:p>
   </w:comment>
-  <w:comment w:id="7" w:author="Dr Nicola J Bowman" w:date="2025-12-08T12:44:00Z" w:initials="NB">
+  <w:comment w:id="8" w:author="Dr Nicola J Bowman" w:date="2025-12-08T12:44:00Z" w:initials="NB">
     <w:p>
       <w:pPr>
         <w:pStyle w:val="CommentText"/>
@@ -14691,7 +16406,7 @@
       </w:r>
     </w:p>
   </w:comment>
-  <w:comment w:id="8" w:author="Dr Nicola J Bowman" w:date="2025-12-08T12:47:00Z" w:initials="NB">
+  <w:comment w:id="9" w:author="Dr Nicola J Bowman" w:date="2025-12-08T12:47:00Z" w:initials="NB">
     <w:p>
       <w:pPr>
         <w:pStyle w:val="CommentText"/>
@@ -14707,7 +16422,7 @@
       </w:r>
     </w:p>
   </w:comment>
-  <w:comment w:id="9" w:author="Alfred Anate Bodurin Mayaki" w:date="2025-12-10T08:21:00Z" w:initials="AABM">
+  <w:comment w:id="10" w:author="Alfred Anate Bodurin Mayaki" w:date="2025-12-10T08:21:00Z" w:initials="AABM">
     <w:p>
       <w:pPr>
         <w:pStyle w:val="CommentText"/>
@@ -14723,7 +16438,7 @@
       </w:r>
     </w:p>
   </w:comment>
-  <w:comment w:id="10" w:author="Alfred Anate Bodurin Mayaki" w:date="2026-02-02T12:59:00Z" w:initials="AABM">
+  <w:comment w:id="11" w:author="Alfred Anate Bodurin Mayaki" w:date="2026-02-02T12:59:00Z" w:initials="AABM">
     <w:p>
       <w:pPr>
         <w:pStyle w:val="CommentText"/>
@@ -14739,7 +16454,7 @@
       </w:r>
     </w:p>
   </w:comment>
-  <w:comment w:id="13" w:author="Dr Nicola J Bowman" w:date="2025-12-08T12:45:00Z" w:initials="NB">
+  <w:comment w:id="15" w:author="Dr Nicola J Bowman" w:date="2025-12-08T12:45:00Z" w:initials="NB">
     <w:p>
       <w:pPr>
         <w:pStyle w:val="CommentText"/>
@@ -14755,7 +16470,7 @@
       </w:r>
     </w:p>
   </w:comment>
-  <w:comment w:id="14" w:author="Dr Nicola J Bowman" w:date="2025-12-08T12:46:00Z" w:initials="NB">
+  <w:comment w:id="16" w:author="Dr Nicola J Bowman" w:date="2025-12-08T12:46:00Z" w:initials="NB">
     <w:p>
       <w:pPr>
         <w:pStyle w:val="CommentText"/>
@@ -14771,7 +16486,7 @@
       </w:r>
     </w:p>
   </w:comment>
-  <w:comment w:id="15" w:author="Alfred Anate Bodurin Mayaki" w:date="2025-12-10T09:06:00Z" w:initials="AABM">
+  <w:comment w:id="17" w:author="Alfred Anate Bodurin Mayaki" w:date="2025-12-10T09:06:00Z" w:initials="AABM">
     <w:p>
       <w:pPr>
         <w:pStyle w:val="CommentText"/>
@@ -14787,7 +16502,7 @@
       </w:r>
     </w:p>
   </w:comment>
-  <w:comment w:id="16" w:author="Alfred Anate Bodurin Mayaki" w:date="2025-12-10T09:09:00Z" w:initials="AABM">
+  <w:comment w:id="18" w:author="Alfred Anate Bodurin Mayaki" w:date="2025-12-10T09:09:00Z" w:initials="AABM">
     <w:p>
       <w:pPr>
         <w:pStyle w:val="CommentText"/>
@@ -14803,7 +16518,7 @@
       </w:r>
     </w:p>
   </w:comment>
-  <w:comment w:id="19" w:author="Dr Nicola J Bowman" w:date="2025-12-08T12:46:00Z" w:initials="NB">
+  <w:comment w:id="21" w:author="Dr Nicola J Bowman" w:date="2025-12-08T12:46:00Z" w:initials="NB">
     <w:p>
       <w:pPr>
         <w:pStyle w:val="CommentText"/>
@@ -14819,7 +16534,7 @@
       </w:r>
     </w:p>
   </w:comment>
-  <w:comment w:id="20" w:author="Alfred Anate Bodurin Mayaki" w:date="2025-12-10T09:10:00Z" w:initials="AABM">
+  <w:comment w:id="22" w:author="Alfred Anate Bodurin Mayaki" w:date="2025-12-10T09:10:00Z" w:initials="AABM">
     <w:p>
       <w:pPr>
         <w:pStyle w:val="CommentText"/>
@@ -15034,7 +16749,7 @@
             <w:sz w:val="18"/>
             <w:szCs w:val="18"/>
           </w:rPr>
-          <w:t>research.applications@ibrecruitment.com</w:t>
+          <w:t>alfred.mayaki@ou.ac.uk</w:t>
         </w:r>
       </w:hyperlink>
       <w:r>
@@ -15543,6 +17258,155 @@
     </w:lvl>
   </w:abstractNum>
   <w:abstractNum w:abstractNumId="5" w15:restartNumberingAfterBreak="0">
+    <w:nsid w:val="16672E28"/>
+    <w:multiLevelType w:val="multilevel"/>
+    <w:tmpl w:val="D3669BE8"/>
+    <w:lvl w:ilvl="0">
+      <w:start w:val="1"/>
+      <w:numFmt w:val="bullet"/>
+      <w:lvlText w:val=""/>
+      <w:lvlJc w:val="left"/>
+      <w:pPr>
+        <w:tabs>
+          <w:tab w:val="num" w:pos="720"/>
+        </w:tabs>
+        <w:ind w:left="720" w:hanging="360"/>
+      </w:pPr>
+      <w:rPr>
+        <w:rFonts w:ascii="Symbol" w:hAnsi="Symbol" w:hint="default"/>
+        <w:sz w:val="20"/>
+      </w:rPr>
+    </w:lvl>
+    <w:lvl w:ilvl="1" w:tentative="1">
+      <w:start w:val="1"/>
+      <w:numFmt w:val="bullet"/>
+      <w:lvlText w:val="o"/>
+      <w:lvlJc w:val="left"/>
+      <w:pPr>
+        <w:tabs>
+          <w:tab w:val="num" w:pos="1440"/>
+        </w:tabs>
+        <w:ind w:left="1440" w:hanging="360"/>
+      </w:pPr>
+      <w:rPr>
+        <w:rFonts w:ascii="Courier New" w:hAnsi="Courier New" w:hint="default"/>
+        <w:sz w:val="20"/>
+      </w:rPr>
+    </w:lvl>
+    <w:lvl w:ilvl="2" w:tentative="1">
+      <w:start w:val="1"/>
+      <w:numFmt w:val="bullet"/>
+      <w:lvlText w:val=""/>
+      <w:lvlJc w:val="left"/>
+      <w:pPr>
+        <w:tabs>
+          <w:tab w:val="num" w:pos="2160"/>
+        </w:tabs>
+        <w:ind w:left="2160" w:hanging="360"/>
+      </w:pPr>
+      <w:rPr>
+        <w:rFonts w:ascii="Wingdings" w:hAnsi="Wingdings" w:hint="default"/>
+        <w:sz w:val="20"/>
+      </w:rPr>
+    </w:lvl>
+    <w:lvl w:ilvl="3" w:tentative="1">
+      <w:start w:val="1"/>
+      <w:numFmt w:val="bullet"/>
+      <w:lvlText w:val=""/>
+      <w:lvlJc w:val="left"/>
+      <w:pPr>
+        <w:tabs>
+          <w:tab w:val="num" w:pos="2880"/>
+        </w:tabs>
+        <w:ind w:left="2880" w:hanging="360"/>
+      </w:pPr>
+      <w:rPr>
+        <w:rFonts w:ascii="Wingdings" w:hAnsi="Wingdings" w:hint="default"/>
+        <w:sz w:val="20"/>
+      </w:rPr>
+    </w:lvl>
+    <w:lvl w:ilvl="4" w:tentative="1">
+      <w:start w:val="1"/>
+      <w:numFmt w:val="bullet"/>
+      <w:lvlText w:val=""/>
+      <w:lvlJc w:val="left"/>
+      <w:pPr>
+        <w:tabs>
+          <w:tab w:val="num" w:pos="3600"/>
+        </w:tabs>
+        <w:ind w:left="3600" w:hanging="360"/>
+      </w:pPr>
+      <w:rPr>
+        <w:rFonts w:ascii="Wingdings" w:hAnsi="Wingdings" w:hint="default"/>
+        <w:sz w:val="20"/>
+      </w:rPr>
+    </w:lvl>
+    <w:lvl w:ilvl="5" w:tentative="1">
+      <w:start w:val="1"/>
+      <w:numFmt w:val="bullet"/>
+      <w:lvlText w:val=""/>
+      <w:lvlJc w:val="left"/>
+      <w:pPr>
+        <w:tabs>
+          <w:tab w:val="num" w:pos="4320"/>
+        </w:tabs>
+        <w:ind w:left="4320" w:hanging="360"/>
+      </w:pPr>
+      <w:rPr>
+        <w:rFonts w:ascii="Wingdings" w:hAnsi="Wingdings" w:hint="default"/>
+        <w:sz w:val="20"/>
+      </w:rPr>
+    </w:lvl>
+    <w:lvl w:ilvl="6" w:tentative="1">
+      <w:start w:val="1"/>
+      <w:numFmt w:val="bullet"/>
+      <w:lvlText w:val=""/>
+      <w:lvlJc w:val="left"/>
+      <w:pPr>
+        <w:tabs>
+          <w:tab w:val="num" w:pos="5040"/>
+        </w:tabs>
+        <w:ind w:left="5040" w:hanging="360"/>
+      </w:pPr>
+      <w:rPr>
+        <w:rFonts w:ascii="Wingdings" w:hAnsi="Wingdings" w:hint="default"/>
+        <w:sz w:val="20"/>
+      </w:rPr>
+    </w:lvl>
+    <w:lvl w:ilvl="7" w:tentative="1">
+      <w:start w:val="1"/>
+      <w:numFmt w:val="bullet"/>
+      <w:lvlText w:val=""/>
+      <w:lvlJc w:val="left"/>
+      <w:pPr>
+        <w:tabs>
+          <w:tab w:val="num" w:pos="5760"/>
+        </w:tabs>
+        <w:ind w:left="5760" w:hanging="360"/>
+      </w:pPr>
+      <w:rPr>
+        <w:rFonts w:ascii="Wingdings" w:hAnsi="Wingdings" w:hint="default"/>
+        <w:sz w:val="20"/>
+      </w:rPr>
+    </w:lvl>
+    <w:lvl w:ilvl="8" w:tentative="1">
+      <w:start w:val="1"/>
+      <w:numFmt w:val="bullet"/>
+      <w:lvlText w:val=""/>
+      <w:lvlJc w:val="left"/>
+      <w:pPr>
+        <w:tabs>
+          <w:tab w:val="num" w:pos="6480"/>
+        </w:tabs>
+        <w:ind w:left="6480" w:hanging="360"/>
+      </w:pPr>
+      <w:rPr>
+        <w:rFonts w:ascii="Wingdings" w:hAnsi="Wingdings" w:hint="default"/>
+        <w:sz w:val="20"/>
+      </w:rPr>
+    </w:lvl>
+  </w:abstractNum>
+  <w:abstractNum w:abstractNumId="6" w15:restartNumberingAfterBreak="0">
     <w:nsid w:val="20410D7B"/>
     <w:multiLevelType w:val="hybridMultilevel"/>
     <w:tmpl w:val="DC8A1966"/>
@@ -15632,7 +17496,7 @@
       </w:pPr>
     </w:lvl>
   </w:abstractNum>
-  <w:abstractNum w:abstractNumId="6" w15:restartNumberingAfterBreak="0">
+  <w:abstractNum w:abstractNumId="7" w15:restartNumberingAfterBreak="0">
     <w:nsid w:val="35AE2358"/>
     <w:multiLevelType w:val="hybridMultilevel"/>
     <w:tmpl w:val="313E9C48"/>
@@ -15745,7 +17609,7 @@
       </w:rPr>
     </w:lvl>
   </w:abstractNum>
-  <w:abstractNum w:abstractNumId="7" w15:restartNumberingAfterBreak="0">
+  <w:abstractNum w:abstractNumId="8" w15:restartNumberingAfterBreak="0">
     <w:nsid w:val="3763190F"/>
     <w:multiLevelType w:val="hybridMultilevel"/>
     <w:tmpl w:val="3B56DD94"/>
@@ -15858,7 +17722,7 @@
       </w:rPr>
     </w:lvl>
   </w:abstractNum>
-  <w:abstractNum w:abstractNumId="8" w15:restartNumberingAfterBreak="0">
+  <w:abstractNum w:abstractNumId="9" w15:restartNumberingAfterBreak="0">
     <w:nsid w:val="38002523"/>
     <w:multiLevelType w:val="hybridMultilevel"/>
     <w:tmpl w:val="C67AD9B8"/>
@@ -15944,7 +17808,7 @@
       </w:pPr>
     </w:lvl>
   </w:abstractNum>
-  <w:abstractNum w:abstractNumId="9" w15:restartNumberingAfterBreak="0">
+  <w:abstractNum w:abstractNumId="10" w15:restartNumberingAfterBreak="0">
     <w:nsid w:val="429B7366"/>
     <w:multiLevelType w:val="hybridMultilevel"/>
     <w:tmpl w:val="C5C4786E"/>
@@ -16057,7 +17921,7 @@
       </w:rPr>
     </w:lvl>
   </w:abstractNum>
-  <w:abstractNum w:abstractNumId="10" w15:restartNumberingAfterBreak="0">
+  <w:abstractNum w:abstractNumId="11" w15:restartNumberingAfterBreak="0">
     <w:nsid w:val="449D75EF"/>
     <w:multiLevelType w:val="hybridMultilevel"/>
     <w:tmpl w:val="269ED576"/>
@@ -16170,7 +18034,7 @@
       </w:rPr>
     </w:lvl>
   </w:abstractNum>
-  <w:abstractNum w:abstractNumId="11" w15:restartNumberingAfterBreak="0">
+  <w:abstractNum w:abstractNumId="12" w15:restartNumberingAfterBreak="0">
     <w:nsid w:val="55F14891"/>
     <w:multiLevelType w:val="hybridMultilevel"/>
     <w:tmpl w:val="44DAD432"/>
@@ -16283,7 +18147,7 @@
       </w:rPr>
     </w:lvl>
   </w:abstractNum>
-  <w:abstractNum w:abstractNumId="12" w15:restartNumberingAfterBreak="0">
+  <w:abstractNum w:abstractNumId="13" w15:restartNumberingAfterBreak="0">
     <w:nsid w:val="586323E8"/>
     <w:multiLevelType w:val="hybridMultilevel"/>
     <w:tmpl w:val="D58285D0"/>
@@ -16396,7 +18260,7 @@
       </w:rPr>
     </w:lvl>
   </w:abstractNum>
-  <w:abstractNum w:abstractNumId="13" w15:restartNumberingAfterBreak="0">
+  <w:abstractNum w:abstractNumId="14" w15:restartNumberingAfterBreak="0">
     <w:nsid w:val="5C0E4F3D"/>
     <w:multiLevelType w:val="hybridMultilevel"/>
     <w:tmpl w:val="EC20492C"/>
@@ -16487,7 +18351,7 @@
       </w:pPr>
     </w:lvl>
   </w:abstractNum>
-  <w:abstractNum w:abstractNumId="14" w15:restartNumberingAfterBreak="0">
+  <w:abstractNum w:abstractNumId="15" w15:restartNumberingAfterBreak="0">
     <w:nsid w:val="5C476B81"/>
     <w:multiLevelType w:val="multilevel"/>
     <w:tmpl w:val="FC8A0658"/>
@@ -16636,7 +18500,7 @@
       </w:rPr>
     </w:lvl>
   </w:abstractNum>
-  <w:abstractNum w:abstractNumId="15" w15:restartNumberingAfterBreak="0">
+  <w:abstractNum w:abstractNumId="16" w15:restartNumberingAfterBreak="0">
     <w:nsid w:val="5FC12913"/>
     <w:multiLevelType w:val="multilevel"/>
     <w:tmpl w:val="CCC2C13C"/>
@@ -16785,7 +18649,7 @@
       </w:rPr>
     </w:lvl>
   </w:abstractNum>
-  <w:abstractNum w:abstractNumId="16" w15:restartNumberingAfterBreak="0">
+  <w:abstractNum w:abstractNumId="17" w15:restartNumberingAfterBreak="0">
     <w:nsid w:val="6A6320F1"/>
     <w:multiLevelType w:val="hybridMultilevel"/>
     <w:tmpl w:val="06D0C24C"/>
@@ -16898,7 +18762,7 @@
       </w:rPr>
     </w:lvl>
   </w:abstractNum>
-  <w:abstractNum w:abstractNumId="17" w15:restartNumberingAfterBreak="0">
+  <w:abstractNum w:abstractNumId="18" w15:restartNumberingAfterBreak="0">
     <w:nsid w:val="6DF80A5C"/>
     <w:multiLevelType w:val="hybridMultilevel"/>
     <w:tmpl w:val="227C523A"/>
@@ -17011,7 +18875,7 @@
       </w:rPr>
     </w:lvl>
   </w:abstractNum>
-  <w:abstractNum w:abstractNumId="18" w15:restartNumberingAfterBreak="0">
+  <w:abstractNum w:abstractNumId="19" w15:restartNumberingAfterBreak="0">
     <w:nsid w:val="797C4B82"/>
     <w:multiLevelType w:val="hybridMultilevel"/>
     <w:tmpl w:val="07EAFC60"/>
@@ -17128,58 +18992,61 @@
     <w:abstractNumId w:val="4"/>
   </w:num>
   <w:num w:numId="2" w16cid:durableId="2040466800">
-    <w:abstractNumId w:val="8"/>
+    <w:abstractNumId w:val="9"/>
   </w:num>
   <w:num w:numId="3" w16cid:durableId="1340304127">
     <w:abstractNumId w:val="2"/>
   </w:num>
   <w:num w:numId="4" w16cid:durableId="1512138096">
-    <w:abstractNumId w:val="12"/>
+    <w:abstractNumId w:val="13"/>
   </w:num>
   <w:num w:numId="5" w16cid:durableId="1649553211">
     <w:abstractNumId w:val="3"/>
   </w:num>
   <w:num w:numId="6" w16cid:durableId="807891391">
+    <w:abstractNumId w:val="18"/>
+  </w:num>
+  <w:num w:numId="7" w16cid:durableId="729426662">
+    <w:abstractNumId w:val="14"/>
+  </w:num>
+  <w:num w:numId="8" w16cid:durableId="605891484">
+    <w:abstractNumId w:val="10"/>
+  </w:num>
+  <w:num w:numId="9" w16cid:durableId="1149131816">
+    <w:abstractNumId w:val="7"/>
+  </w:num>
+  <w:num w:numId="10" w16cid:durableId="912161938">
+    <w:abstractNumId w:val="8"/>
+  </w:num>
+  <w:num w:numId="11" w16cid:durableId="1896774179">
     <w:abstractNumId w:val="17"/>
   </w:num>
-  <w:num w:numId="7" w16cid:durableId="729426662">
-    <w:abstractNumId w:val="13"/>
-  </w:num>
-  <w:num w:numId="8" w16cid:durableId="605891484">
-    <w:abstractNumId w:val="9"/>
-  </w:num>
-  <w:num w:numId="9" w16cid:durableId="1149131816">
-    <w:abstractNumId w:val="6"/>
-  </w:num>
-  <w:num w:numId="10" w16cid:durableId="912161938">
-    <w:abstractNumId w:val="7"/>
-  </w:num>
-  <w:num w:numId="11" w16cid:durableId="1896774179">
+  <w:num w:numId="12" w16cid:durableId="1262647108">
     <w:abstractNumId w:val="16"/>
   </w:num>
-  <w:num w:numId="12" w16cid:durableId="1262647108">
+  <w:num w:numId="13" w16cid:durableId="1882472697">
     <w:abstractNumId w:val="15"/>
-  </w:num>
-  <w:num w:numId="13" w16cid:durableId="1882472697">
-    <w:abstractNumId w:val="14"/>
   </w:num>
   <w:num w:numId="14" w16cid:durableId="1431969139">
     <w:abstractNumId w:val="0"/>
   </w:num>
   <w:num w:numId="15" w16cid:durableId="514802652">
-    <w:abstractNumId w:val="5"/>
+    <w:abstractNumId w:val="6"/>
   </w:num>
   <w:num w:numId="16" w16cid:durableId="1098015004">
-    <w:abstractNumId w:val="10"/>
+    <w:abstractNumId w:val="11"/>
   </w:num>
   <w:num w:numId="17" w16cid:durableId="146677694">
-    <w:abstractNumId w:val="18"/>
+    <w:abstractNumId w:val="19"/>
   </w:num>
   <w:num w:numId="18" w16cid:durableId="1043676634">
     <w:abstractNumId w:val="1"/>
   </w:num>
   <w:num w:numId="19" w16cid:durableId="1144927941">
-    <w:abstractNumId w:val="11"/>
+    <w:abstractNumId w:val="12"/>
+  </w:num>
+  <w:num w:numId="20" w16cid:durableId="1313364356">
+    <w:abstractNumId w:val="5"/>
   </w:num>
 </w:numbering>
 </file>
@@ -17798,7 +19665,6 @@
   <w:style w:type="character" w:default="1" w:styleId="DefaultParagraphFont">
     <w:name w:val="Default Paragraph Font"/>
     <w:uiPriority w:val="1"/>
-    <w:semiHidden/>
     <w:unhideWhenUsed/>
   </w:style>
   <w:style w:type="table" w:default="1" w:styleId="TableNormal">

--- a/FBL-PhD-research-proposal.docx
+++ b/FBL-PhD-research-proposal.docx
@@ -243,6 +243,7 @@
     <w:p>
       <w:pPr>
         <w:contextualSpacing/>
+        <w:jc w:val="center"/>
         <w:rPr>
           <w:rFonts w:ascii="Arial" w:hAnsi="Arial" w:cs="Arial"/>
         </w:rPr>
@@ -254,8 +255,42 @@
         <w:jc w:val="center"/>
         <w:rPr>
           <w:rFonts w:ascii="Arial" w:hAnsi="Arial" w:cs="Arial"/>
-        </w:rPr>
-      </w:pPr>
+          <w:sz w:val="20"/>
+          <w:szCs w:val="20"/>
+        </w:rPr>
+      </w:pPr>
+      <w:r>
+        <w:rPr>
+          <w:rFonts w:ascii="Arial" w:hAnsi="Arial" w:cs="Arial"/>
+          <w:sz w:val="20"/>
+          <w:szCs w:val="20"/>
+        </w:rPr>
+        <w:t xml:space="preserve">PgCert in Economics, University </w:t>
+      </w:r>
+      <w:r>
+        <w:rPr>
+          <w:rFonts w:ascii="Arial" w:hAnsi="Arial" w:cs="Arial"/>
+          <w:sz w:val="20"/>
+          <w:szCs w:val="20"/>
+        </w:rPr>
+        <w:t xml:space="preserve">of </w:t>
+      </w:r>
+      <w:r>
+        <w:rPr>
+          <w:rFonts w:ascii="Arial" w:hAnsi="Arial" w:cs="Arial"/>
+          <w:sz w:val="20"/>
+          <w:szCs w:val="20"/>
+        </w:rPr>
+        <w:t>Essex</w:t>
+      </w:r>
+      <w:r>
+        <w:rPr>
+          <w:rFonts w:ascii="Arial" w:hAnsi="Arial" w:cs="Arial"/>
+          <w:sz w:val="20"/>
+          <w:szCs w:val="20"/>
+        </w:rPr>
+        <w:t>, 2013</w:t>
+      </w:r>
     </w:p>
     <w:p>
       <w:pPr>
@@ -265,21 +300,24 @@
           <w:rFonts w:ascii="Arial" w:hAnsi="Arial" w:cs="Arial"/>
           <w:sz w:val="20"/>
           <w:szCs w:val="20"/>
-        </w:rPr>
-      </w:pPr>
-      <w:r>
-        <w:rPr>
-          <w:rFonts w:ascii="Arial" w:hAnsi="Arial" w:cs="Arial"/>
-          <w:sz w:val="20"/>
-          <w:szCs w:val="20"/>
-        </w:rPr>
-        <w:t xml:space="preserve">PgCert in Economics, University </w:t>
-      </w:r>
-      <w:r>
-        <w:rPr>
-          <w:rFonts w:ascii="Arial" w:hAnsi="Arial" w:cs="Arial"/>
-          <w:sz w:val="20"/>
-          <w:szCs w:val="20"/>
+          <w:lang w:val="fr-FR"/>
+        </w:rPr>
+      </w:pPr>
+      <w:r>
+        <w:rPr>
+          <w:rFonts w:ascii="Arial" w:hAnsi="Arial" w:cs="Arial"/>
+          <w:sz w:val="20"/>
+          <w:szCs w:val="20"/>
+          <w:lang w:val="fr-FR"/>
+        </w:rPr>
+        <w:t xml:space="preserve">BBM, University </w:t>
+      </w:r>
+      <w:r>
+        <w:rPr>
+          <w:rFonts w:ascii="Arial" w:hAnsi="Arial" w:cs="Arial"/>
+          <w:sz w:val="20"/>
+          <w:szCs w:val="20"/>
+          <w:lang w:val="fr-FR"/>
         </w:rPr>
         <w:t xml:space="preserve">of </w:t>
       </w:r>
@@ -288,6 +326,7 @@
           <w:rFonts w:ascii="Arial" w:hAnsi="Arial" w:cs="Arial"/>
           <w:sz w:val="20"/>
           <w:szCs w:val="20"/>
+          <w:lang w:val="fr-FR"/>
         </w:rPr>
         <w:t>Essex</w:t>
       </w:r>
@@ -296,74 +335,14 @@
           <w:rFonts w:ascii="Arial" w:hAnsi="Arial" w:cs="Arial"/>
           <w:sz w:val="20"/>
           <w:szCs w:val="20"/>
-        </w:rPr>
-        <w:t>, 2013</w:t>
+          <w:lang w:val="fr-FR"/>
+        </w:rPr>
+        <w:t>, 2010</w:t>
       </w:r>
     </w:p>
     <w:p>
       <w:pPr>
         <w:contextualSpacing/>
-        <w:jc w:val="center"/>
-        <w:rPr>
-          <w:rFonts w:ascii="Arial" w:hAnsi="Arial" w:cs="Arial"/>
-          <w:sz w:val="20"/>
-          <w:szCs w:val="20"/>
-          <w:lang w:val="fr-FR"/>
-        </w:rPr>
-      </w:pPr>
-      <w:r>
-        <w:rPr>
-          <w:rFonts w:ascii="Arial" w:hAnsi="Arial" w:cs="Arial"/>
-          <w:sz w:val="20"/>
-          <w:szCs w:val="20"/>
-          <w:lang w:val="fr-FR"/>
-        </w:rPr>
-        <w:t xml:space="preserve">BBM, University </w:t>
-      </w:r>
-      <w:r>
-        <w:rPr>
-          <w:rFonts w:ascii="Arial" w:hAnsi="Arial" w:cs="Arial"/>
-          <w:sz w:val="20"/>
-          <w:szCs w:val="20"/>
-          <w:lang w:val="fr-FR"/>
-        </w:rPr>
-        <w:t xml:space="preserve">of </w:t>
-      </w:r>
-      <w:r>
-        <w:rPr>
-          <w:rFonts w:ascii="Arial" w:hAnsi="Arial" w:cs="Arial"/>
-          <w:sz w:val="20"/>
-          <w:szCs w:val="20"/>
-          <w:lang w:val="fr-FR"/>
-        </w:rPr>
-        <w:t>Essex</w:t>
-      </w:r>
-      <w:r>
-        <w:rPr>
-          <w:rFonts w:ascii="Arial" w:hAnsi="Arial" w:cs="Arial"/>
-          <w:sz w:val="20"/>
-          <w:szCs w:val="20"/>
-          <w:lang w:val="fr-FR"/>
-        </w:rPr>
-        <w:t>, 2010</w:t>
-      </w:r>
-    </w:p>
-    <w:p>
-      <w:pPr>
-        <w:contextualSpacing/>
-        <w:jc w:val="center"/>
-        <w:rPr>
-          <w:rFonts w:ascii="Arial" w:hAnsi="Arial" w:cs="Arial"/>
-          <w:sz w:val="20"/>
-          <w:szCs w:val="20"/>
-          <w:lang w:val="fr-FR"/>
-        </w:rPr>
-      </w:pPr>
-    </w:p>
-    <w:p>
-      <w:pPr>
-        <w:contextualSpacing/>
-        <w:jc w:val="center"/>
         <w:rPr>
           <w:rFonts w:ascii="Arial" w:hAnsi="Arial" w:cs="Arial"/>
           <w:lang w:val="fr-FR"/>
@@ -622,21 +601,8 @@
         <w:rPr>
           <w:rFonts w:ascii="Arial" w:hAnsi="Arial" w:cs="Arial"/>
         </w:rPr>
-        <w:lastRenderedPageBreak/>
         <w:tab/>
       </w:r>
-    </w:p>
-    <w:p>
-      <w:pPr>
-        <w:tabs>
-          <w:tab w:val="left" w:pos="1275"/>
-        </w:tabs>
-        <w:contextualSpacing/>
-        <w:jc w:val="both"/>
-        <w:rPr>
-          <w:rFonts w:ascii="Arial" w:hAnsi="Arial" w:cs="Arial"/>
-        </w:rPr>
-      </w:pPr>
     </w:p>
     <w:sdt>
       <w:sdtPr>
@@ -726,7 +692,7 @@
             </w:rPr>
             <w:fldChar w:fldCharType="separate"/>
           </w:r>
-          <w:hyperlink w:anchor="_Toc221634000" w:history="1">
+          <w:hyperlink w:anchor="_Toc221638260" w:history="1">
             <w:r>
               <w:rPr>
                 <w:rStyle w:val="Hyperlink"/>
@@ -754,7 +720,7 @@
                 <w:noProof/>
                 <w:webHidden/>
               </w:rPr>
-              <w:instrText xml:space="preserve"> PAGEREF _Toc221634000 \h </w:instrText>
+              <w:instrText xml:space="preserve"> PAGEREF _Toc221638260 \h </w:instrText>
             </w:r>
             <w:r>
               <w:rPr>
@@ -797,7 +763,7 @@
               <w:lang w:eastAsia="en-GB"/>
             </w:rPr>
           </w:pPr>
-          <w:hyperlink w:anchor="_Toc221634001" w:history="1">
+          <w:hyperlink w:anchor="_Toc221638261" w:history="1">
             <w:r>
               <w:rPr>
                 <w:rStyle w:val="Hyperlink"/>
@@ -825,7 +791,7 @@
                 <w:noProof/>
                 <w:webHidden/>
               </w:rPr>
-              <w:instrText xml:space="preserve"> PAGEREF _Toc221634001 \h </w:instrText>
+              <w:instrText xml:space="preserve"> PAGEREF _Toc221638261 \h </w:instrText>
             </w:r>
             <w:r>
               <w:rPr>
@@ -868,7 +834,7 @@
               <w:lang w:eastAsia="en-GB"/>
             </w:rPr>
           </w:pPr>
-          <w:hyperlink w:anchor="_Toc221634002" w:history="1">
+          <w:hyperlink w:anchor="_Toc221638262" w:history="1">
             <w:r>
               <w:rPr>
                 <w:rStyle w:val="Hyperlink"/>
@@ -896,7 +862,7 @@
                 <w:noProof/>
                 <w:webHidden/>
               </w:rPr>
-              <w:instrText xml:space="preserve"> PAGEREF _Toc221634002 \h </w:instrText>
+              <w:instrText xml:space="preserve"> PAGEREF _Toc221638262 \h </w:instrText>
             </w:r>
             <w:r>
               <w:rPr>
@@ -939,7 +905,7 @@
               <w:lang w:eastAsia="en-GB"/>
             </w:rPr>
           </w:pPr>
-          <w:hyperlink w:anchor="_Toc221634003" w:history="1">
+          <w:hyperlink w:anchor="_Toc221638263" w:history="1">
             <w:r>
               <w:rPr>
                 <w:rStyle w:val="Hyperlink"/>
@@ -967,7 +933,7 @@
                 <w:noProof/>
                 <w:webHidden/>
               </w:rPr>
-              <w:instrText xml:space="preserve"> PAGEREF _Toc221634003 \h </w:instrText>
+              <w:instrText xml:space="preserve"> PAGEREF _Toc221638263 \h </w:instrText>
             </w:r>
             <w:r>
               <w:rPr>
@@ -1010,7 +976,7 @@
               <w:lang w:eastAsia="en-GB"/>
             </w:rPr>
           </w:pPr>
-          <w:hyperlink w:anchor="_Toc221634004" w:history="1">
+          <w:hyperlink w:anchor="_Toc221638264" w:history="1">
             <w:r>
               <w:rPr>
                 <w:rStyle w:val="Hyperlink"/>
@@ -1038,7 +1004,7 @@
                 <w:noProof/>
                 <w:webHidden/>
               </w:rPr>
-              <w:instrText xml:space="preserve"> PAGEREF _Toc221634004 \h </w:instrText>
+              <w:instrText xml:space="preserve"> PAGEREF _Toc221638264 \h </w:instrText>
             </w:r>
             <w:r>
               <w:rPr>
@@ -1081,7 +1047,7 @@
               <w:lang w:eastAsia="en-GB"/>
             </w:rPr>
           </w:pPr>
-          <w:hyperlink w:anchor="_Toc221634005" w:history="1">
+          <w:hyperlink w:anchor="_Toc221638265" w:history="1">
             <w:r>
               <w:rPr>
                 <w:rStyle w:val="Hyperlink"/>
@@ -1109,7 +1075,7 @@
                 <w:noProof/>
                 <w:webHidden/>
               </w:rPr>
-              <w:instrText xml:space="preserve"> PAGEREF _Toc221634005 \h </w:instrText>
+              <w:instrText xml:space="preserve"> PAGEREF _Toc221638265 \h </w:instrText>
             </w:r>
             <w:r>
               <w:rPr>
@@ -1152,7 +1118,7 @@
               <w:lang w:eastAsia="en-GB"/>
             </w:rPr>
           </w:pPr>
-          <w:hyperlink w:anchor="_Toc221634006" w:history="1">
+          <w:hyperlink w:anchor="_Toc221638266" w:history="1">
             <w:r>
               <w:rPr>
                 <w:rStyle w:val="Hyperlink"/>
@@ -1180,7 +1146,7 @@
                 <w:noProof/>
                 <w:webHidden/>
               </w:rPr>
-              <w:instrText xml:space="preserve"> PAGEREF _Toc221634006 \h </w:instrText>
+              <w:instrText xml:space="preserve"> PAGEREF _Toc221638266 \h </w:instrText>
             </w:r>
             <w:r>
               <w:rPr>
@@ -1223,7 +1189,7 @@
               <w:lang w:eastAsia="en-GB"/>
             </w:rPr>
           </w:pPr>
-          <w:hyperlink w:anchor="_Toc221634007" w:history="1">
+          <w:hyperlink w:anchor="_Toc221638267" w:history="1">
             <w:r>
               <w:rPr>
                 <w:rStyle w:val="Hyperlink"/>
@@ -1251,7 +1217,7 @@
                 <w:noProof/>
                 <w:webHidden/>
               </w:rPr>
-              <w:instrText xml:space="preserve"> PAGEREF _Toc221634007 \h </w:instrText>
+              <w:instrText xml:space="preserve"> PAGEREF _Toc221638267 \h </w:instrText>
             </w:r>
             <w:r>
               <w:rPr>
@@ -1294,7 +1260,7 @@
               <w:lang w:eastAsia="en-GB"/>
             </w:rPr>
           </w:pPr>
-          <w:hyperlink w:anchor="_Toc221634008" w:history="1">
+          <w:hyperlink w:anchor="_Toc221638268" w:history="1">
             <w:r>
               <w:rPr>
                 <w:rStyle w:val="Hyperlink"/>
@@ -1322,7 +1288,7 @@
                 <w:noProof/>
                 <w:webHidden/>
               </w:rPr>
-              <w:instrText xml:space="preserve"> PAGEREF _Toc221634008 \h </w:instrText>
+              <w:instrText xml:space="preserve"> PAGEREF _Toc221638268 \h </w:instrText>
             </w:r>
             <w:r>
               <w:rPr>
@@ -1365,7 +1331,7 @@
               <w:lang w:eastAsia="en-GB"/>
             </w:rPr>
           </w:pPr>
-          <w:hyperlink w:anchor="_Toc221634009" w:history="1">
+          <w:hyperlink w:anchor="_Toc221638269" w:history="1">
             <w:r>
               <w:rPr>
                 <w:rStyle w:val="Hyperlink"/>
@@ -1393,7 +1359,7 @@
                 <w:noProof/>
                 <w:webHidden/>
               </w:rPr>
-              <w:instrText xml:space="preserve"> PAGEREF _Toc221634009 \h </w:instrText>
+              <w:instrText xml:space="preserve"> PAGEREF _Toc221638269 \h </w:instrText>
             </w:r>
             <w:r>
               <w:rPr>
@@ -1436,7 +1402,7 @@
               <w:lang w:eastAsia="en-GB"/>
             </w:rPr>
           </w:pPr>
-          <w:hyperlink w:anchor="_Toc221634010" w:history="1">
+          <w:hyperlink w:anchor="_Toc221638270" w:history="1">
             <w:r>
               <w:rPr>
                 <w:rStyle w:val="Hyperlink"/>
@@ -1464,7 +1430,7 @@
                 <w:noProof/>
                 <w:webHidden/>
               </w:rPr>
-              <w:instrText xml:space="preserve"> PAGEREF _Toc221634010 \h </w:instrText>
+              <w:instrText xml:space="preserve"> PAGEREF _Toc221638270 \h </w:instrText>
             </w:r>
             <w:r>
               <w:rPr>
@@ -1507,7 +1473,7 @@
               <w:lang w:eastAsia="en-GB"/>
             </w:rPr>
           </w:pPr>
-          <w:hyperlink w:anchor="_Toc221634011" w:history="1">
+          <w:hyperlink w:anchor="_Toc221638271" w:history="1">
             <w:r>
               <w:rPr>
                 <w:rStyle w:val="Hyperlink"/>
@@ -1535,7 +1501,7 @@
                 <w:noProof/>
                 <w:webHidden/>
               </w:rPr>
-              <w:instrText xml:space="preserve"> PAGEREF _Toc221634011 \h </w:instrText>
+              <w:instrText xml:space="preserve"> PAGEREF _Toc221638271 \h </w:instrText>
             </w:r>
             <w:r>
               <w:rPr>
@@ -1578,7 +1544,7 @@
               <w:lang w:eastAsia="en-GB"/>
             </w:rPr>
           </w:pPr>
-          <w:hyperlink w:anchor="_Toc221634012" w:history="1">
+          <w:hyperlink w:anchor="_Toc221638272" w:history="1">
             <w:r>
               <w:rPr>
                 <w:rStyle w:val="Hyperlink"/>
@@ -1606,7 +1572,7 @@
                 <w:noProof/>
                 <w:webHidden/>
               </w:rPr>
-              <w:instrText xml:space="preserve"> PAGEREF _Toc221634012 \h </w:instrText>
+              <w:instrText xml:space="preserve"> PAGEREF _Toc221638272 \h </w:instrText>
             </w:r>
             <w:r>
               <w:rPr>
@@ -1649,7 +1615,7 @@
               <w:lang w:eastAsia="en-GB"/>
             </w:rPr>
           </w:pPr>
-          <w:hyperlink w:anchor="_Toc221634013" w:history="1">
+          <w:hyperlink w:anchor="_Toc221638273" w:history="1">
             <w:r>
               <w:rPr>
                 <w:rStyle w:val="Hyperlink"/>
@@ -1677,7 +1643,7 @@
                 <w:noProof/>
                 <w:webHidden/>
               </w:rPr>
-              <w:instrText xml:space="preserve"> PAGEREF _Toc221634013 \h </w:instrText>
+              <w:instrText xml:space="preserve"> PAGEREF _Toc221638273 \h </w:instrText>
             </w:r>
             <w:r>
               <w:rPr>
@@ -1720,7 +1686,7 @@
               <w:lang w:eastAsia="en-GB"/>
             </w:rPr>
           </w:pPr>
-          <w:hyperlink w:anchor="_Toc221634014" w:history="1">
+          <w:hyperlink w:anchor="_Toc221638274" w:history="1">
             <w:r>
               <w:rPr>
                 <w:rStyle w:val="Hyperlink"/>
@@ -1748,7 +1714,7 @@
                 <w:noProof/>
                 <w:webHidden/>
               </w:rPr>
-              <w:instrText xml:space="preserve"> PAGEREF _Toc221634014 \h </w:instrText>
+              <w:instrText xml:space="preserve"> PAGEREF _Toc221638274 \h </w:instrText>
             </w:r>
             <w:r>
               <w:rPr>
@@ -1791,7 +1757,7 @@
               <w:lang w:eastAsia="en-GB"/>
             </w:rPr>
           </w:pPr>
-          <w:hyperlink w:anchor="_Toc221634015" w:history="1">
+          <w:hyperlink w:anchor="_Toc221638275" w:history="1">
             <w:r>
               <w:rPr>
                 <w:rStyle w:val="Hyperlink"/>
@@ -1819,7 +1785,7 @@
                 <w:noProof/>
                 <w:webHidden/>
               </w:rPr>
-              <w:instrText xml:space="preserve"> PAGEREF _Toc221634015 \h </w:instrText>
+              <w:instrText xml:space="preserve"> PAGEREF _Toc221638275 \h </w:instrText>
             </w:r>
             <w:r>
               <w:rPr>
@@ -1862,7 +1828,7 @@
               <w:lang w:eastAsia="en-GB"/>
             </w:rPr>
           </w:pPr>
-          <w:hyperlink w:anchor="_Toc221634016" w:history="1">
+          <w:hyperlink w:anchor="_Toc221638276" w:history="1">
             <w:r>
               <w:rPr>
                 <w:rStyle w:val="Hyperlink"/>
@@ -1890,7 +1856,7 @@
                 <w:noProof/>
                 <w:webHidden/>
               </w:rPr>
-              <w:instrText xml:space="preserve"> PAGEREF _Toc221634016 \h </w:instrText>
+              <w:instrText xml:space="preserve"> PAGEREF _Toc221638276 \h </w:instrText>
             </w:r>
             <w:r>
               <w:rPr>
@@ -1933,7 +1899,7 @@
               <w:lang w:eastAsia="en-GB"/>
             </w:rPr>
           </w:pPr>
-          <w:hyperlink w:anchor="_Toc221634017" w:history="1">
+          <w:hyperlink w:anchor="_Toc221638277" w:history="1">
             <w:r>
               <w:rPr>
                 <w:rStyle w:val="Hyperlink"/>
@@ -1961,7 +1927,7 @@
                 <w:noProof/>
                 <w:webHidden/>
               </w:rPr>
-              <w:instrText xml:space="preserve"> PAGEREF _Toc221634017 \h </w:instrText>
+              <w:instrText xml:space="preserve"> PAGEREF _Toc221638277 \h </w:instrText>
             </w:r>
             <w:r>
               <w:rPr>
@@ -2119,7 +2085,7 @@
           <w:rFonts w:ascii="Arial" w:hAnsi="Arial" w:cs="Arial"/>
         </w:rPr>
       </w:pPr>
-      <w:bookmarkStart w:id="0" w:name="_Toc221634000"/>
+      <w:bookmarkStart w:id="0" w:name="_Toc221638260"/>
       <w:r>
         <w:rPr>
           <w:rStyle w:val="Strong"/>
@@ -2534,7 +2500,7 @@
           <w:color w:val="auto"/>
         </w:rPr>
       </w:pPr>
-      <w:bookmarkStart w:id="1" w:name="_Toc221634001"/>
+      <w:bookmarkStart w:id="1" w:name="_Toc221638261"/>
       <w:r>
         <w:rPr>
           <w:rStyle w:val="Strong"/>
@@ -3303,7 +3269,7 @@
           <w:color w:val="auto"/>
         </w:rPr>
       </w:pPr>
-      <w:bookmarkStart w:id="2" w:name="_Toc221634002"/>
+      <w:bookmarkStart w:id="2" w:name="_Toc221638262"/>
       <w:r>
         <w:rPr>
           <w:rStyle w:val="Strong"/>
@@ -3634,7 +3600,7 @@
           <w:color w:val="auto"/>
         </w:rPr>
       </w:pPr>
-      <w:bookmarkStart w:id="3" w:name="_Toc221634003"/>
+      <w:bookmarkStart w:id="3" w:name="_Toc221638263"/>
       <w:r>
         <w:rPr>
           <w:rStyle w:val="Strong"/>
@@ -4000,7 +3966,7 @@
           <w:color w:val="auto"/>
         </w:rPr>
       </w:pPr>
-      <w:bookmarkStart w:id="7" w:name="_Toc221634004"/>
+      <w:bookmarkStart w:id="7" w:name="_Toc221638264"/>
       <w:r>
         <w:rPr>
           <w:rStyle w:val="Strong"/>
@@ -4829,7 +4795,7 @@
         </w:rPr>
       </w:pPr>
       <w:bookmarkStart w:id="12" w:name="_Toc215736436"/>
-      <w:bookmarkStart w:id="13" w:name="_Toc221634005"/>
+      <w:bookmarkStart w:id="13" w:name="_Toc221638265"/>
       <w:r>
         <w:rPr>
           <w:rStyle w:val="Strong"/>
@@ -4929,25 +4895,7 @@
           <w:sz w:val="20"/>
           <w:szCs w:val="20"/>
         </w:rPr>
-        <w:t xml:space="preserve"> variables: ‘</w:t>
-      </w:r>
-      <w:proofErr w:type="spellStart"/>
-      <w:r>
-        <w:rPr>
-          <w:rFonts w:ascii="Arial" w:hAnsi="Arial" w:cs="Arial"/>
-          <w:sz w:val="20"/>
-          <w:szCs w:val="20"/>
-        </w:rPr>
-        <w:t>jbatt</w:t>
-      </w:r>
-      <w:proofErr w:type="spellEnd"/>
-      <w:r>
-        <w:rPr>
-          <w:rFonts w:ascii="Arial" w:hAnsi="Arial" w:cs="Arial"/>
-          <w:sz w:val="20"/>
-          <w:szCs w:val="20"/>
-        </w:rPr>
-        <w:t xml:space="preserve">’ which is a </w:t>
+        <w:t xml:space="preserve"> variables: ‘jbatt’ which is a </w:t>
       </w:r>
       <w:r>
         <w:rPr>
@@ -5637,7 +5585,7 @@
           <w:color w:val="auto"/>
         </w:rPr>
       </w:pPr>
-      <w:bookmarkStart w:id="14" w:name="_Toc221634006"/>
+      <w:bookmarkStart w:id="14" w:name="_Toc221638266"/>
       <w:r>
         <w:rPr>
           <w:rStyle w:val="Strong"/>
@@ -6212,7 +6160,7 @@
         </w:rPr>
       </w:pPr>
       <w:bookmarkStart w:id="19" w:name="_Toc215736437"/>
-      <w:bookmarkStart w:id="20" w:name="_Toc221634007"/>
+      <w:bookmarkStart w:id="20" w:name="_Toc221638267"/>
       <w:r>
         <w:rPr>
           <w:rFonts w:ascii="Arial" w:hAnsi="Arial" w:cs="Arial"/>
@@ -6624,7 +6572,7 @@
       </w:pPr>
       <w:bookmarkStart w:id="23" w:name="_Toc216632807"/>
       <w:bookmarkStart w:id="24" w:name="_Toc215736438"/>
-      <w:bookmarkStart w:id="25" w:name="_Toc221634008"/>
+      <w:bookmarkStart w:id="25" w:name="_Toc221638268"/>
       <w:r>
         <w:rPr>
           <w:rStyle w:val="Strong"/>
@@ -6731,7 +6679,7 @@
         </w:rPr>
       </w:pPr>
       <w:bookmarkStart w:id="26" w:name="_Toc216632808"/>
-      <w:bookmarkStart w:id="27" w:name="_Toc221634009"/>
+      <w:bookmarkStart w:id="27" w:name="_Toc221638269"/>
       <w:r>
         <w:rPr>
           <w:rStyle w:val="Strong"/>
@@ -7024,7 +6972,7 @@
           <w:color w:val="000000" w:themeColor="text1"/>
         </w:rPr>
       </w:pPr>
-      <w:bookmarkStart w:id="28" w:name="_Toc221634010"/>
+      <w:bookmarkStart w:id="28" w:name="_Toc221638270"/>
       <w:r>
         <w:rPr>
           <w:rStyle w:val="Strong"/>
@@ -7615,7 +7563,7 @@
           <w:color w:val="000000" w:themeColor="text1"/>
         </w:rPr>
       </w:pPr>
-      <w:bookmarkStart w:id="30" w:name="_Toc221634011"/>
+      <w:bookmarkStart w:id="30" w:name="_Toc221638271"/>
       <w:r>
         <w:rPr>
           <w:rStyle w:val="Strong"/>
@@ -8297,7 +8245,7 @@
           <w:color w:val="000000" w:themeColor="text1"/>
         </w:rPr>
       </w:pPr>
-      <w:bookmarkStart w:id="31" w:name="_Toc221634012"/>
+      <w:bookmarkStart w:id="31" w:name="_Toc221638272"/>
       <w:r>
         <w:rPr>
           <w:rStyle w:val="Strong"/>
@@ -8523,6 +8471,139 @@
           <w:szCs w:val="20"/>
         </w:rPr>
         <w:t xml:space="preserve"> (University of Hull Library, 2025).</w:t>
+      </w:r>
+      <w:r>
+        <w:rPr>
+          <w:rFonts w:ascii="Arial" w:hAnsi="Arial" w:cs="Arial"/>
+          <w:color w:val="000000" w:themeColor="text1"/>
+          <w:sz w:val="20"/>
+          <w:szCs w:val="20"/>
+        </w:rPr>
+        <w:t xml:space="preserve"> </w:t>
+      </w:r>
+      <w:r>
+        <w:rPr>
+          <w:rFonts w:ascii="Arial" w:hAnsi="Arial" w:cs="Arial"/>
+          <w:color w:val="000000" w:themeColor="text1"/>
+          <w:sz w:val="20"/>
+          <w:szCs w:val="20"/>
+        </w:rPr>
+        <w:t>How does signalling affect a strategic HRM approach? Roehl stipulates this contention is analogous to the conflict as seen in psychological contract theory, arguing that an organization’s signal – through its communications strategy and its choice of HR system, can have a binary impact on the perception of the employee (Roehl, 2019).</w:t>
+      </w:r>
+    </w:p>
+    <w:p>
+      <w:pPr>
+        <w:jc w:val="both"/>
+        <w:rPr>
+          <w:rFonts w:ascii="Arial" w:hAnsi="Arial" w:cs="Arial"/>
+          <w:color w:val="000000" w:themeColor="text1"/>
+          <w:sz w:val="20"/>
+          <w:szCs w:val="20"/>
+        </w:rPr>
+      </w:pPr>
+      <w:r>
+        <w:rPr>
+          <w:rFonts w:ascii="Arial" w:hAnsi="Arial" w:cs="Arial"/>
+          <w:color w:val="000000" w:themeColor="text1"/>
+          <w:sz w:val="20"/>
+          <w:szCs w:val="20"/>
+        </w:rPr>
+        <w:t xml:space="preserve">Familiar themes from </w:t>
+      </w:r>
+      <w:r>
+        <w:rPr>
+          <w:rFonts w:ascii="Arial" w:hAnsi="Arial" w:cs="Arial"/>
+          <w:b/>
+          <w:bCs/>
+          <w:color w:val="000000" w:themeColor="text1"/>
+          <w:sz w:val="20"/>
+          <w:szCs w:val="20"/>
+        </w:rPr>
+        <w:t>Roehl (2019)’s</w:t>
+      </w:r>
+      <w:r>
+        <w:rPr>
+          <w:rFonts w:ascii="Arial" w:hAnsi="Arial" w:cs="Arial"/>
+          <w:color w:val="000000" w:themeColor="text1"/>
+          <w:sz w:val="20"/>
+          <w:szCs w:val="20"/>
+        </w:rPr>
+        <w:t xml:space="preserve"> article:</w:t>
+      </w:r>
+    </w:p>
+    <w:p>
+      <w:pPr>
+        <w:numPr>
+          <w:ilvl w:val="0"/>
+          <w:numId w:val="21"/>
+        </w:numPr>
+        <w:jc w:val="both"/>
+        <w:rPr>
+          <w:rFonts w:ascii="Arial" w:hAnsi="Arial" w:cs="Arial"/>
+          <w:color w:val="000000" w:themeColor="text1"/>
+          <w:sz w:val="20"/>
+          <w:szCs w:val="20"/>
+        </w:rPr>
+      </w:pPr>
+      <w:r>
+        <w:rPr>
+          <w:rFonts w:ascii="Arial" w:hAnsi="Arial" w:cs="Arial"/>
+          <w:color w:val="000000" w:themeColor="text1"/>
+          <w:sz w:val="20"/>
+          <w:szCs w:val="20"/>
+        </w:rPr>
+        <w:t xml:space="preserve">The notion that SHRM can influence attitudinal and behavioural reactions (Lepak </w:t>
+      </w:r>
+      <w:r>
+        <w:rPr>
+          <w:rFonts w:ascii="Arial" w:hAnsi="Arial" w:cs="Arial"/>
+          <w:i/>
+          <w:iCs/>
+          <w:color w:val="000000" w:themeColor="text1"/>
+          <w:sz w:val="20"/>
+          <w:szCs w:val="20"/>
+        </w:rPr>
+        <w:t>et. al</w:t>
+      </w:r>
+      <w:r>
+        <w:rPr>
+          <w:rFonts w:ascii="Arial" w:hAnsi="Arial" w:cs="Arial"/>
+          <w:i/>
+          <w:iCs/>
+          <w:color w:val="000000" w:themeColor="text1"/>
+          <w:sz w:val="20"/>
+          <w:szCs w:val="20"/>
+        </w:rPr>
+        <w:t xml:space="preserve"> </w:t>
+      </w:r>
+      <w:r>
+        <w:rPr>
+          <w:rFonts w:ascii="Arial" w:hAnsi="Arial" w:cs="Arial"/>
+          <w:color w:val="000000" w:themeColor="text1"/>
+          <w:sz w:val="20"/>
+          <w:szCs w:val="20"/>
+        </w:rPr>
+        <w:t xml:space="preserve">and Bowen and Ostroff) is analogous to the findings of an article by Morris </w:t>
+      </w:r>
+      <w:r>
+        <w:rPr>
+          <w:rFonts w:ascii="Arial" w:hAnsi="Arial" w:cs="Arial"/>
+          <w:i/>
+          <w:iCs/>
+          <w:color w:val="000000" w:themeColor="text1"/>
+          <w:sz w:val="20"/>
+          <w:szCs w:val="20"/>
+        </w:rPr>
+        <w:t>et. al.</w:t>
+      </w:r>
+      <w:r>
+        <w:rPr>
+          <w:rFonts w:ascii="Arial" w:hAnsi="Arial" w:cs="Arial"/>
+          <w:color w:val="000000" w:themeColor="text1"/>
+          <w:sz w:val="20"/>
+          <w:szCs w:val="20"/>
+        </w:rPr>
+        <w:t xml:space="preserve"> (1993) on attitudinal and behavioural commitments.</w:t>
       </w:r>
     </w:p>
     <w:p>
@@ -10333,7 +10414,7 @@
           <w:color w:val="000000" w:themeColor="text1"/>
         </w:rPr>
       </w:pPr>
-      <w:bookmarkStart w:id="33" w:name="_Toc221634013"/>
+      <w:bookmarkStart w:id="33" w:name="_Toc221638273"/>
       <w:r>
         <w:rPr>
           <w:rStyle w:val="Strong"/>
@@ -10449,6 +10530,7 @@
           <w:sz w:val="20"/>
           <w:szCs w:val="20"/>
         </w:rPr>
+        <w:lastRenderedPageBreak/>
         <w:t>Spence (1973): Theoretical Article</w:t>
       </w:r>
       <w:r>
@@ -10902,17 +10984,7 @@
           <w:sz w:val="20"/>
           <w:szCs w:val="20"/>
         </w:rPr>
-        <w:t xml:space="preserve"> to the worker as </w:t>
-      </w:r>
-      <w:r>
-        <w:rPr>
-          <w:rFonts w:ascii="Arial" w:hAnsi="Arial" w:cs="Arial"/>
-          <w:color w:val="000000" w:themeColor="text1"/>
-          <w:sz w:val="20"/>
-          <w:szCs w:val="20"/>
-        </w:rPr>
-        <w:lastRenderedPageBreak/>
-        <w:t>compensation for services rendered.</w:t>
+        <w:t xml:space="preserve"> to the worker as compensation for services rendered.</w:t>
       </w:r>
       <w:r>
         <w:rPr>
@@ -11872,7 +11944,17 @@
           <w:sz w:val="20"/>
           <w:szCs w:val="20"/>
         </w:rPr>
-        <w:t>. By multi-level, one might interpret the meaning also as multi-hierarchical (affecting various modes of the organisation</w:t>
+        <w:t xml:space="preserve">. By multi-level, one might interpret the meaning also as multi-hierarchical (affecting </w:t>
+      </w:r>
+      <w:r>
+        <w:rPr>
+          <w:rFonts w:ascii="Arial" w:hAnsi="Arial" w:cs="Arial"/>
+          <w:color w:val="000000" w:themeColor="text1"/>
+          <w:sz w:val="20"/>
+          <w:szCs w:val="20"/>
+        </w:rPr>
+        <w:lastRenderedPageBreak/>
+        <w:t>various modes of the organisation</w:t>
       </w:r>
       <w:r>
         <w:rPr>
@@ -12270,17 +12352,7 @@
           <w:sz w:val="20"/>
           <w:szCs w:val="20"/>
         </w:rPr>
-        <w:t xml:space="preserve">signalled by </w:t>
-      </w:r>
-      <w:r>
-        <w:rPr>
-          <w:rFonts w:ascii="Arial" w:hAnsi="Arial" w:cs="Arial"/>
-          <w:color w:val="000000" w:themeColor="text1"/>
-          <w:sz w:val="20"/>
-          <w:szCs w:val="20"/>
-        </w:rPr>
-        <w:lastRenderedPageBreak/>
-        <w:t xml:space="preserve">the candidate </w:t>
+        <w:t xml:space="preserve">signalled by the candidate </w:t>
       </w:r>
       <w:r>
         <w:rPr>
@@ -13054,7 +13126,7 @@
           <w:color w:val="000000" w:themeColor="text1"/>
         </w:rPr>
       </w:pPr>
-      <w:bookmarkStart w:id="34" w:name="_Toc221634014"/>
+      <w:bookmarkStart w:id="34" w:name="_Toc221638274"/>
       <w:r>
         <w:rPr>
           <w:rStyle w:val="Strong"/>
@@ -13192,7 +13264,7 @@
           <w:color w:val="000000" w:themeColor="text1"/>
         </w:rPr>
       </w:pPr>
-      <w:bookmarkStart w:id="35" w:name="_Toc221634015"/>
+      <w:bookmarkStart w:id="35" w:name="_Toc221638275"/>
       <w:r>
         <w:rPr>
           <w:rStyle w:val="Strong"/>
@@ -13513,6 +13585,7 @@
                 <w:sz w:val="20"/>
                 <w:szCs w:val="20"/>
               </w:rPr>
+              <w:lastRenderedPageBreak/>
               <w:t>J24</w:t>
             </w:r>
           </w:p>
@@ -14252,7 +14325,7 @@
           <w:color w:val="000000" w:themeColor="text1"/>
         </w:rPr>
       </w:pPr>
-      <w:bookmarkStart w:id="36" w:name="_Toc221634016"/>
+      <w:bookmarkStart w:id="36" w:name="_Toc221638276"/>
       <w:r>
         <w:rPr>
           <w:rStyle w:val="Strong"/>
@@ -14261,7 +14334,6 @@
           <w:bCs w:val="0"/>
           <w:color w:val="000000" w:themeColor="text1"/>
         </w:rPr>
-        <w:lastRenderedPageBreak/>
         <w:t>1.2</w:t>
       </w:r>
       <w:r>
@@ -14446,21 +14518,50 @@
       <w:pPr>
         <w:jc w:val="both"/>
         <w:rPr>
-          <w:rStyle w:val="Strong"/>
-          <w:rFonts w:ascii="Arial" w:hAnsi="Arial" w:cs="Arial"/>
-          <w:b w:val="0"/>
-          <w:bCs w:val="0"/>
-          <w:sz w:val="20"/>
-          <w:szCs w:val="20"/>
-        </w:rPr>
-      </w:pPr>
-      <w:r>
-        <w:rPr>
-          <w:rFonts w:ascii="Arial" w:hAnsi="Arial" w:cs="Arial"/>
-          <w:sz w:val="20"/>
-          <w:szCs w:val="20"/>
-        </w:rPr>
-        <w:t>Axiology which studies the science of value</w:t>
+          <w:rFonts w:ascii="Arial" w:hAnsi="Arial" w:cs="Arial"/>
+          <w:sz w:val="20"/>
+          <w:szCs w:val="20"/>
+        </w:rPr>
+      </w:pPr>
+      <w:r>
+        <w:rPr>
+          <w:rFonts w:ascii="Arial" w:hAnsi="Arial" w:cs="Arial"/>
+          <w:sz w:val="20"/>
+          <w:szCs w:val="20"/>
+        </w:rPr>
+        <w:t xml:space="preserve">Axiology which </w:t>
+      </w:r>
+      <w:r>
+        <w:rPr>
+          <w:rFonts w:ascii="Arial" w:hAnsi="Arial" w:cs="Arial"/>
+          <w:sz w:val="20"/>
+          <w:szCs w:val="20"/>
+        </w:rPr>
+        <w:t xml:space="preserve">is the </w:t>
+      </w:r>
+      <w:r>
+        <w:rPr>
+          <w:rFonts w:ascii="Arial" w:hAnsi="Arial" w:cs="Arial"/>
+          <w:sz w:val="20"/>
+          <w:szCs w:val="20"/>
+        </w:rPr>
+        <w:t>stud</w:t>
+      </w:r>
+      <w:r>
+        <w:rPr>
+          <w:rFonts w:ascii="Arial" w:hAnsi="Arial" w:cs="Arial"/>
+          <w:sz w:val="20"/>
+          <w:szCs w:val="20"/>
+        </w:rPr>
+        <w:t>y of</w:t>
+      </w:r>
+      <w:r>
+        <w:rPr>
+          <w:rFonts w:ascii="Arial" w:hAnsi="Arial" w:cs="Arial"/>
+          <w:sz w:val="20"/>
+          <w:szCs w:val="20"/>
+        </w:rPr>
+        <w:t xml:space="preserve"> the science of value</w:t>
       </w:r>
       <w:r>
         <w:rPr>
@@ -14524,22 +14625,16 @@
           <w:sz w:val="20"/>
           <w:szCs w:val="20"/>
         </w:rPr>
-        <w:t>other organizations.</w:t>
-      </w:r>
-    </w:p>
-    <w:p>
-      <w:pPr>
-        <w:rPr>
-          <w:rFonts w:ascii="Arial" w:hAnsi="Arial" w:cs="Arial"/>
-        </w:rPr>
-      </w:pPr>
-    </w:p>
-    <w:p>
-      <w:pPr>
-        <w:rPr>
-          <w:rFonts w:ascii="Arial" w:hAnsi="Arial" w:cs="Arial"/>
-        </w:rPr>
-      </w:pPr>
+        <w:t>other organizations</w:t>
+      </w:r>
+      <w:r>
+        <w:rPr>
+          <w:rFonts w:ascii="Arial" w:hAnsi="Arial" w:cs="Arial"/>
+          <w:sz w:val="20"/>
+          <w:szCs w:val="20"/>
+        </w:rPr>
+        <w:t>.</w:t>
+      </w:r>
     </w:p>
     <w:p>
       <w:pPr>
@@ -14554,7 +14649,7 @@
           <w:color w:val="000000" w:themeColor="text1"/>
         </w:rPr>
       </w:pPr>
-      <w:bookmarkStart w:id="37" w:name="_Toc221634017"/>
+      <w:bookmarkStart w:id="37" w:name="_Toc221638277"/>
       <w:bookmarkEnd w:id="24"/>
       <w:r>
         <w:rPr>
@@ -14982,25 +15077,7 @@
           <w:sz w:val="20"/>
           <w:szCs w:val="20"/>
         </w:rPr>
-        <w:t xml:space="preserve">Depp, C.A. and Jeste, D.V. (2004), </w:t>
-      </w:r>
-      <w:proofErr w:type="gramStart"/>
-      <w:r>
-        <w:rPr>
-          <w:rFonts w:ascii="Arial" w:hAnsi="Arial" w:cs="Arial"/>
-          <w:sz w:val="20"/>
-          <w:szCs w:val="20"/>
-        </w:rPr>
-        <w:t>Bipolar disorder</w:t>
-      </w:r>
-      <w:proofErr w:type="gramEnd"/>
-      <w:r>
-        <w:rPr>
-          <w:rFonts w:ascii="Arial" w:hAnsi="Arial" w:cs="Arial"/>
-          <w:sz w:val="20"/>
-          <w:szCs w:val="20"/>
-        </w:rPr>
-        <w:t xml:space="preserve"> in older adults: a critical review. Bipolar Disorders, 6: 343-367. </w:t>
+        <w:t xml:space="preserve">Depp, C.A. and Jeste, D.V. (2004), Bipolar disorder in older adults: a critical review. Bipolar Disorders, 6: 343-367. </w:t>
       </w:r>
       <w:hyperlink r:id="rId15" w:history="1">
         <w:r>
@@ -15041,6 +15118,7 @@
           <w:sz w:val="20"/>
           <w:szCs w:val="20"/>
         </w:rPr>
+        <w:lastRenderedPageBreak/>
         <w:t xml:space="preserve">Doyle (2025) ‘To Get Britain Working? Invest In People: Mayfield’s Report’, Available at: </w:t>
       </w:r>
       <w:hyperlink r:id="rId16" w:history="1">
@@ -15189,7 +15267,6 @@
           <w:sz w:val="20"/>
           <w:szCs w:val="20"/>
         </w:rPr>
-        <w:lastRenderedPageBreak/>
         <w:t>Forbes Magazine (2025) ‘</w:t>
       </w:r>
       <w:r>
@@ -15797,6 +15874,61 @@
           <w:sz w:val="20"/>
           <w:szCs w:val="20"/>
         </w:rPr>
+        <w:t>Roehl, M. T. (2019). The impact of SHRM on the psychological contract of employees: A typology and research agenda. </w:t>
+      </w:r>
+      <w:r>
+        <w:rPr>
+          <w:rFonts w:ascii="Arial" w:hAnsi="Arial" w:cs="Arial"/>
+          <w:i/>
+          <w:iCs/>
+          <w:sz w:val="20"/>
+          <w:szCs w:val="20"/>
+        </w:rPr>
+        <w:t>Personnel review</w:t>
+      </w:r>
+      <w:r>
+        <w:rPr>
+          <w:rFonts w:ascii="Arial" w:hAnsi="Arial" w:cs="Arial"/>
+          <w:sz w:val="20"/>
+          <w:szCs w:val="20"/>
+        </w:rPr>
+        <w:t>, </w:t>
+      </w:r>
+      <w:r>
+        <w:rPr>
+          <w:rFonts w:ascii="Arial" w:hAnsi="Arial" w:cs="Arial"/>
+          <w:i/>
+          <w:iCs/>
+          <w:sz w:val="20"/>
+          <w:szCs w:val="20"/>
+        </w:rPr>
+        <w:t>48</w:t>
+      </w:r>
+      <w:r>
+        <w:rPr>
+          <w:rFonts w:ascii="Arial" w:hAnsi="Arial" w:cs="Arial"/>
+          <w:sz w:val="20"/>
+          <w:szCs w:val="20"/>
+        </w:rPr>
+        <w:t>(6), 1580-1595.</w:t>
+      </w:r>
+    </w:p>
+    <w:p>
+      <w:pPr>
+        <w:ind w:left="720" w:hanging="720"/>
+        <w:jc w:val="both"/>
+        <w:rPr>
+          <w:rFonts w:ascii="Arial" w:hAnsi="Arial" w:cs="Arial"/>
+          <w:sz w:val="20"/>
+          <w:szCs w:val="20"/>
+        </w:rPr>
+      </w:pPr>
+      <w:r>
+        <w:rPr>
+          <w:rFonts w:ascii="Arial" w:hAnsi="Arial" w:cs="Arial"/>
+          <w:sz w:val="20"/>
+          <w:szCs w:val="20"/>
+        </w:rPr>
         <w:t>Rousseau, D. M. (1985). Issues of level in organizational research: Multi-level and cross-level perspectives. </w:t>
       </w:r>
       <w:r>
@@ -15837,6 +15969,7 @@
           <w:sz w:val="20"/>
           <w:szCs w:val="20"/>
         </w:rPr>
+        <w:lastRenderedPageBreak/>
         <w:t>Rynes, S. L. and Barber, A. E. (1990). Applicant attraction strategies: An organizational perspective. </w:t>
       </w:r>
       <w:r>
@@ -16033,7 +16166,6 @@
           <w:sz w:val="20"/>
           <w:szCs w:val="20"/>
         </w:rPr>
-        <w:lastRenderedPageBreak/>
         <w:t xml:space="preserve">Suen, H.-Y., Hung, K.-E. and Tseng, F.-H. (2020) ‘Employer Ratings through Crowdsourcing on social media: An Examination of U.S. Fortune 500 Companies’, </w:t>
       </w:r>
       <w:r>
@@ -17497,6 +17629,119 @@
     </w:lvl>
   </w:abstractNum>
   <w:abstractNum w:abstractNumId="7" w15:restartNumberingAfterBreak="0">
+    <w:nsid w:val="31FC605D"/>
+    <w:multiLevelType w:val="hybridMultilevel"/>
+    <w:tmpl w:val="1CEE20E6"/>
+    <w:lvl w:ilvl="0" w:tplc="08090005">
+      <w:start w:val="1"/>
+      <w:numFmt w:val="bullet"/>
+      <w:lvlText w:val=""/>
+      <w:lvlJc w:val="left"/>
+      <w:pPr>
+        <w:ind w:left="720" w:hanging="360"/>
+      </w:pPr>
+      <w:rPr>
+        <w:rFonts w:ascii="Wingdings" w:hAnsi="Wingdings" w:hint="default"/>
+      </w:rPr>
+    </w:lvl>
+    <w:lvl w:ilvl="1" w:tplc="08090003">
+      <w:start w:val="1"/>
+      <w:numFmt w:val="bullet"/>
+      <w:lvlText w:val="o"/>
+      <w:lvlJc w:val="left"/>
+      <w:pPr>
+        <w:ind w:left="1440" w:hanging="360"/>
+      </w:pPr>
+      <w:rPr>
+        <w:rFonts w:ascii="Courier New" w:hAnsi="Courier New" w:cs="Courier New" w:hint="default"/>
+      </w:rPr>
+    </w:lvl>
+    <w:lvl w:ilvl="2" w:tplc="08090005">
+      <w:start w:val="1"/>
+      <w:numFmt w:val="bullet"/>
+      <w:lvlText w:val=""/>
+      <w:lvlJc w:val="left"/>
+      <w:pPr>
+        <w:ind w:left="2160" w:hanging="360"/>
+      </w:pPr>
+      <w:rPr>
+        <w:rFonts w:ascii="Wingdings" w:hAnsi="Wingdings" w:hint="default"/>
+      </w:rPr>
+    </w:lvl>
+    <w:lvl w:ilvl="3" w:tplc="08090001">
+      <w:start w:val="1"/>
+      <w:numFmt w:val="bullet"/>
+      <w:lvlText w:val=""/>
+      <w:lvlJc w:val="left"/>
+      <w:pPr>
+        <w:ind w:left="2880" w:hanging="360"/>
+      </w:pPr>
+      <w:rPr>
+        <w:rFonts w:ascii="Symbol" w:hAnsi="Symbol" w:hint="default"/>
+      </w:rPr>
+    </w:lvl>
+    <w:lvl w:ilvl="4" w:tplc="08090003">
+      <w:start w:val="1"/>
+      <w:numFmt w:val="bullet"/>
+      <w:lvlText w:val="o"/>
+      <w:lvlJc w:val="left"/>
+      <w:pPr>
+        <w:ind w:left="3600" w:hanging="360"/>
+      </w:pPr>
+      <w:rPr>
+        <w:rFonts w:ascii="Courier New" w:hAnsi="Courier New" w:cs="Courier New" w:hint="default"/>
+      </w:rPr>
+    </w:lvl>
+    <w:lvl w:ilvl="5" w:tplc="08090005">
+      <w:start w:val="1"/>
+      <w:numFmt w:val="bullet"/>
+      <w:lvlText w:val=""/>
+      <w:lvlJc w:val="left"/>
+      <w:pPr>
+        <w:ind w:left="4320" w:hanging="360"/>
+      </w:pPr>
+      <w:rPr>
+        <w:rFonts w:ascii="Wingdings" w:hAnsi="Wingdings" w:hint="default"/>
+      </w:rPr>
+    </w:lvl>
+    <w:lvl w:ilvl="6" w:tplc="08090001">
+      <w:start w:val="1"/>
+      <w:numFmt w:val="bullet"/>
+      <w:lvlText w:val=""/>
+      <w:lvlJc w:val="left"/>
+      <w:pPr>
+        <w:ind w:left="5040" w:hanging="360"/>
+      </w:pPr>
+      <w:rPr>
+        <w:rFonts w:ascii="Symbol" w:hAnsi="Symbol" w:hint="default"/>
+      </w:rPr>
+    </w:lvl>
+    <w:lvl w:ilvl="7" w:tplc="08090003">
+      <w:start w:val="1"/>
+      <w:numFmt w:val="bullet"/>
+      <w:lvlText w:val="o"/>
+      <w:lvlJc w:val="left"/>
+      <w:pPr>
+        <w:ind w:left="5760" w:hanging="360"/>
+      </w:pPr>
+      <w:rPr>
+        <w:rFonts w:ascii="Courier New" w:hAnsi="Courier New" w:cs="Courier New" w:hint="default"/>
+      </w:rPr>
+    </w:lvl>
+    <w:lvl w:ilvl="8" w:tplc="08090005">
+      <w:start w:val="1"/>
+      <w:numFmt w:val="bullet"/>
+      <w:lvlText w:val=""/>
+      <w:lvlJc w:val="left"/>
+      <w:pPr>
+        <w:ind w:left="6480" w:hanging="360"/>
+      </w:pPr>
+      <w:rPr>
+        <w:rFonts w:ascii="Wingdings" w:hAnsi="Wingdings" w:hint="default"/>
+      </w:rPr>
+    </w:lvl>
+  </w:abstractNum>
+  <w:abstractNum w:abstractNumId="8" w15:restartNumberingAfterBreak="0">
     <w:nsid w:val="35AE2358"/>
     <w:multiLevelType w:val="hybridMultilevel"/>
     <w:tmpl w:val="313E9C48"/>
@@ -17609,7 +17854,7 @@
       </w:rPr>
     </w:lvl>
   </w:abstractNum>
-  <w:abstractNum w:abstractNumId="8" w15:restartNumberingAfterBreak="0">
+  <w:abstractNum w:abstractNumId="9" w15:restartNumberingAfterBreak="0">
     <w:nsid w:val="3763190F"/>
     <w:multiLevelType w:val="hybridMultilevel"/>
     <w:tmpl w:val="3B56DD94"/>
@@ -17722,7 +17967,7 @@
       </w:rPr>
     </w:lvl>
   </w:abstractNum>
-  <w:abstractNum w:abstractNumId="9" w15:restartNumberingAfterBreak="0">
+  <w:abstractNum w:abstractNumId="10" w15:restartNumberingAfterBreak="0">
     <w:nsid w:val="38002523"/>
     <w:multiLevelType w:val="hybridMultilevel"/>
     <w:tmpl w:val="C67AD9B8"/>
@@ -17808,7 +18053,7 @@
       </w:pPr>
     </w:lvl>
   </w:abstractNum>
-  <w:abstractNum w:abstractNumId="10" w15:restartNumberingAfterBreak="0">
+  <w:abstractNum w:abstractNumId="11" w15:restartNumberingAfterBreak="0">
     <w:nsid w:val="429B7366"/>
     <w:multiLevelType w:val="hybridMultilevel"/>
     <w:tmpl w:val="C5C4786E"/>
@@ -17921,7 +18166,7 @@
       </w:rPr>
     </w:lvl>
   </w:abstractNum>
-  <w:abstractNum w:abstractNumId="11" w15:restartNumberingAfterBreak="0">
+  <w:abstractNum w:abstractNumId="12" w15:restartNumberingAfterBreak="0">
     <w:nsid w:val="449D75EF"/>
     <w:multiLevelType w:val="hybridMultilevel"/>
     <w:tmpl w:val="269ED576"/>
@@ -18034,7 +18279,7 @@
       </w:rPr>
     </w:lvl>
   </w:abstractNum>
-  <w:abstractNum w:abstractNumId="12" w15:restartNumberingAfterBreak="0">
+  <w:abstractNum w:abstractNumId="13" w15:restartNumberingAfterBreak="0">
     <w:nsid w:val="55F14891"/>
     <w:multiLevelType w:val="hybridMultilevel"/>
     <w:tmpl w:val="44DAD432"/>
@@ -18147,7 +18392,7 @@
       </w:rPr>
     </w:lvl>
   </w:abstractNum>
-  <w:abstractNum w:abstractNumId="13" w15:restartNumberingAfterBreak="0">
+  <w:abstractNum w:abstractNumId="14" w15:restartNumberingAfterBreak="0">
     <w:nsid w:val="586323E8"/>
     <w:multiLevelType w:val="hybridMultilevel"/>
     <w:tmpl w:val="D58285D0"/>
@@ -18260,7 +18505,7 @@
       </w:rPr>
     </w:lvl>
   </w:abstractNum>
-  <w:abstractNum w:abstractNumId="14" w15:restartNumberingAfterBreak="0">
+  <w:abstractNum w:abstractNumId="15" w15:restartNumberingAfterBreak="0">
     <w:nsid w:val="5C0E4F3D"/>
     <w:multiLevelType w:val="hybridMultilevel"/>
     <w:tmpl w:val="EC20492C"/>
@@ -18351,7 +18596,7 @@
       </w:pPr>
     </w:lvl>
   </w:abstractNum>
-  <w:abstractNum w:abstractNumId="15" w15:restartNumberingAfterBreak="0">
+  <w:abstractNum w:abstractNumId="16" w15:restartNumberingAfterBreak="0">
     <w:nsid w:val="5C476B81"/>
     <w:multiLevelType w:val="multilevel"/>
     <w:tmpl w:val="FC8A0658"/>
@@ -18500,7 +18745,7 @@
       </w:rPr>
     </w:lvl>
   </w:abstractNum>
-  <w:abstractNum w:abstractNumId="16" w15:restartNumberingAfterBreak="0">
+  <w:abstractNum w:abstractNumId="17" w15:restartNumberingAfterBreak="0">
     <w:nsid w:val="5FC12913"/>
     <w:multiLevelType w:val="multilevel"/>
     <w:tmpl w:val="CCC2C13C"/>
@@ -18649,7 +18894,7 @@
       </w:rPr>
     </w:lvl>
   </w:abstractNum>
-  <w:abstractNum w:abstractNumId="17" w15:restartNumberingAfterBreak="0">
+  <w:abstractNum w:abstractNumId="18" w15:restartNumberingAfterBreak="0">
     <w:nsid w:val="6A6320F1"/>
     <w:multiLevelType w:val="hybridMultilevel"/>
     <w:tmpl w:val="06D0C24C"/>
@@ -18762,7 +19007,7 @@
       </w:rPr>
     </w:lvl>
   </w:abstractNum>
-  <w:abstractNum w:abstractNumId="18" w15:restartNumberingAfterBreak="0">
+  <w:abstractNum w:abstractNumId="19" w15:restartNumberingAfterBreak="0">
     <w:nsid w:val="6DF80A5C"/>
     <w:multiLevelType w:val="hybridMultilevel"/>
     <w:tmpl w:val="227C523A"/>
@@ -18875,7 +19120,7 @@
       </w:rPr>
     </w:lvl>
   </w:abstractNum>
-  <w:abstractNum w:abstractNumId="19" w15:restartNumberingAfterBreak="0">
+  <w:abstractNum w:abstractNumId="20" w15:restartNumberingAfterBreak="0">
     <w:nsid w:val="797C4B82"/>
     <w:multiLevelType w:val="hybridMultilevel"/>
     <w:tmpl w:val="07EAFC60"/>
@@ -18992,40 +19237,40 @@
     <w:abstractNumId w:val="4"/>
   </w:num>
   <w:num w:numId="2" w16cid:durableId="2040466800">
-    <w:abstractNumId w:val="9"/>
+    <w:abstractNumId w:val="10"/>
   </w:num>
   <w:num w:numId="3" w16cid:durableId="1340304127">
     <w:abstractNumId w:val="2"/>
   </w:num>
   <w:num w:numId="4" w16cid:durableId="1512138096">
-    <w:abstractNumId w:val="13"/>
+    <w:abstractNumId w:val="14"/>
   </w:num>
   <w:num w:numId="5" w16cid:durableId="1649553211">
     <w:abstractNumId w:val="3"/>
   </w:num>
   <w:num w:numId="6" w16cid:durableId="807891391">
+    <w:abstractNumId w:val="19"/>
+  </w:num>
+  <w:num w:numId="7" w16cid:durableId="729426662">
+    <w:abstractNumId w:val="15"/>
+  </w:num>
+  <w:num w:numId="8" w16cid:durableId="605891484">
+    <w:abstractNumId w:val="11"/>
+  </w:num>
+  <w:num w:numId="9" w16cid:durableId="1149131816">
+    <w:abstractNumId w:val="8"/>
+  </w:num>
+  <w:num w:numId="10" w16cid:durableId="912161938">
+    <w:abstractNumId w:val="9"/>
+  </w:num>
+  <w:num w:numId="11" w16cid:durableId="1896774179">
     <w:abstractNumId w:val="18"/>
   </w:num>
-  <w:num w:numId="7" w16cid:durableId="729426662">
-    <w:abstractNumId w:val="14"/>
-  </w:num>
-  <w:num w:numId="8" w16cid:durableId="605891484">
-    <w:abstractNumId w:val="10"/>
-  </w:num>
-  <w:num w:numId="9" w16cid:durableId="1149131816">
-    <w:abstractNumId w:val="7"/>
-  </w:num>
-  <w:num w:numId="10" w16cid:durableId="912161938">
-    <w:abstractNumId w:val="8"/>
-  </w:num>
-  <w:num w:numId="11" w16cid:durableId="1896774179">
+  <w:num w:numId="12" w16cid:durableId="1262647108">
     <w:abstractNumId w:val="17"/>
   </w:num>
-  <w:num w:numId="12" w16cid:durableId="1262647108">
+  <w:num w:numId="13" w16cid:durableId="1882472697">
     <w:abstractNumId w:val="16"/>
-  </w:num>
-  <w:num w:numId="13" w16cid:durableId="1882472697">
-    <w:abstractNumId w:val="15"/>
   </w:num>
   <w:num w:numId="14" w16cid:durableId="1431969139">
     <w:abstractNumId w:val="0"/>
@@ -19034,19 +19279,31 @@
     <w:abstractNumId w:val="6"/>
   </w:num>
   <w:num w:numId="16" w16cid:durableId="1098015004">
-    <w:abstractNumId w:val="11"/>
+    <w:abstractNumId w:val="12"/>
   </w:num>
   <w:num w:numId="17" w16cid:durableId="146677694">
-    <w:abstractNumId w:val="19"/>
+    <w:abstractNumId w:val="20"/>
   </w:num>
   <w:num w:numId="18" w16cid:durableId="1043676634">
     <w:abstractNumId w:val="1"/>
   </w:num>
   <w:num w:numId="19" w16cid:durableId="1144927941">
-    <w:abstractNumId w:val="12"/>
+    <w:abstractNumId w:val="13"/>
   </w:num>
   <w:num w:numId="20" w16cid:durableId="1313364356">
     <w:abstractNumId w:val="5"/>
+  </w:num>
+  <w:num w:numId="21" w16cid:durableId="813789302">
+    <w:abstractNumId w:val="7"/>
+    <w:lvlOverride w:ilvl="0"/>
+    <w:lvlOverride w:ilvl="1"/>
+    <w:lvlOverride w:ilvl="2"/>
+    <w:lvlOverride w:ilvl="3"/>
+    <w:lvlOverride w:ilvl="4"/>
+    <w:lvlOverride w:ilvl="5"/>
+    <w:lvlOverride w:ilvl="6"/>
+    <w:lvlOverride w:ilvl="7"/>
+    <w:lvlOverride w:ilvl="8"/>
   </w:num>
 </w:numbering>
 </file>

--- a/FBL-PhD-research-proposal.docx
+++ b/FBL-PhD-research-proposal.docx
@@ -281,15 +281,7 @@
           <w:sz w:val="20"/>
           <w:szCs w:val="20"/>
         </w:rPr>
-        <w:t>Essex</w:t>
-      </w:r>
-      <w:r>
-        <w:rPr>
-          <w:rFonts w:ascii="Arial" w:hAnsi="Arial" w:cs="Arial"/>
-          <w:sz w:val="20"/>
-          <w:szCs w:val="20"/>
-        </w:rPr>
-        <w:t>, 2013</w:t>
+        <w:t>Essex, 2013</w:t>
       </w:r>
     </w:p>
     <w:p>
@@ -300,44 +292,15 @@
           <w:rFonts w:ascii="Arial" w:hAnsi="Arial" w:cs="Arial"/>
           <w:sz w:val="20"/>
           <w:szCs w:val="20"/>
-          <w:lang w:val="fr-FR"/>
-        </w:rPr>
-      </w:pPr>
-      <w:r>
-        <w:rPr>
-          <w:rFonts w:ascii="Arial" w:hAnsi="Arial" w:cs="Arial"/>
-          <w:sz w:val="20"/>
-          <w:szCs w:val="20"/>
-          <w:lang w:val="fr-FR"/>
-        </w:rPr>
-        <w:t xml:space="preserve">BBM, University </w:t>
-      </w:r>
-      <w:r>
-        <w:rPr>
-          <w:rFonts w:ascii="Arial" w:hAnsi="Arial" w:cs="Arial"/>
-          <w:sz w:val="20"/>
-          <w:szCs w:val="20"/>
-          <w:lang w:val="fr-FR"/>
-        </w:rPr>
-        <w:t xml:space="preserve">of </w:t>
-      </w:r>
-      <w:r>
-        <w:rPr>
-          <w:rFonts w:ascii="Arial" w:hAnsi="Arial" w:cs="Arial"/>
-          <w:sz w:val="20"/>
-          <w:szCs w:val="20"/>
-          <w:lang w:val="fr-FR"/>
-        </w:rPr>
-        <w:t>Essex</w:t>
-      </w:r>
-      <w:r>
-        <w:rPr>
-          <w:rFonts w:ascii="Arial" w:hAnsi="Arial" w:cs="Arial"/>
-          <w:sz w:val="20"/>
-          <w:szCs w:val="20"/>
-          <w:lang w:val="fr-FR"/>
-        </w:rPr>
-        <w:t>, 2010</w:t>
+        </w:rPr>
+      </w:pPr>
+      <w:r>
+        <w:rPr>
+          <w:rFonts w:ascii="Arial" w:hAnsi="Arial" w:cs="Arial"/>
+          <w:sz w:val="20"/>
+          <w:szCs w:val="20"/>
+        </w:rPr>
+        <w:t>BBM, University of Essex, 2010</w:t>
       </w:r>
     </w:p>
     <w:p>
@@ -345,7 +308,6 @@
         <w:contextualSpacing/>
         <w:rPr>
           <w:rFonts w:ascii="Arial" w:hAnsi="Arial" w:cs="Arial"/>
-          <w:lang w:val="fr-FR"/>
         </w:rPr>
       </w:pPr>
     </w:p>
@@ -2560,87 +2522,7 @@
           <w:sz w:val="20"/>
           <w:szCs w:val="20"/>
         </w:rPr>
-        <w:t xml:space="preserve">Though there are no doubt an immense amount of synergy and efficiency gains </w:t>
-      </w:r>
-      <w:r>
-        <w:rPr>
-          <w:rFonts w:ascii="Arial" w:hAnsi="Arial" w:cs="Arial"/>
-          <w:sz w:val="20"/>
-          <w:szCs w:val="20"/>
-        </w:rPr>
-        <w:t>achieved through</w:t>
-      </w:r>
-      <w:r>
-        <w:rPr>
-          <w:rFonts w:ascii="Arial" w:hAnsi="Arial" w:cs="Arial"/>
-          <w:sz w:val="20"/>
-          <w:szCs w:val="20"/>
-        </w:rPr>
-        <w:t xml:space="preserve"> the adoption of </w:t>
-      </w:r>
-      <w:r>
-        <w:rPr>
-          <w:rFonts w:ascii="Arial" w:hAnsi="Arial" w:cs="Arial"/>
-          <w:sz w:val="20"/>
-          <w:szCs w:val="20"/>
-        </w:rPr>
-        <w:t>Artifi</w:t>
-      </w:r>
-      <w:r>
-        <w:rPr>
-          <w:rFonts w:ascii="Arial" w:hAnsi="Arial" w:cs="Arial"/>
-          <w:sz w:val="20"/>
-          <w:szCs w:val="20"/>
-        </w:rPr>
-        <w:t xml:space="preserve">cial Intelligence (‘AI’) and its proponents, the process of achieving </w:t>
-      </w:r>
-      <w:r>
-        <w:rPr>
-          <w:rFonts w:ascii="Arial" w:hAnsi="Arial" w:cs="Arial"/>
-          <w:sz w:val="20"/>
-          <w:szCs w:val="20"/>
-        </w:rPr>
-        <w:t xml:space="preserve">these </w:t>
-      </w:r>
-      <w:r>
-        <w:rPr>
-          <w:rFonts w:ascii="Arial" w:hAnsi="Arial" w:cs="Arial"/>
-          <w:sz w:val="20"/>
-          <w:szCs w:val="20"/>
-        </w:rPr>
-        <w:t>result</w:t>
-      </w:r>
-      <w:r>
-        <w:rPr>
-          <w:rFonts w:ascii="Arial" w:hAnsi="Arial" w:cs="Arial"/>
-          <w:sz w:val="20"/>
-          <w:szCs w:val="20"/>
-        </w:rPr>
-        <w:t>s</w:t>
-      </w:r>
-      <w:r>
-        <w:rPr>
-          <w:rFonts w:ascii="Arial" w:hAnsi="Arial" w:cs="Arial"/>
-          <w:sz w:val="20"/>
-          <w:szCs w:val="20"/>
-        </w:rPr>
-        <w:t xml:space="preserve"> and the result itself has been deemed a threat to society by the author of a recent House of Lords Library report</w:t>
-      </w:r>
-      <w:r>
-        <w:rPr>
-          <w:rFonts w:ascii="Arial" w:hAnsi="Arial" w:cs="Arial"/>
-          <w:sz w:val="20"/>
-          <w:szCs w:val="20"/>
-        </w:rPr>
-        <w:t>.</w:t>
-      </w:r>
-      <w:r>
-        <w:rPr>
-          <w:rFonts w:ascii="Arial" w:hAnsi="Arial" w:cs="Arial"/>
-          <w:sz w:val="20"/>
-          <w:szCs w:val="20"/>
-        </w:rPr>
-        <w:t xml:space="preserve"> It is therefore timely that t</w:t>
+        <w:t>It is timely that t</w:t>
       </w:r>
       <w:r>
         <w:rPr>
@@ -2798,6 +2680,14 @@
           <w:sz w:val="20"/>
           <w:szCs w:val="20"/>
         </w:rPr>
+        <w:t xml:space="preserve"> to develop employment opportunities for disadvantaged communities across Britain</w:t>
+      </w:r>
+      <w:r>
+        <w:rPr>
+          <w:rFonts w:ascii="Arial" w:hAnsi="Arial" w:cs="Arial"/>
+          <w:sz w:val="20"/>
+          <w:szCs w:val="20"/>
+        </w:rPr>
         <w:t>. </w:t>
       </w:r>
       <w:r>
@@ -2822,175 +2712,23 @@
           <w:sz w:val="20"/>
           <w:szCs w:val="20"/>
         </w:rPr>
-        <w:t>, the rise in what has come to be known as Artificia</w:t>
-      </w:r>
-      <w:r>
-        <w:rPr>
-          <w:rFonts w:ascii="Arial" w:hAnsi="Arial" w:cs="Arial"/>
-          <w:sz w:val="20"/>
-          <w:szCs w:val="20"/>
-        </w:rPr>
-        <w:t xml:space="preserve">l </w:t>
-      </w:r>
-      <w:r>
-        <w:rPr>
-          <w:rFonts w:ascii="Arial" w:hAnsi="Arial" w:cs="Arial"/>
-          <w:sz w:val="20"/>
-          <w:szCs w:val="20"/>
-        </w:rPr>
-        <w:t>Intelligence</w:t>
-      </w:r>
-      <w:r>
-        <w:rPr>
-          <w:rFonts w:ascii="Arial" w:hAnsi="Arial" w:cs="Arial"/>
-          <w:sz w:val="20"/>
-          <w:szCs w:val="20"/>
-        </w:rPr>
-        <w:t xml:space="preserve"> or AI</w:t>
-      </w:r>
-      <w:r>
-        <w:rPr>
-          <w:rFonts w:ascii="Arial" w:hAnsi="Arial" w:cs="Arial"/>
-          <w:sz w:val="20"/>
-          <w:szCs w:val="20"/>
-        </w:rPr>
-        <w:t xml:space="preserve">, which forms </w:t>
-      </w:r>
-      <w:r>
-        <w:rPr>
-          <w:rFonts w:ascii="Arial" w:hAnsi="Arial" w:cs="Arial"/>
-          <w:sz w:val="20"/>
-          <w:szCs w:val="20"/>
-        </w:rPr>
-        <w:t xml:space="preserve">a fundamental </w:t>
-      </w:r>
-      <w:r>
-        <w:rPr>
-          <w:rFonts w:ascii="Arial" w:hAnsi="Arial" w:cs="Arial"/>
-          <w:sz w:val="20"/>
-          <w:szCs w:val="20"/>
-        </w:rPr>
-        <w:t xml:space="preserve">part of the </w:t>
-      </w:r>
-      <w:r>
-        <w:rPr>
-          <w:rFonts w:ascii="Arial" w:hAnsi="Arial" w:cs="Arial"/>
-          <w:sz w:val="20"/>
-          <w:szCs w:val="20"/>
-        </w:rPr>
-        <w:t>idea</w:t>
-      </w:r>
-      <w:r>
-        <w:rPr>
-          <w:rFonts w:ascii="Arial" w:hAnsi="Arial" w:cs="Arial"/>
-          <w:sz w:val="20"/>
-          <w:szCs w:val="20"/>
-        </w:rPr>
-        <w:t xml:space="preserve"> that there may in fact </w:t>
-      </w:r>
-      <w:r>
-        <w:rPr>
-          <w:rFonts w:ascii="Arial" w:hAnsi="Arial" w:cs="Arial"/>
-          <w:sz w:val="20"/>
-          <w:szCs w:val="20"/>
-        </w:rPr>
-        <w:t xml:space="preserve">may </w:t>
-      </w:r>
-      <w:r>
-        <w:rPr>
-          <w:rFonts w:ascii="Arial" w:hAnsi="Arial" w:cs="Arial"/>
-          <w:sz w:val="20"/>
-          <w:szCs w:val="20"/>
-        </w:rPr>
-        <w:t xml:space="preserve">be a Singularity </w:t>
-      </w:r>
-      <w:r>
-        <w:rPr>
-          <w:rFonts w:ascii="Arial" w:hAnsi="Arial" w:cs="Arial"/>
-          <w:sz w:val="20"/>
-          <w:szCs w:val="20"/>
-        </w:rPr>
-        <w:t xml:space="preserve">taking place </w:t>
-      </w:r>
-      <w:r>
-        <w:rPr>
-          <w:rFonts w:ascii="Arial" w:hAnsi="Arial" w:cs="Arial"/>
-          <w:sz w:val="20"/>
-          <w:szCs w:val="20"/>
-        </w:rPr>
-        <w:t>in the near future, has produced various “sides”</w:t>
-      </w:r>
-      <w:r>
-        <w:rPr>
-          <w:rFonts w:ascii="Arial" w:hAnsi="Arial" w:cs="Arial"/>
-          <w:sz w:val="20"/>
-          <w:szCs w:val="20"/>
-        </w:rPr>
-        <w:t xml:space="preserve">, creating extended debate on the topic of </w:t>
-      </w:r>
-      <w:r>
-        <w:rPr>
-          <w:rFonts w:ascii="Arial" w:hAnsi="Arial" w:cs="Arial"/>
-          <w:sz w:val="20"/>
-          <w:szCs w:val="20"/>
-        </w:rPr>
-        <w:t>signalling, reasonable adjustments and HR</w:t>
-      </w:r>
-      <w:r>
-        <w:rPr>
-          <w:rFonts w:ascii="Arial" w:hAnsi="Arial" w:cs="Arial"/>
-          <w:sz w:val="20"/>
-          <w:szCs w:val="20"/>
-        </w:rPr>
-        <w:t xml:space="preserve"> best practice</w:t>
-      </w:r>
-      <w:r>
-        <w:rPr>
-          <w:rFonts w:ascii="Arial" w:hAnsi="Arial" w:cs="Arial"/>
-          <w:sz w:val="20"/>
-          <w:szCs w:val="20"/>
-        </w:rPr>
-        <w:t xml:space="preserve">. On the one hand there are </w:t>
-      </w:r>
-      <w:r>
-        <w:rPr>
-          <w:rFonts w:ascii="Arial" w:hAnsi="Arial" w:cs="Arial"/>
-          <w:sz w:val="20"/>
-          <w:szCs w:val="20"/>
-        </w:rPr>
-        <w:t xml:space="preserve">proponents who advocate for AI </w:t>
-      </w:r>
-      <w:r>
-        <w:rPr>
-          <w:rFonts w:ascii="Arial" w:hAnsi="Arial" w:cs="Arial"/>
-          <w:sz w:val="20"/>
-          <w:szCs w:val="20"/>
-        </w:rPr>
-        <w:t xml:space="preserve">and on the other </w:t>
-      </w:r>
-      <w:r>
-        <w:rPr>
-          <w:rFonts w:ascii="Arial" w:hAnsi="Arial" w:cs="Arial"/>
-          <w:sz w:val="20"/>
-          <w:szCs w:val="20"/>
-        </w:rPr>
-        <w:t xml:space="preserve">hand </w:t>
-      </w:r>
-      <w:r>
-        <w:rPr>
-          <w:rFonts w:ascii="Arial" w:hAnsi="Arial" w:cs="Arial"/>
-          <w:sz w:val="20"/>
-          <w:szCs w:val="20"/>
-        </w:rPr>
-        <w:t>there are naysayers</w:t>
-      </w:r>
-      <w:r>
-        <w:rPr>
-          <w:rFonts w:ascii="Arial" w:hAnsi="Arial" w:cs="Arial"/>
-          <w:sz w:val="20"/>
-          <w:szCs w:val="20"/>
-        </w:rPr>
-        <w:t xml:space="preserve"> who oppose these synergies on the basis of work erosion and a reduction I the level of labour force participation.</w:t>
+        <w:t xml:space="preserve"> in 2024</w:t>
+      </w:r>
+      <w:r>
+        <w:rPr>
+          <w:rFonts w:ascii="Arial" w:hAnsi="Arial" w:cs="Arial"/>
+          <w:sz w:val="20"/>
+          <w:szCs w:val="20"/>
+        </w:rPr>
+        <w:t xml:space="preserve">, the rise in what has come to be known as </w:t>
+      </w:r>
+      <w:r>
+        <w:rPr>
+          <w:rFonts w:ascii="Arial" w:hAnsi="Arial" w:cs="Arial"/>
+          <w:sz w:val="20"/>
+          <w:szCs w:val="20"/>
+        </w:rPr>
+        <w:t>youth who are not in employment, education or training (NEETs, essentially) has somewhat subsided.</w:t>
       </w:r>
     </w:p>
     <w:p>
@@ -3022,25 +2760,7 @@
           <w:sz w:val="20"/>
           <w:szCs w:val="20"/>
         </w:rPr>
-        <w:t>Since the outcome of the Buckland Review and its subsequent findings concerning the employment opportunities of Autistic applicants (that is, </w:t>
-      </w:r>
-      <w:r>
-        <w:rPr>
-          <w:rFonts w:ascii="Arial" w:hAnsi="Arial" w:cs="Arial"/>
-          <w:b/>
-          <w:bCs/>
-          <w:sz w:val="20"/>
-          <w:szCs w:val="20"/>
-        </w:rPr>
-        <w:t>7 in 10</w:t>
-      </w:r>
-      <w:r>
-        <w:rPr>
-          <w:rFonts w:ascii="Arial" w:hAnsi="Arial" w:cs="Arial"/>
-          <w:sz w:val="20"/>
-          <w:szCs w:val="20"/>
-        </w:rPr>
-        <w:t xml:space="preserve"> are not in gainful employment across the country), further research has been conducted by Miller and Doyle (2025) which forms the basis of how to </w:t>
+        <w:t>Since the outcome of the Buckland Review and its subsequent findings concerning the employment opportunities of Autistic applicants (that is, 7 in 10 are not in gainful employment across the country), further research has been conducted by Miller and Doyle (2025) which forms the basis of how to </w:t>
       </w:r>
       <w:r>
         <w:rPr>
@@ -3106,25 +2826,7 @@
           <w:sz w:val="20"/>
           <w:szCs w:val="20"/>
         </w:rPr>
-        <w:t xml:space="preserve"> </w:t>
-      </w:r>
-      <w:r>
-        <w:rPr>
-          <w:rFonts w:ascii="Arial" w:hAnsi="Arial" w:cs="Arial"/>
-          <w:b/>
-          <w:bCs/>
-          <w:sz w:val="20"/>
-          <w:szCs w:val="20"/>
-        </w:rPr>
-        <w:t xml:space="preserve">Sir Charlie Mayfield </w:t>
-      </w:r>
-      <w:r>
-        <w:rPr>
-          <w:rFonts w:ascii="Arial" w:hAnsi="Arial" w:cs="Arial"/>
-          <w:sz w:val="20"/>
-          <w:szCs w:val="20"/>
-        </w:rPr>
-        <w:t xml:space="preserve">Review </w:t>
+        <w:t xml:space="preserve"> Sir Charlie Mayfield Review </w:t>
       </w:r>
       <w:r>
         <w:rPr>
@@ -3188,75 +2890,103 @@
           <w:sz w:val="20"/>
           <w:szCs w:val="20"/>
         </w:rPr>
-        <w:t xml:space="preserve">is important for several reasons, not least for the intrinsic motivation of the employee but also on grounds of fairness and positive discrimination. I am aiming to study how </w:t>
-      </w:r>
-      <w:r>
-        <w:rPr>
-          <w:rFonts w:ascii="Arial" w:hAnsi="Arial" w:cs="Arial"/>
-          <w:sz w:val="20"/>
-          <w:szCs w:val="20"/>
-        </w:rPr>
-        <w:t xml:space="preserve">Black </w:t>
-      </w:r>
-      <w:r>
-        <w:rPr>
-          <w:rFonts w:ascii="Arial" w:hAnsi="Arial" w:cs="Arial"/>
-          <w:sz w:val="20"/>
-          <w:szCs w:val="20"/>
-        </w:rPr>
-        <w:t>neurodiverse applicants perceive resource-based HRM (what we call the RBV in HRM theory) and how RBV approaches, which are inherently focused on creating competitive advantage link to recruitment signalling during the applicant journey. I am hoping to investigate several hypotheses (which I have cited in my PhD proposal) which will form the backbone of the research study, and which will either confirm the work of </w:t>
-      </w:r>
-      <w:r>
-        <w:rPr>
-          <w:rFonts w:ascii="Arial" w:hAnsi="Arial" w:cs="Arial"/>
-          <w:b/>
-          <w:bCs/>
-          <w:sz w:val="20"/>
-          <w:szCs w:val="20"/>
-        </w:rPr>
-        <w:t>Miller and Doyle (2025)</w:t>
-      </w:r>
-      <w:r>
-        <w:rPr>
-          <w:rFonts w:ascii="Arial" w:hAnsi="Arial" w:cs="Arial"/>
-          <w:sz w:val="20"/>
-          <w:szCs w:val="20"/>
-        </w:rPr>
-        <w:t xml:space="preserve"> or reject the premise of their recent research study. I also plan to extend Miller and Doyle's work to study anonymous responses from applicants with </w:t>
-      </w:r>
-      <w:r>
-        <w:rPr>
-          <w:rFonts w:ascii="Arial" w:hAnsi="Arial" w:cs="Arial"/>
-          <w:sz w:val="20"/>
-          <w:szCs w:val="20"/>
-        </w:rPr>
-        <w:t>bipolar disorder</w:t>
-      </w:r>
-      <w:r>
-        <w:rPr>
-          <w:rFonts w:ascii="Arial" w:hAnsi="Arial" w:cs="Arial"/>
-          <w:sz w:val="20"/>
-          <w:szCs w:val="20"/>
-        </w:rPr>
-        <w:t xml:space="preserve"> (a condition that is </w:t>
-      </w:r>
-      <w:r>
-        <w:rPr>
-          <w:rFonts w:ascii="Arial" w:hAnsi="Arial" w:cs="Arial"/>
-          <w:b/>
-          <w:bCs/>
-          <w:sz w:val="20"/>
-          <w:szCs w:val="20"/>
-        </w:rPr>
-        <w:t>widely considered</w:t>
-      </w:r>
-      <w:r>
-        <w:rPr>
-          <w:rFonts w:ascii="Arial" w:hAnsi="Arial" w:cs="Arial"/>
-          <w:sz w:val="20"/>
-          <w:szCs w:val="20"/>
-        </w:rPr>
-        <w:t> as neurodivergent but was omitted from their empirical study).</w:t>
+        <w:t xml:space="preserve">is important for several reasons, not least for the intrinsic motivation of the employee but also on grounds of fairness and positive discrimination. I am aiming to study how neurodiverse applicants perceive </w:t>
+      </w:r>
+      <w:r>
+        <w:rPr>
+          <w:rFonts w:ascii="Arial" w:hAnsi="Arial" w:cs="Arial"/>
+          <w:sz w:val="20"/>
+          <w:szCs w:val="20"/>
+        </w:rPr>
+        <w:t>S</w:t>
+      </w:r>
+      <w:r>
+        <w:rPr>
+          <w:rFonts w:ascii="Arial" w:hAnsi="Arial" w:cs="Arial"/>
+          <w:sz w:val="20"/>
+          <w:szCs w:val="20"/>
+        </w:rPr>
+        <w:t xml:space="preserve">HRM and how </w:t>
+      </w:r>
+      <w:r>
+        <w:rPr>
+          <w:rFonts w:ascii="Arial" w:hAnsi="Arial" w:cs="Arial"/>
+          <w:sz w:val="20"/>
+          <w:szCs w:val="20"/>
+        </w:rPr>
+        <w:t>SHRM</w:t>
+      </w:r>
+      <w:r>
+        <w:rPr>
+          <w:rFonts w:ascii="Arial" w:hAnsi="Arial" w:cs="Arial"/>
+          <w:sz w:val="20"/>
+          <w:szCs w:val="20"/>
+        </w:rPr>
+        <w:t xml:space="preserve"> approaches, which are inherently focused on creating competitive advantage link to recruitment signalling during the applicant journey. I am hoping to investigate several</w:t>
+      </w:r>
+      <w:r>
+        <w:rPr>
+          <w:rFonts w:ascii="Arial" w:hAnsi="Arial" w:cs="Arial"/>
+          <w:sz w:val="20"/>
+          <w:szCs w:val="20"/>
+        </w:rPr>
+        <w:t xml:space="preserve">, </w:t>
+      </w:r>
+      <w:r>
+        <w:rPr>
+          <w:rFonts w:ascii="Arial" w:hAnsi="Arial" w:cs="Arial"/>
+          <w:sz w:val="20"/>
+          <w:szCs w:val="20"/>
+        </w:rPr>
+        <w:t>which will form the backbone of the research study, and which will either confirm the work of Miller and Doyle (2025) or reject the premise of their recent research study</w:t>
+      </w:r>
+      <w:r>
+        <w:rPr>
+          <w:rFonts w:ascii="Arial" w:hAnsi="Arial" w:cs="Arial"/>
+          <w:sz w:val="20"/>
+          <w:szCs w:val="20"/>
+        </w:rPr>
+        <w:t xml:space="preserve"> using a deductive methodology</w:t>
+      </w:r>
+      <w:r>
+        <w:rPr>
+          <w:rFonts w:ascii="Arial" w:hAnsi="Arial" w:cs="Arial"/>
+          <w:sz w:val="20"/>
+          <w:szCs w:val="20"/>
+        </w:rPr>
+        <w:t>. I also plan to</w:t>
+      </w:r>
+      <w:r>
+        <w:rPr>
+          <w:rFonts w:ascii="Arial" w:hAnsi="Arial" w:cs="Arial"/>
+          <w:sz w:val="20"/>
+          <w:szCs w:val="20"/>
+        </w:rPr>
+        <w:t xml:space="preserve"> extend Miller and Doyle's work to study anonymous responses from </w:t>
+      </w:r>
+      <w:r>
+        <w:rPr>
+          <w:rFonts w:ascii="Arial" w:hAnsi="Arial" w:cs="Arial"/>
+          <w:sz w:val="20"/>
+          <w:szCs w:val="20"/>
+        </w:rPr>
+        <w:t xml:space="preserve">neurotypical and neurodiverse </w:t>
+      </w:r>
+      <w:r>
+        <w:rPr>
+          <w:rFonts w:ascii="Arial" w:hAnsi="Arial" w:cs="Arial"/>
+          <w:sz w:val="20"/>
+          <w:szCs w:val="20"/>
+        </w:rPr>
+        <w:t>applican</w:t>
+      </w:r>
+      <w:r>
+        <w:rPr>
+          <w:rFonts w:ascii="Arial" w:hAnsi="Arial" w:cs="Arial"/>
+          <w:sz w:val="20"/>
+          <w:szCs w:val="20"/>
+        </w:rPr>
+        <w:t>ts.</w:t>
       </w:r>
     </w:p>
     <w:p>
@@ -3278,7 +3008,6 @@
           <w:bCs w:val="0"/>
           <w:color w:val="auto"/>
         </w:rPr>
-        <w:lastRenderedPageBreak/>
         <w:t>1.1</w:t>
       </w:r>
       <w:r>
@@ -3319,8 +3048,9 @@
           <w:bCs w:val="0"/>
           <w:color w:val="auto"/>
         </w:rPr>
-        <w:t>Key Questions</w:t>
-      </w:r>
+        <w:t xml:space="preserve">Four </w:t>
+      </w:r>
+      <w:bookmarkEnd w:id="2"/>
       <w:r>
         <w:rPr>
           <w:rStyle w:val="Strong"/>
@@ -3329,52 +3059,12 @@
           <w:bCs w:val="0"/>
           <w:color w:val="auto"/>
         </w:rPr>
-        <w:t xml:space="preserve"> Pertaining </w:t>
-      </w:r>
-      <w:r>
-        <w:rPr>
-          <w:rStyle w:val="Strong"/>
-          <w:rFonts w:ascii="Arial" w:hAnsi="Arial" w:cs="Arial"/>
-          <w:b w:val="0"/>
-          <w:bCs w:val="0"/>
-          <w:color w:val="auto"/>
-        </w:rPr>
-        <w:t>to</w:t>
-      </w:r>
-      <w:r>
-        <w:rPr>
-          <w:rStyle w:val="Strong"/>
-          <w:rFonts w:ascii="Arial" w:hAnsi="Arial" w:cs="Arial"/>
-          <w:b w:val="0"/>
-          <w:bCs w:val="0"/>
-          <w:color w:val="auto"/>
-        </w:rPr>
-        <w:t xml:space="preserve"> </w:t>
-      </w:r>
-      <w:r>
-        <w:rPr>
-          <w:rStyle w:val="Strong"/>
-          <w:rFonts w:ascii="Arial" w:hAnsi="Arial" w:cs="Arial"/>
-          <w:b w:val="0"/>
-          <w:bCs w:val="0"/>
-          <w:color w:val="auto"/>
-        </w:rPr>
-        <w:t xml:space="preserve">the Dissertation </w:t>
-      </w:r>
-      <w:r>
-        <w:rPr>
-          <w:rStyle w:val="Strong"/>
-          <w:rFonts w:ascii="Arial" w:hAnsi="Arial" w:cs="Arial"/>
-          <w:b w:val="0"/>
-          <w:bCs w:val="0"/>
-          <w:color w:val="auto"/>
-        </w:rPr>
-        <w:t>Study</w:t>
-      </w:r>
-      <w:bookmarkEnd w:id="2"/>
-    </w:p>
-    <w:p>
-      <w:pPr>
+        <w:t>Lines of Enquiry</w:t>
+      </w:r>
+    </w:p>
+    <w:p>
+      <w:pPr>
+        <w:jc w:val="both"/>
         <w:rPr>
           <w:rFonts w:ascii="Arial" w:hAnsi="Arial" w:cs="Arial"/>
           <w:sz w:val="20"/>
@@ -3389,7 +3079,7 @@
           <w:sz w:val="20"/>
           <w:szCs w:val="20"/>
         </w:rPr>
-        <w:t xml:space="preserve">Key </w:t>
+        <w:t>1</w:t>
       </w:r>
       <w:r>
         <w:rPr>
@@ -3399,8 +3089,42 @@
           <w:sz w:val="20"/>
           <w:szCs w:val="20"/>
         </w:rPr>
-        <w:t>q</w:t>
-      </w:r>
+        <w:t>:</w:t>
+      </w:r>
+      <w:r>
+        <w:rPr>
+          <w:rFonts w:ascii="Arial" w:hAnsi="Arial" w:cs="Arial"/>
+          <w:sz w:val="20"/>
+          <w:szCs w:val="20"/>
+        </w:rPr>
+        <w:t xml:space="preserve"> What is the sub-game optimal </w:t>
+      </w:r>
+      <w:r>
+        <w:rPr>
+          <w:rFonts w:ascii="Arial" w:hAnsi="Arial" w:cs="Arial"/>
+          <w:sz w:val="20"/>
+          <w:szCs w:val="20"/>
+        </w:rPr>
+        <w:t xml:space="preserve">signal </w:t>
+      </w:r>
+      <w:r>
+        <w:rPr>
+          <w:rFonts w:ascii="Arial" w:hAnsi="Arial" w:cs="Arial"/>
+          <w:sz w:val="20"/>
+          <w:szCs w:val="20"/>
+        </w:rPr>
+        <w:t>(in a game of separating or pooling equilibrium) an employer should send to all applicants in order to be neuroinclusive? Also, at what level of signal does an employer who signals acceptance of a neurodiverse condition, become accepted by a neurodiverse applicant?</w:t>
+      </w:r>
+    </w:p>
+    <w:p>
+      <w:pPr>
+        <w:jc w:val="both"/>
+        <w:rPr>
+          <w:rFonts w:ascii="Arial" w:hAnsi="Arial" w:cs="Arial"/>
+          <w:sz w:val="20"/>
+          <w:szCs w:val="20"/>
+        </w:rPr>
+      </w:pPr>
       <w:r>
         <w:rPr>
           <w:rFonts w:ascii="Arial" w:hAnsi="Arial" w:cs="Arial"/>
@@ -3409,28 +3133,9 @@
           <w:sz w:val="20"/>
           <w:szCs w:val="20"/>
         </w:rPr>
-        <w:t xml:space="preserve">uestion: </w:t>
-      </w:r>
-      <w:r>
-        <w:rPr>
-          <w:rFonts w:ascii="Arial" w:hAnsi="Arial" w:cs="Arial"/>
-          <w:sz w:val="20"/>
-          <w:szCs w:val="20"/>
-        </w:rPr>
-        <w:t>What recruitment approaches are considered to be conventional and why are these approaches typically inadequate for high-growth companies? (Barber and Rynes).</w:t>
-      </w:r>
-    </w:p>
-    <w:p>
-      <w:pPr>
-        <w:jc w:val="both"/>
-        <w:rPr>
-          <w:rFonts w:ascii="Arial" w:hAnsi="Arial" w:cs="Arial"/>
-          <w:i/>
-          <w:iCs/>
-          <w:sz w:val="20"/>
-          <w:szCs w:val="20"/>
-        </w:rPr>
-      </w:pPr>
+        <w:lastRenderedPageBreak/>
+        <w:t>2</w:t>
+      </w:r>
       <w:r>
         <w:rPr>
           <w:rFonts w:ascii="Arial" w:hAnsi="Arial" w:cs="Arial"/>
@@ -3439,8 +3144,34 @@
           <w:sz w:val="20"/>
           <w:szCs w:val="20"/>
         </w:rPr>
-        <w:t xml:space="preserve">Key </w:t>
-      </w:r>
+        <w:t xml:space="preserve">: </w:t>
+      </w:r>
+      <w:r>
+        <w:rPr>
+          <w:rFonts w:ascii="Arial" w:hAnsi="Arial" w:cs="Arial"/>
+          <w:sz w:val="20"/>
+          <w:szCs w:val="20"/>
+        </w:rPr>
+        <w:t xml:space="preserve">What proportion of effort should be given to ensure reasonable adjustments are afforded to all neurodiverse applicants who are successful during the interview process and what proportion of effort should be afforded to </w:t>
+      </w:r>
+      <w:r>
+        <w:rPr>
+          <w:rFonts w:ascii="Arial" w:hAnsi="Arial" w:cs="Arial"/>
+          <w:sz w:val="20"/>
+          <w:szCs w:val="20"/>
+        </w:rPr>
+        <w:t>ensuring a plurality of ethnicities are duly and adequate engaged within that very same recruitment process?</w:t>
+      </w:r>
+    </w:p>
+    <w:p>
+      <w:pPr>
+        <w:jc w:val="both"/>
+        <w:rPr>
+          <w:rFonts w:ascii="Arial" w:hAnsi="Arial" w:cs="Arial"/>
+          <w:sz w:val="20"/>
+          <w:szCs w:val="20"/>
+        </w:rPr>
+      </w:pPr>
       <w:r>
         <w:rPr>
           <w:rFonts w:ascii="Arial" w:hAnsi="Arial" w:cs="Arial"/>
@@ -3449,7 +3180,7 @@
           <w:sz w:val="20"/>
           <w:szCs w:val="20"/>
         </w:rPr>
-        <w:t>q</w:t>
+        <w:t>3</w:t>
       </w:r>
       <w:r>
         <w:rPr>
@@ -3459,15 +3190,95 @@
           <w:sz w:val="20"/>
           <w:szCs w:val="20"/>
         </w:rPr>
-        <w:t>uestion:</w:t>
-      </w:r>
-      <w:r>
-        <w:rPr>
-          <w:rFonts w:ascii="Arial" w:hAnsi="Arial" w:cs="Arial"/>
-          <w:sz w:val="20"/>
-          <w:szCs w:val="20"/>
-        </w:rPr>
-        <w:t xml:space="preserve"> What kind of signalling is adequate for HRM to communicate during a corporate hiring process for a high-growth firm? How do signalling approaches benefit Black neurodivergent candidates?</w:t>
+        <w:t>:</w:t>
+      </w:r>
+      <w:r>
+        <w:rPr>
+          <w:rFonts w:ascii="Arial" w:hAnsi="Arial" w:cs="Arial"/>
+          <w:sz w:val="20"/>
+          <w:szCs w:val="20"/>
+        </w:rPr>
+        <w:t xml:space="preserve"> In a separating equilibrium, that is, in a sub-game perfect</w:t>
+      </w:r>
+      <w:r>
+        <w:rPr>
+          <w:rFonts w:ascii="Arial" w:hAnsi="Arial" w:cs="Arial"/>
+          <w:sz w:val="20"/>
+          <w:szCs w:val="20"/>
+        </w:rPr>
+        <w:t xml:space="preserve">, </w:t>
+      </w:r>
+      <w:r>
+        <w:rPr>
+          <w:rFonts w:ascii="Arial" w:hAnsi="Arial" w:cs="Arial"/>
+          <w:sz w:val="20"/>
+          <w:szCs w:val="20"/>
+        </w:rPr>
+        <w:t xml:space="preserve">repeated game with known payoffs, and standard assumptions (complete information and perfect monitoring), how do employers </w:t>
+      </w:r>
+      <w:r>
+        <w:rPr>
+          <w:rFonts w:ascii="Arial" w:hAnsi="Arial" w:cs="Arial"/>
+          <w:sz w:val="20"/>
+          <w:szCs w:val="20"/>
+        </w:rPr>
+        <w:t xml:space="preserve">successfully </w:t>
+      </w:r>
+      <w:r>
+        <w:rPr>
+          <w:rFonts w:ascii="Arial" w:hAnsi="Arial" w:cs="Arial"/>
+          <w:sz w:val="20"/>
+          <w:szCs w:val="20"/>
+        </w:rPr>
+        <w:t xml:space="preserve">navigate a many-to-one “lottery” scenario, using the offered wage as </w:t>
+      </w:r>
+      <w:r>
+        <w:rPr>
+          <w:rFonts w:ascii="Arial" w:hAnsi="Arial" w:cs="Arial"/>
+          <w:sz w:val="20"/>
+          <w:szCs w:val="20"/>
+        </w:rPr>
+        <w:t xml:space="preserve">an optimal </w:t>
+      </w:r>
+      <w:r>
+        <w:rPr>
+          <w:rFonts w:ascii="Arial" w:hAnsi="Arial" w:cs="Arial"/>
+          <w:sz w:val="20"/>
+          <w:szCs w:val="20"/>
+        </w:rPr>
+        <w:t xml:space="preserve">signal </w:t>
+      </w:r>
+      <w:r>
+        <w:rPr>
+          <w:rFonts w:ascii="Arial" w:hAnsi="Arial" w:cs="Arial"/>
+          <w:sz w:val="20"/>
+          <w:szCs w:val="20"/>
+        </w:rPr>
+        <w:t xml:space="preserve">or </w:t>
+      </w:r>
+      <w:r>
+        <w:rPr>
+          <w:rFonts w:ascii="Arial" w:hAnsi="Arial" w:cs="Arial"/>
+          <w:sz w:val="20"/>
+          <w:szCs w:val="20"/>
+        </w:rPr>
+        <w:t xml:space="preserve">as </w:t>
+      </w:r>
+      <w:r>
+        <w:rPr>
+          <w:rFonts w:ascii="Arial" w:hAnsi="Arial" w:cs="Arial"/>
+          <w:sz w:val="20"/>
+          <w:szCs w:val="20"/>
+        </w:rPr>
+        <w:t xml:space="preserve">a </w:t>
+      </w:r>
+      <w:r>
+        <w:rPr>
+          <w:rFonts w:ascii="Arial" w:hAnsi="Arial" w:cs="Arial"/>
+          <w:sz w:val="20"/>
+          <w:szCs w:val="20"/>
+        </w:rPr>
+        <w:t>navigating mechanism?</w:t>
       </w:r>
     </w:p>
     <w:p>
@@ -3487,26 +3298,8 @@
           <w:sz w:val="20"/>
           <w:szCs w:val="20"/>
         </w:rPr>
-        <w:t>Key question:</w:t>
-      </w:r>
-      <w:r>
-        <w:rPr>
-          <w:rFonts w:ascii="Arial" w:hAnsi="Arial" w:cs="Arial"/>
-          <w:sz w:val="20"/>
-          <w:szCs w:val="20"/>
-        </w:rPr>
-        <w:t xml:space="preserve"> What is the sub-game optimal (in a game of separating or pooling equilibrium) signal an employer should send to all applicants in order to be neuroinclusive? Also, at what level of signal does an employer who signals acceptance of a neurodiverse condition, become accepted by a neurodiverse applicant?</w:t>
-      </w:r>
-    </w:p>
-    <w:p>
-      <w:pPr>
-        <w:jc w:val="both"/>
-        <w:rPr>
-          <w:rFonts w:ascii="Arial" w:hAnsi="Arial" w:cs="Arial"/>
-          <w:sz w:val="20"/>
-          <w:szCs w:val="20"/>
-        </w:rPr>
-      </w:pPr>
+        <w:t>4</w:t>
+      </w:r>
       <w:r>
         <w:rPr>
           <w:rFonts w:ascii="Arial" w:hAnsi="Arial" w:cs="Arial"/>
@@ -3515,79 +3308,47 @@
           <w:sz w:val="20"/>
           <w:szCs w:val="20"/>
         </w:rPr>
-        <w:t xml:space="preserve">Key question: </w:t>
-      </w:r>
-      <w:r>
-        <w:rPr>
-          <w:rFonts w:ascii="Arial" w:hAnsi="Arial" w:cs="Arial"/>
-          <w:sz w:val="20"/>
-          <w:szCs w:val="20"/>
-        </w:rPr>
-        <w:t xml:space="preserve">What proportion of effort should be given to ensure reasonable adjustments are afforded to all neurodiverse applicants who are successful during the interview process and what proportion of effort should be afforded to </w:t>
-      </w:r>
-      <w:r>
-        <w:rPr>
-          <w:rFonts w:ascii="Arial" w:hAnsi="Arial" w:cs="Arial"/>
-          <w:sz w:val="20"/>
-          <w:szCs w:val="20"/>
-        </w:rPr>
-        <w:t>ensuring a plurality of ethnicities are duly and adequate engaged within that very same recruitment process?</w:t>
-      </w:r>
-    </w:p>
-    <w:p>
-      <w:pPr>
-        <w:jc w:val="both"/>
-        <w:rPr>
-          <w:rFonts w:ascii="Arial" w:hAnsi="Arial" w:cs="Arial"/>
-          <w:sz w:val="20"/>
-          <w:szCs w:val="20"/>
-        </w:rPr>
-      </w:pPr>
-      <w:r>
-        <w:rPr>
-          <w:rFonts w:ascii="Arial" w:hAnsi="Arial" w:cs="Arial"/>
-          <w:b/>
-          <w:bCs/>
-          <w:sz w:val="20"/>
-          <w:szCs w:val="20"/>
-        </w:rPr>
-        <w:t>Key question:</w:t>
-      </w:r>
-      <w:r>
-        <w:rPr>
-          <w:rFonts w:ascii="Arial" w:hAnsi="Arial" w:cs="Arial"/>
-          <w:sz w:val="20"/>
-          <w:szCs w:val="20"/>
-        </w:rPr>
-        <w:t xml:space="preserve"> In a separating equilibrium, that is, in a sub-game perfect Bayesian repeated game with known payoffs, and standard assumptions (complete information and perfect monitoring), how do employers navigate a many-to-one “lottery” scenario, using the offered wage as signals as navigating mechanisms?</w:t>
-      </w:r>
-    </w:p>
-    <w:p>
-      <w:pPr>
-        <w:jc w:val="both"/>
-        <w:rPr>
-          <w:rFonts w:ascii="Arial" w:hAnsi="Arial" w:cs="Arial"/>
-          <w:sz w:val="20"/>
-          <w:szCs w:val="20"/>
-        </w:rPr>
-      </w:pPr>
-      <w:r>
-        <w:rPr>
-          <w:rFonts w:ascii="Arial" w:hAnsi="Arial" w:cs="Arial"/>
-          <w:b/>
-          <w:bCs/>
-          <w:sz w:val="20"/>
-          <w:szCs w:val="20"/>
-        </w:rPr>
-        <w:t xml:space="preserve">Key question: </w:t>
-      </w:r>
-      <w:r>
-        <w:rPr>
-          <w:rFonts w:ascii="Arial" w:hAnsi="Arial" w:cs="Arial"/>
-          <w:sz w:val="20"/>
-          <w:szCs w:val="20"/>
-        </w:rPr>
-        <w:t>How can the use of artificial intelligence inspire a Nash outcome to occur that is Pareto-optimal in a repeated sub-game with known payoffs such as set wage parameters and a signal for a neuroinclusive working environment revealed by the employer and as accepted by the applicant.</w:t>
+        <w:t xml:space="preserve">: </w:t>
+      </w:r>
+      <w:r>
+        <w:rPr>
+          <w:rFonts w:ascii="Arial" w:hAnsi="Arial" w:cs="Arial"/>
+          <w:sz w:val="20"/>
+          <w:szCs w:val="20"/>
+        </w:rPr>
+        <w:t>How can the use of artificial intelligence inspire a Nash outcome to occur that is Pareto-optimal</w:t>
+      </w:r>
+      <w:r>
+        <w:rPr>
+          <w:rFonts w:ascii="Arial" w:hAnsi="Arial" w:cs="Arial"/>
+          <w:sz w:val="20"/>
+          <w:szCs w:val="20"/>
+        </w:rPr>
+        <w:t xml:space="preserve">, where the </w:t>
+      </w:r>
+      <w:r>
+        <w:rPr>
+          <w:rFonts w:ascii="Arial" w:hAnsi="Arial" w:cs="Arial"/>
+          <w:sz w:val="20"/>
+          <w:szCs w:val="20"/>
+        </w:rPr>
+        <w:t xml:space="preserve">set wage and a signal for a neuroinclusive working environment </w:t>
+      </w:r>
+      <w:r>
+        <w:rPr>
+          <w:rFonts w:ascii="Arial" w:hAnsi="Arial" w:cs="Arial"/>
+          <w:sz w:val="20"/>
+          <w:szCs w:val="20"/>
+        </w:rPr>
+        <w:t xml:space="preserve">are both </w:t>
+      </w:r>
+      <w:r>
+        <w:rPr>
+          <w:rFonts w:ascii="Arial" w:hAnsi="Arial" w:cs="Arial"/>
+          <w:sz w:val="20"/>
+          <w:szCs w:val="20"/>
+        </w:rPr>
+        <w:t>revealed by the employer and accepted by the applicant.</w:t>
       </w:r>
     </w:p>
     <w:p>
@@ -4311,16 +4072,7 @@
           <w:sz w:val="20"/>
           <w:szCs w:val="20"/>
         </w:rPr>
-        <w:t xml:space="preserve"> hypotheses are subject to supervisory changes and will be honed and amended </w:t>
-      </w:r>
-      <w:r>
-        <w:rPr>
-          <w:rFonts w:ascii="Arial" w:hAnsi="Arial" w:cs="Arial"/>
-          <w:sz w:val="20"/>
-          <w:szCs w:val="20"/>
-        </w:rPr>
-        <w:lastRenderedPageBreak/>
-        <w:t>as and when new information in the literature is discovered, reviewed and internalised. In order, these initial hypotheses read as follows:</w:t>
+        <w:t xml:space="preserve"> hypotheses are subject to supervisory changes and will be honed and amended as and when new information in the literature is discovered, reviewed and internalised. In order, these initial hypotheses read as follows:</w:t>
       </w:r>
     </w:p>
     <w:p>
@@ -4644,7 +4396,16 @@
           <w:sz w:val="20"/>
           <w:szCs w:val="20"/>
         </w:rPr>
-        <w:t xml:space="preserve"> of neurodiverse candidates (Celani and Singh, 2011). </w:t>
+        <w:t xml:space="preserve"> of neurodiverse </w:t>
+      </w:r>
+      <w:r>
+        <w:rPr>
+          <w:rFonts w:ascii="Arial" w:hAnsi="Arial" w:cs="Arial"/>
+          <w:sz w:val="20"/>
+          <w:szCs w:val="20"/>
+        </w:rPr>
+        <w:lastRenderedPageBreak/>
+        <w:t xml:space="preserve">candidates (Celani and Singh, 2011). </w:t>
       </w:r>
       <w:r>
         <w:rPr>
@@ -4794,8 +4555,8 @@
           <w:color w:val="auto"/>
         </w:rPr>
       </w:pPr>
-      <w:bookmarkStart w:id="12" w:name="_Toc215736436"/>
-      <w:bookmarkStart w:id="13" w:name="_Toc221638265"/>
+      <w:bookmarkStart w:id="12" w:name="_Toc221638265"/>
+      <w:bookmarkStart w:id="13" w:name="_Toc215736436"/>
       <w:r>
         <w:rPr>
           <w:rStyle w:val="Strong"/>
@@ -4804,7 +4565,7 @@
           <w:bCs w:val="0"/>
           <w:color w:val="auto"/>
         </w:rPr>
-        <w:t>1.13</w:t>
+        <w:t>1.13.1</w:t>
       </w:r>
       <w:r>
         <w:rPr>
@@ -4814,7 +4575,7 @@
           <w:bCs w:val="0"/>
           <w:color w:val="auto"/>
         </w:rPr>
-        <w:t>.1</w:t>
+        <w:t xml:space="preserve"> </w:t>
       </w:r>
       <w:r>
         <w:rPr>
@@ -4824,19 +4585,9 @@
           <w:bCs w:val="0"/>
           <w:color w:val="auto"/>
         </w:rPr>
-        <w:t xml:space="preserve"> </w:t>
-      </w:r>
-      <w:r>
-        <w:rPr>
-          <w:rStyle w:val="Strong"/>
-          <w:rFonts w:ascii="Arial" w:hAnsi="Arial" w:cs="Arial"/>
-          <w:b w:val="0"/>
-          <w:bCs w:val="0"/>
-          <w:color w:val="auto"/>
-        </w:rPr>
         <w:t>Data Sources</w:t>
       </w:r>
-      <w:bookmarkEnd w:id="13"/>
+      <w:bookmarkEnd w:id="12"/>
     </w:p>
     <w:p>
       <w:pPr>
@@ -5616,7 +5367,7 @@
         </w:rPr>
         <w:t xml:space="preserve"> </w:t>
       </w:r>
-      <w:bookmarkEnd w:id="12"/>
+      <w:bookmarkEnd w:id="13"/>
       <w:r>
         <w:rPr>
           <w:rStyle w:val="Strong"/>
@@ -5768,7 +5519,6 @@
           <w:sz w:val="20"/>
           <w:szCs w:val="20"/>
         </w:rPr>
-        <w:lastRenderedPageBreak/>
         <w:t>The firm may initiate a signal to the receiver via this website about its high-commitment HRM strategy</w:t>
       </w:r>
     </w:p>
@@ -6571,8 +6321,8 @@
         </w:rPr>
       </w:pPr>
       <w:bookmarkStart w:id="23" w:name="_Toc216632807"/>
-      <w:bookmarkStart w:id="24" w:name="_Toc215736438"/>
-      <w:bookmarkStart w:id="25" w:name="_Toc221638268"/>
+      <w:bookmarkStart w:id="24" w:name="_Toc221638268"/>
+      <w:bookmarkStart w:id="25" w:name="_Toc215736438"/>
       <w:r>
         <w:rPr>
           <w:rStyle w:val="Strong"/>
@@ -6624,7 +6374,7 @@
         </w:rPr>
         <w:t xml:space="preserve"> – Literature Review</w:t>
       </w:r>
-      <w:bookmarkEnd w:id="25"/>
+      <w:bookmarkEnd w:id="24"/>
     </w:p>
     <w:p>
       <w:pPr>
@@ -6688,7 +6438,6 @@
           <w:bCs w:val="0"/>
           <w:color w:val="000000" w:themeColor="text1"/>
         </w:rPr>
-        <w:lastRenderedPageBreak/>
         <w:t>1.</w:t>
       </w:r>
       <w:r>
@@ -6981,6 +6730,7 @@
           <w:bCs w:val="0"/>
           <w:color w:val="000000" w:themeColor="text1"/>
         </w:rPr>
+        <w:lastRenderedPageBreak/>
         <w:t xml:space="preserve">1.18 </w:t>
       </w:r>
       <w:r>
@@ -8254,7 +8004,6 @@
           <w:bCs w:val="0"/>
           <w:color w:val="000000" w:themeColor="text1"/>
         </w:rPr>
-        <w:lastRenderedPageBreak/>
         <w:t>1.20</w:t>
       </w:r>
       <w:r>
@@ -8626,6 +8375,7 @@
           <w:color w:val="000000" w:themeColor="text1"/>
           <w:u w:val="single"/>
         </w:rPr>
+        <w:lastRenderedPageBreak/>
         <w:t>Applicant Attraction</w:t>
       </w:r>
     </w:p>
@@ -10530,7 +10280,6 @@
           <w:sz w:val="20"/>
           <w:szCs w:val="20"/>
         </w:rPr>
-        <w:lastRenderedPageBreak/>
         <w:t>Spence (1973): Theoretical Article</w:t>
       </w:r>
       <w:r>
@@ -11172,6 +10921,7 @@
           <w:sz w:val="20"/>
           <w:szCs w:val="20"/>
         </w:rPr>
+        <w:lastRenderedPageBreak/>
         <w:t xml:space="preserve">references alterable attributes </w:t>
       </w:r>
       <w:r>
@@ -11944,17 +11694,7 @@
           <w:sz w:val="20"/>
           <w:szCs w:val="20"/>
         </w:rPr>
-        <w:t xml:space="preserve">. By multi-level, one might interpret the meaning also as multi-hierarchical (affecting </w:t>
-      </w:r>
-      <w:r>
-        <w:rPr>
-          <w:rFonts w:ascii="Arial" w:hAnsi="Arial" w:cs="Arial"/>
-          <w:color w:val="000000" w:themeColor="text1"/>
-          <w:sz w:val="20"/>
-          <w:szCs w:val="20"/>
-        </w:rPr>
-        <w:lastRenderedPageBreak/>
-        <w:t>various modes of the organisation</w:t>
+        <w:t>. By multi-level, one might interpret the meaning also as multi-hierarchical (affecting various modes of the organisation</w:t>
       </w:r>
       <w:r>
         <w:rPr>
@@ -12495,6 +12235,7 @@
           <w:sz w:val="20"/>
           <w:szCs w:val="20"/>
         </w:rPr>
+        <w:lastRenderedPageBreak/>
         <w:t>Here, t</w:t>
       </w:r>
       <w:r>
@@ -13585,7 +13326,6 @@
                 <w:sz w:val="20"/>
                 <w:szCs w:val="20"/>
               </w:rPr>
-              <w:lastRenderedPageBreak/>
               <w:t>J24</w:t>
             </w:r>
           </w:p>
@@ -14334,7 +14074,7 @@
           <w:bCs w:val="0"/>
           <w:color w:val="000000" w:themeColor="text1"/>
         </w:rPr>
-        <w:t>1.2</w:t>
+        <w:t>1.24</w:t>
       </w:r>
       <w:r>
         <w:rPr>
@@ -14344,7 +14084,7 @@
           <w:bCs w:val="0"/>
           <w:color w:val="000000" w:themeColor="text1"/>
         </w:rPr>
-        <w:t>4</w:t>
+        <w:t xml:space="preserve"> </w:t>
       </w:r>
       <w:r>
         <w:rPr>
@@ -14354,19 +14094,155 @@
           <w:bCs w:val="0"/>
           <w:color w:val="000000" w:themeColor="text1"/>
         </w:rPr>
+        <w:t>Discussion</w:t>
+      </w:r>
+      <w:bookmarkEnd w:id="36"/>
+    </w:p>
+    <w:p>
+      <w:pPr>
+        <w:jc w:val="both"/>
+        <w:rPr>
+          <w:rFonts w:ascii="Arial" w:hAnsi="Arial" w:cs="Arial"/>
+          <w:sz w:val="20"/>
+          <w:szCs w:val="20"/>
+        </w:rPr>
+      </w:pPr>
+      <w:r>
+        <w:rPr>
+          <w:rFonts w:ascii="Arial" w:hAnsi="Arial" w:cs="Arial"/>
+          <w:sz w:val="20"/>
+          <w:szCs w:val="20"/>
+        </w:rPr>
+        <w:t>A great example of how a high-growth firm’s ne</w:t>
+      </w:r>
+      <w:r>
+        <w:rPr>
+          <w:rFonts w:ascii="Arial" w:hAnsi="Arial" w:cs="Arial"/>
+          <w:sz w:val="20"/>
+          <w:szCs w:val="20"/>
+        </w:rPr>
+        <w:t xml:space="preserve">urodiversity </w:t>
+      </w:r>
+      <w:r>
+        <w:rPr>
+          <w:rFonts w:ascii="Arial" w:hAnsi="Arial" w:cs="Arial"/>
+          <w:sz w:val="20"/>
+          <w:szCs w:val="20"/>
+        </w:rPr>
+        <w:t>h</w:t>
+      </w:r>
+      <w:r>
+        <w:rPr>
+          <w:rFonts w:ascii="Arial" w:hAnsi="Arial" w:cs="Arial"/>
+          <w:sz w:val="20"/>
+          <w:szCs w:val="20"/>
+        </w:rPr>
+        <w:t xml:space="preserve">iring approach </w:t>
+      </w:r>
+      <w:r>
+        <w:rPr>
+          <w:rFonts w:ascii="Arial" w:hAnsi="Arial" w:cs="Arial"/>
+          <w:sz w:val="20"/>
+          <w:szCs w:val="20"/>
+        </w:rPr>
+        <w:t xml:space="preserve">can </w:t>
+      </w:r>
+      <w:r>
+        <w:rPr>
+          <w:rFonts w:ascii="Arial" w:hAnsi="Arial" w:cs="Arial"/>
+          <w:sz w:val="20"/>
+          <w:szCs w:val="20"/>
+        </w:rPr>
+        <w:t>eliminate</w:t>
+      </w:r>
+      <w:r>
+        <w:rPr>
+          <w:rFonts w:ascii="Arial" w:hAnsi="Arial" w:cs="Arial"/>
+          <w:sz w:val="20"/>
+          <w:szCs w:val="20"/>
+        </w:rPr>
+        <w:t xml:space="preserve"> the bias of the interviewer, recruiter or hiring manager</w:t>
+      </w:r>
+      <w:r>
+        <w:rPr>
+          <w:rFonts w:ascii="Arial" w:hAnsi="Arial" w:cs="Arial"/>
+          <w:sz w:val="20"/>
+          <w:szCs w:val="20"/>
+        </w:rPr>
         <w:t xml:space="preserve"> </w:t>
       </w:r>
       <w:r>
         <w:rPr>
-          <w:rStyle w:val="Strong"/>
-          <w:rFonts w:ascii="Arial" w:hAnsi="Arial" w:cs="Arial"/>
-          <w:b w:val="0"/>
-          <w:bCs w:val="0"/>
-          <w:color w:val="000000" w:themeColor="text1"/>
-        </w:rPr>
-        <w:t>Discussion</w:t>
-      </w:r>
-      <w:bookmarkEnd w:id="36"/>
+          <w:rFonts w:ascii="Arial" w:hAnsi="Arial" w:cs="Arial"/>
+          <w:sz w:val="20"/>
+          <w:szCs w:val="20"/>
+        </w:rPr>
+        <w:t>comes in the form of Microsoft recruitment and workplace accom</w:t>
+      </w:r>
+      <w:r>
+        <w:rPr>
+          <w:rFonts w:ascii="Arial" w:hAnsi="Arial" w:cs="Arial"/>
+          <w:sz w:val="20"/>
+          <w:szCs w:val="20"/>
+        </w:rPr>
+        <w:t>m</w:t>
+      </w:r>
+      <w:r>
+        <w:rPr>
+          <w:rFonts w:ascii="Arial" w:hAnsi="Arial" w:cs="Arial"/>
+          <w:sz w:val="20"/>
+          <w:szCs w:val="20"/>
+        </w:rPr>
+        <w:t>odations (</w:t>
+      </w:r>
+      <w:r>
+        <w:rPr>
+          <w:rFonts w:ascii="Arial" w:hAnsi="Arial" w:cs="Arial"/>
+          <w:sz w:val="20"/>
+          <w:szCs w:val="20"/>
+        </w:rPr>
+        <w:t xml:space="preserve">Microsoft, </w:t>
+      </w:r>
+      <w:r>
+        <w:rPr>
+          <w:rFonts w:ascii="Arial" w:hAnsi="Arial" w:cs="Arial"/>
+          <w:sz w:val="20"/>
+          <w:szCs w:val="20"/>
+        </w:rPr>
+        <w:t>202</w:t>
+      </w:r>
+      <w:r>
+        <w:rPr>
+          <w:rFonts w:ascii="Arial" w:hAnsi="Arial" w:cs="Arial"/>
+          <w:sz w:val="20"/>
+          <w:szCs w:val="20"/>
+        </w:rPr>
+        <w:t>6</w:t>
+      </w:r>
+      <w:r>
+        <w:rPr>
+          <w:rFonts w:ascii="Arial" w:hAnsi="Arial" w:cs="Arial"/>
+          <w:sz w:val="20"/>
+          <w:szCs w:val="20"/>
+        </w:rPr>
+        <w:t>)</w:t>
+      </w:r>
+      <w:r>
+        <w:rPr>
+          <w:rFonts w:ascii="Arial" w:hAnsi="Arial" w:cs="Arial"/>
+          <w:sz w:val="20"/>
+          <w:szCs w:val="20"/>
+        </w:rPr>
+        <w:t>.</w:t>
+      </w:r>
+      <w:r>
+        <w:rPr>
+          <w:rFonts w:ascii="Arial" w:hAnsi="Arial" w:cs="Arial"/>
+          <w:sz w:val="20"/>
+          <w:szCs w:val="20"/>
+        </w:rPr>
+        <w:t xml:space="preserve"> </w:t>
+      </w:r>
     </w:p>
     <w:p>
       <w:pPr>
@@ -14383,152 +14259,7 @@
           <w:sz w:val="20"/>
           <w:szCs w:val="20"/>
         </w:rPr>
-        <w:t>A great example of how a high-growth firm’s ne</w:t>
-      </w:r>
-      <w:r>
-        <w:rPr>
-          <w:rFonts w:ascii="Arial" w:hAnsi="Arial" w:cs="Arial"/>
-          <w:sz w:val="20"/>
-          <w:szCs w:val="20"/>
-        </w:rPr>
-        <w:t xml:space="preserve">urodiversity </w:t>
-      </w:r>
-      <w:r>
-        <w:rPr>
-          <w:rFonts w:ascii="Arial" w:hAnsi="Arial" w:cs="Arial"/>
-          <w:sz w:val="20"/>
-          <w:szCs w:val="20"/>
-        </w:rPr>
-        <w:t>h</w:t>
-      </w:r>
-      <w:r>
-        <w:rPr>
-          <w:rFonts w:ascii="Arial" w:hAnsi="Arial" w:cs="Arial"/>
-          <w:sz w:val="20"/>
-          <w:szCs w:val="20"/>
-        </w:rPr>
-        <w:t xml:space="preserve">iring approach </w:t>
-      </w:r>
-      <w:r>
-        <w:rPr>
-          <w:rFonts w:ascii="Arial" w:hAnsi="Arial" w:cs="Arial"/>
-          <w:sz w:val="20"/>
-          <w:szCs w:val="20"/>
-        </w:rPr>
-        <w:t xml:space="preserve">can </w:t>
-      </w:r>
-      <w:r>
-        <w:rPr>
-          <w:rFonts w:ascii="Arial" w:hAnsi="Arial" w:cs="Arial"/>
-          <w:sz w:val="20"/>
-          <w:szCs w:val="20"/>
-        </w:rPr>
-        <w:t>eliminate</w:t>
-      </w:r>
-      <w:r>
-        <w:rPr>
-          <w:rFonts w:ascii="Arial" w:hAnsi="Arial" w:cs="Arial"/>
-          <w:sz w:val="20"/>
-          <w:szCs w:val="20"/>
-        </w:rPr>
-        <w:t xml:space="preserve"> the bias of the interviewer, recruiter or hiring manager</w:t>
-      </w:r>
-      <w:r>
-        <w:rPr>
-          <w:rFonts w:ascii="Arial" w:hAnsi="Arial" w:cs="Arial"/>
-          <w:sz w:val="20"/>
-          <w:szCs w:val="20"/>
-        </w:rPr>
-        <w:t xml:space="preserve"> </w:t>
-      </w:r>
-      <w:r>
-        <w:rPr>
-          <w:rFonts w:ascii="Arial" w:hAnsi="Arial" w:cs="Arial"/>
-          <w:sz w:val="20"/>
-          <w:szCs w:val="20"/>
-        </w:rPr>
-        <w:t>comes in the form of Microsoft recruitment and workplace accom</w:t>
-      </w:r>
-      <w:r>
-        <w:rPr>
-          <w:rFonts w:ascii="Arial" w:hAnsi="Arial" w:cs="Arial"/>
-          <w:sz w:val="20"/>
-          <w:szCs w:val="20"/>
-        </w:rPr>
-        <w:t>m</w:t>
-      </w:r>
-      <w:r>
-        <w:rPr>
-          <w:rFonts w:ascii="Arial" w:hAnsi="Arial" w:cs="Arial"/>
-          <w:sz w:val="20"/>
-          <w:szCs w:val="20"/>
-        </w:rPr>
-        <w:t>odations (</w:t>
-      </w:r>
-      <w:r>
-        <w:rPr>
-          <w:rFonts w:ascii="Arial" w:hAnsi="Arial" w:cs="Arial"/>
-          <w:sz w:val="20"/>
-          <w:szCs w:val="20"/>
-        </w:rPr>
-        <w:t xml:space="preserve">Microsoft, </w:t>
-      </w:r>
-      <w:r>
-        <w:rPr>
-          <w:rFonts w:ascii="Arial" w:hAnsi="Arial" w:cs="Arial"/>
-          <w:sz w:val="20"/>
-          <w:szCs w:val="20"/>
-        </w:rPr>
-        <w:t>202</w:t>
-      </w:r>
-      <w:r>
-        <w:rPr>
-          <w:rFonts w:ascii="Arial" w:hAnsi="Arial" w:cs="Arial"/>
-          <w:sz w:val="20"/>
-          <w:szCs w:val="20"/>
-        </w:rPr>
-        <w:t>6</w:t>
-      </w:r>
-      <w:r>
-        <w:rPr>
-          <w:rFonts w:ascii="Arial" w:hAnsi="Arial" w:cs="Arial"/>
-          <w:sz w:val="20"/>
-          <w:szCs w:val="20"/>
-        </w:rPr>
-        <w:t>)</w:t>
-      </w:r>
-      <w:r>
-        <w:rPr>
-          <w:rFonts w:ascii="Arial" w:hAnsi="Arial" w:cs="Arial"/>
-          <w:sz w:val="20"/>
-          <w:szCs w:val="20"/>
-        </w:rPr>
-        <w:t>.</w:t>
-      </w:r>
-      <w:r>
-        <w:rPr>
-          <w:rFonts w:ascii="Arial" w:hAnsi="Arial" w:cs="Arial"/>
-          <w:sz w:val="20"/>
-          <w:szCs w:val="20"/>
-        </w:rPr>
-        <w:t xml:space="preserve"> </w:t>
-      </w:r>
-    </w:p>
-    <w:p>
-      <w:pPr>
-        <w:jc w:val="both"/>
-        <w:rPr>
-          <w:rFonts w:ascii="Arial" w:hAnsi="Arial" w:cs="Arial"/>
-          <w:sz w:val="20"/>
-          <w:szCs w:val="20"/>
-        </w:rPr>
-      </w:pPr>
-      <w:r>
-        <w:rPr>
-          <w:rFonts w:ascii="Arial" w:hAnsi="Arial" w:cs="Arial"/>
-          <w:sz w:val="20"/>
-          <w:szCs w:val="20"/>
-        </w:rPr>
+        <w:lastRenderedPageBreak/>
         <w:t xml:space="preserve">Axiology which </w:t>
       </w:r>
       <w:r>
@@ -14577,55 +14308,7 @@
           <w:sz w:val="20"/>
           <w:szCs w:val="20"/>
         </w:rPr>
-        <w:t xml:space="preserve"> is an important aspect to consider when developing a </w:t>
-      </w:r>
-      <w:r>
-        <w:rPr>
-          <w:rFonts w:ascii="Arial" w:hAnsi="Arial" w:cs="Arial"/>
-          <w:sz w:val="20"/>
-          <w:szCs w:val="20"/>
-        </w:rPr>
-        <w:t>theoretical understanding of recruitment.</w:t>
-      </w:r>
-      <w:r>
-        <w:rPr>
-          <w:rFonts w:ascii="Arial" w:hAnsi="Arial" w:cs="Arial"/>
-          <w:sz w:val="20"/>
-          <w:szCs w:val="20"/>
-        </w:rPr>
-        <w:t xml:space="preserve"> Contextualising and internalising the scientific value of the process requires an understanding of the employer’s brand value, and its positioning relative </w:t>
-      </w:r>
-      <w:r>
-        <w:rPr>
-          <w:rFonts w:ascii="Arial" w:hAnsi="Arial" w:cs="Arial"/>
-          <w:sz w:val="20"/>
-          <w:szCs w:val="20"/>
-        </w:rPr>
-        <w:t xml:space="preserve">proximity </w:t>
-      </w:r>
-      <w:r>
-        <w:rPr>
-          <w:rFonts w:ascii="Arial" w:hAnsi="Arial" w:cs="Arial"/>
-          <w:sz w:val="20"/>
-          <w:szCs w:val="20"/>
-        </w:rPr>
-        <w:t xml:space="preserve">to </w:t>
-      </w:r>
-      <w:r>
-        <w:rPr>
-          <w:rFonts w:ascii="Arial" w:hAnsi="Arial" w:cs="Arial"/>
-          <w:sz w:val="20"/>
-          <w:szCs w:val="20"/>
-        </w:rPr>
-        <w:t xml:space="preserve">the preferences of ideal applicants and </w:t>
-      </w:r>
-      <w:r>
-        <w:rPr>
-          <w:rFonts w:ascii="Arial" w:hAnsi="Arial" w:cs="Arial"/>
-          <w:sz w:val="20"/>
-          <w:szCs w:val="20"/>
-        </w:rPr>
-        <w:t>other organizations</w:t>
+        <w:t xml:space="preserve"> is an important aspect to consider when developing a theoretical understanding of recruitment. Contextualising and internalising the scientific value of the process requires an understanding of the employer’s brand value, and its positioning relative proximity to the preferences of ideal applicants and other organizations</w:t>
       </w:r>
       <w:r>
         <w:rPr>
@@ -14650,7 +14333,7 @@
         </w:rPr>
       </w:pPr>
       <w:bookmarkStart w:id="37" w:name="_Toc221638277"/>
-      <w:bookmarkEnd w:id="24"/>
+      <w:bookmarkEnd w:id="25"/>
       <w:r>
         <w:rPr>
           <w:rStyle w:val="Strong"/>
@@ -15118,7 +14801,6 @@
           <w:sz w:val="20"/>
           <w:szCs w:val="20"/>
         </w:rPr>
-        <w:lastRenderedPageBreak/>
         <w:t xml:space="preserve">Doyle (2025) ‘To Get Britain Working? Invest In People: Mayfield’s Report’, Available at: </w:t>
       </w:r>
       <w:hyperlink r:id="rId16" w:history="1">
@@ -15393,6 +15075,7 @@
           <w:sz w:val="20"/>
           <w:szCs w:val="20"/>
         </w:rPr>
+        <w:lastRenderedPageBreak/>
         <w:t>Jones, D.A., Willness, C.R. and Madey, S. (2014) ‘Why Are Job Seekers Attracted by Corporate Social Performance? Experimental and Field Tests of Three Signal-Based Mechanisms’, </w:t>
       </w:r>
       <w:r>
@@ -15969,7 +15652,6 @@
           <w:sz w:val="20"/>
           <w:szCs w:val="20"/>
         </w:rPr>
-        <w:lastRenderedPageBreak/>
         <w:t>Rynes, S. L. and Barber, A. E. (1990). Applicant attraction strategies: An organizational perspective. </w:t>
       </w:r>
       <w:r>
@@ -16218,6 +15900,7 @@
           <w:sz w:val="20"/>
           <w:szCs w:val="20"/>
         </w:rPr>
+        <w:lastRenderedPageBreak/>
         <w:t xml:space="preserve">University of Hull Library (2025) ‘Literature Review: Reviewing for Research’, University of Hull Skills Team, Available at: </w:t>
       </w:r>
       <w:hyperlink r:id="rId27" w:history="1">
@@ -19295,15 +18978,6 @@
   </w:num>
   <w:num w:numId="21" w16cid:durableId="813789302">
     <w:abstractNumId w:val="7"/>
-    <w:lvlOverride w:ilvl="0"/>
-    <w:lvlOverride w:ilvl="1"/>
-    <w:lvlOverride w:ilvl="2"/>
-    <w:lvlOverride w:ilvl="3"/>
-    <w:lvlOverride w:ilvl="4"/>
-    <w:lvlOverride w:ilvl="5"/>
-    <w:lvlOverride w:ilvl="6"/>
-    <w:lvlOverride w:ilvl="7"/>
-    <w:lvlOverride w:ilvl="8"/>
   </w:num>
 </w:numbering>
 </file>
@@ -19922,6 +19596,7 @@
   <w:style w:type="character" w:default="1" w:styleId="DefaultParagraphFont">
     <w:name w:val="Default Paragraph Font"/>
     <w:uiPriority w:val="1"/>
+    <w:semiHidden/>
     <w:unhideWhenUsed/>
   </w:style>
   <w:style w:type="table" w:default="1" w:styleId="TableNormal">

--- a/FBL-PhD-research-proposal.docx
+++ b/FBL-PhD-research-proposal.docx
@@ -654,7 +654,7 @@
             </w:rPr>
             <w:fldChar w:fldCharType="separate"/>
           </w:r>
-          <w:hyperlink w:anchor="_Toc221638260" w:history="1">
+          <w:hyperlink w:anchor="_Toc221689874" w:history="1">
             <w:r>
               <w:rPr>
                 <w:rStyle w:val="Hyperlink"/>
@@ -682,7 +682,7 @@
                 <w:noProof/>
                 <w:webHidden/>
               </w:rPr>
-              <w:instrText xml:space="preserve"> PAGEREF _Toc221638260 \h </w:instrText>
+              <w:instrText xml:space="preserve"> PAGEREF _Toc221689874 \h </w:instrText>
             </w:r>
             <w:r>
               <w:rPr>
@@ -702,7 +702,7 @@
                 <w:noProof/>
                 <w:webHidden/>
               </w:rPr>
-              <w:t>3</w:t>
+              <w:t>2</w:t>
             </w:r>
             <w:r>
               <w:rPr>
@@ -725,7 +725,7 @@
               <w:lang w:eastAsia="en-GB"/>
             </w:rPr>
           </w:pPr>
-          <w:hyperlink w:anchor="_Toc221638261" w:history="1">
+          <w:hyperlink w:anchor="_Toc221689875" w:history="1">
             <w:r>
               <w:rPr>
                 <w:rStyle w:val="Hyperlink"/>
@@ -753,7 +753,7 @@
                 <w:noProof/>
                 <w:webHidden/>
               </w:rPr>
-              <w:instrText xml:space="preserve"> PAGEREF _Toc221638261 \h </w:instrText>
+              <w:instrText xml:space="preserve"> PAGEREF _Toc221689875 \h </w:instrText>
             </w:r>
             <w:r>
               <w:rPr>
@@ -796,14 +796,14 @@
               <w:lang w:eastAsia="en-GB"/>
             </w:rPr>
           </w:pPr>
-          <w:hyperlink w:anchor="_Toc221638262" w:history="1">
+          <w:hyperlink w:anchor="_Toc221689876" w:history="1">
             <w:r>
               <w:rPr>
                 <w:rStyle w:val="Hyperlink"/>
                 <w:rFonts w:ascii="Arial" w:hAnsi="Arial" w:cs="Arial"/>
                 <w:noProof/>
               </w:rPr>
-              <w:t>1.11.1 Key Questions Pertaining to the Dissertation Study</w:t>
+              <w:t>1.11.1 Four Lines of Enquiry</w:t>
             </w:r>
             <w:r>
               <w:rPr>
@@ -824,7 +824,7 @@
                 <w:noProof/>
                 <w:webHidden/>
               </w:rPr>
-              <w:instrText xml:space="preserve"> PAGEREF _Toc221638262 \h </w:instrText>
+              <w:instrText xml:space="preserve"> PAGEREF _Toc221689876 \h </w:instrText>
             </w:r>
             <w:r>
               <w:rPr>
@@ -844,7 +844,7 @@
                 <w:noProof/>
                 <w:webHidden/>
               </w:rPr>
-              <w:t>4</w:t>
+              <w:t>3</w:t>
             </w:r>
             <w:r>
               <w:rPr>
@@ -867,7 +867,7 @@
               <w:lang w:eastAsia="en-GB"/>
             </w:rPr>
           </w:pPr>
-          <w:hyperlink w:anchor="_Toc221638263" w:history="1">
+          <w:hyperlink w:anchor="_Toc221689877" w:history="1">
             <w:r>
               <w:rPr>
                 <w:rStyle w:val="Hyperlink"/>
@@ -895,7 +895,7 @@
                 <w:noProof/>
                 <w:webHidden/>
               </w:rPr>
-              <w:instrText xml:space="preserve"> PAGEREF _Toc221638263 \h </w:instrText>
+              <w:instrText xml:space="preserve"> PAGEREF _Toc221689877 \h </w:instrText>
             </w:r>
             <w:r>
               <w:rPr>
@@ -938,7 +938,7 @@
               <w:lang w:eastAsia="en-GB"/>
             </w:rPr>
           </w:pPr>
-          <w:hyperlink w:anchor="_Toc221638264" w:history="1">
+          <w:hyperlink w:anchor="_Toc221689878" w:history="1">
             <w:r>
               <w:rPr>
                 <w:rStyle w:val="Hyperlink"/>
@@ -966,7 +966,7 @@
                 <w:noProof/>
                 <w:webHidden/>
               </w:rPr>
-              <w:instrText xml:space="preserve"> PAGEREF _Toc221638264 \h </w:instrText>
+              <w:instrText xml:space="preserve"> PAGEREF _Toc221689878 \h </w:instrText>
             </w:r>
             <w:r>
               <w:rPr>
@@ -1009,7 +1009,7 @@
               <w:lang w:eastAsia="en-GB"/>
             </w:rPr>
           </w:pPr>
-          <w:hyperlink w:anchor="_Toc221638265" w:history="1">
+          <w:hyperlink w:anchor="_Toc221689879" w:history="1">
             <w:r>
               <w:rPr>
                 <w:rStyle w:val="Hyperlink"/>
@@ -1037,7 +1037,7 @@
                 <w:noProof/>
                 <w:webHidden/>
               </w:rPr>
-              <w:instrText xml:space="preserve"> PAGEREF _Toc221638265 \h </w:instrText>
+              <w:instrText xml:space="preserve"> PAGEREF _Toc221689879 \h </w:instrText>
             </w:r>
             <w:r>
               <w:rPr>
@@ -1080,7 +1080,7 @@
               <w:lang w:eastAsia="en-GB"/>
             </w:rPr>
           </w:pPr>
-          <w:hyperlink w:anchor="_Toc221638266" w:history="1">
+          <w:hyperlink w:anchor="_Toc221689880" w:history="1">
             <w:r>
               <w:rPr>
                 <w:rStyle w:val="Hyperlink"/>
@@ -1108,7 +1108,7 @@
                 <w:noProof/>
                 <w:webHidden/>
               </w:rPr>
-              <w:instrText xml:space="preserve"> PAGEREF _Toc221638266 \h </w:instrText>
+              <w:instrText xml:space="preserve"> PAGEREF _Toc221689880 \h </w:instrText>
             </w:r>
             <w:r>
               <w:rPr>
@@ -1151,7 +1151,7 @@
               <w:lang w:eastAsia="en-GB"/>
             </w:rPr>
           </w:pPr>
-          <w:hyperlink w:anchor="_Toc221638267" w:history="1">
+          <w:hyperlink w:anchor="_Toc221689881" w:history="1">
             <w:r>
               <w:rPr>
                 <w:rStyle w:val="Hyperlink"/>
@@ -1179,7 +1179,7 @@
                 <w:noProof/>
                 <w:webHidden/>
               </w:rPr>
-              <w:instrText xml:space="preserve"> PAGEREF _Toc221638267 \h </w:instrText>
+              <w:instrText xml:space="preserve"> PAGEREF _Toc221689881 \h </w:instrText>
             </w:r>
             <w:r>
               <w:rPr>
@@ -1222,7 +1222,7 @@
               <w:lang w:eastAsia="en-GB"/>
             </w:rPr>
           </w:pPr>
-          <w:hyperlink w:anchor="_Toc221638268" w:history="1">
+          <w:hyperlink w:anchor="_Toc221689882" w:history="1">
             <w:r>
               <w:rPr>
                 <w:rStyle w:val="Hyperlink"/>
@@ -1250,7 +1250,7 @@
                 <w:noProof/>
                 <w:webHidden/>
               </w:rPr>
-              <w:instrText xml:space="preserve"> PAGEREF _Toc221638268 \h </w:instrText>
+              <w:instrText xml:space="preserve"> PAGEREF _Toc221689882 \h </w:instrText>
             </w:r>
             <w:r>
               <w:rPr>
@@ -1293,7 +1293,7 @@
               <w:lang w:eastAsia="en-GB"/>
             </w:rPr>
           </w:pPr>
-          <w:hyperlink w:anchor="_Toc221638269" w:history="1">
+          <w:hyperlink w:anchor="_Toc221689883" w:history="1">
             <w:r>
               <w:rPr>
                 <w:rStyle w:val="Hyperlink"/>
@@ -1321,7 +1321,7 @@
                 <w:noProof/>
                 <w:webHidden/>
               </w:rPr>
-              <w:instrText xml:space="preserve"> PAGEREF _Toc221638269 \h </w:instrText>
+              <w:instrText xml:space="preserve"> PAGEREF _Toc221689883 \h </w:instrText>
             </w:r>
             <w:r>
               <w:rPr>
@@ -1341,7 +1341,7 @@
                 <w:noProof/>
                 <w:webHidden/>
               </w:rPr>
-              <w:t>7</w:t>
+              <w:t>6</w:t>
             </w:r>
             <w:r>
               <w:rPr>
@@ -1364,7 +1364,7 @@
               <w:lang w:eastAsia="en-GB"/>
             </w:rPr>
           </w:pPr>
-          <w:hyperlink w:anchor="_Toc221638270" w:history="1">
+          <w:hyperlink w:anchor="_Toc221689884" w:history="1">
             <w:r>
               <w:rPr>
                 <w:rStyle w:val="Hyperlink"/>
@@ -1392,7 +1392,7 @@
                 <w:noProof/>
                 <w:webHidden/>
               </w:rPr>
-              <w:instrText xml:space="preserve"> PAGEREF _Toc221638270 \h </w:instrText>
+              <w:instrText xml:space="preserve"> PAGEREF _Toc221689884 \h </w:instrText>
             </w:r>
             <w:r>
               <w:rPr>
@@ -1412,7 +1412,7 @@
                 <w:noProof/>
                 <w:webHidden/>
               </w:rPr>
-              <w:t>7</w:t>
+              <w:t>6</w:t>
             </w:r>
             <w:r>
               <w:rPr>
@@ -1435,7 +1435,7 @@
               <w:lang w:eastAsia="en-GB"/>
             </w:rPr>
           </w:pPr>
-          <w:hyperlink w:anchor="_Toc221638271" w:history="1">
+          <w:hyperlink w:anchor="_Toc221689885" w:history="1">
             <w:r>
               <w:rPr>
                 <w:rStyle w:val="Hyperlink"/>
@@ -1463,7 +1463,7 @@
                 <w:noProof/>
                 <w:webHidden/>
               </w:rPr>
-              <w:instrText xml:space="preserve"> PAGEREF _Toc221638271 \h </w:instrText>
+              <w:instrText xml:space="preserve"> PAGEREF _Toc221689885 \h </w:instrText>
             </w:r>
             <w:r>
               <w:rPr>
@@ -1506,7 +1506,7 @@
               <w:lang w:eastAsia="en-GB"/>
             </w:rPr>
           </w:pPr>
-          <w:hyperlink w:anchor="_Toc221638272" w:history="1">
+          <w:hyperlink w:anchor="_Toc221689886" w:history="1">
             <w:r>
               <w:rPr>
                 <w:rStyle w:val="Hyperlink"/>
@@ -1534,7 +1534,7 @@
                 <w:noProof/>
                 <w:webHidden/>
               </w:rPr>
-              <w:instrText xml:space="preserve"> PAGEREF _Toc221638272 \h </w:instrText>
+              <w:instrText xml:space="preserve"> PAGEREF _Toc221689886 \h </w:instrText>
             </w:r>
             <w:r>
               <w:rPr>
@@ -1554,7 +1554,7 @@
                 <w:noProof/>
                 <w:webHidden/>
               </w:rPr>
-              <w:t>8</w:t>
+              <w:t>7</w:t>
             </w:r>
             <w:r>
               <w:rPr>
@@ -1577,7 +1577,7 @@
               <w:lang w:eastAsia="en-GB"/>
             </w:rPr>
           </w:pPr>
-          <w:hyperlink w:anchor="_Toc221638273" w:history="1">
+          <w:hyperlink w:anchor="_Toc221689887" w:history="1">
             <w:r>
               <w:rPr>
                 <w:rStyle w:val="Hyperlink"/>
@@ -1605,7 +1605,7 @@
                 <w:noProof/>
                 <w:webHidden/>
               </w:rPr>
-              <w:instrText xml:space="preserve"> PAGEREF _Toc221638273 \h </w:instrText>
+              <w:instrText xml:space="preserve"> PAGEREF _Toc221689887 \h </w:instrText>
             </w:r>
             <w:r>
               <w:rPr>
@@ -1648,7 +1648,7 @@
               <w:lang w:eastAsia="en-GB"/>
             </w:rPr>
           </w:pPr>
-          <w:hyperlink w:anchor="_Toc221638274" w:history="1">
+          <w:hyperlink w:anchor="_Toc221689888" w:history="1">
             <w:r>
               <w:rPr>
                 <w:rStyle w:val="Hyperlink"/>
@@ -1676,7 +1676,7 @@
                 <w:noProof/>
                 <w:webHidden/>
               </w:rPr>
-              <w:instrText xml:space="preserve"> PAGEREF _Toc221638274 \h </w:instrText>
+              <w:instrText xml:space="preserve"> PAGEREF _Toc221689888 \h </w:instrText>
             </w:r>
             <w:r>
               <w:rPr>
@@ -1719,7 +1719,7 @@
               <w:lang w:eastAsia="en-GB"/>
             </w:rPr>
           </w:pPr>
-          <w:hyperlink w:anchor="_Toc221638275" w:history="1">
+          <w:hyperlink w:anchor="_Toc221689889" w:history="1">
             <w:r>
               <w:rPr>
                 <w:rStyle w:val="Hyperlink"/>
@@ -1747,7 +1747,7 @@
                 <w:noProof/>
                 <w:webHidden/>
               </w:rPr>
-              <w:instrText xml:space="preserve"> PAGEREF _Toc221638275 \h </w:instrText>
+              <w:instrText xml:space="preserve"> PAGEREF _Toc221689889 \h </w:instrText>
             </w:r>
             <w:r>
               <w:rPr>
@@ -1790,7 +1790,7 @@
               <w:lang w:eastAsia="en-GB"/>
             </w:rPr>
           </w:pPr>
-          <w:hyperlink w:anchor="_Toc221638276" w:history="1">
+          <w:hyperlink w:anchor="_Toc221689890" w:history="1">
             <w:r>
               <w:rPr>
                 <w:rStyle w:val="Hyperlink"/>
@@ -1818,7 +1818,7 @@
                 <w:noProof/>
                 <w:webHidden/>
               </w:rPr>
-              <w:instrText xml:space="preserve"> PAGEREF _Toc221638276 \h </w:instrText>
+              <w:instrText xml:space="preserve"> PAGEREF _Toc221689890 \h </w:instrText>
             </w:r>
             <w:r>
               <w:rPr>
@@ -1838,7 +1838,7 @@
                 <w:noProof/>
                 <w:webHidden/>
               </w:rPr>
-              <w:t>11</w:t>
+              <w:t>10</w:t>
             </w:r>
             <w:r>
               <w:rPr>
@@ -1861,7 +1861,7 @@
               <w:lang w:eastAsia="en-GB"/>
             </w:rPr>
           </w:pPr>
-          <w:hyperlink w:anchor="_Toc221638277" w:history="1">
+          <w:hyperlink w:anchor="_Toc221689891" w:history="1">
             <w:r>
               <w:rPr>
                 <w:rStyle w:val="Hyperlink"/>
@@ -1889,7 +1889,7 @@
                 <w:noProof/>
                 <w:webHidden/>
               </w:rPr>
-              <w:instrText xml:space="preserve"> PAGEREF _Toc221638277 \h </w:instrText>
+              <w:instrText xml:space="preserve"> PAGEREF _Toc221689891 \h </w:instrText>
             </w:r>
             <w:r>
               <w:rPr>
@@ -1909,7 +1909,7 @@
                 <w:noProof/>
                 <w:webHidden/>
               </w:rPr>
-              <w:t>11</w:t>
+              <w:t>10</w:t>
             </w:r>
             <w:r>
               <w:rPr>
@@ -2047,7 +2047,7 @@
           <w:rFonts w:ascii="Arial" w:hAnsi="Arial" w:cs="Arial"/>
         </w:rPr>
       </w:pPr>
-      <w:bookmarkStart w:id="0" w:name="_Toc221638260"/>
+      <w:bookmarkStart w:id="0" w:name="_Toc221689874"/>
       <w:r>
         <w:rPr>
           <w:rStyle w:val="Strong"/>
@@ -2462,7 +2462,7 @@
           <w:color w:val="auto"/>
         </w:rPr>
       </w:pPr>
-      <w:bookmarkStart w:id="1" w:name="_Toc221638261"/>
+      <w:bookmarkStart w:id="1" w:name="_Toc221689875"/>
       <w:r>
         <w:rPr>
           <w:rStyle w:val="Strong"/>
@@ -2999,7 +2999,7 @@
           <w:color w:val="auto"/>
         </w:rPr>
       </w:pPr>
-      <w:bookmarkStart w:id="2" w:name="_Toc221638262"/>
+      <w:bookmarkStart w:id="2" w:name="_Toc221689876"/>
       <w:r>
         <w:rPr>
           <w:rStyle w:val="Strong"/>
@@ -3050,7 +3050,6 @@
         </w:rPr>
         <w:t xml:space="preserve">Four </w:t>
       </w:r>
-      <w:bookmarkEnd w:id="2"/>
       <w:r>
         <w:rPr>
           <w:rStyle w:val="Strong"/>
@@ -3061,6 +3060,7 @@
         </w:rPr>
         <w:t>Lines of Enquiry</w:t>
       </w:r>
+      <w:bookmarkEnd w:id="2"/>
     </w:p>
     <w:p>
       <w:pPr>
@@ -3079,7 +3079,7 @@
           <w:sz w:val="20"/>
           <w:szCs w:val="20"/>
         </w:rPr>
-        <w:t>1</w:t>
+        <w:t>Q</w:t>
       </w:r>
       <w:r>
         <w:rPr>
@@ -3089,42 +3089,8 @@
           <w:sz w:val="20"/>
           <w:szCs w:val="20"/>
         </w:rPr>
-        <w:t>:</w:t>
-      </w:r>
-      <w:r>
-        <w:rPr>
-          <w:rFonts w:ascii="Arial" w:hAnsi="Arial" w:cs="Arial"/>
-          <w:sz w:val="20"/>
-          <w:szCs w:val="20"/>
-        </w:rPr>
-        <w:t xml:space="preserve"> What is the sub-game optimal </w:t>
-      </w:r>
-      <w:r>
-        <w:rPr>
-          <w:rFonts w:ascii="Arial" w:hAnsi="Arial" w:cs="Arial"/>
-          <w:sz w:val="20"/>
-          <w:szCs w:val="20"/>
-        </w:rPr>
-        <w:t xml:space="preserve">signal </w:t>
-      </w:r>
-      <w:r>
-        <w:rPr>
-          <w:rFonts w:ascii="Arial" w:hAnsi="Arial" w:cs="Arial"/>
-          <w:sz w:val="20"/>
-          <w:szCs w:val="20"/>
-        </w:rPr>
-        <w:t>(in a game of separating or pooling equilibrium) an employer should send to all applicants in order to be neuroinclusive? Also, at what level of signal does an employer who signals acceptance of a neurodiverse condition, become accepted by a neurodiverse applicant?</w:t>
-      </w:r>
-    </w:p>
-    <w:p>
-      <w:pPr>
-        <w:jc w:val="both"/>
-        <w:rPr>
-          <w:rFonts w:ascii="Arial" w:hAnsi="Arial" w:cs="Arial"/>
-          <w:sz w:val="20"/>
-          <w:szCs w:val="20"/>
-        </w:rPr>
-      </w:pPr>
+        <w:t>1</w:t>
+      </w:r>
       <w:r>
         <w:rPr>
           <w:rFonts w:ascii="Arial" w:hAnsi="Arial" w:cs="Arial"/>
@@ -3133,9 +3099,74 @@
           <w:sz w:val="20"/>
           <w:szCs w:val="20"/>
         </w:rPr>
-        <w:lastRenderedPageBreak/>
-        <w:t>2</w:t>
-      </w:r>
+        <w:t>:</w:t>
+      </w:r>
+      <w:r>
+        <w:rPr>
+          <w:rFonts w:ascii="Arial" w:hAnsi="Arial" w:cs="Arial"/>
+          <w:sz w:val="20"/>
+          <w:szCs w:val="20"/>
+        </w:rPr>
+        <w:t xml:space="preserve"> What is the sub-game optimal </w:t>
+      </w:r>
+      <w:r>
+        <w:rPr>
+          <w:rFonts w:ascii="Arial" w:hAnsi="Arial" w:cs="Arial"/>
+          <w:sz w:val="20"/>
+          <w:szCs w:val="20"/>
+        </w:rPr>
+        <w:t xml:space="preserve">signal </w:t>
+      </w:r>
+      <w:r>
+        <w:rPr>
+          <w:rFonts w:ascii="Arial" w:hAnsi="Arial" w:cs="Arial"/>
+          <w:sz w:val="20"/>
+          <w:szCs w:val="20"/>
+        </w:rPr>
+        <w:t>(in a game of separating or pooling equilibrium) an employer</w:t>
+      </w:r>
+      <w:r>
+        <w:rPr>
+          <w:rFonts w:ascii="Arial" w:hAnsi="Arial" w:cs="Arial"/>
+          <w:sz w:val="20"/>
+          <w:szCs w:val="20"/>
+        </w:rPr>
+        <w:t xml:space="preserve"> </w:t>
+      </w:r>
+      <w:r>
+        <w:rPr>
+          <w:rFonts w:ascii="Arial" w:hAnsi="Arial" w:cs="Arial"/>
+          <w:sz w:val="20"/>
+          <w:szCs w:val="20"/>
+        </w:rPr>
+        <w:t>should send to all applicants in order to be</w:t>
+      </w:r>
+      <w:r>
+        <w:rPr>
+          <w:rFonts w:ascii="Arial" w:hAnsi="Arial" w:cs="Arial"/>
+          <w:sz w:val="20"/>
+          <w:szCs w:val="20"/>
+        </w:rPr>
+        <w:t xml:space="preserve"> considered</w:t>
+      </w:r>
+      <w:r>
+        <w:rPr>
+          <w:rFonts w:ascii="Arial" w:hAnsi="Arial" w:cs="Arial"/>
+          <w:sz w:val="20"/>
+          <w:szCs w:val="20"/>
+        </w:rPr>
+        <w:t xml:space="preserve"> neuroinclusive? Also, at what level of signal does an employer who signals acceptance of a neurodiverse condition, become accepted by a neurodiverse applicant?</w:t>
+      </w:r>
+    </w:p>
+    <w:p>
+      <w:pPr>
+        <w:jc w:val="both"/>
+        <w:rPr>
+          <w:rFonts w:ascii="Arial" w:hAnsi="Arial" w:cs="Arial"/>
+          <w:sz w:val="20"/>
+          <w:szCs w:val="20"/>
+        </w:rPr>
+      </w:pPr>
       <w:r>
         <w:rPr>
           <w:rFonts w:ascii="Arial" w:hAnsi="Arial" w:cs="Arial"/>
@@ -3144,34 +3175,9 @@
           <w:sz w:val="20"/>
           <w:szCs w:val="20"/>
         </w:rPr>
-        <w:t xml:space="preserve">: </w:t>
-      </w:r>
-      <w:r>
-        <w:rPr>
-          <w:rFonts w:ascii="Arial" w:hAnsi="Arial" w:cs="Arial"/>
-          <w:sz w:val="20"/>
-          <w:szCs w:val="20"/>
-        </w:rPr>
-        <w:t xml:space="preserve">What proportion of effort should be given to ensure reasonable adjustments are afforded to all neurodiverse applicants who are successful during the interview process and what proportion of effort should be afforded to </w:t>
-      </w:r>
-      <w:r>
-        <w:rPr>
-          <w:rFonts w:ascii="Arial" w:hAnsi="Arial" w:cs="Arial"/>
-          <w:sz w:val="20"/>
-          <w:szCs w:val="20"/>
-        </w:rPr>
-        <w:t>ensuring a plurality of ethnicities are duly and adequate engaged within that very same recruitment process?</w:t>
-      </w:r>
-    </w:p>
-    <w:p>
-      <w:pPr>
-        <w:jc w:val="both"/>
-        <w:rPr>
-          <w:rFonts w:ascii="Arial" w:hAnsi="Arial" w:cs="Arial"/>
-          <w:sz w:val="20"/>
-          <w:szCs w:val="20"/>
-        </w:rPr>
-      </w:pPr>
+        <w:lastRenderedPageBreak/>
+        <w:t>Q</w:t>
+      </w:r>
       <w:r>
         <w:rPr>
           <w:rFonts w:ascii="Arial" w:hAnsi="Arial" w:cs="Arial"/>
@@ -3180,7 +3186,7 @@
           <w:sz w:val="20"/>
           <w:szCs w:val="20"/>
         </w:rPr>
-        <w:t>3</w:t>
+        <w:t>2</w:t>
       </w:r>
       <w:r>
         <w:rPr>
@@ -3190,6 +3196,62 @@
           <w:sz w:val="20"/>
           <w:szCs w:val="20"/>
         </w:rPr>
+        <w:t xml:space="preserve">: </w:t>
+      </w:r>
+      <w:r>
+        <w:rPr>
+          <w:rFonts w:ascii="Arial" w:hAnsi="Arial" w:cs="Arial"/>
+          <w:sz w:val="20"/>
+          <w:szCs w:val="20"/>
+        </w:rPr>
+        <w:t xml:space="preserve">What proportion of effort should be given to ensure reasonable adjustments are afforded to all neurodiverse applicants who are successful during the interview process and what proportion of effort should be afforded to </w:t>
+      </w:r>
+      <w:r>
+        <w:rPr>
+          <w:rFonts w:ascii="Arial" w:hAnsi="Arial" w:cs="Arial"/>
+          <w:sz w:val="20"/>
+          <w:szCs w:val="20"/>
+        </w:rPr>
+        <w:t>ensuring a plurality of ethnicities are duly and adequate engaged within that very same recruitment process?</w:t>
+      </w:r>
+    </w:p>
+    <w:p>
+      <w:pPr>
+        <w:jc w:val="both"/>
+        <w:rPr>
+          <w:rFonts w:ascii="Arial" w:hAnsi="Arial" w:cs="Arial"/>
+          <w:sz w:val="20"/>
+          <w:szCs w:val="20"/>
+        </w:rPr>
+      </w:pPr>
+      <w:r>
+        <w:rPr>
+          <w:rFonts w:ascii="Arial" w:hAnsi="Arial" w:cs="Arial"/>
+          <w:b/>
+          <w:bCs/>
+          <w:sz w:val="20"/>
+          <w:szCs w:val="20"/>
+        </w:rPr>
+        <w:t>Q</w:t>
+      </w:r>
+      <w:r>
+        <w:rPr>
+          <w:rFonts w:ascii="Arial" w:hAnsi="Arial" w:cs="Arial"/>
+          <w:b/>
+          <w:bCs/>
+          <w:sz w:val="20"/>
+          <w:szCs w:val="20"/>
+        </w:rPr>
+        <w:t>3</w:t>
+      </w:r>
+      <w:r>
+        <w:rPr>
+          <w:rFonts w:ascii="Arial" w:hAnsi="Arial" w:cs="Arial"/>
+          <w:b/>
+          <w:bCs/>
+          <w:sz w:val="20"/>
+          <w:szCs w:val="20"/>
+        </w:rPr>
         <w:t>:</w:t>
       </w:r>
       <w:r>
@@ -3278,7 +3340,15 @@
           <w:sz w:val="20"/>
           <w:szCs w:val="20"/>
         </w:rPr>
-        <w:t>navigating mechanism?</w:t>
+        <w:t>navigating mechanism</w:t>
+      </w:r>
+      <w:r>
+        <w:rPr>
+          <w:rFonts w:ascii="Arial" w:hAnsi="Arial" w:cs="Arial"/>
+          <w:sz w:val="20"/>
+          <w:szCs w:val="20"/>
+        </w:rPr>
+        <w:t>?</w:t>
       </w:r>
     </w:p>
     <w:p>
@@ -3290,6 +3360,16 @@
           <w:szCs w:val="20"/>
         </w:rPr>
       </w:pPr>
+      <w:r>
+        <w:rPr>
+          <w:rFonts w:ascii="Arial" w:hAnsi="Arial" w:cs="Arial"/>
+          <w:b/>
+          <w:bCs/>
+          <w:sz w:val="20"/>
+          <w:szCs w:val="20"/>
+        </w:rPr>
+        <w:t>Q</w:t>
+      </w:r>
       <w:r>
         <w:rPr>
           <w:rFonts w:ascii="Arial" w:hAnsi="Arial" w:cs="Arial"/>
@@ -3361,7 +3441,7 @@
           <w:color w:val="auto"/>
         </w:rPr>
       </w:pPr>
-      <w:bookmarkStart w:id="3" w:name="_Toc221638263"/>
+      <w:bookmarkStart w:id="3" w:name="_Toc221689877"/>
       <w:r>
         <w:rPr>
           <w:rStyle w:val="Strong"/>
@@ -3727,7 +3807,7 @@
           <w:color w:val="auto"/>
         </w:rPr>
       </w:pPr>
-      <w:bookmarkStart w:id="7" w:name="_Toc221638264"/>
+      <w:bookmarkStart w:id="7" w:name="_Toc221689878"/>
       <w:r>
         <w:rPr>
           <w:rStyle w:val="Strong"/>
@@ -4117,25 +4197,31 @@
           <w:sz w:val="20"/>
           <w:szCs w:val="20"/>
         </w:rPr>
-        <w:t xml:space="preserve"> Firms with resource-based HRM practices signal </w:t>
-      </w:r>
-      <w:r>
-        <w:rPr>
-          <w:rFonts w:ascii="Arial" w:hAnsi="Arial" w:cs="Arial"/>
-          <w:i/>
-          <w:iCs/>
-          <w:sz w:val="20"/>
-          <w:szCs w:val="20"/>
-        </w:rPr>
-        <w:t>more</w:t>
-      </w:r>
-      <w:r>
-        <w:rPr>
-          <w:rFonts w:ascii="Arial" w:hAnsi="Arial" w:cs="Arial"/>
-          <w:sz w:val="20"/>
-          <w:szCs w:val="20"/>
-        </w:rPr>
-        <w:t xml:space="preserve"> in successful applicant “journeys”</w:t>
+        <w:t xml:space="preserve"> </w:t>
+      </w:r>
+      <w:r>
+        <w:rPr>
+          <w:rFonts w:ascii="Arial" w:hAnsi="Arial" w:cs="Arial"/>
+          <w:sz w:val="20"/>
+          <w:szCs w:val="20"/>
+        </w:rPr>
+        <w:t xml:space="preserve">Neurodiverse </w:t>
+      </w:r>
+      <w:r>
+        <w:rPr>
+          <w:rFonts w:ascii="Arial" w:hAnsi="Arial" w:cs="Arial"/>
+          <w:sz w:val="20"/>
+          <w:szCs w:val="20"/>
+        </w:rPr>
+        <w:t xml:space="preserve">workers </w:t>
+      </w:r>
+      <w:r>
+        <w:rPr>
+          <w:rFonts w:ascii="Arial" w:hAnsi="Arial" w:cs="Arial"/>
+          <w:sz w:val="20"/>
+          <w:szCs w:val="20"/>
+        </w:rPr>
+        <w:t>apply only to firms who signal intent to accommodate</w:t>
       </w:r>
     </w:p>
     <w:p>
@@ -4168,7 +4254,39 @@
           <w:sz w:val="20"/>
           <w:szCs w:val="20"/>
         </w:rPr>
-        <w:t xml:space="preserve"> Firms who signal more, also spend more annually on recruitment processes</w:t>
+        <w:t xml:space="preserve"> </w:t>
+      </w:r>
+      <w:r>
+        <w:rPr>
+          <w:rFonts w:ascii="Arial" w:hAnsi="Arial" w:cs="Arial"/>
+          <w:sz w:val="20"/>
+          <w:szCs w:val="20"/>
+        </w:rPr>
+        <w:t xml:space="preserve">Firms </w:t>
+      </w:r>
+      <w:r>
+        <w:rPr>
+          <w:rFonts w:ascii="Arial" w:hAnsi="Arial" w:cs="Arial"/>
+          <w:sz w:val="20"/>
+          <w:szCs w:val="20"/>
+        </w:rPr>
+        <w:t xml:space="preserve">choose to allocate resources between </w:t>
+      </w:r>
+      <w:r>
+        <w:rPr>
+          <w:rFonts w:ascii="Arial" w:hAnsi="Arial" w:cs="Arial"/>
+          <w:sz w:val="20"/>
+          <w:szCs w:val="20"/>
+        </w:rPr>
+        <w:t xml:space="preserve">signalling </w:t>
+      </w:r>
+      <w:r>
+        <w:rPr>
+          <w:rFonts w:ascii="Arial" w:hAnsi="Arial" w:cs="Arial"/>
+          <w:sz w:val="20"/>
+          <w:szCs w:val="20"/>
+        </w:rPr>
+        <w:t>neurodiversity and DEI initiatives</w:t>
       </w:r>
     </w:p>
     <w:p>
@@ -4201,7 +4319,47 @@
           <w:sz w:val="20"/>
           <w:szCs w:val="20"/>
         </w:rPr>
-        <w:t xml:space="preserve">Firms with higher net spend “bundles” enable rather than deter neurodiverse applicants </w:t>
+        <w:t xml:space="preserve">Firms </w:t>
+      </w:r>
+      <w:r>
+        <w:rPr>
+          <w:rFonts w:ascii="Arial" w:hAnsi="Arial" w:cs="Arial"/>
+          <w:sz w:val="20"/>
+          <w:szCs w:val="20"/>
+        </w:rPr>
+        <w:t>signalling</w:t>
+      </w:r>
+      <w:r>
+        <w:rPr>
+          <w:rFonts w:ascii="Arial" w:hAnsi="Arial" w:cs="Arial"/>
+          <w:sz w:val="20"/>
+          <w:szCs w:val="20"/>
+        </w:rPr>
+        <w:t xml:space="preserve"> higher </w:t>
+      </w:r>
+      <w:r>
+        <w:rPr>
+          <w:rFonts w:ascii="Arial" w:hAnsi="Arial" w:cs="Arial"/>
+          <w:sz w:val="20"/>
+          <w:szCs w:val="20"/>
+        </w:rPr>
+        <w:t xml:space="preserve">average wages tend </w:t>
+      </w:r>
+      <w:r>
+        <w:rPr>
+          <w:rFonts w:ascii="Arial" w:hAnsi="Arial" w:cs="Arial"/>
+          <w:sz w:val="20"/>
+          <w:szCs w:val="20"/>
+        </w:rPr>
+        <w:t>to be less neuroinclusive</w:t>
+      </w:r>
+      <w:r>
+        <w:rPr>
+          <w:rFonts w:ascii="Arial" w:hAnsi="Arial" w:cs="Arial"/>
+          <w:sz w:val="20"/>
+          <w:szCs w:val="20"/>
+        </w:rPr>
+        <w:t xml:space="preserve"> relatively</w:t>
       </w:r>
     </w:p>
     <w:p>
@@ -4226,15 +4384,7 @@
           <w:sz w:val="20"/>
           <w:szCs w:val="20"/>
         </w:rPr>
-        <w:t xml:space="preserve">Hypothesis 4: </w:t>
-      </w:r>
-      <w:r>
-        <w:rPr>
-          <w:rFonts w:ascii="Arial" w:hAnsi="Arial" w:cs="Arial"/>
-          <w:sz w:val="20"/>
-          <w:szCs w:val="20"/>
-        </w:rPr>
-        <w:t>Neurodivergent applicants</w:t>
+        <w:t xml:space="preserve">Hypothesis </w:t>
       </w:r>
       <w:r>
         <w:rPr>
@@ -4244,31 +4394,8 @@
           <w:sz w:val="20"/>
           <w:szCs w:val="20"/>
         </w:rPr>
-        <w:t xml:space="preserve"> </w:t>
-      </w:r>
-      <w:r>
-        <w:rPr>
-          <w:rFonts w:ascii="Arial" w:hAnsi="Arial" w:cs="Arial"/>
-          <w:sz w:val="20"/>
-          <w:szCs w:val="20"/>
-        </w:rPr>
-        <w:t>judge recruitment favourably compared to other colleagues</w:t>
-      </w:r>
-    </w:p>
-    <w:p>
-      <w:pPr>
-        <w:tabs>
-          <w:tab w:val="left" w:pos="8055"/>
-        </w:tabs>
-        <w:spacing w:after="0" w:line="240" w:lineRule="auto"/>
-        <w:contextualSpacing/>
-        <w:jc w:val="both"/>
-        <w:rPr>
-          <w:rFonts w:ascii="Arial" w:hAnsi="Arial" w:cs="Arial"/>
-          <w:sz w:val="20"/>
-          <w:szCs w:val="20"/>
-        </w:rPr>
-      </w:pPr>
+        <w:t>4</w:t>
+      </w:r>
       <w:r>
         <w:rPr>
           <w:rFonts w:ascii="Arial" w:hAnsi="Arial" w:cs="Arial"/>
@@ -4277,59 +4404,31 @@
           <w:sz w:val="20"/>
           <w:szCs w:val="20"/>
         </w:rPr>
-        <w:t>Hypothesis 5:</w:t>
-      </w:r>
-      <w:r>
-        <w:rPr>
-          <w:rFonts w:ascii="Arial" w:hAnsi="Arial" w:cs="Arial"/>
-          <w:sz w:val="20"/>
-          <w:szCs w:val="20"/>
-        </w:rPr>
-        <w:t xml:space="preserve"> Firms having lower net spend signal less resource-based HRM </w:t>
-      </w:r>
-      <w:commentRangeStart w:id="8"/>
-      <w:commentRangeStart w:id="9"/>
-      <w:commentRangeStart w:id="10"/>
-      <w:commentRangeStart w:id="11"/>
-      <w:r>
-        <w:rPr>
-          <w:rFonts w:ascii="Arial" w:hAnsi="Arial" w:cs="Arial"/>
-          <w:sz w:val="20"/>
-          <w:szCs w:val="20"/>
-        </w:rPr>
-        <w:t>practices</w:t>
-      </w:r>
-      <w:commentRangeEnd w:id="8"/>
-      <w:r>
-        <w:rPr>
-          <w:rStyle w:val="CommentReference"/>
-          <w:rFonts w:ascii="Arial" w:hAnsi="Arial" w:cs="Arial"/>
-        </w:rPr>
-        <w:commentReference w:id="8"/>
-      </w:r>
-      <w:commentRangeEnd w:id="9"/>
-      <w:r>
-        <w:rPr>
-          <w:rStyle w:val="CommentReference"/>
-          <w:rFonts w:ascii="Arial" w:hAnsi="Arial" w:cs="Arial"/>
-        </w:rPr>
-        <w:commentReference w:id="9"/>
-      </w:r>
-      <w:commentRangeEnd w:id="10"/>
-      <w:r>
-        <w:rPr>
-          <w:rStyle w:val="CommentReference"/>
-          <w:rFonts w:ascii="Arial" w:hAnsi="Arial" w:cs="Arial"/>
-        </w:rPr>
-        <w:commentReference w:id="10"/>
-      </w:r>
-      <w:commentRangeEnd w:id="11"/>
-      <w:r>
-        <w:rPr>
-          <w:rStyle w:val="CommentReference"/>
-          <w:rFonts w:ascii="Arial" w:hAnsi="Arial" w:cs="Arial"/>
-        </w:rPr>
-        <w:commentReference w:id="11"/>
+        <w:t>:</w:t>
+      </w:r>
+      <w:r>
+        <w:rPr>
+          <w:rFonts w:ascii="Arial" w:hAnsi="Arial" w:cs="Arial"/>
+          <w:sz w:val="20"/>
+          <w:szCs w:val="20"/>
+        </w:rPr>
+        <w:t xml:space="preserve"> Firms </w:t>
+      </w:r>
+      <w:r>
+        <w:rPr>
+          <w:rFonts w:ascii="Arial" w:hAnsi="Arial" w:cs="Arial"/>
+          <w:sz w:val="20"/>
+          <w:szCs w:val="20"/>
+        </w:rPr>
+        <w:t>harnessing the power of AI can</w:t>
+      </w:r>
+      <w:r>
+        <w:rPr>
+          <w:rFonts w:ascii="Arial" w:hAnsi="Arial" w:cs="Arial"/>
+          <w:sz w:val="20"/>
+          <w:szCs w:val="20"/>
+        </w:rPr>
+        <w:t xml:space="preserve"> achieve high wages be optimally neuroinclusive</w:t>
       </w:r>
     </w:p>
     <w:p>
@@ -4352,137 +4451,6 @@
         <w:jc w:val="both"/>
         <w:rPr>
           <w:rFonts w:ascii="Arial" w:hAnsi="Arial" w:cs="Arial"/>
-          <w:sz w:val="20"/>
-          <w:szCs w:val="20"/>
-        </w:rPr>
-      </w:pPr>
-      <w:r>
-        <w:rPr>
-          <w:rFonts w:ascii="Arial" w:hAnsi="Arial" w:cs="Arial"/>
-          <w:sz w:val="20"/>
-          <w:szCs w:val="20"/>
-        </w:rPr>
-        <w:t xml:space="preserve">These hypotheses refer to the research designed by Chang and Chin (2018) in their paper on online ratings and signalling and act as a starting point for further hypotheses. The theories which underpin this interdisciplinary topic can be traced back from its applied influences in HRM to what Guest (2021) refers to as </w:t>
-      </w:r>
-      <w:r>
-        <w:rPr>
-          <w:rFonts w:ascii="Arial" w:hAnsi="Arial" w:cs="Arial"/>
-          <w:sz w:val="20"/>
-          <w:szCs w:val="20"/>
-          <w:u w:val="single"/>
-        </w:rPr>
-        <w:t>attribution theory</w:t>
-      </w:r>
-      <w:r>
-        <w:rPr>
-          <w:rFonts w:ascii="Arial" w:hAnsi="Arial" w:cs="Arial"/>
-          <w:sz w:val="20"/>
-          <w:szCs w:val="20"/>
-        </w:rPr>
-        <w:t xml:space="preserve"> – the theory of psychology which explains how behaviour is understood as a consequence of one’s environment. I will aim to investigate how signalling (Spence, 1973) affects situational attribution theory, and how it is thereby relevant to </w:t>
-      </w:r>
-      <w:r>
-        <w:rPr>
-          <w:rFonts w:ascii="Arial" w:hAnsi="Arial" w:cs="Arial"/>
-          <w:sz w:val="20"/>
-          <w:szCs w:val="20"/>
-          <w:u w:val="single"/>
-        </w:rPr>
-        <w:t>applicant attraction</w:t>
-      </w:r>
-      <w:r>
-        <w:rPr>
-          <w:rFonts w:ascii="Arial" w:hAnsi="Arial" w:cs="Arial"/>
-          <w:sz w:val="20"/>
-          <w:szCs w:val="20"/>
-        </w:rPr>
-        <w:t xml:space="preserve"> of neurodiverse </w:t>
-      </w:r>
-      <w:r>
-        <w:rPr>
-          <w:rFonts w:ascii="Arial" w:hAnsi="Arial" w:cs="Arial"/>
-          <w:sz w:val="20"/>
-          <w:szCs w:val="20"/>
-        </w:rPr>
-        <w:lastRenderedPageBreak/>
-        <w:t xml:space="preserve">candidates (Celani and Singh, 2011). </w:t>
-      </w:r>
-      <w:r>
-        <w:rPr>
-          <w:rFonts w:ascii="Arial" w:hAnsi="Arial" w:cs="Arial"/>
-          <w:sz w:val="20"/>
-          <w:szCs w:val="20"/>
-        </w:rPr>
-        <w:t>I have since applied for t</w:t>
-      </w:r>
-      <w:r>
-        <w:rPr>
-          <w:rFonts w:ascii="Arial" w:hAnsi="Arial" w:cs="Arial"/>
-          <w:sz w:val="20"/>
-          <w:szCs w:val="20"/>
-        </w:rPr>
-        <w:t xml:space="preserve">he </w:t>
-      </w:r>
-      <w:r>
-        <w:rPr>
-          <w:rFonts w:ascii="Arial" w:hAnsi="Arial" w:cs="Arial"/>
-          <w:sz w:val="20"/>
-          <w:szCs w:val="20"/>
-        </w:rPr>
-        <w:t xml:space="preserve">PhD </w:t>
-      </w:r>
-      <w:r>
-        <w:rPr>
-          <w:rFonts w:ascii="Arial" w:hAnsi="Arial" w:cs="Arial"/>
-          <w:sz w:val="20"/>
-          <w:szCs w:val="20"/>
-        </w:rPr>
-        <w:t xml:space="preserve">at the Open University and the </w:t>
-      </w:r>
-      <w:r>
-        <w:rPr>
-          <w:rFonts w:ascii="Arial" w:hAnsi="Arial" w:cs="Arial"/>
-          <w:sz w:val="20"/>
-          <w:szCs w:val="20"/>
-        </w:rPr>
-        <w:t xml:space="preserve">research question </w:t>
-      </w:r>
-      <w:r>
-        <w:rPr>
-          <w:rFonts w:ascii="Arial" w:hAnsi="Arial" w:cs="Arial"/>
-          <w:sz w:val="20"/>
-          <w:szCs w:val="20"/>
-        </w:rPr>
-        <w:t xml:space="preserve">I have submitted </w:t>
-      </w:r>
-      <w:r>
-        <w:rPr>
-          <w:rFonts w:ascii="Arial" w:hAnsi="Arial" w:cs="Arial"/>
-          <w:sz w:val="20"/>
-          <w:szCs w:val="20"/>
-        </w:rPr>
-        <w:t>can be drafted as:</w:t>
-      </w:r>
-    </w:p>
-    <w:p>
-      <w:pPr>
-        <w:contextualSpacing/>
-        <w:mirrorIndents/>
-        <w:jc w:val="both"/>
-        <w:rPr>
-          <w:rFonts w:ascii="Arial" w:hAnsi="Arial" w:cs="Arial"/>
-          <w:sz w:val="20"/>
-          <w:szCs w:val="20"/>
-        </w:rPr>
-      </w:pPr>
-    </w:p>
-    <w:p>
-      <w:pPr>
-        <w:contextualSpacing/>
-        <w:mirrorIndents/>
-        <w:jc w:val="both"/>
-        <w:rPr>
-          <w:rFonts w:ascii="Arial" w:hAnsi="Arial" w:cs="Arial"/>
           <w:b/>
           <w:bCs/>
           <w:sz w:val="20"/>
@@ -4492,54 +4460,44 @@
       <w:r>
         <w:rPr>
           <w:rFonts w:ascii="Arial" w:hAnsi="Arial" w:cs="Arial"/>
-          <w:b/>
-          <w:bCs/>
-          <w:sz w:val="20"/>
-          <w:szCs w:val="20"/>
-        </w:rPr>
-        <w:t>“</w:t>
-      </w:r>
-      <w:r>
-        <w:rPr>
-          <w:rFonts w:ascii="Arial" w:hAnsi="Arial" w:cs="Arial"/>
-          <w:b/>
-          <w:bCs/>
-          <w:sz w:val="20"/>
-          <w:szCs w:val="20"/>
-        </w:rPr>
-        <w:t>Signalling and Neurodiversity: Do firm SHRM choices substantially influence candidate perceptions of the applicant journey?</w:t>
-      </w:r>
-      <w:r>
-        <w:rPr>
-          <w:rFonts w:ascii="Arial" w:hAnsi="Arial" w:cs="Arial"/>
-          <w:b/>
-          <w:bCs/>
-          <w:sz w:val="20"/>
-          <w:szCs w:val="20"/>
-        </w:rPr>
-        <w:t xml:space="preserve"> </w:t>
-      </w:r>
-      <w:r>
-        <w:rPr>
-          <w:rFonts w:ascii="Arial" w:hAnsi="Arial" w:cs="Arial"/>
-          <w:b/>
-          <w:bCs/>
-          <w:i/>
-          <w:iCs/>
-          <w:sz w:val="20"/>
-          <w:szCs w:val="20"/>
-        </w:rPr>
-        <w:t>An empirical analysis</w:t>
-      </w:r>
-      <w:r>
-        <w:rPr>
-          <w:rFonts w:ascii="Arial" w:hAnsi="Arial" w:cs="Arial"/>
-          <w:b/>
-          <w:bCs/>
-          <w:sz w:val="20"/>
-          <w:szCs w:val="20"/>
-        </w:rPr>
-        <w:t>”</w:t>
+          <w:sz w:val="20"/>
+          <w:szCs w:val="20"/>
+        </w:rPr>
+        <w:t xml:space="preserve">These hypotheses refer to the research designed by Chang and Chin (2018) in their paper on online ratings and signalling and act as a starting point for further hypotheses. The theories which underpin this interdisciplinary topic can be traced back from its applied influences in HRM to what Guest (2021) refers to as </w:t>
+      </w:r>
+      <w:r>
+        <w:rPr>
+          <w:rFonts w:ascii="Arial" w:hAnsi="Arial" w:cs="Arial"/>
+          <w:sz w:val="20"/>
+          <w:szCs w:val="20"/>
+          <w:u w:val="single"/>
+        </w:rPr>
+        <w:t>attribution theory</w:t>
+      </w:r>
+      <w:r>
+        <w:rPr>
+          <w:rFonts w:ascii="Arial" w:hAnsi="Arial" w:cs="Arial"/>
+          <w:sz w:val="20"/>
+          <w:szCs w:val="20"/>
+        </w:rPr>
+        <w:t xml:space="preserve"> – the theory of psychology which explains how behaviour is understood as a consequence of one’s environment. I will aim to investigate how signalling (Spence, 1973) affects situational attribution theory, and how it is thereby relevant to </w:t>
+      </w:r>
+      <w:r>
+        <w:rPr>
+          <w:rFonts w:ascii="Arial" w:hAnsi="Arial" w:cs="Arial"/>
+          <w:sz w:val="20"/>
+          <w:szCs w:val="20"/>
+          <w:u w:val="single"/>
+        </w:rPr>
+        <w:t>applicant attraction</w:t>
+      </w:r>
+      <w:r>
+        <w:rPr>
+          <w:rFonts w:ascii="Arial" w:hAnsi="Arial" w:cs="Arial"/>
+          <w:sz w:val="20"/>
+          <w:szCs w:val="20"/>
+        </w:rPr>
+        <w:t xml:space="preserve"> of neurodiverse candidates (Celani and Singh, 2011).</w:t>
       </w:r>
     </w:p>
     <w:p>
@@ -4555,8 +4513,8 @@
           <w:color w:val="auto"/>
         </w:rPr>
       </w:pPr>
-      <w:bookmarkStart w:id="12" w:name="_Toc221638265"/>
-      <w:bookmarkStart w:id="13" w:name="_Toc215736436"/>
+      <w:bookmarkStart w:id="8" w:name="_Toc215736436"/>
+      <w:bookmarkStart w:id="9" w:name="_Toc221689879"/>
       <w:r>
         <w:rPr>
           <w:rStyle w:val="Strong"/>
@@ -4565,6 +4523,7 @@
           <w:bCs w:val="0"/>
           <w:color w:val="auto"/>
         </w:rPr>
+        <w:lastRenderedPageBreak/>
         <w:t>1.13.1</w:t>
       </w:r>
       <w:r>
@@ -4587,7 +4546,7 @@
         </w:rPr>
         <w:t>Data Sources</w:t>
       </w:r>
-      <w:bookmarkEnd w:id="12"/>
+      <w:bookmarkEnd w:id="9"/>
     </w:p>
     <w:p>
       <w:pPr>
@@ -5336,7 +5295,7 @@
           <w:color w:val="auto"/>
         </w:rPr>
       </w:pPr>
-      <w:bookmarkStart w:id="14" w:name="_Toc221638266"/>
+      <w:bookmarkStart w:id="10" w:name="_Toc221689880"/>
       <w:r>
         <w:rPr>
           <w:rStyle w:val="Strong"/>
@@ -5367,7 +5326,7 @@
         </w:rPr>
         <w:t xml:space="preserve"> </w:t>
       </w:r>
-      <w:bookmarkEnd w:id="13"/>
+      <w:bookmarkEnd w:id="8"/>
       <w:r>
         <w:rPr>
           <w:rStyle w:val="Strong"/>
@@ -5378,7 +5337,7 @@
         </w:rPr>
         <w:t>The Topic’s Importance to the Literature</w:t>
       </w:r>
-      <w:bookmarkEnd w:id="14"/>
+      <w:bookmarkEnd w:id="10"/>
     </w:p>
     <w:p>
       <w:pPr>
@@ -5399,7 +5358,7 @@
         </w:rPr>
         <w:t xml:space="preserve">The importance of this research topic cannot be </w:t>
       </w:r>
-      <w:commentRangeStart w:id="15"/>
+      <w:commentRangeStart w:id="11"/>
       <w:r>
         <w:rPr>
           <w:rFonts w:ascii="Arial" w:hAnsi="Arial" w:cs="Arial"/>
@@ -5408,13 +5367,13 @@
         </w:rPr>
         <w:t>understated</w:t>
       </w:r>
-      <w:commentRangeEnd w:id="15"/>
+      <w:commentRangeEnd w:id="11"/>
       <w:r>
         <w:rPr>
           <w:rStyle w:val="CommentReference"/>
           <w:rFonts w:ascii="Arial" w:hAnsi="Arial" w:cs="Arial"/>
         </w:rPr>
-        <w:commentReference w:id="15"/>
+        <w:commentReference w:id="11"/>
       </w:r>
       <w:r>
         <w:rPr>
@@ -5795,6 +5754,7 @@
           <w:sz w:val="20"/>
           <w:szCs w:val="20"/>
         </w:rPr>
+        <w:lastRenderedPageBreak/>
         <w:t>Data on HRM signals from recruitment websites and publicly available announcements</w:t>
       </w:r>
     </w:p>
@@ -5857,9 +5817,9 @@
         </w:rPr>
         <w:t xml:space="preserve">Data on how firms spend on recruitment </w:t>
       </w:r>
-      <w:commentRangeStart w:id="16"/>
-      <w:commentRangeStart w:id="17"/>
-      <w:commentRangeStart w:id="18"/>
+      <w:commentRangeStart w:id="12"/>
+      <w:commentRangeStart w:id="13"/>
+      <w:commentRangeStart w:id="14"/>
       <w:r>
         <w:rPr>
           <w:rStyle w:val="Strong"/>
@@ -5871,29 +5831,29 @@
         </w:rPr>
         <w:t>websites</w:t>
       </w:r>
-      <w:commentRangeEnd w:id="16"/>
+      <w:commentRangeEnd w:id="12"/>
       <w:r>
         <w:rPr>
           <w:rStyle w:val="CommentReference"/>
           <w:rFonts w:ascii="Arial" w:hAnsi="Arial" w:cs="Arial"/>
         </w:rPr>
-        <w:commentReference w:id="16"/>
-      </w:r>
-      <w:commentRangeEnd w:id="17"/>
+        <w:commentReference w:id="12"/>
+      </w:r>
+      <w:commentRangeEnd w:id="13"/>
       <w:r>
         <w:rPr>
           <w:rStyle w:val="CommentReference"/>
           <w:rFonts w:ascii="Arial" w:hAnsi="Arial" w:cs="Arial"/>
         </w:rPr>
-        <w:commentReference w:id="17"/>
-      </w:r>
-      <w:commentRangeEnd w:id="18"/>
+        <w:commentReference w:id="13"/>
+      </w:r>
+      <w:commentRangeEnd w:id="14"/>
       <w:r>
         <w:rPr>
           <w:rStyle w:val="CommentReference"/>
           <w:rFonts w:ascii="Arial" w:hAnsi="Arial" w:cs="Arial"/>
         </w:rPr>
-        <w:commentReference w:id="18"/>
+        <w:commentReference w:id="14"/>
       </w:r>
     </w:p>
     <w:p>
@@ -5909,8 +5869,8 @@
           <w:color w:val="auto"/>
         </w:rPr>
       </w:pPr>
-      <w:bookmarkStart w:id="19" w:name="_Toc215736437"/>
-      <w:bookmarkStart w:id="20" w:name="_Toc221638267"/>
+      <w:bookmarkStart w:id="15" w:name="_Toc215736437"/>
+      <w:bookmarkStart w:id="16" w:name="_Toc221689881"/>
       <w:r>
         <w:rPr>
           <w:rFonts w:ascii="Arial" w:hAnsi="Arial" w:cs="Arial"/>
@@ -5960,8 +5920,8 @@
         </w:rPr>
         <w:t>Next Steps</w:t>
       </w:r>
-      <w:bookmarkEnd w:id="19"/>
-      <w:bookmarkEnd w:id="20"/>
+      <w:bookmarkEnd w:id="15"/>
+      <w:bookmarkEnd w:id="16"/>
     </w:p>
     <w:p>
       <w:pPr>
@@ -6189,8 +6149,8 @@
         </w:rPr>
         <w:t xml:space="preserve"> and indeed qualitative analysis </w:t>
       </w:r>
-      <w:commentRangeStart w:id="21"/>
-      <w:commentRangeStart w:id="22"/>
+      <w:commentRangeStart w:id="17"/>
+      <w:commentRangeStart w:id="18"/>
       <w:r>
         <w:rPr>
           <w:rStyle w:val="Strong"/>
@@ -6202,21 +6162,21 @@
         </w:rPr>
         <w:t>such</w:t>
       </w:r>
-      <w:commentRangeEnd w:id="21"/>
+      <w:commentRangeEnd w:id="17"/>
       <w:r>
         <w:rPr>
           <w:rStyle w:val="CommentReference"/>
           <w:rFonts w:ascii="Arial" w:hAnsi="Arial" w:cs="Arial"/>
         </w:rPr>
-        <w:commentReference w:id="21"/>
-      </w:r>
-      <w:commentRangeEnd w:id="22"/>
+        <w:commentReference w:id="17"/>
+      </w:r>
+      <w:commentRangeEnd w:id="18"/>
       <w:r>
         <w:rPr>
           <w:rStyle w:val="CommentReference"/>
           <w:rFonts w:ascii="Arial" w:hAnsi="Arial" w:cs="Arial"/>
         </w:rPr>
-        <w:commentReference w:id="22"/>
+        <w:commentReference w:id="18"/>
       </w:r>
       <w:r>
         <w:rPr>
@@ -6320,9 +6280,9 @@
           <w:color w:val="000000" w:themeColor="text1"/>
         </w:rPr>
       </w:pPr>
-      <w:bookmarkStart w:id="23" w:name="_Toc216632807"/>
-      <w:bookmarkStart w:id="24" w:name="_Toc221638268"/>
-      <w:bookmarkStart w:id="25" w:name="_Toc215736438"/>
+      <w:bookmarkStart w:id="19" w:name="_Toc216632807"/>
+      <w:bookmarkStart w:id="20" w:name="_Toc215736438"/>
+      <w:bookmarkStart w:id="21" w:name="_Toc221689882"/>
       <w:r>
         <w:rPr>
           <w:rStyle w:val="Strong"/>
@@ -6363,7 +6323,7 @@
         </w:rPr>
         <w:t>Introduction to TMA 2</w:t>
       </w:r>
-      <w:bookmarkEnd w:id="23"/>
+      <w:bookmarkEnd w:id="19"/>
       <w:r>
         <w:rPr>
           <w:rStyle w:val="Strong"/>
@@ -6374,7 +6334,7 @@
         </w:rPr>
         <w:t xml:space="preserve"> – Literature Review</w:t>
       </w:r>
-      <w:bookmarkEnd w:id="24"/>
+      <w:bookmarkEnd w:id="21"/>
     </w:p>
     <w:p>
       <w:pPr>
@@ -6428,8 +6388,8 @@
           <w:color w:val="000000" w:themeColor="text1"/>
         </w:rPr>
       </w:pPr>
-      <w:bookmarkStart w:id="26" w:name="_Toc216632808"/>
-      <w:bookmarkStart w:id="27" w:name="_Toc221638269"/>
+      <w:bookmarkStart w:id="22" w:name="_Toc216632808"/>
+      <w:bookmarkStart w:id="23" w:name="_Toc221689883"/>
       <w:r>
         <w:rPr>
           <w:rStyle w:val="Strong"/>
@@ -6510,8 +6470,8 @@
         </w:rPr>
         <w:t>ubtopics</w:t>
       </w:r>
-      <w:bookmarkEnd w:id="26"/>
-      <w:bookmarkEnd w:id="27"/>
+      <w:bookmarkEnd w:id="22"/>
+      <w:bookmarkEnd w:id="23"/>
     </w:p>
     <w:p>
       <w:pPr>
@@ -6721,7 +6681,7 @@
           <w:color w:val="000000" w:themeColor="text1"/>
         </w:rPr>
       </w:pPr>
-      <w:bookmarkStart w:id="28" w:name="_Toc221638270"/>
+      <w:bookmarkStart w:id="24" w:name="_Toc221689884"/>
       <w:r>
         <w:rPr>
           <w:rStyle w:val="Strong"/>
@@ -6730,7 +6690,6 @@
           <w:bCs w:val="0"/>
           <w:color w:val="000000" w:themeColor="text1"/>
         </w:rPr>
-        <w:lastRenderedPageBreak/>
         <w:t xml:space="preserve">1.18 </w:t>
       </w:r>
       <w:r>
@@ -6743,7 +6702,7 @@
         </w:rPr>
         <w:t>Conducting Gap Analysis – AI and its effect on HRM</w:t>
       </w:r>
-      <w:bookmarkEnd w:id="28"/>
+      <w:bookmarkEnd w:id="24"/>
     </w:p>
     <w:p>
       <w:pPr>
@@ -6754,7 +6713,7 @@
           <w:szCs w:val="20"/>
         </w:rPr>
       </w:pPr>
-      <w:bookmarkStart w:id="29" w:name="_Toc216632809"/>
+      <w:bookmarkStart w:id="25" w:name="_Toc216632809"/>
       <w:r>
         <w:rPr>
           <w:rFonts w:ascii="Arial" w:hAnsi="Arial" w:cs="Arial"/>
@@ -7013,7 +6972,16 @@
           <w:sz w:val="20"/>
           <w:szCs w:val="20"/>
         </w:rPr>
-        <w:t xml:space="preserve"> the potential to promote</w:t>
+        <w:t xml:space="preserve"> the potential </w:t>
+      </w:r>
+      <w:r>
+        <w:rPr>
+          <w:rFonts w:ascii="Arial" w:hAnsi="Arial" w:cs="Arial"/>
+          <w:sz w:val="20"/>
+          <w:szCs w:val="20"/>
+        </w:rPr>
+        <w:lastRenderedPageBreak/>
+        <w:t>to promote</w:t>
       </w:r>
       <w:r>
         <w:rPr>
@@ -7313,7 +7281,7 @@
           <w:color w:val="000000" w:themeColor="text1"/>
         </w:rPr>
       </w:pPr>
-      <w:bookmarkStart w:id="30" w:name="_Toc221638271"/>
+      <w:bookmarkStart w:id="26" w:name="_Toc221689885"/>
       <w:r>
         <w:rPr>
           <w:rStyle w:val="Strong"/>
@@ -7334,7 +7302,7 @@
         </w:rPr>
         <w:t>Concerns and Recommendations</w:t>
       </w:r>
-      <w:bookmarkEnd w:id="30"/>
+      <w:bookmarkEnd w:id="26"/>
     </w:p>
     <w:p>
       <w:pPr>
@@ -7995,7 +7963,7 @@
           <w:color w:val="000000" w:themeColor="text1"/>
         </w:rPr>
       </w:pPr>
-      <w:bookmarkStart w:id="31" w:name="_Toc221638272"/>
+      <w:bookmarkStart w:id="27" w:name="_Toc221689886"/>
       <w:r>
         <w:rPr>
           <w:rStyle w:val="Strong"/>
@@ -8046,7 +8014,7 @@
         </w:rPr>
         <w:t>Literature Review 1</w:t>
       </w:r>
-      <w:bookmarkEnd w:id="29"/>
+      <w:bookmarkEnd w:id="25"/>
       <w:r>
         <w:rPr>
           <w:rStyle w:val="Strong"/>
@@ -8057,7 +8025,7 @@
         </w:rPr>
         <w:t xml:space="preserve"> – Applicant Attraction</w:t>
       </w:r>
-      <w:bookmarkEnd w:id="31"/>
+      <w:bookmarkEnd w:id="27"/>
     </w:p>
     <w:p>
       <w:pPr>
@@ -8375,7 +8343,6 @@
           <w:color w:val="000000" w:themeColor="text1"/>
           <w:u w:val="single"/>
         </w:rPr>
-        <w:lastRenderedPageBreak/>
         <w:t>Applicant Attraction</w:t>
       </w:r>
     </w:p>
@@ -8803,6 +8770,7 @@
                 <w:sz w:val="20"/>
                 <w:szCs w:val="20"/>
               </w:rPr>
+              <w:lastRenderedPageBreak/>
               <w:t>Wiley Online</w:t>
             </w:r>
           </w:p>
@@ -10149,7 +10117,7 @@
           <w:color w:val="000000" w:themeColor="text1"/>
         </w:rPr>
       </w:pPr>
-      <w:bookmarkStart w:id="32" w:name="_Toc216632810"/>
+      <w:bookmarkStart w:id="28" w:name="_Toc216632810"/>
     </w:p>
     <w:p>
       <w:pPr>
@@ -10164,7 +10132,7 @@
           <w:color w:val="000000" w:themeColor="text1"/>
         </w:rPr>
       </w:pPr>
-      <w:bookmarkStart w:id="33" w:name="_Toc221638273"/>
+      <w:bookmarkStart w:id="29" w:name="_Toc221689887"/>
       <w:r>
         <w:rPr>
           <w:rStyle w:val="Strong"/>
@@ -10215,7 +10183,7 @@
         </w:rPr>
         <w:t>Literature Review 2</w:t>
       </w:r>
-      <w:bookmarkEnd w:id="32"/>
+      <w:bookmarkEnd w:id="28"/>
       <w:r>
         <w:rPr>
           <w:rStyle w:val="Strong"/>
@@ -10226,7 +10194,7 @@
         </w:rPr>
         <w:t xml:space="preserve"> – Signalling Theory</w:t>
       </w:r>
-      <w:bookmarkEnd w:id="33"/>
+      <w:bookmarkEnd w:id="29"/>
     </w:p>
     <w:p>
       <w:pPr>
@@ -10921,7 +10889,6 @@
           <w:sz w:val="20"/>
           <w:szCs w:val="20"/>
         </w:rPr>
-        <w:lastRenderedPageBreak/>
         <w:t xml:space="preserve">references alterable attributes </w:t>
       </w:r>
       <w:r>
@@ -11089,7 +11056,17 @@
           <w:sz w:val="20"/>
           <w:szCs w:val="20"/>
         </w:rPr>
-        <w:t xml:space="preserve">Navigating this landscape of DEI in recruitment can be oftentimes a complex pursuit. Upon reflection with some experience and exposure of high-level dialogue gained through the Business in the Community (BITC) Opening Doors program, its fair and proper for me as an author to infer proportionality. By this I mean the idea that work is a lottery is unfortunately not an appropriate lens to view employment dynamics. </w:t>
+        <w:t xml:space="preserve">Navigating this landscape of DEI in recruitment can be oftentimes a complex pursuit. Upon reflection with some experience and exposure of high-level dialogue gained through the Business in the </w:t>
+      </w:r>
+      <w:r>
+        <w:rPr>
+          <w:rFonts w:ascii="Arial" w:hAnsi="Arial" w:cs="Arial"/>
+          <w:color w:val="000000" w:themeColor="text1"/>
+          <w:sz w:val="20"/>
+          <w:szCs w:val="20"/>
+        </w:rPr>
+        <w:lastRenderedPageBreak/>
+        <w:t xml:space="preserve">Community (BITC) Opening Doors program, its fair and proper for me as an author to infer proportionality. By this I mean the idea that work is a lottery is unfortunately not an appropriate lens to view employment dynamics. </w:t>
       </w:r>
       <w:r>
         <w:rPr>
@@ -12235,7 +12212,6 @@
           <w:sz w:val="20"/>
           <w:szCs w:val="20"/>
         </w:rPr>
-        <w:lastRenderedPageBreak/>
         <w:t>Here, t</w:t>
       </w:r>
       <w:r>
@@ -12578,7 +12554,17 @@
           <w:sz w:val="20"/>
           <w:szCs w:val="20"/>
         </w:rPr>
-        <w:t xml:space="preserve"> Bowen and Ostroff (2004) as part of an integrated framework to study attribution theory</w:t>
+        <w:t xml:space="preserve"> Bowen and Ostroff </w:t>
+      </w:r>
+      <w:r>
+        <w:rPr>
+          <w:rFonts w:ascii="Arial" w:hAnsi="Arial" w:cs="Arial"/>
+          <w:color w:val="000000" w:themeColor="text1"/>
+          <w:sz w:val="20"/>
+          <w:szCs w:val="20"/>
+        </w:rPr>
+        <w:lastRenderedPageBreak/>
+        <w:t>(2004) as part of an integrated framework to study attribution theory</w:t>
       </w:r>
       <w:r>
         <w:rPr>
@@ -12867,7 +12853,7 @@
           <w:color w:val="000000" w:themeColor="text1"/>
         </w:rPr>
       </w:pPr>
-      <w:bookmarkStart w:id="34" w:name="_Toc221638274"/>
+      <w:bookmarkStart w:id="30" w:name="_Toc221689888"/>
       <w:r>
         <w:rPr>
           <w:rStyle w:val="Strong"/>
@@ -12928,7 +12914,7 @@
         </w:rPr>
         <w:t xml:space="preserve"> Literature Review 3 – Recruitment &amp; Selection</w:t>
       </w:r>
-      <w:bookmarkEnd w:id="34"/>
+      <w:bookmarkEnd w:id="30"/>
     </w:p>
     <w:p>
       <w:pPr>
@@ -13005,7 +12991,7 @@
           <w:color w:val="000000" w:themeColor="text1"/>
         </w:rPr>
       </w:pPr>
-      <w:bookmarkStart w:id="35" w:name="_Toc221638275"/>
+      <w:bookmarkStart w:id="31" w:name="_Toc221689889"/>
       <w:r>
         <w:rPr>
           <w:rStyle w:val="Strong"/>
@@ -13076,7 +13062,7 @@
         </w:rPr>
         <w:t>s</w:t>
       </w:r>
-      <w:bookmarkEnd w:id="35"/>
+      <w:bookmarkEnd w:id="31"/>
     </w:p>
     <w:p>
       <w:pPr>
@@ -14065,7 +14051,7 @@
           <w:color w:val="000000" w:themeColor="text1"/>
         </w:rPr>
       </w:pPr>
-      <w:bookmarkStart w:id="36" w:name="_Toc221638276"/>
+      <w:bookmarkStart w:id="32" w:name="_Toc221689890"/>
       <w:r>
         <w:rPr>
           <w:rStyle w:val="Strong"/>
@@ -14096,7 +14082,7 @@
         </w:rPr>
         <w:t>Discussion</w:t>
       </w:r>
-      <w:bookmarkEnd w:id="36"/>
+      <w:bookmarkEnd w:id="32"/>
     </w:p>
     <w:p>
       <w:pPr>
@@ -14259,7 +14245,6 @@
           <w:sz w:val="20"/>
           <w:szCs w:val="20"/>
         </w:rPr>
-        <w:lastRenderedPageBreak/>
         <w:t xml:space="preserve">Axiology which </w:t>
       </w:r>
       <w:r>
@@ -14332,8 +14317,8 @@
           <w:color w:val="000000" w:themeColor="text1"/>
         </w:rPr>
       </w:pPr>
-      <w:bookmarkStart w:id="37" w:name="_Toc221638277"/>
-      <w:bookmarkEnd w:id="25"/>
+      <w:bookmarkStart w:id="33" w:name="_Toc221689891"/>
+      <w:bookmarkEnd w:id="20"/>
       <w:r>
         <w:rPr>
           <w:rStyle w:val="Strong"/>
@@ -14344,7 +14329,7 @@
         </w:rPr>
         <w:t>References</w:t>
       </w:r>
-      <w:bookmarkEnd w:id="37"/>
+      <w:bookmarkEnd w:id="33"/>
     </w:p>
     <w:p>
       <w:pPr>
@@ -14423,6 +14408,7 @@
           <w:sz w:val="20"/>
           <w:szCs w:val="20"/>
         </w:rPr>
+        <w:lastRenderedPageBreak/>
         <w:t>Brown, S. and Sessions, J.G. (2004) Signalling and screening. </w:t>
       </w:r>
       <w:r>
@@ -15075,7 +15061,6 @@
           <w:sz w:val="20"/>
           <w:szCs w:val="20"/>
         </w:rPr>
-        <w:lastRenderedPageBreak/>
         <w:t>Jones, D.A., Willness, C.R. and Madey, S. (2014) ‘Why Are Job Seekers Attracted by Corporate Social Performance? Experimental and Field Tests of Three Signal-Based Mechanisms’, </w:t>
       </w:r>
       <w:r>
@@ -15206,6 +15191,7 @@
           <w:sz w:val="20"/>
           <w:szCs w:val="20"/>
         </w:rPr>
+        <w:lastRenderedPageBreak/>
         <w:t xml:space="preserve">Laker, B. </w:t>
       </w:r>
       <w:r>
@@ -15900,7 +15886,6 @@
           <w:sz w:val="20"/>
           <w:szCs w:val="20"/>
         </w:rPr>
-        <w:lastRenderedPageBreak/>
         <w:t xml:space="preserve">University of Hull Library (2025) ‘Literature Review: Reviewing for Research’, University of Hull Skills Team, Available at: </w:t>
       </w:r>
       <w:hyperlink r:id="rId27" w:history="1">
@@ -16000,6 +15985,7 @@
           <w:sz w:val="20"/>
           <w:szCs w:val="20"/>
         </w:rPr>
+        <w:lastRenderedPageBreak/>
         <w:t>Vogel, D., Döring, M. and Sievert, M. (2024) ‘Motivational signals in public sector job advertisements and how they relate to attracting and hiring candidates’, </w:t>
       </w:r>
       <w:r>
@@ -16205,7 +16191,7 @@
       </w:r>
     </w:p>
   </w:comment>
-  <w:comment w:id="8" w:author="Dr Nicola J Bowman" w:date="2025-12-08T12:44:00Z" w:initials="NB">
+  <w:comment w:id="11" w:author="Dr Nicola J Bowman" w:date="2025-12-08T12:45:00Z" w:initials="NB">
     <w:p>
       <w:pPr>
         <w:pStyle w:val="CommentText"/>
@@ -16217,11 +16203,11 @@
         <w:annotationRef/>
       </w:r>
       <w:r>
-        <w:t>These are a good start but these usually come from the literature review so you may need to revisit these as the project progresses - however there are different types of hypothesis to prove and therefore you would usually have a positive and a negative one so you can prove one or the other?</w:t>
+        <w:t>Ok good and try to avoid short sentence and add more why here?  Also remember to support your argument with good quality academic references.</w:t>
       </w:r>
     </w:p>
   </w:comment>
-  <w:comment w:id="9" w:author="Dr Nicola J Bowman" w:date="2025-12-08T12:47:00Z" w:initials="NB">
+  <w:comment w:id="12" w:author="Dr Nicola J Bowman" w:date="2025-12-08T12:46:00Z" w:initials="NB">
     <w:p>
       <w:pPr>
         <w:pStyle w:val="CommentText"/>
@@ -16233,11 +16219,11 @@
         <w:annotationRef/>
       </w:r>
       <w:r>
-        <w:t>These could also have stronger alignment to your topic in terms of neurodiverse applicants?</w:t>
+        <w:t>Ok - how will you find this data?</w:t>
       </w:r>
     </w:p>
   </w:comment>
-  <w:comment w:id="10" w:author="Alfred Anate Bodurin Mayaki" w:date="2025-12-10T08:21:00Z" w:initials="AABM">
+  <w:comment w:id="13" w:author="Alfred Anate Bodurin Mayaki" w:date="2025-12-10T09:06:00Z" w:initials="AABM">
     <w:p>
       <w:pPr>
         <w:pStyle w:val="CommentText"/>
@@ -16249,11 +16235,11 @@
         <w:annotationRef/>
       </w:r>
       <w:r>
-        <w:t>“Signalling and Neurodiversity: Do firm SHRM choices substantially influence candidate perceptions of the applicant journey?</w:t>
+        <w:t>Initially by scraping my blog which posts regularly on the people moves in energy and real estate then by extending this search to similar public announcements in the same industry.</w:t>
       </w:r>
     </w:p>
   </w:comment>
-  <w:comment w:id="11" w:author="Alfred Anate Bodurin Mayaki" w:date="2026-02-02T12:59:00Z" w:initials="AABM">
+  <w:comment w:id="14" w:author="Alfred Anate Bodurin Mayaki" w:date="2025-12-10T09:09:00Z" w:initials="AABM">
     <w:p>
       <w:pPr>
         <w:pStyle w:val="CommentText"/>
@@ -16265,11 +16251,11 @@
         <w:annotationRef/>
       </w:r>
       <w:r>
-        <w:t>Artificial Intelligence &amp; Applicant Attraction: Can AI Substantially Influence Neurodivergent Candidate Experiences?</w:t>
+        <w:t>Data on recruitment website might be too specific a measure but maybe available anonymously from specific sources.</w:t>
       </w:r>
     </w:p>
   </w:comment>
-  <w:comment w:id="15" w:author="Dr Nicola J Bowman" w:date="2025-12-08T12:45:00Z" w:initials="NB">
+  <w:comment w:id="17" w:author="Dr Nicola J Bowman" w:date="2025-12-08T12:46:00Z" w:initials="NB">
     <w:p>
       <w:pPr>
         <w:pStyle w:val="CommentText"/>
@@ -16281,75 +16267,11 @@
         <w:annotationRef/>
       </w:r>
       <w:r>
-        <w:t>Ok good and try to avoid short sentence and add more why here?  Also remember to support your argument with good quality academic references.</w:t>
+        <w:t>Good</w:t>
       </w:r>
     </w:p>
   </w:comment>
-  <w:comment w:id="16" w:author="Dr Nicola J Bowman" w:date="2025-12-08T12:46:00Z" w:initials="NB">
-    <w:p>
-      <w:pPr>
-        <w:pStyle w:val="CommentText"/>
-      </w:pPr>
-      <w:r>
-        <w:rPr>
-          <w:rStyle w:val="CommentReference"/>
-        </w:rPr>
-        <w:annotationRef/>
-      </w:r>
-      <w:r>
-        <w:t>Ok - how will you find this data?</w:t>
-      </w:r>
-    </w:p>
-  </w:comment>
-  <w:comment w:id="17" w:author="Alfred Anate Bodurin Mayaki" w:date="2025-12-10T09:06:00Z" w:initials="AABM">
-    <w:p>
-      <w:pPr>
-        <w:pStyle w:val="CommentText"/>
-      </w:pPr>
-      <w:r>
-        <w:rPr>
-          <w:rStyle w:val="CommentReference"/>
-        </w:rPr>
-        <w:annotationRef/>
-      </w:r>
-      <w:r>
-        <w:t>Initially by scraping my blog which posts regularly on the people moves in energy and real estate then by extending this search to similar public announcements in the same industry.</w:t>
-      </w:r>
-    </w:p>
-  </w:comment>
-  <w:comment w:id="18" w:author="Alfred Anate Bodurin Mayaki" w:date="2025-12-10T09:09:00Z" w:initials="AABM">
-    <w:p>
-      <w:pPr>
-        <w:pStyle w:val="CommentText"/>
-      </w:pPr>
-      <w:r>
-        <w:rPr>
-          <w:rStyle w:val="CommentReference"/>
-        </w:rPr>
-        <w:annotationRef/>
-      </w:r>
-      <w:r>
-        <w:t>Data on recruitment website might be too specific a measure but maybe available anonymously from specific sources.</w:t>
-      </w:r>
-    </w:p>
-  </w:comment>
-  <w:comment w:id="21" w:author="Dr Nicola J Bowman" w:date="2025-12-08T12:46:00Z" w:initials="NB">
-    <w:p>
-      <w:pPr>
-        <w:pStyle w:val="CommentText"/>
-      </w:pPr>
-      <w:r>
-        <w:rPr>
-          <w:rStyle w:val="CommentReference"/>
-        </w:rPr>
-        <w:annotationRef/>
-      </w:r>
-      <w:r>
-        <w:t>Good</w:t>
-      </w:r>
-    </w:p>
-  </w:comment>
-  <w:comment w:id="22" w:author="Alfred Anate Bodurin Mayaki" w:date="2025-12-10T09:10:00Z" w:initials="AABM">
+  <w:comment w:id="18" w:author="Alfred Anate Bodurin Mayaki" w:date="2025-12-10T09:10:00Z" w:initials="AABM">
     <w:p>
       <w:pPr>
         <w:pStyle w:val="CommentText"/>
@@ -16373,10 +16295,6 @@
   <w15:commentEx w15:paraId="1EC4C7B5" w15:done="0"/>
   <w15:commentEx w15:paraId="6F846AF5" w15:paraIdParent="1EC4C7B5" w15:done="0"/>
   <w15:commentEx w15:paraId="7E2E208D" w15:done="0"/>
-  <w15:commentEx w15:paraId="4AA3AB19" w15:done="0"/>
-  <w15:commentEx w15:paraId="03E7AAE3" w15:paraIdParent="4AA3AB19" w15:done="0"/>
-  <w15:commentEx w15:paraId="699380E8" w15:paraIdParent="4AA3AB19" w15:done="0"/>
-  <w15:commentEx w15:paraId="70D9290D" w15:paraIdParent="4AA3AB19" w15:done="0"/>
   <w15:commentEx w15:paraId="5AC53832" w15:done="0"/>
   <w15:commentEx w15:paraId="5B09AFED" w15:done="0"/>
   <w15:commentEx w15:paraId="1DAF082B" w15:paraIdParent="5B09AFED" w15:done="0"/>
@@ -16391,10 +16309,6 @@
   <w16cex:commentExtensible w16cex:durableId="092498D3" w16cex:dateUtc="2025-12-08T12:42:00Z"/>
   <w16cex:commentExtensible w16cex:durableId="0CA22FC0" w16cex:dateUtc="2025-12-23T14:14:00Z"/>
   <w16cex:commentExtensible w16cex:durableId="13763083" w16cex:dateUtc="2025-12-08T12:43:00Z"/>
-  <w16cex:commentExtensible w16cex:durableId="11F2F077" w16cex:dateUtc="2025-12-08T12:44:00Z"/>
-  <w16cex:commentExtensible w16cex:durableId="4BED8FEC" w16cex:dateUtc="2025-12-08T12:47:00Z"/>
-  <w16cex:commentExtensible w16cex:durableId="05C2DC2A" w16cex:dateUtc="2025-12-10T08:21:00Z"/>
-  <w16cex:commentExtensible w16cex:durableId="6AE9B019" w16cex:dateUtc="2026-02-02T12:59:00Z"/>
   <w16cex:commentExtensible w16cex:durableId="35944C72" w16cex:dateUtc="2025-12-08T12:45:00Z"/>
   <w16cex:commentExtensible w16cex:durableId="0D4F316C" w16cex:dateUtc="2025-12-08T12:46:00Z"/>
   <w16cex:commentExtensible w16cex:durableId="75D13904" w16cex:dateUtc="2025-12-10T09:06:00Z"/>
@@ -16409,10 +16323,6 @@
   <w16cid:commentId w16cid:paraId="1EC4C7B5" w16cid:durableId="092498D3"/>
   <w16cid:commentId w16cid:paraId="6F846AF5" w16cid:durableId="0CA22FC0"/>
   <w16cid:commentId w16cid:paraId="7E2E208D" w16cid:durableId="13763083"/>
-  <w16cid:commentId w16cid:paraId="4AA3AB19" w16cid:durableId="11F2F077"/>
-  <w16cid:commentId w16cid:paraId="03E7AAE3" w16cid:durableId="4BED8FEC"/>
-  <w16cid:commentId w16cid:paraId="699380E8" w16cid:durableId="05C2DC2A"/>
-  <w16cid:commentId w16cid:paraId="70D9290D" w16cid:durableId="6AE9B019"/>
   <w16cid:commentId w16cid:paraId="5AC53832" w16cid:durableId="35944C72"/>
   <w16cid:commentId w16cid:paraId="5B09AFED" w16cid:durableId="0D4F316C"/>
   <w16cid:commentId w16cid:paraId="1DAF082B" w16cid:durableId="75D13904"/>

--- a/FBL-PhD-research-proposal.docx
+++ b/FBL-PhD-research-proposal.docx
@@ -103,6 +103,15 @@
         <w:spacing w:line="360" w:lineRule="auto"/>
         <w:contextualSpacing/>
         <w:rPr>
+          <w:rFonts w:ascii="CMU Sans Serif" w:hAnsi="CMU Sans Serif" w:cs="CMU Sans Serif"/>
+        </w:rPr>
+      </w:pPr>
+    </w:p>
+    <w:p>
+      <w:pPr>
+        <w:spacing w:line="360" w:lineRule="auto"/>
+        <w:contextualSpacing/>
+        <w:rPr>
           <w:rFonts w:asciiTheme="majorHAnsi" w:hAnsiTheme="majorHAnsi" w:cs="CMU Sans Serif"/>
           <w:noProof/>
         </w:rPr>
@@ -126,25 +135,20 @@
       <w:pPr>
         <w:spacing w:line="360" w:lineRule="auto"/>
         <w:contextualSpacing/>
+        <w:jc w:val="both"/>
         <w:rPr>
           <w:rFonts w:ascii="Arial" w:hAnsi="Arial" w:cs="Arial"/>
-          <w:b/>
-          <w:bCs/>
         </w:rPr>
       </w:pPr>
       <w:r>
         <w:rPr>
           <w:rFonts w:ascii="Arial" w:hAnsi="Arial" w:cs="Arial"/>
-          <w:b/>
-          <w:bCs/>
         </w:rPr>
         <w:t>Do SHRM Signalling Practices, Compared to Conventional HRM Approaches, Affect How Candidates Perceive the Employee Journey? Investigating the “</w:t>
       </w:r>
       <w:r>
         <w:rPr>
           <w:rFonts w:ascii="Arial" w:hAnsi="Arial" w:cs="Arial"/>
-          <w:b/>
-          <w:bCs/>
           <w:i/>
           <w:iCs/>
         </w:rPr>
@@ -153,8 +157,6 @@
       <w:r>
         <w:rPr>
           <w:rFonts w:ascii="Arial" w:hAnsi="Arial" w:cs="Arial"/>
-          <w:b/>
-          <w:bCs/>
         </w:rPr>
         <w:t>” with Survey Evidence</w:t>
       </w:r>
@@ -202,16 +204,16 @@
         <mc:AlternateContent>
           <mc:Choice Requires="wps">
             <w:drawing>
-              <wp:anchor distT="0" distB="0" distL="114300" distR="114300" simplePos="0" relativeHeight="251659264" behindDoc="0" locked="0" layoutInCell="1" allowOverlap="1" wp14:anchorId="3C1464A8" wp14:editId="48EF0DEE">
+              <wp:anchor distT="0" distB="0" distL="114300" distR="114300" simplePos="0" relativeHeight="251659264" behindDoc="0" locked="0" layoutInCell="1" allowOverlap="1" wp14:anchorId="3C1464A8" wp14:editId="6BAF8ECB">
                 <wp:simplePos x="0" y="0"/>
                 <wp:positionH relativeFrom="margin">
-                  <wp:posOffset>2173184</wp:posOffset>
+                  <wp:posOffset>2113808</wp:posOffset>
                 </wp:positionH>
                 <wp:positionV relativeFrom="paragraph">
                   <wp:posOffset>254841</wp:posOffset>
                 </wp:positionV>
-                <wp:extent cx="3776354" cy="3182587"/>
-                <wp:effectExtent l="0" t="0" r="14605" b="18415"/>
+                <wp:extent cx="3835721" cy="2731325"/>
+                <wp:effectExtent l="0" t="0" r="12700" b="12065"/>
                 <wp:wrapNone/>
                 <wp:docPr id="864887027" name="Text Box 1"/>
                 <wp:cNvGraphicFramePr/>
@@ -222,7 +224,7 @@
                       <wps:spPr>
                         <a:xfrm>
                           <a:off x="0" y="0"/>
-                          <a:ext cx="3776354" cy="3182587"/>
+                          <a:ext cx="3835721" cy="2731325"/>
                         </a:xfrm>
                         <a:prstGeom prst="rect">
                           <a:avLst/>
@@ -241,21 +243,17 @@
                           <w:p>
                             <w:pPr>
                               <w:shd w:val="clear" w:color="auto" w:fill="E8E8E8" w:themeFill="background2"/>
-                              <w:spacing w:line="360" w:lineRule="auto"/>
+                              <w:spacing w:line="480" w:lineRule="auto"/>
                               <w:contextualSpacing/>
                               <w:rPr>
-                                <w:rFonts w:ascii="CMU Sans Serif" w:hAnsi="CMU Sans Serif" w:cs="CMU Sans Serif"/>
-                                <w:b/>
-                                <w:bCs/>
+                                <w:rFonts w:ascii="Arial" w:hAnsi="Arial" w:cs="Arial"/>
                                 <w:sz w:val="22"/>
                                 <w:szCs w:val="22"/>
                               </w:rPr>
                             </w:pPr>
                             <w:r>
                               <w:rPr>
-                                <w:rFonts w:ascii="CMU Sans Serif" w:hAnsi="CMU Sans Serif" w:cs="CMU Sans Serif"/>
-                                <w:b/>
-                                <w:bCs/>
+                                <w:rFonts w:ascii="Arial" w:hAnsi="Arial" w:cs="Arial"/>
                                 <w:sz w:val="22"/>
                                 <w:szCs w:val="22"/>
                               </w:rPr>
@@ -280,13 +278,93 @@
                                 <w:sz w:val="22"/>
                                 <w:szCs w:val="22"/>
                               </w:rPr>
-                              <w:t>Using a participant survey, this paper investigates whether any correlation exists between the perceived attitudinal judgements of candidates about their employee journey, and the findings and data of a depression scale collected by Understanding Society. This paper assumes signalling practices are organizational cues intended to communicate the strategy to external applicants and internal employees. It studies responses using a two-staged least squared (2SLS) regression model and instrumental variable approach.</w:t>
+                              <w:t xml:space="preserve">Using a </w:t>
+                            </w:r>
+                            <w:r>
+                              <w:rPr>
+                                <w:rFonts w:ascii="CMU Sans Serif" w:hAnsi="CMU Sans Serif" w:cs="CMU Sans Serif"/>
+                                <w:sz w:val="22"/>
+                                <w:szCs w:val="22"/>
+                              </w:rPr>
+                              <w:t>Likert scale</w:t>
+                            </w:r>
+                            <w:r>
+                              <w:rPr>
+                                <w:rFonts w:ascii="CMU Sans Serif" w:hAnsi="CMU Sans Serif" w:cs="CMU Sans Serif"/>
+                                <w:sz w:val="22"/>
+                                <w:szCs w:val="22"/>
+                              </w:rPr>
+                              <w:t xml:space="preserve"> </w:t>
+                            </w:r>
+                            <w:r>
+                              <w:rPr>
+                                <w:rFonts w:ascii="CMU Sans Serif" w:hAnsi="CMU Sans Serif" w:cs="CMU Sans Serif"/>
+                                <w:sz w:val="22"/>
+                                <w:szCs w:val="22"/>
+                              </w:rPr>
+                              <w:t xml:space="preserve">as a </w:t>
+                            </w:r>
+                            <w:r>
+                              <w:rPr>
+                                <w:rFonts w:ascii="CMU Sans Serif" w:hAnsi="CMU Sans Serif" w:cs="CMU Sans Serif"/>
+                                <w:sz w:val="22"/>
+                                <w:szCs w:val="22"/>
+                              </w:rPr>
+                              <w:t>survey, this paper investigates whether any correlation exists between the perceived attitudinal judgements of candidates about their employee journey, and</w:t>
+                            </w:r>
+                            <w:r>
+                              <w:rPr>
+                                <w:rFonts w:ascii="CMU Sans Serif" w:hAnsi="CMU Sans Serif" w:cs="CMU Sans Serif"/>
+                                <w:sz w:val="22"/>
+                                <w:szCs w:val="22"/>
+                              </w:rPr>
+                              <w:t xml:space="preserve"> </w:t>
+                            </w:r>
+                            <w:r>
+                              <w:rPr>
+                                <w:rFonts w:ascii="CMU Sans Serif" w:hAnsi="CMU Sans Serif" w:cs="CMU Sans Serif"/>
+                                <w:sz w:val="22"/>
+                                <w:szCs w:val="22"/>
+                              </w:rPr>
+                              <w:t xml:space="preserve">data </w:t>
+                            </w:r>
+                            <w:r>
+                              <w:rPr>
+                                <w:rFonts w:ascii="CMU Sans Serif" w:hAnsi="CMU Sans Serif" w:cs="CMU Sans Serif"/>
+                                <w:sz w:val="22"/>
+                                <w:szCs w:val="22"/>
+                              </w:rPr>
+                              <w:t>taken from</w:t>
+                            </w:r>
+                            <w:r>
+                              <w:rPr>
+                                <w:rFonts w:ascii="CMU Sans Serif" w:hAnsi="CMU Sans Serif" w:cs="CMU Sans Serif"/>
+                                <w:sz w:val="22"/>
+                                <w:szCs w:val="22"/>
+                              </w:rPr>
+                              <w:t xml:space="preserve"> a depression scale collected by Understanding Society. This paper assumes signalling practices are organizational cues intended to communicate </w:t>
+                            </w:r>
+                            <w:r>
+                              <w:rPr>
+                                <w:rFonts w:ascii="CMU Sans Serif" w:hAnsi="CMU Sans Serif" w:cs="CMU Sans Serif"/>
+                                <w:sz w:val="22"/>
+                                <w:szCs w:val="22"/>
+                              </w:rPr>
+                              <w:t>SHRM initiatives</w:t>
+                            </w:r>
+                            <w:r>
+                              <w:rPr>
+                                <w:rFonts w:ascii="CMU Sans Serif" w:hAnsi="CMU Sans Serif" w:cs="CMU Sans Serif"/>
+                                <w:sz w:val="22"/>
+                                <w:szCs w:val="22"/>
+                              </w:rPr>
+                              <w:t xml:space="preserve"> to external applicants and internal employees. It studies responses using a two-staged least squared (2SLS) regression model and instrumental variable approach.</w:t>
                             </w:r>
                           </w:p>
                           <w:p>
                             <w:pPr>
                               <w:shd w:val="clear" w:color="auto" w:fill="E8E8E8" w:themeFill="background2"/>
-                              <w:spacing w:line="360" w:lineRule="auto"/>
+                              <w:spacing w:line="276" w:lineRule="auto"/>
                               <w:contextualSpacing/>
                               <w:jc w:val="both"/>
                               <w:rPr>
@@ -311,31 +389,12 @@
                             <w:r>
                               <w:rPr>
                                 <w:rFonts w:ascii="CMU Sans Serif" w:hAnsi="CMU Sans Serif" w:cs="CMU Sans Serif"/>
+                                <w:b/>
+                                <w:bCs/>
                                 <w:sz w:val="22"/>
                                 <w:szCs w:val="22"/>
                               </w:rPr>
-                              <w:t>Keywords Signalling, Instrumental Variable, Inclusion, SHRM</w:t>
-                            </w:r>
-                          </w:p>
-                          <w:p>
-                            <w:pPr>
-                              <w:shd w:val="clear" w:color="auto" w:fill="E8E8E8" w:themeFill="background2"/>
-                              <w:spacing w:line="276" w:lineRule="auto"/>
-                              <w:contextualSpacing/>
-                              <w:jc w:val="both"/>
-                              <w:rPr>
-                                <w:rFonts w:ascii="CMU Sans Serif" w:hAnsi="CMU Sans Serif" w:cs="CMU Sans Serif"/>
-                                <w:sz w:val="22"/>
-                                <w:szCs w:val="22"/>
-                              </w:rPr>
-                            </w:pPr>
-                            <w:r>
-                              <w:rPr>
-                                <w:rFonts w:ascii="CMU Sans Serif" w:hAnsi="CMU Sans Serif" w:cs="CMU Sans Serif"/>
-                                <w:sz w:val="22"/>
-                                <w:szCs w:val="22"/>
-                              </w:rPr>
-                              <w:t>JEL Codes</w:t>
+                              <w:t>Keywords</w:t>
                             </w:r>
                             <w:r>
                               <w:rPr>
@@ -343,18 +402,9 @@
                                 <w:sz w:val="22"/>
                                 <w:szCs w:val="22"/>
                               </w:rPr>
-                              <w:t xml:space="preserve"> </w:t>
-                            </w:r>
-                            <w:r>
-                              <w:rPr>
-                                <w:rFonts w:ascii="CMU Sans Serif" w:hAnsi="CMU Sans Serif" w:cs="CMU Sans Serif"/>
-                                <w:sz w:val="22"/>
-                                <w:szCs w:val="22"/>
-                              </w:rPr>
-                              <w:t>J24, J71, D82, D83, D86, D90, M51, M54, I12, I14</w:t>
+                              <w:t>: Inclusion, SHRM, Instrumental Variable, 2SLS</w:t>
                             </w:r>
                           </w:p>
-                          <w:p/>
                         </w:txbxContent>
                       </wps:txbx>
                       <wps:bodyPr rot="0" spcFirstLastPara="0" vertOverflow="overflow" horzOverflow="overflow" vert="horz" wrap="square" lIns="91440" tIns="45720" rIns="91440" bIns="45720" numCol="1" spcCol="0" rtlCol="0" fromWordArt="0" anchor="t" anchorCtr="0" forceAA="0" compatLnSpc="1">
@@ -381,27 +431,23 @@
                 <v:stroke joinstyle="miter"/>
                 <v:path gradientshapeok="t" o:connecttype="rect"/>
               </v:shapetype>
-              <v:shape id="Text Box 1" o:spid="_x0000_s1026" type="#_x0000_t202" style="position:absolute;margin-left:171.1pt;margin-top:20.05pt;width:297.35pt;height:250.6pt;z-index:251659264;visibility:visible;mso-wrap-style:square;mso-width-percent:0;mso-height-percent:0;mso-wrap-distance-left:9pt;mso-wrap-distance-top:0;mso-wrap-distance-right:9pt;mso-wrap-distance-bottom:0;mso-position-horizontal:absolute;mso-position-horizontal-relative:margin;mso-position-vertical:absolute;mso-position-vertical-relative:text;mso-width-percent:0;mso-height-percent:0;mso-width-relative:margin;mso-height-relative:margin;v-text-anchor:top" o:gfxdata="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" fillcolor="white [3201]" strokeweight=".5pt">
+              <v:shape id="Text Box 1" o:spid="_x0000_s1026" type="#_x0000_t202" style="position:absolute;margin-left:166.45pt;margin-top:20.05pt;width:302.05pt;height:215.05pt;z-index:251659264;visibility:visible;mso-wrap-style:square;mso-width-percent:0;mso-height-percent:0;mso-wrap-distance-left:9pt;mso-wrap-distance-top:0;mso-wrap-distance-right:9pt;mso-wrap-distance-bottom:0;mso-position-horizontal:absolute;mso-position-horizontal-relative:margin;mso-position-vertical:absolute;mso-position-vertical-relative:text;mso-width-percent:0;mso-height-percent:0;mso-width-relative:margin;mso-height-relative:margin;v-text-anchor:top" o:gfxdata="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" fillcolor="white [3201]" strokeweight=".5pt">
                 <v:textbox>
                   <w:txbxContent>
                     <w:p>
                       <w:pPr>
                         <w:shd w:val="clear" w:color="auto" w:fill="E8E8E8" w:themeFill="background2"/>
-                        <w:spacing w:line="360" w:lineRule="auto"/>
+                        <w:spacing w:line="480" w:lineRule="auto"/>
                         <w:contextualSpacing/>
                         <w:rPr>
-                          <w:rFonts w:ascii="CMU Sans Serif" w:hAnsi="CMU Sans Serif" w:cs="CMU Sans Serif"/>
-                          <w:b/>
-                          <w:bCs/>
+                          <w:rFonts w:ascii="Arial" w:hAnsi="Arial" w:cs="Arial"/>
                           <w:sz w:val="22"/>
                           <w:szCs w:val="22"/>
                         </w:rPr>
                       </w:pPr>
                       <w:r>
                         <w:rPr>
-                          <w:rFonts w:ascii="CMU Sans Serif" w:hAnsi="CMU Sans Serif" w:cs="CMU Sans Serif"/>
-                          <w:b/>
-                          <w:bCs/>
+                          <w:rFonts w:ascii="Arial" w:hAnsi="Arial" w:cs="Arial"/>
                           <w:sz w:val="22"/>
                           <w:szCs w:val="22"/>
                         </w:rPr>
@@ -426,13 +472,93 @@
                           <w:sz w:val="22"/>
                           <w:szCs w:val="22"/>
                         </w:rPr>
-                        <w:t>Using a participant survey, this paper investigates whether any correlation exists between the perceived attitudinal judgements of candidates about their employee journey, and the findings and data of a depression scale collected by Understanding Society. This paper assumes signalling practices are organizational cues intended to communicate the strategy to external applicants and internal employees. It studies responses using a two-staged least squared (2SLS) regression model and instrumental variable approach.</w:t>
+                        <w:t xml:space="preserve">Using a </w:t>
+                      </w:r>
+                      <w:r>
+                        <w:rPr>
+                          <w:rFonts w:ascii="CMU Sans Serif" w:hAnsi="CMU Sans Serif" w:cs="CMU Sans Serif"/>
+                          <w:sz w:val="22"/>
+                          <w:szCs w:val="22"/>
+                        </w:rPr>
+                        <w:t>Likert scale</w:t>
+                      </w:r>
+                      <w:r>
+                        <w:rPr>
+                          <w:rFonts w:ascii="CMU Sans Serif" w:hAnsi="CMU Sans Serif" w:cs="CMU Sans Serif"/>
+                          <w:sz w:val="22"/>
+                          <w:szCs w:val="22"/>
+                        </w:rPr>
+                        <w:t xml:space="preserve"> </w:t>
+                      </w:r>
+                      <w:r>
+                        <w:rPr>
+                          <w:rFonts w:ascii="CMU Sans Serif" w:hAnsi="CMU Sans Serif" w:cs="CMU Sans Serif"/>
+                          <w:sz w:val="22"/>
+                          <w:szCs w:val="22"/>
+                        </w:rPr>
+                        <w:t xml:space="preserve">as a </w:t>
+                      </w:r>
+                      <w:r>
+                        <w:rPr>
+                          <w:rFonts w:ascii="CMU Sans Serif" w:hAnsi="CMU Sans Serif" w:cs="CMU Sans Serif"/>
+                          <w:sz w:val="22"/>
+                          <w:szCs w:val="22"/>
+                        </w:rPr>
+                        <w:t>survey, this paper investigates whether any correlation exists between the perceived attitudinal judgements of candidates about their employee journey, and</w:t>
+                      </w:r>
+                      <w:r>
+                        <w:rPr>
+                          <w:rFonts w:ascii="CMU Sans Serif" w:hAnsi="CMU Sans Serif" w:cs="CMU Sans Serif"/>
+                          <w:sz w:val="22"/>
+                          <w:szCs w:val="22"/>
+                        </w:rPr>
+                        <w:t xml:space="preserve"> </w:t>
+                      </w:r>
+                      <w:r>
+                        <w:rPr>
+                          <w:rFonts w:ascii="CMU Sans Serif" w:hAnsi="CMU Sans Serif" w:cs="CMU Sans Serif"/>
+                          <w:sz w:val="22"/>
+                          <w:szCs w:val="22"/>
+                        </w:rPr>
+                        <w:t xml:space="preserve">data </w:t>
+                      </w:r>
+                      <w:r>
+                        <w:rPr>
+                          <w:rFonts w:ascii="CMU Sans Serif" w:hAnsi="CMU Sans Serif" w:cs="CMU Sans Serif"/>
+                          <w:sz w:val="22"/>
+                          <w:szCs w:val="22"/>
+                        </w:rPr>
+                        <w:t>taken from</w:t>
+                      </w:r>
+                      <w:r>
+                        <w:rPr>
+                          <w:rFonts w:ascii="CMU Sans Serif" w:hAnsi="CMU Sans Serif" w:cs="CMU Sans Serif"/>
+                          <w:sz w:val="22"/>
+                          <w:szCs w:val="22"/>
+                        </w:rPr>
+                        <w:t xml:space="preserve"> a depression scale collected by Understanding Society. This paper assumes signalling practices are organizational cues intended to communicate </w:t>
+                      </w:r>
+                      <w:r>
+                        <w:rPr>
+                          <w:rFonts w:ascii="CMU Sans Serif" w:hAnsi="CMU Sans Serif" w:cs="CMU Sans Serif"/>
+                          <w:sz w:val="22"/>
+                          <w:szCs w:val="22"/>
+                        </w:rPr>
+                        <w:t>SHRM initiatives</w:t>
+                      </w:r>
+                      <w:r>
+                        <w:rPr>
+                          <w:rFonts w:ascii="CMU Sans Serif" w:hAnsi="CMU Sans Serif" w:cs="CMU Sans Serif"/>
+                          <w:sz w:val="22"/>
+                          <w:szCs w:val="22"/>
+                        </w:rPr>
+                        <w:t xml:space="preserve"> to external applicants and internal employees. It studies responses using a two-staged least squared (2SLS) regression model and instrumental variable approach.</w:t>
                       </w:r>
                     </w:p>
                     <w:p>
                       <w:pPr>
                         <w:shd w:val="clear" w:color="auto" w:fill="E8E8E8" w:themeFill="background2"/>
-                        <w:spacing w:line="360" w:lineRule="auto"/>
+                        <w:spacing w:line="276" w:lineRule="auto"/>
                         <w:contextualSpacing/>
                         <w:jc w:val="both"/>
                         <w:rPr>
@@ -457,31 +583,12 @@
                       <w:r>
                         <w:rPr>
                           <w:rFonts w:ascii="CMU Sans Serif" w:hAnsi="CMU Sans Serif" w:cs="CMU Sans Serif"/>
+                          <w:b/>
+                          <w:bCs/>
                           <w:sz w:val="22"/>
                           <w:szCs w:val="22"/>
                         </w:rPr>
-                        <w:t>Keywords Signalling, Instrumental Variable, Inclusion, SHRM</w:t>
-                      </w:r>
-                    </w:p>
-                    <w:p>
-                      <w:pPr>
-                        <w:shd w:val="clear" w:color="auto" w:fill="E8E8E8" w:themeFill="background2"/>
-                        <w:spacing w:line="276" w:lineRule="auto"/>
-                        <w:contextualSpacing/>
-                        <w:jc w:val="both"/>
-                        <w:rPr>
-                          <w:rFonts w:ascii="CMU Sans Serif" w:hAnsi="CMU Sans Serif" w:cs="CMU Sans Serif"/>
-                          <w:sz w:val="22"/>
-                          <w:szCs w:val="22"/>
-                        </w:rPr>
-                      </w:pPr>
-                      <w:r>
-                        <w:rPr>
-                          <w:rFonts w:ascii="CMU Sans Serif" w:hAnsi="CMU Sans Serif" w:cs="CMU Sans Serif"/>
-                          <w:sz w:val="22"/>
-                          <w:szCs w:val="22"/>
-                        </w:rPr>
-                        <w:t>JEL Codes</w:t>
+                        <w:t>Keywords</w:t>
                       </w:r>
                       <w:r>
                         <w:rPr>
@@ -489,18 +596,9 @@
                           <w:sz w:val="22"/>
                           <w:szCs w:val="22"/>
                         </w:rPr>
-                        <w:t xml:space="preserve"> </w:t>
-                      </w:r>
-                      <w:r>
-                        <w:rPr>
-                          <w:rFonts w:ascii="CMU Sans Serif" w:hAnsi="CMU Sans Serif" w:cs="CMU Sans Serif"/>
-                          <w:sz w:val="22"/>
-                          <w:szCs w:val="22"/>
-                        </w:rPr>
-                        <w:t>J24, J71, D82, D83, D86, D90, M51, M54, I12, I14</w:t>
+                        <w:t>: Inclusion, SHRM, Instrumental Variable, 2SLS</w:t>
                       </w:r>
                     </w:p>
-                    <w:p/>
                   </w:txbxContent>
                 </v:textbox>
                 <w10:wrap anchorx="margin"/>
@@ -520,28 +618,66 @@
           <w:bCs/>
         </w:rPr>
       </w:pPr>
-      <w:r>
+    </w:p>
+    <w:p>
+      <w:pPr>
+        <w:spacing w:line="360" w:lineRule="auto"/>
+        <w:contextualSpacing/>
         <w:rPr>
           <w:rFonts w:ascii="Arial" w:hAnsi="Arial" w:cs="Arial"/>
           <w:b/>
           <w:bCs/>
         </w:rPr>
-        <w:t xml:space="preserve">Alfred. </w:t>
-      </w:r>
-      <w:r>
+      </w:pPr>
+    </w:p>
+    <w:p>
+      <w:pPr>
+        <w:spacing w:line="360" w:lineRule="auto"/>
+        <w:contextualSpacing/>
         <w:rPr>
           <w:rFonts w:ascii="Arial" w:hAnsi="Arial" w:cs="Arial"/>
           <w:b/>
           <w:bCs/>
         </w:rPr>
-        <w:t xml:space="preserve">A.B. </w:t>
-      </w:r>
+      </w:pPr>
       <w:r>
         <w:rPr>
           <w:rFonts w:ascii="Arial" w:hAnsi="Arial" w:cs="Arial"/>
           <w:b/>
           <w:bCs/>
         </w:rPr>
+        <w:t xml:space="preserve">Alfred. </w:t>
+      </w:r>
+      <w:r>
+        <w:rPr>
+          <w:rFonts w:ascii="Arial" w:hAnsi="Arial" w:cs="Arial"/>
+          <w:b/>
+          <w:bCs/>
+        </w:rPr>
+        <w:t>A.</w:t>
+      </w:r>
+      <w:r>
+        <w:rPr>
+          <w:rFonts w:ascii="Arial" w:hAnsi="Arial" w:cs="Arial"/>
+          <w:b/>
+          <w:bCs/>
+        </w:rPr>
+        <w:t xml:space="preserve"> </w:t>
+      </w:r>
+      <w:r>
+        <w:rPr>
+          <w:rFonts w:ascii="Arial" w:hAnsi="Arial" w:cs="Arial"/>
+          <w:b/>
+          <w:bCs/>
+        </w:rPr>
+        <w:t xml:space="preserve">B. </w:t>
+      </w:r>
+      <w:r>
+        <w:rPr>
+          <w:rFonts w:ascii="Arial" w:hAnsi="Arial" w:cs="Arial"/>
+          <w:b/>
+          <w:bCs/>
+        </w:rPr>
         <w:t>Mayaki</w:t>
       </w:r>
       <w:r>
@@ -567,24 +703,24 @@
       <w:r>
         <w:rPr>
           <w:rFonts w:ascii="Arial" w:hAnsi="Arial" w:cs="Arial"/>
-          <w:sz w:val="22"/>
-          <w:szCs w:val="22"/>
-        </w:rPr>
-        <w:t xml:space="preserve">Author’s </w:t>
+          <w:sz w:val="20"/>
+          <w:szCs w:val="20"/>
+        </w:rPr>
+        <w:t xml:space="preserve">Author </w:t>
       </w:r>
       <w:r>
         <w:rPr>
           <w:rFonts w:ascii="Arial" w:hAnsi="Arial" w:cs="Arial"/>
-          <w:sz w:val="22"/>
-          <w:szCs w:val="22"/>
+          <w:sz w:val="20"/>
+          <w:szCs w:val="20"/>
         </w:rPr>
         <w:t>C</w:t>
       </w:r>
       <w:r>
         <w:rPr>
           <w:rFonts w:ascii="Arial" w:hAnsi="Arial" w:cs="Arial"/>
-          <w:sz w:val="22"/>
-          <w:szCs w:val="22"/>
+          <w:sz w:val="20"/>
+          <w:szCs w:val="20"/>
         </w:rPr>
         <w:t>orrespondence</w:t>
       </w:r>
@@ -615,6 +751,14 @@
         </w:rPr>
         <w:t>Law</w:t>
       </w:r>
+      <w:r>
+        <w:rPr>
+          <w:rFonts w:ascii="Arial" w:hAnsi="Arial" w:cs="Arial"/>
+          <w:sz w:val="20"/>
+          <w:szCs w:val="20"/>
+        </w:rPr>
+        <w:t>,</w:t>
+      </w:r>
     </w:p>
     <w:p>
       <w:pPr>
@@ -645,14 +789,6 @@
           <w:szCs w:val="20"/>
         </w:rPr>
       </w:pPr>
-      <w:r>
-        <w:rPr>
-          <w:rFonts w:ascii="Arial" w:hAnsi="Arial" w:cs="Arial"/>
-          <w:sz w:val="20"/>
-          <w:szCs w:val="20"/>
-        </w:rPr>
-        <w:t>The Open University</w:t>
-      </w:r>
     </w:p>
     <w:p>
       <w:pPr>
@@ -670,7 +806,7 @@
           <w:sz w:val="20"/>
           <w:szCs w:val="20"/>
         </w:rPr>
-        <w:t>Milton Keynes</w:t>
+        <w:t>The Open University</w:t>
       </w:r>
     </w:p>
     <w:p>
@@ -689,7 +825,7 @@
           <w:sz w:val="20"/>
           <w:szCs w:val="20"/>
         </w:rPr>
-        <w:t>Buckinghamshire</w:t>
+        <w:t>Milton Keynes</w:t>
       </w:r>
       <w:r>
         <w:rPr>
@@ -697,7 +833,7 @@
           <w:sz w:val="20"/>
           <w:szCs w:val="20"/>
         </w:rPr>
-        <w:t>, England</w:t>
+        <w:t>, MK7 6AA</w:t>
       </w:r>
     </w:p>
     <w:p>
@@ -716,7 +852,15 @@
           <w:sz w:val="20"/>
           <w:szCs w:val="20"/>
         </w:rPr>
-        <w:t>United Kingdom</w:t>
+        <w:t>Buckinghamshire</w:t>
+      </w:r>
+      <w:r>
+        <w:rPr>
+          <w:rFonts w:ascii="Arial" w:hAnsi="Arial" w:cs="Arial"/>
+          <w:sz w:val="20"/>
+          <w:szCs w:val="20"/>
+        </w:rPr>
+        <w:t>, England</w:t>
       </w:r>
     </w:p>
     <w:p>
@@ -729,94 +873,34 @@
           <w:szCs w:val="20"/>
         </w:rPr>
       </w:pPr>
+      <w:r>
+        <w:rPr>
+          <w:rFonts w:ascii="Arial" w:hAnsi="Arial" w:cs="Arial"/>
+          <w:sz w:val="20"/>
+          <w:szCs w:val="20"/>
+        </w:rPr>
+        <w:t>United Kingdom</w:t>
+      </w:r>
     </w:p>
     <w:p>
       <w:pPr>
-        <w:spacing w:line="240" w:lineRule="auto"/>
-        <w:contextualSpacing/>
+        <w:spacing w:after="0" w:line="360" w:lineRule="auto"/>
+        <w:jc w:val="both"/>
         <w:rPr>
           <w:rFonts w:ascii="Arial" w:hAnsi="Arial" w:cs="Arial"/>
           <w:sz w:val="20"/>
           <w:szCs w:val="20"/>
         </w:rPr>
       </w:pPr>
-      <w:r>
-        <w:rPr>
-          <w:rFonts w:ascii="Arial" w:hAnsi="Arial" w:cs="Arial"/>
-          <w:sz w:val="20"/>
-          <w:szCs w:val="20"/>
-        </w:rPr>
-        <w:t>E-mail:</w:t>
-      </w:r>
-      <w:r>
-        <w:rPr>
-          <w:rFonts w:ascii="Arial" w:hAnsi="Arial" w:cs="Arial"/>
-          <w:sz w:val="20"/>
-          <w:szCs w:val="20"/>
-        </w:rPr>
-        <w:t xml:space="preserve"> </w:t>
-      </w:r>
-      <w:hyperlink r:id="rId12" w:history="1">
-        <w:r>
-          <w:rPr>
-            <w:rStyle w:val="Hyperlink"/>
-            <w:rFonts w:ascii="Arial" w:hAnsi="Arial" w:cs="Arial"/>
-            <w:color w:val="0070C0"/>
-            <w:sz w:val="20"/>
-            <w:szCs w:val="20"/>
-          </w:rPr>
-          <w:t>alfred.mayaki@ou.ac.uk</w:t>
-        </w:r>
-      </w:hyperlink>
-      <w:r>
-        <w:rPr>
-          <w:rFonts w:ascii="Arial" w:hAnsi="Arial" w:cs="Arial"/>
-          <w:color w:val="0070C0"/>
-          <w:sz w:val="20"/>
-          <w:szCs w:val="20"/>
-        </w:rPr>
-        <w:t xml:space="preserve"> </w:t>
-      </w:r>
     </w:p>
     <w:p>
       <w:pPr>
-        <w:spacing w:line="360" w:lineRule="auto"/>
-        <w:contextualSpacing/>
+        <w:spacing w:after="0" w:line="360" w:lineRule="auto"/>
+        <w:jc w:val="both"/>
         <w:rPr>
           <w:rFonts w:ascii="Arial" w:hAnsi="Arial" w:cs="Arial"/>
           <w:sz w:val="20"/>
           <w:szCs w:val="20"/>
-        </w:rPr>
-      </w:pPr>
-    </w:p>
-    <w:p>
-      <w:pPr>
-        <w:spacing w:line="360" w:lineRule="auto"/>
-        <w:contextualSpacing/>
-        <w:rPr>
-          <w:rFonts w:ascii="Arial" w:hAnsi="Arial" w:cs="Arial"/>
-          <w:sz w:val="20"/>
-          <w:szCs w:val="20"/>
-        </w:rPr>
-      </w:pPr>
-    </w:p>
-    <w:p>
-      <w:pPr>
-        <w:spacing w:line="360" w:lineRule="auto"/>
-        <w:contextualSpacing/>
-        <w:jc w:val="both"/>
-        <w:rPr>
-          <w:rFonts w:ascii="CMU Sans Serif" w:hAnsi="CMU Sans Serif" w:cs="CMU Sans Serif"/>
-        </w:rPr>
-      </w:pPr>
-    </w:p>
-    <w:p>
-      <w:pPr>
-        <w:spacing w:line="360" w:lineRule="auto"/>
-        <w:contextualSpacing/>
-        <w:jc w:val="both"/>
-        <w:rPr>
-          <w:rFonts w:ascii="CMU Sans Serif" w:hAnsi="CMU Sans Serif" w:cs="CMU Sans Serif"/>
         </w:rPr>
       </w:pPr>
     </w:p>
@@ -890,7 +974,15 @@
           <w:sz w:val="20"/>
           <w:szCs w:val="20"/>
         </w:rPr>
-        <w:t xml:space="preserve">In the age of AI’s prominence and </w:t>
+        <w:t>Signalling’s</w:t>
+      </w:r>
+      <w:r>
+        <w:rPr>
+          <w:rFonts w:ascii="CMU Sans Serif" w:hAnsi="CMU Sans Serif" w:cs="CMU Sans Serif"/>
+          <w:sz w:val="20"/>
+          <w:szCs w:val="20"/>
+        </w:rPr>
+        <w:t xml:space="preserve"> prominence and </w:t>
       </w:r>
       <w:r>
         <w:rPr>
@@ -938,7 +1030,23 @@
           <w:sz w:val="20"/>
           <w:szCs w:val="20"/>
         </w:rPr>
-        <w:t xml:space="preserve">, it has become commonplace to </w:t>
+        <w:t xml:space="preserve"> </w:t>
+      </w:r>
+      <w:r>
+        <w:rPr>
+          <w:rFonts w:ascii="CMU Sans Serif" w:hAnsi="CMU Sans Serif" w:cs="CMU Sans Serif"/>
+          <w:sz w:val="20"/>
+          <w:szCs w:val="20"/>
+        </w:rPr>
+        <w:t>have</w:t>
+      </w:r>
+      <w:r>
+        <w:rPr>
+          <w:rFonts w:ascii="CMU Sans Serif" w:hAnsi="CMU Sans Serif" w:cs="CMU Sans Serif"/>
+          <w:sz w:val="20"/>
+          <w:szCs w:val="20"/>
+        </w:rPr>
+        <w:t xml:space="preserve"> become commonplace to </w:t>
       </w:r>
       <w:r>
         <w:rPr>
@@ -1034,15 +1142,7 @@
           <w:sz w:val="20"/>
           <w:szCs w:val="20"/>
         </w:rPr>
-        <w:t xml:space="preserve">. </w:t>
-      </w:r>
-      <w:r>
-        <w:rPr>
-          <w:rFonts w:ascii="CMU Sans Serif" w:hAnsi="CMU Sans Serif" w:cs="CMU Sans Serif"/>
-          <w:sz w:val="20"/>
-          <w:szCs w:val="20"/>
-        </w:rPr>
-        <w:t>One such structure is the work of Spence (1973) on signalling theory. Signalling theory</w:t>
+        <w:t>.</w:t>
       </w:r>
       <w:r>
         <w:rPr>
@@ -1058,6 +1158,62 @@
           <w:sz w:val="20"/>
           <w:szCs w:val="20"/>
         </w:rPr>
+        <w:t>Signalling theory</w:t>
+      </w:r>
+      <w:r>
+        <w:rPr>
+          <w:rFonts w:ascii="CMU Sans Serif" w:hAnsi="CMU Sans Serif" w:cs="CMU Sans Serif"/>
+          <w:sz w:val="20"/>
+          <w:szCs w:val="20"/>
+        </w:rPr>
+        <w:t xml:space="preserve"> </w:t>
+      </w:r>
+      <w:r>
+        <w:rPr>
+          <w:rFonts w:ascii="CMU Sans Serif" w:hAnsi="CMU Sans Serif" w:cs="CMU Sans Serif"/>
+          <w:sz w:val="20"/>
+          <w:szCs w:val="20"/>
+        </w:rPr>
+        <w:t>(</w:t>
+      </w:r>
+      <w:r>
+        <w:rPr>
+          <w:rFonts w:ascii="CMU Sans Serif" w:hAnsi="CMU Sans Serif" w:cs="CMU Sans Serif"/>
+          <w:sz w:val="20"/>
+          <w:szCs w:val="20"/>
+        </w:rPr>
+        <w:t>Spence</w:t>
+      </w:r>
+      <w:r>
+        <w:rPr>
+          <w:rFonts w:ascii="CMU Sans Serif" w:hAnsi="CMU Sans Serif" w:cs="CMU Sans Serif"/>
+          <w:sz w:val="20"/>
+          <w:szCs w:val="20"/>
+        </w:rPr>
+        <w:t xml:space="preserve">, </w:t>
+      </w:r>
+      <w:r>
+        <w:rPr>
+          <w:rFonts w:ascii="CMU Sans Serif" w:hAnsi="CMU Sans Serif" w:cs="CMU Sans Serif"/>
+          <w:sz w:val="20"/>
+          <w:szCs w:val="20"/>
+        </w:rPr>
+        <w:t>1973)</w:t>
+      </w:r>
+      <w:r>
+        <w:rPr>
+          <w:rFonts w:ascii="CMU Sans Serif" w:hAnsi="CMU Sans Serif" w:cs="CMU Sans Serif"/>
+          <w:sz w:val="20"/>
+          <w:szCs w:val="20"/>
+        </w:rPr>
+        <w:t xml:space="preserve"> </w:t>
+      </w:r>
+      <w:r>
+        <w:rPr>
+          <w:rFonts w:ascii="CMU Sans Serif" w:hAnsi="CMU Sans Serif" w:cs="CMU Sans Serif"/>
+          <w:sz w:val="20"/>
+          <w:szCs w:val="20"/>
+        </w:rPr>
         <w:t xml:space="preserve">is widely considered as the seminal </w:t>
       </w:r>
       <w:r>
@@ -1130,7 +1286,39 @@
           <w:sz w:val="20"/>
           <w:szCs w:val="20"/>
         </w:rPr>
-        <w:t xml:space="preserve">I am aiming to study how neurodiverse applicants perceive </w:t>
+        <w:t xml:space="preserve">This paper </w:t>
+      </w:r>
+      <w:r>
+        <w:rPr>
+          <w:rFonts w:ascii="CMU Sans Serif" w:hAnsi="CMU Sans Serif" w:cs="CMU Sans Serif"/>
+          <w:sz w:val="20"/>
+          <w:szCs w:val="20"/>
+        </w:rPr>
+        <w:t xml:space="preserve">presents a </w:t>
+      </w:r>
+      <w:r>
+        <w:rPr>
+          <w:rFonts w:ascii="CMU Sans Serif" w:hAnsi="CMU Sans Serif" w:cs="CMU Sans Serif"/>
+          <w:sz w:val="20"/>
+          <w:szCs w:val="20"/>
+        </w:rPr>
+        <w:t xml:space="preserve">study </w:t>
+      </w:r>
+      <w:r>
+        <w:rPr>
+          <w:rFonts w:ascii="CMU Sans Serif" w:hAnsi="CMU Sans Serif" w:cs="CMU Sans Serif"/>
+          <w:sz w:val="20"/>
+          <w:szCs w:val="20"/>
+        </w:rPr>
+        <w:t xml:space="preserve">of </w:t>
+      </w:r>
+      <w:r>
+        <w:rPr>
+          <w:rFonts w:ascii="CMU Sans Serif" w:hAnsi="CMU Sans Serif" w:cs="CMU Sans Serif"/>
+          <w:sz w:val="20"/>
+          <w:szCs w:val="20"/>
+        </w:rPr>
+        <w:t xml:space="preserve">how applicants perceive </w:t>
       </w:r>
       <w:r>
         <w:rPr>
@@ -1162,32 +1350,95 @@
           <w:sz w:val="20"/>
           <w:szCs w:val="20"/>
         </w:rPr>
-        <w:t xml:space="preserve"> approaches, which are inherently focused on creating competitive advantage link to recruitment signalling during the applicant journey. I am hoping to investigate several</w:t>
-      </w:r>
-      <w:r>
-        <w:rPr>
-          <w:rFonts w:ascii="CMU Sans Serif" w:hAnsi="CMU Sans Serif" w:cs="CMU Sans Serif"/>
-          <w:sz w:val="20"/>
-          <w:szCs w:val="20"/>
-        </w:rPr>
-        <w:t xml:space="preserve">, </w:t>
-      </w:r>
-      <w:r>
-        <w:rPr>
-          <w:rFonts w:ascii="CMU Sans Serif" w:hAnsi="CMU Sans Serif" w:cs="CMU Sans Serif"/>
-          <w:sz w:val="20"/>
-          <w:szCs w:val="20"/>
-        </w:rPr>
-        <w:t xml:space="preserve">which will form the backbone of the research study, and which will either </w:t>
-      </w:r>
-      <w:r>
-        <w:rPr>
-          <w:rFonts w:ascii="CMU Sans Serif" w:hAnsi="CMU Sans Serif" w:cs="CMU Sans Serif"/>
-          <w:sz w:val="20"/>
-          <w:szCs w:val="20"/>
-        </w:rPr>
-        <w:lastRenderedPageBreak/>
-        <w:t>confirm the work of Miller and Doyle (2025) or reject the premise of their recent research study</w:t>
+        <w:t xml:space="preserve"> approaches, which are inherently focused on creating competitive advantage link to recruitment signalling during the applicant journey. </w:t>
+      </w:r>
+      <w:r>
+        <w:rPr>
+          <w:rFonts w:ascii="CMU Sans Serif" w:hAnsi="CMU Sans Serif" w:cs="CMU Sans Serif"/>
+          <w:sz w:val="20"/>
+          <w:szCs w:val="20"/>
+        </w:rPr>
+        <w:t>It</w:t>
+      </w:r>
+      <w:r>
+        <w:rPr>
+          <w:rFonts w:ascii="CMU Sans Serif" w:hAnsi="CMU Sans Serif" w:cs="CMU Sans Serif"/>
+          <w:sz w:val="20"/>
+          <w:szCs w:val="20"/>
+        </w:rPr>
+        <w:t xml:space="preserve"> investigate</w:t>
+      </w:r>
+      <w:r>
+        <w:rPr>
+          <w:rFonts w:ascii="CMU Sans Serif" w:hAnsi="CMU Sans Serif" w:cs="CMU Sans Serif"/>
+          <w:sz w:val="20"/>
+          <w:szCs w:val="20"/>
+        </w:rPr>
+        <w:t>s</w:t>
+      </w:r>
+      <w:r>
+        <w:rPr>
+          <w:rFonts w:ascii="CMU Sans Serif" w:hAnsi="CMU Sans Serif" w:cs="CMU Sans Serif"/>
+          <w:sz w:val="20"/>
+          <w:szCs w:val="20"/>
+        </w:rPr>
+        <w:t xml:space="preserve"> several</w:t>
+      </w:r>
+      <w:r>
+        <w:rPr>
+          <w:rFonts w:ascii="CMU Sans Serif" w:hAnsi="CMU Sans Serif" w:cs="CMU Sans Serif"/>
+          <w:sz w:val="20"/>
+          <w:szCs w:val="20"/>
+        </w:rPr>
+        <w:t xml:space="preserve"> themes </w:t>
+      </w:r>
+      <w:r>
+        <w:rPr>
+          <w:rFonts w:ascii="CMU Sans Serif" w:hAnsi="CMU Sans Serif" w:cs="CMU Sans Serif"/>
+          <w:sz w:val="20"/>
+          <w:szCs w:val="20"/>
+        </w:rPr>
+        <w:t xml:space="preserve">which </w:t>
+      </w:r>
+      <w:r>
+        <w:rPr>
+          <w:rFonts w:ascii="CMU Sans Serif" w:hAnsi="CMU Sans Serif" w:cs="CMU Sans Serif"/>
+          <w:sz w:val="20"/>
+          <w:szCs w:val="20"/>
+        </w:rPr>
+        <w:t>may</w:t>
+      </w:r>
+      <w:r>
+        <w:rPr>
+          <w:rFonts w:ascii="CMU Sans Serif" w:hAnsi="CMU Sans Serif" w:cs="CMU Sans Serif"/>
+          <w:sz w:val="20"/>
+          <w:szCs w:val="20"/>
+        </w:rPr>
+        <w:t xml:space="preserve"> either confirm the work of Miller and Doyle (2025) or </w:t>
+      </w:r>
+      <w:commentRangeStart w:id="1"/>
+      <w:r>
+        <w:rPr>
+          <w:rFonts w:ascii="CMU Sans Serif" w:hAnsi="CMU Sans Serif" w:cs="CMU Sans Serif"/>
+          <w:sz w:val="20"/>
+          <w:szCs w:val="20"/>
+        </w:rPr>
+        <w:t>reject the premise</w:t>
+      </w:r>
+      <w:commentRangeEnd w:id="1"/>
+      <w:r>
+        <w:rPr>
+          <w:rStyle w:val="CommentReference"/>
+        </w:rPr>
+        <w:commentReference w:id="1"/>
+      </w:r>
+      <w:r>
+        <w:rPr>
+          <w:rFonts w:ascii="CMU Sans Serif" w:hAnsi="CMU Sans Serif" w:cs="CMU Sans Serif"/>
+          <w:sz w:val="20"/>
+          <w:szCs w:val="20"/>
+        </w:rPr>
+        <w:t xml:space="preserve"> of their recent research study</w:t>
       </w:r>
       <w:r>
         <w:rPr>
@@ -1203,31 +1454,63 @@
           <w:sz w:val="20"/>
           <w:szCs w:val="20"/>
         </w:rPr>
-        <w:t xml:space="preserve">. I also plan to extend Miller and Doyle's work to study anonymous responses from </w:t>
-      </w:r>
-      <w:r>
-        <w:rPr>
-          <w:rFonts w:ascii="CMU Sans Serif" w:hAnsi="CMU Sans Serif" w:cs="CMU Sans Serif"/>
-          <w:sz w:val="20"/>
-          <w:szCs w:val="20"/>
-        </w:rPr>
-        <w:t xml:space="preserve">neurotypical and neurodiverse </w:t>
-      </w:r>
-      <w:r>
-        <w:rPr>
-          <w:rFonts w:ascii="CMU Sans Serif" w:hAnsi="CMU Sans Serif" w:cs="CMU Sans Serif"/>
-          <w:sz w:val="20"/>
-          <w:szCs w:val="20"/>
-        </w:rPr>
-        <w:t>applican</w:t>
-      </w:r>
-      <w:r>
-        <w:rPr>
-          <w:rFonts w:ascii="CMU Sans Serif" w:hAnsi="CMU Sans Serif" w:cs="CMU Sans Serif"/>
-          <w:sz w:val="20"/>
-          <w:szCs w:val="20"/>
-        </w:rPr>
-        <w:t>ts.</w:t>
+        <w:t xml:space="preserve">. I also plan to extend Miller and Doyle's work </w:t>
+      </w:r>
+      <w:r>
+        <w:rPr>
+          <w:rFonts w:ascii="CMU Sans Serif" w:hAnsi="CMU Sans Serif" w:cs="CMU Sans Serif"/>
+          <w:sz w:val="20"/>
+          <w:szCs w:val="20"/>
+        </w:rPr>
+        <w:t>comparatively, by</w:t>
+      </w:r>
+      <w:r>
+        <w:rPr>
+          <w:rFonts w:ascii="CMU Sans Serif" w:hAnsi="CMU Sans Serif" w:cs="CMU Sans Serif"/>
+          <w:sz w:val="20"/>
+          <w:szCs w:val="20"/>
+        </w:rPr>
+        <w:t xml:space="preserve"> </w:t>
+      </w:r>
+      <w:r>
+        <w:rPr>
+          <w:rFonts w:ascii="CMU Sans Serif" w:hAnsi="CMU Sans Serif" w:cs="CMU Sans Serif"/>
+          <w:sz w:val="20"/>
+          <w:szCs w:val="20"/>
+        </w:rPr>
+        <w:t>collecting</w:t>
+      </w:r>
+      <w:r>
+        <w:rPr>
+          <w:rFonts w:ascii="CMU Sans Serif" w:hAnsi="CMU Sans Serif" w:cs="CMU Sans Serif"/>
+          <w:sz w:val="20"/>
+          <w:szCs w:val="20"/>
+        </w:rPr>
+        <w:t xml:space="preserve"> anonymous responses </w:t>
+      </w:r>
+      <w:r>
+        <w:rPr>
+          <w:rFonts w:ascii="CMU Sans Serif" w:hAnsi="CMU Sans Serif" w:cs="CMU Sans Serif"/>
+          <w:sz w:val="20"/>
+          <w:szCs w:val="20"/>
+        </w:rPr>
+        <w:t xml:space="preserve">via a Likert </w:t>
+      </w:r>
+      <w:r>
+        <w:rPr>
+          <w:rFonts w:ascii="CMU Sans Serif" w:hAnsi="CMU Sans Serif" w:cs="CMU Sans Serif"/>
+          <w:sz w:val="20"/>
+          <w:szCs w:val="20"/>
+        </w:rPr>
+        <w:t>scale of 10</w:t>
+      </w:r>
+      <w:r>
+        <w:rPr>
+          <w:rFonts w:ascii="CMU Sans Serif" w:hAnsi="CMU Sans Serif" w:cs="CMU Sans Serif"/>
+          <w:sz w:val="20"/>
+          <w:szCs w:val="20"/>
+        </w:rPr>
+        <w:t>.</w:t>
       </w:r>
     </w:p>
     <w:p>
@@ -1242,14 +1525,15 @@
           <w:color w:val="auto"/>
         </w:rPr>
       </w:pPr>
-      <w:bookmarkStart w:id="1" w:name="_Toc223529998"/>
+      <w:bookmarkStart w:id="2" w:name="_Toc223529998"/>
       <w:r>
         <w:rPr>
           <w:rStyle w:val="Strong"/>
           <w:rFonts w:ascii="CMU Sans Serif" w:hAnsi="CMU Sans Serif" w:cs="CMU Sans Serif"/>
           <w:color w:val="auto"/>
         </w:rPr>
-        <w:t>2 |</w:t>
+        <w:lastRenderedPageBreak/>
+        <w:t>2</w:t>
       </w:r>
       <w:r>
         <w:rPr>
@@ -1257,2843 +1541,27 @@
           <w:rFonts w:ascii="CMU Sans Serif" w:hAnsi="CMU Sans Serif" w:cs="CMU Sans Serif"/>
           <w:color w:val="auto"/>
         </w:rPr>
-        <w:t xml:space="preserve"> </w:t>
-      </w:r>
-      <w:bookmarkEnd w:id="1"/>
-      <w:r>
-        <w:rPr>
-          <w:rStyle w:val="Strong"/>
-          <w:rFonts w:ascii="CMU Sans Serif" w:hAnsi="CMU Sans Serif" w:cs="CMU Sans Serif"/>
-          <w:color w:val="auto"/>
-        </w:rPr>
-        <w:t>Methodology</w:t>
+        <w:t xml:space="preserve"> | Data Sources</w:t>
       </w:r>
     </w:p>
     <w:p>
       <w:pPr>
-        <w:spacing w:after="120" w:line="360" w:lineRule="auto"/>
-        <w:contextualSpacing/>
-        <w:jc w:val="both"/>
-        <w:rPr>
-          <w:rFonts w:ascii="CMU Sans Serif" w:hAnsi="CMU Sans Serif" w:cs="CMU Sans Serif"/>
-          <w:sz w:val="20"/>
-          <w:szCs w:val="20"/>
-        </w:rPr>
-      </w:pPr>
-      <w:r>
-        <w:rPr>
-          <w:rFonts w:ascii="CMU Sans Serif" w:hAnsi="CMU Sans Serif" w:cs="CMU Sans Serif"/>
-          <w:sz w:val="20"/>
-          <w:szCs w:val="20"/>
-        </w:rPr>
-        <w:t xml:space="preserve">The </w:t>
-      </w:r>
-      <w:r>
-        <w:rPr>
-          <w:rFonts w:ascii="CMU Sans Serif" w:hAnsi="CMU Sans Serif" w:cs="CMU Sans Serif"/>
-          <w:sz w:val="20"/>
-          <w:szCs w:val="20"/>
-        </w:rPr>
-        <w:t>central</w:t>
-      </w:r>
-      <w:r>
-        <w:rPr>
-          <w:rFonts w:ascii="CMU Sans Serif" w:hAnsi="CMU Sans Serif" w:cs="CMU Sans Serif"/>
-          <w:sz w:val="20"/>
-          <w:szCs w:val="20"/>
-        </w:rPr>
-        <w:t xml:space="preserve"> research</w:t>
-      </w:r>
-      <w:r>
-        <w:rPr>
-          <w:rFonts w:ascii="CMU Sans Serif" w:hAnsi="CMU Sans Serif" w:cs="CMU Sans Serif"/>
-          <w:sz w:val="20"/>
-          <w:szCs w:val="20"/>
-        </w:rPr>
-        <w:t xml:space="preserve"> question </w:t>
-      </w:r>
-      <w:r>
-        <w:rPr>
-          <w:rFonts w:ascii="CMU Sans Serif" w:hAnsi="CMU Sans Serif" w:cs="CMU Sans Serif"/>
-          <w:sz w:val="20"/>
-          <w:szCs w:val="20"/>
-        </w:rPr>
-        <w:t>of th</w:t>
-      </w:r>
-      <w:r>
-        <w:rPr>
-          <w:rFonts w:ascii="CMU Sans Serif" w:hAnsi="CMU Sans Serif" w:cs="CMU Sans Serif"/>
-          <w:sz w:val="20"/>
-          <w:szCs w:val="20"/>
-        </w:rPr>
-        <w:t>e</w:t>
-      </w:r>
-      <w:r>
-        <w:rPr>
-          <w:rFonts w:ascii="CMU Sans Serif" w:hAnsi="CMU Sans Serif" w:cs="CMU Sans Serif"/>
-          <w:sz w:val="20"/>
-          <w:szCs w:val="20"/>
-        </w:rPr>
-        <w:t xml:space="preserve"> </w:t>
-      </w:r>
-      <w:r>
-        <w:rPr>
-          <w:rFonts w:ascii="CMU Sans Serif" w:hAnsi="CMU Sans Serif" w:cs="CMU Sans Serif"/>
-          <w:sz w:val="20"/>
-          <w:szCs w:val="20"/>
-        </w:rPr>
-        <w:t xml:space="preserve">MSc dissertation </w:t>
-      </w:r>
-      <w:r>
-        <w:rPr>
-          <w:rFonts w:ascii="CMU Sans Serif" w:hAnsi="CMU Sans Serif" w:cs="CMU Sans Serif"/>
-          <w:sz w:val="20"/>
-          <w:szCs w:val="20"/>
-        </w:rPr>
-        <w:t xml:space="preserve">thesis </w:t>
-      </w:r>
-      <w:r>
-        <w:rPr>
-          <w:rFonts w:ascii="CMU Sans Serif" w:hAnsi="CMU Sans Serif" w:cs="CMU Sans Serif"/>
-          <w:sz w:val="20"/>
-          <w:szCs w:val="20"/>
-        </w:rPr>
-        <w:t xml:space="preserve">can be sub-divided into four </w:t>
-      </w:r>
-      <w:r>
-        <w:rPr>
-          <w:rFonts w:ascii="CMU Sans Serif" w:hAnsi="CMU Sans Serif" w:cs="CMU Sans Serif"/>
-          <w:sz w:val="20"/>
-          <w:szCs w:val="20"/>
-        </w:rPr>
-        <w:t>individually-defined</w:t>
-      </w:r>
-      <w:r>
-        <w:rPr>
-          <w:rFonts w:ascii="CMU Sans Serif" w:hAnsi="CMU Sans Serif" w:cs="CMU Sans Serif"/>
-          <w:sz w:val="20"/>
-          <w:szCs w:val="20"/>
-        </w:rPr>
-        <w:t xml:space="preserve"> research </w:t>
-      </w:r>
-      <w:r>
-        <w:rPr>
-          <w:rFonts w:ascii="CMU Sans Serif" w:hAnsi="CMU Sans Serif" w:cs="CMU Sans Serif"/>
-          <w:sz w:val="20"/>
-          <w:szCs w:val="20"/>
-        </w:rPr>
-        <w:t xml:space="preserve">questions. </w:t>
-      </w:r>
-      <w:r>
-        <w:rPr>
-          <w:rFonts w:ascii="CMU Sans Serif" w:hAnsi="CMU Sans Serif" w:cs="CMU Sans Serif"/>
-          <w:sz w:val="20"/>
-          <w:szCs w:val="20"/>
-        </w:rPr>
-        <w:t>Each sub-question</w:t>
-      </w:r>
-      <w:r>
-        <w:rPr>
-          <w:rFonts w:ascii="CMU Sans Serif" w:hAnsi="CMU Sans Serif" w:cs="CMU Sans Serif"/>
-          <w:sz w:val="20"/>
-          <w:szCs w:val="20"/>
-        </w:rPr>
-        <w:t xml:space="preserve"> is compartmentalized </w:t>
-      </w:r>
-      <w:r>
-        <w:rPr>
-          <w:rFonts w:ascii="CMU Sans Serif" w:hAnsi="CMU Sans Serif" w:cs="CMU Sans Serif"/>
-          <w:sz w:val="20"/>
-          <w:szCs w:val="20"/>
-        </w:rPr>
-        <w:t>(</w:t>
-      </w:r>
-      <w:r>
-        <w:rPr>
-          <w:rFonts w:ascii="CMU Sans Serif" w:hAnsi="CMU Sans Serif" w:cs="CMU Sans Serif"/>
-          <w:sz w:val="20"/>
-          <w:szCs w:val="20"/>
-        </w:rPr>
-        <w:t>inclusive of lemmas and</w:t>
-      </w:r>
-      <w:r>
-        <w:rPr>
-          <w:rFonts w:ascii="CMU Sans Serif" w:hAnsi="CMU Sans Serif" w:cs="CMU Sans Serif"/>
-          <w:sz w:val="20"/>
-          <w:szCs w:val="20"/>
-        </w:rPr>
-        <w:t xml:space="preserve"> proofs) </w:t>
-      </w:r>
-      <w:r>
-        <w:rPr>
-          <w:rFonts w:ascii="CMU Sans Serif" w:hAnsi="CMU Sans Serif" w:cs="CMU Sans Serif"/>
-          <w:sz w:val="20"/>
-          <w:szCs w:val="20"/>
-        </w:rPr>
-        <w:t>and</w:t>
-      </w:r>
-      <w:r>
-        <w:rPr>
-          <w:rFonts w:ascii="CMU Sans Serif" w:hAnsi="CMU Sans Serif" w:cs="CMU Sans Serif"/>
-          <w:sz w:val="20"/>
-          <w:szCs w:val="20"/>
-        </w:rPr>
-        <w:t xml:space="preserve"> </w:t>
-      </w:r>
-      <w:r>
-        <w:rPr>
-          <w:rFonts w:ascii="CMU Sans Serif" w:hAnsi="CMU Sans Serif" w:cs="CMU Sans Serif"/>
-          <w:sz w:val="20"/>
-          <w:szCs w:val="20"/>
-        </w:rPr>
-        <w:t>in</w:t>
-      </w:r>
-      <w:r>
-        <w:rPr>
-          <w:rFonts w:ascii="CMU Sans Serif" w:hAnsi="CMU Sans Serif" w:cs="CMU Sans Serif"/>
-          <w:sz w:val="20"/>
-          <w:szCs w:val="20"/>
-        </w:rPr>
-        <w:t>form</w:t>
-      </w:r>
-      <w:r>
-        <w:rPr>
-          <w:rFonts w:ascii="CMU Sans Serif" w:hAnsi="CMU Sans Serif" w:cs="CMU Sans Serif"/>
-          <w:sz w:val="20"/>
-          <w:szCs w:val="20"/>
-        </w:rPr>
-        <w:t>s</w:t>
-      </w:r>
-      <w:r>
-        <w:rPr>
-          <w:rFonts w:ascii="CMU Sans Serif" w:hAnsi="CMU Sans Serif" w:cs="CMU Sans Serif"/>
-          <w:sz w:val="20"/>
-          <w:szCs w:val="20"/>
-        </w:rPr>
-        <w:t xml:space="preserve"> </w:t>
-      </w:r>
-      <w:r>
-        <w:rPr>
-          <w:rFonts w:ascii="CMU Sans Serif" w:hAnsi="CMU Sans Serif" w:cs="CMU Sans Serif"/>
-          <w:sz w:val="20"/>
-          <w:szCs w:val="20"/>
-        </w:rPr>
-        <w:t>the</w:t>
-      </w:r>
-      <w:r>
-        <w:rPr>
-          <w:rFonts w:ascii="CMU Sans Serif" w:hAnsi="CMU Sans Serif" w:cs="CMU Sans Serif"/>
-          <w:sz w:val="20"/>
-          <w:szCs w:val="20"/>
-        </w:rPr>
-        <w:t xml:space="preserve"> hypothetical assumption </w:t>
-      </w:r>
-      <w:r>
-        <w:rPr>
-          <w:rFonts w:ascii="CMU Sans Serif" w:hAnsi="CMU Sans Serif" w:cs="CMU Sans Serif"/>
-          <w:sz w:val="20"/>
-          <w:szCs w:val="20"/>
-        </w:rPr>
-        <w:t xml:space="preserve">that </w:t>
-      </w:r>
-      <w:r>
-        <w:rPr>
-          <w:rFonts w:ascii="CMU Sans Serif" w:hAnsi="CMU Sans Serif" w:cs="CMU Sans Serif"/>
-          <w:sz w:val="20"/>
-          <w:szCs w:val="20"/>
-        </w:rPr>
-        <w:t xml:space="preserve">guides the </w:t>
-      </w:r>
-      <w:r>
-        <w:rPr>
-          <w:rFonts w:ascii="CMU Sans Serif" w:hAnsi="CMU Sans Serif" w:cs="CMU Sans Serif"/>
-          <w:sz w:val="20"/>
-          <w:szCs w:val="20"/>
-        </w:rPr>
-        <w:t>central</w:t>
-      </w:r>
-      <w:r>
-        <w:rPr>
-          <w:rFonts w:ascii="CMU Sans Serif" w:hAnsi="CMU Sans Serif" w:cs="CMU Sans Serif"/>
-          <w:sz w:val="20"/>
-          <w:szCs w:val="20"/>
-        </w:rPr>
-        <w:t xml:space="preserve"> </w:t>
-      </w:r>
-      <w:r>
-        <w:rPr>
-          <w:rFonts w:ascii="CMU Sans Serif" w:hAnsi="CMU Sans Serif" w:cs="CMU Sans Serif"/>
-          <w:sz w:val="20"/>
-          <w:szCs w:val="20"/>
-        </w:rPr>
-        <w:t xml:space="preserve">research question. Of course, much of the </w:t>
-      </w:r>
-      <w:r>
-        <w:rPr>
-          <w:rFonts w:ascii="CMU Sans Serif" w:hAnsi="CMU Sans Serif" w:cs="CMU Sans Serif"/>
-          <w:sz w:val="20"/>
-          <w:szCs w:val="20"/>
-        </w:rPr>
-        <w:t xml:space="preserve">theoretical scope which these questions fall under </w:t>
-      </w:r>
-      <w:r>
-        <w:rPr>
-          <w:rFonts w:ascii="CMU Sans Serif" w:hAnsi="CMU Sans Serif" w:cs="CMU Sans Serif"/>
-          <w:sz w:val="20"/>
-          <w:szCs w:val="20"/>
-        </w:rPr>
-        <w:t xml:space="preserve">are mathematical intensive lemmas and </w:t>
-      </w:r>
-      <w:r>
-        <w:rPr>
-          <w:rFonts w:ascii="CMU Sans Serif" w:hAnsi="CMU Sans Serif" w:cs="CMU Sans Serif"/>
-          <w:sz w:val="20"/>
-          <w:szCs w:val="20"/>
-        </w:rPr>
-        <w:t>proofs.</w:t>
-      </w:r>
-      <w:r>
-        <w:rPr>
-          <w:rFonts w:ascii="CMU Sans Serif" w:hAnsi="CMU Sans Serif" w:cs="CMU Sans Serif"/>
-          <w:sz w:val="20"/>
-          <w:szCs w:val="20"/>
-        </w:rPr>
-        <w:t xml:space="preserve"> The essence here is that prio</w:t>
-      </w:r>
-      <w:r>
-        <w:rPr>
-          <w:rFonts w:ascii="CMU Sans Serif" w:hAnsi="CMU Sans Serif" w:cs="CMU Sans Serif"/>
-          <w:sz w:val="20"/>
-          <w:szCs w:val="20"/>
-        </w:rPr>
-        <w:t xml:space="preserve">r to the allocation of regression P-values, confirmation is required about the </w:t>
-      </w:r>
-      <w:r>
-        <w:rPr>
-          <w:rFonts w:ascii="CMU Sans Serif" w:hAnsi="CMU Sans Serif" w:cs="CMU Sans Serif"/>
-          <w:sz w:val="20"/>
-          <w:szCs w:val="20"/>
-        </w:rPr>
-        <w:t>inter</w:t>
-      </w:r>
-      <w:r>
-        <w:rPr>
-          <w:rFonts w:ascii="CMU Sans Serif" w:hAnsi="CMU Sans Serif" w:cs="CMU Sans Serif"/>
-          <w:sz w:val="20"/>
-          <w:szCs w:val="20"/>
-        </w:rPr>
-        <w:t>-</w:t>
-      </w:r>
-      <w:r>
-        <w:rPr>
-          <w:rFonts w:ascii="CMU Sans Serif" w:hAnsi="CMU Sans Serif" w:cs="CMU Sans Serif"/>
-          <w:sz w:val="20"/>
-          <w:szCs w:val="20"/>
-        </w:rPr>
-        <w:t>relationship</w:t>
-      </w:r>
-      <w:r>
-        <w:rPr>
-          <w:rFonts w:ascii="CMU Sans Serif" w:hAnsi="CMU Sans Serif" w:cs="CMU Sans Serif"/>
-          <w:sz w:val="20"/>
-          <w:szCs w:val="20"/>
-        </w:rPr>
-        <w:t xml:space="preserve">s between important systems of variables that </w:t>
-      </w:r>
-      <w:r>
-        <w:rPr>
-          <w:rFonts w:ascii="CMU Sans Serif" w:hAnsi="CMU Sans Serif" w:cs="CMU Sans Serif"/>
-          <w:sz w:val="20"/>
-          <w:szCs w:val="20"/>
-        </w:rPr>
-        <w:t xml:space="preserve">are referenced </w:t>
-      </w:r>
-      <w:r>
-        <w:rPr>
-          <w:rFonts w:ascii="CMU Sans Serif" w:hAnsi="CMU Sans Serif" w:cs="CMU Sans Serif"/>
-          <w:sz w:val="20"/>
-          <w:szCs w:val="20"/>
-        </w:rPr>
-        <w:t xml:space="preserve">as sources </w:t>
-      </w:r>
-      <w:r>
-        <w:rPr>
-          <w:rFonts w:ascii="CMU Sans Serif" w:hAnsi="CMU Sans Serif" w:cs="CMU Sans Serif"/>
-          <w:sz w:val="20"/>
-          <w:szCs w:val="20"/>
-        </w:rPr>
-        <w:t>in 1.13.</w:t>
-      </w:r>
-      <w:r>
-        <w:rPr>
-          <w:rFonts w:ascii="CMU Sans Serif" w:hAnsi="CMU Sans Serif" w:cs="CMU Sans Serif"/>
-          <w:sz w:val="20"/>
-          <w:szCs w:val="20"/>
-        </w:rPr>
-        <w:t>1</w:t>
-      </w:r>
-      <w:r>
-        <w:rPr>
-          <w:rFonts w:ascii="CMU Sans Serif" w:hAnsi="CMU Sans Serif" w:cs="CMU Sans Serif"/>
-          <w:sz w:val="20"/>
-          <w:szCs w:val="20"/>
-        </w:rPr>
-        <w:t>.</w:t>
-      </w:r>
-      <w:r>
-        <w:rPr>
-          <w:rFonts w:ascii="CMU Sans Serif" w:hAnsi="CMU Sans Serif" w:cs="CMU Sans Serif"/>
-          <w:sz w:val="20"/>
-          <w:szCs w:val="20"/>
-        </w:rPr>
-        <w:t xml:space="preserve"> </w:t>
-      </w:r>
-      <w:r>
-        <w:rPr>
-          <w:rFonts w:ascii="CMU Sans Serif" w:hAnsi="CMU Sans Serif" w:cs="CMU Sans Serif"/>
-          <w:sz w:val="20"/>
-          <w:szCs w:val="20"/>
-        </w:rPr>
-        <w:t xml:space="preserve">The following is the survey format as found in </w:t>
-      </w:r>
-      <w:r>
-        <w:rPr>
-          <w:rFonts w:ascii="CMU Sans Serif" w:hAnsi="CMU Sans Serif" w:cs="CMU Sans Serif"/>
-          <w:sz w:val="20"/>
-          <w:szCs w:val="20"/>
-        </w:rPr>
-        <w:t xml:space="preserve">a GitHub repository created using Heroku deployment method and Visual Studio IDE: </w:t>
-      </w:r>
-      <w:hyperlink r:id="rId13" w:history="1">
-        <w:r>
-          <w:rPr>
-            <w:rStyle w:val="Hyperlink"/>
-            <w:rFonts w:ascii="CMU Sans Serif" w:hAnsi="CMU Sans Serif" w:cs="CMU Sans Serif"/>
-            <w:sz w:val="20"/>
-            <w:szCs w:val="20"/>
-          </w:rPr>
-          <w:t>https://alfredmayaki.me/msc-survey.html</w:t>
-        </w:r>
-      </w:hyperlink>
-      <w:r>
-        <w:rPr>
-          <w:rFonts w:ascii="CMU Sans Serif" w:hAnsi="CMU Sans Serif" w:cs="CMU Sans Serif"/>
-          <w:sz w:val="20"/>
-          <w:szCs w:val="20"/>
-        </w:rPr>
-        <w:t>.</w:t>
-      </w:r>
-    </w:p>
-    <w:p>
-      <w:pPr>
-        <w:spacing w:after="120" w:line="360" w:lineRule="auto"/>
-        <w:contextualSpacing/>
-        <w:jc w:val="both"/>
-        <w:rPr>
-          <w:rFonts w:ascii="CMU Sans Serif" w:hAnsi="CMU Sans Serif" w:cs="CMU Sans Serif"/>
-          <w:sz w:val="20"/>
-          <w:szCs w:val="20"/>
-        </w:rPr>
-      </w:pPr>
-    </w:p>
-    <w:p>
-      <w:pPr>
-        <w:spacing w:line="360" w:lineRule="auto"/>
-        <w:jc w:val="both"/>
-        <w:rPr>
-          <w:rFonts w:ascii="CMU Sans Serif" w:hAnsi="CMU Sans Serif" w:cs="CMU Sans Serif"/>
-          <w:sz w:val="20"/>
-          <w:szCs w:val="20"/>
-        </w:rPr>
-      </w:pPr>
-      <w:r>
-        <w:rPr>
-          <w:rFonts w:ascii="CMU Sans Serif" w:hAnsi="CMU Sans Serif" w:cs="CMU Sans Serif"/>
-          <w:sz w:val="20"/>
-          <w:szCs w:val="20"/>
-        </w:rPr>
-        <w:t xml:space="preserve">Though, the nature of the </w:t>
-      </w:r>
-      <w:r>
-        <w:rPr>
-          <w:rFonts w:ascii="CMU Sans Serif" w:hAnsi="CMU Sans Serif" w:cs="CMU Sans Serif"/>
-          <w:sz w:val="20"/>
-          <w:szCs w:val="20"/>
-        </w:rPr>
-        <w:t xml:space="preserve">new </w:t>
-      </w:r>
-      <w:r>
-        <w:rPr>
-          <w:rFonts w:ascii="CMU Sans Serif" w:hAnsi="CMU Sans Serif" w:cs="CMU Sans Serif"/>
-          <w:sz w:val="20"/>
-          <w:szCs w:val="20"/>
-        </w:rPr>
-        <w:t>format</w:t>
-      </w:r>
-      <w:r>
-        <w:rPr>
-          <w:rFonts w:ascii="CMU Sans Serif" w:hAnsi="CMU Sans Serif" w:cs="CMU Sans Serif"/>
-          <w:sz w:val="20"/>
-          <w:szCs w:val="20"/>
-        </w:rPr>
-        <w:t xml:space="preserve"> remain</w:t>
-      </w:r>
-      <w:r>
-        <w:rPr>
-          <w:rFonts w:ascii="CMU Sans Serif" w:hAnsi="CMU Sans Serif" w:cs="CMU Sans Serif"/>
-          <w:sz w:val="20"/>
-          <w:szCs w:val="20"/>
-        </w:rPr>
-        <w:t>s</w:t>
-      </w:r>
-      <w:r>
-        <w:rPr>
-          <w:rFonts w:ascii="CMU Sans Serif" w:hAnsi="CMU Sans Serif" w:cs="CMU Sans Serif"/>
-          <w:sz w:val="20"/>
-          <w:szCs w:val="20"/>
-        </w:rPr>
-        <w:t xml:space="preserve"> consistent</w:t>
-      </w:r>
-      <w:r>
-        <w:rPr>
-          <w:rFonts w:ascii="CMU Sans Serif" w:hAnsi="CMU Sans Serif" w:cs="CMU Sans Serif"/>
-          <w:sz w:val="20"/>
-          <w:szCs w:val="20"/>
-        </w:rPr>
-        <w:t xml:space="preserve"> </w:t>
-      </w:r>
-      <w:r>
-        <w:rPr>
-          <w:rFonts w:ascii="CMU Sans Serif" w:hAnsi="CMU Sans Serif" w:cs="CMU Sans Serif"/>
-          <w:sz w:val="20"/>
-          <w:szCs w:val="20"/>
-        </w:rPr>
-        <w:t xml:space="preserve">with Miller and Doyle (2025) </w:t>
-      </w:r>
-      <w:r>
-        <w:rPr>
-          <w:rFonts w:ascii="CMU Sans Serif" w:hAnsi="CMU Sans Serif" w:cs="CMU Sans Serif"/>
-          <w:sz w:val="20"/>
-          <w:szCs w:val="20"/>
-        </w:rPr>
-        <w:t>after a transformation from open format to closed</w:t>
-      </w:r>
-      <w:r>
-        <w:rPr>
-          <w:rFonts w:ascii="CMU Sans Serif" w:hAnsi="CMU Sans Serif" w:cs="CMU Sans Serif"/>
-          <w:sz w:val="20"/>
-          <w:szCs w:val="20"/>
-        </w:rPr>
-        <w:t xml:space="preserve">, the interrogation format was </w:t>
-      </w:r>
-      <w:r>
-        <w:rPr>
-          <w:rFonts w:ascii="CMU Sans Serif" w:hAnsi="CMU Sans Serif" w:cs="CMU Sans Serif"/>
-          <w:sz w:val="20"/>
-          <w:szCs w:val="20"/>
-        </w:rPr>
-        <w:t xml:space="preserve">ultimately </w:t>
-      </w:r>
-      <w:r>
-        <w:rPr>
-          <w:rFonts w:ascii="CMU Sans Serif" w:hAnsi="CMU Sans Serif" w:cs="CMU Sans Serif"/>
-          <w:sz w:val="20"/>
-          <w:szCs w:val="20"/>
-        </w:rPr>
-        <w:t xml:space="preserve">changed from </w:t>
-      </w:r>
-      <w:r>
-        <w:rPr>
-          <w:rFonts w:ascii="CMU Sans Serif" w:hAnsi="CMU Sans Serif" w:cs="CMU Sans Serif"/>
-          <w:sz w:val="20"/>
-          <w:szCs w:val="20"/>
-        </w:rPr>
-        <w:t>to better quantify experiences of neurodiverse employees</w:t>
-      </w:r>
-      <w:r>
-        <w:rPr>
-          <w:rFonts w:ascii="CMU Sans Serif" w:hAnsi="CMU Sans Serif" w:cs="CMU Sans Serif"/>
-          <w:sz w:val="20"/>
-          <w:szCs w:val="20"/>
-        </w:rPr>
-        <w:t>. The new ten new questions are</w:t>
-      </w:r>
-      <w:r>
-        <w:rPr>
-          <w:rFonts w:ascii="CMU Sans Serif" w:hAnsi="CMU Sans Serif" w:cs="CMU Sans Serif"/>
-          <w:sz w:val="20"/>
-          <w:szCs w:val="20"/>
-        </w:rPr>
-        <w:t xml:space="preserve"> scaled from 1-10, </w:t>
-      </w:r>
-      <w:r>
-        <w:rPr>
-          <w:rFonts w:ascii="CMU Sans Serif" w:hAnsi="CMU Sans Serif" w:cs="CMU Sans Serif"/>
-          <w:sz w:val="20"/>
-          <w:szCs w:val="20"/>
-        </w:rPr>
-        <w:t xml:space="preserve">relative to Miller and Doyle (2025)’s </w:t>
-      </w:r>
-      <w:r>
-        <w:rPr>
-          <w:rFonts w:ascii="CMU Sans Serif" w:hAnsi="CMU Sans Serif" w:cs="CMU Sans Serif"/>
-          <w:sz w:val="20"/>
-          <w:szCs w:val="20"/>
-        </w:rPr>
-        <w:t>more qualitative</w:t>
-      </w:r>
-      <w:r>
-        <w:rPr>
-          <w:rFonts w:ascii="CMU Sans Serif" w:hAnsi="CMU Sans Serif" w:cs="CMU Sans Serif"/>
-          <w:sz w:val="20"/>
-          <w:szCs w:val="20"/>
-        </w:rPr>
-        <w:t xml:space="preserve"> research</w:t>
-      </w:r>
-      <w:r>
-        <w:rPr>
-          <w:rFonts w:ascii="CMU Sans Serif" w:hAnsi="CMU Sans Serif" w:cs="CMU Sans Serif"/>
-          <w:sz w:val="20"/>
-          <w:szCs w:val="20"/>
-        </w:rPr>
-        <w:t xml:space="preserve"> approach. The strength of this is it allows structural estimates to be derived when we embed these survey variables into an objective function (a </w:t>
-      </w:r>
-      <w:r>
-        <w:rPr>
-          <w:rFonts w:ascii="CMU Sans Serif" w:hAnsi="CMU Sans Serif" w:cs="CMU Sans Serif"/>
-          <w:sz w:val="20"/>
-          <w:szCs w:val="20"/>
-        </w:rPr>
-        <w:t xml:space="preserve">social contract constrained </w:t>
-      </w:r>
-      <w:r>
-        <w:rPr>
-          <w:rFonts w:ascii="CMU Sans Serif" w:hAnsi="CMU Sans Serif" w:cs="CMU Sans Serif"/>
-          <w:sz w:val="20"/>
-          <w:szCs w:val="20"/>
-        </w:rPr>
-        <w:t>maximisation problem).</w:t>
-      </w:r>
-    </w:p>
-    <w:p>
-      <w:pPr>
-        <w:pStyle w:val="ListParagraph"/>
-        <w:numPr>
-          <w:ilvl w:val="0"/>
-          <w:numId w:val="27"/>
-        </w:numPr>
-        <w:spacing w:line="360" w:lineRule="auto"/>
-        <w:jc w:val="both"/>
-        <w:rPr>
-          <w:rFonts w:ascii="CMU Sans Serif" w:hAnsi="CMU Sans Serif" w:cs="CMU Sans Serif"/>
-          <w:sz w:val="20"/>
-          <w:szCs w:val="20"/>
-        </w:rPr>
-      </w:pPr>
-      <w:r>
-        <w:rPr>
-          <w:rFonts w:ascii="CMU Sans Serif" w:hAnsi="CMU Sans Serif" w:cs="CMU Sans Serif"/>
-          <w:sz w:val="20"/>
-          <w:szCs w:val="20"/>
-        </w:rPr>
-        <w:t>What attracts you to an organization?</w:t>
-      </w:r>
-      <w:r>
-        <w:rPr>
-          <w:rFonts w:ascii="CMU Sans Serif" w:hAnsi="CMU Sans Serif" w:cs="CMU Sans Serif"/>
-          <w:sz w:val="20"/>
-          <w:szCs w:val="20"/>
-        </w:rPr>
-        <w:t xml:space="preserve"> </w:t>
-      </w:r>
-      <w:r>
-        <w:rPr>
-          <w:rFonts w:ascii="CMU Sans Serif" w:hAnsi="CMU Sans Serif" w:cs="CMU Sans Serif"/>
-          <w:i/>
-          <w:iCs/>
-          <w:sz w:val="20"/>
-          <w:szCs w:val="20"/>
-        </w:rPr>
-        <w:t>Changes to</w:t>
-      </w:r>
-      <w:r>
-        <w:rPr>
-          <w:rFonts w:ascii="CMU Sans Serif" w:hAnsi="CMU Sans Serif" w:cs="CMU Sans Serif"/>
-          <w:sz w:val="20"/>
-          <w:szCs w:val="20"/>
-        </w:rPr>
-        <w:t xml:space="preserve"> - I am attracted by</w:t>
-      </w:r>
-      <w:r>
-        <w:rPr>
-          <w:rFonts w:ascii="CMU Sans Serif" w:hAnsi="CMU Sans Serif" w:cs="CMU Sans Serif"/>
-          <w:sz w:val="20"/>
-          <w:szCs w:val="20"/>
-        </w:rPr>
-        <w:t xml:space="preserve"> the offer of</w:t>
-      </w:r>
-      <w:r>
-        <w:rPr>
-          <w:rFonts w:ascii="CMU Sans Serif" w:hAnsi="CMU Sans Serif" w:cs="CMU Sans Serif"/>
-          <w:sz w:val="20"/>
-          <w:szCs w:val="20"/>
-        </w:rPr>
-        <w:t xml:space="preserve"> interview </w:t>
-      </w:r>
-      <w:r>
-        <w:rPr>
-          <w:rFonts w:ascii="CMU Sans Serif" w:hAnsi="CMU Sans Serif" w:cs="CMU Sans Serif"/>
-          <w:sz w:val="20"/>
-          <w:szCs w:val="20"/>
-        </w:rPr>
-        <w:t>accommodation</w:t>
-      </w:r>
-      <w:r>
-        <w:rPr>
-          <w:rFonts w:ascii="CMU Sans Serif" w:hAnsi="CMU Sans Serif" w:cs="CMU Sans Serif"/>
-          <w:sz w:val="20"/>
-          <w:szCs w:val="20"/>
-        </w:rPr>
-        <w:t xml:space="preserve"> when applying</w:t>
-      </w:r>
-      <w:r>
-        <w:rPr>
-          <w:rFonts w:ascii="CMU Sans Serif" w:hAnsi="CMU Sans Serif" w:cs="CMU Sans Serif"/>
-          <w:sz w:val="20"/>
-          <w:szCs w:val="20"/>
-        </w:rPr>
-        <w:t>.</w:t>
-      </w:r>
-    </w:p>
-    <w:p>
-      <w:pPr>
-        <w:pStyle w:val="ListParagraph"/>
-        <w:numPr>
-          <w:ilvl w:val="0"/>
-          <w:numId w:val="27"/>
-        </w:numPr>
-        <w:spacing w:line="360" w:lineRule="auto"/>
-        <w:jc w:val="both"/>
-        <w:rPr>
-          <w:rFonts w:ascii="CMU Sans Serif" w:hAnsi="CMU Sans Serif" w:cs="CMU Sans Serif"/>
-          <w:sz w:val="20"/>
-          <w:szCs w:val="20"/>
-        </w:rPr>
-      </w:pPr>
-      <w:r>
-        <w:rPr>
-          <w:rFonts w:ascii="CMU Sans Serif" w:hAnsi="CMU Sans Serif" w:cs="CMU Sans Serif"/>
-          <w:sz w:val="20"/>
-          <w:szCs w:val="20"/>
-        </w:rPr>
-        <w:t>How do you perceive if a potential employer is inclusive during recruitment?</w:t>
-      </w:r>
-      <w:r>
-        <w:rPr>
-          <w:rFonts w:ascii="CMU Sans Serif" w:hAnsi="CMU Sans Serif" w:cs="CMU Sans Serif"/>
-          <w:sz w:val="20"/>
-          <w:szCs w:val="20"/>
-        </w:rPr>
-        <w:t xml:space="preserve"> </w:t>
-      </w:r>
-      <w:r>
-        <w:rPr>
-          <w:rFonts w:ascii="CMU Sans Serif" w:hAnsi="CMU Sans Serif" w:cs="CMU Sans Serif"/>
-          <w:i/>
-          <w:iCs/>
-          <w:sz w:val="20"/>
-          <w:szCs w:val="20"/>
-        </w:rPr>
-        <w:t>Changes to</w:t>
-      </w:r>
-      <w:r>
-        <w:rPr>
-          <w:rFonts w:ascii="CMU Sans Serif" w:hAnsi="CMU Sans Serif" w:cs="CMU Sans Serif"/>
-          <w:sz w:val="20"/>
-          <w:szCs w:val="20"/>
-        </w:rPr>
-        <w:t xml:space="preserve"> - I am increasingly aware of inclusive wording and the behaviours of recruiters.</w:t>
-      </w:r>
-    </w:p>
-    <w:p>
-      <w:pPr>
-        <w:pStyle w:val="ListParagraph"/>
-        <w:numPr>
-          <w:ilvl w:val="0"/>
-          <w:numId w:val="27"/>
-        </w:numPr>
-        <w:spacing w:line="360" w:lineRule="auto"/>
-        <w:jc w:val="both"/>
-        <w:rPr>
-          <w:rFonts w:ascii="CMU Sans Serif" w:hAnsi="CMU Sans Serif" w:cs="CMU Sans Serif"/>
-          <w:sz w:val="20"/>
-          <w:szCs w:val="20"/>
-        </w:rPr>
-      </w:pPr>
-      <w:r>
-        <w:rPr>
-          <w:rFonts w:ascii="CMU Sans Serif" w:hAnsi="CMU Sans Serif" w:cs="CMU Sans Serif"/>
-          <w:sz w:val="20"/>
-          <w:szCs w:val="20"/>
-        </w:rPr>
-        <w:t>How does this impact you?</w:t>
-      </w:r>
-      <w:r>
-        <w:rPr>
-          <w:rFonts w:ascii="CMU Sans Serif" w:hAnsi="CMU Sans Serif" w:cs="CMU Sans Serif"/>
-          <w:sz w:val="20"/>
-          <w:szCs w:val="20"/>
-        </w:rPr>
-        <w:t xml:space="preserve"> </w:t>
-      </w:r>
-      <w:proofErr w:type="gramStart"/>
-      <w:r>
-        <w:rPr>
-          <w:rFonts w:ascii="CMU Sans Serif" w:hAnsi="CMU Sans Serif" w:cs="CMU Sans Serif"/>
-          <w:i/>
-          <w:iCs/>
-          <w:sz w:val="20"/>
-          <w:szCs w:val="20"/>
-        </w:rPr>
-        <w:t>Changes</w:t>
-      </w:r>
-      <w:proofErr w:type="gramEnd"/>
-      <w:r>
-        <w:rPr>
-          <w:rFonts w:ascii="CMU Sans Serif" w:hAnsi="CMU Sans Serif" w:cs="CMU Sans Serif"/>
-          <w:i/>
-          <w:iCs/>
-          <w:sz w:val="20"/>
-          <w:szCs w:val="20"/>
-        </w:rPr>
-        <w:t xml:space="preserve"> to</w:t>
-      </w:r>
-      <w:r>
-        <w:rPr>
-          <w:rFonts w:ascii="CMU Sans Serif" w:hAnsi="CMU Sans Serif" w:cs="CMU Sans Serif"/>
-          <w:sz w:val="20"/>
-          <w:szCs w:val="20"/>
-        </w:rPr>
-        <w:t xml:space="preserve"> - These impact me in a positive way.</w:t>
-      </w:r>
-    </w:p>
-    <w:p>
-      <w:pPr>
-        <w:pStyle w:val="ListParagraph"/>
-        <w:numPr>
-          <w:ilvl w:val="0"/>
-          <w:numId w:val="27"/>
-        </w:numPr>
-        <w:spacing w:line="360" w:lineRule="auto"/>
-        <w:jc w:val="both"/>
-        <w:rPr>
-          <w:rFonts w:ascii="CMU Sans Serif" w:hAnsi="CMU Sans Serif" w:cs="CMU Sans Serif"/>
-          <w:sz w:val="20"/>
-          <w:szCs w:val="20"/>
-        </w:rPr>
-      </w:pPr>
-      <w:r>
-        <w:rPr>
-          <w:rFonts w:ascii="CMU Sans Serif" w:hAnsi="CMU Sans Serif" w:cs="CMU Sans Serif"/>
-          <w:sz w:val="20"/>
-          <w:szCs w:val="20"/>
-        </w:rPr>
-        <w:t>What was your experience of applying to your current organization?</w:t>
-      </w:r>
-      <w:r>
-        <w:rPr>
-          <w:rFonts w:ascii="CMU Sans Serif" w:hAnsi="CMU Sans Serif" w:cs="CMU Sans Serif"/>
-          <w:sz w:val="20"/>
-          <w:szCs w:val="20"/>
-        </w:rPr>
-        <w:t xml:space="preserve"> </w:t>
-      </w:r>
-      <w:r>
-        <w:rPr>
-          <w:rFonts w:ascii="CMU Sans Serif" w:hAnsi="CMU Sans Serif" w:cs="CMU Sans Serif"/>
-          <w:i/>
-          <w:iCs/>
-          <w:sz w:val="20"/>
-          <w:szCs w:val="20"/>
-        </w:rPr>
-        <w:t>Changes to</w:t>
-      </w:r>
-      <w:r>
-        <w:rPr>
-          <w:rFonts w:ascii="CMU Sans Serif" w:hAnsi="CMU Sans Serif" w:cs="CMU Sans Serif"/>
-          <w:sz w:val="20"/>
-          <w:szCs w:val="20"/>
-        </w:rPr>
-        <w:t xml:space="preserve"> - My experience of applying to my current organization was enjoyable.</w:t>
-      </w:r>
-    </w:p>
-    <w:p>
-      <w:pPr>
-        <w:pStyle w:val="ListParagraph"/>
-        <w:numPr>
-          <w:ilvl w:val="0"/>
-          <w:numId w:val="27"/>
-        </w:numPr>
-        <w:spacing w:line="360" w:lineRule="auto"/>
-        <w:jc w:val="both"/>
-        <w:rPr>
-          <w:rFonts w:ascii="CMU Sans Serif" w:hAnsi="CMU Sans Serif" w:cs="CMU Sans Serif"/>
-          <w:sz w:val="20"/>
-          <w:szCs w:val="20"/>
-        </w:rPr>
-      </w:pPr>
-      <w:r>
-        <w:rPr>
-          <w:rFonts w:ascii="CMU Sans Serif" w:hAnsi="CMU Sans Serif" w:cs="CMU Sans Serif"/>
-          <w:sz w:val="20"/>
-          <w:szCs w:val="20"/>
-        </w:rPr>
-        <w:t>Do you have other experiences that have been the same, or different</w:t>
-      </w:r>
-      <w:r>
-        <w:rPr>
-          <w:rFonts w:ascii="CMU Sans Serif" w:hAnsi="CMU Sans Serif" w:cs="CMU Sans Serif"/>
-          <w:sz w:val="20"/>
-          <w:szCs w:val="20"/>
-        </w:rPr>
-        <w:t xml:space="preserve">? </w:t>
-      </w:r>
-      <w:proofErr w:type="gramStart"/>
-      <w:r>
-        <w:rPr>
-          <w:rFonts w:ascii="CMU Sans Serif" w:hAnsi="CMU Sans Serif" w:cs="CMU Sans Serif"/>
-          <w:i/>
-          <w:iCs/>
-          <w:sz w:val="20"/>
-          <w:szCs w:val="20"/>
-        </w:rPr>
-        <w:t>Changes</w:t>
-      </w:r>
-      <w:proofErr w:type="gramEnd"/>
-      <w:r>
-        <w:rPr>
-          <w:rFonts w:ascii="CMU Sans Serif" w:hAnsi="CMU Sans Serif" w:cs="CMU Sans Serif"/>
-          <w:i/>
-          <w:iCs/>
-          <w:sz w:val="20"/>
-          <w:szCs w:val="20"/>
-        </w:rPr>
-        <w:t xml:space="preserve"> to</w:t>
-      </w:r>
-      <w:r>
-        <w:rPr>
-          <w:rFonts w:ascii="CMU Sans Serif" w:hAnsi="CMU Sans Serif" w:cs="CMU Sans Serif"/>
-          <w:sz w:val="20"/>
-          <w:szCs w:val="20"/>
-        </w:rPr>
-        <w:t xml:space="preserve"> - I have </w:t>
-      </w:r>
-      <w:r>
-        <w:rPr>
-          <w:rFonts w:ascii="CMU Sans Serif" w:hAnsi="CMU Sans Serif" w:cs="CMU Sans Serif"/>
-          <w:sz w:val="20"/>
-          <w:szCs w:val="20"/>
-        </w:rPr>
-        <w:t>had</w:t>
-      </w:r>
-      <w:r>
-        <w:rPr>
-          <w:rFonts w:ascii="CMU Sans Serif" w:hAnsi="CMU Sans Serif" w:cs="CMU Sans Serif"/>
-          <w:sz w:val="20"/>
-          <w:szCs w:val="20"/>
-        </w:rPr>
-        <w:t xml:space="preserve"> other enjoyable experiences that have been similar.</w:t>
-      </w:r>
-    </w:p>
-    <w:p>
-      <w:pPr>
-        <w:pStyle w:val="ListParagraph"/>
-        <w:numPr>
-          <w:ilvl w:val="0"/>
-          <w:numId w:val="27"/>
-        </w:numPr>
-        <w:spacing w:line="360" w:lineRule="auto"/>
-        <w:jc w:val="both"/>
-        <w:rPr>
-          <w:rFonts w:ascii="CMU Sans Serif" w:hAnsi="CMU Sans Serif" w:cs="CMU Sans Serif"/>
-          <w:sz w:val="20"/>
-          <w:szCs w:val="20"/>
-        </w:rPr>
-      </w:pPr>
-      <w:r>
-        <w:rPr>
-          <w:rFonts w:ascii="CMU Sans Serif" w:hAnsi="CMU Sans Serif" w:cs="CMU Sans Serif"/>
-          <w:sz w:val="20"/>
-          <w:szCs w:val="20"/>
-        </w:rPr>
-        <w:t>Do you disclose your neurodivergence during recruitment?</w:t>
-      </w:r>
-      <w:r>
-        <w:rPr>
-          <w:rFonts w:ascii="CMU Sans Serif" w:hAnsi="CMU Sans Serif" w:cs="CMU Sans Serif"/>
-          <w:sz w:val="20"/>
-          <w:szCs w:val="20"/>
-        </w:rPr>
-        <w:t xml:space="preserve"> </w:t>
-      </w:r>
-      <w:r>
-        <w:rPr>
-          <w:rFonts w:ascii="CMU Sans Serif" w:hAnsi="CMU Sans Serif" w:cs="CMU Sans Serif"/>
-          <w:i/>
-          <w:iCs/>
-          <w:sz w:val="20"/>
-          <w:szCs w:val="20"/>
-        </w:rPr>
-        <w:t>Changes to</w:t>
-      </w:r>
-      <w:r>
-        <w:rPr>
-          <w:rFonts w:ascii="CMU Sans Serif" w:hAnsi="CMU Sans Serif" w:cs="CMU Sans Serif"/>
-          <w:sz w:val="20"/>
-          <w:szCs w:val="20"/>
-        </w:rPr>
-        <w:t xml:space="preserve"> - I am happy to disclose my neurodivergence during recruitment </w:t>
-      </w:r>
-      <w:r>
-        <w:rPr>
-          <w:rFonts w:ascii="CMU Sans Serif" w:hAnsi="CMU Sans Serif" w:cs="CMU Sans Serif"/>
-          <w:sz w:val="20"/>
-          <w:szCs w:val="20"/>
-        </w:rPr>
-        <w:t>processes.</w:t>
-      </w:r>
-    </w:p>
-    <w:p>
-      <w:pPr>
-        <w:pStyle w:val="ListParagraph"/>
-        <w:numPr>
-          <w:ilvl w:val="0"/>
-          <w:numId w:val="27"/>
-        </w:numPr>
-        <w:spacing w:line="360" w:lineRule="auto"/>
-        <w:jc w:val="both"/>
-        <w:rPr>
-          <w:rFonts w:ascii="CMU Sans Serif" w:hAnsi="CMU Sans Serif" w:cs="CMU Sans Serif"/>
-          <w:sz w:val="20"/>
-          <w:szCs w:val="20"/>
-        </w:rPr>
-      </w:pPr>
-      <w:r>
-        <w:rPr>
-          <w:rFonts w:ascii="CMU Sans Serif" w:hAnsi="CMU Sans Serif" w:cs="CMU Sans Serif"/>
-          <w:sz w:val="20"/>
-          <w:szCs w:val="20"/>
-        </w:rPr>
-        <w:t>What has been your experience of disclosing or not disclosing?</w:t>
-      </w:r>
-      <w:r>
-        <w:rPr>
-          <w:rFonts w:ascii="CMU Sans Serif" w:hAnsi="CMU Sans Serif" w:cs="CMU Sans Serif"/>
-          <w:sz w:val="20"/>
-          <w:szCs w:val="20"/>
-        </w:rPr>
-        <w:t xml:space="preserve"> </w:t>
-      </w:r>
-      <w:r>
-        <w:rPr>
-          <w:rFonts w:ascii="CMU Sans Serif" w:hAnsi="CMU Sans Serif" w:cs="CMU Sans Serif"/>
-          <w:i/>
-          <w:iCs/>
-          <w:sz w:val="20"/>
-          <w:szCs w:val="20"/>
-        </w:rPr>
-        <w:t>Changes to</w:t>
-      </w:r>
-      <w:r>
-        <w:rPr>
-          <w:rFonts w:ascii="CMU Sans Serif" w:hAnsi="CMU Sans Serif" w:cs="CMU Sans Serif"/>
-          <w:sz w:val="20"/>
-          <w:szCs w:val="20"/>
-        </w:rPr>
-        <w:t xml:space="preserve"> - My experience of disclosure has been amicable.</w:t>
-      </w:r>
-    </w:p>
-    <w:p>
-      <w:pPr>
-        <w:pStyle w:val="ListParagraph"/>
-        <w:numPr>
-          <w:ilvl w:val="0"/>
-          <w:numId w:val="27"/>
-        </w:numPr>
-        <w:spacing w:line="360" w:lineRule="auto"/>
-        <w:jc w:val="both"/>
-        <w:rPr>
-          <w:rFonts w:ascii="CMU Sans Serif" w:hAnsi="CMU Sans Serif" w:cs="CMU Sans Serif"/>
-          <w:sz w:val="20"/>
-          <w:szCs w:val="20"/>
-        </w:rPr>
-      </w:pPr>
-      <w:r>
-        <w:rPr>
-          <w:rFonts w:ascii="CMU Sans Serif" w:hAnsi="CMU Sans Serif" w:cs="CMU Sans Serif"/>
-          <w:sz w:val="20"/>
-          <w:szCs w:val="20"/>
-        </w:rPr>
-        <w:t>What has been your experience of adjustments during recruitment?</w:t>
-      </w:r>
-      <w:r>
-        <w:rPr>
-          <w:rFonts w:ascii="CMU Sans Serif" w:hAnsi="CMU Sans Serif" w:cs="CMU Sans Serif"/>
-          <w:sz w:val="20"/>
-          <w:szCs w:val="20"/>
-        </w:rPr>
-        <w:t xml:space="preserve"> </w:t>
-      </w:r>
-      <w:r>
-        <w:rPr>
-          <w:rFonts w:ascii="CMU Sans Serif" w:hAnsi="CMU Sans Serif" w:cs="CMU Sans Serif"/>
-          <w:i/>
-          <w:iCs/>
-          <w:sz w:val="20"/>
-          <w:szCs w:val="20"/>
-        </w:rPr>
-        <w:t>Changes to</w:t>
-      </w:r>
-      <w:r>
-        <w:rPr>
-          <w:rFonts w:ascii="CMU Sans Serif" w:hAnsi="CMU Sans Serif" w:cs="CMU Sans Serif"/>
-          <w:sz w:val="20"/>
-          <w:szCs w:val="20"/>
-        </w:rPr>
-        <w:t xml:space="preserve"> - My experience of adjustments made during recruitment have been reasonable.</w:t>
-      </w:r>
-    </w:p>
-    <w:p>
-      <w:pPr>
-        <w:pStyle w:val="ListParagraph"/>
-        <w:numPr>
-          <w:ilvl w:val="0"/>
-          <w:numId w:val="27"/>
-        </w:numPr>
-        <w:spacing w:line="360" w:lineRule="auto"/>
-        <w:jc w:val="both"/>
-        <w:rPr>
-          <w:rFonts w:ascii="CMU Sans Serif" w:hAnsi="CMU Sans Serif" w:cs="CMU Sans Serif"/>
-          <w:sz w:val="20"/>
-          <w:szCs w:val="20"/>
-        </w:rPr>
-      </w:pPr>
-      <w:r>
-        <w:rPr>
-          <w:rFonts w:ascii="CMU Sans Serif" w:hAnsi="CMU Sans Serif" w:cs="CMU Sans Serif"/>
-          <w:sz w:val="20"/>
-          <w:szCs w:val="20"/>
-        </w:rPr>
-        <w:lastRenderedPageBreak/>
-        <w:t>When you have been at your best during recruitment, that's like what?</w:t>
-      </w:r>
-      <w:r>
-        <w:rPr>
-          <w:rFonts w:ascii="CMU Sans Serif" w:hAnsi="CMU Sans Serif" w:cs="CMU Sans Serif"/>
-          <w:sz w:val="20"/>
-          <w:szCs w:val="20"/>
-        </w:rPr>
-        <w:t xml:space="preserve"> </w:t>
-      </w:r>
-      <w:r>
-        <w:rPr>
-          <w:rFonts w:ascii="CMU Sans Serif" w:hAnsi="CMU Sans Serif" w:cs="CMU Sans Serif"/>
-          <w:i/>
-          <w:iCs/>
-          <w:sz w:val="20"/>
-          <w:szCs w:val="20"/>
-        </w:rPr>
-        <w:t>Changes to</w:t>
-      </w:r>
-      <w:r>
-        <w:rPr>
-          <w:rFonts w:ascii="CMU Sans Serif" w:hAnsi="CMU Sans Serif" w:cs="CMU Sans Serif"/>
-          <w:sz w:val="20"/>
-          <w:szCs w:val="20"/>
-        </w:rPr>
-        <w:t xml:space="preserve"> - To perform my best during a job interview, I require a specific adjustment. (Please state the specific adjustment you require during interview in your last response)</w:t>
-      </w:r>
-    </w:p>
-    <w:p>
-      <w:pPr>
-        <w:pStyle w:val="ListParagraph"/>
-        <w:numPr>
-          <w:ilvl w:val="0"/>
-          <w:numId w:val="27"/>
-        </w:numPr>
-        <w:spacing w:line="360" w:lineRule="auto"/>
-        <w:jc w:val="both"/>
-        <w:rPr>
-          <w:rFonts w:ascii="CMU Sans Serif" w:hAnsi="CMU Sans Serif" w:cs="CMU Sans Serif"/>
-          <w:sz w:val="20"/>
-          <w:szCs w:val="20"/>
-        </w:rPr>
-      </w:pPr>
-      <w:r>
-        <w:rPr>
-          <w:rFonts w:ascii="CMU Sans Serif" w:hAnsi="CMU Sans Serif" w:cs="CMU Sans Serif"/>
-          <w:sz w:val="20"/>
-          <w:szCs w:val="20"/>
-        </w:rPr>
-        <w:t xml:space="preserve">How </w:t>
-      </w:r>
-      <w:r>
-        <w:rPr>
-          <w:rFonts w:ascii="CMU Sans Serif" w:hAnsi="CMU Sans Serif" w:cs="CMU Sans Serif"/>
-          <w:sz w:val="20"/>
-          <w:szCs w:val="20"/>
-        </w:rPr>
-        <w:t>did the organization help you do your best?</w:t>
-      </w:r>
-      <w:r>
-        <w:rPr>
-          <w:rFonts w:ascii="CMU Sans Serif" w:hAnsi="CMU Sans Serif" w:cs="CMU Sans Serif"/>
-          <w:sz w:val="20"/>
-          <w:szCs w:val="20"/>
-        </w:rPr>
-        <w:t xml:space="preserve"> </w:t>
-      </w:r>
-      <w:r>
-        <w:rPr>
-          <w:rFonts w:ascii="CMU Sans Serif" w:hAnsi="CMU Sans Serif" w:cs="CMU Sans Serif"/>
-          <w:i/>
-          <w:iCs/>
-          <w:sz w:val="20"/>
-          <w:szCs w:val="20"/>
-        </w:rPr>
-        <w:t>Changes to</w:t>
-      </w:r>
-      <w:r>
-        <w:rPr>
-          <w:rFonts w:ascii="CMU Sans Serif" w:hAnsi="CMU Sans Serif" w:cs="CMU Sans Serif"/>
-          <w:sz w:val="20"/>
-          <w:szCs w:val="20"/>
-        </w:rPr>
-        <w:t xml:space="preserve"> - My organization helps me to perform my best.</w:t>
-      </w:r>
-    </w:p>
-    <w:p>
-      <w:pPr>
-        <w:spacing w:after="0" w:line="360" w:lineRule="auto"/>
-        <w:jc w:val="both"/>
-        <w:rPr>
-          <w:rFonts w:ascii="CMU Sans Serif" w:eastAsiaTheme="minorEastAsia" w:hAnsi="CMU Sans Serif" w:cs="CMU Sans Serif"/>
-          <w:sz w:val="20"/>
-          <w:szCs w:val="20"/>
-        </w:rPr>
-      </w:pPr>
-      <w:r>
-        <w:rPr>
-          <w:rFonts w:ascii="CMU Sans Serif" w:hAnsi="CMU Sans Serif" w:cs="CMU Sans Serif"/>
-          <w:sz w:val="20"/>
-          <w:szCs w:val="20"/>
-        </w:rPr>
-        <w:t xml:space="preserve">The two-stage-least-squared (2SLS) regression model (Chen, 2019) is defined as the dependent variable: </w:t>
-      </w:r>
-      <m:oMath>
-        <m:r>
-          <w:rPr>
-            <w:rFonts w:ascii="Cambria Math" w:hAnsi="Cambria Math" w:cs="CMU Sans Serif"/>
-            <w:sz w:val="20"/>
-            <w:szCs w:val="20"/>
-          </w:rPr>
-          <m:t>Y</m:t>
-        </m:r>
-      </m:oMath>
-      <w:r>
-        <w:rPr>
-          <w:rFonts w:ascii="CMU Sans Serif" w:eastAsiaTheme="minorEastAsia" w:hAnsi="CMU Sans Serif" w:cs="CMU Sans Serif"/>
-          <w:sz w:val="20"/>
-          <w:szCs w:val="20"/>
-        </w:rPr>
-        <w:t xml:space="preserve"> representing the depression scale, the intercept </w:t>
-      </w:r>
-      <m:oMath>
-        <m:sSub>
-          <m:sSubPr>
-            <m:ctrlPr>
-              <w:rPr>
-                <w:rFonts w:ascii="Cambria Math" w:hAnsi="Cambria Math" w:cs="CMU Sans Serif"/>
-                <w:i/>
-                <w:sz w:val="20"/>
-                <w:szCs w:val="20"/>
-              </w:rPr>
-            </m:ctrlPr>
-          </m:sSubPr>
-          <m:e>
-            <m:r>
-              <w:rPr>
-                <w:rFonts w:ascii="Cambria Math" w:hAnsi="Cambria Math" w:cs="CMU Sans Serif"/>
-                <w:sz w:val="20"/>
-                <w:szCs w:val="20"/>
-              </w:rPr>
-              <m:t>β</m:t>
-            </m:r>
-          </m:e>
-          <m:sub>
-            <m:r>
-              <w:rPr>
-                <w:rFonts w:ascii="Cambria Math" w:hAnsi="Cambria Math" w:cs="CMU Sans Serif"/>
-                <w:sz w:val="20"/>
-                <w:szCs w:val="20"/>
-              </w:rPr>
-              <m:t>0</m:t>
-            </m:r>
-          </m:sub>
-        </m:sSub>
-      </m:oMath>
-      <w:r>
-        <w:rPr>
-          <w:rFonts w:ascii="CMU Sans Serif" w:eastAsiaTheme="minorEastAsia" w:hAnsi="CMU Sans Serif" w:cs="CMU Sans Serif"/>
-          <w:sz w:val="20"/>
-          <w:szCs w:val="20"/>
-        </w:rPr>
-        <w:t xml:space="preserve">, the observed Likert Scale variable (job attractiveness) and its estimator </w:t>
-      </w:r>
-      <m:oMath>
-        <m:sSub>
-          <m:sSubPr>
-            <m:ctrlPr>
-              <w:rPr>
-                <w:rFonts w:ascii="Cambria Math" w:eastAsiaTheme="minorEastAsia" w:hAnsi="Cambria Math" w:cs="CMU Sans Serif"/>
-                <w:i/>
-                <w:sz w:val="20"/>
-                <w:szCs w:val="20"/>
-              </w:rPr>
-            </m:ctrlPr>
-          </m:sSubPr>
-          <m:e>
-            <m:r>
-              <w:rPr>
-                <w:rFonts w:ascii="Cambria Math" w:eastAsiaTheme="minorEastAsia" w:hAnsi="Cambria Math" w:cs="CMU Sans Serif"/>
-                <w:sz w:val="20"/>
-                <w:szCs w:val="20"/>
-              </w:rPr>
-              <m:t>β</m:t>
-            </m:r>
-          </m:e>
-          <m:sub>
-            <m:r>
-              <w:rPr>
-                <w:rFonts w:ascii="Cambria Math" w:eastAsiaTheme="minorEastAsia" w:hAnsi="Cambria Math" w:cs="CMU Sans Serif"/>
-                <w:sz w:val="20"/>
-                <w:szCs w:val="20"/>
-              </w:rPr>
-              <m:t>1</m:t>
-            </m:r>
-          </m:sub>
-        </m:sSub>
-        <m:r>
-          <w:rPr>
-            <w:rFonts w:ascii="Cambria Math" w:eastAsiaTheme="minorEastAsia" w:hAnsi="Cambria Math" w:cs="CMU Sans Serif"/>
-            <w:sz w:val="20"/>
-            <w:szCs w:val="20"/>
-          </w:rPr>
-          <m:t xml:space="preserve"> and </m:t>
-        </m:r>
-        <m:sSub>
-          <m:sSubPr>
-            <m:ctrlPr>
-              <w:rPr>
-                <w:rFonts w:ascii="Cambria Math" w:eastAsiaTheme="minorEastAsia" w:hAnsi="Cambria Math" w:cs="CMU Sans Serif"/>
-                <w:i/>
-                <w:sz w:val="20"/>
-                <w:szCs w:val="20"/>
-              </w:rPr>
-            </m:ctrlPr>
-          </m:sSubPr>
-          <m:e>
-            <m:r>
-              <w:rPr>
-                <w:rFonts w:ascii="Cambria Math" w:eastAsiaTheme="minorEastAsia" w:hAnsi="Cambria Math" w:cs="CMU Sans Serif"/>
-                <w:sz w:val="20"/>
-                <w:szCs w:val="20"/>
-              </w:rPr>
-              <m:t>X</m:t>
-            </m:r>
-          </m:e>
-          <m:sub>
-            <m:r>
-              <w:rPr>
-                <w:rFonts w:ascii="Cambria Math" w:eastAsiaTheme="minorEastAsia" w:hAnsi="Cambria Math" w:cs="CMU Sans Serif"/>
-                <w:sz w:val="20"/>
-                <w:szCs w:val="20"/>
-              </w:rPr>
-              <m:t>1</m:t>
-            </m:r>
-          </m:sub>
-        </m:sSub>
-      </m:oMath>
-      <w:r>
-        <w:rPr>
-          <w:rFonts w:ascii="CMU Sans Serif" w:eastAsiaTheme="minorEastAsia" w:hAnsi="CMU Sans Serif" w:cs="CMU Sans Serif"/>
-          <w:sz w:val="20"/>
-          <w:szCs w:val="20"/>
-        </w:rPr>
-        <w:t xml:space="preserve">, and finally the residual or error term, </w:t>
-      </w:r>
-      <m:oMath>
-        <m:r>
-          <w:rPr>
-            <w:rFonts w:ascii="Cambria Math" w:eastAsiaTheme="minorEastAsia" w:hAnsi="Cambria Math" w:cs="CMU Sans Serif"/>
-            <w:sz w:val="20"/>
-            <w:szCs w:val="20"/>
-          </w:rPr>
-          <m:t>ε</m:t>
-        </m:r>
-      </m:oMath>
-      <w:r>
-        <w:rPr>
-          <w:rFonts w:ascii="CMU Sans Serif" w:eastAsiaTheme="minorEastAsia" w:hAnsi="CMU Sans Serif" w:cs="CMU Sans Serif"/>
-          <w:sz w:val="20"/>
-          <w:szCs w:val="20"/>
-        </w:rPr>
-        <w:t>.</w:t>
-      </w:r>
-    </w:p>
-    <w:p>
-      <w:pPr>
-        <w:spacing w:line="360" w:lineRule="auto"/>
-        <w:rPr>
-          <w:rFonts w:ascii="CMU Sans Serif" w:hAnsi="CMU Sans Serif" w:cs="CMU Sans Serif"/>
-          <w:sz w:val="20"/>
-          <w:szCs w:val="20"/>
-        </w:rPr>
-      </w:pPr>
-    </w:p>
-    <w:p>
-      <w:pPr>
-        <w:spacing w:line="360" w:lineRule="auto"/>
-        <w:rPr>
-          <w:rFonts w:ascii="CMU Sans Serif" w:eastAsiaTheme="minorEastAsia" w:hAnsi="CMU Sans Serif" w:cs="CMU Sans Serif"/>
-          <w:sz w:val="20"/>
-          <w:szCs w:val="20"/>
-        </w:rPr>
-      </w:pPr>
-      <w:r>
-        <w:rPr>
-          <w:rFonts w:ascii="CMU Sans Serif" w:hAnsi="CMU Sans Serif" w:cs="CMU Sans Serif"/>
-          <w:sz w:val="20"/>
-          <w:szCs w:val="20"/>
-        </w:rPr>
-        <w:t>(1.14.5)</w:t>
-      </w:r>
-      <w:r>
-        <w:rPr>
-          <w:rFonts w:ascii="CMU Sans Serif" w:hAnsi="CMU Sans Serif" w:cs="CMU Sans Serif"/>
-          <w:sz w:val="20"/>
-          <w:szCs w:val="20"/>
-        </w:rPr>
-        <w:tab/>
-      </w:r>
-      <w:r>
-        <w:rPr>
-          <w:rFonts w:ascii="CMU Sans Serif" w:hAnsi="CMU Sans Serif" w:cs="CMU Sans Serif"/>
-          <w:sz w:val="20"/>
-          <w:szCs w:val="20"/>
-        </w:rPr>
-        <w:tab/>
-      </w:r>
-      <w:r>
-        <w:rPr>
-          <w:rFonts w:ascii="CMU Sans Serif" w:hAnsi="CMU Sans Serif" w:cs="CMU Sans Serif"/>
-          <w:sz w:val="20"/>
-          <w:szCs w:val="20"/>
-        </w:rPr>
-        <w:tab/>
-      </w:r>
-      <w:r>
-        <w:rPr>
-          <w:rFonts w:ascii="CMU Sans Serif" w:hAnsi="CMU Sans Serif" w:cs="CMU Sans Serif"/>
-          <w:sz w:val="20"/>
-          <w:szCs w:val="20"/>
-        </w:rPr>
-        <w:tab/>
-      </w:r>
-      <w:r>
-        <w:rPr>
-          <w:rFonts w:ascii="CMU Sans Serif" w:hAnsi="CMU Sans Serif" w:cs="CMU Sans Serif"/>
-          <w:sz w:val="20"/>
-          <w:szCs w:val="20"/>
-        </w:rPr>
-        <w:tab/>
-      </w:r>
-      <m:oMath>
-        <m:r>
-          <w:rPr>
-            <w:rFonts w:ascii="Cambria Math" w:hAnsi="Cambria Math" w:cs="CMU Sans Serif"/>
-            <w:sz w:val="20"/>
-            <w:szCs w:val="20"/>
-          </w:rPr>
-          <m:t>Y=</m:t>
-        </m:r>
-        <m:sSub>
-          <m:sSubPr>
-            <m:ctrlPr>
-              <w:rPr>
-                <w:rFonts w:ascii="Cambria Math" w:hAnsi="Cambria Math" w:cs="CMU Sans Serif"/>
-                <w:i/>
-                <w:sz w:val="20"/>
-                <w:szCs w:val="20"/>
-              </w:rPr>
-            </m:ctrlPr>
-          </m:sSubPr>
-          <m:e>
-            <m:r>
-              <w:rPr>
-                <w:rFonts w:ascii="Cambria Math" w:hAnsi="Cambria Math" w:cs="CMU Sans Serif"/>
-                <w:sz w:val="20"/>
-                <w:szCs w:val="20"/>
-              </w:rPr>
-              <m:t>β</m:t>
-            </m:r>
-          </m:e>
-          <m:sub>
-            <m:r>
-              <w:rPr>
-                <w:rFonts w:ascii="Cambria Math" w:hAnsi="Cambria Math" w:cs="CMU Sans Serif"/>
-                <w:sz w:val="20"/>
-                <w:szCs w:val="20"/>
-              </w:rPr>
-              <m:t>0</m:t>
-            </m:r>
-          </m:sub>
-        </m:sSub>
-        <m:r>
-          <w:rPr>
-            <w:rFonts w:ascii="Cambria Math" w:eastAsiaTheme="minorEastAsia" w:hAnsi="Cambria Math" w:cs="CMU Sans Serif"/>
-            <w:sz w:val="20"/>
-            <w:szCs w:val="20"/>
-          </w:rPr>
-          <m:t>+</m:t>
-        </m:r>
-        <m:sSub>
-          <m:sSubPr>
-            <m:ctrlPr>
-              <w:rPr>
-                <w:rFonts w:ascii="Cambria Math" w:eastAsiaTheme="minorEastAsia" w:hAnsi="Cambria Math" w:cs="CMU Sans Serif"/>
-                <w:i/>
-                <w:sz w:val="20"/>
-                <w:szCs w:val="20"/>
-              </w:rPr>
-            </m:ctrlPr>
-          </m:sSubPr>
-          <m:e>
-            <m:r>
-              <w:rPr>
-                <w:rFonts w:ascii="Cambria Math" w:eastAsiaTheme="minorEastAsia" w:hAnsi="Cambria Math" w:cs="CMU Sans Serif"/>
-                <w:sz w:val="20"/>
-                <w:szCs w:val="20"/>
-              </w:rPr>
-              <m:t>β</m:t>
-            </m:r>
-          </m:e>
-          <m:sub>
-            <m:r>
-              <w:rPr>
-                <w:rFonts w:ascii="Cambria Math" w:eastAsiaTheme="minorEastAsia" w:hAnsi="Cambria Math" w:cs="CMU Sans Serif"/>
-                <w:sz w:val="20"/>
-                <w:szCs w:val="20"/>
-              </w:rPr>
-              <m:t>1</m:t>
-            </m:r>
-          </m:sub>
-        </m:sSub>
-        <m:sSub>
-          <m:sSubPr>
-            <m:ctrlPr>
-              <w:rPr>
-                <w:rFonts w:ascii="Cambria Math" w:eastAsiaTheme="minorEastAsia" w:hAnsi="Cambria Math" w:cs="CMU Sans Serif"/>
-                <w:i/>
-                <w:sz w:val="20"/>
-                <w:szCs w:val="20"/>
-              </w:rPr>
-            </m:ctrlPr>
-          </m:sSubPr>
-          <m:e>
-            <m:r>
-              <w:rPr>
-                <w:rFonts w:ascii="Cambria Math" w:eastAsiaTheme="minorEastAsia" w:hAnsi="Cambria Math" w:cs="CMU Sans Serif"/>
-                <w:sz w:val="20"/>
-                <w:szCs w:val="20"/>
-              </w:rPr>
-              <m:t>X</m:t>
-            </m:r>
-          </m:e>
-          <m:sub>
-            <m:r>
-              <w:rPr>
-                <w:rFonts w:ascii="Cambria Math" w:eastAsiaTheme="minorEastAsia" w:hAnsi="Cambria Math" w:cs="CMU Sans Serif"/>
-                <w:sz w:val="20"/>
-                <w:szCs w:val="20"/>
-              </w:rPr>
-              <m:t>1</m:t>
-            </m:r>
-          </m:sub>
-        </m:sSub>
-        <m:r>
-          <w:rPr>
-            <w:rFonts w:ascii="Cambria Math" w:eastAsiaTheme="minorEastAsia" w:hAnsi="Cambria Math" w:cs="CMU Sans Serif"/>
-            <w:sz w:val="20"/>
-            <w:szCs w:val="20"/>
-          </w:rPr>
-          <m:t>+ε</m:t>
-        </m:r>
-      </m:oMath>
-    </w:p>
-    <w:p>
-      <w:pPr>
-        <w:spacing w:line="360" w:lineRule="auto"/>
-        <w:rPr>
-          <w:rFonts w:ascii="CMU Sans Serif" w:eastAsiaTheme="minorEastAsia" w:hAnsi="CMU Sans Serif" w:cs="CMU Sans Serif"/>
-          <w:sz w:val="20"/>
-          <w:szCs w:val="20"/>
-        </w:rPr>
-      </w:pPr>
-    </w:p>
-    <w:p>
-      <w:pPr>
-        <w:spacing w:line="360" w:lineRule="auto"/>
-        <w:jc w:val="both"/>
-        <w:rPr>
-          <w:rFonts w:ascii="CMU Sans Serif" w:hAnsi="CMU Sans Serif" w:cs="CMU Sans Serif"/>
-          <w:sz w:val="20"/>
-          <w:szCs w:val="20"/>
-        </w:rPr>
-      </w:pPr>
-      <w:r>
-        <w:rPr>
-          <w:rFonts w:ascii="CMU Sans Serif" w:hAnsi="CMU Sans Serif" w:cs="CMU Sans Serif"/>
-          <w:sz w:val="20"/>
-          <w:szCs w:val="20"/>
-        </w:rPr>
-        <w:t>In terms of key variables, it was assumed that two key variables emerged as primary sources from this survey in the objective function, the measure of job ‘attractiveness’. The depression scale emerged as a secondary source of data.</w:t>
-      </w:r>
-      <w:r>
-        <w:rPr>
-          <w:rFonts w:ascii="CMU Sans Serif" w:hAnsi="CMU Sans Serif" w:cs="CMU Sans Serif"/>
-          <w:sz w:val="20"/>
-          <w:szCs w:val="20"/>
-        </w:rPr>
-        <w:t xml:space="preserve"> This thesis now turns </w:t>
-      </w:r>
-      <w:r>
-        <w:rPr>
-          <w:rFonts w:ascii="CMU Sans Serif" w:hAnsi="CMU Sans Serif" w:cs="CMU Sans Serif"/>
-          <w:sz w:val="20"/>
-          <w:szCs w:val="20"/>
-        </w:rPr>
-        <w:t xml:space="preserve">its </w:t>
-      </w:r>
-      <w:r>
-        <w:rPr>
-          <w:rFonts w:ascii="CMU Sans Serif" w:hAnsi="CMU Sans Serif" w:cs="CMU Sans Serif"/>
-          <w:sz w:val="20"/>
-          <w:szCs w:val="20"/>
-        </w:rPr>
-        <w:t xml:space="preserve">attention to the </w:t>
-      </w:r>
-      <w:r>
-        <w:rPr>
-          <w:rFonts w:ascii="CMU Sans Serif" w:hAnsi="CMU Sans Serif" w:cs="CMU Sans Serif"/>
-          <w:sz w:val="20"/>
-          <w:szCs w:val="20"/>
-        </w:rPr>
-        <w:t>structural model (as opposed to a reduced form model) and its associated inferences</w:t>
-      </w:r>
-      <w:r>
-        <w:rPr>
-          <w:rFonts w:ascii="CMU Sans Serif" w:hAnsi="CMU Sans Serif" w:cs="CMU Sans Serif"/>
-          <w:sz w:val="20"/>
-          <w:szCs w:val="20"/>
-        </w:rPr>
-        <w:t xml:space="preserve"> mentioned above. These </w:t>
-      </w:r>
-      <w:r>
-        <w:rPr>
-          <w:rFonts w:ascii="CMU Sans Serif" w:hAnsi="CMU Sans Serif" w:cs="CMU Sans Serif"/>
-          <w:sz w:val="20"/>
-          <w:szCs w:val="20"/>
-        </w:rPr>
-        <w:t xml:space="preserve">inferences, or assumptions, in part form </w:t>
-      </w:r>
-      <w:r>
-        <w:rPr>
-          <w:rFonts w:ascii="CMU Sans Serif" w:hAnsi="CMU Sans Serif" w:cs="CMU Sans Serif"/>
-          <w:sz w:val="20"/>
-          <w:szCs w:val="20"/>
-        </w:rPr>
-        <w:t xml:space="preserve">questions </w:t>
-      </w:r>
-      <w:r>
-        <w:rPr>
-          <w:rFonts w:ascii="CMU Sans Serif" w:hAnsi="CMU Sans Serif" w:cs="CMU Sans Serif"/>
-          <w:sz w:val="20"/>
-          <w:szCs w:val="20"/>
-        </w:rPr>
-        <w:t xml:space="preserve">which in turn </w:t>
-      </w:r>
-      <w:r>
-        <w:rPr>
-          <w:rFonts w:ascii="CMU Sans Serif" w:hAnsi="CMU Sans Serif" w:cs="CMU Sans Serif"/>
-          <w:sz w:val="20"/>
-          <w:szCs w:val="20"/>
-        </w:rPr>
-        <w:t>are separate to the primary research questions and are secondary in nature.</w:t>
-      </w:r>
-    </w:p>
-    <w:p>
-      <w:pPr>
-        <w:spacing w:after="0" w:line="360" w:lineRule="auto"/>
-        <w:contextualSpacing/>
-        <w:jc w:val="both"/>
-        <w:rPr>
-          <w:rFonts w:ascii="CMU Sans Serif" w:hAnsi="CMU Sans Serif" w:cs="CMU Sans Serif"/>
-          <w:sz w:val="20"/>
-          <w:szCs w:val="20"/>
-        </w:rPr>
-      </w:pPr>
-      <w:r>
-        <w:rPr>
-          <w:rFonts w:ascii="CMU Sans Serif" w:hAnsi="CMU Sans Serif" w:cs="CMU Sans Serif"/>
-          <w:sz w:val="20"/>
-          <w:szCs w:val="20"/>
-        </w:rPr>
-        <w:t>Given that recent research demonstrates how neuro</w:t>
-      </w:r>
-      <w:r>
-        <w:rPr>
-          <w:rFonts w:ascii="CMU Sans Serif" w:hAnsi="CMU Sans Serif" w:cs="CMU Sans Serif"/>
-          <w:sz w:val="20"/>
-          <w:szCs w:val="20"/>
-        </w:rPr>
-        <w:t>inclusive</w:t>
-      </w:r>
-      <w:r>
-        <w:rPr>
-          <w:rFonts w:ascii="CMU Sans Serif" w:hAnsi="CMU Sans Serif" w:cs="CMU Sans Serif"/>
-          <w:sz w:val="20"/>
-          <w:szCs w:val="20"/>
-        </w:rPr>
-        <w:t xml:space="preserve"> teams can be 30% more productive than those which do not include neurodiverse employees (NatWest Mentor, 2025), and with Gen Z entering the workforce – over 50% of whom have some sort of neurodivergent condition</w:t>
-      </w:r>
-      <w:commentRangeStart w:id="2"/>
-      <w:commentRangeStart w:id="3"/>
-      <w:r>
-        <w:rPr>
-          <w:rStyle w:val="FootnoteReference"/>
-          <w:rFonts w:ascii="CMU Sans Serif" w:hAnsi="CMU Sans Serif" w:cs="CMU Sans Serif"/>
-          <w:sz w:val="20"/>
-          <w:szCs w:val="20"/>
-        </w:rPr>
-        <w:footnoteReference w:id="2"/>
-      </w:r>
-      <w:commentRangeEnd w:id="2"/>
-      <w:r>
-        <w:rPr>
-          <w:rStyle w:val="CommentReference"/>
-          <w:rFonts w:ascii="CMU Sans Serif" w:hAnsi="CMU Sans Serif" w:cs="CMU Sans Serif"/>
-          <w:sz w:val="20"/>
-          <w:szCs w:val="20"/>
-        </w:rPr>
-        <w:commentReference w:id="2"/>
-      </w:r>
-      <w:commentRangeEnd w:id="3"/>
-      <w:r>
-        <w:rPr>
-          <w:rStyle w:val="CommentReference"/>
-          <w:rFonts w:ascii="CMU Sans Serif" w:hAnsi="CMU Sans Serif" w:cs="CMU Sans Serif"/>
-          <w:sz w:val="20"/>
-          <w:szCs w:val="20"/>
-        </w:rPr>
-        <w:commentReference w:id="3"/>
-      </w:r>
-      <w:r>
-        <w:rPr>
-          <w:rFonts w:ascii="CMU Sans Serif" w:hAnsi="CMU Sans Serif" w:cs="CMU Sans Serif"/>
-          <w:sz w:val="20"/>
-          <w:szCs w:val="20"/>
-        </w:rPr>
-        <w:t xml:space="preserve"> </w:t>
-      </w:r>
-      <w:r>
-        <w:rPr>
-          <w:rFonts w:ascii="CMU Sans Serif" w:hAnsi="CMU Sans Serif" w:cs="CMU Sans Serif"/>
-          <w:sz w:val="20"/>
-          <w:szCs w:val="20"/>
-        </w:rPr>
-        <w:t xml:space="preserve">- either Autism Spectrum Disorder or Bipolar Disorder </w:t>
-      </w:r>
-      <w:r>
-        <w:rPr>
-          <w:rFonts w:ascii="CMU Sans Serif" w:hAnsi="CMU Sans Serif" w:cs="CMU Sans Serif"/>
-          <w:sz w:val="20"/>
-          <w:szCs w:val="20"/>
-        </w:rPr>
-        <w:t xml:space="preserve">(Forbes Magazine, 2025), the broad research topic I have selected to follow for this module is a contemporary problem with its roots in a recent report </w:t>
-      </w:r>
-      <w:r>
-        <w:rPr>
-          <w:rFonts w:ascii="CMU Sans Serif" w:hAnsi="CMU Sans Serif" w:cs="CMU Sans Serif"/>
-          <w:sz w:val="22"/>
-          <w:szCs w:val="22"/>
-        </w:rPr>
-        <w:t>(</w:t>
-      </w:r>
-      <w:r>
-        <w:rPr>
-          <w:rFonts w:ascii="CMU Sans Serif" w:hAnsi="CMU Sans Serif" w:cs="CMU Sans Serif"/>
-          <w:sz w:val="20"/>
-          <w:szCs w:val="20"/>
-        </w:rPr>
-        <w:t>Youth Future’s Foundation, 2025)</w:t>
-      </w:r>
-      <w:r>
-        <w:rPr>
-          <w:rFonts w:ascii="CMU Sans Serif" w:hAnsi="CMU Sans Serif" w:cs="CMU Sans Serif"/>
-          <w:sz w:val="22"/>
-          <w:szCs w:val="22"/>
-        </w:rPr>
-        <w:t xml:space="preserve">. </w:t>
-      </w:r>
-      <w:r>
-        <w:rPr>
-          <w:rFonts w:ascii="CMU Sans Serif" w:hAnsi="CMU Sans Serif" w:cs="CMU Sans Serif"/>
-          <w:sz w:val="20"/>
-          <w:szCs w:val="20"/>
-        </w:rPr>
-        <w:t xml:space="preserve">As an interdisciplinary topic, this thesis is partly covered by </w:t>
-      </w:r>
-      <w:r>
-        <w:rPr>
-          <w:rFonts w:ascii="CMU Sans Serif" w:hAnsi="CMU Sans Serif" w:cs="CMU Sans Serif"/>
-          <w:i/>
-          <w:iCs/>
-          <w:sz w:val="20"/>
-          <w:szCs w:val="20"/>
-        </w:rPr>
-        <w:t>signalling</w:t>
-      </w:r>
-      <w:r>
-        <w:rPr>
-          <w:rFonts w:ascii="CMU Sans Serif" w:hAnsi="CMU Sans Serif" w:cs="CMU Sans Serif"/>
-          <w:sz w:val="20"/>
-          <w:szCs w:val="20"/>
-        </w:rPr>
-        <w:t xml:space="preserve"> (</w:t>
-      </w:r>
-      <w:commentRangeStart w:id="4"/>
-      <w:r>
-        <w:rPr>
-          <w:rFonts w:ascii="CMU Sans Serif" w:hAnsi="CMU Sans Serif" w:cs="CMU Sans Serif"/>
-          <w:sz w:val="20"/>
-          <w:szCs w:val="20"/>
-        </w:rPr>
-        <w:t>psychology</w:t>
-      </w:r>
-      <w:commentRangeEnd w:id="4"/>
-      <w:r>
-        <w:rPr>
-          <w:rStyle w:val="CommentReference"/>
-          <w:rFonts w:ascii="CMU Sans Serif" w:hAnsi="CMU Sans Serif" w:cs="CMU Sans Serif"/>
-          <w:sz w:val="20"/>
-          <w:szCs w:val="20"/>
-        </w:rPr>
-        <w:commentReference w:id="4"/>
-      </w:r>
-      <w:r>
-        <w:rPr>
-          <w:rFonts w:ascii="CMU Sans Serif" w:hAnsi="CMU Sans Serif" w:cs="CMU Sans Serif"/>
-          <w:sz w:val="20"/>
-          <w:szCs w:val="20"/>
-        </w:rPr>
-        <w:t xml:space="preserve">), </w:t>
-      </w:r>
-      <w:r>
-        <w:rPr>
-          <w:rFonts w:ascii="CMU Sans Serif" w:hAnsi="CMU Sans Serif" w:cs="CMU Sans Serif"/>
-          <w:i/>
-          <w:iCs/>
-          <w:sz w:val="20"/>
-          <w:szCs w:val="20"/>
-        </w:rPr>
-        <w:t>applicant</w:t>
-      </w:r>
-      <w:r>
-        <w:rPr>
-          <w:rFonts w:ascii="CMU Sans Serif" w:hAnsi="CMU Sans Serif" w:cs="CMU Sans Serif"/>
-          <w:sz w:val="20"/>
-          <w:szCs w:val="20"/>
-        </w:rPr>
-        <w:t xml:space="preserve"> </w:t>
-      </w:r>
-      <w:r>
-        <w:rPr>
-          <w:rFonts w:ascii="CMU Sans Serif" w:hAnsi="CMU Sans Serif" w:cs="CMU Sans Serif"/>
-          <w:i/>
-          <w:iCs/>
-          <w:sz w:val="20"/>
-          <w:szCs w:val="20"/>
-        </w:rPr>
-        <w:t>attraction</w:t>
-      </w:r>
-      <w:r>
-        <w:rPr>
-          <w:rFonts w:ascii="CMU Sans Serif" w:hAnsi="CMU Sans Serif" w:cs="CMU Sans Serif"/>
-          <w:sz w:val="20"/>
-          <w:szCs w:val="20"/>
-        </w:rPr>
-        <w:t xml:space="preserve"> (HRM), </w:t>
-      </w:r>
-      <w:r>
-        <w:rPr>
-          <w:rFonts w:ascii="CMU Sans Serif" w:hAnsi="CMU Sans Serif" w:cs="CMU Sans Serif"/>
-          <w:i/>
-          <w:iCs/>
-          <w:sz w:val="20"/>
-          <w:szCs w:val="20"/>
-        </w:rPr>
-        <w:t>employee</w:t>
-      </w:r>
-      <w:r>
-        <w:rPr>
-          <w:rFonts w:ascii="CMU Sans Serif" w:hAnsi="CMU Sans Serif" w:cs="CMU Sans Serif"/>
-          <w:sz w:val="20"/>
-          <w:szCs w:val="20"/>
-        </w:rPr>
-        <w:t xml:space="preserve"> </w:t>
-      </w:r>
-      <w:r>
-        <w:rPr>
-          <w:rFonts w:ascii="CMU Sans Serif" w:hAnsi="CMU Sans Serif" w:cs="CMU Sans Serif"/>
-          <w:i/>
-          <w:iCs/>
-          <w:sz w:val="20"/>
-          <w:szCs w:val="20"/>
-        </w:rPr>
-        <w:t>wellbeing</w:t>
-      </w:r>
-      <w:r>
-        <w:rPr>
-          <w:rFonts w:ascii="CMU Sans Serif" w:hAnsi="CMU Sans Serif" w:cs="CMU Sans Serif"/>
-          <w:sz w:val="20"/>
-          <w:szCs w:val="20"/>
-        </w:rPr>
-        <w:t xml:space="preserve"> (HRM) and </w:t>
-      </w:r>
-      <w:r>
-        <w:rPr>
-          <w:rFonts w:ascii="CMU Sans Serif" w:hAnsi="CMU Sans Serif" w:cs="CMU Sans Serif"/>
-          <w:i/>
-          <w:iCs/>
-          <w:sz w:val="20"/>
-          <w:szCs w:val="20"/>
-        </w:rPr>
-        <w:t>labour</w:t>
-      </w:r>
-      <w:r>
-        <w:rPr>
-          <w:rFonts w:ascii="CMU Sans Serif" w:hAnsi="CMU Sans Serif" w:cs="CMU Sans Serif"/>
-          <w:sz w:val="20"/>
-          <w:szCs w:val="20"/>
-        </w:rPr>
-        <w:t xml:space="preserve"> </w:t>
-      </w:r>
-      <w:r>
-        <w:rPr>
-          <w:rFonts w:ascii="CMU Sans Serif" w:hAnsi="CMU Sans Serif" w:cs="CMU Sans Serif"/>
-          <w:i/>
-          <w:iCs/>
-          <w:sz w:val="20"/>
-          <w:szCs w:val="20"/>
-        </w:rPr>
-        <w:t>market</w:t>
-      </w:r>
-      <w:r>
-        <w:rPr>
-          <w:rFonts w:ascii="CMU Sans Serif" w:hAnsi="CMU Sans Serif" w:cs="CMU Sans Serif"/>
-          <w:sz w:val="20"/>
-          <w:szCs w:val="20"/>
-        </w:rPr>
-        <w:t xml:space="preserve"> </w:t>
-      </w:r>
-      <w:r>
-        <w:rPr>
-          <w:rFonts w:ascii="CMU Sans Serif" w:hAnsi="CMU Sans Serif" w:cs="CMU Sans Serif"/>
-          <w:i/>
-          <w:iCs/>
-          <w:sz w:val="20"/>
-          <w:szCs w:val="20"/>
-        </w:rPr>
-        <w:t>analysis</w:t>
-      </w:r>
-      <w:r>
-        <w:rPr>
-          <w:rFonts w:ascii="CMU Sans Serif" w:hAnsi="CMU Sans Serif" w:cs="CMU Sans Serif"/>
-          <w:sz w:val="20"/>
-          <w:szCs w:val="20"/>
-        </w:rPr>
-        <w:t xml:space="preserve"> (game theory). </w:t>
-      </w:r>
-    </w:p>
-    <w:p>
-      <w:pPr>
-        <w:spacing w:after="0" w:line="360" w:lineRule="auto"/>
-        <w:contextualSpacing/>
-        <w:jc w:val="both"/>
-        <w:rPr>
-          <w:rFonts w:ascii="CMU Sans Serif" w:hAnsi="CMU Sans Serif" w:cs="CMU Sans Serif"/>
-          <w:sz w:val="20"/>
-          <w:szCs w:val="20"/>
-        </w:rPr>
-      </w:pPr>
-    </w:p>
-    <w:p>
-      <w:pPr>
-        <w:spacing w:after="0" w:line="360" w:lineRule="auto"/>
-        <w:contextualSpacing/>
-        <w:jc w:val="both"/>
-        <w:rPr>
-          <w:rFonts w:ascii="CMU Sans Serif" w:hAnsi="CMU Sans Serif" w:cs="CMU Sans Serif"/>
-          <w:sz w:val="20"/>
-          <w:szCs w:val="20"/>
-        </w:rPr>
-      </w:pPr>
-      <w:r>
-        <w:rPr>
-          <w:rFonts w:ascii="CMU Sans Serif" w:hAnsi="CMU Sans Serif" w:cs="CMU Sans Serif"/>
-          <w:sz w:val="20"/>
-          <w:szCs w:val="20"/>
-        </w:rPr>
-        <w:t xml:space="preserve">As I am deeply intrigued by the sort of opportunities available to young and neurodiverse </w:t>
-      </w:r>
-      <w:r>
-        <w:rPr>
-          <w:rFonts w:ascii="CMU Sans Serif" w:hAnsi="CMU Sans Serif" w:cs="CMU Sans Serif"/>
-          <w:sz w:val="20"/>
-          <w:szCs w:val="20"/>
-        </w:rPr>
-        <w:t xml:space="preserve">adult </w:t>
-      </w:r>
-      <w:r>
-        <w:rPr>
-          <w:rFonts w:ascii="CMU Sans Serif" w:hAnsi="CMU Sans Serif" w:cs="CMU Sans Serif"/>
-          <w:sz w:val="20"/>
-          <w:szCs w:val="20"/>
-        </w:rPr>
-        <w:t>applicants and how these opportunities are perceived by those who apply, I have chosen a topic that investigates an instance and prevalent gap in the literature on hiring technology and perceptions of recruitment processes by neurodiverse applicants (Miller and Doyle, 2025). I have devised a set of five hypothesis to outline the direction which I would like the research to follow, and which resulted in the research question I have settled on.</w:t>
-      </w:r>
-      <w:r>
-        <w:rPr>
-          <w:rFonts w:ascii="CMU Sans Serif" w:hAnsi="CMU Sans Serif" w:cs="CMU Sans Serif"/>
-          <w:sz w:val="20"/>
-          <w:szCs w:val="20"/>
-        </w:rPr>
-        <w:t xml:space="preserve"> </w:t>
-      </w:r>
-      <w:r>
-        <w:rPr>
-          <w:rFonts w:ascii="CMU Sans Serif" w:hAnsi="CMU Sans Serif" w:cs="CMU Sans Serif"/>
-          <w:sz w:val="20"/>
-          <w:szCs w:val="20"/>
-        </w:rPr>
-        <w:t xml:space="preserve">From the very outset I </w:t>
-      </w:r>
-      <w:r>
-        <w:rPr>
-          <w:rFonts w:ascii="CMU Sans Serif" w:hAnsi="CMU Sans Serif" w:cs="CMU Sans Serif"/>
-          <w:sz w:val="20"/>
-          <w:szCs w:val="20"/>
-        </w:rPr>
-        <w:t>will</w:t>
-      </w:r>
-      <w:r>
-        <w:rPr>
-          <w:rFonts w:ascii="CMU Sans Serif" w:hAnsi="CMU Sans Serif" w:cs="CMU Sans Serif"/>
-          <w:sz w:val="20"/>
-          <w:szCs w:val="20"/>
-        </w:rPr>
-        <w:t xml:space="preserve"> be</w:t>
-      </w:r>
-      <w:r>
-        <w:rPr>
-          <w:rFonts w:ascii="CMU Sans Serif" w:hAnsi="CMU Sans Serif" w:cs="CMU Sans Serif"/>
-          <w:sz w:val="20"/>
-          <w:szCs w:val="20"/>
-        </w:rPr>
-        <w:t xml:space="preserve"> aim</w:t>
-      </w:r>
-      <w:r>
-        <w:rPr>
-          <w:rFonts w:ascii="CMU Sans Serif" w:hAnsi="CMU Sans Serif" w:cs="CMU Sans Serif"/>
-          <w:sz w:val="20"/>
-          <w:szCs w:val="20"/>
-        </w:rPr>
-        <w:t>ing</w:t>
-      </w:r>
-      <w:r>
-        <w:rPr>
-          <w:rFonts w:ascii="CMU Sans Serif" w:hAnsi="CMU Sans Serif" w:cs="CMU Sans Serif"/>
-          <w:sz w:val="20"/>
-          <w:szCs w:val="20"/>
-        </w:rPr>
-        <w:t xml:space="preserve"> </w:t>
-      </w:r>
-      <w:r>
-        <w:rPr>
-          <w:rFonts w:ascii="CMU Sans Serif" w:hAnsi="CMU Sans Serif" w:cs="CMU Sans Serif"/>
-          <w:sz w:val="20"/>
-          <w:szCs w:val="20"/>
-        </w:rPr>
-        <w:t xml:space="preserve">to utilise a deductive approach for this </w:t>
-      </w:r>
-      <w:r>
-        <w:rPr>
-          <w:rFonts w:ascii="CMU Sans Serif" w:hAnsi="CMU Sans Serif" w:cs="CMU Sans Serif"/>
-          <w:sz w:val="20"/>
-          <w:szCs w:val="20"/>
-        </w:rPr>
-        <w:t xml:space="preserve">MSc </w:t>
-      </w:r>
-      <w:r>
-        <w:rPr>
-          <w:rFonts w:ascii="CMU Sans Serif" w:hAnsi="CMU Sans Serif" w:cs="CMU Sans Serif"/>
-          <w:sz w:val="20"/>
-          <w:szCs w:val="20"/>
-        </w:rPr>
-        <w:t xml:space="preserve">in HRM </w:t>
-      </w:r>
-      <w:r>
-        <w:rPr>
-          <w:rFonts w:ascii="CMU Sans Serif" w:hAnsi="CMU Sans Serif" w:cs="CMU Sans Serif"/>
-          <w:sz w:val="20"/>
-          <w:szCs w:val="20"/>
-        </w:rPr>
-        <w:t xml:space="preserve">research study </w:t>
-      </w:r>
-      <w:r>
-        <w:rPr>
-          <w:rFonts w:ascii="CMU Sans Serif" w:hAnsi="CMU Sans Serif" w:cs="CMU Sans Serif"/>
-          <w:sz w:val="20"/>
-          <w:szCs w:val="20"/>
-        </w:rPr>
-        <w:t>(</w:t>
-      </w:r>
-      <w:r>
-        <w:rPr>
-          <w:rFonts w:ascii="CMU Sans Serif" w:hAnsi="CMU Sans Serif" w:cs="CMU Sans Serif"/>
-          <w:sz w:val="20"/>
-          <w:szCs w:val="20"/>
-        </w:rPr>
-        <w:t xml:space="preserve">which </w:t>
-      </w:r>
-      <w:r>
-        <w:rPr>
-          <w:rFonts w:ascii="CMU Sans Serif" w:hAnsi="CMU Sans Serif" w:cs="CMU Sans Serif"/>
-          <w:sz w:val="20"/>
-          <w:szCs w:val="20"/>
-        </w:rPr>
-        <w:t>incorporates</w:t>
-      </w:r>
-      <w:r>
-        <w:rPr>
-          <w:rFonts w:ascii="CMU Sans Serif" w:hAnsi="CMU Sans Serif" w:cs="CMU Sans Serif"/>
-          <w:sz w:val="20"/>
-          <w:szCs w:val="20"/>
-        </w:rPr>
-        <w:t xml:space="preserve"> </w:t>
-      </w:r>
-      <w:r>
-        <w:rPr>
-          <w:rFonts w:ascii="CMU Sans Serif" w:hAnsi="CMU Sans Serif" w:cs="CMU Sans Serif"/>
-          <w:sz w:val="20"/>
-          <w:szCs w:val="20"/>
-        </w:rPr>
-        <w:t>sentiment analysis and a</w:t>
-      </w:r>
-      <w:r>
-        <w:rPr>
-          <w:rFonts w:ascii="CMU Sans Serif" w:hAnsi="CMU Sans Serif" w:cs="CMU Sans Serif"/>
-          <w:sz w:val="20"/>
-          <w:szCs w:val="20"/>
-        </w:rPr>
-        <w:t>n open-ended questionnaire</w:t>
-      </w:r>
-      <w:r>
-        <w:rPr>
-          <w:rFonts w:ascii="CMU Sans Serif" w:hAnsi="CMU Sans Serif" w:cs="CMU Sans Serif"/>
-          <w:sz w:val="20"/>
-          <w:szCs w:val="20"/>
-        </w:rPr>
-        <w:t xml:space="preserve"> to answer the question as to how </w:t>
-      </w:r>
-      <w:r>
-        <w:rPr>
-          <w:rFonts w:ascii="CMU Sans Serif" w:hAnsi="CMU Sans Serif" w:cs="CMU Sans Serif"/>
-          <w:sz w:val="20"/>
-          <w:szCs w:val="20"/>
-        </w:rPr>
-        <w:t>n</w:t>
-      </w:r>
-      <w:r>
-        <w:rPr>
-          <w:rFonts w:ascii="CMU Sans Serif" w:hAnsi="CMU Sans Serif" w:cs="CMU Sans Serif"/>
-          <w:sz w:val="20"/>
-          <w:szCs w:val="20"/>
-        </w:rPr>
-        <w:t xml:space="preserve">eurodiverse </w:t>
-      </w:r>
-      <w:r>
-        <w:rPr>
-          <w:rFonts w:ascii="CMU Sans Serif" w:hAnsi="CMU Sans Serif" w:cs="CMU Sans Serif"/>
-          <w:sz w:val="20"/>
-          <w:szCs w:val="20"/>
-        </w:rPr>
-        <w:t>applicants</w:t>
-      </w:r>
-      <w:r>
-        <w:rPr>
-          <w:rFonts w:ascii="CMU Sans Serif" w:hAnsi="CMU Sans Serif" w:cs="CMU Sans Serif"/>
-          <w:sz w:val="20"/>
-          <w:szCs w:val="20"/>
-        </w:rPr>
-        <w:t xml:space="preserve"> and employees</w:t>
-      </w:r>
-      <w:r>
-        <w:rPr>
-          <w:rFonts w:ascii="CMU Sans Serif" w:hAnsi="CMU Sans Serif" w:cs="CMU Sans Serif"/>
-          <w:sz w:val="20"/>
-          <w:szCs w:val="20"/>
-        </w:rPr>
-        <w:t xml:space="preserve"> can best </w:t>
-      </w:r>
-      <w:r>
-        <w:rPr>
-          <w:rFonts w:ascii="CMU Sans Serif" w:hAnsi="CMU Sans Serif" w:cs="CMU Sans Serif"/>
-          <w:sz w:val="20"/>
-          <w:szCs w:val="20"/>
-        </w:rPr>
-        <w:t>be catered for in</w:t>
-      </w:r>
-      <w:r>
-        <w:rPr>
-          <w:rFonts w:ascii="CMU Sans Serif" w:hAnsi="CMU Sans Serif" w:cs="CMU Sans Serif"/>
-          <w:sz w:val="20"/>
-          <w:szCs w:val="20"/>
-        </w:rPr>
-        <w:t>)</w:t>
-      </w:r>
-      <w:r>
-        <w:rPr>
-          <w:rFonts w:ascii="CMU Sans Serif" w:hAnsi="CMU Sans Serif" w:cs="CMU Sans Serif"/>
-          <w:sz w:val="20"/>
-          <w:szCs w:val="20"/>
-        </w:rPr>
-        <w:t xml:space="preserve"> by</w:t>
-      </w:r>
-      <w:r>
-        <w:rPr>
-          <w:rFonts w:ascii="CMU Sans Serif" w:hAnsi="CMU Sans Serif" w:cs="CMU Sans Serif"/>
-          <w:sz w:val="20"/>
-          <w:szCs w:val="20"/>
-        </w:rPr>
-        <w:t xml:space="preserve"> </w:t>
-      </w:r>
-      <w:r>
-        <w:rPr>
-          <w:rFonts w:ascii="CMU Sans Serif" w:hAnsi="CMU Sans Serif" w:cs="CMU Sans Serif"/>
-          <w:sz w:val="20"/>
-          <w:szCs w:val="20"/>
-        </w:rPr>
-        <w:t xml:space="preserve">conducting empirical analysis of a </w:t>
-      </w:r>
-      <w:r>
-        <w:rPr>
-          <w:rFonts w:ascii="CMU Sans Serif" w:hAnsi="CMU Sans Serif" w:cs="CMU Sans Serif"/>
-          <w:sz w:val="20"/>
-          <w:szCs w:val="20"/>
-        </w:rPr>
-        <w:lastRenderedPageBreak/>
-        <w:t xml:space="preserve">diverse range of datasets including non-sensitive HR data. </w:t>
-      </w:r>
-      <w:r>
-        <w:rPr>
-          <w:rFonts w:ascii="CMU Sans Serif" w:hAnsi="CMU Sans Serif" w:cs="CMU Sans Serif"/>
-          <w:sz w:val="20"/>
-          <w:szCs w:val="20"/>
-        </w:rPr>
-        <w:t xml:space="preserve">The </w:t>
-      </w:r>
-      <w:r>
-        <w:rPr>
-          <w:rFonts w:ascii="CMU Sans Serif" w:hAnsi="CMU Sans Serif" w:cs="CMU Sans Serif"/>
-          <w:sz w:val="20"/>
-          <w:szCs w:val="20"/>
-        </w:rPr>
-        <w:t xml:space="preserve">research </w:t>
-      </w:r>
-      <w:r>
-        <w:rPr>
-          <w:rFonts w:ascii="CMU Sans Serif" w:hAnsi="CMU Sans Serif" w:cs="CMU Sans Serif"/>
-          <w:sz w:val="20"/>
-          <w:szCs w:val="20"/>
-        </w:rPr>
-        <w:t>questionnaire is available</w:t>
-      </w:r>
-      <w:r>
-        <w:rPr>
-          <w:rFonts w:ascii="CMU Sans Serif" w:hAnsi="CMU Sans Serif" w:cs="CMU Sans Serif"/>
-          <w:sz w:val="20"/>
-          <w:szCs w:val="20"/>
-        </w:rPr>
-        <w:t xml:space="preserve"> (in draft)</w:t>
-      </w:r>
-      <w:r>
-        <w:rPr>
-          <w:rFonts w:ascii="CMU Sans Serif" w:hAnsi="CMU Sans Serif" w:cs="CMU Sans Serif"/>
-          <w:sz w:val="20"/>
-          <w:szCs w:val="20"/>
-        </w:rPr>
-        <w:t xml:space="preserve"> to view</w:t>
-      </w:r>
-      <w:r>
-        <w:rPr>
-          <w:rFonts w:ascii="CMU Sans Serif" w:hAnsi="CMU Sans Serif" w:cs="CMU Sans Serif"/>
-          <w:sz w:val="20"/>
-          <w:szCs w:val="20"/>
-        </w:rPr>
-        <w:t xml:space="preserve"> in subsection 1.11.1 </w:t>
-      </w:r>
-      <w:r>
-        <w:rPr>
-          <w:rFonts w:ascii="CMU Sans Serif" w:hAnsi="CMU Sans Serif" w:cs="CMU Sans Serif"/>
-          <w:sz w:val="20"/>
-          <w:szCs w:val="20"/>
-        </w:rPr>
-        <w:t xml:space="preserve">and resumes the research topic where (Miller and Doyle, 2025) </w:t>
-      </w:r>
-      <w:r>
-        <w:rPr>
-          <w:rFonts w:ascii="CMU Sans Serif" w:hAnsi="CMU Sans Serif" w:cs="CMU Sans Serif"/>
-          <w:sz w:val="20"/>
-          <w:szCs w:val="20"/>
-        </w:rPr>
-        <w:t>vacated</w:t>
-      </w:r>
-      <w:r>
-        <w:rPr>
-          <w:rFonts w:ascii="CMU Sans Serif" w:hAnsi="CMU Sans Serif" w:cs="CMU Sans Serif"/>
-          <w:sz w:val="20"/>
-          <w:szCs w:val="20"/>
-        </w:rPr>
-        <w:t>, although the topic of discussion has been realigned to include artificial intelligence, the fundamental assertions are the same.</w:t>
-      </w:r>
-      <w:r>
-        <w:rPr>
-          <w:rFonts w:ascii="CMU Sans Serif" w:hAnsi="CMU Sans Serif" w:cs="CMU Sans Serif"/>
-          <w:sz w:val="20"/>
-          <w:szCs w:val="20"/>
-        </w:rPr>
-        <w:t xml:space="preserve"> </w:t>
-      </w:r>
-      <w:r>
-        <w:rPr>
-          <w:rFonts w:ascii="CMU Sans Serif" w:hAnsi="CMU Sans Serif" w:cs="CMU Sans Serif"/>
-          <w:sz w:val="20"/>
-          <w:szCs w:val="20"/>
-        </w:rPr>
-        <w:t>Th</w:t>
-      </w:r>
-      <w:r>
-        <w:rPr>
-          <w:rFonts w:ascii="CMU Sans Serif" w:hAnsi="CMU Sans Serif" w:cs="CMU Sans Serif"/>
-          <w:sz w:val="20"/>
-          <w:szCs w:val="20"/>
-        </w:rPr>
-        <w:t>e following</w:t>
-      </w:r>
-      <w:r>
-        <w:rPr>
-          <w:rFonts w:ascii="CMU Sans Serif" w:hAnsi="CMU Sans Serif" w:cs="CMU Sans Serif"/>
-          <w:sz w:val="20"/>
-          <w:szCs w:val="20"/>
-        </w:rPr>
-        <w:t xml:space="preserve"> hypotheses are subject to supervisory changes and will be honed and amended as and when new information in the literature is discovered, reviewed and internalised. In order, these initial hypotheses read as follows:</w:t>
-      </w:r>
-    </w:p>
-    <w:p>
-      <w:pPr>
-        <w:spacing w:after="0" w:line="360" w:lineRule="auto"/>
-        <w:contextualSpacing/>
-        <w:jc w:val="both"/>
-        <w:rPr>
-          <w:rFonts w:ascii="CMU Sans Serif" w:hAnsi="CMU Sans Serif" w:cs="CMU Sans Serif"/>
-          <w:sz w:val="20"/>
-          <w:szCs w:val="20"/>
-        </w:rPr>
-      </w:pPr>
-    </w:p>
-    <w:p>
-      <w:pPr>
-        <w:tabs>
-          <w:tab w:val="left" w:pos="8055"/>
-        </w:tabs>
-        <w:spacing w:after="0" w:line="360" w:lineRule="auto"/>
-        <w:contextualSpacing/>
-        <w:jc w:val="both"/>
-        <w:rPr>
-          <w:rFonts w:ascii="CMU Sans Serif" w:hAnsi="CMU Sans Serif" w:cs="CMU Sans Serif"/>
-          <w:sz w:val="20"/>
-          <w:szCs w:val="20"/>
-        </w:rPr>
-      </w:pPr>
-      <w:r>
-        <w:rPr>
-          <w:rFonts w:ascii="CMU Sans Serif" w:hAnsi="CMU Sans Serif" w:cs="CMU Sans Serif"/>
-          <w:b/>
-          <w:bCs/>
-          <w:sz w:val="20"/>
-          <w:szCs w:val="20"/>
-        </w:rPr>
-        <w:t>Hypothesis 1:</w:t>
-      </w:r>
-      <w:r>
-        <w:rPr>
-          <w:rFonts w:ascii="CMU Sans Serif" w:hAnsi="CMU Sans Serif" w:cs="CMU Sans Serif"/>
-          <w:sz w:val="20"/>
-          <w:szCs w:val="20"/>
-        </w:rPr>
-        <w:t xml:space="preserve"> </w:t>
-      </w:r>
-      <w:r>
-        <w:rPr>
-          <w:rFonts w:ascii="CMU Sans Serif" w:hAnsi="CMU Sans Serif" w:cs="CMU Sans Serif"/>
-          <w:sz w:val="20"/>
-          <w:szCs w:val="20"/>
-        </w:rPr>
-        <w:t xml:space="preserve">Neurodiverse </w:t>
-      </w:r>
-      <w:r>
-        <w:rPr>
-          <w:rFonts w:ascii="CMU Sans Serif" w:hAnsi="CMU Sans Serif" w:cs="CMU Sans Serif"/>
-          <w:sz w:val="20"/>
-          <w:szCs w:val="20"/>
-        </w:rPr>
-        <w:t xml:space="preserve">workers </w:t>
-      </w:r>
-      <w:r>
-        <w:rPr>
-          <w:rFonts w:ascii="CMU Sans Serif" w:hAnsi="CMU Sans Serif" w:cs="CMU Sans Serif"/>
-          <w:sz w:val="20"/>
-          <w:szCs w:val="20"/>
-        </w:rPr>
-        <w:t xml:space="preserve">apply only to firms who signal intent to </w:t>
-      </w:r>
-      <w:r>
-        <w:rPr>
-          <w:rFonts w:ascii="CMU Sans Serif" w:hAnsi="CMU Sans Serif" w:cs="CMU Sans Serif"/>
-          <w:sz w:val="20"/>
-          <w:szCs w:val="20"/>
-        </w:rPr>
-        <w:t>accommodate.</w:t>
-      </w:r>
-    </w:p>
-    <w:p>
-      <w:pPr>
-        <w:tabs>
-          <w:tab w:val="left" w:pos="8055"/>
-        </w:tabs>
-        <w:spacing w:after="0" w:line="360" w:lineRule="auto"/>
-        <w:contextualSpacing/>
-        <w:jc w:val="both"/>
-        <w:rPr>
-          <w:rFonts w:ascii="CMU Sans Serif" w:hAnsi="CMU Sans Serif" w:cs="CMU Sans Serif"/>
-          <w:sz w:val="20"/>
-          <w:szCs w:val="20"/>
-        </w:rPr>
-      </w:pPr>
-      <w:r>
-        <w:rPr>
-          <w:rFonts w:ascii="CMU Sans Serif" w:hAnsi="CMU Sans Serif" w:cs="CMU Sans Serif"/>
-          <w:b/>
-          <w:bCs/>
-          <w:sz w:val="20"/>
-          <w:szCs w:val="20"/>
-        </w:rPr>
-        <w:t>Hypothesis 2:</w:t>
-      </w:r>
-      <w:r>
-        <w:rPr>
-          <w:rFonts w:ascii="CMU Sans Serif" w:hAnsi="CMU Sans Serif" w:cs="CMU Sans Serif"/>
-          <w:sz w:val="20"/>
-          <w:szCs w:val="20"/>
-        </w:rPr>
-        <w:t xml:space="preserve"> </w:t>
-      </w:r>
-      <w:r>
-        <w:rPr>
-          <w:rFonts w:ascii="CMU Sans Serif" w:hAnsi="CMU Sans Serif" w:cs="CMU Sans Serif"/>
-          <w:sz w:val="20"/>
-          <w:szCs w:val="20"/>
-        </w:rPr>
-        <w:t xml:space="preserve">Firms </w:t>
-      </w:r>
-      <w:r>
-        <w:rPr>
-          <w:rFonts w:ascii="CMU Sans Serif" w:hAnsi="CMU Sans Serif" w:cs="CMU Sans Serif"/>
-          <w:sz w:val="20"/>
-          <w:szCs w:val="20"/>
-        </w:rPr>
-        <w:t xml:space="preserve">choose to allocate resources between </w:t>
-      </w:r>
-      <w:r>
-        <w:rPr>
-          <w:rFonts w:ascii="CMU Sans Serif" w:hAnsi="CMU Sans Serif" w:cs="CMU Sans Serif"/>
-          <w:sz w:val="20"/>
-          <w:szCs w:val="20"/>
-        </w:rPr>
-        <w:t xml:space="preserve">signalling </w:t>
-      </w:r>
-      <w:r>
-        <w:rPr>
-          <w:rFonts w:ascii="CMU Sans Serif" w:hAnsi="CMU Sans Serif" w:cs="CMU Sans Serif"/>
-          <w:sz w:val="20"/>
-          <w:szCs w:val="20"/>
-        </w:rPr>
-        <w:t xml:space="preserve">neurodiversity and DEI </w:t>
-      </w:r>
-      <w:r>
-        <w:rPr>
-          <w:rFonts w:ascii="CMU Sans Serif" w:hAnsi="CMU Sans Serif" w:cs="CMU Sans Serif"/>
-          <w:sz w:val="20"/>
-          <w:szCs w:val="20"/>
-        </w:rPr>
-        <w:t>initiatives.</w:t>
-      </w:r>
-    </w:p>
-    <w:p>
-      <w:pPr>
-        <w:tabs>
-          <w:tab w:val="left" w:pos="8055"/>
-        </w:tabs>
-        <w:spacing w:after="0" w:line="360" w:lineRule="auto"/>
-        <w:contextualSpacing/>
-        <w:jc w:val="both"/>
-        <w:rPr>
-          <w:rFonts w:ascii="CMU Sans Serif" w:hAnsi="CMU Sans Serif" w:cs="CMU Sans Serif"/>
-          <w:sz w:val="20"/>
-          <w:szCs w:val="20"/>
-        </w:rPr>
-      </w:pPr>
-      <w:r>
-        <w:rPr>
-          <w:rFonts w:ascii="CMU Sans Serif" w:hAnsi="CMU Sans Serif" w:cs="CMU Sans Serif"/>
-          <w:b/>
-          <w:bCs/>
-          <w:sz w:val="20"/>
-          <w:szCs w:val="20"/>
-        </w:rPr>
-        <w:t xml:space="preserve">Hypothesis 3: </w:t>
-      </w:r>
-      <w:r>
-        <w:rPr>
-          <w:rFonts w:ascii="CMU Sans Serif" w:hAnsi="CMU Sans Serif" w:cs="CMU Sans Serif"/>
-          <w:sz w:val="20"/>
-          <w:szCs w:val="20"/>
-        </w:rPr>
-        <w:t xml:space="preserve">Firms </w:t>
-      </w:r>
-      <w:r>
-        <w:rPr>
-          <w:rFonts w:ascii="CMU Sans Serif" w:hAnsi="CMU Sans Serif" w:cs="CMU Sans Serif"/>
-          <w:sz w:val="20"/>
-          <w:szCs w:val="20"/>
-        </w:rPr>
-        <w:t>signalling</w:t>
-      </w:r>
-      <w:r>
-        <w:rPr>
-          <w:rFonts w:ascii="CMU Sans Serif" w:hAnsi="CMU Sans Serif" w:cs="CMU Sans Serif"/>
-          <w:sz w:val="20"/>
-          <w:szCs w:val="20"/>
-        </w:rPr>
-        <w:t xml:space="preserve"> higher </w:t>
-      </w:r>
-      <w:r>
-        <w:rPr>
-          <w:rFonts w:ascii="CMU Sans Serif" w:hAnsi="CMU Sans Serif" w:cs="CMU Sans Serif"/>
-          <w:sz w:val="20"/>
-          <w:szCs w:val="20"/>
-        </w:rPr>
-        <w:t xml:space="preserve">average wages tend </w:t>
-      </w:r>
-      <w:r>
-        <w:rPr>
-          <w:rFonts w:ascii="CMU Sans Serif" w:hAnsi="CMU Sans Serif" w:cs="CMU Sans Serif"/>
-          <w:sz w:val="20"/>
-          <w:szCs w:val="20"/>
-        </w:rPr>
-        <w:t xml:space="preserve">to be less </w:t>
-      </w:r>
-      <w:r>
-        <w:rPr>
-          <w:rFonts w:ascii="CMU Sans Serif" w:hAnsi="CMU Sans Serif" w:cs="CMU Sans Serif"/>
-          <w:sz w:val="20"/>
-          <w:szCs w:val="20"/>
-        </w:rPr>
-        <w:t>neuroinclusive.</w:t>
-      </w:r>
-    </w:p>
-    <w:p>
-      <w:pPr>
-        <w:tabs>
-          <w:tab w:val="left" w:pos="8055"/>
-        </w:tabs>
-        <w:spacing w:after="0" w:line="360" w:lineRule="auto"/>
-        <w:contextualSpacing/>
-        <w:jc w:val="both"/>
-        <w:rPr>
-          <w:rFonts w:ascii="CMU Sans Serif" w:hAnsi="CMU Sans Serif" w:cs="CMU Sans Serif"/>
-          <w:sz w:val="20"/>
-          <w:szCs w:val="20"/>
-        </w:rPr>
-      </w:pPr>
-      <w:r>
-        <w:rPr>
-          <w:rFonts w:ascii="CMU Sans Serif" w:hAnsi="CMU Sans Serif" w:cs="CMU Sans Serif"/>
-          <w:b/>
-          <w:bCs/>
-          <w:sz w:val="20"/>
-          <w:szCs w:val="20"/>
-        </w:rPr>
-        <w:t>Hypothesis</w:t>
-      </w:r>
-      <w:r>
-        <w:rPr>
-          <w:rFonts w:ascii="CMU Sans Serif" w:hAnsi="CMU Sans Serif" w:cs="CMU Sans Serif"/>
-          <w:b/>
-          <w:bCs/>
-          <w:sz w:val="20"/>
-          <w:szCs w:val="20"/>
-        </w:rPr>
-        <w:t xml:space="preserve"> </w:t>
-      </w:r>
-      <w:r>
-        <w:rPr>
-          <w:rFonts w:ascii="CMU Sans Serif" w:hAnsi="CMU Sans Serif" w:cs="CMU Sans Serif"/>
-          <w:b/>
-          <w:bCs/>
-          <w:sz w:val="20"/>
-          <w:szCs w:val="20"/>
-        </w:rPr>
-        <w:t>4</w:t>
-      </w:r>
-      <w:r>
-        <w:rPr>
-          <w:rFonts w:ascii="CMU Sans Serif" w:hAnsi="CMU Sans Serif" w:cs="CMU Sans Serif"/>
-          <w:b/>
-          <w:bCs/>
-          <w:sz w:val="20"/>
-          <w:szCs w:val="20"/>
-        </w:rPr>
-        <w:t>:</w:t>
-      </w:r>
-      <w:r>
-        <w:rPr>
-          <w:rFonts w:ascii="CMU Sans Serif" w:hAnsi="CMU Sans Serif" w:cs="CMU Sans Serif"/>
-          <w:sz w:val="20"/>
-          <w:szCs w:val="20"/>
-        </w:rPr>
-        <w:t xml:space="preserve"> Firms </w:t>
-      </w:r>
-      <w:r>
-        <w:rPr>
-          <w:rFonts w:ascii="CMU Sans Serif" w:hAnsi="CMU Sans Serif" w:cs="CMU Sans Serif"/>
-          <w:sz w:val="20"/>
-          <w:szCs w:val="20"/>
-        </w:rPr>
-        <w:t>harnessing the power of AI can</w:t>
-      </w:r>
-      <w:r>
-        <w:rPr>
-          <w:rFonts w:ascii="CMU Sans Serif" w:hAnsi="CMU Sans Serif" w:cs="CMU Sans Serif"/>
-          <w:sz w:val="20"/>
-          <w:szCs w:val="20"/>
-        </w:rPr>
-        <w:t xml:space="preserve"> achieve high wages </w:t>
-      </w:r>
-      <w:r>
-        <w:rPr>
-          <w:rFonts w:ascii="CMU Sans Serif" w:hAnsi="CMU Sans Serif" w:cs="CMU Sans Serif"/>
-          <w:i/>
-          <w:iCs/>
-          <w:sz w:val="20"/>
-          <w:szCs w:val="20"/>
-        </w:rPr>
-        <w:t>and</w:t>
-      </w:r>
-      <w:r>
-        <w:rPr>
-          <w:rFonts w:ascii="CMU Sans Serif" w:hAnsi="CMU Sans Serif" w:cs="CMU Sans Serif"/>
-          <w:sz w:val="20"/>
-          <w:szCs w:val="20"/>
-        </w:rPr>
-        <w:t xml:space="preserve"> </w:t>
-      </w:r>
-      <w:r>
-        <w:rPr>
-          <w:rFonts w:ascii="CMU Sans Serif" w:hAnsi="CMU Sans Serif" w:cs="CMU Sans Serif"/>
-          <w:sz w:val="20"/>
-          <w:szCs w:val="20"/>
-        </w:rPr>
-        <w:t>be optimally neuroinclusive</w:t>
-      </w:r>
-      <w:r>
-        <w:rPr>
-          <w:rFonts w:ascii="CMU Sans Serif" w:hAnsi="CMU Sans Serif" w:cs="CMU Sans Serif"/>
-          <w:sz w:val="20"/>
-          <w:szCs w:val="20"/>
-        </w:rPr>
-        <w:t>.</w:t>
-      </w:r>
-    </w:p>
-    <w:p>
-      <w:pPr>
-        <w:pStyle w:val="Heading2"/>
         <w:spacing w:line="360" w:lineRule="auto"/>
         <w:contextualSpacing/>
         <w:jc w:val="both"/>
         <w:rPr>
-          <w:rStyle w:val="Strong"/>
-          <w:rFonts w:ascii="CMU Sans Serif" w:hAnsi="CMU Sans Serif" w:cs="CMU Sans Serif"/>
-          <w:color w:val="auto"/>
-        </w:rPr>
-      </w:pPr>
-      <w:r>
-        <w:rPr>
-          <w:rStyle w:val="Strong"/>
-          <w:rFonts w:ascii="CMU Sans Serif" w:hAnsi="CMU Sans Serif" w:cs="CMU Sans Serif"/>
-          <w:color w:val="auto"/>
-        </w:rPr>
-        <w:t>3 | Data S</w:t>
-      </w:r>
-      <w:r>
-        <w:rPr>
-          <w:rStyle w:val="Strong"/>
-          <w:rFonts w:ascii="CMU Sans Serif" w:hAnsi="CMU Sans Serif" w:cs="CMU Sans Serif"/>
-          <w:color w:val="auto"/>
-        </w:rPr>
-        <w:t>ources</w:t>
-      </w:r>
-    </w:p>
-    <w:p>
-      <w:pPr>
-        <w:spacing w:line="360" w:lineRule="auto"/>
-        <w:contextualSpacing/>
-        <w:jc w:val="both"/>
-        <w:rPr>
-          <w:rFonts w:ascii="CMU Sans Serif" w:hAnsi="CMU Sans Serif" w:cs="CMU Sans Serif"/>
-          <w:sz w:val="20"/>
-          <w:szCs w:val="20"/>
-        </w:rPr>
-      </w:pPr>
-      <w:r>
-        <w:rPr>
-          <w:rFonts w:ascii="CMU Sans Serif" w:hAnsi="CMU Sans Serif" w:cs="CMU Sans Serif"/>
-          <w:sz w:val="20"/>
-          <w:szCs w:val="20"/>
-        </w:rPr>
-        <w:t>Data sources for this project will use data from Understanding Society (UKHLS), the Life Opportunities Survey (Waves 1-3); and the OECD Employment &amp; Labour Market Statistics (each dataset from 2010-2015).</w:t>
-      </w:r>
-      <w:r>
-        <w:rPr>
-          <w:rFonts w:ascii="CMU Sans Serif" w:hAnsi="CMU Sans Serif" w:cs="CMU Sans Serif"/>
-          <w:sz w:val="20"/>
-          <w:szCs w:val="20"/>
-        </w:rPr>
-        <w:t xml:space="preserve"> </w:t>
-      </w:r>
-      <w:r>
-        <w:rPr>
-          <w:rFonts w:ascii="CMU Sans Serif" w:hAnsi="CMU Sans Serif" w:cs="CMU Sans Serif"/>
-          <w:sz w:val="20"/>
-          <w:szCs w:val="20"/>
-        </w:rPr>
-        <w:t>Selected</w:t>
-      </w:r>
-      <w:r>
-        <w:rPr>
-          <w:rFonts w:ascii="CMU Sans Serif" w:hAnsi="CMU Sans Serif" w:cs="CMU Sans Serif"/>
-          <w:sz w:val="20"/>
-          <w:szCs w:val="20"/>
-        </w:rPr>
-        <w:t xml:space="preserve"> variables: ‘</w:t>
-      </w:r>
-      <w:proofErr w:type="spellStart"/>
-      <w:r>
-        <w:rPr>
-          <w:rFonts w:ascii="CMU Sans Serif" w:hAnsi="CMU Sans Serif" w:cs="CMU Sans Serif"/>
-          <w:sz w:val="20"/>
-          <w:szCs w:val="20"/>
-        </w:rPr>
-        <w:t>jbatt</w:t>
-      </w:r>
-      <w:proofErr w:type="spellEnd"/>
-      <w:r>
-        <w:rPr>
-          <w:rFonts w:ascii="CMU Sans Serif" w:hAnsi="CMU Sans Serif" w:cs="CMU Sans Serif"/>
-          <w:sz w:val="20"/>
-          <w:szCs w:val="20"/>
-        </w:rPr>
-        <w:t xml:space="preserve">’ which is a </w:t>
-      </w:r>
-      <w:r>
-        <w:rPr>
-          <w:rFonts w:ascii="CMU Sans Serif" w:hAnsi="CMU Sans Serif" w:cs="CMU Sans Serif"/>
-          <w:sz w:val="20"/>
-          <w:szCs w:val="20"/>
-        </w:rPr>
-        <w:t xml:space="preserve">variable </w:t>
-      </w:r>
-      <w:r>
-        <w:rPr>
-          <w:rFonts w:ascii="CMU Sans Serif" w:hAnsi="CMU Sans Serif" w:cs="CMU Sans Serif"/>
-          <w:sz w:val="20"/>
-          <w:szCs w:val="20"/>
-        </w:rPr>
-        <w:t xml:space="preserve">proxy </w:t>
-      </w:r>
-      <w:r>
-        <w:rPr>
-          <w:rFonts w:ascii="CMU Sans Serif" w:hAnsi="CMU Sans Serif" w:cs="CMU Sans Serif"/>
-          <w:sz w:val="20"/>
-          <w:szCs w:val="20"/>
-        </w:rPr>
-        <w:t>representing</w:t>
-      </w:r>
-      <w:r>
-        <w:rPr>
-          <w:rFonts w:ascii="CMU Sans Serif" w:hAnsi="CMU Sans Serif" w:cs="CMU Sans Serif"/>
-          <w:sz w:val="20"/>
-          <w:szCs w:val="20"/>
-        </w:rPr>
-        <w:t xml:space="preserve"> the </w:t>
-      </w:r>
-      <w:r>
-        <w:rPr>
-          <w:rFonts w:ascii="CMU Sans Serif" w:hAnsi="CMU Sans Serif" w:cs="CMU Sans Serif"/>
-          <w:sz w:val="20"/>
-          <w:szCs w:val="20"/>
-        </w:rPr>
-        <w:t xml:space="preserve">survey response concerning the question about the </w:t>
-      </w:r>
-      <w:r>
-        <w:rPr>
-          <w:rFonts w:ascii="CMU Sans Serif" w:hAnsi="CMU Sans Serif" w:cs="CMU Sans Serif"/>
-          <w:sz w:val="20"/>
-          <w:szCs w:val="20"/>
-        </w:rPr>
-        <w:t>main attraction of one’s current job, ‘jwbs2_dv’ which is a job-related depression scale, and finally a variable proxy for ‘social contract’ which is derived from the Life Opportunities Survey</w:t>
+          <w:rFonts w:ascii="CMU Sans Serif" w:hAnsi="CMU Sans Serif" w:cs="CMU Sans Serif"/>
+          <w:sz w:val="20"/>
+          <w:szCs w:val="20"/>
+        </w:rPr>
+      </w:pPr>
+      <w:r>
+        <w:rPr>
+          <w:rFonts w:ascii="CMU Sans Serif" w:hAnsi="CMU Sans Serif" w:cs="CMU Sans Serif"/>
+          <w:sz w:val="20"/>
+          <w:szCs w:val="20"/>
+        </w:rPr>
+        <w:t>Data sources for this project will use data from Understanding Society (UKHLS), the Life Opportunities Survey (Waves 1-3); and the OECD Employment &amp; Labour Market Statistics (each dataset from 2010-2015). Selected variables: ‘jbatt’ which is a variable proxy representing the survey response concerning the question about the main attraction of one’s current job, ‘jwbs2_dv’ which is a job-related depression scale, and finally a variable proxy for ‘social contract’ which is derived from the Life Opportunities Survey</w:t>
       </w:r>
       <w:r>
         <w:rPr>
@@ -4153,7 +1621,26 @@
                 <w:sz w:val="20"/>
                 <w:szCs w:val="20"/>
               </w:rPr>
-              <w:t xml:space="preserve">Table 1: </w:t>
+              <w:t xml:space="preserve">Table </w:t>
+            </w:r>
+            <w:r>
+              <w:rPr>
+                <w:rFonts w:ascii="CMU Sans Serif" w:hAnsi="CMU Sans Serif" w:cs="CMU Sans Serif"/>
+                <w:sz w:val="20"/>
+                <w:szCs w:val="20"/>
+              </w:rPr>
+              <w:t>2</w:t>
+            </w:r>
+            <w:r>
+              <w:t>.</w:t>
+            </w:r>
+            <w:r>
+              <w:rPr>
+                <w:rFonts w:ascii="CMU Sans Serif" w:hAnsi="CMU Sans Serif" w:cs="CMU Sans Serif"/>
+                <w:sz w:val="20"/>
+                <w:szCs w:val="20"/>
+              </w:rPr>
+              <w:t xml:space="preserve">1: </w:t>
             </w:r>
             <w:r>
               <w:rPr>
@@ -4198,17 +1685,7 @@
                 <w:sz w:val="20"/>
                 <w:szCs w:val="20"/>
               </w:rPr>
-              <w:t xml:space="preserve">Optimal </w:t>
-            </w:r>
-            <w:r>
-              <w:rPr>
-                <w:rFonts w:ascii="CMU Sans Serif" w:hAnsi="CMU Sans Serif" w:cs="CMU Sans Serif"/>
-                <w:b w:val="0"/>
-                <w:bCs w:val="0"/>
-                <w:sz w:val="20"/>
-                <w:szCs w:val="20"/>
-              </w:rPr>
-              <w:t>For Employees</w:t>
+              <w:t>Optimal For Employees</w:t>
             </w:r>
           </w:p>
         </w:tc>
@@ -4359,17 +1836,7 @@
                 <w:sz w:val="20"/>
                 <w:szCs w:val="20"/>
               </w:rPr>
-              <w:t>Job Depression scale</w:t>
-            </w:r>
-            <w:r>
-              <w:rPr>
-                <w:rFonts w:ascii="CMU Sans Serif" w:hAnsi="CMU Sans Serif" w:cs="CMU Sans Serif"/>
-                <w:b w:val="0"/>
-                <w:bCs w:val="0"/>
-                <w:sz w:val="20"/>
-                <w:szCs w:val="20"/>
-              </w:rPr>
-              <w:t xml:space="preserve"> (Dependent var)</w:t>
+              <w:t>Job Depression scale (Dependent var)</w:t>
             </w:r>
           </w:p>
         </w:tc>
@@ -4644,15 +2111,7 @@
           <w:sz w:val="20"/>
           <w:szCs w:val="20"/>
         </w:rPr>
-        <w:t>Other selected</w:t>
-      </w:r>
-      <w:r>
-        <w:rPr>
-          <w:rFonts w:ascii="CMU Sans Serif" w:hAnsi="CMU Sans Serif" w:cs="CMU Sans Serif"/>
-          <w:sz w:val="20"/>
-          <w:szCs w:val="20"/>
-        </w:rPr>
-        <w:t xml:space="preserve"> variables: We assume the employer observes productivity of current workers, profitability of their business unit, and thereafter sets its offered wage above the market wage as this is a proven method of ensuring the avoidance of workers who are likely to shirk or who signal low productivity levels</w:t>
+        <w:t>Other selected variables: We assume the employer observes productivity of current workers, profitability of their business unit, and thereafter sets its offered wage above the market wage as this is a proven method of ensuring the avoidance of workers who are likely to shirk or who signal low productivity levels</w:t>
       </w:r>
       <w:r>
         <w:rPr>
@@ -4712,7 +2171,26 @@
                 <w:sz w:val="20"/>
                 <w:szCs w:val="20"/>
               </w:rPr>
-              <w:t xml:space="preserve">Table 2: </w:t>
+              <w:t xml:space="preserve">Table </w:t>
+            </w:r>
+            <w:r>
+              <w:rPr>
+                <w:rFonts w:ascii="CMU Sans Serif" w:hAnsi="CMU Sans Serif" w:cs="CMU Sans Serif"/>
+                <w:sz w:val="20"/>
+                <w:szCs w:val="20"/>
+              </w:rPr>
+              <w:t>2</w:t>
+            </w:r>
+            <w:r>
+              <w:t>.</w:t>
+            </w:r>
+            <w:r>
+              <w:rPr>
+                <w:rFonts w:ascii="CMU Sans Serif" w:hAnsi="CMU Sans Serif" w:cs="CMU Sans Serif"/>
+                <w:sz w:val="20"/>
+                <w:szCs w:val="20"/>
+              </w:rPr>
+              <w:t xml:space="preserve">2: </w:t>
             </w:r>
             <w:r>
               <w:rPr>
@@ -4757,17 +2235,7 @@
                 <w:sz w:val="20"/>
                 <w:szCs w:val="20"/>
               </w:rPr>
-              <w:t xml:space="preserve">Optimal </w:t>
-            </w:r>
-            <w:r>
-              <w:rPr>
-                <w:rFonts w:ascii="CMU Sans Serif" w:hAnsi="CMU Sans Serif" w:cs="CMU Sans Serif"/>
-                <w:b w:val="0"/>
-                <w:bCs w:val="0"/>
-                <w:sz w:val="20"/>
-                <w:szCs w:val="20"/>
-              </w:rPr>
-              <w:t>For Employers</w:t>
+              <w:t>Optimal For Employers</w:t>
             </w:r>
           </w:p>
         </w:tc>
@@ -4827,17 +2295,7 @@
                 <w:sz w:val="20"/>
                 <w:szCs w:val="20"/>
               </w:rPr>
-              <w:t>New worker p</w:t>
-            </w:r>
-            <w:r>
-              <w:rPr>
-                <w:rFonts w:ascii="CMU Sans Serif" w:hAnsi="CMU Sans Serif" w:cs="CMU Sans Serif"/>
-                <w:b w:val="0"/>
-                <w:bCs w:val="0"/>
-                <w:sz w:val="20"/>
-                <w:szCs w:val="20"/>
-              </w:rPr>
-              <w:t>roductivity signal</w:t>
+              <w:t>New worker productivity signal</w:t>
             </w:r>
           </w:p>
         </w:tc>
@@ -4930,17 +2388,7 @@
                 <w:sz w:val="20"/>
                 <w:szCs w:val="20"/>
               </w:rPr>
-              <w:t>Profitability of</w:t>
-            </w:r>
-            <w:r>
-              <w:rPr>
-                <w:rFonts w:ascii="CMU Sans Serif" w:hAnsi="CMU Sans Serif" w:cs="CMU Sans Serif"/>
-                <w:b w:val="0"/>
-                <w:bCs w:val="0"/>
-                <w:sz w:val="20"/>
-                <w:szCs w:val="20"/>
-              </w:rPr>
-              <w:t xml:space="preserve"> firm F</w:t>
+              <w:t>Profitability of firm F</w:t>
             </w:r>
           </w:p>
         </w:tc>
@@ -5040,47 +2488,7 @@
                 <w:sz w:val="20"/>
                 <w:szCs w:val="20"/>
               </w:rPr>
-              <w:t>Wage</w:t>
-            </w:r>
-            <w:r>
-              <w:rPr>
-                <w:rFonts w:ascii="CMU Sans Serif" w:hAnsi="CMU Sans Serif" w:cs="CMU Sans Serif"/>
-                <w:b w:val="0"/>
-                <w:bCs w:val="0"/>
-                <w:sz w:val="20"/>
-                <w:szCs w:val="20"/>
-              </w:rPr>
-              <w:t xml:space="preserve"> level</w:t>
-            </w:r>
-            <w:r>
-              <w:rPr>
-                <w:rFonts w:ascii="CMU Sans Serif" w:hAnsi="CMU Sans Serif" w:cs="CMU Sans Serif"/>
-                <w:b w:val="0"/>
-                <w:bCs w:val="0"/>
-                <w:sz w:val="20"/>
-                <w:szCs w:val="20"/>
-              </w:rPr>
-              <w:t xml:space="preserve"> of </w:t>
-            </w:r>
-            <w:r>
-              <w:rPr>
-                <w:rFonts w:ascii="CMU Sans Serif" w:hAnsi="CMU Sans Serif" w:cs="CMU Sans Serif"/>
-                <w:b w:val="0"/>
-                <w:bCs w:val="0"/>
-                <w:sz w:val="20"/>
-                <w:szCs w:val="20"/>
-              </w:rPr>
-              <w:t>firm</w:t>
-            </w:r>
-            <w:r>
-              <w:rPr>
-                <w:rFonts w:ascii="CMU Sans Serif" w:hAnsi="CMU Sans Serif" w:cs="CMU Sans Serif"/>
-                <w:b w:val="0"/>
-                <w:bCs w:val="0"/>
-                <w:sz w:val="20"/>
-                <w:szCs w:val="20"/>
-              </w:rPr>
-              <w:t xml:space="preserve"> F</w:t>
+              <w:t>Wage level of firm F</w:t>
             </w:r>
           </w:p>
         </w:tc>
@@ -5146,6 +2554,2389 @@
     </w:tbl>
     <w:p>
       <w:pPr>
+        <w:spacing w:after="0" w:line="360" w:lineRule="auto"/>
+        <w:jc w:val="both"/>
+        <w:rPr>
+          <w:rStyle w:val="Strong"/>
+          <w:rFonts w:ascii="CMU Sans Serif" w:hAnsi="CMU Sans Serif" w:cs="CMU Sans Serif"/>
+          <w:b w:val="0"/>
+          <w:bCs w:val="0"/>
+          <w:color w:val="EE0000"/>
+          <w:sz w:val="20"/>
+          <w:szCs w:val="20"/>
+        </w:rPr>
+      </w:pPr>
+    </w:p>
+    <w:p>
+      <w:pPr>
+        <w:spacing w:after="0" w:line="360" w:lineRule="auto"/>
+        <w:jc w:val="both"/>
+        <w:rPr>
+          <w:rStyle w:val="Strong"/>
+          <w:rFonts w:ascii="CMU Sans Serif" w:hAnsi="CMU Sans Serif" w:cs="CMU Sans Serif"/>
+          <w:b w:val="0"/>
+          <w:bCs w:val="0"/>
+          <w:color w:val="EE0000"/>
+          <w:sz w:val="20"/>
+          <w:szCs w:val="20"/>
+        </w:rPr>
+      </w:pPr>
+      <w:r>
+        <w:rPr>
+          <w:rStyle w:val="Strong"/>
+          <w:rFonts w:ascii="CMU Sans Serif" w:hAnsi="CMU Sans Serif" w:cs="CMU Sans Serif"/>
+          <w:b w:val="0"/>
+          <w:bCs w:val="0"/>
+          <w:color w:val="EE0000"/>
+          <w:sz w:val="20"/>
+          <w:szCs w:val="20"/>
+        </w:rPr>
+        <w:t xml:space="preserve">*The TMA </w:t>
+      </w:r>
+      <w:r>
+        <w:rPr>
+          <w:rStyle w:val="Strong"/>
+          <w:rFonts w:ascii="CMU Sans Serif" w:hAnsi="CMU Sans Serif" w:cs="CMU Sans Serif"/>
+          <w:b w:val="0"/>
+          <w:bCs w:val="0"/>
+          <w:color w:val="EE0000"/>
+          <w:sz w:val="20"/>
+          <w:szCs w:val="20"/>
+        </w:rPr>
+        <w:t>3</w:t>
+      </w:r>
+      <w:r>
+        <w:rPr>
+          <w:rStyle w:val="Strong"/>
+          <w:rFonts w:ascii="CMU Sans Serif" w:hAnsi="CMU Sans Serif" w:cs="CMU Sans Serif"/>
+          <w:b w:val="0"/>
+          <w:bCs w:val="0"/>
+          <w:color w:val="EE0000"/>
+          <w:sz w:val="20"/>
+          <w:szCs w:val="20"/>
+        </w:rPr>
+        <w:t xml:space="preserve"> assignment begins here*</w:t>
+      </w:r>
+    </w:p>
+    <w:p>
+      <w:pPr>
+        <w:pStyle w:val="Heading2"/>
+        <w:spacing w:line="360" w:lineRule="auto"/>
+        <w:contextualSpacing/>
+        <w:jc w:val="both"/>
+        <w:rPr>
+          <w:rStyle w:val="Strong"/>
+          <w:rFonts w:ascii="CMU Sans Serif" w:hAnsi="CMU Sans Serif" w:cs="CMU Sans Serif"/>
+          <w:color w:val="auto"/>
+        </w:rPr>
+      </w:pPr>
+      <w:r>
+        <w:rPr>
+          <w:rStyle w:val="Strong"/>
+          <w:rFonts w:ascii="CMU Sans Serif" w:hAnsi="CMU Sans Serif" w:cs="CMU Sans Serif"/>
+          <w:color w:val="auto"/>
+        </w:rPr>
+        <w:t>3</w:t>
+      </w:r>
+      <w:r>
+        <w:rPr>
+          <w:rStyle w:val="Strong"/>
+          <w:rFonts w:ascii="CMU Sans Serif" w:hAnsi="CMU Sans Serif" w:cs="CMU Sans Serif"/>
+          <w:color w:val="auto"/>
+        </w:rPr>
+        <w:t xml:space="preserve"> |</w:t>
+      </w:r>
+      <w:r>
+        <w:rPr>
+          <w:rStyle w:val="Strong"/>
+          <w:rFonts w:ascii="CMU Sans Serif" w:hAnsi="CMU Sans Serif" w:cs="CMU Sans Serif"/>
+          <w:color w:val="auto"/>
+        </w:rPr>
+        <w:t xml:space="preserve"> </w:t>
+      </w:r>
+      <w:bookmarkEnd w:id="2"/>
+      <w:r>
+        <w:rPr>
+          <w:rStyle w:val="Strong"/>
+          <w:rFonts w:ascii="CMU Sans Serif" w:hAnsi="CMU Sans Serif" w:cs="CMU Sans Serif"/>
+          <w:color w:val="auto"/>
+        </w:rPr>
+        <w:t>Methodology</w:t>
+      </w:r>
+    </w:p>
+    <w:p>
+      <w:pPr>
+        <w:spacing w:after="120" w:line="360" w:lineRule="auto"/>
+        <w:contextualSpacing/>
+        <w:jc w:val="both"/>
+        <w:rPr>
+          <w:rFonts w:ascii="CMU Sans Serif" w:hAnsi="CMU Sans Serif" w:cs="CMU Sans Serif"/>
+          <w:sz w:val="20"/>
+          <w:szCs w:val="20"/>
+        </w:rPr>
+      </w:pPr>
+      <w:r>
+        <w:rPr>
+          <w:rFonts w:ascii="CMU Sans Serif" w:hAnsi="CMU Sans Serif" w:cs="CMU Sans Serif"/>
+          <w:sz w:val="20"/>
+          <w:szCs w:val="20"/>
+        </w:rPr>
+        <w:t xml:space="preserve">The </w:t>
+      </w:r>
+      <w:r>
+        <w:rPr>
+          <w:rFonts w:ascii="CMU Sans Serif" w:hAnsi="CMU Sans Serif" w:cs="CMU Sans Serif"/>
+          <w:sz w:val="20"/>
+          <w:szCs w:val="20"/>
+        </w:rPr>
+        <w:t>central</w:t>
+      </w:r>
+      <w:r>
+        <w:rPr>
+          <w:rFonts w:ascii="CMU Sans Serif" w:hAnsi="CMU Sans Serif" w:cs="CMU Sans Serif"/>
+          <w:sz w:val="20"/>
+          <w:szCs w:val="20"/>
+        </w:rPr>
+        <w:t xml:space="preserve"> research</w:t>
+      </w:r>
+      <w:r>
+        <w:rPr>
+          <w:rFonts w:ascii="CMU Sans Serif" w:hAnsi="CMU Sans Serif" w:cs="CMU Sans Serif"/>
+          <w:sz w:val="20"/>
+          <w:szCs w:val="20"/>
+        </w:rPr>
+        <w:t xml:space="preserve"> question </w:t>
+      </w:r>
+      <w:r>
+        <w:rPr>
+          <w:rFonts w:ascii="CMU Sans Serif" w:hAnsi="CMU Sans Serif" w:cs="CMU Sans Serif"/>
+          <w:sz w:val="20"/>
+          <w:szCs w:val="20"/>
+        </w:rPr>
+        <w:t>of th</w:t>
+      </w:r>
+      <w:r>
+        <w:rPr>
+          <w:rFonts w:ascii="CMU Sans Serif" w:hAnsi="CMU Sans Serif" w:cs="CMU Sans Serif"/>
+          <w:sz w:val="20"/>
+          <w:szCs w:val="20"/>
+        </w:rPr>
+        <w:t>e</w:t>
+      </w:r>
+      <w:r>
+        <w:rPr>
+          <w:rFonts w:ascii="CMU Sans Serif" w:hAnsi="CMU Sans Serif" w:cs="CMU Sans Serif"/>
+          <w:sz w:val="20"/>
+          <w:szCs w:val="20"/>
+        </w:rPr>
+        <w:t xml:space="preserve"> </w:t>
+      </w:r>
+      <w:r>
+        <w:rPr>
+          <w:rFonts w:ascii="CMU Sans Serif" w:hAnsi="CMU Sans Serif" w:cs="CMU Sans Serif"/>
+          <w:sz w:val="20"/>
+          <w:szCs w:val="20"/>
+        </w:rPr>
+        <w:t xml:space="preserve">MSc dissertation </w:t>
+      </w:r>
+      <w:r>
+        <w:rPr>
+          <w:rFonts w:ascii="CMU Sans Serif" w:hAnsi="CMU Sans Serif" w:cs="CMU Sans Serif"/>
+          <w:sz w:val="20"/>
+          <w:szCs w:val="20"/>
+        </w:rPr>
+        <w:t xml:space="preserve">thesis </w:t>
+      </w:r>
+      <w:r>
+        <w:rPr>
+          <w:rFonts w:ascii="CMU Sans Serif" w:hAnsi="CMU Sans Serif" w:cs="CMU Sans Serif"/>
+          <w:sz w:val="20"/>
+          <w:szCs w:val="20"/>
+        </w:rPr>
+        <w:t xml:space="preserve">can be sub-divided into four </w:t>
+      </w:r>
+      <w:r>
+        <w:rPr>
+          <w:rFonts w:ascii="CMU Sans Serif" w:hAnsi="CMU Sans Serif" w:cs="CMU Sans Serif"/>
+          <w:sz w:val="20"/>
+          <w:szCs w:val="20"/>
+        </w:rPr>
+        <w:t>individually-defined</w:t>
+      </w:r>
+      <w:r>
+        <w:rPr>
+          <w:rFonts w:ascii="CMU Sans Serif" w:hAnsi="CMU Sans Serif" w:cs="CMU Sans Serif"/>
+          <w:sz w:val="20"/>
+          <w:szCs w:val="20"/>
+        </w:rPr>
+        <w:t xml:space="preserve"> research </w:t>
+      </w:r>
+      <w:r>
+        <w:rPr>
+          <w:rFonts w:ascii="CMU Sans Serif" w:hAnsi="CMU Sans Serif" w:cs="CMU Sans Serif"/>
+          <w:sz w:val="20"/>
+          <w:szCs w:val="20"/>
+        </w:rPr>
+        <w:t xml:space="preserve">questions. </w:t>
+      </w:r>
+      <w:r>
+        <w:rPr>
+          <w:rFonts w:ascii="CMU Sans Serif" w:hAnsi="CMU Sans Serif" w:cs="CMU Sans Serif"/>
+          <w:sz w:val="20"/>
+          <w:szCs w:val="20"/>
+        </w:rPr>
+        <w:t>Each sub-question</w:t>
+      </w:r>
+      <w:r>
+        <w:rPr>
+          <w:rFonts w:ascii="CMU Sans Serif" w:hAnsi="CMU Sans Serif" w:cs="CMU Sans Serif"/>
+          <w:sz w:val="20"/>
+          <w:szCs w:val="20"/>
+        </w:rPr>
+        <w:t xml:space="preserve"> is compartmentalized </w:t>
+      </w:r>
+      <w:r>
+        <w:rPr>
+          <w:rFonts w:ascii="CMU Sans Serif" w:hAnsi="CMU Sans Serif" w:cs="CMU Sans Serif"/>
+          <w:sz w:val="20"/>
+          <w:szCs w:val="20"/>
+        </w:rPr>
+        <w:t>(</w:t>
+      </w:r>
+      <w:r>
+        <w:rPr>
+          <w:rFonts w:ascii="CMU Sans Serif" w:hAnsi="CMU Sans Serif" w:cs="CMU Sans Serif"/>
+          <w:sz w:val="20"/>
+          <w:szCs w:val="20"/>
+        </w:rPr>
+        <w:t>inclusive of lemmas and</w:t>
+      </w:r>
+      <w:r>
+        <w:rPr>
+          <w:rFonts w:ascii="CMU Sans Serif" w:hAnsi="CMU Sans Serif" w:cs="CMU Sans Serif"/>
+          <w:sz w:val="20"/>
+          <w:szCs w:val="20"/>
+        </w:rPr>
+        <w:t xml:space="preserve"> proofs) </w:t>
+      </w:r>
+      <w:r>
+        <w:rPr>
+          <w:rFonts w:ascii="CMU Sans Serif" w:hAnsi="CMU Sans Serif" w:cs="CMU Sans Serif"/>
+          <w:sz w:val="20"/>
+          <w:szCs w:val="20"/>
+        </w:rPr>
+        <w:t>and</w:t>
+      </w:r>
+      <w:r>
+        <w:rPr>
+          <w:rFonts w:ascii="CMU Sans Serif" w:hAnsi="CMU Sans Serif" w:cs="CMU Sans Serif"/>
+          <w:sz w:val="20"/>
+          <w:szCs w:val="20"/>
+        </w:rPr>
+        <w:t xml:space="preserve"> </w:t>
+      </w:r>
+      <w:r>
+        <w:rPr>
+          <w:rFonts w:ascii="CMU Sans Serif" w:hAnsi="CMU Sans Serif" w:cs="CMU Sans Serif"/>
+          <w:sz w:val="20"/>
+          <w:szCs w:val="20"/>
+        </w:rPr>
+        <w:t>in</w:t>
+      </w:r>
+      <w:r>
+        <w:rPr>
+          <w:rFonts w:ascii="CMU Sans Serif" w:hAnsi="CMU Sans Serif" w:cs="CMU Sans Serif"/>
+          <w:sz w:val="20"/>
+          <w:szCs w:val="20"/>
+        </w:rPr>
+        <w:t>form</w:t>
+      </w:r>
+      <w:r>
+        <w:rPr>
+          <w:rFonts w:ascii="CMU Sans Serif" w:hAnsi="CMU Sans Serif" w:cs="CMU Sans Serif"/>
+          <w:sz w:val="20"/>
+          <w:szCs w:val="20"/>
+        </w:rPr>
+        <w:t>s</w:t>
+      </w:r>
+      <w:r>
+        <w:rPr>
+          <w:rFonts w:ascii="CMU Sans Serif" w:hAnsi="CMU Sans Serif" w:cs="CMU Sans Serif"/>
+          <w:sz w:val="20"/>
+          <w:szCs w:val="20"/>
+        </w:rPr>
+        <w:t xml:space="preserve"> </w:t>
+      </w:r>
+      <w:r>
+        <w:rPr>
+          <w:rFonts w:ascii="CMU Sans Serif" w:hAnsi="CMU Sans Serif" w:cs="CMU Sans Serif"/>
+          <w:sz w:val="20"/>
+          <w:szCs w:val="20"/>
+        </w:rPr>
+        <w:t>the</w:t>
+      </w:r>
+      <w:r>
+        <w:rPr>
+          <w:rFonts w:ascii="CMU Sans Serif" w:hAnsi="CMU Sans Serif" w:cs="CMU Sans Serif"/>
+          <w:sz w:val="20"/>
+          <w:szCs w:val="20"/>
+        </w:rPr>
+        <w:t xml:space="preserve"> hypothetical assumption </w:t>
+      </w:r>
+      <w:r>
+        <w:rPr>
+          <w:rFonts w:ascii="CMU Sans Serif" w:hAnsi="CMU Sans Serif" w:cs="CMU Sans Serif"/>
+          <w:sz w:val="20"/>
+          <w:szCs w:val="20"/>
+        </w:rPr>
+        <w:t xml:space="preserve">that </w:t>
+      </w:r>
+      <w:r>
+        <w:rPr>
+          <w:rFonts w:ascii="CMU Sans Serif" w:hAnsi="CMU Sans Serif" w:cs="CMU Sans Serif"/>
+          <w:sz w:val="20"/>
+          <w:szCs w:val="20"/>
+        </w:rPr>
+        <w:t xml:space="preserve">guides the </w:t>
+      </w:r>
+      <w:r>
+        <w:rPr>
+          <w:rFonts w:ascii="CMU Sans Serif" w:hAnsi="CMU Sans Serif" w:cs="CMU Sans Serif"/>
+          <w:sz w:val="20"/>
+          <w:szCs w:val="20"/>
+        </w:rPr>
+        <w:t>central</w:t>
+      </w:r>
+      <w:r>
+        <w:rPr>
+          <w:rFonts w:ascii="CMU Sans Serif" w:hAnsi="CMU Sans Serif" w:cs="CMU Sans Serif"/>
+          <w:sz w:val="20"/>
+          <w:szCs w:val="20"/>
+        </w:rPr>
+        <w:t xml:space="preserve"> </w:t>
+      </w:r>
+      <w:r>
+        <w:rPr>
+          <w:rFonts w:ascii="CMU Sans Serif" w:hAnsi="CMU Sans Serif" w:cs="CMU Sans Serif"/>
+          <w:sz w:val="20"/>
+          <w:szCs w:val="20"/>
+        </w:rPr>
+        <w:t xml:space="preserve">research question. Of course, much of the </w:t>
+      </w:r>
+      <w:r>
+        <w:rPr>
+          <w:rFonts w:ascii="CMU Sans Serif" w:hAnsi="CMU Sans Serif" w:cs="CMU Sans Serif"/>
+          <w:sz w:val="20"/>
+          <w:szCs w:val="20"/>
+        </w:rPr>
+        <w:t xml:space="preserve">theoretical scope which these questions fall under </w:t>
+      </w:r>
+      <w:r>
+        <w:rPr>
+          <w:rFonts w:ascii="CMU Sans Serif" w:hAnsi="CMU Sans Serif" w:cs="CMU Sans Serif"/>
+          <w:sz w:val="20"/>
+          <w:szCs w:val="20"/>
+        </w:rPr>
+        <w:t xml:space="preserve">are mathematical intensive lemmas and </w:t>
+      </w:r>
+      <w:r>
+        <w:rPr>
+          <w:rFonts w:ascii="CMU Sans Serif" w:hAnsi="CMU Sans Serif" w:cs="CMU Sans Serif"/>
+          <w:sz w:val="20"/>
+          <w:szCs w:val="20"/>
+        </w:rPr>
+        <w:t>proofs.</w:t>
+      </w:r>
+      <w:r>
+        <w:rPr>
+          <w:rFonts w:ascii="CMU Sans Serif" w:hAnsi="CMU Sans Serif" w:cs="CMU Sans Serif"/>
+          <w:sz w:val="20"/>
+          <w:szCs w:val="20"/>
+        </w:rPr>
+        <w:t xml:space="preserve"> The essence here is that prio</w:t>
+      </w:r>
+      <w:r>
+        <w:rPr>
+          <w:rFonts w:ascii="CMU Sans Serif" w:hAnsi="CMU Sans Serif" w:cs="CMU Sans Serif"/>
+          <w:sz w:val="20"/>
+          <w:szCs w:val="20"/>
+        </w:rPr>
+        <w:t xml:space="preserve">r to the allocation of regression P-values, confirmation is required about the </w:t>
+      </w:r>
+      <w:r>
+        <w:rPr>
+          <w:rFonts w:ascii="CMU Sans Serif" w:hAnsi="CMU Sans Serif" w:cs="CMU Sans Serif"/>
+          <w:sz w:val="20"/>
+          <w:szCs w:val="20"/>
+        </w:rPr>
+        <w:t>inter</w:t>
+      </w:r>
+      <w:r>
+        <w:rPr>
+          <w:rFonts w:ascii="CMU Sans Serif" w:hAnsi="CMU Sans Serif" w:cs="CMU Sans Serif"/>
+          <w:sz w:val="20"/>
+          <w:szCs w:val="20"/>
+        </w:rPr>
+        <w:t>-</w:t>
+      </w:r>
+      <w:r>
+        <w:rPr>
+          <w:rFonts w:ascii="CMU Sans Serif" w:hAnsi="CMU Sans Serif" w:cs="CMU Sans Serif"/>
+          <w:sz w:val="20"/>
+          <w:szCs w:val="20"/>
+        </w:rPr>
+        <w:t>relationship</w:t>
+      </w:r>
+      <w:r>
+        <w:rPr>
+          <w:rFonts w:ascii="CMU Sans Serif" w:hAnsi="CMU Sans Serif" w:cs="CMU Sans Serif"/>
+          <w:sz w:val="20"/>
+          <w:szCs w:val="20"/>
+        </w:rPr>
+        <w:t xml:space="preserve">s between important systems of variables that </w:t>
+      </w:r>
+      <w:r>
+        <w:rPr>
+          <w:rFonts w:ascii="CMU Sans Serif" w:hAnsi="CMU Sans Serif" w:cs="CMU Sans Serif"/>
+          <w:sz w:val="20"/>
+          <w:szCs w:val="20"/>
+        </w:rPr>
+        <w:t xml:space="preserve">are referenced </w:t>
+      </w:r>
+      <w:r>
+        <w:rPr>
+          <w:rFonts w:ascii="CMU Sans Serif" w:hAnsi="CMU Sans Serif" w:cs="CMU Sans Serif"/>
+          <w:sz w:val="20"/>
+          <w:szCs w:val="20"/>
+        </w:rPr>
+        <w:t xml:space="preserve">as sources </w:t>
+      </w:r>
+      <w:r>
+        <w:rPr>
+          <w:rFonts w:ascii="CMU Sans Serif" w:hAnsi="CMU Sans Serif" w:cs="CMU Sans Serif"/>
+          <w:sz w:val="20"/>
+          <w:szCs w:val="20"/>
+        </w:rPr>
+        <w:t>in 1.13.</w:t>
+      </w:r>
+      <w:r>
+        <w:rPr>
+          <w:rFonts w:ascii="CMU Sans Serif" w:hAnsi="CMU Sans Serif" w:cs="CMU Sans Serif"/>
+          <w:sz w:val="20"/>
+          <w:szCs w:val="20"/>
+        </w:rPr>
+        <w:t>1</w:t>
+      </w:r>
+      <w:r>
+        <w:rPr>
+          <w:rFonts w:ascii="CMU Sans Serif" w:hAnsi="CMU Sans Serif" w:cs="CMU Sans Serif"/>
+          <w:sz w:val="20"/>
+          <w:szCs w:val="20"/>
+        </w:rPr>
+        <w:t>.</w:t>
+      </w:r>
+      <w:r>
+        <w:rPr>
+          <w:rFonts w:ascii="CMU Sans Serif" w:hAnsi="CMU Sans Serif" w:cs="CMU Sans Serif"/>
+          <w:sz w:val="20"/>
+          <w:szCs w:val="20"/>
+        </w:rPr>
+        <w:t xml:space="preserve"> </w:t>
+      </w:r>
+      <w:r>
+        <w:rPr>
+          <w:rFonts w:ascii="CMU Sans Serif" w:hAnsi="CMU Sans Serif" w:cs="CMU Sans Serif"/>
+          <w:sz w:val="20"/>
+          <w:szCs w:val="20"/>
+        </w:rPr>
+        <w:t xml:space="preserve">The following is the survey format as found in </w:t>
+      </w:r>
+      <w:r>
+        <w:rPr>
+          <w:rFonts w:ascii="CMU Sans Serif" w:hAnsi="CMU Sans Serif" w:cs="CMU Sans Serif"/>
+          <w:sz w:val="20"/>
+          <w:szCs w:val="20"/>
+        </w:rPr>
+        <w:t xml:space="preserve">a GitHub repository created using </w:t>
+      </w:r>
+      <w:r>
+        <w:rPr>
+          <w:rFonts w:ascii="CMU Sans Serif" w:hAnsi="CMU Sans Serif" w:cs="CMU Sans Serif"/>
+          <w:sz w:val="20"/>
+          <w:szCs w:val="20"/>
+        </w:rPr>
+        <w:t xml:space="preserve">the </w:t>
+      </w:r>
+      <w:r>
+        <w:rPr>
+          <w:rFonts w:ascii="CMU Sans Serif" w:hAnsi="CMU Sans Serif" w:cs="CMU Sans Serif"/>
+          <w:sz w:val="20"/>
+          <w:szCs w:val="20"/>
+        </w:rPr>
+        <w:t xml:space="preserve">Heroku deployment method and Visual Studio IDE: </w:t>
+      </w:r>
+      <w:hyperlink r:id="rId16" w:history="1">
+        <w:r>
+          <w:rPr>
+            <w:rStyle w:val="Hyperlink"/>
+            <w:rFonts w:ascii="CMU Sans Serif" w:hAnsi="CMU Sans Serif" w:cs="CMU Sans Serif"/>
+            <w:sz w:val="20"/>
+            <w:szCs w:val="20"/>
+          </w:rPr>
+          <w:t>https://alfredmayaki.me/msc-survey.html</w:t>
+        </w:r>
+      </w:hyperlink>
+      <w:r>
+        <w:rPr>
+          <w:rFonts w:ascii="CMU Sans Serif" w:hAnsi="CMU Sans Serif" w:cs="CMU Sans Serif"/>
+          <w:sz w:val="20"/>
+          <w:szCs w:val="20"/>
+        </w:rPr>
+        <w:t>.</w:t>
+      </w:r>
+      <w:r>
+        <w:rPr>
+          <w:rFonts w:ascii="CMU Sans Serif" w:hAnsi="CMU Sans Serif" w:cs="CMU Sans Serif"/>
+          <w:sz w:val="20"/>
+          <w:szCs w:val="20"/>
+        </w:rPr>
+        <w:t xml:space="preserve"> </w:t>
+      </w:r>
+      <w:r>
+        <w:rPr>
+          <w:rFonts w:ascii="CMU Sans Serif" w:hAnsi="CMU Sans Serif" w:cs="CMU Sans Serif"/>
+          <w:sz w:val="20"/>
+          <w:szCs w:val="20"/>
+        </w:rPr>
+        <w:t xml:space="preserve">Though, the nature of the </w:t>
+      </w:r>
+      <w:r>
+        <w:rPr>
+          <w:rFonts w:ascii="CMU Sans Serif" w:hAnsi="CMU Sans Serif" w:cs="CMU Sans Serif"/>
+          <w:sz w:val="20"/>
+          <w:szCs w:val="20"/>
+        </w:rPr>
+        <w:t xml:space="preserve">new </w:t>
+      </w:r>
+      <w:r>
+        <w:rPr>
+          <w:rFonts w:ascii="CMU Sans Serif" w:hAnsi="CMU Sans Serif" w:cs="CMU Sans Serif"/>
+          <w:sz w:val="20"/>
+          <w:szCs w:val="20"/>
+        </w:rPr>
+        <w:t>format</w:t>
+      </w:r>
+      <w:r>
+        <w:rPr>
+          <w:rFonts w:ascii="CMU Sans Serif" w:hAnsi="CMU Sans Serif" w:cs="CMU Sans Serif"/>
+          <w:sz w:val="20"/>
+          <w:szCs w:val="20"/>
+        </w:rPr>
+        <w:t xml:space="preserve"> remain</w:t>
+      </w:r>
+      <w:r>
+        <w:rPr>
+          <w:rFonts w:ascii="CMU Sans Serif" w:hAnsi="CMU Sans Serif" w:cs="CMU Sans Serif"/>
+          <w:sz w:val="20"/>
+          <w:szCs w:val="20"/>
+        </w:rPr>
+        <w:t>s</w:t>
+      </w:r>
+      <w:r>
+        <w:rPr>
+          <w:rFonts w:ascii="CMU Sans Serif" w:hAnsi="CMU Sans Serif" w:cs="CMU Sans Serif"/>
+          <w:sz w:val="20"/>
+          <w:szCs w:val="20"/>
+        </w:rPr>
+        <w:t xml:space="preserve"> consistent</w:t>
+      </w:r>
+      <w:r>
+        <w:rPr>
+          <w:rFonts w:ascii="CMU Sans Serif" w:hAnsi="CMU Sans Serif" w:cs="CMU Sans Serif"/>
+          <w:sz w:val="20"/>
+          <w:szCs w:val="20"/>
+        </w:rPr>
+        <w:t xml:space="preserve"> </w:t>
+      </w:r>
+      <w:r>
+        <w:rPr>
+          <w:rFonts w:ascii="CMU Sans Serif" w:hAnsi="CMU Sans Serif" w:cs="CMU Sans Serif"/>
+          <w:sz w:val="20"/>
+          <w:szCs w:val="20"/>
+        </w:rPr>
+        <w:t xml:space="preserve">with Miller and Doyle (2025) </w:t>
+      </w:r>
+      <w:r>
+        <w:rPr>
+          <w:rFonts w:ascii="CMU Sans Serif" w:hAnsi="CMU Sans Serif" w:cs="CMU Sans Serif"/>
+          <w:sz w:val="20"/>
+          <w:szCs w:val="20"/>
+        </w:rPr>
+        <w:t>after a transformation from open format to closed</w:t>
+      </w:r>
+      <w:r>
+        <w:rPr>
+          <w:rFonts w:ascii="CMU Sans Serif" w:hAnsi="CMU Sans Serif" w:cs="CMU Sans Serif"/>
+          <w:sz w:val="20"/>
+          <w:szCs w:val="20"/>
+        </w:rPr>
+        <w:t xml:space="preserve">, the interrogation format was </w:t>
+      </w:r>
+      <w:r>
+        <w:rPr>
+          <w:rFonts w:ascii="CMU Sans Serif" w:hAnsi="CMU Sans Serif" w:cs="CMU Sans Serif"/>
+          <w:sz w:val="20"/>
+          <w:szCs w:val="20"/>
+        </w:rPr>
+        <w:t xml:space="preserve">ultimately </w:t>
+      </w:r>
+      <w:r>
+        <w:rPr>
+          <w:rFonts w:ascii="CMU Sans Serif" w:hAnsi="CMU Sans Serif" w:cs="CMU Sans Serif"/>
+          <w:sz w:val="20"/>
+          <w:szCs w:val="20"/>
+        </w:rPr>
+        <w:t xml:space="preserve">changed from </w:t>
+      </w:r>
+      <w:r>
+        <w:rPr>
+          <w:rFonts w:ascii="CMU Sans Serif" w:hAnsi="CMU Sans Serif" w:cs="CMU Sans Serif"/>
+          <w:sz w:val="20"/>
+          <w:szCs w:val="20"/>
+        </w:rPr>
+        <w:t>to better quantify experiences of neurodiverse employees</w:t>
+      </w:r>
+      <w:r>
+        <w:rPr>
+          <w:rFonts w:ascii="CMU Sans Serif" w:hAnsi="CMU Sans Serif" w:cs="CMU Sans Serif"/>
+          <w:sz w:val="20"/>
+          <w:szCs w:val="20"/>
+        </w:rPr>
+        <w:t>. The new ten new questions are</w:t>
+      </w:r>
+      <w:r>
+        <w:rPr>
+          <w:rFonts w:ascii="CMU Sans Serif" w:hAnsi="CMU Sans Serif" w:cs="CMU Sans Serif"/>
+          <w:sz w:val="20"/>
+          <w:szCs w:val="20"/>
+        </w:rPr>
+        <w:t xml:space="preserve"> scaled from 1-10</w:t>
+      </w:r>
+      <w:r>
+        <w:rPr>
+          <w:rFonts w:ascii="CMU Sans Serif" w:hAnsi="CMU Sans Serif" w:cs="CMU Sans Serif"/>
+          <w:sz w:val="20"/>
+          <w:szCs w:val="20"/>
+        </w:rPr>
+        <w:t xml:space="preserve">. The strength of this is it allows structural estimates to be derived when we embed these survey variables into an objective function (a </w:t>
+      </w:r>
+      <w:r>
+        <w:rPr>
+          <w:rFonts w:ascii="CMU Sans Serif" w:hAnsi="CMU Sans Serif" w:cs="CMU Sans Serif"/>
+          <w:sz w:val="20"/>
+          <w:szCs w:val="20"/>
+        </w:rPr>
+        <w:t xml:space="preserve">social contract constrained </w:t>
+      </w:r>
+      <w:r>
+        <w:rPr>
+          <w:rFonts w:ascii="CMU Sans Serif" w:hAnsi="CMU Sans Serif" w:cs="CMU Sans Serif"/>
+          <w:sz w:val="20"/>
+          <w:szCs w:val="20"/>
+        </w:rPr>
+        <w:t>maximisation problem).</w:t>
+      </w:r>
+    </w:p>
+    <w:p>
+      <w:pPr>
+        <w:pStyle w:val="ListParagraph"/>
+        <w:numPr>
+          <w:ilvl w:val="0"/>
+          <w:numId w:val="27"/>
+        </w:numPr>
+        <w:spacing w:line="360" w:lineRule="auto"/>
+        <w:jc w:val="both"/>
+        <w:rPr>
+          <w:rFonts w:ascii="CMU Sans Serif" w:hAnsi="CMU Sans Serif" w:cs="CMU Sans Serif"/>
+          <w:sz w:val="20"/>
+          <w:szCs w:val="20"/>
+        </w:rPr>
+      </w:pPr>
+      <w:r>
+        <w:rPr>
+          <w:rFonts w:ascii="CMU Sans Serif" w:hAnsi="CMU Sans Serif" w:cs="CMU Sans Serif"/>
+          <w:sz w:val="20"/>
+          <w:szCs w:val="20"/>
+        </w:rPr>
+        <w:t>What attracts you to an organization?</w:t>
+      </w:r>
+      <w:r>
+        <w:rPr>
+          <w:rFonts w:ascii="CMU Sans Serif" w:hAnsi="CMU Sans Serif" w:cs="CMU Sans Serif"/>
+          <w:sz w:val="20"/>
+          <w:szCs w:val="20"/>
+        </w:rPr>
+        <w:t xml:space="preserve"> </w:t>
+      </w:r>
+      <w:r>
+        <w:rPr>
+          <w:rFonts w:ascii="CMU Sans Serif" w:hAnsi="CMU Sans Serif" w:cs="CMU Sans Serif"/>
+          <w:i/>
+          <w:iCs/>
+          <w:sz w:val="20"/>
+          <w:szCs w:val="20"/>
+        </w:rPr>
+        <w:t>Changes to</w:t>
+      </w:r>
+      <w:r>
+        <w:rPr>
+          <w:rFonts w:ascii="CMU Sans Serif" w:hAnsi="CMU Sans Serif" w:cs="CMU Sans Serif"/>
+          <w:sz w:val="20"/>
+          <w:szCs w:val="20"/>
+        </w:rPr>
+        <w:t xml:space="preserve"> - I am attracted by</w:t>
+      </w:r>
+      <w:r>
+        <w:rPr>
+          <w:rFonts w:ascii="CMU Sans Serif" w:hAnsi="CMU Sans Serif" w:cs="CMU Sans Serif"/>
+          <w:sz w:val="20"/>
+          <w:szCs w:val="20"/>
+        </w:rPr>
+        <w:t xml:space="preserve"> the offer of</w:t>
+      </w:r>
+      <w:r>
+        <w:rPr>
+          <w:rFonts w:ascii="CMU Sans Serif" w:hAnsi="CMU Sans Serif" w:cs="CMU Sans Serif"/>
+          <w:sz w:val="20"/>
+          <w:szCs w:val="20"/>
+        </w:rPr>
+        <w:t xml:space="preserve"> interview </w:t>
+      </w:r>
+      <w:r>
+        <w:rPr>
+          <w:rFonts w:ascii="CMU Sans Serif" w:hAnsi="CMU Sans Serif" w:cs="CMU Sans Serif"/>
+          <w:sz w:val="20"/>
+          <w:szCs w:val="20"/>
+        </w:rPr>
+        <w:t>accommodation</w:t>
+      </w:r>
+      <w:r>
+        <w:rPr>
+          <w:rFonts w:ascii="CMU Sans Serif" w:hAnsi="CMU Sans Serif" w:cs="CMU Sans Serif"/>
+          <w:sz w:val="20"/>
+          <w:szCs w:val="20"/>
+        </w:rPr>
+        <w:t xml:space="preserve"> when applying</w:t>
+      </w:r>
+      <w:r>
+        <w:rPr>
+          <w:rFonts w:ascii="CMU Sans Serif" w:hAnsi="CMU Sans Serif" w:cs="CMU Sans Serif"/>
+          <w:sz w:val="20"/>
+          <w:szCs w:val="20"/>
+        </w:rPr>
+        <w:t>.</w:t>
+      </w:r>
+    </w:p>
+    <w:p>
+      <w:pPr>
+        <w:pStyle w:val="ListParagraph"/>
+        <w:numPr>
+          <w:ilvl w:val="0"/>
+          <w:numId w:val="27"/>
+        </w:numPr>
+        <w:spacing w:line="360" w:lineRule="auto"/>
+        <w:jc w:val="both"/>
+        <w:rPr>
+          <w:rFonts w:ascii="CMU Sans Serif" w:hAnsi="CMU Sans Serif" w:cs="CMU Sans Serif"/>
+          <w:sz w:val="20"/>
+          <w:szCs w:val="20"/>
+        </w:rPr>
+      </w:pPr>
+      <w:r>
+        <w:rPr>
+          <w:rFonts w:ascii="CMU Sans Serif" w:hAnsi="CMU Sans Serif" w:cs="CMU Sans Serif"/>
+          <w:sz w:val="20"/>
+          <w:szCs w:val="20"/>
+        </w:rPr>
+        <w:t>How do you perceive if a potential employer is inclusive during recruitment?</w:t>
+      </w:r>
+      <w:r>
+        <w:rPr>
+          <w:rFonts w:ascii="CMU Sans Serif" w:hAnsi="CMU Sans Serif" w:cs="CMU Sans Serif"/>
+          <w:sz w:val="20"/>
+          <w:szCs w:val="20"/>
+        </w:rPr>
+        <w:t xml:space="preserve"> </w:t>
+      </w:r>
+      <w:r>
+        <w:rPr>
+          <w:rFonts w:ascii="CMU Sans Serif" w:hAnsi="CMU Sans Serif" w:cs="CMU Sans Serif"/>
+          <w:i/>
+          <w:iCs/>
+          <w:sz w:val="20"/>
+          <w:szCs w:val="20"/>
+        </w:rPr>
+        <w:t>Changes to</w:t>
+      </w:r>
+      <w:r>
+        <w:rPr>
+          <w:rFonts w:ascii="CMU Sans Serif" w:hAnsi="CMU Sans Serif" w:cs="CMU Sans Serif"/>
+          <w:sz w:val="20"/>
+          <w:szCs w:val="20"/>
+        </w:rPr>
+        <w:t xml:space="preserve"> - I am increasingly aware of inclusive wording and the behaviours of recruiters.</w:t>
+      </w:r>
+    </w:p>
+    <w:p>
+      <w:pPr>
+        <w:pStyle w:val="ListParagraph"/>
+        <w:numPr>
+          <w:ilvl w:val="0"/>
+          <w:numId w:val="27"/>
+        </w:numPr>
+        <w:spacing w:line="360" w:lineRule="auto"/>
+        <w:jc w:val="both"/>
+        <w:rPr>
+          <w:rFonts w:ascii="CMU Sans Serif" w:hAnsi="CMU Sans Serif" w:cs="CMU Sans Serif"/>
+          <w:sz w:val="20"/>
+          <w:szCs w:val="20"/>
+        </w:rPr>
+      </w:pPr>
+      <w:r>
+        <w:rPr>
+          <w:rFonts w:ascii="CMU Sans Serif" w:hAnsi="CMU Sans Serif" w:cs="CMU Sans Serif"/>
+          <w:sz w:val="20"/>
+          <w:szCs w:val="20"/>
+        </w:rPr>
+        <w:t>How does this impact you?</w:t>
+      </w:r>
+      <w:r>
+        <w:rPr>
+          <w:rFonts w:ascii="CMU Sans Serif" w:hAnsi="CMU Sans Serif" w:cs="CMU Sans Serif"/>
+          <w:sz w:val="20"/>
+          <w:szCs w:val="20"/>
+        </w:rPr>
+        <w:t xml:space="preserve"> </w:t>
+      </w:r>
+      <w:r>
+        <w:rPr>
+          <w:rFonts w:ascii="CMU Sans Serif" w:hAnsi="CMU Sans Serif" w:cs="CMU Sans Serif"/>
+          <w:i/>
+          <w:iCs/>
+          <w:sz w:val="20"/>
+          <w:szCs w:val="20"/>
+        </w:rPr>
+        <w:t>Changes to</w:t>
+      </w:r>
+      <w:r>
+        <w:rPr>
+          <w:rFonts w:ascii="CMU Sans Serif" w:hAnsi="CMU Sans Serif" w:cs="CMU Sans Serif"/>
+          <w:sz w:val="20"/>
+          <w:szCs w:val="20"/>
+        </w:rPr>
+        <w:t xml:space="preserve"> - These impact me in a positive way.</w:t>
+      </w:r>
+    </w:p>
+    <w:p>
+      <w:pPr>
+        <w:pStyle w:val="ListParagraph"/>
+        <w:numPr>
+          <w:ilvl w:val="0"/>
+          <w:numId w:val="27"/>
+        </w:numPr>
+        <w:spacing w:line="360" w:lineRule="auto"/>
+        <w:jc w:val="both"/>
+        <w:rPr>
+          <w:rFonts w:ascii="CMU Sans Serif" w:hAnsi="CMU Sans Serif" w:cs="CMU Sans Serif"/>
+          <w:sz w:val="20"/>
+          <w:szCs w:val="20"/>
+        </w:rPr>
+      </w:pPr>
+      <w:r>
+        <w:rPr>
+          <w:rFonts w:ascii="CMU Sans Serif" w:hAnsi="CMU Sans Serif" w:cs="CMU Sans Serif"/>
+          <w:sz w:val="20"/>
+          <w:szCs w:val="20"/>
+        </w:rPr>
+        <w:t>What was your experience of applying to your current organization?</w:t>
+      </w:r>
+      <w:r>
+        <w:rPr>
+          <w:rFonts w:ascii="CMU Sans Serif" w:hAnsi="CMU Sans Serif" w:cs="CMU Sans Serif"/>
+          <w:sz w:val="20"/>
+          <w:szCs w:val="20"/>
+        </w:rPr>
+        <w:t xml:space="preserve"> </w:t>
+      </w:r>
+      <w:r>
+        <w:rPr>
+          <w:rFonts w:ascii="CMU Sans Serif" w:hAnsi="CMU Sans Serif" w:cs="CMU Sans Serif"/>
+          <w:i/>
+          <w:iCs/>
+          <w:sz w:val="20"/>
+          <w:szCs w:val="20"/>
+        </w:rPr>
+        <w:t>Changes to</w:t>
+      </w:r>
+      <w:r>
+        <w:rPr>
+          <w:rFonts w:ascii="CMU Sans Serif" w:hAnsi="CMU Sans Serif" w:cs="CMU Sans Serif"/>
+          <w:sz w:val="20"/>
+          <w:szCs w:val="20"/>
+        </w:rPr>
+        <w:t xml:space="preserve"> - My experience of applying to my current organization was enjoyable.</w:t>
+      </w:r>
+    </w:p>
+    <w:p>
+      <w:pPr>
+        <w:pStyle w:val="ListParagraph"/>
+        <w:numPr>
+          <w:ilvl w:val="0"/>
+          <w:numId w:val="27"/>
+        </w:numPr>
+        <w:spacing w:line="360" w:lineRule="auto"/>
+        <w:jc w:val="both"/>
+        <w:rPr>
+          <w:rFonts w:ascii="CMU Sans Serif" w:hAnsi="CMU Sans Serif" w:cs="CMU Sans Serif"/>
+          <w:sz w:val="20"/>
+          <w:szCs w:val="20"/>
+        </w:rPr>
+      </w:pPr>
+      <w:r>
+        <w:rPr>
+          <w:rFonts w:ascii="CMU Sans Serif" w:hAnsi="CMU Sans Serif" w:cs="CMU Sans Serif"/>
+          <w:sz w:val="20"/>
+          <w:szCs w:val="20"/>
+        </w:rPr>
+        <w:t>Do you have other experiences that have been the same, or different</w:t>
+      </w:r>
+      <w:r>
+        <w:rPr>
+          <w:rFonts w:ascii="CMU Sans Serif" w:hAnsi="CMU Sans Serif" w:cs="CMU Sans Serif"/>
+          <w:sz w:val="20"/>
+          <w:szCs w:val="20"/>
+        </w:rPr>
+        <w:t xml:space="preserve">? </w:t>
+      </w:r>
+      <w:r>
+        <w:rPr>
+          <w:rFonts w:ascii="CMU Sans Serif" w:hAnsi="CMU Sans Serif" w:cs="CMU Sans Serif"/>
+          <w:i/>
+          <w:iCs/>
+          <w:sz w:val="20"/>
+          <w:szCs w:val="20"/>
+        </w:rPr>
+        <w:t>Changes to</w:t>
+      </w:r>
+      <w:r>
+        <w:rPr>
+          <w:rFonts w:ascii="CMU Sans Serif" w:hAnsi="CMU Sans Serif" w:cs="CMU Sans Serif"/>
+          <w:sz w:val="20"/>
+          <w:szCs w:val="20"/>
+        </w:rPr>
+        <w:t xml:space="preserve"> - I have </w:t>
+      </w:r>
+      <w:r>
+        <w:rPr>
+          <w:rFonts w:ascii="CMU Sans Serif" w:hAnsi="CMU Sans Serif" w:cs="CMU Sans Serif"/>
+          <w:sz w:val="20"/>
+          <w:szCs w:val="20"/>
+        </w:rPr>
+        <w:t>had</w:t>
+      </w:r>
+      <w:r>
+        <w:rPr>
+          <w:rFonts w:ascii="CMU Sans Serif" w:hAnsi="CMU Sans Serif" w:cs="CMU Sans Serif"/>
+          <w:sz w:val="20"/>
+          <w:szCs w:val="20"/>
+        </w:rPr>
+        <w:t xml:space="preserve"> other enjoyable experiences that have been similar.</w:t>
+      </w:r>
+    </w:p>
+    <w:p>
+      <w:pPr>
+        <w:pStyle w:val="ListParagraph"/>
+        <w:numPr>
+          <w:ilvl w:val="0"/>
+          <w:numId w:val="27"/>
+        </w:numPr>
+        <w:spacing w:line="360" w:lineRule="auto"/>
+        <w:jc w:val="both"/>
+        <w:rPr>
+          <w:rFonts w:ascii="CMU Sans Serif" w:hAnsi="CMU Sans Serif" w:cs="CMU Sans Serif"/>
+          <w:sz w:val="20"/>
+          <w:szCs w:val="20"/>
+        </w:rPr>
+      </w:pPr>
+      <w:r>
+        <w:rPr>
+          <w:rFonts w:ascii="CMU Sans Serif" w:hAnsi="CMU Sans Serif" w:cs="CMU Sans Serif"/>
+          <w:sz w:val="20"/>
+          <w:szCs w:val="20"/>
+        </w:rPr>
+        <w:t>Do you disclose your neurodivergence during recruitment?</w:t>
+      </w:r>
+      <w:r>
+        <w:rPr>
+          <w:rFonts w:ascii="CMU Sans Serif" w:hAnsi="CMU Sans Serif" w:cs="CMU Sans Serif"/>
+          <w:sz w:val="20"/>
+          <w:szCs w:val="20"/>
+        </w:rPr>
+        <w:t xml:space="preserve"> </w:t>
+      </w:r>
+      <w:r>
+        <w:rPr>
+          <w:rFonts w:ascii="CMU Sans Serif" w:hAnsi="CMU Sans Serif" w:cs="CMU Sans Serif"/>
+          <w:i/>
+          <w:iCs/>
+          <w:sz w:val="20"/>
+          <w:szCs w:val="20"/>
+        </w:rPr>
+        <w:t>Changes to</w:t>
+      </w:r>
+      <w:r>
+        <w:rPr>
+          <w:rFonts w:ascii="CMU Sans Serif" w:hAnsi="CMU Sans Serif" w:cs="CMU Sans Serif"/>
+          <w:sz w:val="20"/>
+          <w:szCs w:val="20"/>
+        </w:rPr>
+        <w:t xml:space="preserve"> - I am happy to disclose my neurodivergence during recruitment </w:t>
+      </w:r>
+      <w:r>
+        <w:rPr>
+          <w:rFonts w:ascii="CMU Sans Serif" w:hAnsi="CMU Sans Serif" w:cs="CMU Sans Serif"/>
+          <w:sz w:val="20"/>
+          <w:szCs w:val="20"/>
+        </w:rPr>
+        <w:t>processes.</w:t>
+      </w:r>
+    </w:p>
+    <w:p>
+      <w:pPr>
+        <w:pStyle w:val="ListParagraph"/>
+        <w:numPr>
+          <w:ilvl w:val="0"/>
+          <w:numId w:val="27"/>
+        </w:numPr>
+        <w:spacing w:line="360" w:lineRule="auto"/>
+        <w:jc w:val="both"/>
+        <w:rPr>
+          <w:rFonts w:ascii="CMU Sans Serif" w:hAnsi="CMU Sans Serif" w:cs="CMU Sans Serif"/>
+          <w:sz w:val="20"/>
+          <w:szCs w:val="20"/>
+        </w:rPr>
+      </w:pPr>
+      <w:r>
+        <w:rPr>
+          <w:rFonts w:ascii="CMU Sans Serif" w:hAnsi="CMU Sans Serif" w:cs="CMU Sans Serif"/>
+          <w:sz w:val="20"/>
+          <w:szCs w:val="20"/>
+        </w:rPr>
+        <w:t>What has been your experience of disclosing or not disclosing?</w:t>
+      </w:r>
+      <w:r>
+        <w:rPr>
+          <w:rFonts w:ascii="CMU Sans Serif" w:hAnsi="CMU Sans Serif" w:cs="CMU Sans Serif"/>
+          <w:sz w:val="20"/>
+          <w:szCs w:val="20"/>
+        </w:rPr>
+        <w:t xml:space="preserve"> </w:t>
+      </w:r>
+      <w:r>
+        <w:rPr>
+          <w:rFonts w:ascii="CMU Sans Serif" w:hAnsi="CMU Sans Serif" w:cs="CMU Sans Serif"/>
+          <w:i/>
+          <w:iCs/>
+          <w:sz w:val="20"/>
+          <w:szCs w:val="20"/>
+        </w:rPr>
+        <w:t>Changes to</w:t>
+      </w:r>
+      <w:r>
+        <w:rPr>
+          <w:rFonts w:ascii="CMU Sans Serif" w:hAnsi="CMU Sans Serif" w:cs="CMU Sans Serif"/>
+          <w:sz w:val="20"/>
+          <w:szCs w:val="20"/>
+        </w:rPr>
+        <w:t xml:space="preserve"> - My experience of disclosure has been amicable.</w:t>
+      </w:r>
+    </w:p>
+    <w:p>
+      <w:pPr>
+        <w:pStyle w:val="ListParagraph"/>
+        <w:numPr>
+          <w:ilvl w:val="0"/>
+          <w:numId w:val="27"/>
+        </w:numPr>
+        <w:spacing w:line="360" w:lineRule="auto"/>
+        <w:jc w:val="both"/>
+        <w:rPr>
+          <w:rFonts w:ascii="CMU Sans Serif" w:hAnsi="CMU Sans Serif" w:cs="CMU Sans Serif"/>
+          <w:sz w:val="20"/>
+          <w:szCs w:val="20"/>
+        </w:rPr>
+      </w:pPr>
+      <w:r>
+        <w:rPr>
+          <w:rFonts w:ascii="CMU Sans Serif" w:hAnsi="CMU Sans Serif" w:cs="CMU Sans Serif"/>
+          <w:sz w:val="20"/>
+          <w:szCs w:val="20"/>
+        </w:rPr>
+        <w:t>What has been your experience of adjustments during recruitment?</w:t>
+      </w:r>
+      <w:r>
+        <w:rPr>
+          <w:rFonts w:ascii="CMU Sans Serif" w:hAnsi="CMU Sans Serif" w:cs="CMU Sans Serif"/>
+          <w:sz w:val="20"/>
+          <w:szCs w:val="20"/>
+        </w:rPr>
+        <w:t xml:space="preserve"> </w:t>
+      </w:r>
+      <w:r>
+        <w:rPr>
+          <w:rFonts w:ascii="CMU Sans Serif" w:hAnsi="CMU Sans Serif" w:cs="CMU Sans Serif"/>
+          <w:i/>
+          <w:iCs/>
+          <w:sz w:val="20"/>
+          <w:szCs w:val="20"/>
+        </w:rPr>
+        <w:t>Changes to</w:t>
+      </w:r>
+      <w:r>
+        <w:rPr>
+          <w:rFonts w:ascii="CMU Sans Serif" w:hAnsi="CMU Sans Serif" w:cs="CMU Sans Serif"/>
+          <w:sz w:val="20"/>
+          <w:szCs w:val="20"/>
+        </w:rPr>
+        <w:t xml:space="preserve"> - My experience of adjustments made during recruitment have been reasonable.</w:t>
+      </w:r>
+    </w:p>
+    <w:p>
+      <w:pPr>
+        <w:pStyle w:val="ListParagraph"/>
+        <w:numPr>
+          <w:ilvl w:val="0"/>
+          <w:numId w:val="27"/>
+        </w:numPr>
+        <w:spacing w:line="360" w:lineRule="auto"/>
+        <w:jc w:val="both"/>
+        <w:rPr>
+          <w:rFonts w:ascii="CMU Sans Serif" w:hAnsi="CMU Sans Serif" w:cs="CMU Sans Serif"/>
+          <w:sz w:val="20"/>
+          <w:szCs w:val="20"/>
+        </w:rPr>
+      </w:pPr>
+      <w:r>
+        <w:rPr>
+          <w:rFonts w:ascii="CMU Sans Serif" w:hAnsi="CMU Sans Serif" w:cs="CMU Sans Serif"/>
+          <w:sz w:val="20"/>
+          <w:szCs w:val="20"/>
+        </w:rPr>
+        <w:t>When you have been at your best during recruitment, that's like what?</w:t>
+      </w:r>
+      <w:r>
+        <w:rPr>
+          <w:rFonts w:ascii="CMU Sans Serif" w:hAnsi="CMU Sans Serif" w:cs="CMU Sans Serif"/>
+          <w:sz w:val="20"/>
+          <w:szCs w:val="20"/>
+        </w:rPr>
+        <w:t xml:space="preserve"> </w:t>
+      </w:r>
+      <w:r>
+        <w:rPr>
+          <w:rFonts w:ascii="CMU Sans Serif" w:hAnsi="CMU Sans Serif" w:cs="CMU Sans Serif"/>
+          <w:i/>
+          <w:iCs/>
+          <w:sz w:val="20"/>
+          <w:szCs w:val="20"/>
+        </w:rPr>
+        <w:t>Changes to</w:t>
+      </w:r>
+      <w:r>
+        <w:rPr>
+          <w:rFonts w:ascii="CMU Sans Serif" w:hAnsi="CMU Sans Serif" w:cs="CMU Sans Serif"/>
+          <w:sz w:val="20"/>
+          <w:szCs w:val="20"/>
+        </w:rPr>
+        <w:t xml:space="preserve"> - To perform my best during a job interview, I require a specific adjustment. (Please state the specific adjustment you require during interview in your last response)</w:t>
+      </w:r>
+    </w:p>
+    <w:p>
+      <w:pPr>
+        <w:pStyle w:val="ListParagraph"/>
+        <w:numPr>
+          <w:ilvl w:val="0"/>
+          <w:numId w:val="27"/>
+        </w:numPr>
+        <w:spacing w:line="360" w:lineRule="auto"/>
+        <w:jc w:val="both"/>
+        <w:rPr>
+          <w:rFonts w:ascii="CMU Sans Serif" w:hAnsi="CMU Sans Serif" w:cs="CMU Sans Serif"/>
+          <w:sz w:val="20"/>
+          <w:szCs w:val="20"/>
+        </w:rPr>
+      </w:pPr>
+      <w:r>
+        <w:rPr>
+          <w:rFonts w:ascii="CMU Sans Serif" w:hAnsi="CMU Sans Serif" w:cs="CMU Sans Serif"/>
+          <w:sz w:val="20"/>
+          <w:szCs w:val="20"/>
+        </w:rPr>
+        <w:t xml:space="preserve">How </w:t>
+      </w:r>
+      <w:r>
+        <w:rPr>
+          <w:rFonts w:ascii="CMU Sans Serif" w:hAnsi="CMU Sans Serif" w:cs="CMU Sans Serif"/>
+          <w:sz w:val="20"/>
+          <w:szCs w:val="20"/>
+        </w:rPr>
+        <w:t>did the organization help you do your best?</w:t>
+      </w:r>
+      <w:r>
+        <w:rPr>
+          <w:rFonts w:ascii="CMU Sans Serif" w:hAnsi="CMU Sans Serif" w:cs="CMU Sans Serif"/>
+          <w:sz w:val="20"/>
+          <w:szCs w:val="20"/>
+        </w:rPr>
+        <w:t xml:space="preserve"> </w:t>
+      </w:r>
+      <w:r>
+        <w:rPr>
+          <w:rFonts w:ascii="CMU Sans Serif" w:hAnsi="CMU Sans Serif" w:cs="CMU Sans Serif"/>
+          <w:i/>
+          <w:iCs/>
+          <w:sz w:val="20"/>
+          <w:szCs w:val="20"/>
+        </w:rPr>
+        <w:t>Changes to</w:t>
+      </w:r>
+      <w:r>
+        <w:rPr>
+          <w:rFonts w:ascii="CMU Sans Serif" w:hAnsi="CMU Sans Serif" w:cs="CMU Sans Serif"/>
+          <w:sz w:val="20"/>
+          <w:szCs w:val="20"/>
+        </w:rPr>
+        <w:t xml:space="preserve"> - My organization helps me to perform my best.</w:t>
+      </w:r>
+    </w:p>
+    <w:p>
+      <w:pPr>
+        <w:spacing w:after="0" w:line="360" w:lineRule="auto"/>
+        <w:jc w:val="both"/>
+        <w:rPr>
+          <w:rFonts w:ascii="CMU Sans Serif" w:eastAsiaTheme="minorEastAsia" w:hAnsi="CMU Sans Serif" w:cs="CMU Sans Serif"/>
+          <w:sz w:val="20"/>
+          <w:szCs w:val="20"/>
+        </w:rPr>
+      </w:pPr>
+      <w:r>
+        <w:rPr>
+          <w:rFonts w:ascii="CMU Sans Serif" w:hAnsi="CMU Sans Serif" w:cs="CMU Sans Serif"/>
+          <w:sz w:val="20"/>
+          <w:szCs w:val="20"/>
+        </w:rPr>
+        <w:t xml:space="preserve">The two-stage-least-squared (2SLS) regression model (Chen, 2019) is defined as the dependent variable: </w:t>
+      </w:r>
+      <m:oMath>
+        <m:r>
+          <w:rPr>
+            <w:rFonts w:ascii="Cambria Math" w:hAnsi="Cambria Math" w:cs="CMU Sans Serif"/>
+            <w:sz w:val="20"/>
+            <w:szCs w:val="20"/>
+          </w:rPr>
+          <m:t>Y</m:t>
+        </m:r>
+      </m:oMath>
+      <w:r>
+        <w:rPr>
+          <w:rFonts w:ascii="CMU Sans Serif" w:eastAsiaTheme="minorEastAsia" w:hAnsi="CMU Sans Serif" w:cs="CMU Sans Serif"/>
+          <w:sz w:val="20"/>
+          <w:szCs w:val="20"/>
+        </w:rPr>
+        <w:t xml:space="preserve"> representing the depression scale, the intercept </w:t>
+      </w:r>
+      <m:oMath>
+        <m:sSub>
+          <m:sSubPr>
+            <m:ctrlPr>
+              <w:rPr>
+                <w:rFonts w:ascii="Cambria Math" w:hAnsi="Cambria Math" w:cs="CMU Sans Serif"/>
+                <w:i/>
+                <w:sz w:val="20"/>
+                <w:szCs w:val="20"/>
+              </w:rPr>
+            </m:ctrlPr>
+          </m:sSubPr>
+          <m:e>
+            <m:r>
+              <w:rPr>
+                <w:rFonts w:ascii="Cambria Math" w:hAnsi="Cambria Math" w:cs="CMU Sans Serif"/>
+                <w:sz w:val="20"/>
+                <w:szCs w:val="20"/>
+              </w:rPr>
+              <m:t>β</m:t>
+            </m:r>
+          </m:e>
+          <m:sub>
+            <m:r>
+              <w:rPr>
+                <w:rFonts w:ascii="Cambria Math" w:hAnsi="Cambria Math" w:cs="CMU Sans Serif"/>
+                <w:sz w:val="20"/>
+                <w:szCs w:val="20"/>
+              </w:rPr>
+              <m:t>0</m:t>
+            </m:r>
+          </m:sub>
+        </m:sSub>
+      </m:oMath>
+      <w:r>
+        <w:rPr>
+          <w:rFonts w:ascii="CMU Sans Serif" w:eastAsiaTheme="minorEastAsia" w:hAnsi="CMU Sans Serif" w:cs="CMU Sans Serif"/>
+          <w:sz w:val="20"/>
+          <w:szCs w:val="20"/>
+        </w:rPr>
+        <w:t xml:space="preserve">, the observed Likert Scale variable (job attractiveness) and its estimator </w:t>
+      </w:r>
+      <m:oMath>
+        <m:sSub>
+          <m:sSubPr>
+            <m:ctrlPr>
+              <w:rPr>
+                <w:rFonts w:ascii="Cambria Math" w:eastAsiaTheme="minorEastAsia" w:hAnsi="Cambria Math" w:cs="CMU Sans Serif"/>
+                <w:i/>
+                <w:sz w:val="20"/>
+                <w:szCs w:val="20"/>
+              </w:rPr>
+            </m:ctrlPr>
+          </m:sSubPr>
+          <m:e>
+            <m:r>
+              <w:rPr>
+                <w:rFonts w:ascii="Cambria Math" w:eastAsiaTheme="minorEastAsia" w:hAnsi="Cambria Math" w:cs="CMU Sans Serif"/>
+                <w:sz w:val="20"/>
+                <w:szCs w:val="20"/>
+              </w:rPr>
+              <m:t>β</m:t>
+            </m:r>
+          </m:e>
+          <m:sub>
+            <m:r>
+              <w:rPr>
+                <w:rFonts w:ascii="Cambria Math" w:eastAsiaTheme="minorEastAsia" w:hAnsi="Cambria Math" w:cs="CMU Sans Serif"/>
+                <w:sz w:val="20"/>
+                <w:szCs w:val="20"/>
+              </w:rPr>
+              <m:t>1</m:t>
+            </m:r>
+          </m:sub>
+        </m:sSub>
+        <m:r>
+          <w:rPr>
+            <w:rFonts w:ascii="Cambria Math" w:eastAsiaTheme="minorEastAsia" w:hAnsi="Cambria Math" w:cs="CMU Sans Serif"/>
+            <w:sz w:val="20"/>
+            <w:szCs w:val="20"/>
+          </w:rPr>
+          <m:t xml:space="preserve"> and </m:t>
+        </m:r>
+        <m:sSub>
+          <m:sSubPr>
+            <m:ctrlPr>
+              <w:rPr>
+                <w:rFonts w:ascii="Cambria Math" w:eastAsiaTheme="minorEastAsia" w:hAnsi="Cambria Math" w:cs="CMU Sans Serif"/>
+                <w:i/>
+                <w:sz w:val="20"/>
+                <w:szCs w:val="20"/>
+              </w:rPr>
+            </m:ctrlPr>
+          </m:sSubPr>
+          <m:e>
+            <m:r>
+              <w:rPr>
+                <w:rFonts w:ascii="Cambria Math" w:eastAsiaTheme="minorEastAsia" w:hAnsi="Cambria Math" w:cs="CMU Sans Serif"/>
+                <w:sz w:val="20"/>
+                <w:szCs w:val="20"/>
+              </w:rPr>
+              <m:t>X</m:t>
+            </m:r>
+          </m:e>
+          <m:sub>
+            <m:r>
+              <w:rPr>
+                <w:rFonts w:ascii="Cambria Math" w:eastAsiaTheme="minorEastAsia" w:hAnsi="Cambria Math" w:cs="CMU Sans Serif"/>
+                <w:sz w:val="20"/>
+                <w:szCs w:val="20"/>
+              </w:rPr>
+              <m:t>1</m:t>
+            </m:r>
+          </m:sub>
+        </m:sSub>
+      </m:oMath>
+      <w:r>
+        <w:rPr>
+          <w:rFonts w:ascii="CMU Sans Serif" w:eastAsiaTheme="minorEastAsia" w:hAnsi="CMU Sans Serif" w:cs="CMU Sans Serif"/>
+          <w:sz w:val="20"/>
+          <w:szCs w:val="20"/>
+        </w:rPr>
+        <w:t xml:space="preserve">, and finally the residual or error term, </w:t>
+      </w:r>
+      <m:oMath>
+        <m:r>
+          <w:rPr>
+            <w:rFonts w:ascii="Cambria Math" w:eastAsiaTheme="minorEastAsia" w:hAnsi="Cambria Math" w:cs="CMU Sans Serif"/>
+            <w:sz w:val="20"/>
+            <w:szCs w:val="20"/>
+          </w:rPr>
+          <m:t>ε</m:t>
+        </m:r>
+      </m:oMath>
+      <w:r>
+        <w:rPr>
+          <w:rFonts w:ascii="CMU Sans Serif" w:eastAsiaTheme="minorEastAsia" w:hAnsi="CMU Sans Serif" w:cs="CMU Sans Serif"/>
+          <w:sz w:val="20"/>
+          <w:szCs w:val="20"/>
+        </w:rPr>
+        <w:t>.</w:t>
+      </w:r>
+    </w:p>
+    <w:p>
+      <w:pPr>
+        <w:spacing w:after="0" w:line="360" w:lineRule="auto"/>
+        <w:jc w:val="both"/>
+        <w:rPr>
+          <w:rFonts w:ascii="CMU Sans Serif" w:eastAsiaTheme="minorEastAsia" w:hAnsi="CMU Sans Serif" w:cs="CMU Sans Serif"/>
+          <w:sz w:val="20"/>
+          <w:szCs w:val="20"/>
+        </w:rPr>
+      </w:pPr>
+    </w:p>
+    <w:p>
+      <w:pPr>
+        <w:spacing w:line="360" w:lineRule="auto"/>
+        <w:rPr>
+          <w:rFonts w:ascii="CMU Sans Serif" w:eastAsiaTheme="minorEastAsia" w:hAnsi="CMU Sans Serif" w:cs="CMU Sans Serif"/>
+          <w:sz w:val="20"/>
+          <w:szCs w:val="20"/>
+        </w:rPr>
+      </w:pPr>
+      <w:r>
+        <w:rPr>
+          <w:rFonts w:ascii="CMU Sans Serif" w:hAnsi="CMU Sans Serif" w:cs="CMU Sans Serif"/>
+          <w:sz w:val="20"/>
+          <w:szCs w:val="20"/>
+        </w:rPr>
+        <w:t>(</w:t>
+      </w:r>
+      <w:r>
+        <w:rPr>
+          <w:rFonts w:ascii="CMU Sans Serif" w:hAnsi="CMU Sans Serif" w:cs="CMU Sans Serif"/>
+          <w:sz w:val="20"/>
+          <w:szCs w:val="20"/>
+        </w:rPr>
+        <w:t>3.</w:t>
+      </w:r>
+      <w:r>
+        <w:rPr>
+          <w:rFonts w:ascii="CMU Sans Serif" w:hAnsi="CMU Sans Serif" w:cs="CMU Sans Serif"/>
+          <w:sz w:val="20"/>
+          <w:szCs w:val="20"/>
+        </w:rPr>
+        <w:t>1)</w:t>
+      </w:r>
+      <w:r>
+        <w:rPr>
+          <w:rFonts w:ascii="CMU Sans Serif" w:hAnsi="CMU Sans Serif" w:cs="CMU Sans Serif"/>
+          <w:sz w:val="20"/>
+          <w:szCs w:val="20"/>
+        </w:rPr>
+        <w:tab/>
+      </w:r>
+      <w:r>
+        <w:rPr>
+          <w:rFonts w:ascii="CMU Sans Serif" w:hAnsi="CMU Sans Serif" w:cs="CMU Sans Serif"/>
+          <w:sz w:val="20"/>
+          <w:szCs w:val="20"/>
+        </w:rPr>
+        <w:tab/>
+      </w:r>
+      <w:r>
+        <w:rPr>
+          <w:rFonts w:ascii="CMU Sans Serif" w:hAnsi="CMU Sans Serif" w:cs="CMU Sans Serif"/>
+          <w:sz w:val="20"/>
+          <w:szCs w:val="20"/>
+        </w:rPr>
+        <w:tab/>
+      </w:r>
+      <w:r>
+        <w:rPr>
+          <w:rFonts w:ascii="CMU Sans Serif" w:hAnsi="CMU Sans Serif" w:cs="CMU Sans Serif"/>
+          <w:sz w:val="20"/>
+          <w:szCs w:val="20"/>
+        </w:rPr>
+        <w:tab/>
+      </w:r>
+      <w:r>
+        <w:rPr>
+          <w:rFonts w:ascii="CMU Sans Serif" w:hAnsi="CMU Sans Serif" w:cs="CMU Sans Serif"/>
+          <w:sz w:val="20"/>
+          <w:szCs w:val="20"/>
+        </w:rPr>
+        <w:tab/>
+      </w:r>
+      <m:oMath>
+        <m:r>
+          <w:rPr>
+            <w:rFonts w:ascii="Cambria Math" w:hAnsi="Cambria Math" w:cs="CMU Sans Serif"/>
+            <w:sz w:val="20"/>
+            <w:szCs w:val="20"/>
+          </w:rPr>
+          <m:t>Y=</m:t>
+        </m:r>
+        <m:sSub>
+          <m:sSubPr>
+            <m:ctrlPr>
+              <w:rPr>
+                <w:rFonts w:ascii="Cambria Math" w:hAnsi="Cambria Math" w:cs="CMU Sans Serif"/>
+                <w:i/>
+                <w:sz w:val="20"/>
+                <w:szCs w:val="20"/>
+              </w:rPr>
+            </m:ctrlPr>
+          </m:sSubPr>
+          <m:e>
+            <m:r>
+              <w:rPr>
+                <w:rFonts w:ascii="Cambria Math" w:hAnsi="Cambria Math" w:cs="CMU Sans Serif"/>
+                <w:sz w:val="20"/>
+                <w:szCs w:val="20"/>
+              </w:rPr>
+              <m:t>β</m:t>
+            </m:r>
+          </m:e>
+          <m:sub>
+            <m:r>
+              <w:rPr>
+                <w:rFonts w:ascii="Cambria Math" w:hAnsi="Cambria Math" w:cs="CMU Sans Serif"/>
+                <w:sz w:val="20"/>
+                <w:szCs w:val="20"/>
+              </w:rPr>
+              <m:t>0</m:t>
+            </m:r>
+          </m:sub>
+        </m:sSub>
+        <m:r>
+          <w:rPr>
+            <w:rFonts w:ascii="Cambria Math" w:eastAsiaTheme="minorEastAsia" w:hAnsi="Cambria Math" w:cs="CMU Sans Serif"/>
+            <w:sz w:val="20"/>
+            <w:szCs w:val="20"/>
+          </w:rPr>
+          <m:t>+</m:t>
+        </m:r>
+        <m:sSub>
+          <m:sSubPr>
+            <m:ctrlPr>
+              <w:rPr>
+                <w:rFonts w:ascii="Cambria Math" w:eastAsiaTheme="minorEastAsia" w:hAnsi="Cambria Math" w:cs="CMU Sans Serif"/>
+                <w:i/>
+                <w:sz w:val="20"/>
+                <w:szCs w:val="20"/>
+              </w:rPr>
+            </m:ctrlPr>
+          </m:sSubPr>
+          <m:e>
+            <m:r>
+              <w:rPr>
+                <w:rFonts w:ascii="Cambria Math" w:eastAsiaTheme="minorEastAsia" w:hAnsi="Cambria Math" w:cs="CMU Sans Serif"/>
+                <w:sz w:val="20"/>
+                <w:szCs w:val="20"/>
+              </w:rPr>
+              <m:t>β</m:t>
+            </m:r>
+          </m:e>
+          <m:sub>
+            <m:r>
+              <w:rPr>
+                <w:rFonts w:ascii="Cambria Math" w:eastAsiaTheme="minorEastAsia" w:hAnsi="Cambria Math" w:cs="CMU Sans Serif"/>
+                <w:sz w:val="20"/>
+                <w:szCs w:val="20"/>
+              </w:rPr>
+              <m:t>1</m:t>
+            </m:r>
+          </m:sub>
+        </m:sSub>
+        <m:sSub>
+          <m:sSubPr>
+            <m:ctrlPr>
+              <w:rPr>
+                <w:rFonts w:ascii="Cambria Math" w:eastAsiaTheme="minorEastAsia" w:hAnsi="Cambria Math" w:cs="CMU Sans Serif"/>
+                <w:i/>
+                <w:sz w:val="20"/>
+                <w:szCs w:val="20"/>
+              </w:rPr>
+            </m:ctrlPr>
+          </m:sSubPr>
+          <m:e>
+            <m:r>
+              <w:rPr>
+                <w:rFonts w:ascii="Cambria Math" w:eastAsiaTheme="minorEastAsia" w:hAnsi="Cambria Math" w:cs="CMU Sans Serif"/>
+                <w:sz w:val="20"/>
+                <w:szCs w:val="20"/>
+              </w:rPr>
+              <m:t>X</m:t>
+            </m:r>
+          </m:e>
+          <m:sub>
+            <m:r>
+              <w:rPr>
+                <w:rFonts w:ascii="Cambria Math" w:eastAsiaTheme="minorEastAsia" w:hAnsi="Cambria Math" w:cs="CMU Sans Serif"/>
+                <w:sz w:val="20"/>
+                <w:szCs w:val="20"/>
+              </w:rPr>
+              <m:t>1</m:t>
+            </m:r>
+          </m:sub>
+        </m:sSub>
+        <m:r>
+          <w:rPr>
+            <w:rFonts w:ascii="Cambria Math" w:eastAsiaTheme="minorEastAsia" w:hAnsi="Cambria Math" w:cs="CMU Sans Serif"/>
+            <w:sz w:val="20"/>
+            <w:szCs w:val="20"/>
+          </w:rPr>
+          <m:t>+ε</m:t>
+        </m:r>
+      </m:oMath>
+    </w:p>
+    <w:p>
+      <w:pPr>
+        <w:spacing w:line="360" w:lineRule="auto"/>
+        <w:jc w:val="both"/>
+        <w:rPr>
+          <w:rFonts w:ascii="CMU Sans Serif" w:hAnsi="CMU Sans Serif" w:cs="CMU Sans Serif"/>
+          <w:sz w:val="20"/>
+          <w:szCs w:val="20"/>
+        </w:rPr>
+      </w:pPr>
+      <w:r>
+        <w:rPr>
+          <w:rFonts w:ascii="CMU Sans Serif" w:hAnsi="CMU Sans Serif" w:cs="CMU Sans Serif"/>
+          <w:sz w:val="20"/>
+          <w:szCs w:val="20"/>
+        </w:rPr>
+        <w:t>In terms of key variables, it was assumed that two key variables emerged as primary sources from this survey in the objective function, the measure of job ‘attractiveness’. The depression scale emerged as a secondary source of data.</w:t>
+      </w:r>
+      <w:r>
+        <w:rPr>
+          <w:rFonts w:ascii="CMU Sans Serif" w:hAnsi="CMU Sans Serif" w:cs="CMU Sans Serif"/>
+          <w:sz w:val="20"/>
+          <w:szCs w:val="20"/>
+        </w:rPr>
+        <w:t xml:space="preserve"> This thesis now turns </w:t>
+      </w:r>
+      <w:r>
+        <w:rPr>
+          <w:rFonts w:ascii="CMU Sans Serif" w:hAnsi="CMU Sans Serif" w:cs="CMU Sans Serif"/>
+          <w:sz w:val="20"/>
+          <w:szCs w:val="20"/>
+        </w:rPr>
+        <w:t xml:space="preserve">its </w:t>
+      </w:r>
+      <w:r>
+        <w:rPr>
+          <w:rFonts w:ascii="CMU Sans Serif" w:hAnsi="CMU Sans Serif" w:cs="CMU Sans Serif"/>
+          <w:sz w:val="20"/>
+          <w:szCs w:val="20"/>
+        </w:rPr>
+        <w:t xml:space="preserve">attention to the </w:t>
+      </w:r>
+      <w:r>
+        <w:rPr>
+          <w:rFonts w:ascii="CMU Sans Serif" w:hAnsi="CMU Sans Serif" w:cs="CMU Sans Serif"/>
+          <w:sz w:val="20"/>
+          <w:szCs w:val="20"/>
+        </w:rPr>
+        <w:t>structural model (as opposed to a reduced form model) and its associated inferences</w:t>
+      </w:r>
+      <w:r>
+        <w:rPr>
+          <w:rFonts w:ascii="CMU Sans Serif" w:hAnsi="CMU Sans Serif" w:cs="CMU Sans Serif"/>
+          <w:sz w:val="20"/>
+          <w:szCs w:val="20"/>
+        </w:rPr>
+        <w:t xml:space="preserve"> mentioned above. These </w:t>
+      </w:r>
+      <w:r>
+        <w:rPr>
+          <w:rFonts w:ascii="CMU Sans Serif" w:hAnsi="CMU Sans Serif" w:cs="CMU Sans Serif"/>
+          <w:sz w:val="20"/>
+          <w:szCs w:val="20"/>
+        </w:rPr>
+        <w:t xml:space="preserve">inferences, or assumptions, in part form </w:t>
+      </w:r>
+      <w:r>
+        <w:rPr>
+          <w:rFonts w:ascii="CMU Sans Serif" w:hAnsi="CMU Sans Serif" w:cs="CMU Sans Serif"/>
+          <w:sz w:val="20"/>
+          <w:szCs w:val="20"/>
+        </w:rPr>
+        <w:t xml:space="preserve">questions </w:t>
+      </w:r>
+      <w:r>
+        <w:rPr>
+          <w:rFonts w:ascii="CMU Sans Serif" w:hAnsi="CMU Sans Serif" w:cs="CMU Sans Serif"/>
+          <w:sz w:val="20"/>
+          <w:szCs w:val="20"/>
+        </w:rPr>
+        <w:t xml:space="preserve">which in turn </w:t>
+      </w:r>
+      <w:r>
+        <w:rPr>
+          <w:rFonts w:ascii="CMU Sans Serif" w:hAnsi="CMU Sans Serif" w:cs="CMU Sans Serif"/>
+          <w:sz w:val="20"/>
+          <w:szCs w:val="20"/>
+        </w:rPr>
+        <w:t>are separate to the primary research questions and are secondary in nature.</w:t>
+      </w:r>
+    </w:p>
+    <w:p>
+      <w:pPr>
+        <w:spacing w:after="0" w:line="360" w:lineRule="auto"/>
+        <w:contextualSpacing/>
+        <w:jc w:val="both"/>
+        <w:rPr>
+          <w:rFonts w:ascii="CMU Sans Serif" w:hAnsi="CMU Sans Serif" w:cs="CMU Sans Serif"/>
+          <w:sz w:val="20"/>
+          <w:szCs w:val="20"/>
+        </w:rPr>
+      </w:pPr>
+      <w:r>
+        <w:rPr>
+          <w:rFonts w:ascii="CMU Sans Serif" w:hAnsi="CMU Sans Serif" w:cs="CMU Sans Serif"/>
+          <w:sz w:val="20"/>
+          <w:szCs w:val="20"/>
+        </w:rPr>
+        <w:lastRenderedPageBreak/>
+        <w:t>Given that recent research demonstrates how neuro</w:t>
+      </w:r>
+      <w:r>
+        <w:rPr>
+          <w:rFonts w:ascii="CMU Sans Serif" w:hAnsi="CMU Sans Serif" w:cs="CMU Sans Serif"/>
+          <w:sz w:val="20"/>
+          <w:szCs w:val="20"/>
+        </w:rPr>
+        <w:t>inclusive</w:t>
+      </w:r>
+      <w:r>
+        <w:rPr>
+          <w:rFonts w:ascii="CMU Sans Serif" w:hAnsi="CMU Sans Serif" w:cs="CMU Sans Serif"/>
+          <w:sz w:val="20"/>
+          <w:szCs w:val="20"/>
+        </w:rPr>
+        <w:t xml:space="preserve"> teams can be 30% more productive than those which do not include neurodiverse employees (NatWest Mentor, 2025), and with Gen Z entering the workforce – over 50% of whom have some sort of neurodivergent condition</w:t>
+      </w:r>
+      <w:commentRangeStart w:id="3"/>
+      <w:commentRangeStart w:id="4"/>
+      <w:commentRangeEnd w:id="4"/>
+      <w:r>
+        <w:rPr>
+          <w:rStyle w:val="CommentReference"/>
+          <w:rFonts w:ascii="CMU Sans Serif" w:hAnsi="CMU Sans Serif" w:cs="CMU Sans Serif"/>
+          <w:sz w:val="20"/>
+          <w:szCs w:val="20"/>
+        </w:rPr>
+        <w:commentReference w:id="4"/>
+      </w:r>
+      <w:commentRangeEnd w:id="3"/>
+      <w:r>
+        <w:rPr>
+          <w:rStyle w:val="CommentReference"/>
+          <w:rFonts w:ascii="CMU Sans Serif" w:hAnsi="CMU Sans Serif" w:cs="CMU Sans Serif"/>
+          <w:sz w:val="20"/>
+          <w:szCs w:val="20"/>
+        </w:rPr>
+        <w:commentReference w:id="3"/>
+      </w:r>
+      <w:r>
+        <w:rPr>
+          <w:rFonts w:ascii="CMU Sans Serif" w:hAnsi="CMU Sans Serif" w:cs="CMU Sans Serif"/>
+          <w:sz w:val="20"/>
+          <w:szCs w:val="20"/>
+        </w:rPr>
+        <w:t xml:space="preserve">, </w:t>
+      </w:r>
+      <w:r>
+        <w:rPr>
+          <w:rFonts w:ascii="CMU Sans Serif" w:hAnsi="CMU Sans Serif" w:cs="CMU Sans Serif"/>
+          <w:sz w:val="20"/>
+          <w:szCs w:val="20"/>
+        </w:rPr>
+        <w:t xml:space="preserve">the broad research topic I have selected to follow for this module is a contemporary problem with its roots in a recent report </w:t>
+      </w:r>
+      <w:r>
+        <w:rPr>
+          <w:rFonts w:ascii="CMU Sans Serif" w:hAnsi="CMU Sans Serif" w:cs="CMU Sans Serif"/>
+          <w:sz w:val="22"/>
+          <w:szCs w:val="22"/>
+        </w:rPr>
+        <w:t>(</w:t>
+      </w:r>
+      <w:r>
+        <w:rPr>
+          <w:rFonts w:ascii="CMU Sans Serif" w:hAnsi="CMU Sans Serif" w:cs="CMU Sans Serif"/>
+          <w:sz w:val="20"/>
+          <w:szCs w:val="20"/>
+        </w:rPr>
+        <w:t>Youth Future’s Foundation, 2025)</w:t>
+      </w:r>
+      <w:r>
+        <w:rPr>
+          <w:rFonts w:ascii="CMU Sans Serif" w:hAnsi="CMU Sans Serif" w:cs="CMU Sans Serif"/>
+          <w:sz w:val="22"/>
+          <w:szCs w:val="22"/>
+        </w:rPr>
+        <w:t xml:space="preserve">. </w:t>
+      </w:r>
+      <w:r>
+        <w:rPr>
+          <w:rFonts w:ascii="CMU Sans Serif" w:hAnsi="CMU Sans Serif" w:cs="CMU Sans Serif"/>
+          <w:sz w:val="20"/>
+          <w:szCs w:val="20"/>
+        </w:rPr>
+        <w:t xml:space="preserve">As an interdisciplinary topic, this thesis is partly covered by </w:t>
+      </w:r>
+      <w:r>
+        <w:rPr>
+          <w:rFonts w:ascii="CMU Sans Serif" w:hAnsi="CMU Sans Serif" w:cs="CMU Sans Serif"/>
+          <w:i/>
+          <w:iCs/>
+          <w:sz w:val="20"/>
+          <w:szCs w:val="20"/>
+        </w:rPr>
+        <w:t>signalling</w:t>
+      </w:r>
+      <w:r>
+        <w:rPr>
+          <w:rFonts w:ascii="CMU Sans Serif" w:hAnsi="CMU Sans Serif" w:cs="CMU Sans Serif"/>
+          <w:sz w:val="20"/>
+          <w:szCs w:val="20"/>
+        </w:rPr>
+        <w:t xml:space="preserve"> (</w:t>
+      </w:r>
+      <w:commentRangeStart w:id="5"/>
+      <w:r>
+        <w:rPr>
+          <w:rFonts w:ascii="CMU Sans Serif" w:hAnsi="CMU Sans Serif" w:cs="CMU Sans Serif"/>
+          <w:sz w:val="20"/>
+          <w:szCs w:val="20"/>
+        </w:rPr>
+        <w:t>psychology</w:t>
+      </w:r>
+      <w:commentRangeEnd w:id="5"/>
+      <w:r>
+        <w:rPr>
+          <w:rStyle w:val="CommentReference"/>
+          <w:rFonts w:ascii="CMU Sans Serif" w:hAnsi="CMU Sans Serif" w:cs="CMU Sans Serif"/>
+          <w:sz w:val="20"/>
+          <w:szCs w:val="20"/>
+        </w:rPr>
+        <w:commentReference w:id="5"/>
+      </w:r>
+      <w:r>
+        <w:rPr>
+          <w:rFonts w:ascii="CMU Sans Serif" w:hAnsi="CMU Sans Serif" w:cs="CMU Sans Serif"/>
+          <w:sz w:val="20"/>
+          <w:szCs w:val="20"/>
+        </w:rPr>
+        <w:t xml:space="preserve">), </w:t>
+      </w:r>
+      <w:r>
+        <w:rPr>
+          <w:rFonts w:ascii="CMU Sans Serif" w:hAnsi="CMU Sans Serif" w:cs="CMU Sans Serif"/>
+          <w:i/>
+          <w:iCs/>
+          <w:sz w:val="20"/>
+          <w:szCs w:val="20"/>
+        </w:rPr>
+        <w:t>applicant</w:t>
+      </w:r>
+      <w:r>
+        <w:rPr>
+          <w:rFonts w:ascii="CMU Sans Serif" w:hAnsi="CMU Sans Serif" w:cs="CMU Sans Serif"/>
+          <w:sz w:val="20"/>
+          <w:szCs w:val="20"/>
+        </w:rPr>
+        <w:t xml:space="preserve"> </w:t>
+      </w:r>
+      <w:r>
+        <w:rPr>
+          <w:rFonts w:ascii="CMU Sans Serif" w:hAnsi="CMU Sans Serif" w:cs="CMU Sans Serif"/>
+          <w:i/>
+          <w:iCs/>
+          <w:sz w:val="20"/>
+          <w:szCs w:val="20"/>
+        </w:rPr>
+        <w:t>attraction</w:t>
+      </w:r>
+      <w:r>
+        <w:rPr>
+          <w:rFonts w:ascii="CMU Sans Serif" w:hAnsi="CMU Sans Serif" w:cs="CMU Sans Serif"/>
+          <w:sz w:val="20"/>
+          <w:szCs w:val="20"/>
+        </w:rPr>
+        <w:t xml:space="preserve"> (HRM), </w:t>
+      </w:r>
+      <w:r>
+        <w:rPr>
+          <w:rFonts w:ascii="CMU Sans Serif" w:hAnsi="CMU Sans Serif" w:cs="CMU Sans Serif"/>
+          <w:i/>
+          <w:iCs/>
+          <w:sz w:val="20"/>
+          <w:szCs w:val="20"/>
+        </w:rPr>
+        <w:t>employee</w:t>
+      </w:r>
+      <w:r>
+        <w:rPr>
+          <w:rFonts w:ascii="CMU Sans Serif" w:hAnsi="CMU Sans Serif" w:cs="CMU Sans Serif"/>
+          <w:sz w:val="20"/>
+          <w:szCs w:val="20"/>
+        </w:rPr>
+        <w:t xml:space="preserve"> </w:t>
+      </w:r>
+      <w:r>
+        <w:rPr>
+          <w:rFonts w:ascii="CMU Sans Serif" w:hAnsi="CMU Sans Serif" w:cs="CMU Sans Serif"/>
+          <w:i/>
+          <w:iCs/>
+          <w:sz w:val="20"/>
+          <w:szCs w:val="20"/>
+        </w:rPr>
+        <w:t>wellbeing</w:t>
+      </w:r>
+      <w:r>
+        <w:rPr>
+          <w:rFonts w:ascii="CMU Sans Serif" w:hAnsi="CMU Sans Serif" w:cs="CMU Sans Serif"/>
+          <w:sz w:val="20"/>
+          <w:szCs w:val="20"/>
+        </w:rPr>
+        <w:t xml:space="preserve"> (HRM) and </w:t>
+      </w:r>
+      <w:r>
+        <w:rPr>
+          <w:rFonts w:ascii="CMU Sans Serif" w:hAnsi="CMU Sans Serif" w:cs="CMU Sans Serif"/>
+          <w:i/>
+          <w:iCs/>
+          <w:sz w:val="20"/>
+          <w:szCs w:val="20"/>
+        </w:rPr>
+        <w:t>labour</w:t>
+      </w:r>
+      <w:r>
+        <w:rPr>
+          <w:rFonts w:ascii="CMU Sans Serif" w:hAnsi="CMU Sans Serif" w:cs="CMU Sans Serif"/>
+          <w:sz w:val="20"/>
+          <w:szCs w:val="20"/>
+        </w:rPr>
+        <w:t xml:space="preserve"> </w:t>
+      </w:r>
+      <w:r>
+        <w:rPr>
+          <w:rFonts w:ascii="CMU Sans Serif" w:hAnsi="CMU Sans Serif" w:cs="CMU Sans Serif"/>
+          <w:i/>
+          <w:iCs/>
+          <w:sz w:val="20"/>
+          <w:szCs w:val="20"/>
+        </w:rPr>
+        <w:t>market</w:t>
+      </w:r>
+      <w:r>
+        <w:rPr>
+          <w:rFonts w:ascii="CMU Sans Serif" w:hAnsi="CMU Sans Serif" w:cs="CMU Sans Serif"/>
+          <w:sz w:val="20"/>
+          <w:szCs w:val="20"/>
+        </w:rPr>
+        <w:t xml:space="preserve"> </w:t>
+      </w:r>
+      <w:r>
+        <w:rPr>
+          <w:rFonts w:ascii="CMU Sans Serif" w:hAnsi="CMU Sans Serif" w:cs="CMU Sans Serif"/>
+          <w:i/>
+          <w:iCs/>
+          <w:sz w:val="20"/>
+          <w:szCs w:val="20"/>
+        </w:rPr>
+        <w:t>analysis</w:t>
+      </w:r>
+      <w:r>
+        <w:rPr>
+          <w:rFonts w:ascii="CMU Sans Serif" w:hAnsi="CMU Sans Serif" w:cs="CMU Sans Serif"/>
+          <w:sz w:val="20"/>
+          <w:szCs w:val="20"/>
+        </w:rPr>
+        <w:t xml:space="preserve"> (game theory). Th</w:t>
+      </w:r>
+      <w:r>
+        <w:rPr>
+          <w:rFonts w:ascii="CMU Sans Serif" w:hAnsi="CMU Sans Serif" w:cs="CMU Sans Serif"/>
+          <w:sz w:val="20"/>
+          <w:szCs w:val="20"/>
+        </w:rPr>
+        <w:t>e following</w:t>
+      </w:r>
+      <w:r>
+        <w:rPr>
+          <w:rFonts w:ascii="CMU Sans Serif" w:hAnsi="CMU Sans Serif" w:cs="CMU Sans Serif"/>
+          <w:sz w:val="20"/>
+          <w:szCs w:val="20"/>
+        </w:rPr>
+        <w:t xml:space="preserve"> hypotheses are subject to supervisory changes and will be honed and amended as and when new information in the literature is discovered, reviewed and internalised. In order, these initial hypotheses read as follows:</w:t>
+      </w:r>
+    </w:p>
+    <w:p>
+      <w:pPr>
+        <w:spacing w:after="0" w:line="360" w:lineRule="auto"/>
+        <w:contextualSpacing/>
+        <w:jc w:val="both"/>
+        <w:rPr>
+          <w:rFonts w:ascii="CMU Sans Serif" w:hAnsi="CMU Sans Serif" w:cs="CMU Sans Serif"/>
+          <w:sz w:val="20"/>
+          <w:szCs w:val="20"/>
+        </w:rPr>
+      </w:pPr>
+    </w:p>
+    <w:p>
+      <w:pPr>
+        <w:tabs>
+          <w:tab w:val="left" w:pos="8055"/>
+        </w:tabs>
+        <w:spacing w:after="0" w:line="360" w:lineRule="auto"/>
+        <w:contextualSpacing/>
+        <w:jc w:val="both"/>
+        <w:rPr>
+          <w:rFonts w:ascii="CMU Sans Serif" w:hAnsi="CMU Sans Serif" w:cs="CMU Sans Serif"/>
+          <w:sz w:val="20"/>
+          <w:szCs w:val="20"/>
+        </w:rPr>
+      </w:pPr>
+      <w:r>
+        <w:rPr>
+          <w:rFonts w:ascii="CMU Sans Serif" w:hAnsi="CMU Sans Serif" w:cs="CMU Sans Serif"/>
+          <w:b/>
+          <w:bCs/>
+          <w:sz w:val="20"/>
+          <w:szCs w:val="20"/>
+        </w:rPr>
+        <w:t>Hypothesis 1:</w:t>
+      </w:r>
+      <w:r>
+        <w:rPr>
+          <w:rFonts w:ascii="CMU Sans Serif" w:hAnsi="CMU Sans Serif" w:cs="CMU Sans Serif"/>
+          <w:sz w:val="20"/>
+          <w:szCs w:val="20"/>
+        </w:rPr>
+        <w:t xml:space="preserve"> </w:t>
+      </w:r>
+      <w:r>
+        <w:rPr>
+          <w:rFonts w:ascii="CMU Sans Serif" w:hAnsi="CMU Sans Serif" w:cs="CMU Sans Serif"/>
+          <w:sz w:val="20"/>
+          <w:szCs w:val="20"/>
+        </w:rPr>
+        <w:t xml:space="preserve">Neurodiverse </w:t>
+      </w:r>
+      <w:r>
+        <w:rPr>
+          <w:rFonts w:ascii="CMU Sans Serif" w:hAnsi="CMU Sans Serif" w:cs="CMU Sans Serif"/>
+          <w:sz w:val="20"/>
+          <w:szCs w:val="20"/>
+        </w:rPr>
+        <w:t xml:space="preserve">workers </w:t>
+      </w:r>
+      <w:r>
+        <w:rPr>
+          <w:rFonts w:ascii="CMU Sans Serif" w:hAnsi="CMU Sans Serif" w:cs="CMU Sans Serif"/>
+          <w:sz w:val="20"/>
+          <w:szCs w:val="20"/>
+        </w:rPr>
+        <w:t xml:space="preserve">apply only to firms who signal intent to </w:t>
+      </w:r>
+      <w:r>
+        <w:rPr>
+          <w:rFonts w:ascii="CMU Sans Serif" w:hAnsi="CMU Sans Serif" w:cs="CMU Sans Serif"/>
+          <w:sz w:val="20"/>
+          <w:szCs w:val="20"/>
+        </w:rPr>
+        <w:t>accommodate.</w:t>
+      </w:r>
+    </w:p>
+    <w:p>
+      <w:pPr>
+        <w:tabs>
+          <w:tab w:val="left" w:pos="8055"/>
+        </w:tabs>
+        <w:spacing w:after="0" w:line="360" w:lineRule="auto"/>
+        <w:contextualSpacing/>
+        <w:jc w:val="both"/>
+        <w:rPr>
+          <w:rFonts w:ascii="CMU Sans Serif" w:hAnsi="CMU Sans Serif" w:cs="CMU Sans Serif"/>
+          <w:sz w:val="20"/>
+          <w:szCs w:val="20"/>
+        </w:rPr>
+      </w:pPr>
+      <w:r>
+        <w:rPr>
+          <w:rFonts w:ascii="CMU Sans Serif" w:hAnsi="CMU Sans Serif" w:cs="CMU Sans Serif"/>
+          <w:b/>
+          <w:bCs/>
+          <w:sz w:val="20"/>
+          <w:szCs w:val="20"/>
+        </w:rPr>
+        <w:t>Hypothesis 2:</w:t>
+      </w:r>
+      <w:r>
+        <w:rPr>
+          <w:rFonts w:ascii="CMU Sans Serif" w:hAnsi="CMU Sans Serif" w:cs="CMU Sans Serif"/>
+          <w:sz w:val="20"/>
+          <w:szCs w:val="20"/>
+        </w:rPr>
+        <w:t xml:space="preserve"> </w:t>
+      </w:r>
+      <w:r>
+        <w:rPr>
+          <w:rFonts w:ascii="CMU Sans Serif" w:hAnsi="CMU Sans Serif" w:cs="CMU Sans Serif"/>
+          <w:sz w:val="20"/>
+          <w:szCs w:val="20"/>
+        </w:rPr>
+        <w:t xml:space="preserve">Firms </w:t>
+      </w:r>
+      <w:r>
+        <w:rPr>
+          <w:rFonts w:ascii="CMU Sans Serif" w:hAnsi="CMU Sans Serif" w:cs="CMU Sans Serif"/>
+          <w:sz w:val="20"/>
+          <w:szCs w:val="20"/>
+        </w:rPr>
+        <w:t xml:space="preserve">choose to allocate resources between </w:t>
+      </w:r>
+      <w:r>
+        <w:rPr>
+          <w:rFonts w:ascii="CMU Sans Serif" w:hAnsi="CMU Sans Serif" w:cs="CMU Sans Serif"/>
+          <w:sz w:val="20"/>
+          <w:szCs w:val="20"/>
+        </w:rPr>
+        <w:t xml:space="preserve">signalling </w:t>
+      </w:r>
+      <w:r>
+        <w:rPr>
+          <w:rFonts w:ascii="CMU Sans Serif" w:hAnsi="CMU Sans Serif" w:cs="CMU Sans Serif"/>
+          <w:sz w:val="20"/>
+          <w:szCs w:val="20"/>
+        </w:rPr>
+        <w:t xml:space="preserve">neurodiversity and DEI </w:t>
+      </w:r>
+      <w:r>
+        <w:rPr>
+          <w:rFonts w:ascii="CMU Sans Serif" w:hAnsi="CMU Sans Serif" w:cs="CMU Sans Serif"/>
+          <w:sz w:val="20"/>
+          <w:szCs w:val="20"/>
+        </w:rPr>
+        <w:t>initiatives.</w:t>
+      </w:r>
+    </w:p>
+    <w:p>
+      <w:pPr>
+        <w:tabs>
+          <w:tab w:val="left" w:pos="8055"/>
+        </w:tabs>
+        <w:spacing w:after="0" w:line="360" w:lineRule="auto"/>
+        <w:contextualSpacing/>
+        <w:jc w:val="both"/>
+        <w:rPr>
+          <w:rFonts w:ascii="CMU Sans Serif" w:hAnsi="CMU Sans Serif" w:cs="CMU Sans Serif"/>
+          <w:sz w:val="20"/>
+          <w:szCs w:val="20"/>
+        </w:rPr>
+      </w:pPr>
+      <w:r>
+        <w:rPr>
+          <w:rFonts w:ascii="CMU Sans Serif" w:hAnsi="CMU Sans Serif" w:cs="CMU Sans Serif"/>
+          <w:b/>
+          <w:bCs/>
+          <w:sz w:val="20"/>
+          <w:szCs w:val="20"/>
+        </w:rPr>
+        <w:t xml:space="preserve">Hypothesis 3: </w:t>
+      </w:r>
+      <w:r>
+        <w:rPr>
+          <w:rFonts w:ascii="CMU Sans Serif" w:hAnsi="CMU Sans Serif" w:cs="CMU Sans Serif"/>
+          <w:sz w:val="20"/>
+          <w:szCs w:val="20"/>
+        </w:rPr>
+        <w:t xml:space="preserve">Firms </w:t>
+      </w:r>
+      <w:r>
+        <w:rPr>
+          <w:rFonts w:ascii="CMU Sans Serif" w:hAnsi="CMU Sans Serif" w:cs="CMU Sans Serif"/>
+          <w:sz w:val="20"/>
+          <w:szCs w:val="20"/>
+        </w:rPr>
+        <w:t>signalling</w:t>
+      </w:r>
+      <w:r>
+        <w:rPr>
+          <w:rFonts w:ascii="CMU Sans Serif" w:hAnsi="CMU Sans Serif" w:cs="CMU Sans Serif"/>
+          <w:sz w:val="20"/>
+          <w:szCs w:val="20"/>
+        </w:rPr>
+        <w:t xml:space="preserve"> higher </w:t>
+      </w:r>
+      <w:r>
+        <w:rPr>
+          <w:rFonts w:ascii="CMU Sans Serif" w:hAnsi="CMU Sans Serif" w:cs="CMU Sans Serif"/>
+          <w:sz w:val="20"/>
+          <w:szCs w:val="20"/>
+        </w:rPr>
+        <w:t xml:space="preserve">average wages tend </w:t>
+      </w:r>
+      <w:r>
+        <w:rPr>
+          <w:rFonts w:ascii="CMU Sans Serif" w:hAnsi="CMU Sans Serif" w:cs="CMU Sans Serif"/>
+          <w:sz w:val="20"/>
+          <w:szCs w:val="20"/>
+        </w:rPr>
+        <w:t xml:space="preserve">to be less </w:t>
+      </w:r>
+      <w:r>
+        <w:rPr>
+          <w:rFonts w:ascii="CMU Sans Serif" w:hAnsi="CMU Sans Serif" w:cs="CMU Sans Serif"/>
+          <w:sz w:val="20"/>
+          <w:szCs w:val="20"/>
+        </w:rPr>
+        <w:t>neuroinclusive.</w:t>
+      </w:r>
+    </w:p>
+    <w:p>
+      <w:pPr>
+        <w:tabs>
+          <w:tab w:val="left" w:pos="8055"/>
+        </w:tabs>
+        <w:spacing w:after="0" w:line="360" w:lineRule="auto"/>
+        <w:contextualSpacing/>
+        <w:jc w:val="both"/>
+        <w:rPr>
+          <w:rFonts w:ascii="CMU Sans Serif" w:hAnsi="CMU Sans Serif" w:cs="CMU Sans Serif"/>
+          <w:sz w:val="20"/>
+          <w:szCs w:val="20"/>
+        </w:rPr>
+      </w:pPr>
+      <w:r>
+        <w:rPr>
+          <w:rFonts w:ascii="CMU Sans Serif" w:hAnsi="CMU Sans Serif" w:cs="CMU Sans Serif"/>
+          <w:b/>
+          <w:bCs/>
+          <w:sz w:val="20"/>
+          <w:szCs w:val="20"/>
+        </w:rPr>
+        <w:t>Hypothesis</w:t>
+      </w:r>
+      <w:r>
+        <w:rPr>
+          <w:rFonts w:ascii="CMU Sans Serif" w:hAnsi="CMU Sans Serif" w:cs="CMU Sans Serif"/>
+          <w:b/>
+          <w:bCs/>
+          <w:sz w:val="20"/>
+          <w:szCs w:val="20"/>
+        </w:rPr>
+        <w:t xml:space="preserve"> </w:t>
+      </w:r>
+      <w:r>
+        <w:rPr>
+          <w:rFonts w:ascii="CMU Sans Serif" w:hAnsi="CMU Sans Serif" w:cs="CMU Sans Serif"/>
+          <w:b/>
+          <w:bCs/>
+          <w:sz w:val="20"/>
+          <w:szCs w:val="20"/>
+        </w:rPr>
+        <w:t>4</w:t>
+      </w:r>
+      <w:r>
+        <w:rPr>
+          <w:rFonts w:ascii="CMU Sans Serif" w:hAnsi="CMU Sans Serif" w:cs="CMU Sans Serif"/>
+          <w:b/>
+          <w:bCs/>
+          <w:sz w:val="20"/>
+          <w:szCs w:val="20"/>
+        </w:rPr>
+        <w:t>:</w:t>
+      </w:r>
+      <w:r>
+        <w:rPr>
+          <w:rFonts w:ascii="CMU Sans Serif" w:hAnsi="CMU Sans Serif" w:cs="CMU Sans Serif"/>
+          <w:sz w:val="20"/>
+          <w:szCs w:val="20"/>
+        </w:rPr>
+        <w:t xml:space="preserve"> Firms </w:t>
+      </w:r>
+      <w:r>
+        <w:rPr>
+          <w:rFonts w:ascii="CMU Sans Serif" w:hAnsi="CMU Sans Serif" w:cs="CMU Sans Serif"/>
+          <w:sz w:val="20"/>
+          <w:szCs w:val="20"/>
+        </w:rPr>
+        <w:t>harnessing the power of AI can</w:t>
+      </w:r>
+      <w:r>
+        <w:rPr>
+          <w:rFonts w:ascii="CMU Sans Serif" w:hAnsi="CMU Sans Serif" w:cs="CMU Sans Serif"/>
+          <w:sz w:val="20"/>
+          <w:szCs w:val="20"/>
+        </w:rPr>
+        <w:t xml:space="preserve"> achieve high wages </w:t>
+      </w:r>
+      <w:r>
+        <w:rPr>
+          <w:rFonts w:ascii="CMU Sans Serif" w:hAnsi="CMU Sans Serif" w:cs="CMU Sans Serif"/>
+          <w:i/>
+          <w:iCs/>
+          <w:sz w:val="20"/>
+          <w:szCs w:val="20"/>
+        </w:rPr>
+        <w:t>and</w:t>
+      </w:r>
+      <w:r>
+        <w:rPr>
+          <w:rFonts w:ascii="CMU Sans Serif" w:hAnsi="CMU Sans Serif" w:cs="CMU Sans Serif"/>
+          <w:sz w:val="20"/>
+          <w:szCs w:val="20"/>
+        </w:rPr>
+        <w:t xml:space="preserve"> </w:t>
+      </w:r>
+      <w:r>
+        <w:rPr>
+          <w:rFonts w:ascii="CMU Sans Serif" w:hAnsi="CMU Sans Serif" w:cs="CMU Sans Serif"/>
+          <w:sz w:val="20"/>
+          <w:szCs w:val="20"/>
+        </w:rPr>
+        <w:t>be optimally neuroinclusive</w:t>
+      </w:r>
+      <w:r>
+        <w:rPr>
+          <w:rFonts w:ascii="CMU Sans Serif" w:hAnsi="CMU Sans Serif" w:cs="CMU Sans Serif"/>
+          <w:sz w:val="20"/>
+          <w:szCs w:val="20"/>
+        </w:rPr>
+        <w:t>.</w:t>
+      </w:r>
+    </w:p>
+    <w:p>
+      <w:pPr>
+        <w:rPr>
+          <w:rStyle w:val="Strong"/>
+          <w:rFonts w:ascii="CMU Sans Serif" w:hAnsi="CMU Sans Serif" w:cs="CMU Sans Serif"/>
+        </w:rPr>
+      </w:pPr>
+      <w:bookmarkStart w:id="6" w:name="_Toc223530008"/>
+    </w:p>
+    <w:p>
+      <w:pPr>
         <w:pStyle w:val="Heading2"/>
         <w:tabs>
           <w:tab w:val="left" w:pos="7080"/>
@@ -5158,14 +4949,12 @@
           <w:color w:val="auto"/>
         </w:rPr>
       </w:pPr>
-      <w:bookmarkStart w:id="5" w:name="_Toc223530008"/>
       <w:r>
         <w:rPr>
           <w:rStyle w:val="Strong"/>
           <w:rFonts w:ascii="CMU Sans Serif" w:hAnsi="CMU Sans Serif" w:cs="CMU Sans Serif"/>
           <w:color w:val="auto"/>
         </w:rPr>
-        <w:lastRenderedPageBreak/>
         <w:t>4 |</w:t>
       </w:r>
       <w:r>
@@ -5176,22 +4965,14 @@
         </w:rPr>
         <w:t xml:space="preserve"> </w:t>
       </w:r>
-      <w:bookmarkEnd w:id="5"/>
+      <w:bookmarkEnd w:id="6"/>
       <w:r>
         <w:rPr>
           <w:rStyle w:val="Strong"/>
           <w:rFonts w:ascii="CMU Sans Serif" w:hAnsi="CMU Sans Serif" w:cs="CMU Sans Serif"/>
           <w:color w:val="auto"/>
         </w:rPr>
-        <w:t>Research</w:t>
-      </w:r>
-      <w:r>
-        <w:rPr>
-          <w:rStyle w:val="Strong"/>
-          <w:rFonts w:ascii="CMU Sans Serif" w:hAnsi="CMU Sans Serif" w:cs="CMU Sans Serif"/>
-          <w:color w:val="auto"/>
-        </w:rPr>
-        <w:t xml:space="preserve"> Topic</w:t>
+        <w:t>Ethical Considerations</w:t>
       </w:r>
       <w:r>
         <w:rPr>
@@ -5253,7 +5034,7 @@
         </w:rPr>
         <w:t xml:space="preserve"> cannot be </w:t>
       </w:r>
-      <w:commentRangeStart w:id="6"/>
+      <w:commentRangeStart w:id="7"/>
       <w:r>
         <w:rPr>
           <w:rFonts w:ascii="CMU Sans Serif" w:hAnsi="CMU Sans Serif" w:cs="CMU Sans Serif"/>
@@ -5262,7 +5043,7 @@
         </w:rPr>
         <w:t>understated</w:t>
       </w:r>
-      <w:commentRangeEnd w:id="6"/>
+      <w:commentRangeEnd w:id="7"/>
       <w:r>
         <w:rPr>
           <w:rStyle w:val="CommentReference"/>
@@ -5270,7 +5051,7 @@
           <w:sz w:val="20"/>
           <w:szCs w:val="20"/>
         </w:rPr>
-        <w:commentReference w:id="6"/>
+        <w:commentReference w:id="7"/>
       </w:r>
       <w:r>
         <w:rPr>
@@ -5495,12 +5276,68 @@
           <w:szCs w:val="20"/>
         </w:rPr>
       </w:pPr>
-      <w:r>
-        <w:rPr>
-          <w:rFonts w:ascii="CMU Sans Serif" w:hAnsi="CMU Sans Serif" w:cs="CMU Sans Serif"/>
-          <w:sz w:val="20"/>
-          <w:szCs w:val="20"/>
-        </w:rPr>
+    </w:p>
+    <w:p>
+      <w:pPr>
+        <w:spacing w:after="0" w:line="360" w:lineRule="auto"/>
+        <w:jc w:val="both"/>
+        <w:rPr>
+          <w:rFonts w:ascii="CMU Sans Serif" w:hAnsi="CMU Sans Serif" w:cs="CMU Sans Serif"/>
+          <w:sz w:val="20"/>
+          <w:szCs w:val="20"/>
+        </w:rPr>
+      </w:pPr>
+    </w:p>
+    <w:p>
+      <w:pPr>
+        <w:spacing w:after="0" w:line="360" w:lineRule="auto"/>
+        <w:jc w:val="both"/>
+        <w:rPr>
+          <w:rFonts w:ascii="CMU Sans Serif" w:hAnsi="CMU Sans Serif" w:cs="CMU Sans Serif"/>
+          <w:sz w:val="20"/>
+          <w:szCs w:val="20"/>
+        </w:rPr>
+      </w:pPr>
+    </w:p>
+    <w:p>
+      <w:pPr>
+        <w:spacing w:after="0" w:line="360" w:lineRule="auto"/>
+        <w:jc w:val="both"/>
+        <w:rPr>
+          <w:rFonts w:ascii="CMU Sans Serif" w:hAnsi="CMU Sans Serif" w:cs="CMU Sans Serif"/>
+          <w:sz w:val="20"/>
+          <w:szCs w:val="20"/>
+        </w:rPr>
+      </w:pPr>
+    </w:p>
+    <w:p>
+      <w:pPr>
+        <w:spacing w:after="0" w:line="360" w:lineRule="auto"/>
+        <w:jc w:val="both"/>
+        <w:rPr>
+          <w:rFonts w:ascii="CMU Sans Serif" w:hAnsi="CMU Sans Serif" w:cs="CMU Sans Serif"/>
+          <w:sz w:val="20"/>
+          <w:szCs w:val="20"/>
+        </w:rPr>
+      </w:pPr>
+    </w:p>
+    <w:p>
+      <w:pPr>
+        <w:spacing w:after="0" w:line="360" w:lineRule="auto"/>
+        <w:jc w:val="both"/>
+        <w:rPr>
+          <w:rFonts w:ascii="CMU Sans Serif" w:hAnsi="CMU Sans Serif" w:cs="CMU Sans Serif"/>
+          <w:sz w:val="20"/>
+          <w:szCs w:val="20"/>
+        </w:rPr>
+      </w:pPr>
+      <w:r>
+        <w:rPr>
+          <w:rFonts w:ascii="CMU Sans Serif" w:hAnsi="CMU Sans Serif" w:cs="CMU Sans Serif"/>
+          <w:sz w:val="20"/>
+          <w:szCs w:val="20"/>
+        </w:rPr>
+        <w:lastRenderedPageBreak/>
         <w:t>T</w:t>
       </w:r>
       <w:r>
@@ -5779,46 +5616,6 @@
     </w:p>
     <w:p>
       <w:pPr>
-        <w:spacing w:after="0" w:line="360" w:lineRule="auto"/>
-        <w:jc w:val="both"/>
-        <w:rPr>
-          <w:rStyle w:val="Strong"/>
-          <w:rFonts w:ascii="CMU Sans Serif" w:hAnsi="CMU Sans Serif" w:cs="CMU Sans Serif"/>
-          <w:b w:val="0"/>
-          <w:bCs w:val="0"/>
-          <w:color w:val="EE0000"/>
-          <w:sz w:val="20"/>
-          <w:szCs w:val="20"/>
-        </w:rPr>
-      </w:pPr>
-      <w:r>
-        <w:rPr>
-          <w:rStyle w:val="Strong"/>
-          <w:rFonts w:ascii="CMU Sans Serif" w:hAnsi="CMU Sans Serif" w:cs="CMU Sans Serif"/>
-          <w:b w:val="0"/>
-          <w:bCs w:val="0"/>
-          <w:color w:val="EE0000"/>
-          <w:sz w:val="20"/>
-          <w:szCs w:val="20"/>
-        </w:rPr>
-        <w:lastRenderedPageBreak/>
-        <w:t>*</w:t>
-      </w:r>
-      <w:r>
-        <w:rPr>
-          <w:rStyle w:val="Strong"/>
-          <w:rFonts w:ascii="CMU Sans Serif" w:hAnsi="CMU Sans Serif" w:cs="CMU Sans Serif"/>
-          <w:b w:val="0"/>
-          <w:bCs w:val="0"/>
-          <w:color w:val="EE0000"/>
-          <w:sz w:val="20"/>
-          <w:szCs w:val="20"/>
-        </w:rPr>
-        <w:t>The TMA 2 assignment begins here*</w:t>
-      </w:r>
-    </w:p>
-    <w:p>
-      <w:pPr>
         <w:pStyle w:val="Heading2"/>
         <w:spacing w:line="360" w:lineRule="auto"/>
         <w:contextualSpacing/>
@@ -5829,15 +5626,16 @@
           <w:color w:val="000000" w:themeColor="text1"/>
         </w:rPr>
       </w:pPr>
-      <w:bookmarkStart w:id="7" w:name="_Toc215736438"/>
-      <w:bookmarkStart w:id="8" w:name="_Toc216632807"/>
-      <w:bookmarkStart w:id="9" w:name="_Toc223530011"/>
+      <w:bookmarkStart w:id="8" w:name="_Toc215736438"/>
+      <w:bookmarkStart w:id="9" w:name="_Toc216632807"/>
+      <w:bookmarkStart w:id="10" w:name="_Toc223530011"/>
       <w:r>
         <w:rPr>
           <w:rStyle w:val="Strong"/>
           <w:rFonts w:ascii="CMU Sans Serif" w:hAnsi="CMU Sans Serif" w:cs="CMU Sans Serif"/>
           <w:color w:val="000000" w:themeColor="text1"/>
         </w:rPr>
+        <w:lastRenderedPageBreak/>
         <w:t>5 |</w:t>
       </w:r>
       <w:r>
@@ -5848,7 +5646,7 @@
         </w:rPr>
         <w:t xml:space="preserve"> </w:t>
       </w:r>
-      <w:bookmarkEnd w:id="8"/>
+      <w:bookmarkEnd w:id="9"/>
       <w:r>
         <w:rPr>
           <w:rStyle w:val="Strong"/>
@@ -5857,8 +5655,8 @@
         </w:rPr>
         <w:t xml:space="preserve">Literature </w:t>
       </w:r>
-      <w:commentRangeStart w:id="10"/>
       <w:commentRangeStart w:id="11"/>
+      <w:commentRangeStart w:id="12"/>
       <w:r>
         <w:rPr>
           <w:rStyle w:val="Strong"/>
@@ -5867,7 +5665,7 @@
         </w:rPr>
         <w:t>Review</w:t>
       </w:r>
-      <w:commentRangeEnd w:id="10"/>
+      <w:commentRangeEnd w:id="11"/>
       <w:r>
         <w:rPr>
           <w:rStyle w:val="CommentReference"/>
@@ -5876,17 +5674,17 @@
           <w:sz w:val="32"/>
           <w:szCs w:val="32"/>
         </w:rPr>
-        <w:commentReference w:id="10"/>
-      </w:r>
-      <w:bookmarkEnd w:id="9"/>
-      <w:commentRangeEnd w:id="11"/>
+        <w:commentReference w:id="11"/>
+      </w:r>
+      <w:bookmarkEnd w:id="10"/>
+      <w:commentRangeEnd w:id="12"/>
       <w:r>
         <w:rPr>
           <w:rStyle w:val="CommentReference"/>
           <w:rFonts w:asciiTheme="minorHAnsi" w:eastAsiaTheme="minorHAnsi" w:hAnsiTheme="minorHAnsi" w:cstheme="minorBidi"/>
           <w:color w:val="auto"/>
         </w:rPr>
-        <w:commentReference w:id="11"/>
+        <w:commentReference w:id="12"/>
       </w:r>
     </w:p>
     <w:p>
@@ -6232,7 +6030,7 @@
         </w:rPr>
         <w:t xml:space="preserve"> ‘disagreement points’, and in what van Damme and Guth refer to as ‘uniformly perfect equilibria’, worker and firm frictions are a significant element to equilibrium search and matching </w:t>
       </w:r>
-      <w:commentRangeStart w:id="12"/>
+      <w:commentRangeStart w:id="13"/>
       <w:r>
         <w:rPr>
           <w:rFonts w:ascii="CMU Sans Serif" w:hAnsi="CMU Sans Serif" w:cs="CMU Sans Serif"/>
@@ -6241,7 +6039,7 @@
         </w:rPr>
         <w:t>models</w:t>
       </w:r>
-      <w:commentRangeEnd w:id="12"/>
+      <w:commentRangeEnd w:id="13"/>
       <w:r>
         <w:rPr>
           <w:rStyle w:val="CommentReference"/>
@@ -6249,7 +6047,7 @@
           <w:sz w:val="20"/>
           <w:szCs w:val="20"/>
         </w:rPr>
-        <w:commentReference w:id="12"/>
+        <w:commentReference w:id="13"/>
       </w:r>
       <w:r>
         <w:rPr>
@@ -6326,8 +6124,8 @@
         </w:rPr>
         <w:t xml:space="preserve"> </w:t>
       </w:r>
-      <w:commentRangeStart w:id="13"/>
       <w:commentRangeStart w:id="14"/>
+      <w:commentRangeStart w:id="15"/>
       <w:r>
         <w:rPr>
           <w:rFonts w:ascii="CMU Sans Serif" w:hAnsi="CMU Sans Serif" w:cs="CMU Sans Serif"/>
@@ -6348,7 +6146,7 @@
         </w:rPr>
         <w:t>s</w:t>
       </w:r>
-      <w:commentRangeEnd w:id="13"/>
+      <w:commentRangeEnd w:id="14"/>
       <w:r>
         <w:rPr>
           <w:rStyle w:val="CommentReference"/>
@@ -6359,9 +6157,9 @@
           <w:sz w:val="20"/>
           <w:szCs w:val="20"/>
         </w:rPr>
-        <w:commentReference w:id="13"/>
-      </w:r>
-      <w:commentRangeEnd w:id="14"/>
+        <w:commentReference w:id="14"/>
+      </w:r>
+      <w:commentRangeEnd w:id="15"/>
       <w:r>
         <w:rPr>
           <w:rStyle w:val="CommentReference"/>
@@ -6372,7 +6170,7 @@
           <w:sz w:val="20"/>
           <w:szCs w:val="20"/>
         </w:rPr>
-        <w:commentReference w:id="14"/>
+        <w:commentReference w:id="15"/>
       </w:r>
       <w:r>
         <w:rPr>
@@ -7009,25 +6807,24 @@
           <w:sz w:val="20"/>
           <w:szCs w:val="20"/>
         </w:rPr>
-        <w:t xml:space="preserve">e speak here of a singular </w:t>
-      </w:r>
-      <w:r>
-        <w:rPr>
-          <w:rFonts w:ascii="CMU Sans Serif" w:hAnsi="CMU Sans Serif" w:cs="CMU Sans Serif"/>
-          <w:color w:val="000000" w:themeColor="text1"/>
+        <w:t xml:space="preserve">e speak here of a singular instance of a repeated game. </w:t>
+      </w:r>
+      <w:r>
+        <w:rPr>
+          <w:rFonts w:ascii="CMU Sans Serif" w:hAnsi="CMU Sans Serif" w:cs="CMU Sans Serif"/>
+          <w:sz w:val="20"/>
+          <w:szCs w:val="20"/>
+        </w:rPr>
+        <w:t xml:space="preserve">The terms of reference adhered to by Spence, constitute very strict and formal </w:t>
+      </w:r>
+      <w:r>
+        <w:rPr>
+          <w:rFonts w:ascii="CMU Sans Serif" w:hAnsi="CMU Sans Serif" w:cs="CMU Sans Serif"/>
           <w:sz w:val="20"/>
           <w:szCs w:val="20"/>
         </w:rPr>
         <w:lastRenderedPageBreak/>
-        <w:t xml:space="preserve">instance of a repeated game. </w:t>
-      </w:r>
-      <w:r>
-        <w:rPr>
-          <w:rFonts w:ascii="CMU Sans Serif" w:hAnsi="CMU Sans Serif" w:cs="CMU Sans Serif"/>
-          <w:sz w:val="20"/>
-          <w:szCs w:val="20"/>
-        </w:rPr>
-        <w:t xml:space="preserve">The terms of reference adhered to by Spence, constitute very strict and formal belief system for his term sheet mapping the employer’s perception of the lottery process. </w:t>
+        <w:t xml:space="preserve">belief system for his term sheet mapping the employer’s perception of the lottery process. </w:t>
       </w:r>
       <w:r>
         <w:rPr>
@@ -7362,7 +7159,7 @@
         </w:rPr>
         <w:t xml:space="preserve"> I mean the idea that work is a lottery is not an appropriate lens to view employment </w:t>
       </w:r>
-      <w:commentRangeStart w:id="15"/>
+      <w:commentRangeStart w:id="16"/>
       <w:r>
         <w:rPr>
           <w:rFonts w:ascii="CMU Sans Serif" w:hAnsi="CMU Sans Serif" w:cs="CMU Sans Serif"/>
@@ -7372,7 +7169,7 @@
         </w:rPr>
         <w:t>dynamics</w:t>
       </w:r>
-      <w:commentRangeEnd w:id="15"/>
+      <w:commentRangeEnd w:id="16"/>
       <w:r>
         <w:rPr>
           <w:rStyle w:val="CommentReference"/>
@@ -7381,7 +7178,7 @@
           <w:sz w:val="20"/>
           <w:szCs w:val="20"/>
         </w:rPr>
-        <w:commentReference w:id="15"/>
+        <w:commentReference w:id="16"/>
       </w:r>
       <w:r>
         <w:rPr>
@@ -7410,7 +7207,7 @@
         </w:rPr>
         <w:t xml:space="preserve"> can be supported by academic </w:t>
       </w:r>
-      <w:commentRangeStart w:id="16"/>
+      <w:commentRangeStart w:id="17"/>
       <w:r>
         <w:rPr>
           <w:rFonts w:ascii="CMU Sans Serif" w:hAnsi="CMU Sans Serif" w:cs="CMU Sans Serif"/>
@@ -7420,7 +7217,7 @@
         </w:rPr>
         <w:t>literature</w:t>
       </w:r>
-      <w:commentRangeEnd w:id="16"/>
+      <w:commentRangeEnd w:id="17"/>
       <w:r>
         <w:rPr>
           <w:rStyle w:val="CommentReference"/>
@@ -7429,7 +7226,7 @@
           <w:sz w:val="20"/>
           <w:szCs w:val="20"/>
         </w:rPr>
-        <w:commentReference w:id="16"/>
+        <w:commentReference w:id="17"/>
       </w:r>
       <w:r>
         <w:rPr>
@@ -9913,7 +9710,7 @@
         </w:rPr>
         <w:t xml:space="preserve">as an example of higher-order social structures (other examples include organisational culture and organisational role structure, </w:t>
       </w:r>
-      <w:commentRangeStart w:id="17"/>
+      <w:commentRangeStart w:id="18"/>
       <w:r>
         <w:rPr>
           <w:rFonts w:ascii="CMU Sans Serif" w:hAnsi="CMU Sans Serif" w:cs="CMU Sans Serif"/>
@@ -9923,7 +9720,7 @@
         </w:rPr>
         <w:t>and</w:t>
       </w:r>
-      <w:commentRangeEnd w:id="17"/>
+      <w:commentRangeEnd w:id="18"/>
       <w:r>
         <w:rPr>
           <w:rStyle w:val="CommentReference"/>
@@ -9932,7 +9729,7 @@
           <w:sz w:val="20"/>
           <w:szCs w:val="20"/>
         </w:rPr>
-        <w:commentReference w:id="17"/>
+        <w:commentReference w:id="18"/>
       </w:r>
       <w:r>
         <w:rPr>
@@ -10259,7 +10056,7 @@
           <w:color w:val="000000" w:themeColor="text1"/>
         </w:rPr>
       </w:pPr>
-      <w:bookmarkStart w:id="18" w:name="_Toc223530018"/>
+      <w:bookmarkStart w:id="19" w:name="_Toc223530018"/>
       <w:r>
         <w:rPr>
           <w:rStyle w:val="Strong"/>
@@ -10285,7 +10082,7 @@
         </w:rPr>
         <w:t>Discussion</w:t>
       </w:r>
-      <w:bookmarkEnd w:id="18"/>
+      <w:bookmarkEnd w:id="19"/>
     </w:p>
     <w:p>
       <w:pPr>
@@ -10420,25 +10217,7 @@
           <w:sz w:val="20"/>
           <w:szCs w:val="20"/>
         </w:rPr>
-        <w:t xml:space="preserve">” available concerning the effects of bipolar depression in later life, one of the more pronounced gaps in the literature is the more recent focus on Artificial Intelligence (“AI”) and employment balances for neurodivergent neurotypical applicants (Mirowska and </w:t>
-      </w:r>
-      <w:proofErr w:type="spellStart"/>
-      <w:r>
-        <w:rPr>
-          <w:rFonts w:ascii="CMU Sans Serif" w:hAnsi="CMU Sans Serif" w:cs="CMU Sans Serif"/>
-          <w:sz w:val="20"/>
-          <w:szCs w:val="20"/>
-        </w:rPr>
-        <w:t>Arsenyan</w:t>
-      </w:r>
-      <w:proofErr w:type="spellEnd"/>
-      <w:r>
-        <w:rPr>
-          <w:rFonts w:ascii="CMU Sans Serif" w:hAnsi="CMU Sans Serif" w:cs="CMU Sans Serif"/>
-          <w:sz w:val="20"/>
-          <w:szCs w:val="20"/>
-        </w:rPr>
-        <w:t xml:space="preserve">, 2025; Smith </w:t>
+        <w:t xml:space="preserve">” available concerning the effects of bipolar depression in later life, one of the more pronounced gaps in the literature is the more recent focus on Artificial Intelligence (“AI”) and employment balances for neurodivergent neurotypical applicants (Mirowska and Arsenyan, 2025; Smith </w:t>
       </w:r>
       <w:r>
         <w:rPr>
@@ -10474,25 +10253,7 @@
           <w:sz w:val="20"/>
           <w:szCs w:val="20"/>
         </w:rPr>
-        <w:t xml:space="preserve"> diversity more generally. According to an open access paper by </w:t>
-      </w:r>
-      <w:proofErr w:type="spellStart"/>
-      <w:r>
-        <w:rPr>
-          <w:rFonts w:ascii="CMU Sans Serif" w:hAnsi="CMU Sans Serif" w:cs="CMU Sans Serif"/>
-          <w:sz w:val="20"/>
-          <w:szCs w:val="20"/>
-        </w:rPr>
-        <w:t>Chilunjika</w:t>
-      </w:r>
-      <w:proofErr w:type="spellEnd"/>
-      <w:r>
-        <w:rPr>
-          <w:rFonts w:ascii="CMU Sans Serif" w:hAnsi="CMU Sans Serif" w:cs="CMU Sans Serif"/>
-          <w:sz w:val="20"/>
-          <w:szCs w:val="20"/>
-        </w:rPr>
-        <w:t xml:space="preserve">, </w:t>
+        <w:t xml:space="preserve"> diversity more generally. According to an open access paper by Chilunjika, </w:t>
       </w:r>
       <w:r>
         <w:rPr>
@@ -10512,7 +10273,7 @@
         </w:rPr>
         <w:t xml:space="preserve"> (2022), gaps exist in the research on AI’s application to HRM in the public </w:t>
       </w:r>
-      <w:commentRangeStart w:id="19"/>
+      <w:commentRangeStart w:id="20"/>
       <w:r>
         <w:rPr>
           <w:rFonts w:ascii="CMU Sans Serif" w:hAnsi="CMU Sans Serif" w:cs="CMU Sans Serif"/>
@@ -10521,7 +10282,7 @@
         </w:rPr>
         <w:t>sector</w:t>
       </w:r>
-      <w:commentRangeEnd w:id="19"/>
+      <w:commentRangeEnd w:id="20"/>
       <w:r>
         <w:rPr>
           <w:rStyle w:val="CommentReference"/>
@@ -10529,7 +10290,7 @@
           <w:sz w:val="20"/>
           <w:szCs w:val="20"/>
         </w:rPr>
-        <w:commentReference w:id="19"/>
+        <w:commentReference w:id="20"/>
       </w:r>
       <w:r>
         <w:rPr>
@@ -10539,7 +10300,7 @@
         </w:rPr>
         <w:t>.</w:t>
       </w:r>
-      <w:bookmarkEnd w:id="7"/>
+      <w:bookmarkEnd w:id="8"/>
     </w:p>
     <w:p>
       <w:pPr>
@@ -10761,7 +10522,7 @@
           <w:color w:val="000000" w:themeColor="text1"/>
         </w:rPr>
       </w:pPr>
-      <w:bookmarkStart w:id="20" w:name="_Toc223530021"/>
+      <w:bookmarkStart w:id="21" w:name="_Toc223530021"/>
       <w:r>
         <w:rPr>
           <w:rStyle w:val="Strong"/>
@@ -10787,7 +10548,7 @@
         </w:rPr>
         <w:t>References</w:t>
       </w:r>
-      <w:bookmarkEnd w:id="20"/>
+      <w:bookmarkEnd w:id="21"/>
     </w:p>
     <w:p>
       <w:pPr>
@@ -10969,7 +10730,7 @@
         </w:rPr>
         <w:t xml:space="preserve">Available at: </w:t>
       </w:r>
-      <w:hyperlink r:id="rId18" w:history="1">
+      <w:hyperlink r:id="rId17" w:history="1">
         <w:r>
           <w:rPr>
             <w:rStyle w:val="Hyperlink"/>
@@ -11163,7 +10924,7 @@
         </w:rPr>
         <w:t xml:space="preserve"> </w:t>
       </w:r>
-      <w:hyperlink r:id="rId19" w:history="1">
+      <w:hyperlink r:id="rId18" w:history="1">
         <w:r>
           <w:rPr>
             <w:rStyle w:val="Hyperlink"/>
@@ -11197,59 +10958,13 @@
           <w:szCs w:val="20"/>
         </w:rPr>
       </w:pPr>
-      <w:proofErr w:type="spellStart"/>
-      <w:r>
-        <w:rPr>
-          <w:rFonts w:ascii="CMU Sans Serif" w:hAnsi="CMU Sans Serif" w:cs="CMU Sans Serif"/>
-          <w:sz w:val="20"/>
-          <w:szCs w:val="20"/>
-        </w:rPr>
-        <w:t>Chilunjika</w:t>
-      </w:r>
-      <w:proofErr w:type="spellEnd"/>
-      <w:r>
-        <w:rPr>
-          <w:rFonts w:ascii="CMU Sans Serif" w:hAnsi="CMU Sans Serif" w:cs="CMU Sans Serif"/>
-          <w:sz w:val="20"/>
-          <w:szCs w:val="20"/>
-        </w:rPr>
-        <w:t xml:space="preserve">, A., </w:t>
-      </w:r>
-      <w:proofErr w:type="spellStart"/>
-      <w:r>
-        <w:rPr>
-          <w:rFonts w:ascii="CMU Sans Serif" w:hAnsi="CMU Sans Serif" w:cs="CMU Sans Serif"/>
-          <w:sz w:val="20"/>
-          <w:szCs w:val="20"/>
-        </w:rPr>
-        <w:t>Intauno</w:t>
-      </w:r>
-      <w:proofErr w:type="spellEnd"/>
-      <w:r>
-        <w:rPr>
-          <w:rFonts w:ascii="CMU Sans Serif" w:hAnsi="CMU Sans Serif" w:cs="CMU Sans Serif"/>
-          <w:sz w:val="20"/>
-          <w:szCs w:val="20"/>
-        </w:rPr>
-        <w:t xml:space="preserve">, K. &amp; </w:t>
-      </w:r>
-      <w:proofErr w:type="spellStart"/>
-      <w:r>
-        <w:rPr>
-          <w:rFonts w:ascii="CMU Sans Serif" w:hAnsi="CMU Sans Serif" w:cs="CMU Sans Serif"/>
-          <w:sz w:val="20"/>
-          <w:szCs w:val="20"/>
-        </w:rPr>
-        <w:t>Chilunjika</w:t>
-      </w:r>
-      <w:proofErr w:type="spellEnd"/>
-      <w:r>
-        <w:rPr>
-          <w:rFonts w:ascii="CMU Sans Serif" w:hAnsi="CMU Sans Serif" w:cs="CMU Sans Serif"/>
-          <w:sz w:val="20"/>
-          <w:szCs w:val="20"/>
-        </w:rPr>
-        <w:t xml:space="preserve">, S.R. (2022) “Artificial intelligence and public sector human resource management in South Africa: Opportunities, challenges and prospects,” </w:t>
+      <w:r>
+        <w:rPr>
+          <w:rFonts w:ascii="CMU Sans Serif" w:hAnsi="CMU Sans Serif" w:cs="CMU Sans Serif"/>
+          <w:sz w:val="20"/>
+          <w:szCs w:val="20"/>
+        </w:rPr>
+        <w:t xml:space="preserve">Chilunjika, A., Intauno, K. &amp; Chilunjika, S.R. (2022) “Artificial intelligence and public sector human resource management in South Africa: Opportunities, challenges and prospects,” </w:t>
       </w:r>
       <w:r>
         <w:rPr>
@@ -11269,7 +10984,7 @@
         </w:rPr>
         <w:t xml:space="preserve">, 20(1), pp. e1–e12. Available at: </w:t>
       </w:r>
-      <w:hyperlink r:id="rId20" w:history="1">
+      <w:hyperlink r:id="rId19" w:history="1">
         <w:r>
           <w:rPr>
             <w:rStyle w:val="Hyperlink"/>
@@ -11325,33 +11040,15 @@
           <w:sz w:val="20"/>
           <w:szCs w:val="20"/>
         </w:rPr>
-        <w:t>) ‘</w:t>
-      </w:r>
-      <w:proofErr w:type="spellStart"/>
-      <w:r>
-        <w:rPr>
-          <w:rFonts w:ascii="CMU Sans Serif" w:hAnsi="CMU Sans Serif" w:cs="CMU Sans Serif"/>
-          <w:sz w:val="20"/>
-          <w:szCs w:val="20"/>
-        </w:rPr>
-        <w:t>Neuro</w:t>
-      </w:r>
-      <w:r>
-        <w:rPr>
-          <w:rFonts w:ascii="CMU Sans Serif" w:hAnsi="CMU Sans Serif" w:cs="CMU Sans Serif"/>
-          <w:sz w:val="20"/>
-          <w:szCs w:val="20"/>
-        </w:rPr>
-        <w:t>inclusion</w:t>
-      </w:r>
-      <w:proofErr w:type="spellEnd"/>
-      <w:r>
-        <w:rPr>
-          <w:rFonts w:ascii="CMU Sans Serif" w:hAnsi="CMU Sans Serif" w:cs="CMU Sans Serif"/>
-          <w:sz w:val="20"/>
-          <w:szCs w:val="20"/>
-        </w:rPr>
-        <w:t xml:space="preserve"> at work report 2024’, </w:t>
+        <w:t>) ‘Neuro</w:t>
+      </w:r>
+      <w:r>
+        <w:rPr>
+          <w:rFonts w:ascii="CMU Sans Serif" w:hAnsi="CMU Sans Serif" w:cs="CMU Sans Serif"/>
+          <w:sz w:val="20"/>
+          <w:szCs w:val="20"/>
+        </w:rPr>
+        <w:t xml:space="preserve">inclusion at work report 2024’, </w:t>
       </w:r>
       <w:r>
         <w:rPr>
@@ -11361,7 +11058,7 @@
         </w:rPr>
         <w:t xml:space="preserve">CIPD Reports, Available at: </w:t>
       </w:r>
-      <w:hyperlink r:id="rId21" w:history="1">
+      <w:hyperlink r:id="rId20" w:history="1">
         <w:r>
           <w:rPr>
             <w:rStyle w:val="Hyperlink"/>
@@ -11447,7 +11144,7 @@
         </w:rPr>
         <w:t xml:space="preserve">, 27(6), pp. 1746–1763. Available at: </w:t>
       </w:r>
-      <w:hyperlink r:id="rId22" w:history="1">
+      <w:hyperlink r:id="rId21" w:history="1">
         <w:r>
           <w:rPr>
             <w:rStyle w:val="Hyperlink"/>
@@ -11497,7 +11194,7 @@
         </w:rPr>
         <w:t xml:space="preserve">) ‘To Get Britain Working? Invest In People: Mayfield’s Report’, Available at: </w:t>
       </w:r>
-      <w:hyperlink r:id="rId23" w:history="1">
+      <w:hyperlink r:id="rId22" w:history="1">
         <w:r>
           <w:rPr>
             <w:rStyle w:val="Hyperlink"/>
@@ -11604,25 +11301,7 @@
           <w:sz w:val="20"/>
           <w:szCs w:val="20"/>
         </w:rPr>
-        <w:t xml:space="preserve">Hinne, A., &amp; </w:t>
-      </w:r>
-      <w:proofErr w:type="spellStart"/>
-      <w:r>
-        <w:rPr>
-          <w:rFonts w:ascii="CMU Sans Serif" w:hAnsi="CMU Sans Serif" w:cs="CMU Sans Serif"/>
-          <w:sz w:val="20"/>
-          <w:szCs w:val="20"/>
-        </w:rPr>
-        <w:t>Bunzli</w:t>
-      </w:r>
-      <w:proofErr w:type="spellEnd"/>
-      <w:r>
-        <w:rPr>
-          <w:rFonts w:ascii="CMU Sans Serif" w:hAnsi="CMU Sans Serif" w:cs="CMU Sans Serif"/>
-          <w:sz w:val="20"/>
-          <w:szCs w:val="20"/>
-        </w:rPr>
-        <w:t xml:space="preserve">, F. (2026). </w:t>
+        <w:t xml:space="preserve">Hinne, A., &amp; Bunzli, F. (2026). </w:t>
       </w:r>
       <w:r>
         <w:rPr>
@@ -11640,7 +11319,7 @@
         </w:rPr>
         <w:t xml:space="preserve">‘, Available at: </w:t>
       </w:r>
-      <w:hyperlink r:id="rId24" w:history="1">
+      <w:hyperlink r:id="rId23" w:history="1">
         <w:r>
           <w:rPr>
             <w:rStyle w:val="Hyperlink"/>
@@ -11698,7 +11377,7 @@
         </w:rPr>
         <w:t xml:space="preserve">’, Available at : </w:t>
       </w:r>
-      <w:hyperlink r:id="rId25" w:history="1">
+      <w:hyperlink r:id="rId24" w:history="1">
         <w:r>
           <w:rPr>
             <w:rStyle w:val="Hyperlink"/>
@@ -11805,25 +11484,7 @@
           <w:sz w:val="20"/>
           <w:szCs w:val="20"/>
         </w:rPr>
-        <w:t xml:space="preserve">Jones, D.A., </w:t>
-      </w:r>
-      <w:proofErr w:type="spellStart"/>
-      <w:r>
-        <w:rPr>
-          <w:rFonts w:ascii="CMU Sans Serif" w:hAnsi="CMU Sans Serif" w:cs="CMU Sans Serif"/>
-          <w:sz w:val="20"/>
-          <w:szCs w:val="20"/>
-        </w:rPr>
-        <w:t>Willness</w:t>
-      </w:r>
-      <w:proofErr w:type="spellEnd"/>
-      <w:r>
-        <w:rPr>
-          <w:rFonts w:ascii="CMU Sans Serif" w:hAnsi="CMU Sans Serif" w:cs="CMU Sans Serif"/>
-          <w:sz w:val="20"/>
-          <w:szCs w:val="20"/>
-        </w:rPr>
-        <w:t>, C.R. and Madey, S. (2014) ‘Why Are Job Seekers Attracted by Corporate Social Performance? Experimental and Field Tests of Three Signal-Based Mechanisms’, </w:t>
+        <w:t>Jones, D.A., Willness, C.R. and Madey, S. (2014) ‘Why Are Job Seekers Attracted by Corporate Social Performance? Experimental and Field Tests of Three Signal-Based Mechanisms’, </w:t>
       </w:r>
       <w:r>
         <w:rPr>
@@ -11843,7 +11504,7 @@
         </w:rPr>
         <w:t xml:space="preserve">, 57(2), pp. 383–404. </w:t>
       </w:r>
-      <w:hyperlink r:id="rId26" w:history="1">
+      <w:hyperlink r:id="rId25" w:history="1">
         <w:r>
           <w:rPr>
             <w:rStyle w:val="Hyperlink"/>
@@ -11887,25 +11548,7 @@
           <w:sz w:val="20"/>
           <w:szCs w:val="20"/>
         </w:rPr>
-        <w:t xml:space="preserve">Khan, M. H., </w:t>
-      </w:r>
-      <w:proofErr w:type="spellStart"/>
-      <w:r>
-        <w:rPr>
-          <w:rFonts w:ascii="CMU Sans Serif" w:hAnsi="CMU Sans Serif" w:cs="CMU Sans Serif"/>
-          <w:sz w:val="20"/>
-          <w:szCs w:val="20"/>
-        </w:rPr>
-        <w:t>Grabarski</w:t>
-      </w:r>
-      <w:proofErr w:type="spellEnd"/>
-      <w:r>
-        <w:rPr>
-          <w:rFonts w:ascii="CMU Sans Serif" w:hAnsi="CMU Sans Serif" w:cs="CMU Sans Serif"/>
-          <w:sz w:val="20"/>
-          <w:szCs w:val="20"/>
-        </w:rPr>
-        <w:t xml:space="preserve">, M. K., Ali, M., &amp; Buckmaster, S. (2023). Insights into Creating and Managing an Inclusive Neurodiverse Workplace for Positive Outcomes: A Multistage Theoretical Framework. </w:t>
+        <w:t xml:space="preserve">Khan, M. H., Grabarski, M. K., Ali, M., &amp; Buckmaster, S. (2023). Insights into Creating and Managing an Inclusive Neurodiverse Workplace for Positive Outcomes: A Multistage Theoretical Framework. </w:t>
       </w:r>
       <w:r>
         <w:rPr>
@@ -11943,7 +11586,7 @@
         </w:rPr>
         <w:t xml:space="preserve">(5), 1339-1386. </w:t>
       </w:r>
-      <w:hyperlink r:id="rId27" w:history="1">
+      <w:hyperlink r:id="rId26" w:history="1">
         <w:r>
           <w:rPr>
             <w:rStyle w:val="Hyperlink"/>
@@ -11975,25 +11618,7 @@
           <w:sz w:val="20"/>
           <w:szCs w:val="20"/>
         </w:rPr>
-        <w:t xml:space="preserve">Kolotilin, A. &amp; Li, H., &amp; </w:t>
-      </w:r>
-      <w:proofErr w:type="spellStart"/>
-      <w:r>
-        <w:rPr>
-          <w:rFonts w:ascii="CMU Sans Serif" w:hAnsi="CMU Sans Serif" w:cs="CMU Sans Serif"/>
-          <w:sz w:val="20"/>
-          <w:szCs w:val="20"/>
-        </w:rPr>
-        <w:t>Zapechelnyuk</w:t>
-      </w:r>
-      <w:proofErr w:type="spellEnd"/>
-      <w:r>
-        <w:rPr>
-          <w:rFonts w:ascii="CMU Sans Serif" w:hAnsi="CMU Sans Serif" w:cs="CMU Sans Serif"/>
-          <w:sz w:val="20"/>
-          <w:szCs w:val="20"/>
-        </w:rPr>
-        <w:t>, A. (2024). ‘On Monotone Persuasion’</w:t>
+        <w:t>Kolotilin, A. &amp; Li, H., &amp; Zapechelnyuk, A. (2024). ‘On Monotone Persuasion’</w:t>
       </w:r>
       <w:r>
         <w:rPr>
@@ -12062,7 +11687,7 @@
         </w:rPr>
         <w:t xml:space="preserve">Harvard Business Review, </w:t>
       </w:r>
-      <w:hyperlink r:id="rId28" w:history="1">
+      <w:hyperlink r:id="rId27" w:history="1">
         <w:r>
           <w:rPr>
             <w:rStyle w:val="Hyperlink"/>
@@ -12137,23 +11762,13 @@
           <w:szCs w:val="20"/>
         </w:rPr>
       </w:pPr>
-      <w:proofErr w:type="spellStart"/>
-      <w:r>
-        <w:rPr>
-          <w:rFonts w:ascii="CMU Sans Serif" w:hAnsi="CMU Sans Serif" w:cs="CMU Sans Serif"/>
-          <w:sz w:val="20"/>
-          <w:szCs w:val="20"/>
-        </w:rPr>
-        <w:t>Lup</w:t>
-      </w:r>
-      <w:proofErr w:type="spellEnd"/>
-      <w:r>
-        <w:rPr>
-          <w:rFonts w:ascii="CMU Sans Serif" w:hAnsi="CMU Sans Serif" w:cs="CMU Sans Serif"/>
-          <w:sz w:val="20"/>
-          <w:szCs w:val="20"/>
-        </w:rPr>
-        <w:t>, D. and Canonico, E. (2024) ‘Bridges and gatekeepers: Employees' willingness to refer qualified candidates on the autism spectrum’, </w:t>
+      <w:r>
+        <w:rPr>
+          <w:rFonts w:ascii="CMU Sans Serif" w:hAnsi="CMU Sans Serif" w:cs="CMU Sans Serif"/>
+          <w:sz w:val="20"/>
+          <w:szCs w:val="20"/>
+        </w:rPr>
+        <w:t>Lup, D. and Canonico, E. (2024) ‘Bridges and gatekeepers: Employees' willingness to refer qualified candidates on the autism spectrum’, </w:t>
       </w:r>
       <w:r>
         <w:rPr>
@@ -12246,7 +11861,7 @@
         </w:rPr>
         <w:t xml:space="preserve">Available at: </w:t>
       </w:r>
-      <w:hyperlink r:id="rId29" w:history="1">
+      <w:hyperlink r:id="rId28" w:history="1">
         <w:r>
           <w:rPr>
             <w:rStyle w:val="Hyperlink"/>
@@ -12288,7 +11903,7 @@
         </w:rPr>
         <w:t xml:space="preserve">Microsoft (2026) ‘Accessibility’, Microsoft Careers Website, Available at: </w:t>
       </w:r>
-      <w:hyperlink r:id="rId30" w:history="1">
+      <w:hyperlink r:id="rId29" w:history="1">
         <w:r>
           <w:rPr>
             <w:rStyle w:val="Hyperlink"/>
@@ -12379,7 +11994,7 @@
         </w:rPr>
         <w:t xml:space="preserve"> </w:t>
       </w:r>
-      <w:hyperlink r:id="rId31" w:history="1">
+      <w:hyperlink r:id="rId30" w:history="1">
         <w:r>
           <w:rPr>
             <w:rStyle w:val="Hyperlink"/>
@@ -12420,27 +12035,9 @@
           <w:szCs w:val="20"/>
         </w:rPr>
         <w:lastRenderedPageBreak/>
-        <w:t xml:space="preserve">Mirowska, A. and </w:t>
-      </w:r>
-      <w:proofErr w:type="spellStart"/>
-      <w:r>
-        <w:rPr>
-          <w:rFonts w:ascii="CMU Sans Serif" w:hAnsi="CMU Sans Serif" w:cs="CMU Sans Serif"/>
-          <w:sz w:val="20"/>
-          <w:szCs w:val="20"/>
-        </w:rPr>
-        <w:t>Arsenyan</w:t>
-      </w:r>
-      <w:proofErr w:type="spellEnd"/>
-      <w:r>
-        <w:rPr>
-          <w:rFonts w:ascii="CMU Sans Serif" w:hAnsi="CMU Sans Serif" w:cs="CMU Sans Serif"/>
-          <w:sz w:val="20"/>
-          <w:szCs w:val="20"/>
-        </w:rPr>
-        <w:t>, J. (2025), A Bridge Too Far: Signalling Effects of Artificial Intelligence Evaluation of Job Interviews. International Journal of Selection and Assessment, 33: e70008. </w:t>
-      </w:r>
-      <w:hyperlink r:id="rId32" w:history="1">
+        <w:t>Mirowska, A. and Arsenyan, J. (2025), A Bridge Too Far: Signalling Effects of Artificial Intelligence Evaluation of Job Interviews. International Journal of Selection and Assessment, 33: e70008. </w:t>
+      </w:r>
+      <w:hyperlink r:id="rId31" w:history="1">
         <w:r>
           <w:rPr>
             <w:rStyle w:val="Hyperlink"/>
@@ -12489,7 +12086,7 @@
         </w:rPr>
         <w:t xml:space="preserve">’, Available at: </w:t>
       </w:r>
-      <w:hyperlink r:id="rId33" w:history="1">
+      <w:hyperlink r:id="rId32" w:history="1">
         <w:r>
           <w:rPr>
             <w:rStyle w:val="Hyperlink"/>
@@ -12562,7 +12159,7 @@
         </w:rPr>
         <w:t xml:space="preserve">. American Psychiatric Publishing, pp. 1105–1105. Available at: </w:t>
       </w:r>
-      <w:hyperlink r:id="rId34" w:history="1">
+      <w:hyperlink r:id="rId33" w:history="1">
         <w:r>
           <w:rPr>
             <w:rStyle w:val="Hyperlink"/>
@@ -12617,27 +12214,9 @@
           <w:sz w:val="20"/>
           <w:szCs w:val="20"/>
         </w:rPr>
-        <w:t xml:space="preserve">. 2nd </w:t>
-      </w:r>
-      <w:proofErr w:type="spellStart"/>
-      <w:r>
-        <w:rPr>
-          <w:rFonts w:ascii="CMU Sans Serif" w:hAnsi="CMU Sans Serif" w:cs="CMU Sans Serif"/>
-          <w:sz w:val="20"/>
-          <w:szCs w:val="20"/>
-        </w:rPr>
-        <w:t>edn</w:t>
-      </w:r>
-      <w:proofErr w:type="spellEnd"/>
-      <w:r>
-        <w:rPr>
-          <w:rFonts w:ascii="CMU Sans Serif" w:hAnsi="CMU Sans Serif" w:cs="CMU Sans Serif"/>
-          <w:sz w:val="20"/>
-          <w:szCs w:val="20"/>
-        </w:rPr>
-        <w:t xml:space="preserve">. Cambridge, MA: MIT Press. </w:t>
-      </w:r>
-      <w:hyperlink r:id="rId35" w:history="1">
+        <w:t xml:space="preserve">. 2nd edn. Cambridge, MA: MIT Press. </w:t>
+      </w:r>
+      <w:hyperlink r:id="rId34" w:history="1">
         <w:r>
           <w:rPr>
             <w:rStyle w:val="Hyperlink"/>
@@ -12694,7 +12273,7 @@
         </w:rPr>
         <w:t xml:space="preserve">. Abingdon, Oxon: Routledge. Available at: </w:t>
       </w:r>
-      <w:hyperlink r:id="rId36" w:history="1">
+      <w:hyperlink r:id="rId35" w:history="1">
         <w:r>
           <w:rPr>
             <w:rStyle w:val="Hyperlink"/>
@@ -12889,7 +12468,7 @@
         </w:rPr>
         <w:t>, 126: pp. 419-439. </w:t>
       </w:r>
-      <w:hyperlink r:id="rId37" w:history="1">
+      <w:hyperlink r:id="rId36" w:history="1">
         <w:r>
           <w:rPr>
             <w:rStyle w:val="Hyperlink"/>
@@ -12967,7 +12546,7 @@
         </w:rPr>
         <w:t xml:space="preserve">(3), 433–444. </w:t>
       </w:r>
-      <w:hyperlink r:id="rId38" w:history="1">
+      <w:hyperlink r:id="rId37" w:history="1">
         <w:r>
           <w:rPr>
             <w:rStyle w:val="Hyperlink"/>
@@ -13035,7 +12614,7 @@
         </w:rPr>
         <w:t xml:space="preserve">0:1-31. </w:t>
       </w:r>
-      <w:hyperlink r:id="rId39" w:history="1">
+      <w:hyperlink r:id="rId38" w:history="1">
         <w:r>
           <w:rPr>
             <w:rStyle w:val="Hyperlink"/>
@@ -13153,7 +12732,7 @@
         </w:rPr>
         <w:t xml:space="preserve">, 12(16), p. 6308. Available at: </w:t>
       </w:r>
-      <w:hyperlink r:id="rId40" w:history="1">
+      <w:hyperlink r:id="rId39" w:history="1">
         <w:r>
           <w:rPr>
             <w:rStyle w:val="Hyperlink"/>
@@ -13211,7 +12790,7 @@
         </w:rPr>
         <w:t xml:space="preserve">, Available at: </w:t>
       </w:r>
-      <w:hyperlink r:id="rId41" w:history="1">
+      <w:hyperlink r:id="rId40" w:history="1">
         <w:r>
           <w:rPr>
             <w:rStyle w:val="Hyperlink"/>
@@ -13269,7 +12848,7 @@
         </w:rPr>
         <w:t xml:space="preserve">) ‘Literature Review: Reviewing for Research’, University of Hull Skills Team, Available at: </w:t>
       </w:r>
-      <w:hyperlink r:id="rId42" w:history="1">
+      <w:hyperlink r:id="rId41" w:history="1">
         <w:r>
           <w:rPr>
             <w:rStyle w:val="Hyperlink"/>
@@ -13309,27 +12888,9 @@
           <w:sz w:val="20"/>
           <w:szCs w:val="20"/>
         </w:rPr>
-        <w:t xml:space="preserve">van Damme, E., &amp; Guth, W. (1989) ‘Equilibrium selection in the Spence signalling game’, </w:t>
-      </w:r>
-      <w:proofErr w:type="spellStart"/>
-      <w:r>
-        <w:rPr>
-          <w:rFonts w:ascii="CMU Sans Serif" w:hAnsi="CMU Sans Serif" w:cs="CMU Sans Serif"/>
-          <w:sz w:val="20"/>
-          <w:szCs w:val="20"/>
-        </w:rPr>
-        <w:t>CentER</w:t>
-      </w:r>
-      <w:proofErr w:type="spellEnd"/>
-      <w:r>
-        <w:rPr>
-          <w:rFonts w:ascii="CMU Sans Serif" w:hAnsi="CMU Sans Serif" w:cs="CMU Sans Serif"/>
-          <w:sz w:val="20"/>
-          <w:szCs w:val="20"/>
-        </w:rPr>
-        <w:t xml:space="preserve"> Discussion Paper, Unknown Publisher, </w:t>
-      </w:r>
-      <w:hyperlink r:id="rId43" w:history="1">
+        <w:t xml:space="preserve">van Damme, E., &amp; Guth, W. (1989) ‘Equilibrium selection in the Spence signalling game’, CentER Discussion Paper, Unknown Publisher, </w:t>
+      </w:r>
+      <w:hyperlink r:id="rId42" w:history="1">
         <w:r>
           <w:rPr>
             <w:rStyle w:val="Hyperlink"/>
@@ -13407,7 +12968,7 @@
         </w:rPr>
         <w:t xml:space="preserve">In: Selten, R. (eds) Game Equilibrium Models II. Springer, Berlin, Heidelberg. </w:t>
       </w:r>
-      <w:hyperlink r:id="rId44" w:history="1">
+      <w:hyperlink r:id="rId43" w:history="1">
         <w:r>
           <w:rPr>
             <w:rStyle w:val="Hyperlink"/>
@@ -13704,7 +13265,7 @@
         </w:rPr>
         <w:t xml:space="preserve">”, Available at: </w:t>
       </w:r>
-      <w:hyperlink r:id="rId45" w:history="1">
+      <w:hyperlink r:id="rId44" w:history="1">
         <w:r>
           <w:rPr>
             <w:rStyle w:val="Hyperlink"/>
@@ -13725,10 +13286,10 @@
       </w:r>
     </w:p>
     <w:sectPr>
-      <w:headerReference w:type="default" r:id="rId46"/>
-      <w:footerReference w:type="default" r:id="rId47"/>
-      <w:headerReference w:type="first" r:id="rId48"/>
-      <w:footerReference w:type="first" r:id="rId49"/>
+      <w:headerReference w:type="default" r:id="rId45"/>
+      <w:footerReference w:type="default" r:id="rId46"/>
+      <w:headerReference w:type="first" r:id="rId47"/>
+      <w:footerReference w:type="first" r:id="rId48"/>
       <w:pgSz w:w="11906" w:h="16838"/>
       <w:pgMar w:top="1440" w:right="1440" w:bottom="1440" w:left="1440" w:header="708" w:footer="708" w:gutter="0"/>
       <w:pgBorders w:display="firstPage" w:offsetFrom="page">
@@ -13747,7 +13308,23 @@
 
 <file path=word/comments.xml><?xml version="1.0" encoding="utf-8"?>
 <w:comments xmlns:wpc="http://schemas.microsoft.com/office/word/2010/wordprocessingCanvas" xmlns:cx="http://schemas.microsoft.com/office/drawing/2014/chartex" xmlns:cx1="http://schemas.microsoft.com/office/drawing/2015/9/8/chartex" xmlns:cx2="http://schemas.microsoft.com/office/drawing/2015/10/21/chartex" xmlns:cx3="http://schemas.microsoft.com/office/drawing/2016/5/9/chartex" xmlns:cx4="http://schemas.microsoft.com/office/drawing/2016/5/10/chartex" xmlns:cx5="http://schemas.microsoft.com/office/drawing/2016/5/11/chartex" xmlns:cx6="http://schemas.microsoft.com/office/drawing/2016/5/12/chartex" xmlns:cx7="http://schemas.microsoft.com/office/drawing/2016/5/13/chartex" xmlns:cx8="http://schemas.microsoft.com/office/drawing/2016/5/14/chartex" xmlns:mc="http://schemas.openxmlformats.org/markup-compatibility/2006" xmlns:aink="http://schemas.microsoft.com/office/drawing/2016/ink" xmlns:am3d="http://schemas.microsoft.com/office/drawing/2017/model3d" xmlns:o="urn:schemas-microsoft-com:office:office" xmlns:oel="http://schemas.microsoft.com/office/2019/extlst" xmlns:r="http://schemas.openxmlformats.org/officeDocument/2006/relationships" xmlns:m="http://schemas.openxmlformats.org/officeDocument/2006/math" xmlns:v="urn:schemas-microsoft-com:vml" xmlns:wp14="http://schemas.microsoft.com/office/word/2010/wordprocessingDrawing" xmlns:wp="http://schemas.openxmlformats.org/drawingml/2006/wordprocessingDrawing" xmlns:w10="urn:schemas-microsoft-com:office:word" xmlns:w="http://schemas.openxmlformats.org/wordprocessingml/2006/main" xmlns:w14="http://schemas.microsoft.com/office/word/2010/wordml" xmlns:w15="http://schemas.microsoft.com/office/word/2012/wordml" xmlns:w16cex="http://schemas.microsoft.com/office/word/2018/wordml/cex" xmlns:w16cid="http://schemas.microsoft.com/office/word/2016/wordml/cid" xmlns:w16="http://schemas.microsoft.com/office/word/2018/wordml" xmlns:w16du="http://schemas.microsoft.com/office/word/2023/wordml/word16du" xmlns:w16sdtdh="http://schemas.microsoft.com/office/word/2020/wordml/sdtdatahash" xmlns:w16sdtfl="http://schemas.microsoft.com/office/word/2024/wordml/sdtformatlock" xmlns:w16se="http://schemas.microsoft.com/office/word/2015/wordml/symex" xmlns:wpg="http://schemas.microsoft.com/office/word/2010/wordprocessingGroup" xmlns:wpi="http://schemas.microsoft.com/office/word/2010/wordprocessingInk" xmlns:wne="http://schemas.microsoft.com/office/word/2006/wordml" xmlns:wps="http://schemas.microsoft.com/office/word/2010/wordprocessingShape" mc:Ignorable="w14 w15 w16se w16cid w16 w16cex w16sdtdh w16sdtfl w16du wp14">
-  <w:comment w:id="2" w:author="Dr Nicola J Bowman" w:date="2025-12-08T12:42:00Z" w:initials="NB">
+  <w:comment w:id="1" w:author="Alfred Anate Bodurin Mayaki" w:date="2026-03-04T22:34:00Z" w:initials="AABM">
+    <w:p>
+      <w:pPr>
+        <w:pStyle w:val="CommentText"/>
+      </w:pPr>
+      <w:r>
+        <w:rPr>
+          <w:rStyle w:val="CommentReference"/>
+        </w:rPr>
+        <w:annotationRef/>
+      </w:r>
+      <w:r>
+        <w:t>Tentative</w:t>
+      </w:r>
+    </w:p>
+  </w:comment>
+  <w:comment w:id="4" w:author="Dr Nicola J Bowman" w:date="2025-12-08T12:42:00Z" w:initials="NB">
     <w:p>
       <w:pPr>
         <w:pStyle w:val="CommentText"/>
@@ -13779,7 +13356,7 @@
       </w:r>
     </w:p>
   </w:comment>
-  <w:comment w:id="4" w:author="Dr Nicola J Bowman" w:date="2025-12-08T12:43:00Z" w:initials="NB">
+  <w:comment w:id="5" w:author="Dr Nicola J Bowman" w:date="2025-12-08T12:43:00Z" w:initials="NB">
     <w:p>
       <w:pPr>
         <w:pStyle w:val="CommentText"/>
@@ -13795,7 +13372,7 @@
       </w:r>
     </w:p>
   </w:comment>
-  <w:comment w:id="6" w:author="Dr Nicola J Bowman" w:date="2025-12-08T12:45:00Z" w:initials="NB">
+  <w:comment w:id="7" w:author="Dr Nicola J Bowman" w:date="2025-12-08T12:45:00Z" w:initials="NB">
     <w:p>
       <w:pPr>
         <w:pStyle w:val="CommentText"/>
@@ -13811,7 +13388,7 @@
       </w:r>
     </w:p>
   </w:comment>
-  <w:comment w:id="10" w:author="Dr Nicola J Bowman" w:date="2026-02-25T12:56:00Z" w:initials="NB">
+  <w:comment w:id="11" w:author="Dr Nicola J Bowman" w:date="2026-02-25T12:56:00Z" w:initials="NB">
     <w:p>
       <w:pPr>
         <w:pStyle w:val="CommentText"/>
@@ -13827,7 +13404,7 @@
       </w:r>
     </w:p>
   </w:comment>
-  <w:comment w:id="11" w:author="Alfred Anate Bodurin Mayaki" w:date="2026-03-04T20:31:00Z" w:initials="AABM">
+  <w:comment w:id="12" w:author="Alfred Anate Bodurin Mayaki" w:date="2026-03-04T20:31:00Z" w:initials="AABM">
     <w:p>
       <w:pPr>
         <w:pStyle w:val="CommentText"/>
@@ -13840,22 +13417,6 @@
       </w:r>
       <w:r>
         <w:t>Thanks Nicola, TMA 2 revisions have been made and are highlighted in red.</w:t>
-      </w:r>
-    </w:p>
-  </w:comment>
-  <w:comment w:id="12" w:author="Dr Nicola J Bowman" w:date="2026-02-25T12:58:00Z" w:initials="NB">
-    <w:p>
-      <w:pPr>
-        <w:pStyle w:val="CommentText"/>
-      </w:pPr>
-      <w:r>
-        <w:rPr>
-          <w:rStyle w:val="CommentReference"/>
-        </w:rPr>
-        <w:annotationRef/>
-      </w:r>
-      <w:r>
-        <w:t>The gap usually goes more towards the end.</w:t>
       </w:r>
     </w:p>
   </w:comment>
@@ -13871,7 +13432,7 @@
         <w:annotationRef/>
       </w:r>
       <w:r>
-        <w:t>Ok but why?</w:t>
+        <w:t>The gap usually goes more towards the end.</w:t>
       </w:r>
     </w:p>
   </w:comment>
@@ -13887,11 +13448,11 @@
         <w:annotationRef/>
       </w:r>
       <w:r>
-        <w:t>Clearer rationale for type of literature review chosen would have been good</w:t>
+        <w:t>Ok but why?</w:t>
       </w:r>
     </w:p>
   </w:comment>
-  <w:comment w:id="15" w:author="Dr Nicola J Bowman" w:date="2026-02-25T12:59:00Z" w:initials="NB">
+  <w:comment w:id="15" w:author="Dr Nicola J Bowman" w:date="2026-02-25T12:58:00Z" w:initials="NB">
     <w:p>
       <w:pPr>
         <w:pStyle w:val="CommentText"/>
@@ -13903,11 +13464,11 @@
         <w:annotationRef/>
       </w:r>
       <w:r>
-        <w:t>Ok but why?  Try to develop a stronger argument</w:t>
+        <w:t>Clearer rationale for type of literature review chosen would have been good</w:t>
       </w:r>
     </w:p>
   </w:comment>
-  <w:comment w:id="16" w:author="Dr Nicola J Bowman" w:date="2026-02-25T13:00:00Z" w:initials="NB">
+  <w:comment w:id="16" w:author="Dr Nicola J Bowman" w:date="2026-02-25T12:59:00Z" w:initials="NB">
     <w:p>
       <w:pPr>
         <w:pStyle w:val="CommentText"/>
@@ -13919,11 +13480,11 @@
         <w:annotationRef/>
       </w:r>
       <w:r>
-        <w:t>Good and you could maybe develop this further and show some of these links?</w:t>
+        <w:t>Ok but why?  Try to develop a stronger argument</w:t>
       </w:r>
     </w:p>
   </w:comment>
-  <w:comment w:id="17" w:author="Dr Nicola J Bowman" w:date="2026-02-25T13:04:00Z" w:initials="NB">
+  <w:comment w:id="17" w:author="Dr Nicola J Bowman" w:date="2026-02-25T13:00:00Z" w:initials="NB">
     <w:p>
       <w:pPr>
         <w:pStyle w:val="CommentText"/>
@@ -13935,11 +13496,27 @@
         <w:annotationRef/>
       </w:r>
       <w:r>
-        <w:t>There are some interesting comments in here - however some of this referencing is difficult to follow and I think you have the full stops in the wrong place.  Stronger critique would be good.</w:t>
+        <w:t>Good and you could maybe develop this further and show some of these links?</w:t>
       </w:r>
     </w:p>
   </w:comment>
-  <w:comment w:id="19" w:author="Dr Nicola J Bowman" w:date="2026-02-25T13:04:00Z" w:initials="NB">
+  <w:comment w:id="18" w:author="Dr Nicola J Bowman" w:date="2026-02-25T13:04:00Z" w:initials="NB">
+    <w:p>
+      <w:pPr>
+        <w:pStyle w:val="CommentText"/>
+      </w:pPr>
+      <w:r>
+        <w:rPr>
+          <w:rStyle w:val="CommentReference"/>
+        </w:rPr>
+        <w:annotationRef/>
+      </w:r>
+      <w:r>
+        <w:t>There are some interesting comments in here - however some of this referencing is difficult to follow and I think you have the full stops in the wrong place.  Stronger critique would be good.</w:t>
+      </w:r>
+    </w:p>
+  </w:comment>
+  <w:comment w:id="20" w:author="Dr Nicola J Bowman" w:date="2026-02-25T13:04:00Z" w:initials="NB">
     <w:p>
       <w:pPr>
         <w:pStyle w:val="CommentText"/>
@@ -13960,6 +13537,7 @@
 
 <file path=word/commentsExtended.xml><?xml version="1.0" encoding="utf-8"?>
 <w15:commentsEx xmlns:wpc="http://schemas.microsoft.com/office/word/2010/wordprocessingCanvas" xmlns:cx="http://schemas.microsoft.com/office/drawing/2014/chartex" xmlns:cx1="http://schemas.microsoft.com/office/drawing/2015/9/8/chartex" xmlns:cx2="http://schemas.microsoft.com/office/drawing/2015/10/21/chartex" xmlns:cx3="http://schemas.microsoft.com/office/drawing/2016/5/9/chartex" xmlns:cx4="http://schemas.microsoft.com/office/drawing/2016/5/10/chartex" xmlns:cx5="http://schemas.microsoft.com/office/drawing/2016/5/11/chartex" xmlns:cx6="http://schemas.microsoft.com/office/drawing/2016/5/12/chartex" xmlns:cx7="http://schemas.microsoft.com/office/drawing/2016/5/13/chartex" xmlns:cx8="http://schemas.microsoft.com/office/drawing/2016/5/14/chartex" xmlns:mc="http://schemas.openxmlformats.org/markup-compatibility/2006" xmlns:aink="http://schemas.microsoft.com/office/drawing/2016/ink" xmlns:am3d="http://schemas.microsoft.com/office/drawing/2017/model3d" xmlns:o="urn:schemas-microsoft-com:office:office" xmlns:oel="http://schemas.microsoft.com/office/2019/extlst" xmlns:r="http://schemas.openxmlformats.org/officeDocument/2006/relationships" xmlns:m="http://schemas.openxmlformats.org/officeDocument/2006/math" xmlns:v="urn:schemas-microsoft-com:vml" xmlns:wp14="http://schemas.microsoft.com/office/word/2010/wordprocessingDrawing" xmlns:wp="http://schemas.openxmlformats.org/drawingml/2006/wordprocessingDrawing" xmlns:w10="urn:schemas-microsoft-com:office:word" xmlns:w="http://schemas.openxmlformats.org/wordprocessingml/2006/main" xmlns:w14="http://schemas.microsoft.com/office/word/2010/wordml" xmlns:w15="http://schemas.microsoft.com/office/word/2012/wordml" xmlns:w16cex="http://schemas.microsoft.com/office/word/2018/wordml/cex" xmlns:w16cid="http://schemas.microsoft.com/office/word/2016/wordml/cid" xmlns:w16="http://schemas.microsoft.com/office/word/2018/wordml" xmlns:w16du="http://schemas.microsoft.com/office/word/2023/wordml/word16du" xmlns:w16sdtdh="http://schemas.microsoft.com/office/word/2020/wordml/sdtdatahash" xmlns:w16sdtfl="http://schemas.microsoft.com/office/word/2024/wordml/sdtformatlock" xmlns:w16se="http://schemas.microsoft.com/office/word/2015/wordml/symex" xmlns:wpg="http://schemas.microsoft.com/office/word/2010/wordprocessingGroup" xmlns:wpi="http://schemas.microsoft.com/office/word/2010/wordprocessingInk" xmlns:wne="http://schemas.microsoft.com/office/word/2006/wordml" xmlns:wps="http://schemas.microsoft.com/office/word/2010/wordprocessingShape" mc:Ignorable="w14 w15 w16se w16cid w16 w16cex w16sdtdh w16sdtfl w16du wp14">
+  <w15:commentEx w15:paraId="52CD038C" w15:done="0"/>
   <w15:commentEx w15:paraId="1EC4C7B5" w15:done="0"/>
   <w15:commentEx w15:paraId="6F846AF5" w15:paraIdParent="1EC4C7B5" w15:done="0"/>
   <w15:commentEx w15:paraId="7E2E208D" w15:done="0"/>
@@ -13978,6 +13556,7 @@
 
 <file path=word/commentsExtensible.xml><?xml version="1.0" encoding="utf-8"?>
 <w16cex:commentsExtensible xmlns:wpc="http://schemas.microsoft.com/office/word/2010/wordprocessingCanvas" xmlns:cx="http://schemas.microsoft.com/office/drawing/2014/chartex" xmlns:cx1="http://schemas.microsoft.com/office/drawing/2015/9/8/chartex" xmlns:cx2="http://schemas.microsoft.com/office/drawing/2015/10/21/chartex" xmlns:cx3="http://schemas.microsoft.com/office/drawing/2016/5/9/chartex" xmlns:cx4="http://schemas.microsoft.com/office/drawing/2016/5/10/chartex" xmlns:cx5="http://schemas.microsoft.com/office/drawing/2016/5/11/chartex" xmlns:cx6="http://schemas.microsoft.com/office/drawing/2016/5/12/chartex" xmlns:cx7="http://schemas.microsoft.com/office/drawing/2016/5/13/chartex" xmlns:cx8="http://schemas.microsoft.com/office/drawing/2016/5/14/chartex" xmlns:cr="http://schemas.microsoft.com/office/comments/2020/reactions" xmlns:mc="http://schemas.openxmlformats.org/markup-compatibility/2006" xmlns:aink="http://schemas.microsoft.com/office/drawing/2016/ink" xmlns:am3d="http://schemas.microsoft.com/office/drawing/2017/model3d" xmlns:o="urn:schemas-microsoft-com:office:office" xmlns:oel="http://schemas.microsoft.com/office/2019/extlst" xmlns:r="http://schemas.openxmlformats.org/officeDocument/2006/relationships" xmlns:m="http://schemas.openxmlformats.org/officeDocument/2006/math" xmlns:v="urn:schemas-microsoft-com:vml" xmlns:wp14="http://schemas.microsoft.com/office/word/2010/wordprocessingDrawing" xmlns:wp="http://schemas.openxmlformats.org/drawingml/2006/wordprocessingDrawing" xmlns:w10="urn:schemas-microsoft-com:office:word" xmlns:w="http://schemas.openxmlformats.org/wordprocessingml/2006/main" xmlns:w14="http://schemas.microsoft.com/office/word/2010/wordml" xmlns:w15="http://schemas.microsoft.com/office/word/2012/wordml" xmlns:w16cex="http://schemas.microsoft.com/office/word/2018/wordml/cex" xmlns:w16cid="http://schemas.microsoft.com/office/word/2016/wordml/cid" xmlns:w16="http://schemas.microsoft.com/office/word/2018/wordml" xmlns:w16du="http://schemas.microsoft.com/office/word/2023/wordml/word16du" xmlns:w16sdtdh="http://schemas.microsoft.com/office/word/2020/wordml/sdtdatahash" xmlns:w16sdtfl="http://schemas.microsoft.com/office/word/2024/wordml/sdtformatlock" xmlns:w16se="http://schemas.microsoft.com/office/word/2015/wordml/symex" xmlns:wpg="http://schemas.microsoft.com/office/word/2010/wordprocessingGroup" xmlns:wpi="http://schemas.microsoft.com/office/word/2010/wordprocessingInk" xmlns:wne="http://schemas.microsoft.com/office/word/2006/wordml" xmlns:wps="http://schemas.microsoft.com/office/word/2010/wordprocessingShape" mc:Ignorable="w14 w15 w16se w16cid w16 w16cex w16sdtdh w16sdtfl cr w16du wp14">
+  <w16cex:commentExtensible w16cex:durableId="5446821C" w16cex:dateUtc="2026-03-04T22:34:00Z"/>
   <w16cex:commentExtensible w16cex:durableId="092498D3" w16cex:dateUtc="2025-12-08T12:42:00Z"/>
   <w16cex:commentExtensible w16cex:durableId="0CA22FC0" w16cex:dateUtc="2025-12-23T14:14:00Z"/>
   <w16cex:commentExtensible w16cex:durableId="13763083" w16cex:dateUtc="2025-12-08T12:43:00Z"/>
@@ -13996,6 +13575,7 @@
 
 <file path=word/commentsIds.xml><?xml version="1.0" encoding="utf-8"?>
 <w16cid:commentsIds xmlns:wpc="http://schemas.microsoft.com/office/word/2010/wordprocessingCanvas" xmlns:cx="http://schemas.microsoft.com/office/drawing/2014/chartex" xmlns:cx1="http://schemas.microsoft.com/office/drawing/2015/9/8/chartex" xmlns:cx2="http://schemas.microsoft.com/office/drawing/2015/10/21/chartex" xmlns:cx3="http://schemas.microsoft.com/office/drawing/2016/5/9/chartex" xmlns:cx4="http://schemas.microsoft.com/office/drawing/2016/5/10/chartex" xmlns:cx5="http://schemas.microsoft.com/office/drawing/2016/5/11/chartex" xmlns:cx6="http://schemas.microsoft.com/office/drawing/2016/5/12/chartex" xmlns:cx7="http://schemas.microsoft.com/office/drawing/2016/5/13/chartex" xmlns:cx8="http://schemas.microsoft.com/office/drawing/2016/5/14/chartex" xmlns:mc="http://schemas.openxmlformats.org/markup-compatibility/2006" xmlns:aink="http://schemas.microsoft.com/office/drawing/2016/ink" xmlns:am3d="http://schemas.microsoft.com/office/drawing/2017/model3d" xmlns:o="urn:schemas-microsoft-com:office:office" xmlns:oel="http://schemas.microsoft.com/office/2019/extlst" xmlns:r="http://schemas.openxmlformats.org/officeDocument/2006/relationships" xmlns:m="http://schemas.openxmlformats.org/officeDocument/2006/math" xmlns:v="urn:schemas-microsoft-com:vml" xmlns:wp14="http://schemas.microsoft.com/office/word/2010/wordprocessingDrawing" xmlns:wp="http://schemas.openxmlformats.org/drawingml/2006/wordprocessingDrawing" xmlns:w10="urn:schemas-microsoft-com:office:word" xmlns:w="http://schemas.openxmlformats.org/wordprocessingml/2006/main" xmlns:w14="http://schemas.microsoft.com/office/word/2010/wordml" xmlns:w15="http://schemas.microsoft.com/office/word/2012/wordml" xmlns:w16cex="http://schemas.microsoft.com/office/word/2018/wordml/cex" xmlns:w16cid="http://schemas.microsoft.com/office/word/2016/wordml/cid" xmlns:w16="http://schemas.microsoft.com/office/word/2018/wordml" xmlns:w16du="http://schemas.microsoft.com/office/word/2023/wordml/word16du" xmlns:w16sdtdh="http://schemas.microsoft.com/office/word/2020/wordml/sdtdatahash" xmlns:w16sdtfl="http://schemas.microsoft.com/office/word/2024/wordml/sdtformatlock" xmlns:w16se="http://schemas.microsoft.com/office/word/2015/wordml/symex" xmlns:wpg="http://schemas.microsoft.com/office/word/2010/wordprocessingGroup" xmlns:wpi="http://schemas.microsoft.com/office/word/2010/wordprocessingInk" xmlns:wne="http://schemas.microsoft.com/office/word/2006/wordml" xmlns:wps="http://schemas.microsoft.com/office/word/2010/wordprocessingShape" mc:Ignorable="w14 w15 w16se w16cid w16 w16cex w16sdtdh w16sdtfl w16du wp14">
+  <w16cid:commentId w16cid:paraId="52CD038C" w16cid:durableId="5446821C"/>
   <w16cid:commentId w16cid:paraId="1EC4C7B5" w16cid:durableId="092498D3"/>
   <w16cid:commentId w16cid:paraId="6F846AF5" w16cid:durableId="0CA22FC0"/>
   <w16cid:commentId w16cid:paraId="7E2E208D" w16cid:durableId="13763083"/>
@@ -14103,74 +13683,13 @@
     </w:pPr>
     <w:r>
       <w:rPr>
-        <w:rFonts w:ascii="CMU Sans Serif" w:hAnsi="CMU Sans Serif" w:cs="CMU Sans Serif"/>
-        <w:noProof/>
-      </w:rPr>
-      <w:drawing>
-        <wp:anchor distT="0" distB="0" distL="114300" distR="114300" simplePos="0" relativeHeight="251660288" behindDoc="0" locked="0" layoutInCell="1" allowOverlap="1" wp14:anchorId="11090577" wp14:editId="22235D74">
-          <wp:simplePos x="0" y="0"/>
-          <wp:positionH relativeFrom="margin">
-            <wp:posOffset>4615180</wp:posOffset>
-          </wp:positionH>
-          <wp:positionV relativeFrom="bottomMargin">
-            <wp:posOffset>20320</wp:posOffset>
-          </wp:positionV>
-          <wp:extent cx="1622416" cy="491103"/>
-          <wp:effectExtent l="0" t="0" r="0" b="4445"/>
-          <wp:wrapSquare wrapText="bothSides"/>
-          <wp:docPr id="781199708" name="Picture 3"/>
-          <wp:cNvGraphicFramePr>
-            <a:graphicFrameLocks xmlns:a="http://schemas.openxmlformats.org/drawingml/2006/main" noChangeAspect="1"/>
-          </wp:cNvGraphicFramePr>
-          <a:graphic xmlns:a="http://schemas.openxmlformats.org/drawingml/2006/main">
-            <a:graphicData uri="http://schemas.openxmlformats.org/drawingml/2006/picture">
-              <pic:pic xmlns:pic="http://schemas.openxmlformats.org/drawingml/2006/picture">
-                <pic:nvPicPr>
-                  <pic:cNvPr id="781199708" name="Picture 781199708"/>
-                  <pic:cNvPicPr/>
-                </pic:nvPicPr>
-                <pic:blipFill>
-                  <a:blip r:embed="rId1">
-                    <a:extLst>
-                      <a:ext uri="{28A0092B-C50C-407E-A947-70E740481C1C}">
-                        <a14:useLocalDpi xmlns:a14="http://schemas.microsoft.com/office/drawing/2010/main" val="0"/>
-                      </a:ext>
-                    </a:extLst>
-                  </a:blip>
-                  <a:stretch>
-                    <a:fillRect/>
-                  </a:stretch>
-                </pic:blipFill>
-                <pic:spPr>
-                  <a:xfrm>
-                    <a:off x="0" y="0"/>
-                    <a:ext cx="1622416" cy="491103"/>
-                  </a:xfrm>
-                  <a:prstGeom prst="rect">
-                    <a:avLst/>
-                  </a:prstGeom>
-                </pic:spPr>
-              </pic:pic>
-            </a:graphicData>
-          </a:graphic>
-          <wp14:sizeRelH relativeFrom="margin">
-            <wp14:pctWidth>0</wp14:pctWidth>
-          </wp14:sizeRelH>
-          <wp14:sizeRelV relativeFrom="margin">
-            <wp14:pctHeight>0</wp14:pctHeight>
-          </wp14:sizeRelV>
-        </wp:anchor>
-      </w:drawing>
-    </w:r>
-    <w:r>
-      <w:rPr>
         <w:rFonts w:ascii="Times New Roman" w:hAnsi="Times New Roman" w:cs="Times New Roman"/>
         <w:noProof/>
         <w:sz w:val="20"/>
         <w:szCs w:val="20"/>
       </w:rPr>
       <w:drawing>
-        <wp:anchor distT="0" distB="0" distL="114300" distR="114300" simplePos="0" relativeHeight="251658240" behindDoc="0" locked="0" layoutInCell="1" allowOverlap="1" wp14:anchorId="6557800D" wp14:editId="1592927C">
+        <wp:anchor distT="0" distB="0" distL="114300" distR="114300" simplePos="0" relativeHeight="251658240" behindDoc="0" locked="0" layoutInCell="1" allowOverlap="1" wp14:anchorId="6557800D" wp14:editId="18C72AB8">
           <wp:simplePos x="0" y="0"/>
           <wp:positionH relativeFrom="leftMargin">
             <wp:posOffset>379920</wp:posOffset>
@@ -14193,7 +13712,7 @@
                   <pic:cNvPicPr/>
                 </pic:nvPicPr>
                 <pic:blipFill>
-                  <a:blip r:embed="rId2">
+                  <a:blip r:embed="rId1">
                     <a:extLst>
                       <a:ext uri="{28A0092B-C50C-407E-A947-70E740481C1C}">
                         <a14:useLocalDpi xmlns:a14="http://schemas.microsoft.com/office/drawing/2010/main" val="0"/>
@@ -14259,6 +13778,67 @@
         <w:szCs w:val="20"/>
       </w:rPr>
     </w:pPr>
+    <w:r>
+      <w:rPr>
+        <w:rFonts w:ascii="CMU Sans Serif" w:hAnsi="CMU Sans Serif" w:cs="CMU Sans Serif"/>
+        <w:noProof/>
+      </w:rPr>
+      <w:drawing>
+        <wp:anchor distT="0" distB="0" distL="114300" distR="114300" simplePos="0" relativeHeight="251660288" behindDoc="0" locked="0" layoutInCell="1" allowOverlap="1" wp14:anchorId="11090577" wp14:editId="6363952D">
+          <wp:simplePos x="0" y="0"/>
+          <wp:positionH relativeFrom="margin">
+            <wp:posOffset>5188593</wp:posOffset>
+          </wp:positionH>
+          <wp:positionV relativeFrom="bottomMargin">
+            <wp:posOffset>201369</wp:posOffset>
+          </wp:positionV>
+          <wp:extent cx="979805" cy="296545"/>
+          <wp:effectExtent l="0" t="0" r="0" b="8255"/>
+          <wp:wrapSquare wrapText="bothSides"/>
+          <wp:docPr id="781199708" name="Picture 3"/>
+          <wp:cNvGraphicFramePr>
+            <a:graphicFrameLocks xmlns:a="http://schemas.openxmlformats.org/drawingml/2006/main" noChangeAspect="1"/>
+          </wp:cNvGraphicFramePr>
+          <a:graphic xmlns:a="http://schemas.openxmlformats.org/drawingml/2006/main">
+            <a:graphicData uri="http://schemas.openxmlformats.org/drawingml/2006/picture">
+              <pic:pic xmlns:pic="http://schemas.openxmlformats.org/drawingml/2006/picture">
+                <pic:nvPicPr>
+                  <pic:cNvPr id="781199708" name="Picture 781199708"/>
+                  <pic:cNvPicPr/>
+                </pic:nvPicPr>
+                <pic:blipFill>
+                  <a:blip r:embed="rId2">
+                    <a:extLst>
+                      <a:ext uri="{28A0092B-C50C-407E-A947-70E740481C1C}">
+                        <a14:useLocalDpi xmlns:a14="http://schemas.microsoft.com/office/drawing/2010/main" val="0"/>
+                      </a:ext>
+                    </a:extLst>
+                  </a:blip>
+                  <a:stretch>
+                    <a:fillRect/>
+                  </a:stretch>
+                </pic:blipFill>
+                <pic:spPr>
+                  <a:xfrm>
+                    <a:off x="0" y="0"/>
+                    <a:ext cx="979805" cy="296545"/>
+                  </a:xfrm>
+                  <a:prstGeom prst="rect">
+                    <a:avLst/>
+                  </a:prstGeom>
+                </pic:spPr>
+              </pic:pic>
+            </a:graphicData>
+          </a:graphic>
+          <wp14:sizeRelH relativeFrom="margin">
+            <wp14:pctWidth>0</wp14:pctWidth>
+          </wp14:sizeRelH>
+          <wp14:sizeRelV relativeFrom="margin">
+            <wp14:pctHeight>0</wp14:pctHeight>
+          </wp14:sizeRelV>
+        </wp:anchor>
+      </w:drawing>
+    </w:r>
     <w:hyperlink r:id="rId3" w:history="1">
       <w:r>
         <w:rPr>
@@ -14374,97 +13954,6 @@
           <w:szCs w:val="18"/>
         </w:rPr>
         <w:t>. The author is a student member of the Royal Economic Society.</w:t>
-      </w:r>
-    </w:p>
-  </w:footnote>
-  <w:footnote w:id="2">
-    <w:p>
-      <w:pPr>
-        <w:pStyle w:val="FootnoteText"/>
-        <w:jc w:val="both"/>
-        <w:rPr>
-          <w:sz w:val="18"/>
-          <w:szCs w:val="18"/>
-        </w:rPr>
-      </w:pPr>
-      <w:r>
-        <w:rPr>
-          <w:rStyle w:val="FootnoteReference"/>
-        </w:rPr>
-        <w:footnoteRef/>
-      </w:r>
-      <w:r>
-        <w:t xml:space="preserve"> </w:t>
-      </w:r>
-      <w:r>
-        <w:rPr>
-          <w:sz w:val="18"/>
-          <w:szCs w:val="18"/>
-        </w:rPr>
-        <w:t xml:space="preserve">This thesis </w:t>
-      </w:r>
-      <w:r>
-        <w:rPr>
-          <w:sz w:val="18"/>
-          <w:szCs w:val="18"/>
-        </w:rPr>
-        <w:t>define</w:t>
-      </w:r>
-      <w:r>
-        <w:rPr>
-          <w:sz w:val="18"/>
-          <w:szCs w:val="18"/>
-        </w:rPr>
-        <w:t>s</w:t>
-      </w:r>
-      <w:r>
-        <w:rPr>
-          <w:sz w:val="18"/>
-          <w:szCs w:val="18"/>
-        </w:rPr>
-        <w:t xml:space="preserve"> </w:t>
-      </w:r>
-      <w:r>
-        <w:rPr>
-          <w:sz w:val="18"/>
-          <w:szCs w:val="18"/>
-        </w:rPr>
-        <w:t>three</w:t>
-      </w:r>
-      <w:r>
-        <w:rPr>
-          <w:sz w:val="18"/>
-          <w:szCs w:val="18"/>
-        </w:rPr>
-        <w:t xml:space="preserve"> specific conditions in-scope of th</w:t>
-      </w:r>
-      <w:r>
-        <w:rPr>
-          <w:sz w:val="18"/>
-          <w:szCs w:val="18"/>
-        </w:rPr>
-        <w:t>e</w:t>
-      </w:r>
-      <w:r>
-        <w:rPr>
-          <w:sz w:val="18"/>
-          <w:szCs w:val="18"/>
-        </w:rPr>
-        <w:t xml:space="preserve"> study: </w:t>
-      </w:r>
-      <w:r>
-        <w:rPr>
-          <w:sz w:val="18"/>
-          <w:szCs w:val="18"/>
-        </w:rPr>
-        <w:t xml:space="preserve">ADHD, </w:t>
-      </w:r>
-      <w:r>
-        <w:rPr>
-          <w:sz w:val="18"/>
-          <w:szCs w:val="18"/>
-        </w:rPr>
-        <w:t>Autism and Bipolar Disorder.</w:t>
       </w:r>
     </w:p>
   </w:footnote>
@@ -14514,7 +14003,7 @@
             <w:szCs w:val="18"/>
             <w14:ligatures w14:val="none"/>
           </w:rPr>
-          <w:t>Signalling and HRM: The Micoreconomics of Inclusion (2026)</w:t>
+          <w:t>Signalling and SHRM: The Micoreconomics of Inclusion (2026)</w:t>
         </w:r>
       </w:sdtContent>
     </w:sdt>
@@ -14721,7 +14210,23 @@
             <w:sz w:val="18"/>
             <w:szCs w:val="18"/>
           </w:rPr>
-          <w:t xml:space="preserve">Signalling and HRM: The Micoreconomics of </w:t>
+          <w:t xml:space="preserve">Signalling and </w:t>
+        </w:r>
+        <w:r>
+          <w:rPr>
+            <w:rFonts w:ascii="CMU Sans Serif" w:hAnsi="CMU Sans Serif" w:cs="CMU Sans Serif"/>
+            <w:sz w:val="18"/>
+            <w:szCs w:val="18"/>
+          </w:rPr>
+          <w:t>S</w:t>
+        </w:r>
+        <w:r>
+          <w:rPr>
+            <w:rFonts w:ascii="CMU Sans Serif" w:hAnsi="CMU Sans Serif" w:cs="CMU Sans Serif"/>
+            <w:sz w:val="18"/>
+            <w:szCs w:val="18"/>
+          </w:rPr>
+          <w:t xml:space="preserve">HRM: The Micoreconomics of </w:t>
         </w:r>
         <w:r>
           <w:rPr>
@@ -18107,11 +17612,11 @@
 
 <file path=word/people.xml><?xml version="1.0" encoding="utf-8"?>
 <w15:people xmlns:wpc="http://schemas.microsoft.com/office/word/2010/wordprocessingCanvas" xmlns:cx="http://schemas.microsoft.com/office/drawing/2014/chartex" xmlns:cx1="http://schemas.microsoft.com/office/drawing/2015/9/8/chartex" xmlns:cx2="http://schemas.microsoft.com/office/drawing/2015/10/21/chartex" xmlns:cx3="http://schemas.microsoft.com/office/drawing/2016/5/9/chartex" xmlns:cx4="http://schemas.microsoft.com/office/drawing/2016/5/10/chartex" xmlns:cx5="http://schemas.microsoft.com/office/drawing/2016/5/11/chartex" xmlns:cx6="http://schemas.microsoft.com/office/drawing/2016/5/12/chartex" xmlns:cx7="http://schemas.microsoft.com/office/drawing/2016/5/13/chartex" xmlns:cx8="http://schemas.microsoft.com/office/drawing/2016/5/14/chartex" xmlns:mc="http://schemas.openxmlformats.org/markup-compatibility/2006" xmlns:aink="http://schemas.microsoft.com/office/drawing/2016/ink" xmlns:am3d="http://schemas.microsoft.com/office/drawing/2017/model3d" xmlns:o="urn:schemas-microsoft-com:office:office" xmlns:oel="http://schemas.microsoft.com/office/2019/extlst" xmlns:r="http://schemas.openxmlformats.org/officeDocument/2006/relationships" xmlns:m="http://schemas.openxmlformats.org/officeDocument/2006/math" xmlns:v="urn:schemas-microsoft-com:vml" xmlns:wp14="http://schemas.microsoft.com/office/word/2010/wordprocessingDrawing" xmlns:wp="http://schemas.openxmlformats.org/drawingml/2006/wordprocessingDrawing" xmlns:w10="urn:schemas-microsoft-com:office:word" xmlns:w="http://schemas.openxmlformats.org/wordprocessingml/2006/main" xmlns:w14="http://schemas.microsoft.com/office/word/2010/wordml" xmlns:w15="http://schemas.microsoft.com/office/word/2012/wordml" xmlns:w16cex="http://schemas.microsoft.com/office/word/2018/wordml/cex" xmlns:w16cid="http://schemas.microsoft.com/office/word/2016/wordml/cid" xmlns:w16="http://schemas.microsoft.com/office/word/2018/wordml" xmlns:w16du="http://schemas.microsoft.com/office/word/2023/wordml/word16du" xmlns:w16sdtdh="http://schemas.microsoft.com/office/word/2020/wordml/sdtdatahash" xmlns:w16sdtfl="http://schemas.microsoft.com/office/word/2024/wordml/sdtformatlock" xmlns:w16se="http://schemas.microsoft.com/office/word/2015/wordml/symex" xmlns:wpg="http://schemas.microsoft.com/office/word/2010/wordprocessingGroup" xmlns:wpi="http://schemas.microsoft.com/office/word/2010/wordprocessingInk" xmlns:wne="http://schemas.microsoft.com/office/word/2006/wordml" xmlns:wps="http://schemas.microsoft.com/office/word/2010/wordprocessingShape" mc:Ignorable="w14 w15 w16se w16cid w16 w16cex w16sdtdh w16sdtfl w16du wp14">
+  <w15:person w15:author="Alfred Anate Bodurin Mayaki">
+    <w15:presenceInfo w15:providerId="None" w15:userId="Alfred Anate Bodurin Mayaki"/>
+  </w15:person>
   <w15:person w15:author="Dr Nicola J Bowman">
     <w15:presenceInfo w15:providerId="AD" w15:userId="S::npb@npb3.co.uk::9487878f-2c47-4352-8602-950f2b8ad10f"/>
-  </w15:person>
-  <w15:person w15:author="Alfred Anate Bodurin Mayaki">
-    <w15:presenceInfo w15:providerId="None" w15:userId="Alfred Anate Bodurin Mayaki"/>
   </w15:person>
 </w15:people>
 </file>
@@ -20069,6 +19574,7 @@
   </w:compat>
   <w:rsids>
     <w:rsidRoot w:val="00385CDF"/>
+    <w:rsid w:val="000863DF"/>
     <w:rsid w:val="001458C6"/>
     <w:rsid w:val="00385CDF"/>
     <w:rsid w:val="005648C8"/>
@@ -20076,7 +19582,6 @@
     <w:rsid w:val="00A7468E"/>
     <w:rsid w:val="00A84B39"/>
     <w:rsid w:val="00BC2221"/>
-    <w:rsid w:val="00F47EA1"/>
   </w:rsids>
   <m:mathPr>
     <m:mathFont m:val="Cambria Math"/>
